--- a/dermal_data/lit_review.docx
+++ b/dermal_data/lit_review.docx
@@ -70,7 +70,7 @@
           <w:sz w:val="36"/>
           <w:szCs w:val="36"/>
         </w:rPr>
-        <w:t xml:space="preserve">01/01/2026 – 01/02/2026</w:t>
+        <w:t xml:space="preserve">01/02/2026 – 01/03/2026</w:t>
       </w:r>
     </w:p>
     <w:p>
@@ -1004,9 +1004,9 @@
           <w:u w:val="single"/>
         </w:rPr>
         <w:t xml:space="preserve">
-          <w:hyperlink r:id="rId59" w:tgtFrame="_blank">
-            <w:r>
-              <w:t xml:space="preserve">Zinc oxide nanoparticles restore susceptibility to chlorhexidine and benzalkonium chloride in methicillin-resistant Staphylococcus aureus isolated from burn infections.</w:t>
+          <w:hyperlink r:id="rId201" w:tgtFrame="_blank">
+            <w:r>
+              <w:t xml:space="preserve">Chemical Evolution of Natural Product for Discovery and Mechanistic Exploration of Antibiotic against MRSA.</w:t>
             </w:r>
           </w:hyperlink>
         </w:t>
@@ -1049,9 +1049,9 @@
           <w:u w:val="single"/>
         </w:rPr>
         <w:t xml:space="preserve">
-          <w:hyperlink r:id="rId60" w:tgtFrame="_blank">
-            <w:r>
-              <w:t xml:space="preserve">Immunomodulatory microneedles restore mitochondrial homeostasis and balance TGF-β/TNF-α signaling to accelerate diabetic wound repair.</w:t>
+          <w:hyperlink r:id="rId202" w:tgtFrame="_blank">
+            <w:r>
+              <w:t xml:space="preserve">An antioxidant and injectable hydrogel dressing for repairing MRSA biofilm-infected diabetic wounds.</w:t>
             </w:r>
           </w:hyperlink>
         </w:t>
@@ -1094,9 +1094,9 @@
           <w:u w:val="single"/>
         </w:rPr>
         <w:t xml:space="preserve">
-          <w:hyperlink r:id="rId61" w:tgtFrame="_blank">
-            <w:r>
-              <w:t xml:space="preserve">Synergistic MS@Chl@Ag Composite System for Photothermal Antibacterial Therapy and Immune Microenvironment Modulation in Infected Wounds.</w:t>
+          <w:hyperlink r:id="rId203" w:tgtFrame="_blank">
+            <w:r>
+              <w:t xml:space="preserve">Prevalence, antimicrobial resistance, and associated factors of bacterial vaginosis and aerobic vaginitis among women suspected of STIs in Bahir Dar, Ethiopia.</w:t>
             </w:r>
           </w:hyperlink>
         </w:t>
@@ -1139,9 +1139,9 @@
           <w:u w:val="single"/>
         </w:rPr>
         <w:t xml:space="preserve">
-          <w:hyperlink r:id="rId62" w:tgtFrame="_blank">
-            <w:r>
-              <w:t xml:space="preserve">Chitosan-based photothermal synergistic antibacterial composite sponge achieves acute hemostasis and repair of infected wounds.</w:t>
+          <w:hyperlink r:id="rId204" w:tgtFrame="_blank">
+            <w:r>
+              <w:t xml:space="preserve">In Vitro Antimicrobial Evaluation of Silver Nanoparticles in Lyotropic Liquid Crystals for Cutaneous Wound Treatment.</w:t>
             </w:r>
           </w:hyperlink>
         </w:t>
@@ -1184,9 +1184,9 @@
           <w:u w:val="single"/>
         </w:rPr>
         <w:t xml:space="preserve">
-          <w:hyperlink r:id="rId63" w:tgtFrame="_blank">
-            <w:r>
-              <w:t xml:space="preserve">Near-infrared light-driven photocatalytic reactive oxygen species-generating antibacterial and self-shrinking hybrid hydrogels for combating drug-resistant bacterial biofilm infection and accelerating wound healing.</w:t>
+          <w:hyperlink r:id="rId205" w:tgtFrame="_blank">
+            <w:r>
+              <w:t xml:space="preserve">Silver sulfadiazine in modern dermatology.</w:t>
             </w:r>
           </w:hyperlink>
         </w:t>
@@ -1229,9 +1229,9 @@
           <w:u w:val="single"/>
         </w:rPr>
         <w:t xml:space="preserve">
-          <w:hyperlink r:id="rId64" w:tgtFrame="_blank">
-            <w:r>
-              <w:t xml:space="preserve">Comparative Study of Swab Culture and Tissue Biopsy in Burn Wound Sepsis: A Tertiary Centre Experience.</w:t>
+          <w:hyperlink r:id="rId206" w:tgtFrame="_blank">
+            <w:r>
+              <w:t xml:space="preserve">Can commensals alter pathogen's antibiotic resistance during co-culture?</w:t>
             </w:r>
           </w:hyperlink>
         </w:t>
@@ -1274,234 +1274,9 @@
           <w:u w:val="single"/>
         </w:rPr>
         <w:t xml:space="preserve">
-          <w:hyperlink r:id="rId65" w:tgtFrame="_blank">
-            <w:r>
-              <w:t xml:space="preserve">Reduced Duration of Isolation and Impact on Rates of Healthcare-Associated Multidrug-Resistant Organisms in a Pediatric Medical Center.</w:t>
-            </w:r>
-          </w:hyperlink>
-        </w:t>
-      </w:r>
-    </w:p>
-    <w:p>
-      <w:pPr>
-        <w:spacing w:after="0"/>
-        <w:rPr>
-          <w:color w:val="0F50FF"/>
-          <w:u w:val="single"/>
-        </w:rPr>
-      </w:pPr>
-      <w:r>
-        <w:rPr>
-          <w:color w:val="0F50FF"/>
-          <w:u w:val="single"/>
-        </w:rPr>
-        <w:t xml:space="preserve"/>
-      </w:r>
-    </w:p>
-    <w:p>
-      <w:pPr>
-        <w:pStyle w:val="ListParagraph"/>
-        <w:numPr>
-          <w:ilvl w:val="0"/>
-          <w:numId w:val="18"/>
-        </w:numPr>
-        <w:spacing w:after="0" w:line="240" w:lineRule="auto"/>
-        <w:ind w:left="357" w:hanging="357"/>
-        <w:rPr>
-          <w:color w:val="0F50FF"/>
-          <w:u w:val="single"/>
-        </w:rPr>
-      </w:pPr>
-      <w:proofErr w:type="gramStart"/>
-      <w:r>
-        <w:rPr>
-          <w:color w:val="0F50FF"/>
-          <w:u w:val="single"/>
-        </w:rPr>
-        <w:t xml:space="preserve">
-          <w:hyperlink r:id="rId66" w:tgtFrame="_blank">
-            <w:r>
-              <w:t xml:space="preserve">A single-component photo-crosslinked chitosan hydrogel with inherent antimicrobial and antioxidant capabilities for wound healing.</w:t>
-            </w:r>
-          </w:hyperlink>
-        </w:t>
-      </w:r>
-    </w:p>
-    <w:p>
-      <w:pPr>
-        <w:spacing w:after="0"/>
-        <w:rPr>
-          <w:color w:val="0F50FF"/>
-          <w:u w:val="single"/>
-        </w:rPr>
-      </w:pPr>
-      <w:r>
-        <w:rPr>
-          <w:color w:val="0F50FF"/>
-          <w:u w:val="single"/>
-        </w:rPr>
-        <w:t xml:space="preserve"/>
-      </w:r>
-    </w:p>
-    <w:p>
-      <w:pPr>
-        <w:pStyle w:val="ListParagraph"/>
-        <w:numPr>
-          <w:ilvl w:val="0"/>
-          <w:numId w:val="18"/>
-        </w:numPr>
-        <w:spacing w:after="0" w:line="240" w:lineRule="auto"/>
-        <w:ind w:left="357" w:hanging="357"/>
-        <w:rPr>
-          <w:color w:val="0F50FF"/>
-          <w:u w:val="single"/>
-        </w:rPr>
-      </w:pPr>
-      <w:proofErr w:type="gramStart"/>
-      <w:r>
-        <w:rPr>
-          <w:color w:val="0F50FF"/>
-          <w:u w:val="single"/>
-        </w:rPr>
-        <w:t xml:space="preserve">
-          <w:hyperlink r:id="rId67" w:tgtFrame="_blank">
-            <w:r>
-              <w:t xml:space="preserve">Advancements in Functional Dressings and a Case for Cotton Fiber Technology: Protease Modulation, Hydrogen Peroxide Generation, and ESKAPE Pathogen Antibacterial Activity.</w:t>
-            </w:r>
-          </w:hyperlink>
-        </w:t>
-      </w:r>
-    </w:p>
-    <w:p>
-      <w:pPr>
-        <w:spacing w:after="0"/>
-        <w:rPr>
-          <w:color w:val="0F50FF"/>
-          <w:u w:val="single"/>
-        </w:rPr>
-      </w:pPr>
-      <w:r>
-        <w:rPr>
-          <w:color w:val="0F50FF"/>
-          <w:u w:val="single"/>
-        </w:rPr>
-        <w:t xml:space="preserve"/>
-      </w:r>
-    </w:p>
-    <w:p>
-      <w:pPr>
-        <w:pStyle w:val="ListParagraph"/>
-        <w:numPr>
-          <w:ilvl w:val="0"/>
-          <w:numId w:val="18"/>
-        </w:numPr>
-        <w:spacing w:after="0" w:line="240" w:lineRule="auto"/>
-        <w:ind w:left="357" w:hanging="357"/>
-        <w:rPr>
-          <w:color w:val="0F50FF"/>
-          <w:u w:val="single"/>
-        </w:rPr>
-      </w:pPr>
-      <w:proofErr w:type="gramStart"/>
-      <w:r>
-        <w:rPr>
-          <w:color w:val="0F50FF"/>
-          <w:u w:val="single"/>
-        </w:rPr>
-        <w:t xml:space="preserve">
-          <w:hyperlink r:id="rId68" w:tgtFrame="_blank">
-            <w:r>
-              <w:t xml:space="preserve">Dual Modulation of Infection and Skin Recovery by Lamiaceae Hydrolate Hydrogels in S. aureus-Infected Burns.</w:t>
-            </w:r>
-          </w:hyperlink>
-        </w:t>
-      </w:r>
-    </w:p>
-    <w:p>
-      <w:pPr>
-        <w:spacing w:after="0"/>
-        <w:rPr>
-          <w:color w:val="0F50FF"/>
-          <w:u w:val="single"/>
-        </w:rPr>
-      </w:pPr>
-      <w:r>
-        <w:rPr>
-          <w:color w:val="0F50FF"/>
-          <w:u w:val="single"/>
-        </w:rPr>
-        <w:t xml:space="preserve"/>
-      </w:r>
-    </w:p>
-    <w:p>
-      <w:pPr>
-        <w:pStyle w:val="ListParagraph"/>
-        <w:numPr>
-          <w:ilvl w:val="0"/>
-          <w:numId w:val="18"/>
-        </w:numPr>
-        <w:spacing w:after="0" w:line="240" w:lineRule="auto"/>
-        <w:ind w:left="357" w:hanging="357"/>
-        <w:rPr>
-          <w:color w:val="0F50FF"/>
-          <w:u w:val="single"/>
-        </w:rPr>
-      </w:pPr>
-      <w:proofErr w:type="gramStart"/>
-      <w:r>
-        <w:rPr>
-          <w:color w:val="0F50FF"/>
-          <w:u w:val="single"/>
-        </w:rPr>
-        <w:t xml:space="preserve">
-          <w:hyperlink r:id="rId69" w:tgtFrame="_blank">
-            <w:r>
-              <w:t xml:space="preserve">Strategy to the scaffold effect of polyester-cotton fabrics: A fully encapsulated chitosan-based flame-retardant coating with integrated antibacterial and recyclable properties.</w:t>
-            </w:r>
-          </w:hyperlink>
-        </w:t>
-      </w:r>
-    </w:p>
-    <w:p>
-      <w:pPr>
-        <w:spacing w:after="0"/>
-        <w:rPr>
-          <w:color w:val="0F50FF"/>
-          <w:u w:val="single"/>
-        </w:rPr>
-      </w:pPr>
-      <w:r>
-        <w:rPr>
-          <w:color w:val="0F50FF"/>
-          <w:u w:val="single"/>
-        </w:rPr>
-        <w:t xml:space="preserve"/>
-      </w:r>
-    </w:p>
-    <w:p>
-      <w:pPr>
-        <w:pStyle w:val="ListParagraph"/>
-        <w:numPr>
-          <w:ilvl w:val="0"/>
-          <w:numId w:val="18"/>
-        </w:numPr>
-        <w:spacing w:after="0" w:line="240" w:lineRule="auto"/>
-        <w:ind w:left="357" w:hanging="357"/>
-        <w:rPr>
-          <w:color w:val="0F50FF"/>
-          <w:u w:val="single"/>
-        </w:rPr>
-      </w:pPr>
-      <w:proofErr w:type="gramStart"/>
-      <w:r>
-        <w:rPr>
-          <w:color w:val="0F50FF"/>
-          <w:u w:val="single"/>
-        </w:rPr>
-        <w:t xml:space="preserve">
-          <w:hyperlink r:id="rId70" w:tgtFrame="_blank">
-            <w:r>
-              <w:t xml:space="preserve">Hospital-Onset Bacteremia and Fungemia in a Regional Burn Intensive Care Unit.</w:t>
+          <w:hyperlink r:id="rId207" w:tgtFrame="_blank">
+            <w:r>
+              <w:t xml:space="preserve">Stevens-Johnson Syndrome And Toxic Epidermal Necrolysis Possibly Related to Daptomycin And Ceftaroline in a Patient With Persistent Methicillin-Resistant Staphylococcus aureus Bacteremia: A Case Report and Brief Review.</w:t>
             </w:r>
           </w:hyperlink>
         </w:t>
@@ -1579,9 +1354,9 @@
           <w:u w:val="single"/>
         </w:rPr>
         <w:t xml:space="preserve">
-          <w:hyperlink r:id="rId12" w:tgtFrame="_blank">
-            <w:r>
-              <w:t xml:space="preserve">Bee Products and Traditional Plant Therapies for Wound Care: a comprehensive review of scientific evidence and clinical applications.</w:t>
+          <w:hyperlink r:id="rId38" w:tgtFrame="_blank">
+            <w:r>
+              <w:t xml:space="preserve">Sequential application of vacuum sealing drainage and antibiotic-loaded bone cement for the successful treatment of a diabetic ischemic foot ulcer: a case report.</w:t>
             </w:r>
           </w:hyperlink>
         </w:t>
@@ -1624,9 +1399,9 @@
           <w:u w:val="single"/>
         </w:rPr>
         <w:t xml:space="preserve">
-          <w:hyperlink r:id="rId13" w:tgtFrame="_blank">
-            <w:r>
-              <w:t xml:space="preserve">Proteolytic enzymes from Bacillus subtilis AB2 as antibiofilm adjuvants: Bioprocess optimization, mechanistic insights, and synergy with antibiotics.</w:t>
+          <w:hyperlink r:id="rId39" w:tgtFrame="_blank">
+            <w:r>
+              <w:t xml:space="preserve">Nicotinamide mononucleotide modified CeO(2) hydrogels promote diabetic wound healing by managing exudate and reducing inflammation.</w:t>
             </w:r>
           </w:hyperlink>
         </w:t>
@@ -1669,9 +1444,9 @@
           <w:u w:val="single"/>
         </w:rPr>
         <w:t xml:space="preserve">
-          <w:hyperlink r:id="rId14" w:tgtFrame="_blank">
-            <w:r>
-              <w:t xml:space="preserve">Results of treating patients with diabetic foot ulcers with hyperbaric oxygen.</w:t>
+          <w:hyperlink r:id="rId40" w:tgtFrame="_blank">
+            <w:r>
+              <w:t xml:space="preserve">Validation of a Trained AI Imaging Model for Detecting Diabetic Foot Deformities.</w:t>
             </w:r>
           </w:hyperlink>
         </w:t>
@@ -1714,9 +1489,9 @@
           <w:u w:val="single"/>
         </w:rPr>
         <w:t xml:space="preserve">
-          <w:hyperlink r:id="rId15" w:tgtFrame="_blank">
-            <w:r>
-              <w:t xml:space="preserve">A descriptive retrospective study on the various uses of hyperbaric oxygen therapy.</w:t>
+          <w:hyperlink r:id="rId41" w:tgtFrame="_blank">
+            <w:r>
+              <w:t xml:space="preserve">Therapeutic potential, pharmacological role and molecular mechanisms of adelmidrol, an analogue of palmitoylethanolamide.</w:t>
             </w:r>
           </w:hyperlink>
         </w:t>
@@ -1759,9 +1534,9 @@
           <w:u w:val="single"/>
         </w:rPr>
         <w:t xml:space="preserve">
-          <w:hyperlink r:id="rId16" w:tgtFrame="_blank">
-            <w:r>
-              <w:t xml:space="preserve">Potential of phage therapy for the treatment of diabetic foot infections.</w:t>
+          <w:hyperlink r:id="rId42" w:tgtFrame="_blank">
+            <w:r>
+              <w:t xml:space="preserve">A longitudinal profiling of microbiome of diabetic foot ulcers shows functional role of microbial communities in wound worsening and chronicity.</w:t>
             </w:r>
           </w:hyperlink>
         </w:t>
@@ -1804,9 +1579,9 @@
           <w:u w:val="single"/>
         </w:rPr>
         <w:t xml:space="preserve">
-          <w:hyperlink r:id="rId17" w:tgtFrame="_blank">
-            <w:r>
-              <w:t xml:space="preserve">Prophylactic Incisional Negative Pressure wound therapy (NPWT) for major Amputations (PINTA): protocol for randomized controlled trial of single-use NPWT devices for closed-incision major lower extremity amputations.</w:t>
+          <w:hyperlink r:id="rId43" w:tgtFrame="_blank">
+            <w:r>
+              <w:t xml:space="preserve">Comparative Survey on Effects of Low-Level Laser Therapy and Polarized Light Therapy on Open Wound Healing in Diabetic Rats.</w:t>
             </w:r>
           </w:hyperlink>
         </w:t>
@@ -1849,9 +1624,9 @@
           <w:u w:val="single"/>
         </w:rPr>
         <w:t xml:space="preserve">
-          <w:hyperlink r:id="rId18" w:tgtFrame="_blank">
-            <w:r>
-              <w:t xml:space="preserve">Minimally Invasive Floating Metatarsal Osteotomy for Diabetic Foot Ulcers: A Systematic Review and Meta-Analysis.</w:t>
+          <w:hyperlink r:id="rId44" w:tgtFrame="_blank">
+            <w:r>
+              <w:t xml:space="preserve">Retrospective study on the distribution of pathogens, antibiotic resistance patterns, and risk factors of multidrug-resistant organism infections in patients with type 2 diabetic foot ulcers.</w:t>
             </w:r>
           </w:hyperlink>
         </w:t>
@@ -1894,9 +1669,9 @@
           <w:u w:val="single"/>
         </w:rPr>
         <w:t xml:space="preserve">
-          <w:hyperlink r:id="rId19" w:tgtFrame="_blank">
-            <w:r>
-              <w:t xml:space="preserve">Use of Polylactic Acid Dermal Matrix for the Management of Wounds with Exposed Avascular Structures.</w:t>
+          <w:hyperlink r:id="rId45" w:tgtFrame="_blank">
+            <w:r>
+              <w:t xml:space="preserve">Serum adiponectin and soluble intercellular adhesion molecule-1 in patients with diabetic foot ulcers: a retrospective cohort study on the evaluation of disease severity and prognosis.</w:t>
             </w:r>
           </w:hyperlink>
         </w:t>
@@ -1939,9 +1714,9 @@
           <w:u w:val="single"/>
         </w:rPr>
         <w:t xml:space="preserve">
-          <w:hyperlink r:id="rId20" w:tgtFrame="_blank">
-            <w:r>
-              <w:t xml:space="preserve">Microbiological characteristics and risk factors for multidrug-resistant organism infections in diabetic foot ulcer.</w:t>
+          <w:hyperlink r:id="rId46" w:tgtFrame="_blank">
+            <w:r>
+              <w:t xml:space="preserve">Development and characterization of metformin hydrochloride hydrogels as potential wound dressings for diabetic foot ulcers.</w:t>
             </w:r>
           </w:hyperlink>
         </w:t>
@@ -1984,9 +1759,9 @@
           <w:u w:val="single"/>
         </w:rPr>
         <w:t xml:space="preserve">
-          <w:hyperlink r:id="rId21" w:tgtFrame="_blank">
-            <w:r>
-              <w:t xml:space="preserve">Rethinking regulatory tiers: Medicare real-world evidence shows CAMP outcomes are independent of FDA regulatory classification.</w:t>
+          <w:hyperlink r:id="rId47" w:tgtFrame="_blank">
+            <w:r>
+              <w:t xml:space="preserve">Epidemiology, pathophysiology, and management of diabetic foot: A comprehensive review.</w:t>
             </w:r>
           </w:hyperlink>
         </w:t>
@@ -2029,9 +1804,9 @@
           <w:u w:val="single"/>
         </w:rPr>
         <w:t xml:space="preserve">
-          <w:hyperlink r:id="rId22" w:tgtFrame="_blank">
-            <w:r>
-              <w:t xml:space="preserve">Population structure, antimicrobial resistance, and virulence factors of diabetic foot-associated Escherichia coli.</w:t>
+          <w:hyperlink r:id="rId48" w:tgtFrame="_blank">
+            <w:r>
+              <w:t xml:space="preserve">Integrating Regenerative Therapies and Artificial Intelligence for Precision Management of Diabetic Foot Ulcers.</w:t>
             </w:r>
           </w:hyperlink>
         </w:t>
@@ -2074,9 +1849,9 @@
           <w:u w:val="single"/>
         </w:rPr>
         <w:t xml:space="preserve">
-          <w:hyperlink r:id="rId23" w:tgtFrame="_blank">
-            <w:r>
-              <w:t xml:space="preserve">Advanced strategies for the management of patients with diabetic foot ulcers: a comprehensive review.</w:t>
+          <w:hyperlink r:id="rId49" w:tgtFrame="_blank">
+            <w:r>
+              <w:t xml:space="preserve">Fusarium keratoplasticum infection in diabetic foot ulcers following antimicrobial therapy.</w:t>
             </w:r>
           </w:hyperlink>
         </w:t>
@@ -2119,9 +1894,9 @@
           <w:u w:val="single"/>
         </w:rPr>
         <w:t xml:space="preserve">
-          <w:hyperlink r:id="rId24" w:tgtFrame="_blank">
-            <w:r>
-              <w:t xml:space="preserve">Region Specific Utility of MRSA Nares Screening in Patients with Diabetic Foot Cultures Across the United States.</w:t>
+          <w:hyperlink r:id="rId50" w:tgtFrame="_blank">
+            <w:r>
+              <w:t xml:space="preserve">Role of a topical hydrogel (Dermatix(®) wound care gel) in acute and chronic wound management: a case series of real-world experiences and expert opinion from Asia.</w:t>
             </w:r>
           </w:hyperlink>
         </w:t>
@@ -2164,9 +1939,9 @@
           <w:u w:val="single"/>
         </w:rPr>
         <w:t xml:space="preserve">
-          <w:hyperlink r:id="rId25" w:tgtFrame="_blank">
-            <w:r>
-              <w:t xml:space="preserve">Clinical Observation of Diabetic Foot Treated by Mixed Probiotics Formulation Combined with Standard Care.</w:t>
+          <w:hyperlink r:id="rId51" w:tgtFrame="_blank">
+            <w:r>
+              <w:t xml:space="preserve">Potential application of mono-, dual-, and triple-target GLP-1 receptor agonists in improving the prognosis of patients with diabetic foot ulcers.</w:t>
             </w:r>
           </w:hyperlink>
         </w:t>
@@ -2209,9 +1984,9 @@
           <w:u w:val="single"/>
         </w:rPr>
         <w:t xml:space="preserve">
-          <w:hyperlink r:id="rId26" w:tgtFrame="_blank">
-            <w:r>
-              <w:t xml:space="preserve">The Efficacy of Silver Nanoparticles (Tetrasilver Tetroxide) in Treatment of Diabetic Foot Ulcer.</w:t>
+          <w:hyperlink r:id="rId52" w:tgtFrame="_blank">
+            <w:r>
+              <w:t xml:space="preserve">AMP-CapsNet: a multi-view feature fusion approach for antimicrobial peptide prediction using capsule networks.</w:t>
             </w:r>
           </w:hyperlink>
         </w:t>
@@ -2254,9 +2029,9 @@
           <w:u w:val="single"/>
         </w:rPr>
         <w:t xml:space="preserve">
-          <w:hyperlink r:id="rId27" w:tgtFrame="_blank">
-            <w:r>
-              <w:t xml:space="preserve">Emerging Biomedical Engineering Therapies for Infected Diabetic Foot Ulcers: Toward Antibacterial Functionalization and Pathology-Responsive Regulation.</w:t>
+          <w:hyperlink r:id="rId53" w:tgtFrame="_blank">
+            <w:r>
+              <w:t xml:space="preserve">Outcome of diabetic foot ulcers after revascularisation in patients with peripheral arterial disease.</w:t>
             </w:r>
           </w:hyperlink>
         </w:t>
@@ -2299,9 +2074,9 @@
           <w:u w:val="single"/>
         </w:rPr>
         <w:t xml:space="preserve">
-          <w:hyperlink r:id="rId28" w:tgtFrame="_blank">
-            <w:r>
-              <w:t xml:space="preserve">Bacterial Profile and Antimicrobial Susceptibility Patterns in Diabetic Foot Ulcers: A Cross‑Sectional Study in Bangladesh.</w:t>
+          <w:hyperlink r:id="rId54" w:tgtFrame="_blank">
+            <w:r>
+              <w:t xml:space="preserve">Frailty Predicts Postoperative Complications in Patients Undergoing Surgery for Diabetic Foot Ulcers.</w:t>
             </w:r>
           </w:hyperlink>
         </w:t>
@@ -2344,9 +2119,9 @@
           <w:u w:val="single"/>
         </w:rPr>
         <w:t xml:space="preserve">
-          <w:hyperlink r:id="rId29" w:tgtFrame="_blank">
-            <w:r>
-              <w:t xml:space="preserve">Systemic and local risk factors for major amputation following diabetic minor amputation.</w:t>
+          <w:hyperlink r:id="rId55" w:tgtFrame="_blank">
+            <w:r>
+              <w:t xml:space="preserve">Role of Neutrophil-to-Lymphocyte Ratio and Platelet-to-Lymphocyte Ratio in Predicting In-Hospital Mortality in Patients With Diabetic Foot Ulcers Undergoing Amputation: A Retrospective Study.</w:t>
             </w:r>
           </w:hyperlink>
         </w:t>
@@ -2389,9 +2164,9 @@
           <w:u w:val="single"/>
         </w:rPr>
         <w:t xml:space="preserve">
-          <w:hyperlink r:id="rId30" w:tgtFrame="_blank">
-            <w:r>
-              <w:t xml:space="preserve">A partial differential equation model of a novel treatment for chronic wound biofilm infections.</w:t>
+          <w:hyperlink r:id="rId56" w:tgtFrame="_blank">
+            <w:r>
+              <w:t xml:space="preserve">Clinical Characteristics and Outcomes of Geriatric Calcaneal Osteomyelitis: A Synthesis Analysis of 333 Literature-Reported Cases.</w:t>
             </w:r>
           </w:hyperlink>
         </w:t>
@@ -2434,9 +2209,9 @@
           <w:u w:val="single"/>
         </w:rPr>
         <w:t xml:space="preserve">
-          <w:hyperlink r:id="rId31" w:tgtFrame="_blank">
-            <w:r>
-              <w:t xml:space="preserve">Medial arterial calcification of the foot arteries is associated with incident cardiovascular events or all-cause mortality in patients with diabetes-related foot ulceration.</w:t>
+          <w:hyperlink r:id="rId57" w:tgtFrame="_blank">
+            <w:r>
+              <w:t xml:space="preserve">Rethinking Chronic Wound Treatment: Unlocking the Potential of Combination Products for an Unmet Multifactorial Need: A Review Study.</w:t>
             </w:r>
           </w:hyperlink>
         </w:t>
@@ -2479,9 +2254,9 @@
           <w:u w:val="single"/>
         </w:rPr>
         <w:t xml:space="preserve">
-          <w:hyperlink r:id="rId32" w:tgtFrame="_blank">
-            <w:r>
-              <w:t xml:space="preserve">The Impact of Adjunct Hyperbaric Oxygen Therapy on Healing Diabetic Foot Ulcers: A Retrospective Case-Control Study at a Tertiary Care Center.</w:t>
+          <w:hyperlink r:id="rId58" w:tgtFrame="_blank">
+            <w:r>
+              <w:t xml:space="preserve">Identification of disulfidptosis-related genes in immunity and immunotherapy in diabetic foot ulcer.</w:t>
             </w:r>
           </w:hyperlink>
         </w:t>
@@ -2524,9 +2299,9 @@
           <w:u w:val="single"/>
         </w:rPr>
         <w:t xml:space="preserve">
-          <w:hyperlink r:id="rId33" w:tgtFrame="_blank">
-            <w:r>
-              <w:t xml:space="preserve">Microbial allies in skin trauma recovery: from immune modulation to engineered probiotic therapeutics.</w:t>
+          <w:hyperlink r:id="rId59" w:tgtFrame="_blank">
+            <w:r>
+              <w:t xml:space="preserve">Tibial Osteodistraction Angiogenesis for Diabetic Foot Ischemia: A Systematic Review and Meta-Analysis.</w:t>
             </w:r>
           </w:hyperlink>
         </w:t>
@@ -2569,9 +2344,9 @@
           <w:u w:val="single"/>
         </w:rPr>
         <w:t xml:space="preserve">
-          <w:hyperlink r:id="rId34" w:tgtFrame="_blank">
-            <w:r>
-              <w:t xml:space="preserve">Prospective comparison of WBC SPECT/CT and conventional MRI for diagnosing osteomyelitis and monitoring treatment response in diabetic foot infections.</w:t>
+          <w:hyperlink r:id="rId60" w:tgtFrame="_blank">
+            <w:r>
+              <w:t xml:space="preserve">Metagenomic and ribosomal transcript profiles of diabetic foot osteomyelitis in Hispanic patients: underestimated bacteria in biofilm persistence.</w:t>
             </w:r>
           </w:hyperlink>
         </w:t>
@@ -2614,9 +2389,9 @@
           <w:u w:val="single"/>
         </w:rPr>
         <w:t xml:space="preserve">
-          <w:hyperlink r:id="rId35" w:tgtFrame="_blank">
-            <w:r>
-              <w:t xml:space="preserve">[Clinical value of hyperbaric oxygen therapy for the treatment of chronic wounds].</w:t>
+          <w:hyperlink r:id="rId61" w:tgtFrame="_blank">
+            <w:r>
+              <w:t xml:space="preserve">A Conductive, Photothermal and Antioxidant ε-Poly-L-Lysine/Carbon Nanotube Hydrogel as a Candidate Dressing for Chronic Diabetic Wounds.</w:t>
             </w:r>
           </w:hyperlink>
         </w:t>
@@ -2659,9 +2434,9 @@
           <w:u w:val="single"/>
         </w:rPr>
         <w:t xml:space="preserve">
-          <w:hyperlink r:id="rId36" w:tgtFrame="_blank">
-            <w:r>
-              <w:t xml:space="preserve">The role of holistic assessment, multidisciplinary diagnosis and treatment, and negative-pressure wound therapy with instillation in managing complex diabetic foot ulcers: a case-based discussion.</w:t>
+          <w:hyperlink r:id="rId62" w:tgtFrame="_blank">
+            <w:r>
+              <w:t xml:space="preserve">Development and Validation of a Predictive AI Framework for Diabetic Foot Ulcer Monitoring and Severity Assessment: A Step towards Self-monitoring and Primary Care Integration.</w:t>
             </w:r>
           </w:hyperlink>
         </w:t>
@@ -2704,9 +2479,9 @@
           <w:u w:val="single"/>
         </w:rPr>
         <w:t xml:space="preserve">
-          <w:hyperlink r:id="rId37" w:tgtFrame="_blank">
-            <w:r>
-              <w:t xml:space="preserve">Pharmacovigilance analysis of the association between SGLT-2 inhibitors and diabetic foot infections using the FAERS database: An observational study.</w:t>
+          <w:hyperlink r:id="rId63" w:tgtFrame="_blank">
+            <w:r>
+              <w:t xml:space="preserve">Dual-thermo-responsive microneedle patch for accelerated diabetic wound healing through on-demand drug release and active temperature management.</w:t>
             </w:r>
           </w:hyperlink>
         </w:t>
@@ -2749,9 +2524,9 @@
           <w:u w:val="single"/>
         </w:rPr>
         <w:t xml:space="preserve">
-          <w:hyperlink r:id="rId38" w:tgtFrame="_blank">
-            <w:r>
-              <w:t xml:space="preserve">Plain Radiography for Diagnosing and Monitoring Foot Osteomyelitis in Persons With Diabetes: Accuracy, Limitations and Clinical Utility.</w:t>
+          <w:hyperlink r:id="rId64" w:tgtFrame="_blank">
+            <w:r>
+              <w:t xml:space="preserve">Risk Factors for Mortality after Below Knee Amputation in Patients with Diabetes.</w:t>
             </w:r>
           </w:hyperlink>
         </w:t>
@@ -2794,9 +2569,9 @@
           <w:u w:val="single"/>
         </w:rPr>
         <w:t xml:space="preserve">
-          <w:hyperlink r:id="rId39" w:tgtFrame="_blank">
-            <w:r>
-              <w:t xml:space="preserve">Solving the diagnostic dilemma in bone infections: metagenomic next generation sequencing enhances pathogen identification accuracy.</w:t>
+          <w:hyperlink r:id="rId65" w:tgtFrame="_blank">
+            <w:r>
+              <w:t xml:space="preserve">Optimizing Local Treatment in Pemphigus and Pemphigoid: Current Evidence and Unmet Needs.</w:t>
             </w:r>
           </w:hyperlink>
         </w:t>
@@ -2839,9 +2614,9 @@
           <w:u w:val="single"/>
         </w:rPr>
         <w:t xml:space="preserve">
-          <w:hyperlink r:id="rId40" w:tgtFrame="_blank">
-            <w:r>
-              <w:t xml:space="preserve">The Wound Microbiome in Chronic Wounds: A Biomarker and Therapeutic Target.</w:t>
+          <w:hyperlink r:id="rId66" w:tgtFrame="_blank">
+            <w:r>
+              <w:t xml:space="preserve">Could Soft Tissue Infection Influence the Outcomes of Diabetic Foot Osteomyelitis? Data from a Retrospective Study.</w:t>
             </w:r>
           </w:hyperlink>
         </w:t>
@@ -2884,9 +2659,9 @@
           <w:u w:val="single"/>
         </w:rPr>
         <w:t xml:space="preserve">
-          <w:hyperlink r:id="rId41" w:tgtFrame="_blank">
-            <w:r>
-              <w:t xml:space="preserve">Cerium oxide nanoparticles for enhanced healing of diabetic foot ulcers.</w:t>
+          <w:hyperlink r:id="rId67" w:tgtFrame="_blank">
+            <w:r>
+              <w:t xml:space="preserve">Enhancing diabetic foot osteomyelitis diagnosis with metagenomics next-generation sequencing, proof of concept.</w:t>
             </w:r>
           </w:hyperlink>
         </w:t>
@@ -2929,9 +2704,9 @@
           <w:u w:val="single"/>
         </w:rPr>
         <w:t xml:space="preserve">
-          <w:hyperlink r:id="rId42" w:tgtFrame="_blank">
-            <w:r>
-              <w:t xml:space="preserve">Comparing the Diagnostic Accuracy of the Probe-to-Bone Test, Plain Radiography, and Serum Biomarkers in Detecting Diabetic Foot Osteomyelitis.</w:t>
+          <w:hyperlink r:id="rId68" w:tgtFrame="_blank">
+            <w:r>
+              <w:t xml:space="preserve">Chitosan-based advanced biomaterials and stimuli-responsive systems for diabetic ulcer management: From principles to translational potential.</w:t>
             </w:r>
           </w:hyperlink>
         </w:t>
@@ -2974,9 +2749,9 @@
           <w:u w:val="single"/>
         </w:rPr>
         <w:t xml:space="preserve">
-          <w:hyperlink r:id="rId43" w:tgtFrame="_blank">
-            <w:r>
-              <w:t xml:space="preserve">Skin and soft tissue infections: swab or biopsy? A diagnostic dilemma.</w:t>
+          <w:hyperlink r:id="rId69" w:tgtFrame="_blank">
+            <w:r>
+              <w:t xml:space="preserve">Synergistic effects of antibiotics and fucoidan on dual-species Staphylococcus aureus and Acinetobacter baumannii biofilm in diabetic rat wound models.</w:t>
             </w:r>
           </w:hyperlink>
         </w:t>
@@ -3019,9 +2794,9 @@
           <w:u w:val="single"/>
         </w:rPr>
         <w:t xml:space="preserve">
-          <w:hyperlink r:id="rId44" w:tgtFrame="_blank">
-            <w:r>
-              <w:t xml:space="preserve">Outcomes of Internal, External, and Hybrid Fixation in Hindfoot Charcot Neuroarthropathy: A Descriptive Systematic Review and Single-Arm Meta-analysis of Observational Studies.</w:t>
+          <w:hyperlink r:id="rId70" w:tgtFrame="_blank">
+            <w:r>
+              <w:t xml:space="preserve">JJWT promotes antibacterial and anti-inflammatory activity for diabetic wound healing through the PI3K/akt signaling pathway.</w:t>
             </w:r>
           </w:hyperlink>
         </w:t>
@@ -3064,9 +2839,9 @@
           <w:u w:val="single"/>
         </w:rPr>
         <w:t xml:space="preserve">
-          <w:hyperlink r:id="rId45" w:tgtFrame="_blank">
-            <w:r>
-              <w:t xml:space="preserve">Cyclic Peptides in Wound Hydrogels: Current Advances and Future Directions.</w:t>
+          <w:hyperlink r:id="rId71" w:tgtFrame="_blank">
+            <w:r>
+              <w:t xml:space="preserve">Integrative Molecular and Structural Profiling of Escherichia coli Virulence Genes in Diabetes-Associated Infections.</w:t>
             </w:r>
           </w:hyperlink>
         </w:t>
@@ -3109,9 +2884,9 @@
           <w:u w:val="single"/>
         </w:rPr>
         <w:t xml:space="preserve">
-          <w:hyperlink r:id="rId46" w:tgtFrame="_blank">
-            <w:r>
-              <w:t xml:space="preserve">Evaluating chronic bone and soft tissue infections with [(68)Ga]Ga-Pentixafor PET/CT: a head-to-head comparison with scintigraphy.</w:t>
+          <w:hyperlink r:id="rId72" w:tgtFrame="_blank">
+            <w:r>
+              <w:t xml:space="preserve">Association of Prior Antibiotic Use With Negative Surgical Bone Biopsy Cultures and Disease Recurrence in Diabetes-relatedFoot Osteomyelitis.</w:t>
             </w:r>
           </w:hyperlink>
         </w:t>
@@ -3154,9 +2929,9 @@
           <w:u w:val="single"/>
         </w:rPr>
         <w:t xml:space="preserve">
-          <w:hyperlink r:id="rId47" w:tgtFrame="_blank">
-            <w:r>
-              <w:t xml:space="preserve">Risk factors and clinical implications of thyroxine replacement therapy on major adverse cardiovascular events in type 2 diabetes: a retrospective cohort study.</w:t>
+          <w:hyperlink r:id="rId73" w:tgtFrame="_blank">
+            <w:r>
+              <w:t xml:space="preserve">A Rare Case of Syphilitic Charcot Arthropathy Involving the Foot in an Asian Patient: A Case Report and Review of Literature.</w:t>
             </w:r>
           </w:hyperlink>
         </w:t>
@@ -3199,9 +2974,9 @@
           <w:u w:val="single"/>
         </w:rPr>
         <w:t xml:space="preserve">
-          <w:hyperlink r:id="rId48" w:tgtFrame="_blank">
-            <w:r>
-              <w:t xml:space="preserve">[Onychomycosis Caused by Phoma glomerata: The First Reported Case from Türkiye].</w:t>
+          <w:hyperlink r:id="rId74" w:tgtFrame="_blank">
+            <w:r>
+              <w:t xml:space="preserve">Successful Foot Salvage in a Patient With Diabetes Following Split-Thickness Skin Grafting and Antidiabetic Therapy: A Case Report.</w:t>
             </w:r>
           </w:hyperlink>
         </w:t>
@@ -3244,9 +3019,9 @@
           <w:u w:val="single"/>
         </w:rPr>
         <w:t xml:space="preserve">
-          <w:hyperlink r:id="rId49" w:tgtFrame="_blank">
-            <w:r>
-              <w:t xml:space="preserve">Photocrosslinkable Chitosan Quaternary Ammonium Salt-Based Ternary Hydrogel with Fibroblast Growth Factor 21 for Diabetic Wound Healing.</w:t>
+          <w:hyperlink r:id="rId75" w:tgtFrame="_blank">
+            <w:r>
+              <w:t xml:space="preserve">Case Report: Negative pressure wound therapy with instillation and dwell time as adjuvant therapy for limb salvage in a complicated necrotizing fasciitis on ischemic diabetic foot.</w:t>
             </w:r>
           </w:hyperlink>
         </w:t>
@@ -3289,9 +3064,9 @@
           <w:u w:val="single"/>
         </w:rPr>
         <w:t xml:space="preserve">
-          <w:hyperlink r:id="rId50" w:tgtFrame="_blank">
-            <w:r>
-              <w:t xml:space="preserve">AIEgen-Based Photothermal Nanoparticles With Dual Antibacterial and Anti-Inflammatory Activities for Enhanced Healing of Infected Diabetic Wounds.</w:t>
+          <w:hyperlink r:id="rId76" w:tgtFrame="_blank">
+            <w:r>
+              <w:t xml:space="preserve">Association of Preoperative Anterior Ankle Soft Tissue Thickness and Infection After Primary Total Ankle Arthroplasty: A Retrospective Cohort Study.</w:t>
             </w:r>
           </w:hyperlink>
         </w:t>
@@ -3334,9 +3109,9 @@
           <w:u w:val="single"/>
         </w:rPr>
         <w:t xml:space="preserve">
-          <w:hyperlink r:id="rId51" w:tgtFrame="_blank">
-            <w:r>
-              <w:t xml:space="preserve">Complicated foot ulcers and high treatment costs in rural type 2 diabetic patients in vietnam: impact of infections on hospital stays.</w:t>
+          <w:hyperlink r:id="rId77" w:tgtFrame="_blank">
+            <w:r>
+              <w:t xml:space="preserve">Hyperbaric Oxygen Therapy in Modern Surgical Practice: Mechanistic Basis and Clinical Applications Across Specialties.</w:t>
             </w:r>
           </w:hyperlink>
         </w:t>
@@ -3379,9 +3154,9 @@
           <w:u w:val="single"/>
         </w:rPr>
         <w:t xml:space="preserve">
-          <w:hyperlink r:id="rId52" w:tgtFrame="_blank">
-            <w:r>
-              <w:t xml:space="preserve">Isolation and characterisation of a novel Stenotrophomonas maltophilia phage vB_SmaS_BCU-1 with evaluation of mammalian cell safety.</w:t>
+          <w:hyperlink r:id="rId78" w:tgtFrame="_blank">
+            <w:r>
+              <w:t xml:space="preserve">A systematic review of randomized controlled trials assessing the efficacy of negative pressure wound therapy in diabetic foot wounds.</w:t>
             </w:r>
           </w:hyperlink>
         </w:t>
@@ -3424,9 +3199,774 @@
           <w:u w:val="single"/>
         </w:rPr>
         <w:t xml:space="preserve">
-          <w:hyperlink r:id="rId53" w:tgtFrame="_blank">
-            <w:r>
-              <w:t xml:space="preserve">Emerging Trimethoprim-Sulfamethoxazole Resistance Among Pathogens Isolated From Diabetic Foot Ulcers: A Case Emphasizing Early Culture-Guided Therapy.</w:t>
+          <w:hyperlink r:id="rId79" w:tgtFrame="_blank">
+            <w:r>
+              <w:t xml:space="preserve">Complication rates in patients with diabetic neuropathy undergoing total joint arthroplasty.</w:t>
+            </w:r>
+          </w:hyperlink>
+        </w:t>
+      </w:r>
+    </w:p>
+    <w:p>
+      <w:pPr>
+        <w:spacing w:after="0"/>
+        <w:rPr>
+          <w:color w:val="0F50FF"/>
+          <w:u w:val="single"/>
+        </w:rPr>
+      </w:pPr>
+      <w:r>
+        <w:rPr>
+          <w:color w:val="0F50FF"/>
+          <w:u w:val="single"/>
+        </w:rPr>
+        <w:t xml:space="preserve"/>
+      </w:r>
+    </w:p>
+    <w:p>
+      <w:pPr>
+        <w:pStyle w:val="ListParagraph"/>
+        <w:numPr>
+          <w:ilvl w:val="0"/>
+          <w:numId w:val="26"/>
+        </w:numPr>
+        <w:spacing w:after="0" w:line="240" w:lineRule="auto"/>
+        <w:ind w:left="357" w:hanging="357"/>
+        <w:rPr>
+          <w:color w:val="0F50FF"/>
+          <w:u w:val="single"/>
+        </w:rPr>
+      </w:pPr>
+      <w:proofErr w:type="gramStart"/>
+      <w:r>
+        <w:rPr>
+          <w:color w:val="0F50FF"/>
+          <w:u w:val="single"/>
+        </w:rPr>
+        <w:t xml:space="preserve">
+          <w:hyperlink r:id="rId80" w:tgtFrame="_blank">
+            <w:r>
+              <w:t xml:space="preserve">Antimicrobial resistance and empirical antibiotic use in diabetic foot infections: A retrospective study from Indonesia.</w:t>
+            </w:r>
+          </w:hyperlink>
+        </w:t>
+      </w:r>
+    </w:p>
+    <w:p>
+      <w:pPr>
+        <w:spacing w:after="0"/>
+        <w:rPr>
+          <w:color w:val="0F50FF"/>
+          <w:u w:val="single"/>
+        </w:rPr>
+      </w:pPr>
+      <w:r>
+        <w:rPr>
+          <w:color w:val="0F50FF"/>
+          <w:u w:val="single"/>
+        </w:rPr>
+        <w:t xml:space="preserve"/>
+      </w:r>
+    </w:p>
+    <w:p>
+      <w:pPr>
+        <w:pStyle w:val="ListParagraph"/>
+        <w:numPr>
+          <w:ilvl w:val="0"/>
+          <w:numId w:val="26"/>
+        </w:numPr>
+        <w:spacing w:after="0" w:line="240" w:lineRule="auto"/>
+        <w:ind w:left="357" w:hanging="357"/>
+        <w:rPr>
+          <w:color w:val="0F50FF"/>
+          <w:u w:val="single"/>
+        </w:rPr>
+      </w:pPr>
+      <w:proofErr w:type="gramStart"/>
+      <w:r>
+        <w:rPr>
+          <w:color w:val="0F50FF"/>
+          <w:u w:val="single"/>
+        </w:rPr>
+        <w:t xml:space="preserve">
+          <w:hyperlink r:id="rId81" w:tgtFrame="_blank">
+            <w:r>
+              <w:t xml:space="preserve">Nursing management of pulmonary mucormycosis with skin damage secondary to amphotericin B colloidal dispersion: a case report.</w:t>
+            </w:r>
+          </w:hyperlink>
+        </w:t>
+      </w:r>
+    </w:p>
+    <w:p>
+      <w:pPr>
+        <w:spacing w:after="0"/>
+        <w:rPr>
+          <w:color w:val="0F50FF"/>
+          <w:u w:val="single"/>
+        </w:rPr>
+      </w:pPr>
+      <w:r>
+        <w:rPr>
+          <w:color w:val="0F50FF"/>
+          <w:u w:val="single"/>
+        </w:rPr>
+        <w:t xml:space="preserve"/>
+      </w:r>
+    </w:p>
+    <w:p>
+      <w:pPr>
+        <w:pStyle w:val="ListParagraph"/>
+        <w:numPr>
+          <w:ilvl w:val="0"/>
+          <w:numId w:val="26"/>
+        </w:numPr>
+        <w:spacing w:after="0" w:line="240" w:lineRule="auto"/>
+        <w:ind w:left="357" w:hanging="357"/>
+        <w:rPr>
+          <w:color w:val="0F50FF"/>
+          <w:u w:val="single"/>
+        </w:rPr>
+      </w:pPr>
+      <w:proofErr w:type="gramStart"/>
+      <w:r>
+        <w:rPr>
+          <w:color w:val="0F50FF"/>
+          <w:u w:val="single"/>
+        </w:rPr>
+        <w:t xml:space="preserve">
+          <w:hyperlink r:id="rId82" w:tgtFrame="_blank">
+            <w:r>
+              <w:t xml:space="preserve">Do Immediate Perioperative Glucose Measurements Predict Outcomes in Non-Elective Pedal Amputation?</w:t>
+            </w:r>
+          </w:hyperlink>
+        </w:t>
+      </w:r>
+    </w:p>
+    <w:p>
+      <w:pPr>
+        <w:spacing w:after="0"/>
+        <w:rPr>
+          <w:color w:val="0F50FF"/>
+          <w:u w:val="single"/>
+        </w:rPr>
+      </w:pPr>
+      <w:r>
+        <w:rPr>
+          <w:color w:val="0F50FF"/>
+          <w:u w:val="single"/>
+        </w:rPr>
+        <w:t xml:space="preserve"/>
+      </w:r>
+    </w:p>
+    <w:p>
+      <w:pPr>
+        <w:pStyle w:val="ListParagraph"/>
+        <w:numPr>
+          <w:ilvl w:val="0"/>
+          <w:numId w:val="26"/>
+        </w:numPr>
+        <w:spacing w:after="0" w:line="240" w:lineRule="auto"/>
+        <w:ind w:left="357" w:hanging="357"/>
+        <w:rPr>
+          <w:color w:val="0F50FF"/>
+          <w:u w:val="single"/>
+        </w:rPr>
+      </w:pPr>
+      <w:proofErr w:type="gramStart"/>
+      <w:r>
+        <w:rPr>
+          <w:color w:val="0F50FF"/>
+          <w:u w:val="single"/>
+        </w:rPr>
+        <w:t xml:space="preserve">
+          <w:hyperlink r:id="rId83" w:tgtFrame="_blank">
+            <w:r>
+              <w:t xml:space="preserve">Bimetallic Nanozymes/Polypyrrole/Methylene Blue Platform for Photothermal and Catalytic Biofilm Disruption and Angiogenesis Enhancement in Diabetic Wound Healing.</w:t>
+            </w:r>
+          </w:hyperlink>
+        </w:t>
+      </w:r>
+    </w:p>
+    <w:p>
+      <w:pPr>
+        <w:spacing w:after="0"/>
+        <w:rPr>
+          <w:color w:val="0F50FF"/>
+          <w:u w:val="single"/>
+        </w:rPr>
+      </w:pPr>
+      <w:r>
+        <w:rPr>
+          <w:color w:val="0F50FF"/>
+          <w:u w:val="single"/>
+        </w:rPr>
+        <w:t xml:space="preserve"/>
+      </w:r>
+    </w:p>
+    <w:p>
+      <w:pPr>
+        <w:pStyle w:val="ListParagraph"/>
+        <w:numPr>
+          <w:ilvl w:val="0"/>
+          <w:numId w:val="26"/>
+        </w:numPr>
+        <w:spacing w:after="0" w:line="240" w:lineRule="auto"/>
+        <w:ind w:left="357" w:hanging="357"/>
+        <w:rPr>
+          <w:color w:val="0F50FF"/>
+          <w:u w:val="single"/>
+        </w:rPr>
+      </w:pPr>
+      <w:proofErr w:type="gramStart"/>
+      <w:r>
+        <w:rPr>
+          <w:color w:val="0F50FF"/>
+          <w:u w:val="single"/>
+        </w:rPr>
+        <w:t xml:space="preserve">
+          <w:hyperlink r:id="rId84" w:tgtFrame="_blank">
+            <w:r>
+              <w:t xml:space="preserve">Integrating clinical data into evidence-based practice: institutional guideline development for diabetic foot infections.</w:t>
+            </w:r>
+          </w:hyperlink>
+        </w:t>
+      </w:r>
+    </w:p>
+    <w:p>
+      <w:pPr>
+        <w:spacing w:after="0"/>
+        <w:rPr>
+          <w:color w:val="0F50FF"/>
+          <w:u w:val="single"/>
+        </w:rPr>
+      </w:pPr>
+      <w:r>
+        <w:rPr>
+          <w:color w:val="0F50FF"/>
+          <w:u w:val="single"/>
+        </w:rPr>
+        <w:t xml:space="preserve"/>
+      </w:r>
+    </w:p>
+    <w:p>
+      <w:pPr>
+        <w:pStyle w:val="ListParagraph"/>
+        <w:numPr>
+          <w:ilvl w:val="0"/>
+          <w:numId w:val="26"/>
+        </w:numPr>
+        <w:spacing w:after="0" w:line="240" w:lineRule="auto"/>
+        <w:ind w:left="357" w:hanging="357"/>
+        <w:rPr>
+          <w:color w:val="0F50FF"/>
+          <w:u w:val="single"/>
+        </w:rPr>
+      </w:pPr>
+      <w:proofErr w:type="gramStart"/>
+      <w:r>
+        <w:rPr>
+          <w:color w:val="0F50FF"/>
+          <w:u w:val="single"/>
+        </w:rPr>
+        <w:t xml:space="preserve">
+          <w:hyperlink r:id="rId85" w:tgtFrame="_blank">
+            <w:r>
+              <w:t xml:space="preserve">Recent Advances in Nanozymes Toward Diabetic Foot Ulcers.</w:t>
+            </w:r>
+          </w:hyperlink>
+        </w:t>
+      </w:r>
+    </w:p>
+    <w:p>
+      <w:pPr>
+        <w:spacing w:after="0"/>
+        <w:rPr>
+          <w:color w:val="0F50FF"/>
+          <w:u w:val="single"/>
+        </w:rPr>
+      </w:pPr>
+      <w:r>
+        <w:rPr>
+          <w:color w:val="0F50FF"/>
+          <w:u w:val="single"/>
+        </w:rPr>
+        <w:t xml:space="preserve"/>
+      </w:r>
+    </w:p>
+    <w:p>
+      <w:pPr>
+        <w:pStyle w:val="ListParagraph"/>
+        <w:numPr>
+          <w:ilvl w:val="0"/>
+          <w:numId w:val="26"/>
+        </w:numPr>
+        <w:spacing w:after="0" w:line="240" w:lineRule="auto"/>
+        <w:ind w:left="357" w:hanging="357"/>
+        <w:rPr>
+          <w:color w:val="0F50FF"/>
+          <w:u w:val="single"/>
+        </w:rPr>
+      </w:pPr>
+      <w:proofErr w:type="gramStart"/>
+      <w:r>
+        <w:rPr>
+          <w:color w:val="0F50FF"/>
+          <w:u w:val="single"/>
+        </w:rPr>
+        <w:t xml:space="preserve">
+          <w:hyperlink r:id="rId86" w:tgtFrame="_blank">
+            <w:r>
+              <w:t xml:space="preserve">Management and outcomes of people presenting with new diabetes-related foot infections: a prospective observational study from Australia and New Zealand.</w:t>
+            </w:r>
+          </w:hyperlink>
+        </w:t>
+      </w:r>
+    </w:p>
+    <w:p>
+      <w:pPr>
+        <w:spacing w:after="0"/>
+        <w:rPr>
+          <w:color w:val="0F50FF"/>
+          <w:u w:val="single"/>
+        </w:rPr>
+      </w:pPr>
+      <w:r>
+        <w:rPr>
+          <w:color w:val="0F50FF"/>
+          <w:u w:val="single"/>
+        </w:rPr>
+        <w:t xml:space="preserve"/>
+      </w:r>
+    </w:p>
+    <w:p>
+      <w:pPr>
+        <w:pStyle w:val="ListParagraph"/>
+        <w:numPr>
+          <w:ilvl w:val="0"/>
+          <w:numId w:val="26"/>
+        </w:numPr>
+        <w:spacing w:after="0" w:line="240" w:lineRule="auto"/>
+        <w:ind w:left="357" w:hanging="357"/>
+        <w:rPr>
+          <w:color w:val="0F50FF"/>
+          <w:u w:val="single"/>
+        </w:rPr>
+      </w:pPr>
+      <w:proofErr w:type="gramStart"/>
+      <w:r>
+        <w:rPr>
+          <w:color w:val="0F50FF"/>
+          <w:u w:val="single"/>
+        </w:rPr>
+        <w:t xml:space="preserve">
+          <w:hyperlink r:id="rId87" w:tgtFrame="_blank">
+            <w:r>
+              <w:t xml:space="preserve">Multifunctional ZIF-91-Based GelMA Hydrogel Microneedles Patch with Antibacterial and Anti-Inflammatory Effects for Diabetic Wound Healing.</w:t>
+            </w:r>
+          </w:hyperlink>
+        </w:t>
+      </w:r>
+    </w:p>
+    <w:p>
+      <w:pPr>
+        <w:spacing w:after="0"/>
+        <w:rPr>
+          <w:color w:val="0F50FF"/>
+          <w:u w:val="single"/>
+        </w:rPr>
+      </w:pPr>
+      <w:r>
+        <w:rPr>
+          <w:color w:val="0F50FF"/>
+          <w:u w:val="single"/>
+        </w:rPr>
+        <w:t xml:space="preserve"/>
+      </w:r>
+    </w:p>
+    <w:p>
+      <w:pPr>
+        <w:pStyle w:val="ListParagraph"/>
+        <w:numPr>
+          <w:ilvl w:val="0"/>
+          <w:numId w:val="26"/>
+        </w:numPr>
+        <w:spacing w:after="0" w:line="240" w:lineRule="auto"/>
+        <w:ind w:left="357" w:hanging="357"/>
+        <w:rPr>
+          <w:color w:val="0F50FF"/>
+          <w:u w:val="single"/>
+        </w:rPr>
+      </w:pPr>
+      <w:proofErr w:type="gramStart"/>
+      <w:r>
+        <w:rPr>
+          <w:color w:val="0F50FF"/>
+          <w:u w:val="single"/>
+        </w:rPr>
+        <w:t xml:space="preserve">
+          <w:hyperlink r:id="rId88" w:tgtFrame="_blank">
+            <w:r>
+              <w:t xml:space="preserve">Dermomina(®) clay achieves high closure rates in non-infected diabetic foot ulcers.</w:t>
+            </w:r>
+          </w:hyperlink>
+        </w:t>
+      </w:r>
+    </w:p>
+    <w:p>
+      <w:pPr>
+        <w:spacing w:after="0"/>
+        <w:rPr>
+          <w:color w:val="0F50FF"/>
+          <w:u w:val="single"/>
+        </w:rPr>
+      </w:pPr>
+      <w:r>
+        <w:rPr>
+          <w:color w:val="0F50FF"/>
+          <w:u w:val="single"/>
+        </w:rPr>
+        <w:t xml:space="preserve"/>
+      </w:r>
+    </w:p>
+    <w:p>
+      <w:pPr>
+        <w:pStyle w:val="ListParagraph"/>
+        <w:numPr>
+          <w:ilvl w:val="0"/>
+          <w:numId w:val="26"/>
+        </w:numPr>
+        <w:spacing w:after="0" w:line="240" w:lineRule="auto"/>
+        <w:ind w:left="357" w:hanging="357"/>
+        <w:rPr>
+          <w:color w:val="0F50FF"/>
+          <w:u w:val="single"/>
+        </w:rPr>
+      </w:pPr>
+      <w:proofErr w:type="gramStart"/>
+      <w:r>
+        <w:rPr>
+          <w:color w:val="0F50FF"/>
+          <w:u w:val="single"/>
+        </w:rPr>
+        <w:t xml:space="preserve">
+          <w:hyperlink r:id="rId89" w:tgtFrame="_blank">
+            <w:r>
+              <w:t xml:space="preserve">Chitosan-Nanoencapsulated Curcumin for the Treatment of Diabetic Foot Ulcers: A Review.</w:t>
+            </w:r>
+          </w:hyperlink>
+        </w:t>
+      </w:r>
+    </w:p>
+    <w:p>
+      <w:pPr>
+        <w:spacing w:after="0"/>
+        <w:rPr>
+          <w:color w:val="0F50FF"/>
+          <w:u w:val="single"/>
+        </w:rPr>
+      </w:pPr>
+      <w:r>
+        <w:rPr>
+          <w:color w:val="0F50FF"/>
+          <w:u w:val="single"/>
+        </w:rPr>
+        <w:t xml:space="preserve"/>
+      </w:r>
+    </w:p>
+    <w:p>
+      <w:pPr>
+        <w:pStyle w:val="ListParagraph"/>
+        <w:numPr>
+          <w:ilvl w:val="0"/>
+          <w:numId w:val="26"/>
+        </w:numPr>
+        <w:spacing w:after="0" w:line="240" w:lineRule="auto"/>
+        <w:ind w:left="357" w:hanging="357"/>
+        <w:rPr>
+          <w:color w:val="0F50FF"/>
+          <w:u w:val="single"/>
+        </w:rPr>
+      </w:pPr>
+      <w:proofErr w:type="gramStart"/>
+      <w:r>
+        <w:rPr>
+          <w:color w:val="0F50FF"/>
+          <w:u w:val="single"/>
+        </w:rPr>
+        <w:t xml:space="preserve">
+          <w:hyperlink r:id="rId90" w:tgtFrame="_blank">
+            <w:r>
+              <w:t xml:space="preserve">Combined Effects of Amikacin and Methylene Blue-Mediated Photodynamic Therapy on Pseudomonas aeruginosa Biofilms Mimicking Mono- and Polymicrobial Diabetic Foot Ulcer Infections.</w:t>
+            </w:r>
+          </w:hyperlink>
+        </w:t>
+      </w:r>
+    </w:p>
+    <w:p>
+      <w:pPr>
+        <w:spacing w:after="0"/>
+        <w:rPr>
+          <w:color w:val="0F50FF"/>
+          <w:u w:val="single"/>
+        </w:rPr>
+      </w:pPr>
+      <w:r>
+        <w:rPr>
+          <w:color w:val="0F50FF"/>
+          <w:u w:val="single"/>
+        </w:rPr>
+        <w:t xml:space="preserve"/>
+      </w:r>
+    </w:p>
+    <w:p>
+      <w:pPr>
+        <w:pStyle w:val="ListParagraph"/>
+        <w:numPr>
+          <w:ilvl w:val="0"/>
+          <w:numId w:val="26"/>
+        </w:numPr>
+        <w:spacing w:after="0" w:line="240" w:lineRule="auto"/>
+        <w:ind w:left="357" w:hanging="357"/>
+        <w:rPr>
+          <w:color w:val="0F50FF"/>
+          <w:u w:val="single"/>
+        </w:rPr>
+      </w:pPr>
+      <w:proofErr w:type="gramStart"/>
+      <w:r>
+        <w:rPr>
+          <w:color w:val="0F50FF"/>
+          <w:u w:val="single"/>
+        </w:rPr>
+        <w:t xml:space="preserve">
+          <w:hyperlink r:id="rId91" w:tgtFrame="_blank">
+            <w:r>
+              <w:t xml:space="preserve">Evaluation of Neutrophil-to-Lymphocyte Ratio and CRP-to-Albumin Ratio in the Risk Stratification of Diabetic Foot Infection Severity.</w:t>
+            </w:r>
+          </w:hyperlink>
+        </w:t>
+      </w:r>
+    </w:p>
+    <w:p>
+      <w:pPr>
+        <w:spacing w:after="0"/>
+        <w:rPr>
+          <w:color w:val="0F50FF"/>
+          <w:u w:val="single"/>
+        </w:rPr>
+      </w:pPr>
+      <w:r>
+        <w:rPr>
+          <w:color w:val="0F50FF"/>
+          <w:u w:val="single"/>
+        </w:rPr>
+        <w:t xml:space="preserve"/>
+      </w:r>
+    </w:p>
+    <w:p>
+      <w:pPr>
+        <w:pStyle w:val="ListParagraph"/>
+        <w:numPr>
+          <w:ilvl w:val="0"/>
+          <w:numId w:val="26"/>
+        </w:numPr>
+        <w:spacing w:after="0" w:line="240" w:lineRule="auto"/>
+        <w:ind w:left="357" w:hanging="357"/>
+        <w:rPr>
+          <w:color w:val="0F50FF"/>
+          <w:u w:val="single"/>
+        </w:rPr>
+      </w:pPr>
+      <w:proofErr w:type="gramStart"/>
+      <w:r>
+        <w:rPr>
+          <w:color w:val="0F50FF"/>
+          <w:u w:val="single"/>
+        </w:rPr>
+        <w:t xml:space="preserve">
+          <w:hyperlink r:id="rId92" w:tgtFrame="_blank">
+            <w:r>
+              <w:t xml:space="preserve">Transcutaneous Carbon Dioxide Therapy Significantly Accelerates Diabetic Foot Ulcer Healing: A Multicentre Randomised Controlled Trial.</w:t>
+            </w:r>
+          </w:hyperlink>
+        </w:t>
+      </w:r>
+    </w:p>
+    <w:p>
+      <w:pPr>
+        <w:spacing w:after="0"/>
+        <w:rPr>
+          <w:color w:val="0F50FF"/>
+          <w:u w:val="single"/>
+        </w:rPr>
+      </w:pPr>
+      <w:r>
+        <w:rPr>
+          <w:color w:val="0F50FF"/>
+          <w:u w:val="single"/>
+        </w:rPr>
+        <w:t xml:space="preserve"/>
+      </w:r>
+    </w:p>
+    <w:p>
+      <w:pPr>
+        <w:pStyle w:val="ListParagraph"/>
+        <w:numPr>
+          <w:ilvl w:val="0"/>
+          <w:numId w:val="26"/>
+        </w:numPr>
+        <w:spacing w:after="0" w:line="240" w:lineRule="auto"/>
+        <w:ind w:left="357" w:hanging="357"/>
+        <w:rPr>
+          <w:color w:val="0F50FF"/>
+          <w:u w:val="single"/>
+        </w:rPr>
+      </w:pPr>
+      <w:proofErr w:type="gramStart"/>
+      <w:r>
+        <w:rPr>
+          <w:color w:val="0F50FF"/>
+          <w:u w:val="single"/>
+        </w:rPr>
+        <w:t xml:space="preserve">
+          <w:hyperlink r:id="rId93" w:tgtFrame="_blank">
+            <w:r>
+              <w:t xml:space="preserve">Effects of Treatment with Glucagon-like Peptide-1 Receptor Analogues on the Diabetic Foot.</w:t>
+            </w:r>
+          </w:hyperlink>
+        </w:t>
+      </w:r>
+    </w:p>
+    <w:p>
+      <w:pPr>
+        <w:spacing w:after="0"/>
+        <w:rPr>
+          <w:color w:val="0F50FF"/>
+          <w:u w:val="single"/>
+        </w:rPr>
+      </w:pPr>
+      <w:r>
+        <w:rPr>
+          <w:color w:val="0F50FF"/>
+          <w:u w:val="single"/>
+        </w:rPr>
+        <w:t xml:space="preserve"/>
+      </w:r>
+    </w:p>
+    <w:p>
+      <w:pPr>
+        <w:pStyle w:val="ListParagraph"/>
+        <w:numPr>
+          <w:ilvl w:val="0"/>
+          <w:numId w:val="26"/>
+        </w:numPr>
+        <w:spacing w:after="0" w:line="240" w:lineRule="auto"/>
+        <w:ind w:left="357" w:hanging="357"/>
+        <w:rPr>
+          <w:color w:val="0F50FF"/>
+          <w:u w:val="single"/>
+        </w:rPr>
+      </w:pPr>
+      <w:proofErr w:type="gramStart"/>
+      <w:r>
+        <w:rPr>
+          <w:color w:val="0F50FF"/>
+          <w:u w:val="single"/>
+        </w:rPr>
+        <w:t xml:space="preserve">
+          <w:hyperlink r:id="rId94" w:tgtFrame="_blank">
+            <w:r>
+              <w:t xml:space="preserve">Galectins: Role and Therapeutics in Diabetes and Diabetic Foot Ulcers.</w:t>
+            </w:r>
+          </w:hyperlink>
+        </w:t>
+      </w:r>
+    </w:p>
+    <w:p>
+      <w:pPr>
+        <w:spacing w:after="0"/>
+        <w:rPr>
+          <w:color w:val="0F50FF"/>
+          <w:u w:val="single"/>
+        </w:rPr>
+      </w:pPr>
+      <w:r>
+        <w:rPr>
+          <w:color w:val="0F50FF"/>
+          <w:u w:val="single"/>
+        </w:rPr>
+        <w:t xml:space="preserve"/>
+      </w:r>
+    </w:p>
+    <w:p>
+      <w:pPr>
+        <w:pStyle w:val="ListParagraph"/>
+        <w:numPr>
+          <w:ilvl w:val="0"/>
+          <w:numId w:val="26"/>
+        </w:numPr>
+        <w:spacing w:after="0" w:line="240" w:lineRule="auto"/>
+        <w:ind w:left="357" w:hanging="357"/>
+        <w:rPr>
+          <w:color w:val="0F50FF"/>
+          <w:u w:val="single"/>
+        </w:rPr>
+      </w:pPr>
+      <w:proofErr w:type="gramStart"/>
+      <w:r>
+        <w:rPr>
+          <w:color w:val="0F50FF"/>
+          <w:u w:val="single"/>
+        </w:rPr>
+        <w:t xml:space="preserve">
+          <w:hyperlink r:id="rId95" w:tgtFrame="_blank">
+            <w:r>
+              <w:t xml:space="preserve">Orthopaedic care pathway for diabetic foot disease : experience from a UK rural district general hospital.</w:t>
+            </w:r>
+          </w:hyperlink>
+        </w:t>
+      </w:r>
+    </w:p>
+    <w:p>
+      <w:pPr>
+        <w:spacing w:after="0"/>
+        <w:rPr>
+          <w:color w:val="0F50FF"/>
+          <w:u w:val="single"/>
+        </w:rPr>
+      </w:pPr>
+      <w:r>
+        <w:rPr>
+          <w:color w:val="0F50FF"/>
+          <w:u w:val="single"/>
+        </w:rPr>
+        <w:t xml:space="preserve"/>
+      </w:r>
+    </w:p>
+    <w:p>
+      <w:pPr>
+        <w:pStyle w:val="ListParagraph"/>
+        <w:numPr>
+          <w:ilvl w:val="0"/>
+          <w:numId w:val="26"/>
+        </w:numPr>
+        <w:spacing w:after="0" w:line="240" w:lineRule="auto"/>
+        <w:ind w:left="357" w:hanging="357"/>
+        <w:rPr>
+          <w:color w:val="0F50FF"/>
+          <w:u w:val="single"/>
+        </w:rPr>
+      </w:pPr>
+      <w:proofErr w:type="gramStart"/>
+      <w:r>
+        <w:rPr>
+          <w:color w:val="0F50FF"/>
+          <w:u w:val="single"/>
+        </w:rPr>
+        <w:t xml:space="preserve">
+          <w:hyperlink r:id="rId96" w:tgtFrame="_blank">
+            <w:r>
+              <w:t xml:space="preserve">Management of the acute diabetic foot : an update.</w:t>
             </w:r>
           </w:hyperlink>
         </w:t>
@@ -3485,6 +4025,141 @@
     </w:p>
     <w:p>
       <w:pPr>
+        <w:pStyle w:val="ListParagraph"/>
+        <w:numPr>
+          <w:ilvl w:val="0"/>
+          <w:numId w:val="19"/>
+        </w:numPr>
+        <w:spacing w:after="0" w:line="240" w:lineRule="auto"/>
+        <w:ind w:left="357" w:hanging="357"/>
+        <w:rPr>
+          <w:color w:val="0F50FF"/>
+          <w:u w:val="single"/>
+        </w:rPr>
+      </w:pPr>
+      <w:proofErr w:type="gramStart"/>
+      <w:r>
+        <w:rPr>
+          <w:color w:val="0F50FF"/>
+          <w:u w:val="single"/>
+        </w:rPr>
+        <w:t xml:space="preserve">
+          <w:hyperlink r:id="rId208" w:tgtFrame="_blank">
+            <w:r>
+              <w:t xml:space="preserve">An Association Between Haemochromatosis Genotypes and Venous Leg Ulcers in Australian Individuals.</w:t>
+            </w:r>
+          </w:hyperlink>
+        </w:t>
+      </w:r>
+    </w:p>
+    <w:p>
+      <w:pPr>
+        <w:spacing w:after="0"/>
+        <w:rPr>
+          <w:color w:val="0F50FF"/>
+          <w:u w:val="single"/>
+        </w:rPr>
+      </w:pPr>
+      <w:r>
+        <w:rPr>
+          <w:color w:val="0F50FF"/>
+          <w:u w:val="single"/>
+        </w:rPr>
+        <w:t xml:space="preserve"/>
+      </w:r>
+    </w:p>
+    <w:p>
+      <w:pPr>
+        <w:pStyle w:val="ListParagraph"/>
+        <w:numPr>
+          <w:ilvl w:val="0"/>
+          <w:numId w:val="19"/>
+        </w:numPr>
+        <w:spacing w:after="0" w:line="240" w:lineRule="auto"/>
+        <w:ind w:left="357" w:hanging="357"/>
+        <w:rPr>
+          <w:color w:val="0F50FF"/>
+          <w:u w:val="single"/>
+        </w:rPr>
+      </w:pPr>
+      <w:proofErr w:type="gramStart"/>
+      <w:r>
+        <w:rPr>
+          <w:color w:val="0F50FF"/>
+          <w:u w:val="single"/>
+        </w:rPr>
+        <w:t xml:space="preserve">
+          <w:hyperlink r:id="rId209" w:tgtFrame="_blank">
+            <w:r>
+              <w:t xml:space="preserve">Chronic Tophaceous Gout Presenting With Severe Polyarticular Erosive Disease: A Case Report.</w:t>
+            </w:r>
+          </w:hyperlink>
+        </w:t>
+      </w:r>
+    </w:p>
+    <w:p>
+      <w:pPr>
+        <w:spacing w:after="0"/>
+        <w:rPr>
+          <w:color w:val="0F50FF"/>
+          <w:u w:val="single"/>
+        </w:rPr>
+      </w:pPr>
+      <w:r>
+        <w:rPr>
+          <w:color w:val="0F50FF"/>
+          <w:u w:val="single"/>
+        </w:rPr>
+        <w:t xml:space="preserve"/>
+      </w:r>
+    </w:p>
+    <w:p>
+      <w:pPr>
+        <w:pStyle w:val="ListParagraph"/>
+        <w:numPr>
+          <w:ilvl w:val="0"/>
+          <w:numId w:val="19"/>
+        </w:numPr>
+        <w:spacing w:after="0" w:line="240" w:lineRule="auto"/>
+        <w:ind w:left="357" w:hanging="357"/>
+        <w:rPr>
+          <w:color w:val="0F50FF"/>
+          <w:u w:val="single"/>
+        </w:rPr>
+      </w:pPr>
+      <w:proofErr w:type="gramStart"/>
+      <w:r>
+        <w:rPr>
+          <w:color w:val="0F50FF"/>
+          <w:u w:val="single"/>
+        </w:rPr>
+        <w:t xml:space="preserve">
+          <w:hyperlink r:id="rId210" w:tgtFrame="_blank">
+            <w:r>
+              <w:t xml:space="preserve">Identifying common risk factors for primary cellulitis in a large-scale retrospective cohort study.</w:t>
+            </w:r>
+          </w:hyperlink>
+        </w:t>
+      </w:r>
+    </w:p>
+    <w:p>
+      <w:pPr>
+        <w:spacing w:after="0"/>
+        <w:rPr>
+          <w:color w:val="0F50FF"/>
+          <w:u w:val="single"/>
+        </w:rPr>
+      </w:pPr>
+      <w:r>
+        <w:rPr>
+          <w:color w:val="0F50FF"/>
+          <w:u w:val="single"/>
+        </w:rPr>
+        <w:t xml:space="preserve"/>
+      </w:r>
+    </w:p>
+    <w:p>
+      <w:pPr>
         <w:pStyle w:val="WeeklyLitReview"/>
       </w:pPr>
     </w:p>
@@ -3540,9 +4215,9 @@
           <w:u w:val="single"/>
         </w:rPr>
         <w:t xml:space="preserve">
-          <w:hyperlink r:id="rId84" w:tgtFrame="_blank">
-            <w:r>
-              <w:t xml:space="preserve">Optimizing Wound Care: The Mechanistic Role of Dressing Change Frequency in Acute and Diabetic Wound Healing.</w:t>
+          <w:hyperlink r:id="rId168" w:tgtFrame="_blank">
+            <w:r>
+              <w:t xml:space="preserve">Topical Formulations Containing Mentha piperita for Wound Healing: A Scoping Review.</w:t>
             </w:r>
           </w:hyperlink>
         </w:t>
@@ -3585,9 +4260,9 @@
           <w:u w:val="single"/>
         </w:rPr>
         <w:t xml:space="preserve">
-          <w:hyperlink r:id="rId85" w:tgtFrame="_blank">
-            <w:r>
-              <w:t xml:space="preserve">Dual-dynamic carboxymethyl chitosan hydrogel with photothermal properties and programmed radical/NO release properties for enhanced healing of infected wounds.</w:t>
+          <w:hyperlink r:id="rId169" w:tgtFrame="_blank">
+            <w:r>
+              <w:t xml:space="preserve">Harnessing nanozymes as next-generation antimicrobial agents: From mechanisms to therapeutic strategies.</w:t>
             </w:r>
           </w:hyperlink>
         </w:t>
@@ -3630,9 +4305,9 @@
           <w:u w:val="single"/>
         </w:rPr>
         <w:t xml:space="preserve">
-          <w:hyperlink r:id="rId86" w:tgtFrame="_blank">
-            <w:r>
-              <w:t xml:space="preserve">Unraveling the microbial landscape in prostate cancer: pathogenesis to therapy.</w:t>
+          <w:hyperlink r:id="rId170" w:tgtFrame="_blank">
+            <w:r>
+              <w:t xml:space="preserve">Prophylactic and therapeutic efficacy of Acinetobacter phage RM_A1 against carbapenem-resistant Acinetobacter baumannii with no cytotoxicity to human skin cells.</w:t>
             </w:r>
           </w:hyperlink>
         </w:t>
@@ -3675,9 +4350,9 @@
           <w:u w:val="single"/>
         </w:rPr>
         <w:t xml:space="preserve">
-          <w:hyperlink r:id="rId87" w:tgtFrame="_blank">
-            <w:r>
-              <w:t xml:space="preserve">Synergistic Antifungal Activity and Mechanism of Piroctone Olamine and Sorbitan Caprylate against Malassezia restricta.</w:t>
+          <w:hyperlink r:id="rId171" w:tgtFrame="_blank">
+            <w:r>
+              <w:t xml:space="preserve">In-vitro and in-silico anti-staphylococcal effects of the Mayan medicinal plant Krugiodendron ferreum (Vahl) Urb. (X-chintok): Disarming its resistance mechanisms and virulence factors.</w:t>
             </w:r>
           </w:hyperlink>
         </w:t>
@@ -3720,9 +4395,9 @@
           <w:u w:val="single"/>
         </w:rPr>
         <w:t xml:space="preserve">
-          <w:hyperlink r:id="rId88" w:tgtFrame="_blank">
-            <w:r>
-              <w:t xml:space="preserve">Staphylococcal persistence and biofilm resistance in bone-anchored hearing systems: Clinical impact.</w:t>
+          <w:hyperlink r:id="rId172" w:tgtFrame="_blank">
+            <w:r>
+              <w:t xml:space="preserve">Cutibacterium acnes inhibits Staphylococcus lugdunensis biofilm formation through inhibition of autolysis and purine biosynthesis.</w:t>
             </w:r>
           </w:hyperlink>
         </w:t>
@@ -3765,9 +4440,9 @@
           <w:u w:val="single"/>
         </w:rPr>
         <w:t xml:space="preserve">
-          <w:hyperlink r:id="rId89" w:tgtFrame="_blank">
-            <w:r>
-              <w:t xml:space="preserve">Enhancing the Susceptibility of Methicillin-Resistant Staphylococcus aureus to β-Lactam Antibiotics Through the Use of 4-Methoxysalicyl Aldehyde.</w:t>
+          <w:hyperlink r:id="rId173" w:tgtFrame="_blank">
+            <w:r>
+              <w:t xml:space="preserve">Targeted Neutrophil Extracellular Traps Mimics Combat Staphylococcus aureus Infections.</w:t>
             </w:r>
           </w:hyperlink>
         </w:t>
@@ -3810,9 +4485,9 @@
           <w:u w:val="single"/>
         </w:rPr>
         <w:t xml:space="preserve">
-          <w:hyperlink r:id="rId90" w:tgtFrame="_blank">
-            <w:r>
-              <w:t xml:space="preserve">Candida auris Screening in Organ Transplantation.</w:t>
+          <w:hyperlink r:id="rId174" w:tgtFrame="_blank">
+            <w:r>
+              <w:t xml:space="preserve">Cyclic Dipeptides Inhibit Staphylococcus aureus Biofilm Formation and Virulence via Agr-Quorum Sensing, ica, and sarA Pathways.</w:t>
             </w:r>
           </w:hyperlink>
         </w:t>
@@ -3855,9 +4530,9 @@
           <w:u w:val="single"/>
         </w:rPr>
         <w:t xml:space="preserve">
-          <w:hyperlink r:id="rId91" w:tgtFrame="_blank">
-            <w:r>
-              <w:t xml:space="preserve">Near-infrared light-driven nanomotors-based microneedles for the active therapy of bacterial infected acne.</w:t>
+          <w:hyperlink r:id="rId175" w:tgtFrame="_blank">
+            <w:r>
+              <w:t xml:space="preserve">Biofilm formation on venovenous ECMO cannulas can lead to re-introduction of pathogens during the decannulation process - a small-scale study reveals new insights when combining cultures and molecular results.</w:t>
             </w:r>
           </w:hyperlink>
         </w:t>
@@ -3900,9 +4575,9 @@
           <w:u w:val="single"/>
         </w:rPr>
         <w:t xml:space="preserve">
-          <w:hyperlink r:id="rId92" w:tgtFrame="_blank">
-            <w:r>
-              <w:t xml:space="preserve">Advances in methicillin-resistant staphylococcus aureus drug discovery: developments and challenges.</w:t>
+          <w:hyperlink r:id="rId176" w:tgtFrame="_blank">
+            <w:r>
+              <w:t xml:space="preserve">Zinc peroxide-copper bimetallic nanozyme with self-activated ROS and cuproptosis for superficial antifungal therapy.</w:t>
             </w:r>
           </w:hyperlink>
         </w:t>
@@ -3945,7 +4620,502 @@
           <w:u w:val="single"/>
         </w:rPr>
         <w:t xml:space="preserve">
-          <w:hyperlink r:id="rId93" w:tgtFrame="_blank">
+          <w:hyperlink r:id="rId177" w:tgtFrame="_blank">
+            <w:r>
+              <w:t xml:space="preserve">A Donor-Donor-π-Acceptor-Acceptor Type Photosensitizer for Efficient Photo-Inactivation of Pathogens Within Biofilms and Host Cells.</w:t>
+            </w:r>
+          </w:hyperlink>
+        </w:t>
+      </w:r>
+    </w:p>
+    <w:p>
+      <w:pPr>
+        <w:spacing w:after="0"/>
+        <w:rPr>
+          <w:color w:val="0F50FF"/>
+          <w:u w:val="single"/>
+        </w:rPr>
+      </w:pPr>
+      <w:r>
+        <w:rPr>
+          <w:color w:val="0F50FF"/>
+          <w:u w:val="single"/>
+        </w:rPr>
+        <w:t xml:space="preserve"/>
+      </w:r>
+    </w:p>
+    <w:p>
+      <w:pPr>
+        <w:pStyle w:val="ListParagraph"/>
+        <w:numPr>
+          <w:ilvl w:val="0"/>
+          <w:numId w:val="20"/>
+        </w:numPr>
+        <w:spacing w:after="0" w:line="240" w:lineRule="auto"/>
+        <w:ind w:left="357" w:hanging="357"/>
+        <w:rPr>
+          <w:color w:val="0F50FF"/>
+          <w:u w:val="single"/>
+        </w:rPr>
+      </w:pPr>
+      <w:proofErr w:type="gramStart"/>
+      <w:r>
+        <w:rPr>
+          <w:color w:val="0F50FF"/>
+          <w:u w:val="single"/>
+        </w:rPr>
+        <w:t xml:space="preserve">
+          <w:hyperlink r:id="rId178" w:tgtFrame="_blank">
+            <w:r>
+              <w:t xml:space="preserve">Microplastic exposure and human health: an integrative toxicological perspective.</w:t>
+            </w:r>
+          </w:hyperlink>
+        </w:t>
+      </w:r>
+    </w:p>
+    <w:p>
+      <w:pPr>
+        <w:spacing w:after="0"/>
+        <w:rPr>
+          <w:color w:val="0F50FF"/>
+          <w:u w:val="single"/>
+        </w:rPr>
+      </w:pPr>
+      <w:r>
+        <w:rPr>
+          <w:color w:val="0F50FF"/>
+          <w:u w:val="single"/>
+        </w:rPr>
+        <w:t xml:space="preserve"/>
+      </w:r>
+    </w:p>
+    <w:p>
+      <w:pPr>
+        <w:pStyle w:val="ListParagraph"/>
+        <w:numPr>
+          <w:ilvl w:val="0"/>
+          <w:numId w:val="20"/>
+        </w:numPr>
+        <w:spacing w:after="0" w:line="240" w:lineRule="auto"/>
+        <w:ind w:left="357" w:hanging="357"/>
+        <w:rPr>
+          <w:color w:val="0F50FF"/>
+          <w:u w:val="single"/>
+        </w:rPr>
+      </w:pPr>
+      <w:proofErr w:type="gramStart"/>
+      <w:r>
+        <w:rPr>
+          <w:color w:val="0F50FF"/>
+          <w:u w:val="single"/>
+        </w:rPr>
+        <w:t xml:space="preserve">
+          <w:hyperlink r:id="rId179" w:tgtFrame="_blank">
+            <w:r>
+              <w:t xml:space="preserve">Antiseptic Susceptibility and Sub-Inhibitory Concentration-Induced Biofilm Response in Staphylococcus epidermidis from Abdominal Surgical Site Skin.</w:t>
+            </w:r>
+          </w:hyperlink>
+        </w:t>
+      </w:r>
+    </w:p>
+    <w:p>
+      <w:pPr>
+        <w:spacing w:after="0"/>
+        <w:rPr>
+          <w:color w:val="0F50FF"/>
+          <w:u w:val="single"/>
+        </w:rPr>
+      </w:pPr>
+      <w:r>
+        <w:rPr>
+          <w:color w:val="0F50FF"/>
+          <w:u w:val="single"/>
+        </w:rPr>
+        <w:t xml:space="preserve"/>
+      </w:r>
+    </w:p>
+    <w:p>
+      <w:pPr>
+        <w:pStyle w:val="ListParagraph"/>
+        <w:numPr>
+          <w:ilvl w:val="0"/>
+          <w:numId w:val="20"/>
+        </w:numPr>
+        <w:spacing w:after="0" w:line="240" w:lineRule="auto"/>
+        <w:ind w:left="357" w:hanging="357"/>
+        <w:rPr>
+          <w:color w:val="0F50FF"/>
+          <w:u w:val="single"/>
+        </w:rPr>
+      </w:pPr>
+      <w:proofErr w:type="gramStart"/>
+      <w:r>
+        <w:rPr>
+          <w:color w:val="0F50FF"/>
+          <w:u w:val="single"/>
+        </w:rPr>
+        <w:t xml:space="preserve">
+          <w:hyperlink r:id="rId180" w:tgtFrame="_blank">
+            <w:r>
+              <w:t xml:space="preserve">Investigating strategies for control of C. auris biofilms on surfaces.</w:t>
+            </w:r>
+          </w:hyperlink>
+        </w:t>
+      </w:r>
+    </w:p>
+    <w:p>
+      <w:pPr>
+        <w:spacing w:after="0"/>
+        <w:rPr>
+          <w:color w:val="0F50FF"/>
+          <w:u w:val="single"/>
+        </w:rPr>
+      </w:pPr>
+      <w:r>
+        <w:rPr>
+          <w:color w:val="0F50FF"/>
+          <w:u w:val="single"/>
+        </w:rPr>
+        <w:t xml:space="preserve"/>
+      </w:r>
+    </w:p>
+    <w:p>
+      <w:pPr>
+        <w:pStyle w:val="ListParagraph"/>
+        <w:numPr>
+          <w:ilvl w:val="0"/>
+          <w:numId w:val="20"/>
+        </w:numPr>
+        <w:spacing w:after="0" w:line="240" w:lineRule="auto"/>
+        <w:ind w:left="357" w:hanging="357"/>
+        <w:rPr>
+          <w:color w:val="0F50FF"/>
+          <w:u w:val="single"/>
+        </w:rPr>
+      </w:pPr>
+      <w:proofErr w:type="gramStart"/>
+      <w:r>
+        <w:rPr>
+          <w:color w:val="0F50FF"/>
+          <w:u w:val="single"/>
+        </w:rPr>
+        <w:t xml:space="preserve">
+          <w:hyperlink r:id="rId181" w:tgtFrame="_blank">
+            <w:r>
+              <w:t xml:space="preserve">Integrative Virtual and Empirical Screening to Identify Multi-Target Flavonoid Quercetin-3-O-glucuronide for Reducing MRSA Pathogenicity.</w:t>
+            </w:r>
+          </w:hyperlink>
+        </w:t>
+      </w:r>
+    </w:p>
+    <w:p>
+      <w:pPr>
+        <w:spacing w:after="0"/>
+        <w:rPr>
+          <w:color w:val="0F50FF"/>
+          <w:u w:val="single"/>
+        </w:rPr>
+      </w:pPr>
+      <w:r>
+        <w:rPr>
+          <w:color w:val="0F50FF"/>
+          <w:u w:val="single"/>
+        </w:rPr>
+        <w:t xml:space="preserve"/>
+      </w:r>
+    </w:p>
+    <w:p>
+      <w:pPr>
+        <w:pStyle w:val="ListParagraph"/>
+        <w:numPr>
+          <w:ilvl w:val="0"/>
+          <w:numId w:val="20"/>
+        </w:numPr>
+        <w:spacing w:after="0" w:line="240" w:lineRule="auto"/>
+        <w:ind w:left="357" w:hanging="357"/>
+        <w:rPr>
+          <w:color w:val="0F50FF"/>
+          <w:u w:val="single"/>
+        </w:rPr>
+      </w:pPr>
+      <w:proofErr w:type="gramStart"/>
+      <w:r>
+        <w:rPr>
+          <w:color w:val="0F50FF"/>
+          <w:u w:val="single"/>
+        </w:rPr>
+        <w:t xml:space="preserve">
+          <w:hyperlink r:id="rId182" w:tgtFrame="_blank">
+            <w:r>
+              <w:t xml:space="preserve">Zinc-Based Nanoparticles Reduce the Bacterial Burden and Protect Collagen in a Mouse Cutaneous Wound Model.</w:t>
+            </w:r>
+          </w:hyperlink>
+        </w:t>
+      </w:r>
+    </w:p>
+    <w:p>
+      <w:pPr>
+        <w:spacing w:after="0"/>
+        <w:rPr>
+          <w:color w:val="0F50FF"/>
+          <w:u w:val="single"/>
+        </w:rPr>
+      </w:pPr>
+      <w:r>
+        <w:rPr>
+          <w:color w:val="0F50FF"/>
+          <w:u w:val="single"/>
+        </w:rPr>
+        <w:t xml:space="preserve"/>
+      </w:r>
+    </w:p>
+    <w:p>
+      <w:pPr>
+        <w:pStyle w:val="ListParagraph"/>
+        <w:numPr>
+          <w:ilvl w:val="0"/>
+          <w:numId w:val="20"/>
+        </w:numPr>
+        <w:spacing w:after="0" w:line="240" w:lineRule="auto"/>
+        <w:ind w:left="357" w:hanging="357"/>
+        <w:rPr>
+          <w:color w:val="0F50FF"/>
+          <w:u w:val="single"/>
+        </w:rPr>
+      </w:pPr>
+      <w:proofErr w:type="gramStart"/>
+      <w:r>
+        <w:rPr>
+          <w:color w:val="0F50FF"/>
+          <w:u w:val="single"/>
+        </w:rPr>
+        <w:t xml:space="preserve">
+          <w:hyperlink r:id="rId183" w:tgtFrame="_blank">
+            <w:r>
+              <w:t xml:space="preserve">Evaluation of bacteriophage efficacy against Pseudomonas aeruginosa in ex vivo and in vitro canine skin systems.</w:t>
+            </w:r>
+          </w:hyperlink>
+        </w:t>
+      </w:r>
+    </w:p>
+    <w:p>
+      <w:pPr>
+        <w:spacing w:after="0"/>
+        <w:rPr>
+          <w:color w:val="0F50FF"/>
+          <w:u w:val="single"/>
+        </w:rPr>
+      </w:pPr>
+      <w:r>
+        <w:rPr>
+          <w:color w:val="0F50FF"/>
+          <w:u w:val="single"/>
+        </w:rPr>
+        <w:t xml:space="preserve"/>
+      </w:r>
+    </w:p>
+    <w:p>
+      <w:pPr>
+        <w:pStyle w:val="ListParagraph"/>
+        <w:numPr>
+          <w:ilvl w:val="0"/>
+          <w:numId w:val="20"/>
+        </w:numPr>
+        <w:spacing w:after="0" w:line="240" w:lineRule="auto"/>
+        <w:ind w:left="357" w:hanging="357"/>
+        <w:rPr>
+          <w:color w:val="0F50FF"/>
+          <w:u w:val="single"/>
+        </w:rPr>
+      </w:pPr>
+      <w:proofErr w:type="gramStart"/>
+      <w:r>
+        <w:rPr>
+          <w:color w:val="0F50FF"/>
+          <w:u w:val="single"/>
+        </w:rPr>
+        <w:t xml:space="preserve">
+          <w:hyperlink r:id="rId184" w:tgtFrame="_blank">
+            <w:r>
+              <w:t xml:space="preserve">Novel approach for diabetic wound healing: adipose-derived mesenchymal stromal cells Exo@SPHydrogel combined with laser therapy.</w:t>
+            </w:r>
+          </w:hyperlink>
+        </w:t>
+      </w:r>
+    </w:p>
+    <w:p>
+      <w:pPr>
+        <w:spacing w:after="0"/>
+        <w:rPr>
+          <w:color w:val="0F50FF"/>
+          <w:u w:val="single"/>
+        </w:rPr>
+      </w:pPr>
+      <w:r>
+        <w:rPr>
+          <w:color w:val="0F50FF"/>
+          <w:u w:val="single"/>
+        </w:rPr>
+        <w:t xml:space="preserve"/>
+      </w:r>
+    </w:p>
+    <w:p>
+      <w:pPr>
+        <w:pStyle w:val="ListParagraph"/>
+        <w:numPr>
+          <w:ilvl w:val="0"/>
+          <w:numId w:val="20"/>
+        </w:numPr>
+        <w:spacing w:after="0" w:line="240" w:lineRule="auto"/>
+        <w:ind w:left="357" w:hanging="357"/>
+        <w:rPr>
+          <w:color w:val="0F50FF"/>
+          <w:u w:val="single"/>
+        </w:rPr>
+      </w:pPr>
+      <w:proofErr w:type="gramStart"/>
+      <w:r>
+        <w:rPr>
+          <w:color w:val="0F50FF"/>
+          <w:u w:val="single"/>
+        </w:rPr>
+        <w:t xml:space="preserve">
+          <w:hyperlink r:id="rId185" w:tgtFrame="_blank">
+            <w:r>
+              <w:t xml:space="preserve">β(2)-microglobulin inhibits Escherichia coli biofilm formation via selectively blocking curli assembly.</w:t>
+            </w:r>
+          </w:hyperlink>
+        </w:t>
+      </w:r>
+    </w:p>
+    <w:p>
+      <w:pPr>
+        <w:spacing w:after="0"/>
+        <w:rPr>
+          <w:color w:val="0F50FF"/>
+          <w:u w:val="single"/>
+        </w:rPr>
+      </w:pPr>
+      <w:r>
+        <w:rPr>
+          <w:color w:val="0F50FF"/>
+          <w:u w:val="single"/>
+        </w:rPr>
+        <w:t xml:space="preserve"/>
+      </w:r>
+    </w:p>
+    <w:p>
+      <w:pPr>
+        <w:pStyle w:val="ListParagraph"/>
+        <w:numPr>
+          <w:ilvl w:val="0"/>
+          <w:numId w:val="20"/>
+        </w:numPr>
+        <w:spacing w:after="0" w:line="240" w:lineRule="auto"/>
+        <w:ind w:left="357" w:hanging="357"/>
+        <w:rPr>
+          <w:color w:val="0F50FF"/>
+          <w:u w:val="single"/>
+        </w:rPr>
+      </w:pPr>
+      <w:proofErr w:type="gramStart"/>
+      <w:r>
+        <w:rPr>
+          <w:color w:val="0F50FF"/>
+          <w:u w:val="single"/>
+        </w:rPr>
+        <w:t xml:space="preserve">
+          <w:hyperlink r:id="rId186" w:tgtFrame="_blank">
+            <w:r>
+              <w:t xml:space="preserve">Malassezia isolated from patients with PV exhibits resistance features supporting its pathogenic nature.</w:t>
+            </w:r>
+          </w:hyperlink>
+        </w:t>
+      </w:r>
+    </w:p>
+    <w:p>
+      <w:pPr>
+        <w:spacing w:after="0"/>
+        <w:rPr>
+          <w:color w:val="0F50FF"/>
+          <w:u w:val="single"/>
+        </w:rPr>
+      </w:pPr>
+      <w:r>
+        <w:rPr>
+          <w:color w:val="0F50FF"/>
+          <w:u w:val="single"/>
+        </w:rPr>
+        <w:t xml:space="preserve"/>
+      </w:r>
+    </w:p>
+    <w:p>
+      <w:pPr>
+        <w:pStyle w:val="ListParagraph"/>
+        <w:numPr>
+          <w:ilvl w:val="0"/>
+          <w:numId w:val="20"/>
+        </w:numPr>
+        <w:spacing w:after="0" w:line="240" w:lineRule="auto"/>
+        <w:ind w:left="357" w:hanging="357"/>
+        <w:rPr>
+          <w:color w:val="0F50FF"/>
+          <w:u w:val="single"/>
+        </w:rPr>
+      </w:pPr>
+      <w:proofErr w:type="gramStart"/>
+      <w:r>
+        <w:rPr>
+          <w:color w:val="0F50FF"/>
+          <w:u w:val="single"/>
+        </w:rPr>
+        <w:t xml:space="preserve">
+          <w:hyperlink r:id="rId187" w:tgtFrame="_blank">
+            <w:r>
+              <w:t xml:space="preserve">Influence of substitution patterns on the antimicrobial properties of pyrrole sulfonamide scaffolds.</w:t>
+            </w:r>
+          </w:hyperlink>
+        </w:t>
+      </w:r>
+    </w:p>
+    <w:p>
+      <w:pPr>
+        <w:spacing w:after="0"/>
+        <w:rPr>
+          <w:color w:val="0F50FF"/>
+          <w:u w:val="single"/>
+        </w:rPr>
+      </w:pPr>
+      <w:r>
+        <w:rPr>
+          <w:color w:val="0F50FF"/>
+          <w:u w:val="single"/>
+        </w:rPr>
+        <w:t xml:space="preserve"/>
+      </w:r>
+    </w:p>
+    <w:p>
+      <w:pPr>
+        <w:pStyle w:val="ListParagraph"/>
+        <w:numPr>
+          <w:ilvl w:val="0"/>
+          <w:numId w:val="20"/>
+        </w:numPr>
+        <w:spacing w:after="0" w:line="240" w:lineRule="auto"/>
+        <w:ind w:left="357" w:hanging="357"/>
+        <w:rPr>
+          <w:color w:val="0F50FF"/>
+          <w:u w:val="single"/>
+        </w:rPr>
+      </w:pPr>
+      <w:proofErr w:type="gramStart"/>
+      <w:r>
+        <w:rPr>
+          <w:color w:val="0F50FF"/>
+          <w:u w:val="single"/>
+        </w:rPr>
+        <w:t xml:space="preserve">
+          <w:hyperlink r:id="rId188" w:tgtFrame="_blank">
             <w:r>
               <w:t xml:space="preserve">A teichoic acid-like wall modification associated with immune suppression is socially regulated in Streptococcus pyogenes.</w:t>
             </w:r>
@@ -3990,9 +5160,9 @@
           <w:u w:val="single"/>
         </w:rPr>
         <w:t xml:space="preserve">
-          <w:hyperlink r:id="rId94" w:tgtFrame="_blank">
-            <w:r>
-              <w:t xml:space="preserve">Beyond the skin barrier: commensal S. epidermidis imprint systemic immunity to invasive biofilm infection.</w:t>
+          <w:hyperlink r:id="rId189" w:tgtFrame="_blank">
+            <w:r>
+              <w:t xml:space="preserve">Synergistic Antifungal Activity of Zinc Pyrithione and Nystatin against Multi-Drug-Resistant Candida (Candidozyma) auris: Evidence from In Vitro and In Vivo Models.</w:t>
             </w:r>
           </w:hyperlink>
         </w:t>
@@ -4035,9 +5205,9 @@
           <w:u w:val="single"/>
         </w:rPr>
         <w:t xml:space="preserve">
-          <w:hyperlink r:id="rId95" w:tgtFrame="_blank">
-            <w:r>
-              <w:t xml:space="preserve">Anti-Acne Potential of Quercus salicina Extract: Inhibition of Cutibacterium acnes Growth and Virulence.</w:t>
+          <w:hyperlink r:id="rId190" w:tgtFrame="_blank">
+            <w:r>
+              <w:t xml:space="preserve">Antimicrobial and Antibiofilm Activities of Abietic Acid against Skin-Associated Opportunistic Microorganisms.</w:t>
             </w:r>
           </w:hyperlink>
         </w:t>
@@ -4080,9 +5250,9 @@
           <w:u w:val="single"/>
         </w:rPr>
         <w:t xml:space="preserve">
-          <w:hyperlink r:id="rId96" w:tgtFrame="_blank">
-            <w:r>
-              <w:t xml:space="preserve">Opportunistic Vibrio alginolyticus and six other Vibrio species from ready-to-eat seafood associated with the Korean coast: Public health implications as emerging human pathogens.</w:t>
+          <w:hyperlink r:id="rId191" w:tgtFrame="_blank">
+            <w:r>
+              <w:t xml:space="preserve">Quaternized Thiomers for Antibacterial Activity and Hyperinflammation Mitigation.</w:t>
             </w:r>
           </w:hyperlink>
         </w:t>
@@ -4125,9 +5295,9 @@
           <w:u w:val="single"/>
         </w:rPr>
         <w:t xml:space="preserve">
-          <w:hyperlink r:id="rId97" w:tgtFrame="_blank">
-            <w:r>
-              <w:t xml:space="preserve">Therapeutic Potential of the ApoE-Mimicked Peptide COG133: Regulation of miRNA146‑a in Diabetic Fibroblasts and Antibacterial Activity.</w:t>
+          <w:hyperlink r:id="rId192" w:tgtFrame="_blank">
+            <w:r>
+              <w:t xml:space="preserve">The fungal pathogen Batrachochytrium dendrobatidis drives the relationship between environmental and amphibian skin microbiota.</w:t>
             </w:r>
           </w:hyperlink>
         </w:t>
@@ -4170,9 +5340,9 @@
           <w:u w:val="single"/>
         </w:rPr>
         <w:t xml:space="preserve">
-          <w:hyperlink r:id="rId98" w:tgtFrame="_blank">
-            <w:r>
-              <w:t xml:space="preserve">Breaking biofilm barriers in skin wounds: Membrane-Active antimicrobials in an era of resistance.</w:t>
+          <w:hyperlink r:id="rId193" w:tgtFrame="_blank">
+            <w:r>
+              <w:t xml:space="preserve">3D-printed PRP-infused double-network hydrogels orchestrate inflammation resolution and vascular regeneration in infected wounds.</w:t>
             </w:r>
           </w:hyperlink>
         </w:t>
@@ -4215,9 +5385,9 @@
           <w:u w:val="single"/>
         </w:rPr>
         <w:t xml:space="preserve">
-          <w:hyperlink r:id="rId99" w:tgtFrame="_blank">
-            <w:r>
-              <w:t xml:space="preserve">The Oxylipin Dependent Quorum Sensing System enhances Pseudomonas aeruginosa dissemination during burn-associated infection.</w:t>
+          <w:hyperlink r:id="rId194" w:tgtFrame="_blank">
+            <w:r>
+              <w:t xml:space="preserve">Antifungal potential of naphthoquinone derivatives: screening of shikonin-based compounds and mechanistic insights into 5,8-dihydroxy-1,4-naphthoquinone against Candida albicans in vitro and in vivo.</w:t>
             </w:r>
           </w:hyperlink>
         </w:t>
@@ -4260,9 +5430,9 @@
           <w:u w:val="single"/>
         </w:rPr>
         <w:t xml:space="preserve">
-          <w:hyperlink r:id="rId100" w:tgtFrame="_blank">
-            <w:r>
-              <w:t xml:space="preserve">The antibacterial mechanism of the extracellular product derived from Heyndrickxia coagulans against Staphylococcus aureus.</w:t>
+          <w:hyperlink r:id="rId195" w:tgtFrame="_blank">
+            <w:r>
+              <w:t xml:space="preserve">Novel Skin- and Oral-Derived Probiotic Candidates: Functional Evaluation and Application Perspectives.</w:t>
             </w:r>
           </w:hyperlink>
         </w:t>
@@ -4305,9 +5475,9 @@
           <w:u w:val="single"/>
         </w:rPr>
         <w:t xml:space="preserve">
-          <w:hyperlink r:id="rId101" w:tgtFrame="_blank">
-            <w:r>
-              <w:t xml:space="preserve">Complications of Dermal Injectables-A Retrospective Study.</w:t>
+          <w:hyperlink r:id="rId196" w:tgtFrame="_blank">
+            <w:r>
+              <w:t xml:space="preserve">Antimicrobial Susceptibility Patterns and Biofilm Formation of Staphylococcus aureus Strains Isolated from Pediatric Patients with Atopic Dermatitis.</w:t>
             </w:r>
           </w:hyperlink>
         </w:t>
@@ -4350,9 +5520,9 @@
           <w:u w:val="single"/>
         </w:rPr>
         <w:t xml:space="preserve">
-          <w:hyperlink r:id="rId102" w:tgtFrame="_blank">
-            <w:r>
-              <w:t xml:space="preserve">Topical Delivery of Autochthonous Lactic Acid Bacteria Using Calcium Alginate Microspheres as a Probiotic Carrier System with Enhanced Therapeutic Potential.</w:t>
+          <w:hyperlink r:id="rId197" w:tgtFrame="_blank">
+            <w:r>
+              <w:t xml:space="preserve">Biological Characteristics and Comparative Genomic Analysis of Corynebacterium hindlerae from Bovine Skin Abscess.</w:t>
             </w:r>
           </w:hyperlink>
         </w:t>
@@ -4395,9 +5565,9 @@
           <w:u w:val="single"/>
         </w:rPr>
         <w:t xml:space="preserve">
-          <w:hyperlink r:id="rId103" w:tgtFrame="_blank">
-            <w:r>
-              <w:t xml:space="preserve">Antimicrobial Functionalized Mesoporous Silica FDU-12 Loaded with Bacitracin.</w:t>
+          <w:hyperlink r:id="rId198" w:tgtFrame="_blank">
+            <w:r>
+              <w:t xml:space="preserve">Effects of Piper betle Leaf Extract-Coated Suture Material on Clinical Strains of Staphylococcus aureus and Staphylococcus pseudintermedius Isolated from Skin-Infected Dogs.</w:t>
             </w:r>
           </w:hyperlink>
         </w:t>
@@ -4440,9 +5610,9 @@
           <w:u w:val="single"/>
         </w:rPr>
         <w:t xml:space="preserve">
-          <w:hyperlink r:id="rId104" w:tgtFrame="_blank">
-            <w:r>
-              <w:t xml:space="preserve">Occurrence of Citrobacter spp.-Associated and Non-Associated Lesions in a Stranded Loggerhead Sea Turtle (Caretta caretta) from Italy.</w:t>
+          <w:hyperlink r:id="rId199" w:tgtFrame="_blank">
+            <w:r>
+              <w:t xml:space="preserve">Pathogen Profiling in Reverse Total Shoulder Arthroplasty: Virulence Traits of Clinical Isolates Before and After Intraoperative Povidone-Iodine Irrigation.</w:t>
             </w:r>
           </w:hyperlink>
         </w:t>
@@ -4485,234 +5655,9 @@
           <w:u w:val="single"/>
         </w:rPr>
         <w:t xml:space="preserve">
-          <w:hyperlink r:id="rId105" w:tgtFrame="_blank">
-            <w:r>
-              <w:t xml:space="preserve">Cathelicidin-like Peptide for Resistant Acinetobacter baumannii Control.</w:t>
-            </w:r>
-          </w:hyperlink>
-        </w:t>
-      </w:r>
-    </w:p>
-    <w:p>
-      <w:pPr>
-        <w:spacing w:after="0"/>
-        <w:rPr>
-          <w:color w:val="0F50FF"/>
-          <w:u w:val="single"/>
-        </w:rPr>
-      </w:pPr>
-      <w:r>
-        <w:rPr>
-          <w:color w:val="0F50FF"/>
-          <w:u w:val="single"/>
-        </w:rPr>
-        <w:t xml:space="preserve"/>
-      </w:r>
-    </w:p>
-    <w:p>
-      <w:pPr>
-        <w:pStyle w:val="ListParagraph"/>
-        <w:numPr>
-          <w:ilvl w:val="0"/>
-          <w:numId w:val="20"/>
-        </w:numPr>
-        <w:spacing w:after="0" w:line="240" w:lineRule="auto"/>
-        <w:ind w:left="357" w:hanging="357"/>
-        <w:rPr>
-          <w:color w:val="0F50FF"/>
-          <w:u w:val="single"/>
-        </w:rPr>
-      </w:pPr>
-      <w:proofErr w:type="gramStart"/>
-      <w:r>
-        <w:rPr>
-          <w:color w:val="0F50FF"/>
-          <w:u w:val="single"/>
-        </w:rPr>
-        <w:t xml:space="preserve">
-          <w:hyperlink r:id="rId106" w:tgtFrame="_blank">
-            <w:r>
-              <w:t xml:space="preserve">Nitric Oxide-Releasing Gels in the Context of Antimicrobial Stewardship, Biofilm Management, and Wound-Repair Biology.</w:t>
-            </w:r>
-          </w:hyperlink>
-        </w:t>
-      </w:r>
-    </w:p>
-    <w:p>
-      <w:pPr>
-        <w:spacing w:after="0"/>
-        <w:rPr>
-          <w:color w:val="0F50FF"/>
-          <w:u w:val="single"/>
-        </w:rPr>
-      </w:pPr>
-      <w:r>
-        <w:rPr>
-          <w:color w:val="0F50FF"/>
-          <w:u w:val="single"/>
-        </w:rPr>
-        <w:t xml:space="preserve"/>
-      </w:r>
-    </w:p>
-    <w:p>
-      <w:pPr>
-        <w:pStyle w:val="ListParagraph"/>
-        <w:numPr>
-          <w:ilvl w:val="0"/>
-          <w:numId w:val="20"/>
-        </w:numPr>
-        <w:spacing w:after="0" w:line="240" w:lineRule="auto"/>
-        <w:ind w:left="357" w:hanging="357"/>
-        <w:rPr>
-          <w:color w:val="0F50FF"/>
-          <w:u w:val="single"/>
-        </w:rPr>
-      </w:pPr>
-      <w:proofErr w:type="gramStart"/>
-      <w:r>
-        <w:rPr>
-          <w:color w:val="0F50FF"/>
-          <w:u w:val="single"/>
-        </w:rPr>
-        <w:t xml:space="preserve">
-          <w:hyperlink r:id="rId107" w:tgtFrame="_blank">
-            <w:r>
-              <w:t xml:space="preserve">Antibacterial and Antibiofilm Activities of Hazelnut By-Product Extract.</w:t>
-            </w:r>
-          </w:hyperlink>
-        </w:t>
-      </w:r>
-    </w:p>
-    <w:p>
-      <w:pPr>
-        <w:spacing w:after="0"/>
-        <w:rPr>
-          <w:color w:val="0F50FF"/>
-          <w:u w:val="single"/>
-        </w:rPr>
-      </w:pPr>
-      <w:r>
-        <w:rPr>
-          <w:color w:val="0F50FF"/>
-          <w:u w:val="single"/>
-        </w:rPr>
-        <w:t xml:space="preserve"/>
-      </w:r>
-    </w:p>
-    <w:p>
-      <w:pPr>
-        <w:pStyle w:val="ListParagraph"/>
-        <w:numPr>
-          <w:ilvl w:val="0"/>
-          <w:numId w:val="20"/>
-        </w:numPr>
-        <w:spacing w:after="0" w:line="240" w:lineRule="auto"/>
-        <w:ind w:left="357" w:hanging="357"/>
-        <w:rPr>
-          <w:color w:val="0F50FF"/>
-          <w:u w:val="single"/>
-        </w:rPr>
-      </w:pPr>
-      <w:proofErr w:type="gramStart"/>
-      <w:r>
-        <w:rPr>
-          <w:color w:val="0F50FF"/>
-          <w:u w:val="single"/>
-        </w:rPr>
-        <w:t xml:space="preserve">
-          <w:hyperlink r:id="rId108" w:tgtFrame="_blank">
-            <w:r>
-              <w:t xml:space="preserve">Enhancing food system protection: synergistic action of engineered endolysin LYSMP and berberine hydrochloride against Streptococcus suis on pork.</w:t>
-            </w:r>
-          </w:hyperlink>
-        </w:t>
-      </w:r>
-    </w:p>
-    <w:p>
-      <w:pPr>
-        <w:spacing w:after="0"/>
-        <w:rPr>
-          <w:color w:val="0F50FF"/>
-          <w:u w:val="single"/>
-        </w:rPr>
-      </w:pPr>
-      <w:r>
-        <w:rPr>
-          <w:color w:val="0F50FF"/>
-          <w:u w:val="single"/>
-        </w:rPr>
-        <w:t xml:space="preserve"/>
-      </w:r>
-    </w:p>
-    <w:p>
-      <w:pPr>
-        <w:pStyle w:val="ListParagraph"/>
-        <w:numPr>
-          <w:ilvl w:val="0"/>
-          <w:numId w:val="20"/>
-        </w:numPr>
-        <w:spacing w:after="0" w:line="240" w:lineRule="auto"/>
-        <w:ind w:left="357" w:hanging="357"/>
-        <w:rPr>
-          <w:color w:val="0F50FF"/>
-          <w:u w:val="single"/>
-        </w:rPr>
-      </w:pPr>
-      <w:proofErr w:type="gramStart"/>
-      <w:r>
-        <w:rPr>
-          <w:color w:val="0F50FF"/>
-          <w:u w:val="single"/>
-        </w:rPr>
-        <w:t xml:space="preserve">
-          <w:hyperlink r:id="rId109" w:tgtFrame="_blank">
-            <w:r>
-              <w:t xml:space="preserve">Dual antioxidant and antibacterial potential of β-cryptoxanthin and a novel biosurfactant from Kocuria marina DAGII.</w:t>
-            </w:r>
-          </w:hyperlink>
-        </w:t>
-      </w:r>
-    </w:p>
-    <w:p>
-      <w:pPr>
-        <w:spacing w:after="0"/>
-        <w:rPr>
-          <w:color w:val="0F50FF"/>
-          <w:u w:val="single"/>
-        </w:rPr>
-      </w:pPr>
-      <w:r>
-        <w:rPr>
-          <w:color w:val="0F50FF"/>
-          <w:u w:val="single"/>
-        </w:rPr>
-        <w:t xml:space="preserve"/>
-      </w:r>
-    </w:p>
-    <w:p>
-      <w:pPr>
-        <w:pStyle w:val="ListParagraph"/>
-        <w:numPr>
-          <w:ilvl w:val="0"/>
-          <w:numId w:val="20"/>
-        </w:numPr>
-        <w:spacing w:after="0" w:line="240" w:lineRule="auto"/>
-        <w:ind w:left="357" w:hanging="357"/>
-        <w:rPr>
-          <w:color w:val="0F50FF"/>
-          <w:u w:val="single"/>
-        </w:rPr>
-      </w:pPr>
-      <w:proofErr w:type="gramStart"/>
-      <w:r>
-        <w:rPr>
-          <w:color w:val="0F50FF"/>
-          <w:u w:val="single"/>
-        </w:rPr>
-        <w:t xml:space="preserve">
-          <w:hyperlink r:id="rId110" w:tgtFrame="_blank">
-            <w:r>
-              <w:t xml:space="preserve">Discovery of Encrypted Peptides in a Human Matrix Metallopeptidase.</w:t>
+          <w:hyperlink r:id="rId200" w:tgtFrame="_blank">
+            <w:r>
+              <w:t xml:space="preserve">The Evolution of Symbiosis in Staphylococcus epidermidis: From a Protective Mutualist to a Parasitic Pathogen.</w:t>
             </w:r>
           </w:hyperlink>
         </w:t>
@@ -4788,9 +5733,9 @@
           <w:u w:val="single"/>
         </w:rPr>
         <w:t xml:space="preserve">
-          <w:hyperlink r:id="rId54" w:tgtFrame="_blank">
-            <w:r>
-              <w:t xml:space="preserve">Atopic Dermatitis-like mouse model using early inoculation of patient-derived S. aureus together with MC903.</w:t>
+          <w:hyperlink r:id="rId97" w:tgtFrame="_blank">
+            <w:r>
+              <w:t xml:space="preserve">The Indirect Role of Staphylococcus aureus in Atopic Dermatitis: A Comprehensive Analysis of MicroRNA-Mediated Mechanisms and Therapeutic Potential.</w:t>
             </w:r>
           </w:hyperlink>
         </w:t>
@@ -4833,9 +5778,9 @@
           <w:u w:val="single"/>
         </w:rPr>
         <w:t xml:space="preserve">
-          <w:hyperlink r:id="rId55" w:tgtFrame="_blank">
-            <w:r>
-              <w:t xml:space="preserve">Staphylococcus aureus in Atopic Dermatitis: How a common bacterium exploits and drives disease.</w:t>
+          <w:hyperlink r:id="rId98" w:tgtFrame="_blank">
+            <w:r>
+              <w:t xml:space="preserve">Therapy-Dependent Modulation of Staphylococcus aureus Colonization in Atopic Dermatitis: Insights from Anti-IL-4/IL-13 and JAK Inhibition.</w:t>
             </w:r>
           </w:hyperlink>
         </w:t>
@@ -4878,9 +5823,9 @@
           <w:u w:val="single"/>
         </w:rPr>
         <w:t xml:space="preserve">
-          <w:hyperlink r:id="rId56" w:tgtFrame="_blank">
-            <w:r>
-              <w:t xml:space="preserve">Preventive effect of bentonite against pyoderma via direct binding capability of staphylococci.</w:t>
+          <w:hyperlink r:id="rId99" w:tgtFrame="_blank">
+            <w:r>
+              <w:t xml:space="preserve">A skin isolate of Micrococcus luteus negates the Staphylococcus aureus-induced release of type 2 cytokines from keratinocytes.</w:t>
             </w:r>
           </w:hyperlink>
         </w:t>
@@ -4923,9 +5868,9 @@
           <w:u w:val="single"/>
         </w:rPr>
         <w:t xml:space="preserve">
-          <w:hyperlink r:id="rId57" w:tgtFrame="_blank">
-            <w:r>
-              <w:t xml:space="preserve">Impact of Isosorbide Diesters from Coconut and Sunflower Fatty Acids on Pediatric Atopic Dermatitis and the Skin Microbiome: A Randomized, Double-Blind, Vehicle-Controlled Trial.</w:t>
+          <w:hyperlink r:id="rId100" w:tgtFrame="_blank">
+            <w:r>
+              <w:t xml:space="preserve">Integrated Methylome-Transcriptome Analysis Reveals Epigenomic Remodeling and Rho GTPase-Linked Immune-Epithelial Crosstalk in Atopic Dermatitis.</w:t>
             </w:r>
           </w:hyperlink>
         </w:t>
@@ -4968,9 +5913,54 @@
           <w:u w:val="single"/>
         </w:rPr>
         <w:t xml:space="preserve">
-          <w:hyperlink r:id="rId58" w:tgtFrame="_blank">
-            <w:r>
-              <w:t xml:space="preserve">Novel Therapeutic Strategies for Atopic Dermatitis: Biomarker Modulation and Clinical Implications. A Systematic Review.</w:t>
+          <w:hyperlink r:id="rId101" w:tgtFrame="_blank">
+            <w:r>
+              <w:t xml:space="preserve">Nanoscale Mechanics of FnBPB-Mediated Adhesion of Staphylococcus aureus to Skin Ligands.</w:t>
+            </w:r>
+          </w:hyperlink>
+        </w:t>
+      </w:r>
+    </w:p>
+    <w:p>
+      <w:pPr>
+        <w:spacing w:after="0"/>
+        <w:rPr>
+          <w:color w:val="0F50FF"/>
+          <w:u w:val="single"/>
+        </w:rPr>
+      </w:pPr>
+      <w:r>
+        <w:rPr>
+          <w:color w:val="0F50FF"/>
+          <w:u w:val="single"/>
+        </w:rPr>
+        <w:t xml:space="preserve"/>
+      </w:r>
+    </w:p>
+    <w:p>
+      <w:pPr>
+        <w:pStyle w:val="ListParagraph"/>
+        <w:numPr>
+          <w:ilvl w:val="0"/>
+          <w:numId w:val="21"/>
+        </w:numPr>
+        <w:spacing w:after="0" w:line="240" w:lineRule="auto"/>
+        <w:ind w:left="357" w:hanging="357"/>
+        <w:rPr>
+          <w:color w:val="0F50FF"/>
+          <w:u w:val="single"/>
+        </w:rPr>
+      </w:pPr>
+      <w:proofErr w:type="gramStart"/>
+      <w:r>
+        <w:rPr>
+          <w:color w:val="0F50FF"/>
+          <w:u w:val="single"/>
+        </w:rPr>
+        <w:t xml:space="preserve">
+          <w:hyperlink r:id="rId102" w:tgtFrame="_blank">
+            <w:r>
+              <w:t xml:space="preserve">Dysbiosis in the Pathogenesis of Atopic Dermatitis.</w:t>
             </w:r>
           </w:hyperlink>
         </w:t>
@@ -5049,9 +6039,9 @@
           <w:u w:val="single"/>
         </w:rPr>
         <w:t xml:space="preserve">
-          <w:hyperlink r:id="rId122" w:tgtFrame="_blank">
-            <w:r>
-              <w:t xml:space="preserve">Optimizing a Natural Oil-Based Sertaconazole Nitrate Organogel: enhanced antifungal activity through in vitro and in vivo evaluation.</w:t>
+          <w:hyperlink r:id="rId12" w:tgtFrame="_blank">
+            <w:r>
+              <w:t xml:space="preserve">Non-invasive and painless mid-infrared modulation increases collagen in human and mouse skin.</w:t>
             </w:r>
           </w:hyperlink>
         </w:t>
@@ -5094,9 +6084,9 @@
           <w:u w:val="single"/>
         </w:rPr>
         <w:t xml:space="preserve">
-          <w:hyperlink r:id="rId123" w:tgtFrame="_blank">
-            <w:r>
-              <w:t xml:space="preserve">Skin-Derived Precursors-Derived Exosomes Alleviated Acne Inflammation via TLR2/MyD88/NF-κB Signaling Pathway: In Vitro and In Vivo Studies.</w:t>
+          <w:hyperlink r:id="rId13" w:tgtFrame="_blank">
+            <w:r>
+              <w:t xml:space="preserve">Ethnopharmacological Evaluation of Vitellaria paradoxa Triterpenes for Wound Healing: In Vivo Evidence of Lupeol and α/β-Amyrin in Promoting Dermal Regeneration.</w:t>
             </w:r>
           </w:hyperlink>
         </w:t>
@@ -5139,9 +6129,9 @@
           <w:u w:val="single"/>
         </w:rPr>
         <w:t xml:space="preserve">
-          <w:hyperlink r:id="rId124" w:tgtFrame="_blank">
-            <w:r>
-              <w:t xml:space="preserve">Safety evaluation of a fungal beta-glucanase.</w:t>
+          <w:hyperlink r:id="rId14" w:tgtFrame="_blank">
+            <w:r>
+              <w:t xml:space="preserve">Emergence of autochthonous Leishmania infantum infection in dogs from Costa Rica confirmed by multimodal diagnostics: a case series.</w:t>
             </w:r>
           </w:hyperlink>
         </w:t>
@@ -5184,9 +6174,9 @@
           <w:u w:val="single"/>
         </w:rPr>
         <w:t xml:space="preserve">
-          <w:hyperlink r:id="rId125" w:tgtFrame="_blank">
-            <w:r>
-              <w:t xml:space="preserve">Dermal Formulation Incorporating Isoconazole Nitrate Nanoparticles Offers High Absorption into Skin and Antimicrobial Effect Against Candida albicans.</w:t>
+          <w:hyperlink r:id="rId15" w:tgtFrame="_blank">
+            <w:r>
+              <w:t xml:space="preserve">Induction of Hepatocyte Growth Factor Production by Quercetin.</w:t>
             </w:r>
           </w:hyperlink>
         </w:t>
@@ -5229,9 +6219,9 @@
           <w:u w:val="single"/>
         </w:rPr>
         <w:t xml:space="preserve">
-          <w:hyperlink r:id="rId126" w:tgtFrame="_blank">
-            <w:r>
-              <w:t xml:space="preserve">Combined effects of honey and silver nanoparticles on wound healing in human dermal fibroblast cells.</w:t>
+          <w:hyperlink r:id="rId16" w:tgtFrame="_blank">
+            <w:r>
+              <w:t xml:space="preserve">Mitochondrial CircRNA CircMT-RNR2 Safeguards Antioxidant Defense to Support Fibroblast Functions in Wound Repair.</w:t>
             </w:r>
           </w:hyperlink>
         </w:t>
@@ -5274,9 +6264,9 @@
           <w:u w:val="single"/>
         </w:rPr>
         <w:t xml:space="preserve">
-          <w:hyperlink r:id="rId127" w:tgtFrame="_blank">
-            <w:r>
-              <w:t xml:space="preserve">Comprehensive review of octocrylene toxicology data and human exposure assessment for personal care products.</w:t>
+          <w:hyperlink r:id="rId17" w:tgtFrame="_blank">
+            <w:r>
+              <w:t xml:space="preserve">The presence of endocrine disrupting chemicals in sanitary pads: A study done in South Africa.</w:t>
             </w:r>
           </w:hyperlink>
         </w:t>
@@ -5319,9 +6309,9 @@
           <w:u w:val="single"/>
         </w:rPr>
         <w:t xml:space="preserve">
-          <w:hyperlink r:id="rId128" w:tgtFrame="_blank">
-            <w:r>
-              <w:t xml:space="preserve">Design of liposomal tocopherol phosphate for dermal applications.</w:t>
+          <w:hyperlink r:id="rId18" w:tgtFrame="_blank">
+            <w:r>
+              <w:t xml:space="preserve">Targeting excessive cholesterol deposition alleviates secondary lymphoedema.</w:t>
             </w:r>
           </w:hyperlink>
         </w:t>
@@ -5364,9 +6354,9 @@
           <w:u w:val="single"/>
         </w:rPr>
         <w:t xml:space="preserve">
-          <w:hyperlink r:id="rId129" w:tgtFrame="_blank">
-            <w:r>
-              <w:t xml:space="preserve">Pre-clinical Evaluation of Wound Healing Efficiency of Biomedicine-Responsive Patch Overlay on Polymeric Matrix: A Comparative Study.</w:t>
+          <w:hyperlink r:id="rId19" w:tgtFrame="_blank">
+            <w:r>
+              <w:t xml:space="preserve">Seasonal variation, heavy metal pollution indices and health risk assessment in the Esa-Odo reservoir, Nigeria.</w:t>
             </w:r>
           </w:hyperlink>
         </w:t>
@@ -5409,9 +6399,9 @@
           <w:u w:val="single"/>
         </w:rPr>
         <w:t xml:space="preserve">
-          <w:hyperlink r:id="rId130" w:tgtFrame="_blank">
-            <w:r>
-              <w:t xml:space="preserve">Physico-chemical behaviour and microbiological suitability of residual smectitic soils mixed with two mineralized waters for therapeutic and dermocosmetic applications.</w:t>
+          <w:hyperlink r:id="rId20" w:tgtFrame="_blank">
+            <w:r>
+              <w:t xml:space="preserve">[Pigmentation disorders in the nasal vestibule of horses with nasal discharge].</w:t>
             </w:r>
           </w:hyperlink>
         </w:t>
@@ -5454,9 +6444,9 @@
           <w:u w:val="single"/>
         </w:rPr>
         <w:t xml:space="preserve">
-          <w:hyperlink r:id="rId131" w:tgtFrame="_blank">
-            <w:r>
-              <w:t xml:space="preserve">Silver(I) coordination polymer meets chia seed mucilage based film - antimicrobial performance and evaluation of permeability trends through human skin in vitro.</w:t>
+          <w:hyperlink r:id="rId21" w:tgtFrame="_blank">
+            <w:r>
+              <w:t xml:space="preserve">Emerging mechanisms of microplastic-induced skin diseases: a perspective from the gut-skin axis.</w:t>
             </w:r>
           </w:hyperlink>
         </w:t>
@@ -5499,9 +6489,9 @@
           <w:u w:val="single"/>
         </w:rPr>
         <w:t xml:space="preserve">
-          <w:hyperlink r:id="rId132" w:tgtFrame="_blank">
-            <w:r>
-              <w:t xml:space="preserve">Skin pharmacokinetics and pharmacodynamics in patients with post-kala-azar dermal leishmaniasis.</w:t>
+          <w:hyperlink r:id="rId22" w:tgtFrame="_blank">
+            <w:r>
+              <w:t xml:space="preserve">Polyvinyl alcohol/pectin hydrogels incorporating marine elastin hydrolysates for enhanced wound healing and extracellular matrix remodeling.</w:t>
             </w:r>
           </w:hyperlink>
         </w:t>
@@ -5544,9 +6534,9 @@
           <w:u w:val="single"/>
         </w:rPr>
         <w:t xml:space="preserve">
-          <w:hyperlink r:id="rId133" w:tgtFrame="_blank">
-            <w:r>
-              <w:t xml:space="preserve">Dermal Gel Formulation of Guiera Senegalensis (Sabara) Leaf Extract: Development, Characterisation, and Antibacterial Evaluation.</w:t>
+          <w:hyperlink r:id="rId23" w:tgtFrame="_blank">
+            <w:r>
+              <w:t xml:space="preserve">Enzyme responsive antimicrobial hyaluronan-nanocellulose hybrid wound dressings for the treatment of infected wounds.</w:t>
             </w:r>
           </w:hyperlink>
         </w:t>
@@ -5589,9 +6579,9 @@
           <w:u w:val="single"/>
         </w:rPr>
         <w:t xml:space="preserve">
-          <w:hyperlink r:id="rId134" w:tgtFrame="_blank">
-            <w:r>
-              <w:t xml:space="preserve">Post Kala-azar Dermal Leishmaniasis (PKDL), a global overview.</w:t>
+          <w:hyperlink r:id="rId24" w:tgtFrame="_blank">
+            <w:r>
+              <w:t xml:space="preserve">Lactilactobacillus curvatus TH19-7: a broad-spectrum antimicrobial probiotic targeting skin pathogens and mitigating infection-associated dermal damage in vitro.</w:t>
             </w:r>
           </w:hyperlink>
         </w:t>
@@ -5634,9 +6624,9 @@
           <w:u w:val="single"/>
         </w:rPr>
         <w:t xml:space="preserve">
-          <w:hyperlink r:id="rId135" w:tgtFrame="_blank">
-            <w:r>
-              <w:t xml:space="preserve">Challenges and Way Forward for Prevention of Resurgence of Visceral Leishmaniasis: A Four Years Community Based Study in Erstwhile Endemic Districts of West Bengal, India.</w:t>
+          <w:hyperlink r:id="rId25" w:tgtFrame="_blank">
+            <w:r>
+              <w:t xml:space="preserve">Hyperglycemia promotes maladaptive Dectin-1 signaling and impairs skin antifungal host defense.</w:t>
             </w:r>
           </w:hyperlink>
         </w:t>
@@ -5679,9 +6669,9 @@
           <w:u w:val="single"/>
         </w:rPr>
         <w:t xml:space="preserve">
-          <w:hyperlink r:id="rId136" w:tgtFrame="_blank">
-            <w:r>
-              <w:t xml:space="preserve">Epithelial-Dermal Inflammasome Crosstalk in Cutaneous Squamous Cell Carcinoma.</w:t>
+          <w:hyperlink r:id="rId26" w:tgtFrame="_blank">
+            <w:r>
+              <w:t xml:space="preserve">Formulation and evaluation of a dual-drug film-forming topical gel for synergistic antifungal therapy against cutaneous candidiasis.</w:t>
             </w:r>
           </w:hyperlink>
         </w:t>
@@ -5724,9 +6714,9 @@
           <w:u w:val="single"/>
         </w:rPr>
         <w:t xml:space="preserve">
-          <w:hyperlink r:id="rId137" w:tgtFrame="_blank">
-            <w:r>
-              <w:t xml:space="preserve">Reprogramming immunity at the metabolic-epidermal interface in obesity-associated psoriasis.</w:t>
+          <w:hyperlink r:id="rId27" w:tgtFrame="_blank">
+            <w:r>
+              <w:t xml:space="preserve">Development and Physicochemical Characterisation of Probiotic Emulsions Containing Lactobacillus rhamnosus for Potential Dermal Applications.</w:t>
             </w:r>
           </w:hyperlink>
         </w:t>
@@ -5769,189 +6759,9 @@
           <w:u w:val="single"/>
         </w:rPr>
         <w:t xml:space="preserve">
-          <w:hyperlink r:id="rId138" w:tgtFrame="_blank">
-            <w:r>
-              <w:t xml:space="preserve">Leprosy.</w:t>
-            </w:r>
-          </w:hyperlink>
-        </w:t>
-      </w:r>
-    </w:p>
-    <w:p>
-      <w:pPr>
-        <w:spacing w:after="0"/>
-        <w:rPr>
-          <w:color w:val="0F50FF"/>
-          <w:u w:val="single"/>
-        </w:rPr>
-      </w:pPr>
-      <w:r>
-        <w:rPr>
-          <w:color w:val="0F50FF"/>
-          <w:u w:val="single"/>
-        </w:rPr>
-        <w:t xml:space="preserve"/>
-      </w:r>
-    </w:p>
-    <w:p>
-      <w:pPr>
-        <w:pStyle w:val="ListParagraph"/>
-        <w:numPr>
-          <w:ilvl w:val="0"/>
-          <w:numId w:val="22"/>
-        </w:numPr>
-        <w:spacing w:after="0" w:line="240" w:lineRule="auto"/>
-        <w:ind w:left="357" w:hanging="357"/>
-        <w:rPr>
-          <w:color w:val="0F50FF"/>
-          <w:u w:val="single"/>
-        </w:rPr>
-      </w:pPr>
-      <w:proofErr w:type="gramStart"/>
-      <w:r>
-        <w:rPr>
-          <w:color w:val="0F50FF"/>
-          <w:u w:val="single"/>
-        </w:rPr>
-        <w:t xml:space="preserve">
-          <w:hyperlink r:id="rId139" w:tgtFrame="_blank">
-            <w:r>
-              <w:t xml:space="preserve">Antioxidant and antibacterial effects of human plasma-based scavenging protein cocktail on burn wound healing in vitro.</w:t>
-            </w:r>
-          </w:hyperlink>
-        </w:t>
-      </w:r>
-    </w:p>
-    <w:p>
-      <w:pPr>
-        <w:spacing w:after="0"/>
-        <w:rPr>
-          <w:color w:val="0F50FF"/>
-          <w:u w:val="single"/>
-        </w:rPr>
-      </w:pPr>
-      <w:r>
-        <w:rPr>
-          <w:color w:val="0F50FF"/>
-          <w:u w:val="single"/>
-        </w:rPr>
-        <w:t xml:space="preserve"/>
-      </w:r>
-    </w:p>
-    <w:p>
-      <w:pPr>
-        <w:pStyle w:val="ListParagraph"/>
-        <w:numPr>
-          <w:ilvl w:val="0"/>
-          <w:numId w:val="22"/>
-        </w:numPr>
-        <w:spacing w:after="0" w:line="240" w:lineRule="auto"/>
-        <w:ind w:left="357" w:hanging="357"/>
-        <w:rPr>
-          <w:color w:val="0F50FF"/>
-          <w:u w:val="single"/>
-        </w:rPr>
-      </w:pPr>
-      <w:proofErr w:type="gramStart"/>
-      <w:r>
-        <w:rPr>
-          <w:color w:val="0F50FF"/>
-          <w:u w:val="single"/>
-        </w:rPr>
-        <w:t xml:space="preserve">
-          <w:hyperlink r:id="rId140" w:tgtFrame="_blank">
-            <w:r>
-              <w:t xml:space="preserve">Discovery of an Adaptive Neuroimmune Response Driving Itch and Fast Tick Removal with Implications for Preventing Pathogen Transmission.</w:t>
-            </w:r>
-          </w:hyperlink>
-        </w:t>
-      </w:r>
-    </w:p>
-    <w:p>
-      <w:pPr>
-        <w:spacing w:after="0"/>
-        <w:rPr>
-          <w:color w:val="0F50FF"/>
-          <w:u w:val="single"/>
-        </w:rPr>
-      </w:pPr>
-      <w:r>
-        <w:rPr>
-          <w:color w:val="0F50FF"/>
-          <w:u w:val="single"/>
-        </w:rPr>
-        <w:t xml:space="preserve"/>
-      </w:r>
-    </w:p>
-    <w:p>
-      <w:pPr>
-        <w:pStyle w:val="ListParagraph"/>
-        <w:numPr>
-          <w:ilvl w:val="0"/>
-          <w:numId w:val="22"/>
-        </w:numPr>
-        <w:spacing w:after="0" w:line="240" w:lineRule="auto"/>
-        <w:ind w:left="357" w:hanging="357"/>
-        <w:rPr>
-          <w:color w:val="0F50FF"/>
-          <w:u w:val="single"/>
-        </w:rPr>
-      </w:pPr>
-      <w:proofErr w:type="gramStart"/>
-      <w:r>
-        <w:rPr>
-          <w:color w:val="0F50FF"/>
-          <w:u w:val="single"/>
-        </w:rPr>
-        <w:t xml:space="preserve">
-          <w:hyperlink r:id="rId141" w:tgtFrame="_blank">
-            <w:r>
-              <w:t xml:space="preserve">Marine-derived Streptomyces sp. isolated from the Persian Gulf as a novel source of melanin.</w:t>
-            </w:r>
-          </w:hyperlink>
-        </w:t>
-      </w:r>
-    </w:p>
-    <w:p>
-      <w:pPr>
-        <w:spacing w:after="0"/>
-        <w:rPr>
-          <w:color w:val="0F50FF"/>
-          <w:u w:val="single"/>
-        </w:rPr>
-      </w:pPr>
-      <w:r>
-        <w:rPr>
-          <w:color w:val="0F50FF"/>
-          <w:u w:val="single"/>
-        </w:rPr>
-        <w:t xml:space="preserve"/>
-      </w:r>
-    </w:p>
-    <w:p>
-      <w:pPr>
-        <w:pStyle w:val="ListParagraph"/>
-        <w:numPr>
-          <w:ilvl w:val="0"/>
-          <w:numId w:val="22"/>
-        </w:numPr>
-        <w:spacing w:after="0" w:line="240" w:lineRule="auto"/>
-        <w:ind w:left="357" w:hanging="357"/>
-        <w:rPr>
-          <w:color w:val="0F50FF"/>
-          <w:u w:val="single"/>
-        </w:rPr>
-      </w:pPr>
-      <w:proofErr w:type="gramStart"/>
-      <w:r>
-        <w:rPr>
-          <w:color w:val="0F50FF"/>
-          <w:u w:val="single"/>
-        </w:rPr>
-        <w:t xml:space="preserve">
-          <w:hyperlink r:id="rId142" w:tgtFrame="_blank">
-            <w:r>
-              <w:t xml:space="preserve">Fc-enhanced anti-CCR6 antibody elicits robust therapeutic effects across multiple autoimmune diseases.</w:t>
+          <w:hyperlink r:id="rId28" w:tgtFrame="_blank">
+            <w:r>
+              <w:t xml:space="preserve">Anticancer Activity of Microbial Biosurfactants Amphisin and Viscosinamide Against Melanoma Cells.</w:t>
             </w:r>
           </w:hyperlink>
         </w:t>
@@ -6029,36 +6839,831 @@
           <w:u w:val="single"/>
         </w:rPr>
         <w:t xml:space="preserve">
+          <w:hyperlink r:id="rId29" w:tgtFrame="_blank">
+            <w:r>
+              <w:t xml:space="preserve">Genetic diversity of Staphylococcus aureus isolated from hospital wastewaters: spa types t747 and t790 are a serious threat.</w:t>
+            </w:r>
+          </w:hyperlink>
+        </w:t>
+      </w:r>
+    </w:p>
+    <w:p>
+      <w:pPr>
+        <w:spacing w:after="0"/>
+        <w:rPr>
+          <w:color w:val="0F50FF"/>
+          <w:u w:val="single"/>
+        </w:rPr>
+      </w:pPr>
+      <w:r>
+        <w:rPr>
+          <w:color w:val="0F50FF"/>
+          <w:u w:val="single"/>
+        </w:rPr>
+        <w:t xml:space="preserve"/>
+      </w:r>
+    </w:p>
+    <w:p>
+      <w:pPr>
+        <w:pStyle w:val="ListParagraph"/>
+        <w:numPr>
+          <w:ilvl w:val="0"/>
+          <w:numId w:val="23"/>
+        </w:numPr>
+        <w:spacing w:after="0" w:line="240" w:lineRule="auto"/>
+        <w:ind w:left="357" w:hanging="357"/>
+        <w:rPr>
+          <w:color w:val="0F50FF"/>
+          <w:u w:val="single"/>
+        </w:rPr>
+      </w:pPr>
+      <w:proofErr w:type="gramStart"/>
+      <w:r>
+        <w:rPr>
+          <w:color w:val="0F50FF"/>
+          <w:u w:val="single"/>
+        </w:rPr>
+        <w:t xml:space="preserve">
+          <w:hyperlink r:id="rId30" w:tgtFrame="_blank">
+            <w:r>
+              <w:t xml:space="preserve">Prevention of surgical site infections in lower limb fracture fixation and elective arthroplasty: a systematic review and meta-analysis of decolonization and skin antisepsis strategies.</w:t>
+            </w:r>
+          </w:hyperlink>
+        </w:t>
+      </w:r>
+    </w:p>
+    <w:p>
+      <w:pPr>
+        <w:spacing w:after="0"/>
+        <w:rPr>
+          <w:color w:val="0F50FF"/>
+          <w:u w:val="single"/>
+        </w:rPr>
+      </w:pPr>
+      <w:r>
+        <w:rPr>
+          <w:color w:val="0F50FF"/>
+          <w:u w:val="single"/>
+        </w:rPr>
+        <w:t xml:space="preserve"/>
+      </w:r>
+    </w:p>
+    <w:p>
+      <w:pPr>
+        <w:pStyle w:val="ListParagraph"/>
+        <w:numPr>
+          <w:ilvl w:val="0"/>
+          <w:numId w:val="23"/>
+        </w:numPr>
+        <w:spacing w:after="0" w:line="240" w:lineRule="auto"/>
+        <w:ind w:left="357" w:hanging="357"/>
+        <w:rPr>
+          <w:color w:val="0F50FF"/>
+          <w:u w:val="single"/>
+        </w:rPr>
+      </w:pPr>
+      <w:proofErr w:type="gramStart"/>
+      <w:r>
+        <w:rPr>
+          <w:color w:val="0F50FF"/>
+          <w:u w:val="single"/>
+        </w:rPr>
+        <w:t xml:space="preserve">
+          <w:hyperlink r:id="rId31" w:tgtFrame="_blank">
+            <w:r>
+              <w:t xml:space="preserve">Antimicrobial dressings for the prevention of surgical-site infection: systematic review and meta-analysis.</w:t>
+            </w:r>
+          </w:hyperlink>
+        </w:t>
+      </w:r>
+    </w:p>
+    <w:p>
+      <w:pPr>
+        <w:spacing w:after="0"/>
+        <w:rPr>
+          <w:color w:val="0F50FF"/>
+          <w:u w:val="single"/>
+        </w:rPr>
+      </w:pPr>
+      <w:r>
+        <w:rPr>
+          <w:color w:val="0F50FF"/>
+          <w:u w:val="single"/>
+        </w:rPr>
+        <w:t xml:space="preserve"/>
+      </w:r>
+    </w:p>
+    <w:p>
+      <w:pPr>
+        <w:pStyle w:val="ListParagraph"/>
+        <w:numPr>
+          <w:ilvl w:val="0"/>
+          <w:numId w:val="23"/>
+        </w:numPr>
+        <w:spacing w:after="0" w:line="240" w:lineRule="auto"/>
+        <w:ind w:left="357" w:hanging="357"/>
+        <w:rPr>
+          <w:color w:val="0F50FF"/>
+          <w:u w:val="single"/>
+        </w:rPr>
+      </w:pPr>
+      <w:proofErr w:type="gramStart"/>
+      <w:r>
+        <w:rPr>
+          <w:color w:val="0F50FF"/>
+          <w:u w:val="single"/>
+        </w:rPr>
+        <w:t xml:space="preserve">
+          <w:hyperlink r:id="rId32" w:tgtFrame="_blank">
+            <w:r>
+              <w:t xml:space="preserve">Necrotizing soft tissue infection of the fingertips secondary to paronychia in a leukemic child: a case report and warning.</w:t>
+            </w:r>
+          </w:hyperlink>
+        </w:t>
+      </w:r>
+    </w:p>
+    <w:p>
+      <w:pPr>
+        <w:spacing w:after="0"/>
+        <w:rPr>
+          <w:color w:val="0F50FF"/>
+          <w:u w:val="single"/>
+        </w:rPr>
+      </w:pPr>
+      <w:r>
+        <w:rPr>
+          <w:color w:val="0F50FF"/>
+          <w:u w:val="single"/>
+        </w:rPr>
+        <w:t xml:space="preserve"/>
+      </w:r>
+    </w:p>
+    <w:p>
+      <w:pPr>
+        <w:pStyle w:val="ListParagraph"/>
+        <w:numPr>
+          <w:ilvl w:val="0"/>
+          <w:numId w:val="23"/>
+        </w:numPr>
+        <w:spacing w:after="0" w:line="240" w:lineRule="auto"/>
+        <w:ind w:left="357" w:hanging="357"/>
+        <w:rPr>
+          <w:color w:val="0F50FF"/>
+          <w:u w:val="single"/>
+        </w:rPr>
+      </w:pPr>
+      <w:proofErr w:type="gramStart"/>
+      <w:r>
+        <w:rPr>
+          <w:color w:val="0F50FF"/>
+          <w:u w:val="single"/>
+        </w:rPr>
+        <w:t xml:space="preserve">
+          <w:hyperlink r:id="rId33" w:tgtFrame="_blank">
+            <w:r>
+              <w:t xml:space="preserve">Decoding the biotic networks and functional potential of seamount sediments in the Arabian sea.</w:t>
+            </w:r>
+          </w:hyperlink>
+        </w:t>
+      </w:r>
+    </w:p>
+    <w:p>
+      <w:pPr>
+        <w:spacing w:after="0"/>
+        <w:rPr>
+          <w:color w:val="0F50FF"/>
+          <w:u w:val="single"/>
+        </w:rPr>
+      </w:pPr>
+      <w:r>
+        <w:rPr>
+          <w:color w:val="0F50FF"/>
+          <w:u w:val="single"/>
+        </w:rPr>
+        <w:t xml:space="preserve"/>
+      </w:r>
+    </w:p>
+    <w:p>
+      <w:pPr>
+        <w:pStyle w:val="ListParagraph"/>
+        <w:numPr>
+          <w:ilvl w:val="0"/>
+          <w:numId w:val="23"/>
+        </w:numPr>
+        <w:spacing w:after="0" w:line="240" w:lineRule="auto"/>
+        <w:ind w:left="357" w:hanging="357"/>
+        <w:rPr>
+          <w:color w:val="0F50FF"/>
+          <w:u w:val="single"/>
+        </w:rPr>
+      </w:pPr>
+      <w:proofErr w:type="gramStart"/>
+      <w:r>
+        <w:rPr>
+          <w:color w:val="0F50FF"/>
+          <w:u w:val="single"/>
+        </w:rPr>
+        <w:t xml:space="preserve">
+          <w:hyperlink r:id="rId34" w:tgtFrame="_blank">
+            <w:r>
+              <w:t xml:space="preserve">Nasal Tip Abscess in Diabetes: A Rare Encounter.</w:t>
+            </w:r>
+          </w:hyperlink>
+        </w:t>
+      </w:r>
+    </w:p>
+    <w:p>
+      <w:pPr>
+        <w:spacing w:after="0"/>
+        <w:rPr>
+          <w:color w:val="0F50FF"/>
+          <w:u w:val="single"/>
+        </w:rPr>
+      </w:pPr>
+      <w:r>
+        <w:rPr>
+          <w:color w:val="0F50FF"/>
+          <w:u w:val="single"/>
+        </w:rPr>
+        <w:t xml:space="preserve"/>
+      </w:r>
+    </w:p>
+    <w:p>
+      <w:pPr>
+        <w:pStyle w:val="ListParagraph"/>
+        <w:numPr>
+          <w:ilvl w:val="0"/>
+          <w:numId w:val="23"/>
+        </w:numPr>
+        <w:spacing w:after="0" w:line="240" w:lineRule="auto"/>
+        <w:ind w:left="357" w:hanging="357"/>
+        <w:rPr>
+          <w:color w:val="0F50FF"/>
+          <w:u w:val="single"/>
+        </w:rPr>
+      </w:pPr>
+      <w:proofErr w:type="gramStart"/>
+      <w:r>
+        <w:rPr>
+          <w:color w:val="0F50FF"/>
+          <w:u w:val="single"/>
+        </w:rPr>
+        <w:t xml:space="preserve">
+          <w:hyperlink r:id="rId35" w:tgtFrame="_blank">
+            <w:r>
+              <w:t xml:space="preserve">Changes in nasal and throat microbiota composition during and after mupirocin and chlorhexidine decolonisation treatment in asymptomatic MRSA carriers: a longitudinal observational study.</w:t>
+            </w:r>
+          </w:hyperlink>
+        </w:t>
+      </w:r>
+    </w:p>
+    <w:p>
+      <w:pPr>
+        <w:spacing w:after="0"/>
+        <w:rPr>
+          <w:color w:val="0F50FF"/>
+          <w:u w:val="single"/>
+        </w:rPr>
+      </w:pPr>
+      <w:r>
+        <w:rPr>
+          <w:color w:val="0F50FF"/>
+          <w:u w:val="single"/>
+        </w:rPr>
+        <w:t xml:space="preserve"/>
+      </w:r>
+    </w:p>
+    <w:p>
+      <w:pPr>
+        <w:pStyle w:val="ListParagraph"/>
+        <w:numPr>
+          <w:ilvl w:val="0"/>
+          <w:numId w:val="23"/>
+        </w:numPr>
+        <w:spacing w:after="0" w:line="240" w:lineRule="auto"/>
+        <w:ind w:left="357" w:hanging="357"/>
+        <w:rPr>
+          <w:color w:val="0F50FF"/>
+          <w:u w:val="single"/>
+        </w:rPr>
+      </w:pPr>
+      <w:proofErr w:type="gramStart"/>
+      <w:r>
+        <w:rPr>
+          <w:color w:val="0F50FF"/>
+          <w:u w:val="single"/>
+        </w:rPr>
+        <w:t xml:space="preserve">
+          <w:hyperlink r:id="rId36" w:tgtFrame="_blank">
+            <w:r>
+              <w:t xml:space="preserve">Effects of Age, Sex, and Social Network on Antibiotic Resistance Genes in the Gut Microbiome of Tibetan Macaques (Macaca thibetana).</w:t>
+            </w:r>
+          </w:hyperlink>
+        </w:t>
+      </w:r>
+    </w:p>
+    <w:p>
+      <w:pPr>
+        <w:spacing w:after="0"/>
+        <w:rPr>
+          <w:color w:val="0F50FF"/>
+          <w:u w:val="single"/>
+        </w:rPr>
+      </w:pPr>
+      <w:r>
+        <w:rPr>
+          <w:color w:val="0F50FF"/>
+          <w:u w:val="single"/>
+        </w:rPr>
+        <w:t xml:space="preserve"/>
+      </w:r>
+    </w:p>
+    <w:p>
+      <w:pPr>
+        <w:pStyle w:val="ListParagraph"/>
+        <w:numPr>
+          <w:ilvl w:val="0"/>
+          <w:numId w:val="23"/>
+        </w:numPr>
+        <w:spacing w:after="0" w:line="240" w:lineRule="auto"/>
+        <w:ind w:left="357" w:hanging="357"/>
+        <w:rPr>
+          <w:color w:val="0F50FF"/>
+          <w:u w:val="single"/>
+        </w:rPr>
+      </w:pPr>
+      <w:proofErr w:type="gramStart"/>
+      <w:r>
+        <w:rPr>
+          <w:color w:val="0F50FF"/>
+          <w:u w:val="single"/>
+        </w:rPr>
+        <w:t xml:space="preserve">
+          <w:hyperlink r:id="rId37" w:tgtFrame="_blank">
+            <w:r>
+              <w:t xml:space="preserve">Outpatient Cutaneous Wound Care in the United States: Specialty Distribution and Antimicrobial Prescribing Patterns.</w:t>
+            </w:r>
+          </w:hyperlink>
+        </w:t>
+      </w:r>
+    </w:p>
+    <w:p>
+      <w:pPr>
+        <w:spacing w:after="0"/>
+        <w:rPr>
+          <w:color w:val="0F50FF"/>
+          <w:u w:val="single"/>
+        </w:rPr>
+      </w:pPr>
+      <w:r>
+        <w:rPr>
+          <w:color w:val="0F50FF"/>
+          <w:u w:val="single"/>
+        </w:rPr>
+        <w:t xml:space="preserve"/>
+      </w:r>
+    </w:p>
+    <w:p/>
+    <w:p>
+      <w:pPr>
+        <w:pStyle w:val="WeeklyLitReview"/>
+      </w:pPr>
+      <w:bookmarkStart w:id="24" w:name="_Toc163992186"/>
+      <w:r>
+        <w:t>Dressings</w:t>
+      </w:r>
+      <w:bookmarkEnd w:id="24"/>
+      <w:r>
+        <w:t xml:space="preserve"> </w:t>
+      </w:r>
+    </w:p>
+    <w:p>
+      <w:pPr>
+        <w:spacing w:after="0"/>
+        <w:rPr>
+          <w:color w:val="0F50FF"/>
+          <w:u w:val="single"/>
+        </w:rPr>
+      </w:pPr>
+      <w:r>
+        <w:rPr>
+          <w:color w:val="0F50FF"/>
+          <w:u w:val="single"/>
+        </w:rPr>
+        <w:t xml:space="preserve"/>
+      </w:r>
+    </w:p>
+    <w:p>
+      <w:pPr>
+        <w:pStyle w:val="ListParagraph"/>
+        <w:numPr>
+          <w:ilvl w:val="0"/>
+          <w:numId w:val="24"/>
+        </w:numPr>
+        <w:spacing w:after="0" w:line="240" w:lineRule="auto"/>
+        <w:ind w:left="357" w:hanging="357"/>
+        <w:rPr>
+          <w:color w:val="0F50FF"/>
+          <w:u w:val="single"/>
+        </w:rPr>
+      </w:pPr>
+      <w:proofErr w:type="gramStart"/>
+      <w:r>
+        <w:rPr>
+          <w:color w:val="0F50FF"/>
+          <w:u w:val="single"/>
+        </w:rPr>
+        <w:t xml:space="preserve">
+          <w:hyperlink r:id="rId103" w:tgtFrame="_blank">
+            <w:r>
+              <w:t xml:space="preserve">Preparation of Photoclick-Crosslinked Modular Gelrite Hydrogel: Tuning Physico-Chemical Characteristics, Cytocompatibility, In Vitro Cefixime Trihydrate Release, and Antimicrobial Properties.</w:t>
+            </w:r>
+          </w:hyperlink>
+        </w:t>
+      </w:r>
+    </w:p>
+    <w:p>
+      <w:pPr>
+        <w:spacing w:after="0"/>
+        <w:rPr>
+          <w:color w:val="0F50FF"/>
+          <w:u w:val="single"/>
+        </w:rPr>
+      </w:pPr>
+      <w:r>
+        <w:rPr>
+          <w:color w:val="0F50FF"/>
+          <w:u w:val="single"/>
+        </w:rPr>
+        <w:t xml:space="preserve"/>
+      </w:r>
+    </w:p>
+    <w:p>
+      <w:pPr>
+        <w:pStyle w:val="ListParagraph"/>
+        <w:numPr>
+          <w:ilvl w:val="0"/>
+          <w:numId w:val="24"/>
+        </w:numPr>
+        <w:spacing w:after="0" w:line="240" w:lineRule="auto"/>
+        <w:ind w:left="357" w:hanging="357"/>
+        <w:rPr>
+          <w:color w:val="0F50FF"/>
+          <w:u w:val="single"/>
+        </w:rPr>
+      </w:pPr>
+      <w:proofErr w:type="gramStart"/>
+      <w:r>
+        <w:rPr>
+          <w:color w:val="0F50FF"/>
+          <w:u w:val="single"/>
+        </w:rPr>
+        <w:t xml:space="preserve">
+          <w:hyperlink r:id="rId104" w:tgtFrame="_blank">
+            <w:r>
+              <w:t xml:space="preserve">Injectable Stimuli-Responsive Amphiphilic Hydrogel for Rapid Hemostasis, Robust Tissue Adhesion, and Controlled Drug Delivery in Trauma and Surgical Care.</w:t>
+            </w:r>
+          </w:hyperlink>
+        </w:t>
+      </w:r>
+    </w:p>
+    <w:p>
+      <w:pPr>
+        <w:spacing w:after="0"/>
+        <w:rPr>
+          <w:color w:val="0F50FF"/>
+          <w:u w:val="single"/>
+        </w:rPr>
+      </w:pPr>
+      <w:r>
+        <w:rPr>
+          <w:color w:val="0F50FF"/>
+          <w:u w:val="single"/>
+        </w:rPr>
+        <w:t xml:space="preserve"/>
+      </w:r>
+    </w:p>
+    <w:p>
+      <w:pPr>
+        <w:pStyle w:val="ListParagraph"/>
+        <w:numPr>
+          <w:ilvl w:val="0"/>
+          <w:numId w:val="24"/>
+        </w:numPr>
+        <w:spacing w:after="0" w:line="240" w:lineRule="auto"/>
+        <w:ind w:left="357" w:hanging="357"/>
+        <w:rPr>
+          <w:color w:val="0F50FF"/>
+          <w:u w:val="single"/>
+        </w:rPr>
+      </w:pPr>
+      <w:proofErr w:type="gramStart"/>
+      <w:r>
+        <w:rPr>
+          <w:color w:val="0F50FF"/>
+          <w:u w:val="single"/>
+        </w:rPr>
+        <w:t xml:space="preserve">
+          <w:hyperlink r:id="rId105" w:tgtFrame="_blank">
+            <w:r>
+              <w:t xml:space="preserve">Herbal Cocktail Hydrogel Film (Garcinia mangostana, Centella asiatica, and Chromolaena odorata Extracts): A Novel Wound Dressing Approach.</w:t>
+            </w:r>
+          </w:hyperlink>
+        </w:t>
+      </w:r>
+    </w:p>
+    <w:p>
+      <w:pPr>
+        <w:spacing w:after="0"/>
+        <w:rPr>
+          <w:color w:val="0F50FF"/>
+          <w:u w:val="single"/>
+        </w:rPr>
+      </w:pPr>
+      <w:r>
+        <w:rPr>
+          <w:color w:val="0F50FF"/>
+          <w:u w:val="single"/>
+        </w:rPr>
+        <w:t xml:space="preserve"/>
+      </w:r>
+    </w:p>
+    <w:p>
+      <w:pPr>
+        <w:pStyle w:val="ListParagraph"/>
+        <w:numPr>
+          <w:ilvl w:val="0"/>
+          <w:numId w:val="24"/>
+        </w:numPr>
+        <w:spacing w:after="0" w:line="240" w:lineRule="auto"/>
+        <w:ind w:left="357" w:hanging="357"/>
+        <w:rPr>
+          <w:color w:val="0F50FF"/>
+          <w:u w:val="single"/>
+        </w:rPr>
+      </w:pPr>
+      <w:proofErr w:type="gramStart"/>
+      <w:r>
+        <w:rPr>
+          <w:color w:val="0F50FF"/>
+          <w:u w:val="single"/>
+        </w:rPr>
+        <w:t xml:space="preserve">
+          <w:hyperlink r:id="rId106" w:tgtFrame="_blank">
+            <w:r>
+              <w:t xml:space="preserve">Liquiritigenin-loaded poly (acrylic acid)-carboxymethyl cellulose hydrogels: formulation optimization, performance evaluation, and assessment of therapeutic efficacy for wound healing and sepsis caused by wound bacterial infection.</w:t>
+            </w:r>
+          </w:hyperlink>
+        </w:t>
+      </w:r>
+    </w:p>
+    <w:p>
+      <w:pPr>
+        <w:spacing w:after="0"/>
+        <w:rPr>
+          <w:color w:val="0F50FF"/>
+          <w:u w:val="single"/>
+        </w:rPr>
+      </w:pPr>
+      <w:r>
+        <w:rPr>
+          <w:color w:val="0F50FF"/>
+          <w:u w:val="single"/>
+        </w:rPr>
+        <w:t xml:space="preserve"/>
+      </w:r>
+    </w:p>
+    <w:p>
+      <w:pPr>
+        <w:pStyle w:val="ListParagraph"/>
+        <w:numPr>
+          <w:ilvl w:val="0"/>
+          <w:numId w:val="24"/>
+        </w:numPr>
+        <w:spacing w:after="0" w:line="240" w:lineRule="auto"/>
+        <w:ind w:left="357" w:hanging="357"/>
+        <w:rPr>
+          <w:color w:val="0F50FF"/>
+          <w:u w:val="single"/>
+        </w:rPr>
+      </w:pPr>
+      <w:proofErr w:type="gramStart"/>
+      <w:r>
+        <w:rPr>
+          <w:color w:val="0F50FF"/>
+          <w:u w:val="single"/>
+        </w:rPr>
+        <w:t xml:space="preserve">
+          <w:hyperlink r:id="rId107" w:tgtFrame="_blank">
+            <w:r>
+              <w:t xml:space="preserve">Effectiveness of antiseptics in the bacterial load reduction after septic wound dressing at Bugando Medical Centre, Mwanza, Tanzania.</w:t>
+            </w:r>
+          </w:hyperlink>
+        </w:t>
+      </w:r>
+    </w:p>
+    <w:p>
+      <w:pPr>
+        <w:spacing w:after="0"/>
+        <w:rPr>
+          <w:color w:val="0F50FF"/>
+          <w:u w:val="single"/>
+        </w:rPr>
+      </w:pPr>
+      <w:r>
+        <w:rPr>
+          <w:color w:val="0F50FF"/>
+          <w:u w:val="single"/>
+        </w:rPr>
+        <w:t xml:space="preserve"/>
+      </w:r>
+    </w:p>
+    <w:p>
+      <w:pPr>
+        <w:pStyle w:val="ListParagraph"/>
+        <w:numPr>
+          <w:ilvl w:val="0"/>
+          <w:numId w:val="24"/>
+        </w:numPr>
+        <w:spacing w:after="0" w:line="240" w:lineRule="auto"/>
+        <w:ind w:left="357" w:hanging="357"/>
+        <w:rPr>
+          <w:color w:val="0F50FF"/>
+          <w:u w:val="single"/>
+        </w:rPr>
+      </w:pPr>
+      <w:proofErr w:type="gramStart"/>
+      <w:r>
+        <w:rPr>
+          <w:color w:val="0F50FF"/>
+          <w:u w:val="single"/>
+        </w:rPr>
+        <w:t xml:space="preserve">
+          <w:hyperlink r:id="rId108" w:tgtFrame="_blank">
+            <w:r>
+              <w:t xml:space="preserve">Prevention of Staphylococcus aureus biofilm formation on catheters, contact lenses, and contact lens cases by a synthetic analogue of the antimicrobial lipopeptide humimycin.</w:t>
+            </w:r>
+          </w:hyperlink>
+        </w:t>
+      </w:r>
+    </w:p>
+    <w:p>
+      <w:pPr>
+        <w:spacing w:after="0"/>
+        <w:rPr>
+          <w:color w:val="0F50FF"/>
+          <w:u w:val="single"/>
+        </w:rPr>
+      </w:pPr>
+      <w:r>
+        <w:rPr>
+          <w:color w:val="0F50FF"/>
+          <w:u w:val="single"/>
+        </w:rPr>
+        <w:t xml:space="preserve"/>
+      </w:r>
+    </w:p>
+    <w:p>
+      <w:pPr>
+        <w:pStyle w:val="ListParagraph"/>
+        <w:numPr>
+          <w:ilvl w:val="0"/>
+          <w:numId w:val="24"/>
+        </w:numPr>
+        <w:spacing w:after="0" w:line="240" w:lineRule="auto"/>
+        <w:ind w:left="357" w:hanging="357"/>
+        <w:rPr>
+          <w:color w:val="0F50FF"/>
+          <w:u w:val="single"/>
+        </w:rPr>
+      </w:pPr>
+      <w:proofErr w:type="gramStart"/>
+      <w:r>
+        <w:rPr>
+          <w:color w:val="0F50FF"/>
+          <w:u w:val="single"/>
+        </w:rPr>
+        <w:t xml:space="preserve">
+          <w:hyperlink r:id="rId109" w:tgtFrame="_blank">
+            <w:r>
+              <w:t xml:space="preserve">Cartilage-mimetic hydrogels with multifunctions from grape seed protein and chitosan.</w:t>
+            </w:r>
+          </w:hyperlink>
+        </w:t>
+      </w:r>
+    </w:p>
+    <w:p>
+      <w:pPr>
+        <w:spacing w:after="0"/>
+        <w:rPr>
+          <w:color w:val="0F50FF"/>
+          <w:u w:val="single"/>
+        </w:rPr>
+      </w:pPr>
+      <w:r>
+        <w:rPr>
+          <w:color w:val="0F50FF"/>
+          <w:u w:val="single"/>
+        </w:rPr>
+        <w:t xml:space="preserve"/>
+      </w:r>
+    </w:p>
+    <w:p>
+      <w:pPr>
+        <w:pStyle w:val="ListParagraph"/>
+        <w:numPr>
+          <w:ilvl w:val="0"/>
+          <w:numId w:val="24"/>
+        </w:numPr>
+        <w:spacing w:after="0" w:line="240" w:lineRule="auto"/>
+        <w:ind w:left="357" w:hanging="357"/>
+        <w:rPr>
+          <w:color w:val="0F50FF"/>
+          <w:u w:val="single"/>
+        </w:rPr>
+      </w:pPr>
+      <w:proofErr w:type="gramStart"/>
+      <w:r>
+        <w:rPr>
+          <w:color w:val="0F50FF"/>
+          <w:u w:val="single"/>
+        </w:rPr>
+        <w:t xml:space="preserve">
+          <w:hyperlink r:id="rId110" w:tgtFrame="_blank">
+            <w:r>
+              <w:t xml:space="preserve">Nanosheet-reinforced smart polysaccharide hydrogels for MRSA-infected wound healing.</w:t>
+            </w:r>
+          </w:hyperlink>
+        </w:t>
+      </w:r>
+    </w:p>
+    <w:p>
+      <w:pPr>
+        <w:spacing w:after="0"/>
+        <w:rPr>
+          <w:color w:val="0F50FF"/>
+          <w:u w:val="single"/>
+        </w:rPr>
+      </w:pPr>
+      <w:r>
+        <w:rPr>
+          <w:color w:val="0F50FF"/>
+          <w:u w:val="single"/>
+        </w:rPr>
+        <w:t xml:space="preserve"/>
+      </w:r>
+    </w:p>
+    <w:p>
+      <w:pPr>
+        <w:pStyle w:val="ListParagraph"/>
+        <w:numPr>
+          <w:ilvl w:val="0"/>
+          <w:numId w:val="24"/>
+        </w:numPr>
+        <w:spacing w:after="0" w:line="240" w:lineRule="auto"/>
+        <w:ind w:left="357" w:hanging="357"/>
+        <w:rPr>
+          <w:color w:val="0F50FF"/>
+          <w:u w:val="single"/>
+        </w:rPr>
+      </w:pPr>
+      <w:proofErr w:type="gramStart"/>
+      <w:r>
+        <w:rPr>
+          <w:color w:val="0F50FF"/>
+          <w:u w:val="single"/>
+        </w:rPr>
+        <w:t xml:space="preserve">
           <w:hyperlink r:id="rId111" w:tgtFrame="_blank">
             <w:r>
-              <w:t xml:space="preserve">The effectiveness of platelet-rich plasma for chemotherapy extravasation wound management: A case report.</w:t>
-            </w:r>
-          </w:hyperlink>
-        </w:t>
-      </w:r>
-    </w:p>
-    <w:p>
-      <w:pPr>
-        <w:spacing w:after="0"/>
-        <w:rPr>
-          <w:color w:val="0F50FF"/>
-          <w:u w:val="single"/>
-        </w:rPr>
-      </w:pPr>
-      <w:r>
-        <w:rPr>
-          <w:color w:val="0F50FF"/>
-          <w:u w:val="single"/>
-        </w:rPr>
-        <w:t xml:space="preserve"/>
-      </w:r>
-    </w:p>
-    <w:p>
-      <w:pPr>
-        <w:pStyle w:val="ListParagraph"/>
-        <w:numPr>
-          <w:ilvl w:val="0"/>
-          <w:numId w:val="23"/>
+              <w:t xml:space="preserve">Chitosan/silver nanoparticles confined within halloysite nanotube composite sponge for synergistic antibacterial and photothermal therapy of infected diabetic wounds.</w:t>
+            </w:r>
+          </w:hyperlink>
+        </w:t>
+      </w:r>
+    </w:p>
+    <w:p>
+      <w:pPr>
+        <w:spacing w:after="0"/>
+        <w:rPr>
+          <w:color w:val="0F50FF"/>
+          <w:u w:val="single"/>
+        </w:rPr>
+      </w:pPr>
+      <w:r>
+        <w:rPr>
+          <w:color w:val="0F50FF"/>
+          <w:u w:val="single"/>
+        </w:rPr>
+        <w:t xml:space="preserve"/>
+      </w:r>
+    </w:p>
+    <w:p>
+      <w:pPr>
+        <w:pStyle w:val="ListParagraph"/>
+        <w:numPr>
+          <w:ilvl w:val="0"/>
+          <w:numId w:val="24"/>
         </w:numPr>
         <w:spacing w:after="0" w:line="240" w:lineRule="auto"/>
         <w:ind w:left="357" w:hanging="357"/>
@@ -6076,34 +7681,34 @@
         <w:t xml:space="preserve">
           <w:hyperlink r:id="rId112" w:tgtFrame="_blank">
             <w:r>
-              <w:t xml:space="preserve">High-throughput single-cell isolation of Bifidobacterium strains from the human gut microbiome.</w:t>
-            </w:r>
-          </w:hyperlink>
-        </w:t>
-      </w:r>
-    </w:p>
-    <w:p>
-      <w:pPr>
-        <w:spacing w:after="0"/>
-        <w:rPr>
-          <w:color w:val="0F50FF"/>
-          <w:u w:val="single"/>
-        </w:rPr>
-      </w:pPr>
-      <w:r>
-        <w:rPr>
-          <w:color w:val="0F50FF"/>
-          <w:u w:val="single"/>
-        </w:rPr>
-        <w:t xml:space="preserve"/>
-      </w:r>
-    </w:p>
-    <w:p>
-      <w:pPr>
-        <w:pStyle w:val="ListParagraph"/>
-        <w:numPr>
-          <w:ilvl w:val="0"/>
-          <w:numId w:val="23"/>
+              <w:t xml:space="preserve">Accelerating the healing of infected full thickness excision wounds through the topical use of Pluronic F127 copolymer and Polyglutamic acid.</w:t>
+            </w:r>
+          </w:hyperlink>
+        </w:t>
+      </w:r>
+    </w:p>
+    <w:p>
+      <w:pPr>
+        <w:spacing w:after="0"/>
+        <w:rPr>
+          <w:color w:val="0F50FF"/>
+          <w:u w:val="single"/>
+        </w:rPr>
+      </w:pPr>
+      <w:r>
+        <w:rPr>
+          <w:color w:val="0F50FF"/>
+          <w:u w:val="single"/>
+        </w:rPr>
+        <w:t xml:space="preserve"/>
+      </w:r>
+    </w:p>
+    <w:p>
+      <w:pPr>
+        <w:pStyle w:val="ListParagraph"/>
+        <w:numPr>
+          <w:ilvl w:val="0"/>
+          <w:numId w:val="24"/>
         </w:numPr>
         <w:spacing w:after="0" w:line="240" w:lineRule="auto"/>
         <w:ind w:left="357" w:hanging="357"/>
@@ -6121,34 +7726,34 @@
         <w:t xml:space="preserve">
           <w:hyperlink r:id="rId113" w:tgtFrame="_blank">
             <w:r>
-              <w:t xml:space="preserve">Variation in preoperative self-administered Staphylococcus decolonization protocols for elective knee and hip arthroplasty across hospitals in Ontario, Canada: a cross-sectional study.</w:t>
-            </w:r>
-          </w:hyperlink>
-        </w:t>
-      </w:r>
-    </w:p>
-    <w:p>
-      <w:pPr>
-        <w:spacing w:after="0"/>
-        <w:rPr>
-          <w:color w:val="0F50FF"/>
-          <w:u w:val="single"/>
-        </w:rPr>
-      </w:pPr>
-      <w:r>
-        <w:rPr>
-          <w:color w:val="0F50FF"/>
-          <w:u w:val="single"/>
-        </w:rPr>
-        <w:t xml:space="preserve"/>
-      </w:r>
-    </w:p>
-    <w:p>
-      <w:pPr>
-        <w:pStyle w:val="ListParagraph"/>
-        <w:numPr>
-          <w:ilvl w:val="0"/>
-          <w:numId w:val="23"/>
+              <w:t xml:space="preserve">Ion-Tolerant, Injectable, and Biocompatible Pyrene-Amino Acid Supramolecular Hydrogels for Antimicrobial Applications in Saline Media.</w:t>
+            </w:r>
+          </w:hyperlink>
+        </w:t>
+      </w:r>
+    </w:p>
+    <w:p>
+      <w:pPr>
+        <w:spacing w:after="0"/>
+        <w:rPr>
+          <w:color w:val="0F50FF"/>
+          <w:u w:val="single"/>
+        </w:rPr>
+      </w:pPr>
+      <w:r>
+        <w:rPr>
+          <w:color w:val="0F50FF"/>
+          <w:u w:val="single"/>
+        </w:rPr>
+        <w:t xml:space="preserve"/>
+      </w:r>
+    </w:p>
+    <w:p>
+      <w:pPr>
+        <w:pStyle w:val="ListParagraph"/>
+        <w:numPr>
+          <w:ilvl w:val="0"/>
+          <w:numId w:val="24"/>
         </w:numPr>
         <w:spacing w:after="0" w:line="240" w:lineRule="auto"/>
         <w:ind w:left="357" w:hanging="357"/>
@@ -6166,34 +7771,34 @@
         <w:t xml:space="preserve">
           <w:hyperlink r:id="rId114" w:tgtFrame="_blank">
             <w:r>
-              <w:t xml:space="preserve">A Dual Setback: Staphylococcus aureus Biofilms From Severe Chronic Rhinosinusitis Show Enhanced Virulence Capacity and Tolerance to Antibiotics.</w:t>
-            </w:r>
-          </w:hyperlink>
-        </w:t>
-      </w:r>
-    </w:p>
-    <w:p>
-      <w:pPr>
-        <w:spacing w:after="0"/>
-        <w:rPr>
-          <w:color w:val="0F50FF"/>
-          <w:u w:val="single"/>
-        </w:rPr>
-      </w:pPr>
-      <w:r>
-        <w:rPr>
-          <w:color w:val="0F50FF"/>
-          <w:u w:val="single"/>
-        </w:rPr>
-        <w:t xml:space="preserve"/>
-      </w:r>
-    </w:p>
-    <w:p>
-      <w:pPr>
-        <w:pStyle w:val="ListParagraph"/>
-        <w:numPr>
-          <w:ilvl w:val="0"/>
-          <w:numId w:val="23"/>
+              <w:t xml:space="preserve">Nacre-inspired mineral-hydrogel PVDF membrane with superhydrophilicity, antifouling and antimicrobial properties for food oily wastewater treatment.</w:t>
+            </w:r>
+          </w:hyperlink>
+        </w:t>
+      </w:r>
+    </w:p>
+    <w:p>
+      <w:pPr>
+        <w:spacing w:after="0"/>
+        <w:rPr>
+          <w:color w:val="0F50FF"/>
+          <w:u w:val="single"/>
+        </w:rPr>
+      </w:pPr>
+      <w:r>
+        <w:rPr>
+          <w:color w:val="0F50FF"/>
+          <w:u w:val="single"/>
+        </w:rPr>
+        <w:t xml:space="preserve"/>
+      </w:r>
+    </w:p>
+    <w:p>
+      <w:pPr>
+        <w:pStyle w:val="ListParagraph"/>
+        <w:numPr>
+          <w:ilvl w:val="0"/>
+          <w:numId w:val="24"/>
         </w:numPr>
         <w:spacing w:after="0" w:line="240" w:lineRule="auto"/>
         <w:ind w:left="357" w:hanging="357"/>
@@ -6211,34 +7816,34 @@
         <w:t xml:space="preserve">
           <w:hyperlink r:id="rId115" w:tgtFrame="_blank">
             <w:r>
-              <w:t xml:space="preserve">Prescription Patterns and Outcomes of Topical Antibiotic Irrigations in Difficult-to-Treat Chronic Rhinosinusitis.</w:t>
-            </w:r>
-          </w:hyperlink>
-        </w:t>
-      </w:r>
-    </w:p>
-    <w:p>
-      <w:pPr>
-        <w:spacing w:after="0"/>
-        <w:rPr>
-          <w:color w:val="0F50FF"/>
-          <w:u w:val="single"/>
-        </w:rPr>
-      </w:pPr>
-      <w:r>
-        <w:rPr>
-          <w:color w:val="0F50FF"/>
-          <w:u w:val="single"/>
-        </w:rPr>
-        <w:t xml:space="preserve"/>
-      </w:r>
-    </w:p>
-    <w:p>
-      <w:pPr>
-        <w:pStyle w:val="ListParagraph"/>
-        <w:numPr>
-          <w:ilvl w:val="0"/>
-          <w:numId w:val="23"/>
+              <w:t xml:space="preserve">A pH-Triggered antibacterial and lubricating dual-function hydrogel coating for infection-resistant urinary catheters.</w:t>
+            </w:r>
+          </w:hyperlink>
+        </w:t>
+      </w:r>
+    </w:p>
+    <w:p>
+      <w:pPr>
+        <w:spacing w:after="0"/>
+        <w:rPr>
+          <w:color w:val="0F50FF"/>
+          <w:u w:val="single"/>
+        </w:rPr>
+      </w:pPr>
+      <w:r>
+        <w:rPr>
+          <w:color w:val="0F50FF"/>
+          <w:u w:val="single"/>
+        </w:rPr>
+        <w:t xml:space="preserve"/>
+      </w:r>
+    </w:p>
+    <w:p>
+      <w:pPr>
+        <w:pStyle w:val="ListParagraph"/>
+        <w:numPr>
+          <w:ilvl w:val="0"/>
+          <w:numId w:val="24"/>
         </w:numPr>
         <w:spacing w:after="0" w:line="240" w:lineRule="auto"/>
         <w:ind w:left="357" w:hanging="357"/>
@@ -6256,34 +7861,34 @@
         <w:t xml:space="preserve">
           <w:hyperlink r:id="rId116" w:tgtFrame="_blank">
             <w:r>
-              <w:t xml:space="preserve">Persistent nasal colonization of rare community-acquired methicillin-resistant Staphylococcus aureus clones ST8-IVl (CA-MRSA/J) and ST1930-IVa in healthy adults.</w:t>
-            </w:r>
-          </w:hyperlink>
-        </w:t>
-      </w:r>
-    </w:p>
-    <w:p>
-      <w:pPr>
-        <w:spacing w:after="0"/>
-        <w:rPr>
-          <w:color w:val="0F50FF"/>
-          <w:u w:val="single"/>
-        </w:rPr>
-      </w:pPr>
-      <w:r>
-        <w:rPr>
-          <w:color w:val="0F50FF"/>
-          <w:u w:val="single"/>
-        </w:rPr>
-        <w:t xml:space="preserve"/>
-      </w:r>
-    </w:p>
-    <w:p>
-      <w:pPr>
-        <w:pStyle w:val="ListParagraph"/>
-        <w:numPr>
-          <w:ilvl w:val="0"/>
-          <w:numId w:val="23"/>
+              <w:t xml:space="preserve">A berberine-loaded hydrogel for the treatment of atopic dermatitis through antibacterial activity, inhibition of inflammation and modulation of oxidative stress.</w:t>
+            </w:r>
+          </w:hyperlink>
+        </w:t>
+      </w:r>
+    </w:p>
+    <w:p>
+      <w:pPr>
+        <w:spacing w:after="0"/>
+        <w:rPr>
+          <w:color w:val="0F50FF"/>
+          <w:u w:val="single"/>
+        </w:rPr>
+      </w:pPr>
+      <w:r>
+        <w:rPr>
+          <w:color w:val="0F50FF"/>
+          <w:u w:val="single"/>
+        </w:rPr>
+        <w:t xml:space="preserve"/>
+      </w:r>
+    </w:p>
+    <w:p>
+      <w:pPr>
+        <w:pStyle w:val="ListParagraph"/>
+        <w:numPr>
+          <w:ilvl w:val="0"/>
+          <w:numId w:val="24"/>
         </w:numPr>
         <w:spacing w:after="0" w:line="240" w:lineRule="auto"/>
         <w:ind w:left="357" w:hanging="357"/>
@@ -6301,34 +7906,34 @@
         <w:t xml:space="preserve">
           <w:hyperlink r:id="rId117" w:tgtFrame="_blank">
             <w:r>
-              <w:t xml:space="preserve">Proportion and antibiogram of methicillin-resistant Staphylococcus aureus (MRSA) in Africa: a systematic review and meta-analysis.</w:t>
-            </w:r>
-          </w:hyperlink>
-        </w:t>
-      </w:r>
-    </w:p>
-    <w:p>
-      <w:pPr>
-        <w:spacing w:after="0"/>
-        <w:rPr>
-          <w:color w:val="0F50FF"/>
-          <w:u w:val="single"/>
-        </w:rPr>
-      </w:pPr>
-      <w:r>
-        <w:rPr>
-          <w:color w:val="0F50FF"/>
-          <w:u w:val="single"/>
-        </w:rPr>
-        <w:t xml:space="preserve"/>
-      </w:r>
-    </w:p>
-    <w:p>
-      <w:pPr>
-        <w:pStyle w:val="ListParagraph"/>
-        <w:numPr>
-          <w:ilvl w:val="0"/>
-          <w:numId w:val="23"/>
+              <w:t xml:space="preserve">Bacterial adhesion-mediated physical removal of pathogens with a cotton-based dressing for infected wound management and accelerated healing.</w:t>
+            </w:r>
+          </w:hyperlink>
+        </w:t>
+      </w:r>
+    </w:p>
+    <w:p>
+      <w:pPr>
+        <w:spacing w:after="0"/>
+        <w:rPr>
+          <w:color w:val="0F50FF"/>
+          <w:u w:val="single"/>
+        </w:rPr>
+      </w:pPr>
+      <w:r>
+        <w:rPr>
+          <w:color w:val="0F50FF"/>
+          <w:u w:val="single"/>
+        </w:rPr>
+        <w:t xml:space="preserve"/>
+      </w:r>
+    </w:p>
+    <w:p>
+      <w:pPr>
+        <w:pStyle w:val="ListParagraph"/>
+        <w:numPr>
+          <w:ilvl w:val="0"/>
+          <w:numId w:val="24"/>
         </w:numPr>
         <w:spacing w:after="0" w:line="240" w:lineRule="auto"/>
         <w:ind w:left="357" w:hanging="357"/>
@@ -6346,34 +7951,34 @@
         <w:t xml:space="preserve">
           <w:hyperlink r:id="rId118" w:tgtFrame="_blank">
             <w:r>
-              <w:t xml:space="preserve">Emerging therapeutic drug targets in amino acid and protein biosynthesis pathways against ESKAPE and non-ESKAPE pathogens: a comprehensive review.</w:t>
-            </w:r>
-          </w:hyperlink>
-        </w:t>
-      </w:r>
-    </w:p>
-    <w:p>
-      <w:pPr>
-        <w:spacing w:after="0"/>
-        <w:rPr>
-          <w:color w:val="0F50FF"/>
-          <w:u w:val="single"/>
-        </w:rPr>
-      </w:pPr>
-      <w:r>
-        <w:rPr>
-          <w:color w:val="0F50FF"/>
-          <w:u w:val="single"/>
-        </w:rPr>
-        <w:t xml:space="preserve"/>
-      </w:r>
-    </w:p>
-    <w:p>
-      <w:pPr>
-        <w:pStyle w:val="ListParagraph"/>
-        <w:numPr>
-          <w:ilvl w:val="0"/>
-          <w:numId w:val="23"/>
+              <w:t xml:space="preserve">Injectable self-healing hydrogel loaded with a self-assembling LL-37 derivative for treating infected skin wounds.</w:t>
+            </w:r>
+          </w:hyperlink>
+        </w:t>
+      </w:r>
+    </w:p>
+    <w:p>
+      <w:pPr>
+        <w:spacing w:after="0"/>
+        <w:rPr>
+          <w:color w:val="0F50FF"/>
+          <w:u w:val="single"/>
+        </w:rPr>
+      </w:pPr>
+      <w:r>
+        <w:rPr>
+          <w:color w:val="0F50FF"/>
+          <w:u w:val="single"/>
+        </w:rPr>
+        <w:t xml:space="preserve"/>
+      </w:r>
+    </w:p>
+    <w:p>
+      <w:pPr>
+        <w:pStyle w:val="ListParagraph"/>
+        <w:numPr>
+          <w:ilvl w:val="0"/>
+          <w:numId w:val="24"/>
         </w:numPr>
         <w:spacing w:after="0" w:line="240" w:lineRule="auto"/>
         <w:ind w:left="357" w:hanging="357"/>
@@ -6391,34 +7996,34 @@
         <w:t xml:space="preserve">
           <w:hyperlink r:id="rId119" w:tgtFrame="_blank">
             <w:r>
-              <w:t xml:space="preserve">Implementation Strategies for Sustainability of Mupirocin Decolonization across Adult ICUs in an Urban Safety Net Hospital.</w:t>
-            </w:r>
-          </w:hyperlink>
-        </w:t>
-      </w:r>
-    </w:p>
-    <w:p>
-      <w:pPr>
-        <w:spacing w:after="0"/>
-        <w:rPr>
-          <w:color w:val="0F50FF"/>
-          <w:u w:val="single"/>
-        </w:rPr>
-      </w:pPr>
-      <w:r>
-        <w:rPr>
-          <w:color w:val="0F50FF"/>
-          <w:u w:val="single"/>
-        </w:rPr>
-        <w:t xml:space="preserve"/>
-      </w:r>
-    </w:p>
-    <w:p>
-      <w:pPr>
-        <w:pStyle w:val="ListParagraph"/>
-        <w:numPr>
-          <w:ilvl w:val="0"/>
-          <w:numId w:val="23"/>
+              <w:t xml:space="preserve">Surgical methods for reducing early wound dehiscence after reconstruction urgery for pressure ulcer.</w:t>
+            </w:r>
+          </w:hyperlink>
+        </w:t>
+      </w:r>
+    </w:p>
+    <w:p>
+      <w:pPr>
+        <w:spacing w:after="0"/>
+        <w:rPr>
+          <w:color w:val="0F50FF"/>
+          <w:u w:val="single"/>
+        </w:rPr>
+      </w:pPr>
+      <w:r>
+        <w:rPr>
+          <w:color w:val="0F50FF"/>
+          <w:u w:val="single"/>
+        </w:rPr>
+        <w:t xml:space="preserve"/>
+      </w:r>
+    </w:p>
+    <w:p>
+      <w:pPr>
+        <w:pStyle w:val="ListParagraph"/>
+        <w:numPr>
+          <w:ilvl w:val="0"/>
+          <w:numId w:val="24"/>
         </w:numPr>
         <w:spacing w:after="0" w:line="240" w:lineRule="auto"/>
         <w:ind w:left="357" w:hanging="357"/>
@@ -6436,34 +8041,34 @@
         <w:t xml:space="preserve">
           <w:hyperlink r:id="rId120" w:tgtFrame="_blank">
             <w:r>
-              <w:t xml:space="preserve">Genome-Based Evaluation of Safety and Probiotic Traits in Infant Feces-Sourced Bifidobacterium animalis subsp. lactis BD1.</w:t>
-            </w:r>
-          </w:hyperlink>
-        </w:t>
-      </w:r>
-    </w:p>
-    <w:p>
-      <w:pPr>
-        <w:spacing w:after="0"/>
-        <w:rPr>
-          <w:color w:val="0F50FF"/>
-          <w:u w:val="single"/>
-        </w:rPr>
-      </w:pPr>
-      <w:r>
-        <w:rPr>
-          <w:color w:val="0F50FF"/>
-          <w:u w:val="single"/>
-        </w:rPr>
-        <w:t xml:space="preserve"/>
-      </w:r>
-    </w:p>
-    <w:p>
-      <w:pPr>
-        <w:pStyle w:val="ListParagraph"/>
-        <w:numPr>
-          <w:ilvl w:val="0"/>
-          <w:numId w:val="23"/>
+              <w:t xml:space="preserve">Engineered biosynthesis of hyaluronic acid in Corynebacterium glutamicum and green synthesis of HA-silver nanocomposites for advanced antimicrobial wound dressings.</w:t>
+            </w:r>
+          </w:hyperlink>
+        </w:t>
+      </w:r>
+    </w:p>
+    <w:p>
+      <w:pPr>
+        <w:spacing w:after="0"/>
+        <w:rPr>
+          <w:color w:val="0F50FF"/>
+          <w:u w:val="single"/>
+        </w:rPr>
+      </w:pPr>
+      <w:r>
+        <w:rPr>
+          <w:color w:val="0F50FF"/>
+          <w:u w:val="single"/>
+        </w:rPr>
+        <w:t xml:space="preserve"/>
+      </w:r>
+    </w:p>
+    <w:p>
+      <w:pPr>
+        <w:pStyle w:val="ListParagraph"/>
+        <w:numPr>
+          <w:ilvl w:val="0"/>
+          <w:numId w:val="24"/>
         </w:numPr>
         <w:spacing w:after="0" w:line="240" w:lineRule="auto"/>
         <w:ind w:left="357" w:hanging="357"/>
@@ -6481,7 +8086,2077 @@
         <w:t xml:space="preserve">
           <w:hyperlink r:id="rId121" w:tgtFrame="_blank">
             <w:r>
-              <w:t xml:space="preserve">Novel tRNA Synthetase Inhibitors Increase Healthspan, Lifespan, and Autophagic Flux in C. elegans.</w:t>
+              <w:t xml:space="preserve">Sonocatalytic multifunctional hydrogel in-situ remodels the infectious microenvironment for eradicating refractory osteomyelitis.</w:t>
+            </w:r>
+          </w:hyperlink>
+        </w:t>
+      </w:r>
+    </w:p>
+    <w:p>
+      <w:pPr>
+        <w:spacing w:after="0"/>
+        <w:rPr>
+          <w:color w:val="0F50FF"/>
+          <w:u w:val="single"/>
+        </w:rPr>
+      </w:pPr>
+      <w:r>
+        <w:rPr>
+          <w:color w:val="0F50FF"/>
+          <w:u w:val="single"/>
+        </w:rPr>
+        <w:t xml:space="preserve"/>
+      </w:r>
+    </w:p>
+    <w:p>
+      <w:pPr>
+        <w:pStyle w:val="ListParagraph"/>
+        <w:numPr>
+          <w:ilvl w:val="0"/>
+          <w:numId w:val="24"/>
+        </w:numPr>
+        <w:spacing w:after="0" w:line="240" w:lineRule="auto"/>
+        <w:ind w:left="357" w:hanging="357"/>
+        <w:rPr>
+          <w:color w:val="0F50FF"/>
+          <w:u w:val="single"/>
+        </w:rPr>
+      </w:pPr>
+      <w:proofErr w:type="gramStart"/>
+      <w:r>
+        <w:rPr>
+          <w:color w:val="0F50FF"/>
+          <w:u w:val="single"/>
+        </w:rPr>
+        <w:t xml:space="preserve">
+          <w:hyperlink r:id="rId122" w:tgtFrame="_blank">
+            <w:r>
+              <w:t xml:space="preserve">Enzymatically crosslinked pectin-silk fibroin hydrogel with embedded ZnO@Gallic acid nanoparticles: An injectable, self-healing, and antibacterial wound dressing.</w:t>
+            </w:r>
+          </w:hyperlink>
+        </w:t>
+      </w:r>
+    </w:p>
+    <w:p>
+      <w:pPr>
+        <w:spacing w:after="0"/>
+        <w:rPr>
+          <w:color w:val="0F50FF"/>
+          <w:u w:val="single"/>
+        </w:rPr>
+      </w:pPr>
+      <w:r>
+        <w:rPr>
+          <w:color w:val="0F50FF"/>
+          <w:u w:val="single"/>
+        </w:rPr>
+        <w:t xml:space="preserve"/>
+      </w:r>
+    </w:p>
+    <w:p>
+      <w:pPr>
+        <w:pStyle w:val="ListParagraph"/>
+        <w:numPr>
+          <w:ilvl w:val="0"/>
+          <w:numId w:val="24"/>
+        </w:numPr>
+        <w:spacing w:after="0" w:line="240" w:lineRule="auto"/>
+        <w:ind w:left="357" w:hanging="357"/>
+        <w:rPr>
+          <w:color w:val="0F50FF"/>
+          <w:u w:val="single"/>
+        </w:rPr>
+      </w:pPr>
+      <w:proofErr w:type="gramStart"/>
+      <w:r>
+        <w:rPr>
+          <w:color w:val="0F50FF"/>
+          <w:u w:val="single"/>
+        </w:rPr>
+        <w:t xml:space="preserve">
+          <w:hyperlink r:id="rId123" w:tgtFrame="_blank">
+            <w:r>
+              <w:t xml:space="preserve">Carboxymethyl Cellulose/Sodium Lignosulfonate Composite Hydrogel with Toughness, Adhesiveness, and Antibacterial Properties for Monitoring Respiration in Heart Failure Patients.</w:t>
+            </w:r>
+          </w:hyperlink>
+        </w:t>
+      </w:r>
+    </w:p>
+    <w:p>
+      <w:pPr>
+        <w:spacing w:after="0"/>
+        <w:rPr>
+          <w:color w:val="0F50FF"/>
+          <w:u w:val="single"/>
+        </w:rPr>
+      </w:pPr>
+      <w:r>
+        <w:rPr>
+          <w:color w:val="0F50FF"/>
+          <w:u w:val="single"/>
+        </w:rPr>
+        <w:t xml:space="preserve"/>
+      </w:r>
+    </w:p>
+    <w:p>
+      <w:pPr>
+        <w:pStyle w:val="ListParagraph"/>
+        <w:numPr>
+          <w:ilvl w:val="0"/>
+          <w:numId w:val="24"/>
+        </w:numPr>
+        <w:spacing w:after="0" w:line="240" w:lineRule="auto"/>
+        <w:ind w:left="357" w:hanging="357"/>
+        <w:rPr>
+          <w:color w:val="0F50FF"/>
+          <w:u w:val="single"/>
+        </w:rPr>
+      </w:pPr>
+      <w:proofErr w:type="gramStart"/>
+      <w:r>
+        <w:rPr>
+          <w:color w:val="0F50FF"/>
+          <w:u w:val="single"/>
+        </w:rPr>
+        <w:t xml:space="preserve">
+          <w:hyperlink r:id="rId124" w:tgtFrame="_blank">
+            <w:r>
+              <w:t xml:space="preserve">Synergistic antibacterial and anti-inflammatory potentials of dual-loaded self-healing hydrogel for methicillin-resistant Staphylococcus aureus-infected wound healing.</w:t>
+            </w:r>
+          </w:hyperlink>
+        </w:t>
+      </w:r>
+    </w:p>
+    <w:p>
+      <w:pPr>
+        <w:spacing w:after="0"/>
+        <w:rPr>
+          <w:color w:val="0F50FF"/>
+          <w:u w:val="single"/>
+        </w:rPr>
+      </w:pPr>
+      <w:r>
+        <w:rPr>
+          <w:color w:val="0F50FF"/>
+          <w:u w:val="single"/>
+        </w:rPr>
+        <w:t xml:space="preserve"/>
+      </w:r>
+    </w:p>
+    <w:p>
+      <w:pPr>
+        <w:pStyle w:val="ListParagraph"/>
+        <w:numPr>
+          <w:ilvl w:val="0"/>
+          <w:numId w:val="24"/>
+        </w:numPr>
+        <w:spacing w:after="0" w:line="240" w:lineRule="auto"/>
+        <w:ind w:left="357" w:hanging="357"/>
+        <w:rPr>
+          <w:color w:val="0F50FF"/>
+          <w:u w:val="single"/>
+        </w:rPr>
+      </w:pPr>
+      <w:proofErr w:type="gramStart"/>
+      <w:r>
+        <w:rPr>
+          <w:color w:val="0F50FF"/>
+          <w:u w:val="single"/>
+        </w:rPr>
+        <w:t xml:space="preserve">
+          <w:hyperlink r:id="rId125" w:tgtFrame="_blank">
+            <w:r>
+              <w:t xml:space="preserve">Lactoferrin bridges antimicrobial and healing responses in Staphylococcus aureus skin infections.</w:t>
+            </w:r>
+          </w:hyperlink>
+        </w:t>
+      </w:r>
+    </w:p>
+    <w:p>
+      <w:pPr>
+        <w:spacing w:after="0"/>
+        <w:rPr>
+          <w:color w:val="0F50FF"/>
+          <w:u w:val="single"/>
+        </w:rPr>
+      </w:pPr>
+      <w:r>
+        <w:rPr>
+          <w:color w:val="0F50FF"/>
+          <w:u w:val="single"/>
+        </w:rPr>
+        <w:t xml:space="preserve"/>
+      </w:r>
+    </w:p>
+    <w:p>
+      <w:pPr>
+        <w:pStyle w:val="ListParagraph"/>
+        <w:numPr>
+          <w:ilvl w:val="0"/>
+          <w:numId w:val="24"/>
+        </w:numPr>
+        <w:spacing w:after="0" w:line="240" w:lineRule="auto"/>
+        <w:ind w:left="357" w:hanging="357"/>
+        <w:rPr>
+          <w:color w:val="0F50FF"/>
+          <w:u w:val="single"/>
+        </w:rPr>
+      </w:pPr>
+      <w:proofErr w:type="gramStart"/>
+      <w:r>
+        <w:rPr>
+          <w:color w:val="0F50FF"/>
+          <w:u w:val="single"/>
+        </w:rPr>
+        <w:t xml:space="preserve">
+          <w:hyperlink r:id="rId126" w:tgtFrame="_blank">
+            <w:r>
+              <w:t xml:space="preserve">The Effect of Silk Fibroin Additive on the Properties of Tannic Acid-Based Bioadhesives.</w:t>
+            </w:r>
+          </w:hyperlink>
+        </w:t>
+      </w:r>
+    </w:p>
+    <w:p>
+      <w:pPr>
+        <w:spacing w:after="0"/>
+        <w:rPr>
+          <w:color w:val="0F50FF"/>
+          <w:u w:val="single"/>
+        </w:rPr>
+      </w:pPr>
+      <w:r>
+        <w:rPr>
+          <w:color w:val="0F50FF"/>
+          <w:u w:val="single"/>
+        </w:rPr>
+        <w:t xml:space="preserve"/>
+      </w:r>
+    </w:p>
+    <w:p>
+      <w:pPr>
+        <w:pStyle w:val="ListParagraph"/>
+        <w:numPr>
+          <w:ilvl w:val="0"/>
+          <w:numId w:val="24"/>
+        </w:numPr>
+        <w:spacing w:after="0" w:line="240" w:lineRule="auto"/>
+        <w:ind w:left="357" w:hanging="357"/>
+        <w:rPr>
+          <w:color w:val="0F50FF"/>
+          <w:u w:val="single"/>
+        </w:rPr>
+      </w:pPr>
+      <w:proofErr w:type="gramStart"/>
+      <w:r>
+        <w:rPr>
+          <w:color w:val="0F50FF"/>
+          <w:u w:val="single"/>
+        </w:rPr>
+        <w:t xml:space="preserve">
+          <w:hyperlink r:id="rId127" w:tgtFrame="_blank">
+            <w:r>
+              <w:t xml:space="preserve">Electrospun TPU Nanofibrous Membranes Incorporating Ciprofloxacin-Montmorillonite Nanoclays for Sustained Drug Release and Wound Healing.</w:t>
+            </w:r>
+          </w:hyperlink>
+        </w:t>
+      </w:r>
+    </w:p>
+    <w:p>
+      <w:pPr>
+        <w:spacing w:after="0"/>
+        <w:rPr>
+          <w:color w:val="0F50FF"/>
+          <w:u w:val="single"/>
+        </w:rPr>
+      </w:pPr>
+      <w:r>
+        <w:rPr>
+          <w:color w:val="0F50FF"/>
+          <w:u w:val="single"/>
+        </w:rPr>
+        <w:t xml:space="preserve"/>
+      </w:r>
+    </w:p>
+    <w:p>
+      <w:pPr>
+        <w:pStyle w:val="ListParagraph"/>
+        <w:numPr>
+          <w:ilvl w:val="0"/>
+          <w:numId w:val="24"/>
+        </w:numPr>
+        <w:spacing w:after="0" w:line="240" w:lineRule="auto"/>
+        <w:ind w:left="357" w:hanging="357"/>
+        <w:rPr>
+          <w:color w:val="0F50FF"/>
+          <w:u w:val="single"/>
+        </w:rPr>
+      </w:pPr>
+      <w:proofErr w:type="gramStart"/>
+      <w:r>
+        <w:rPr>
+          <w:color w:val="0F50FF"/>
+          <w:u w:val="single"/>
+        </w:rPr>
+        <w:t xml:space="preserve">
+          <w:hyperlink r:id="rId128" w:tgtFrame="_blank">
+            <w:r>
+              <w:t xml:space="preserve">Controlled Antibiotic Release From Emulsion-Loaded Alginate and Fibrin Hydrogels Using Ultrasound.</w:t>
+            </w:r>
+          </w:hyperlink>
+        </w:t>
+      </w:r>
+    </w:p>
+    <w:p>
+      <w:pPr>
+        <w:spacing w:after="0"/>
+        <w:rPr>
+          <w:color w:val="0F50FF"/>
+          <w:u w:val="single"/>
+        </w:rPr>
+      </w:pPr>
+      <w:r>
+        <w:rPr>
+          <w:color w:val="0F50FF"/>
+          <w:u w:val="single"/>
+        </w:rPr>
+        <w:t xml:space="preserve"/>
+      </w:r>
+    </w:p>
+    <w:p>
+      <w:pPr>
+        <w:pStyle w:val="ListParagraph"/>
+        <w:numPr>
+          <w:ilvl w:val="0"/>
+          <w:numId w:val="24"/>
+        </w:numPr>
+        <w:spacing w:after="0" w:line="240" w:lineRule="auto"/>
+        <w:ind w:left="357" w:hanging="357"/>
+        <w:rPr>
+          <w:color w:val="0F50FF"/>
+          <w:u w:val="single"/>
+        </w:rPr>
+      </w:pPr>
+      <w:proofErr w:type="gramStart"/>
+      <w:r>
+        <w:rPr>
+          <w:color w:val="0F50FF"/>
+          <w:u w:val="single"/>
+        </w:rPr>
+        <w:t xml:space="preserve">
+          <w:hyperlink r:id="rId129" w:tgtFrame="_blank">
+            <w:r>
+              <w:t xml:space="preserve">Construction and curcumin release performance of pH-responsive hydrogels based on norbornene dicarboxylic anhydride-modified chitosan via thiol-ene photocrosslinking.</w:t>
+            </w:r>
+          </w:hyperlink>
+        </w:t>
+      </w:r>
+    </w:p>
+    <w:p>
+      <w:pPr>
+        <w:spacing w:after="0"/>
+        <w:rPr>
+          <w:color w:val="0F50FF"/>
+          <w:u w:val="single"/>
+        </w:rPr>
+      </w:pPr>
+      <w:r>
+        <w:rPr>
+          <w:color w:val="0F50FF"/>
+          <w:u w:val="single"/>
+        </w:rPr>
+        <w:t xml:space="preserve"/>
+      </w:r>
+    </w:p>
+    <w:p>
+      <w:pPr>
+        <w:pStyle w:val="ListParagraph"/>
+        <w:numPr>
+          <w:ilvl w:val="0"/>
+          <w:numId w:val="24"/>
+        </w:numPr>
+        <w:spacing w:after="0" w:line="240" w:lineRule="auto"/>
+        <w:ind w:left="357" w:hanging="357"/>
+        <w:rPr>
+          <w:color w:val="0F50FF"/>
+          <w:u w:val="single"/>
+        </w:rPr>
+      </w:pPr>
+      <w:proofErr w:type="gramStart"/>
+      <w:r>
+        <w:rPr>
+          <w:color w:val="0F50FF"/>
+          <w:u w:val="single"/>
+        </w:rPr>
+        <w:t xml:space="preserve">
+          <w:hyperlink r:id="rId130" w:tgtFrame="_blank">
+            <w:r>
+              <w:t xml:space="preserve">Effects of antibiotics encapsulated in hyaluronic acid hydrogels on different osteogenic cells and bacteria.</w:t>
+            </w:r>
+          </w:hyperlink>
+        </w:t>
+      </w:r>
+    </w:p>
+    <w:p>
+      <w:pPr>
+        <w:spacing w:after="0"/>
+        <w:rPr>
+          <w:color w:val="0F50FF"/>
+          <w:u w:val="single"/>
+        </w:rPr>
+      </w:pPr>
+      <w:r>
+        <w:rPr>
+          <w:color w:val="0F50FF"/>
+          <w:u w:val="single"/>
+        </w:rPr>
+        <w:t xml:space="preserve"/>
+      </w:r>
+    </w:p>
+    <w:p>
+      <w:pPr>
+        <w:pStyle w:val="ListParagraph"/>
+        <w:numPr>
+          <w:ilvl w:val="0"/>
+          <w:numId w:val="24"/>
+        </w:numPr>
+        <w:spacing w:after="0" w:line="240" w:lineRule="auto"/>
+        <w:ind w:left="357" w:hanging="357"/>
+        <w:rPr>
+          <w:color w:val="0F50FF"/>
+          <w:u w:val="single"/>
+        </w:rPr>
+      </w:pPr>
+      <w:proofErr w:type="gramStart"/>
+      <w:r>
+        <w:rPr>
+          <w:color w:val="0F50FF"/>
+          <w:u w:val="single"/>
+        </w:rPr>
+        <w:t xml:space="preserve">
+          <w:hyperlink r:id="rId131" w:tgtFrame="_blank">
+            <w:r>
+              <w:t xml:space="preserve">Asymmetrically Wetted Trilayer-Structured Wound Dressing with Unidirectional Moisture Transport and Hemostatic Function.</w:t>
+            </w:r>
+          </w:hyperlink>
+        </w:t>
+      </w:r>
+    </w:p>
+    <w:p>
+      <w:pPr>
+        <w:spacing w:after="0"/>
+        <w:rPr>
+          <w:color w:val="0F50FF"/>
+          <w:u w:val="single"/>
+        </w:rPr>
+      </w:pPr>
+      <w:r>
+        <w:rPr>
+          <w:color w:val="0F50FF"/>
+          <w:u w:val="single"/>
+        </w:rPr>
+        <w:t xml:space="preserve"/>
+      </w:r>
+    </w:p>
+    <w:p>
+      <w:pPr>
+        <w:pStyle w:val="ListParagraph"/>
+        <w:numPr>
+          <w:ilvl w:val="0"/>
+          <w:numId w:val="24"/>
+        </w:numPr>
+        <w:spacing w:after="0" w:line="240" w:lineRule="auto"/>
+        <w:ind w:left="357" w:hanging="357"/>
+        <w:rPr>
+          <w:color w:val="0F50FF"/>
+          <w:u w:val="single"/>
+        </w:rPr>
+      </w:pPr>
+      <w:proofErr w:type="gramStart"/>
+      <w:r>
+        <w:rPr>
+          <w:color w:val="0F50FF"/>
+          <w:u w:val="single"/>
+        </w:rPr>
+        <w:t xml:space="preserve">
+          <w:hyperlink r:id="rId132" w:tgtFrame="_blank">
+            <w:r>
+              <w:t xml:space="preserve">Quercetin Released Biomedical Hybrid Hydrogels Fabricated by Silk Fibroin and Sodium Alginate with Incorporation of Ag@rGO Nanosheets.</w:t>
+            </w:r>
+          </w:hyperlink>
+        </w:t>
+      </w:r>
+    </w:p>
+    <w:p>
+      <w:pPr>
+        <w:spacing w:after="0"/>
+        <w:rPr>
+          <w:color w:val="0F50FF"/>
+          <w:u w:val="single"/>
+        </w:rPr>
+      </w:pPr>
+      <w:r>
+        <w:rPr>
+          <w:color w:val="0F50FF"/>
+          <w:u w:val="single"/>
+        </w:rPr>
+        <w:t xml:space="preserve"/>
+      </w:r>
+    </w:p>
+    <w:p>
+      <w:pPr>
+        <w:pStyle w:val="ListParagraph"/>
+        <w:numPr>
+          <w:ilvl w:val="0"/>
+          <w:numId w:val="24"/>
+        </w:numPr>
+        <w:spacing w:after="0" w:line="240" w:lineRule="auto"/>
+        <w:ind w:left="357" w:hanging="357"/>
+        <w:rPr>
+          <w:color w:val="0F50FF"/>
+          <w:u w:val="single"/>
+        </w:rPr>
+      </w:pPr>
+      <w:proofErr w:type="gramStart"/>
+      <w:r>
+        <w:rPr>
+          <w:color w:val="0F50FF"/>
+          <w:u w:val="single"/>
+        </w:rPr>
+        <w:t xml:space="preserve">
+          <w:hyperlink r:id="rId133" w:tgtFrame="_blank">
+            <w:r>
+              <w:t xml:space="preserve">Stage-specific ion release from dual-crosslinked alginate/boron-doped bioactive glass hydrogel accelerates infected wound healing.</w:t>
+            </w:r>
+          </w:hyperlink>
+        </w:t>
+      </w:r>
+    </w:p>
+    <w:p>
+      <w:pPr>
+        <w:spacing w:after="0"/>
+        <w:rPr>
+          <w:color w:val="0F50FF"/>
+          <w:u w:val="single"/>
+        </w:rPr>
+      </w:pPr>
+      <w:r>
+        <w:rPr>
+          <w:color w:val="0F50FF"/>
+          <w:u w:val="single"/>
+        </w:rPr>
+        <w:t xml:space="preserve"/>
+      </w:r>
+    </w:p>
+    <w:p>
+      <w:pPr>
+        <w:pStyle w:val="ListParagraph"/>
+        <w:numPr>
+          <w:ilvl w:val="0"/>
+          <w:numId w:val="24"/>
+        </w:numPr>
+        <w:spacing w:after="0" w:line="240" w:lineRule="auto"/>
+        <w:ind w:left="357" w:hanging="357"/>
+        <w:rPr>
+          <w:color w:val="0F50FF"/>
+          <w:u w:val="single"/>
+        </w:rPr>
+      </w:pPr>
+      <w:proofErr w:type="gramStart"/>
+      <w:r>
+        <w:rPr>
+          <w:color w:val="0F50FF"/>
+          <w:u w:val="single"/>
+        </w:rPr>
+        <w:t xml:space="preserve">
+          <w:hyperlink r:id="rId134" w:tgtFrame="_blank">
+            <w:r>
+              <w:t xml:space="preserve">Injectable curdlan-derived hydrogel with differential release of copper and zinc ions for synergistic therapy of infected wounds.</w:t>
+            </w:r>
+          </w:hyperlink>
+        </w:t>
+      </w:r>
+    </w:p>
+    <w:p>
+      <w:pPr>
+        <w:spacing w:after="0"/>
+        <w:rPr>
+          <w:color w:val="0F50FF"/>
+          <w:u w:val="single"/>
+        </w:rPr>
+      </w:pPr>
+      <w:r>
+        <w:rPr>
+          <w:color w:val="0F50FF"/>
+          <w:u w:val="single"/>
+        </w:rPr>
+        <w:t xml:space="preserve"/>
+      </w:r>
+    </w:p>
+    <w:p>
+      <w:pPr>
+        <w:pStyle w:val="ListParagraph"/>
+        <w:numPr>
+          <w:ilvl w:val="0"/>
+          <w:numId w:val="24"/>
+        </w:numPr>
+        <w:spacing w:after="0" w:line="240" w:lineRule="auto"/>
+        <w:ind w:left="357" w:hanging="357"/>
+        <w:rPr>
+          <w:color w:val="0F50FF"/>
+          <w:u w:val="single"/>
+        </w:rPr>
+      </w:pPr>
+      <w:proofErr w:type="gramStart"/>
+      <w:r>
+        <w:rPr>
+          <w:color w:val="0F50FF"/>
+          <w:u w:val="single"/>
+        </w:rPr>
+        <w:t xml:space="preserve">
+          <w:hyperlink r:id="rId135" w:tgtFrame="_blank">
+            <w:r>
+              <w:t xml:space="preserve">A naringenin-functionalized chitosan/polyphosphate-modified gelatin hydrogel dressing with enhanced antibacterial and antioxidant activities for accelerating infected wound healing.</w:t>
+            </w:r>
+          </w:hyperlink>
+        </w:t>
+      </w:r>
+    </w:p>
+    <w:p>
+      <w:pPr>
+        <w:spacing w:after="0"/>
+        <w:rPr>
+          <w:color w:val="0F50FF"/>
+          <w:u w:val="single"/>
+        </w:rPr>
+      </w:pPr>
+      <w:r>
+        <w:rPr>
+          <w:color w:val="0F50FF"/>
+          <w:u w:val="single"/>
+        </w:rPr>
+        <w:t xml:space="preserve"/>
+      </w:r>
+    </w:p>
+    <w:p>
+      <w:pPr>
+        <w:pStyle w:val="ListParagraph"/>
+        <w:numPr>
+          <w:ilvl w:val="0"/>
+          <w:numId w:val="24"/>
+        </w:numPr>
+        <w:spacing w:after="0" w:line="240" w:lineRule="auto"/>
+        <w:ind w:left="357" w:hanging="357"/>
+        <w:rPr>
+          <w:color w:val="0F50FF"/>
+          <w:u w:val="single"/>
+        </w:rPr>
+      </w:pPr>
+      <w:proofErr w:type="gramStart"/>
+      <w:r>
+        <w:rPr>
+          <w:color w:val="0F50FF"/>
+          <w:u w:val="single"/>
+        </w:rPr>
+        <w:t xml:space="preserve">
+          <w:hyperlink r:id="rId136" w:tgtFrame="_blank">
+            <w:r>
+              <w:t xml:space="preserve">Electrospun dressing promotes diabetic-infected wound healing via rapid and sustained antibacterial, ROS scavenging, and immune modulation ability.</w:t>
+            </w:r>
+          </w:hyperlink>
+        </w:t>
+      </w:r>
+    </w:p>
+    <w:p>
+      <w:pPr>
+        <w:spacing w:after="0"/>
+        <w:rPr>
+          <w:color w:val="0F50FF"/>
+          <w:u w:val="single"/>
+        </w:rPr>
+      </w:pPr>
+      <w:r>
+        <w:rPr>
+          <w:color w:val="0F50FF"/>
+          <w:u w:val="single"/>
+        </w:rPr>
+        <w:t xml:space="preserve"/>
+      </w:r>
+    </w:p>
+    <w:p>
+      <w:pPr>
+        <w:pStyle w:val="ListParagraph"/>
+        <w:numPr>
+          <w:ilvl w:val="0"/>
+          <w:numId w:val="24"/>
+        </w:numPr>
+        <w:spacing w:after="0" w:line="240" w:lineRule="auto"/>
+        <w:ind w:left="357" w:hanging="357"/>
+        <w:rPr>
+          <w:color w:val="0F50FF"/>
+          <w:u w:val="single"/>
+        </w:rPr>
+      </w:pPr>
+      <w:proofErr w:type="gramStart"/>
+      <w:r>
+        <w:rPr>
+          <w:color w:val="0F50FF"/>
+          <w:u w:val="single"/>
+        </w:rPr>
+        <w:t xml:space="preserve">
+          <w:hyperlink r:id="rId137" w:tgtFrame="_blank">
+            <w:r>
+              <w:t xml:space="preserve">Gelatin-reinforced PCL nanofibers infused with thyme essential oil with multifunctional performance for wound dressing applications.</w:t>
+            </w:r>
+          </w:hyperlink>
+        </w:t>
+      </w:r>
+    </w:p>
+    <w:p>
+      <w:pPr>
+        <w:spacing w:after="0"/>
+        <w:rPr>
+          <w:color w:val="0F50FF"/>
+          <w:u w:val="single"/>
+        </w:rPr>
+      </w:pPr>
+      <w:r>
+        <w:rPr>
+          <w:color w:val="0F50FF"/>
+          <w:u w:val="single"/>
+        </w:rPr>
+        <w:t xml:space="preserve"/>
+      </w:r>
+    </w:p>
+    <w:p>
+      <w:pPr>
+        <w:pStyle w:val="ListParagraph"/>
+        <w:numPr>
+          <w:ilvl w:val="0"/>
+          <w:numId w:val="24"/>
+        </w:numPr>
+        <w:spacing w:after="0" w:line="240" w:lineRule="auto"/>
+        <w:ind w:left="357" w:hanging="357"/>
+        <w:rPr>
+          <w:color w:val="0F50FF"/>
+          <w:u w:val="single"/>
+        </w:rPr>
+      </w:pPr>
+      <w:proofErr w:type="gramStart"/>
+      <w:r>
+        <w:rPr>
+          <w:color w:val="0F50FF"/>
+          <w:u w:val="single"/>
+        </w:rPr>
+        <w:t xml:space="preserve">
+          <w:hyperlink r:id="rId138" w:tgtFrame="_blank">
+            <w:r>
+              <w:t xml:space="preserve">Chemically Modified Alginate Grafted Penicillanic Acid Derivatives for Antibacterial Electrospun Composite Nanofibers: Electrospinnability, Drug Delivery and Cytocompatibility.</w:t>
+            </w:r>
+          </w:hyperlink>
+        </w:t>
+      </w:r>
+    </w:p>
+    <w:p>
+      <w:pPr>
+        <w:spacing w:after="0"/>
+        <w:rPr>
+          <w:color w:val="0F50FF"/>
+          <w:u w:val="single"/>
+        </w:rPr>
+      </w:pPr>
+      <w:r>
+        <w:rPr>
+          <w:color w:val="0F50FF"/>
+          <w:u w:val="single"/>
+        </w:rPr>
+        <w:t xml:space="preserve"/>
+      </w:r>
+    </w:p>
+    <w:p>
+      <w:pPr>
+        <w:pStyle w:val="ListParagraph"/>
+        <w:numPr>
+          <w:ilvl w:val="0"/>
+          <w:numId w:val="24"/>
+        </w:numPr>
+        <w:spacing w:after="0" w:line="240" w:lineRule="auto"/>
+        <w:ind w:left="357" w:hanging="357"/>
+        <w:rPr>
+          <w:color w:val="0F50FF"/>
+          <w:u w:val="single"/>
+        </w:rPr>
+      </w:pPr>
+      <w:proofErr w:type="gramStart"/>
+      <w:r>
+        <w:rPr>
+          <w:color w:val="0F50FF"/>
+          <w:u w:val="single"/>
+        </w:rPr>
+        <w:t xml:space="preserve">
+          <w:hyperlink r:id="rId139" w:tgtFrame="_blank">
+            <w:r>
+              <w:t xml:space="preserve">Polyphenol-metal coordinated nanofiber-enhanced biopolymer hydrogels for sustainable full-thickness skin regeneration and defect repair.</w:t>
+            </w:r>
+          </w:hyperlink>
+        </w:t>
+      </w:r>
+    </w:p>
+    <w:p>
+      <w:pPr>
+        <w:spacing w:after="0"/>
+        <w:rPr>
+          <w:color w:val="0F50FF"/>
+          <w:u w:val="single"/>
+        </w:rPr>
+      </w:pPr>
+      <w:r>
+        <w:rPr>
+          <w:color w:val="0F50FF"/>
+          <w:u w:val="single"/>
+        </w:rPr>
+        <w:t xml:space="preserve"/>
+      </w:r>
+    </w:p>
+    <w:p>
+      <w:pPr>
+        <w:pStyle w:val="ListParagraph"/>
+        <w:numPr>
+          <w:ilvl w:val="0"/>
+          <w:numId w:val="24"/>
+        </w:numPr>
+        <w:spacing w:after="0" w:line="240" w:lineRule="auto"/>
+        <w:ind w:left="357" w:hanging="357"/>
+        <w:rPr>
+          <w:color w:val="0F50FF"/>
+          <w:u w:val="single"/>
+        </w:rPr>
+      </w:pPr>
+      <w:proofErr w:type="gramStart"/>
+      <w:r>
+        <w:rPr>
+          <w:color w:val="0F50FF"/>
+          <w:u w:val="single"/>
+        </w:rPr>
+        <w:t xml:space="preserve">
+          <w:hyperlink r:id="rId140" w:tgtFrame="_blank">
+            <w:r>
+              <w:t xml:space="preserve">Synthesis and characterization of chitosan/gelatin/g-C(3)N(4) hydrogel nanocomposite modified with Fe(3)O(4) magnetic nanoparticles as a curcumin drug carrier; cytotoxicity and antibacterial evaluation.</w:t>
+            </w:r>
+          </w:hyperlink>
+        </w:t>
+      </w:r>
+    </w:p>
+    <w:p>
+      <w:pPr>
+        <w:spacing w:after="0"/>
+        <w:rPr>
+          <w:color w:val="0F50FF"/>
+          <w:u w:val="single"/>
+        </w:rPr>
+      </w:pPr>
+      <w:r>
+        <w:rPr>
+          <w:color w:val="0F50FF"/>
+          <w:u w:val="single"/>
+        </w:rPr>
+        <w:t xml:space="preserve"/>
+      </w:r>
+    </w:p>
+    <w:p>
+      <w:pPr>
+        <w:pStyle w:val="ListParagraph"/>
+        <w:numPr>
+          <w:ilvl w:val="0"/>
+          <w:numId w:val="24"/>
+        </w:numPr>
+        <w:spacing w:after="0" w:line="240" w:lineRule="auto"/>
+        <w:ind w:left="357" w:hanging="357"/>
+        <w:rPr>
+          <w:color w:val="0F50FF"/>
+          <w:u w:val="single"/>
+        </w:rPr>
+      </w:pPr>
+      <w:proofErr w:type="gramStart"/>
+      <w:r>
+        <w:rPr>
+          <w:color w:val="0F50FF"/>
+          <w:u w:val="single"/>
+        </w:rPr>
+        <w:t xml:space="preserve">
+          <w:hyperlink r:id="rId141" w:tgtFrame="_blank">
+            <w:r>
+              <w:t xml:space="preserve">Thermo- and pH-Responsive Antimicrobial Hydrogels from Poly(2-(dimethylamino)ethyl methacrylate) and Cationic-Modified Chitosan for Sustained Papain Release.</w:t>
+            </w:r>
+          </w:hyperlink>
+        </w:t>
+      </w:r>
+    </w:p>
+    <w:p>
+      <w:pPr>
+        <w:spacing w:after="0"/>
+        <w:rPr>
+          <w:color w:val="0F50FF"/>
+          <w:u w:val="single"/>
+        </w:rPr>
+      </w:pPr>
+      <w:r>
+        <w:rPr>
+          <w:color w:val="0F50FF"/>
+          <w:u w:val="single"/>
+        </w:rPr>
+        <w:t xml:space="preserve"/>
+      </w:r>
+    </w:p>
+    <w:p>
+      <w:pPr>
+        <w:pStyle w:val="ListParagraph"/>
+        <w:numPr>
+          <w:ilvl w:val="0"/>
+          <w:numId w:val="24"/>
+        </w:numPr>
+        <w:spacing w:after="0" w:line="240" w:lineRule="auto"/>
+        <w:ind w:left="357" w:hanging="357"/>
+        <w:rPr>
+          <w:color w:val="0F50FF"/>
+          <w:u w:val="single"/>
+        </w:rPr>
+      </w:pPr>
+      <w:proofErr w:type="gramStart"/>
+      <w:r>
+        <w:rPr>
+          <w:color w:val="0F50FF"/>
+          <w:u w:val="single"/>
+        </w:rPr>
+        <w:t xml:space="preserve">
+          <w:hyperlink r:id="rId142" w:tgtFrame="_blank">
+            <w:r>
+              <w:t xml:space="preserve">Ultrafast in situ formation of antibiotic-free injectable hydrogel dressings with innate antibacterial activity and autolysis capacity for wound healing.</w:t>
+            </w:r>
+          </w:hyperlink>
+        </w:t>
+      </w:r>
+    </w:p>
+    <w:p>
+      <w:pPr>
+        <w:spacing w:after="0"/>
+        <w:rPr>
+          <w:color w:val="0F50FF"/>
+          <w:u w:val="single"/>
+        </w:rPr>
+      </w:pPr>
+      <w:r>
+        <w:rPr>
+          <w:color w:val="0F50FF"/>
+          <w:u w:val="single"/>
+        </w:rPr>
+        <w:t xml:space="preserve"/>
+      </w:r>
+    </w:p>
+    <w:p>
+      <w:pPr>
+        <w:pStyle w:val="ListParagraph"/>
+        <w:numPr>
+          <w:ilvl w:val="0"/>
+          <w:numId w:val="24"/>
+        </w:numPr>
+        <w:spacing w:after="0" w:line="240" w:lineRule="auto"/>
+        <w:ind w:left="357" w:hanging="357"/>
+        <w:rPr>
+          <w:color w:val="0F50FF"/>
+          <w:u w:val="single"/>
+        </w:rPr>
+      </w:pPr>
+      <w:proofErr w:type="gramStart"/>
+      <w:r>
+        <w:rPr>
+          <w:color w:val="0F50FF"/>
+          <w:u w:val="single"/>
+        </w:rPr>
+        <w:t xml:space="preserve">
+          <w:hyperlink r:id="rId143" w:tgtFrame="_blank">
+            <w:r>
+              <w:t xml:space="preserve">Hydroxyethyl cellulose-guided self-assembled pH-independent antibacterial hydrogel for MRSA-infected wound therapy.</w:t>
+            </w:r>
+          </w:hyperlink>
+        </w:t>
+      </w:r>
+    </w:p>
+    <w:p>
+      <w:pPr>
+        <w:spacing w:after="0"/>
+        <w:rPr>
+          <w:color w:val="0F50FF"/>
+          <w:u w:val="single"/>
+        </w:rPr>
+      </w:pPr>
+      <w:r>
+        <w:rPr>
+          <w:color w:val="0F50FF"/>
+          <w:u w:val="single"/>
+        </w:rPr>
+        <w:t xml:space="preserve"/>
+      </w:r>
+    </w:p>
+    <w:p>
+      <w:pPr>
+        <w:pStyle w:val="ListParagraph"/>
+        <w:numPr>
+          <w:ilvl w:val="0"/>
+          <w:numId w:val="24"/>
+        </w:numPr>
+        <w:spacing w:after="0" w:line="240" w:lineRule="auto"/>
+        <w:ind w:left="357" w:hanging="357"/>
+        <w:rPr>
+          <w:color w:val="0F50FF"/>
+          <w:u w:val="single"/>
+        </w:rPr>
+      </w:pPr>
+      <w:proofErr w:type="gramStart"/>
+      <w:r>
+        <w:rPr>
+          <w:color w:val="0F50FF"/>
+          <w:u w:val="single"/>
+        </w:rPr>
+        <w:t xml:space="preserve">
+          <w:hyperlink r:id="rId144" w:tgtFrame="_blank">
+            <w:r>
+              <w:t xml:space="preserve">A pH-responsive geniposidic acid-loaded chitosan/dialdehyde carboxymethyl cellulose Schiff base hydrogel for accelerating wound healing.</w:t>
+            </w:r>
+          </w:hyperlink>
+        </w:t>
+      </w:r>
+    </w:p>
+    <w:p>
+      <w:pPr>
+        <w:spacing w:after="0"/>
+        <w:rPr>
+          <w:color w:val="0F50FF"/>
+          <w:u w:val="single"/>
+        </w:rPr>
+      </w:pPr>
+      <w:r>
+        <w:rPr>
+          <w:color w:val="0F50FF"/>
+          <w:u w:val="single"/>
+        </w:rPr>
+        <w:t xml:space="preserve"/>
+      </w:r>
+    </w:p>
+    <w:p>
+      <w:pPr>
+        <w:pStyle w:val="ListParagraph"/>
+        <w:numPr>
+          <w:ilvl w:val="0"/>
+          <w:numId w:val="24"/>
+        </w:numPr>
+        <w:spacing w:after="0" w:line="240" w:lineRule="auto"/>
+        <w:ind w:left="357" w:hanging="357"/>
+        <w:rPr>
+          <w:color w:val="0F50FF"/>
+          <w:u w:val="single"/>
+        </w:rPr>
+      </w:pPr>
+      <w:proofErr w:type="gramStart"/>
+      <w:r>
+        <w:rPr>
+          <w:color w:val="0F50FF"/>
+          <w:u w:val="single"/>
+        </w:rPr>
+        <w:t xml:space="preserve">
+          <w:hyperlink r:id="rId145" w:tgtFrame="_blank">
+            <w:r>
+              <w:t xml:space="preserve">Study on the preparation and characterization of a double-layer PVA/SPH hydrogel with mechanical enhancement and anti-adhesion for the repair of abdominal hernia.</w:t>
+            </w:r>
+          </w:hyperlink>
+        </w:t>
+      </w:r>
+    </w:p>
+    <w:p>
+      <w:pPr>
+        <w:spacing w:after="0"/>
+        <w:rPr>
+          <w:color w:val="0F50FF"/>
+          <w:u w:val="single"/>
+        </w:rPr>
+      </w:pPr>
+      <w:r>
+        <w:rPr>
+          <w:color w:val="0F50FF"/>
+          <w:u w:val="single"/>
+        </w:rPr>
+        <w:t xml:space="preserve"/>
+      </w:r>
+    </w:p>
+    <w:p>
+      <w:pPr>
+        <w:pStyle w:val="ListParagraph"/>
+        <w:numPr>
+          <w:ilvl w:val="0"/>
+          <w:numId w:val="24"/>
+        </w:numPr>
+        <w:spacing w:after="0" w:line="240" w:lineRule="auto"/>
+        <w:ind w:left="357" w:hanging="357"/>
+        <w:rPr>
+          <w:color w:val="0F50FF"/>
+          <w:u w:val="single"/>
+        </w:rPr>
+      </w:pPr>
+      <w:proofErr w:type="gramStart"/>
+      <w:r>
+        <w:rPr>
+          <w:color w:val="0F50FF"/>
+          <w:u w:val="single"/>
+        </w:rPr>
+        <w:t xml:space="preserve">
+          <w:hyperlink r:id="rId146" w:tgtFrame="_blank">
+            <w:r>
+              <w:t xml:space="preserve">Multifunctional Toona sinensis gum polysaccharide-based carbon dot-hydrogel composites for accelerated healing of infected wounds.</w:t>
+            </w:r>
+          </w:hyperlink>
+        </w:t>
+      </w:r>
+    </w:p>
+    <w:p>
+      <w:pPr>
+        <w:spacing w:after="0"/>
+        <w:rPr>
+          <w:color w:val="0F50FF"/>
+          <w:u w:val="single"/>
+        </w:rPr>
+      </w:pPr>
+      <w:r>
+        <w:rPr>
+          <w:color w:val="0F50FF"/>
+          <w:u w:val="single"/>
+        </w:rPr>
+        <w:t xml:space="preserve"/>
+      </w:r>
+    </w:p>
+    <w:p>
+      <w:pPr>
+        <w:pStyle w:val="ListParagraph"/>
+        <w:numPr>
+          <w:ilvl w:val="0"/>
+          <w:numId w:val="24"/>
+        </w:numPr>
+        <w:spacing w:after="0" w:line="240" w:lineRule="auto"/>
+        <w:ind w:left="357" w:hanging="357"/>
+        <w:rPr>
+          <w:color w:val="0F50FF"/>
+          <w:u w:val="single"/>
+        </w:rPr>
+      </w:pPr>
+      <w:proofErr w:type="gramStart"/>
+      <w:r>
+        <w:rPr>
+          <w:color w:val="0F50FF"/>
+          <w:u w:val="single"/>
+        </w:rPr>
+        <w:t xml:space="preserve">
+          <w:hyperlink r:id="rId147" w:tgtFrame="_blank">
+            <w:r>
+              <w:t xml:space="preserve">Modular alginate-based hydrogels embedding multilayer nanofibers: A synergistic strategy for hemostasis, antibacterial, and immunomodulatory therapy.</w:t>
+            </w:r>
+          </w:hyperlink>
+        </w:t>
+      </w:r>
+    </w:p>
+    <w:p>
+      <w:pPr>
+        <w:spacing w:after="0"/>
+        <w:rPr>
+          <w:color w:val="0F50FF"/>
+          <w:u w:val="single"/>
+        </w:rPr>
+      </w:pPr>
+      <w:r>
+        <w:rPr>
+          <w:color w:val="0F50FF"/>
+          <w:u w:val="single"/>
+        </w:rPr>
+        <w:t xml:space="preserve"/>
+      </w:r>
+    </w:p>
+    <w:p>
+      <w:pPr>
+        <w:pStyle w:val="ListParagraph"/>
+        <w:numPr>
+          <w:ilvl w:val="0"/>
+          <w:numId w:val="24"/>
+        </w:numPr>
+        <w:spacing w:after="0" w:line="240" w:lineRule="auto"/>
+        <w:ind w:left="357" w:hanging="357"/>
+        <w:rPr>
+          <w:color w:val="0F50FF"/>
+          <w:u w:val="single"/>
+        </w:rPr>
+      </w:pPr>
+      <w:proofErr w:type="gramStart"/>
+      <w:r>
+        <w:rPr>
+          <w:color w:val="0F50FF"/>
+          <w:u w:val="single"/>
+        </w:rPr>
+        <w:t xml:space="preserve">
+          <w:hyperlink r:id="rId148" w:tgtFrame="_blank">
+            <w:r>
+              <w:t xml:space="preserve">Functional photo-crosslinked collagen-based hybrid gels with antibacterial and antioxidant properties.</w:t>
+            </w:r>
+          </w:hyperlink>
+        </w:t>
+      </w:r>
+    </w:p>
+    <w:p>
+      <w:pPr>
+        <w:spacing w:after="0"/>
+        <w:rPr>
+          <w:color w:val="0F50FF"/>
+          <w:u w:val="single"/>
+        </w:rPr>
+      </w:pPr>
+      <w:r>
+        <w:rPr>
+          <w:color w:val="0F50FF"/>
+          <w:u w:val="single"/>
+        </w:rPr>
+        <w:t xml:space="preserve"/>
+      </w:r>
+    </w:p>
+    <w:p>
+      <w:pPr>
+        <w:pStyle w:val="ListParagraph"/>
+        <w:numPr>
+          <w:ilvl w:val="0"/>
+          <w:numId w:val="24"/>
+        </w:numPr>
+        <w:spacing w:after="0" w:line="240" w:lineRule="auto"/>
+        <w:ind w:left="357" w:hanging="357"/>
+        <w:rPr>
+          <w:color w:val="0F50FF"/>
+          <w:u w:val="single"/>
+        </w:rPr>
+      </w:pPr>
+      <w:proofErr w:type="gramStart"/>
+      <w:r>
+        <w:rPr>
+          <w:color w:val="0F50FF"/>
+          <w:u w:val="single"/>
+        </w:rPr>
+        <w:t xml:space="preserve">
+          <w:hyperlink r:id="rId149" w:tgtFrame="_blank">
+            <w:r>
+              <w:t xml:space="preserve">Injectable ε-poly-lysine/hyaluronic acid hydrogel for targeted prevention of cardiovascular implantable electronic device pocket infections.</w:t>
+            </w:r>
+          </w:hyperlink>
+        </w:t>
+      </w:r>
+    </w:p>
+    <w:p>
+      <w:pPr>
+        <w:spacing w:after="0"/>
+        <w:rPr>
+          <w:color w:val="0F50FF"/>
+          <w:u w:val="single"/>
+        </w:rPr>
+      </w:pPr>
+      <w:r>
+        <w:rPr>
+          <w:color w:val="0F50FF"/>
+          <w:u w:val="single"/>
+        </w:rPr>
+        <w:t xml:space="preserve"/>
+      </w:r>
+    </w:p>
+    <w:p>
+      <w:pPr>
+        <w:pStyle w:val="ListParagraph"/>
+        <w:numPr>
+          <w:ilvl w:val="0"/>
+          <w:numId w:val="24"/>
+        </w:numPr>
+        <w:spacing w:after="0" w:line="240" w:lineRule="auto"/>
+        <w:ind w:left="357" w:hanging="357"/>
+        <w:rPr>
+          <w:color w:val="0F50FF"/>
+          <w:u w:val="single"/>
+        </w:rPr>
+      </w:pPr>
+      <w:proofErr w:type="gramStart"/>
+      <w:r>
+        <w:rPr>
+          <w:color w:val="0F50FF"/>
+          <w:u w:val="single"/>
+        </w:rPr>
+        <w:t xml:space="preserve">
+          <w:hyperlink r:id="rId150" w:tgtFrame="_blank">
+            <w:r>
+              <w:t xml:space="preserve">A self-healing hydrogel based on modified chitosan and sodium alginate oxide reinforced with hydrophilic nanomaterials for wound dressing applications.</w:t>
+            </w:r>
+          </w:hyperlink>
+        </w:t>
+      </w:r>
+    </w:p>
+    <w:p>
+      <w:pPr>
+        <w:spacing w:after="0"/>
+        <w:rPr>
+          <w:color w:val="0F50FF"/>
+          <w:u w:val="single"/>
+        </w:rPr>
+      </w:pPr>
+      <w:r>
+        <w:rPr>
+          <w:color w:val="0F50FF"/>
+          <w:u w:val="single"/>
+        </w:rPr>
+        <w:t xml:space="preserve"/>
+      </w:r>
+    </w:p>
+    <w:p>
+      <w:pPr>
+        <w:pStyle w:val="ListParagraph"/>
+        <w:numPr>
+          <w:ilvl w:val="0"/>
+          <w:numId w:val="24"/>
+        </w:numPr>
+        <w:spacing w:after="0" w:line="240" w:lineRule="auto"/>
+        <w:ind w:left="357" w:hanging="357"/>
+        <w:rPr>
+          <w:color w:val="0F50FF"/>
+          <w:u w:val="single"/>
+        </w:rPr>
+      </w:pPr>
+      <w:proofErr w:type="gramStart"/>
+      <w:r>
+        <w:rPr>
+          <w:color w:val="0F50FF"/>
+          <w:u w:val="single"/>
+        </w:rPr>
+        <w:t xml:space="preserve">
+          <w:hyperlink r:id="rId151" w:tgtFrame="_blank">
+            <w:r>
+              <w:t xml:space="preserve">Bioresponsive Dual Microspheres Embedded in a Hydrogel: A Sequentially Triggered Strategy for Regulating Diabetic Wound Healing.</w:t>
+            </w:r>
+          </w:hyperlink>
+        </w:t>
+      </w:r>
+    </w:p>
+    <w:p>
+      <w:pPr>
+        <w:spacing w:after="0"/>
+        <w:rPr>
+          <w:color w:val="0F50FF"/>
+          <w:u w:val="single"/>
+        </w:rPr>
+      </w:pPr>
+      <w:r>
+        <w:rPr>
+          <w:color w:val="0F50FF"/>
+          <w:u w:val="single"/>
+        </w:rPr>
+        <w:t xml:space="preserve"/>
+      </w:r>
+    </w:p>
+    <w:p>
+      <w:pPr>
+        <w:pStyle w:val="ListParagraph"/>
+        <w:numPr>
+          <w:ilvl w:val="0"/>
+          <w:numId w:val="24"/>
+        </w:numPr>
+        <w:spacing w:after="0" w:line="240" w:lineRule="auto"/>
+        <w:ind w:left="357" w:hanging="357"/>
+        <w:rPr>
+          <w:color w:val="0F50FF"/>
+          <w:u w:val="single"/>
+        </w:rPr>
+      </w:pPr>
+      <w:proofErr w:type="gramStart"/>
+      <w:r>
+        <w:rPr>
+          <w:color w:val="0F50FF"/>
+          <w:u w:val="single"/>
+        </w:rPr>
+        <w:t xml:space="preserve">
+          <w:hyperlink r:id="rId152" w:tgtFrame="_blank">
+            <w:r>
+              <w:t xml:space="preserve">Formulation and evaluation of hydrogel based on Brazilian propolis ethanol extract for promoting diabetic wound healing.</w:t>
+            </w:r>
+          </w:hyperlink>
+        </w:t>
+      </w:r>
+    </w:p>
+    <w:p>
+      <w:pPr>
+        <w:spacing w:after="0"/>
+        <w:rPr>
+          <w:color w:val="0F50FF"/>
+          <w:u w:val="single"/>
+        </w:rPr>
+      </w:pPr>
+      <w:r>
+        <w:rPr>
+          <w:color w:val="0F50FF"/>
+          <w:u w:val="single"/>
+        </w:rPr>
+        <w:t xml:space="preserve"/>
+      </w:r>
+    </w:p>
+    <w:p>
+      <w:pPr>
+        <w:pStyle w:val="ListParagraph"/>
+        <w:numPr>
+          <w:ilvl w:val="0"/>
+          <w:numId w:val="24"/>
+        </w:numPr>
+        <w:spacing w:after="0" w:line="240" w:lineRule="auto"/>
+        <w:ind w:left="357" w:hanging="357"/>
+        <w:rPr>
+          <w:color w:val="0F50FF"/>
+          <w:u w:val="single"/>
+        </w:rPr>
+      </w:pPr>
+      <w:proofErr w:type="gramStart"/>
+      <w:r>
+        <w:rPr>
+          <w:color w:val="0F50FF"/>
+          <w:u w:val="single"/>
+        </w:rPr>
+        <w:t xml:space="preserve">
+          <w:hyperlink r:id="rId153" w:tgtFrame="_blank">
+            <w:r>
+              <w:t xml:space="preserve">3D-Printed Vancomycin-Loaded ZIF-8@GMP Scaffolds with Sustained Antibacterial, Anti-Inflammatory, and Osteoinductive Properties for Bone Tissue Engineering.</w:t>
+            </w:r>
+          </w:hyperlink>
+        </w:t>
+      </w:r>
+    </w:p>
+    <w:p>
+      <w:pPr>
+        <w:spacing w:after="0"/>
+        <w:rPr>
+          <w:color w:val="0F50FF"/>
+          <w:u w:val="single"/>
+        </w:rPr>
+      </w:pPr>
+      <w:r>
+        <w:rPr>
+          <w:color w:val="0F50FF"/>
+          <w:u w:val="single"/>
+        </w:rPr>
+        <w:t xml:space="preserve"/>
+      </w:r>
+    </w:p>
+    <w:p>
+      <w:pPr>
+        <w:pStyle w:val="ListParagraph"/>
+        <w:numPr>
+          <w:ilvl w:val="0"/>
+          <w:numId w:val="24"/>
+        </w:numPr>
+        <w:spacing w:after="0" w:line="240" w:lineRule="auto"/>
+        <w:ind w:left="357" w:hanging="357"/>
+        <w:rPr>
+          <w:color w:val="0F50FF"/>
+          <w:u w:val="single"/>
+        </w:rPr>
+      </w:pPr>
+      <w:proofErr w:type="gramStart"/>
+      <w:r>
+        <w:rPr>
+          <w:color w:val="0F50FF"/>
+          <w:u w:val="single"/>
+        </w:rPr>
+        <w:t xml:space="preserve">
+          <w:hyperlink r:id="rId154" w:tgtFrame="_blank">
+            <w:r>
+              <w:t xml:space="preserve">Effervescent-Assisted Dissolving Microneedle Array Patches for Localized Tetracycline Delivery: A Three-Layer Design for Rapid-Onset Antimicrobial Therapy in Superficial Skin Infections.</w:t>
+            </w:r>
+          </w:hyperlink>
+        </w:t>
+      </w:r>
+    </w:p>
+    <w:p>
+      <w:pPr>
+        <w:spacing w:after="0"/>
+        <w:rPr>
+          <w:color w:val="0F50FF"/>
+          <w:u w:val="single"/>
+        </w:rPr>
+      </w:pPr>
+      <w:r>
+        <w:rPr>
+          <w:color w:val="0F50FF"/>
+          <w:u w:val="single"/>
+        </w:rPr>
+        <w:t xml:space="preserve"/>
+      </w:r>
+    </w:p>
+    <w:p>
+      <w:pPr>
+        <w:pStyle w:val="ListParagraph"/>
+        <w:numPr>
+          <w:ilvl w:val="0"/>
+          <w:numId w:val="24"/>
+        </w:numPr>
+        <w:spacing w:after="0" w:line="240" w:lineRule="auto"/>
+        <w:ind w:left="357" w:hanging="357"/>
+        <w:rPr>
+          <w:color w:val="0F50FF"/>
+          <w:u w:val="single"/>
+        </w:rPr>
+      </w:pPr>
+      <w:proofErr w:type="gramStart"/>
+      <w:r>
+        <w:rPr>
+          <w:color w:val="0F50FF"/>
+          <w:u w:val="single"/>
+        </w:rPr>
+        <w:t xml:space="preserve">
+          <w:hyperlink r:id="rId155" w:tgtFrame="_blank">
+            <w:r>
+              <w:t xml:space="preserve">Tear Glucose-Responsive and Photo-activated Antibacterial Hydrogel Bandage with Bio-heterojunction for the Treatment of Drug-Resistant Bacterial Corneal Infection.</w:t>
+            </w:r>
+          </w:hyperlink>
+        </w:t>
+      </w:r>
+    </w:p>
+    <w:p>
+      <w:pPr>
+        <w:spacing w:after="0"/>
+        <w:rPr>
+          <w:color w:val="0F50FF"/>
+          <w:u w:val="single"/>
+        </w:rPr>
+      </w:pPr>
+      <w:r>
+        <w:rPr>
+          <w:color w:val="0F50FF"/>
+          <w:u w:val="single"/>
+        </w:rPr>
+        <w:t xml:space="preserve"/>
+      </w:r>
+    </w:p>
+    <w:p>
+      <w:pPr>
+        <w:pStyle w:val="ListParagraph"/>
+        <w:numPr>
+          <w:ilvl w:val="0"/>
+          <w:numId w:val="24"/>
+        </w:numPr>
+        <w:spacing w:after="0" w:line="240" w:lineRule="auto"/>
+        <w:ind w:left="357" w:hanging="357"/>
+        <w:rPr>
+          <w:color w:val="0F50FF"/>
+          <w:u w:val="single"/>
+        </w:rPr>
+      </w:pPr>
+      <w:proofErr w:type="gramStart"/>
+      <w:r>
+        <w:rPr>
+          <w:color w:val="0F50FF"/>
+          <w:u w:val="single"/>
+        </w:rPr>
+        <w:t xml:space="preserve">
+          <w:hyperlink r:id="rId156" w:tgtFrame="_blank">
+            <w:r>
+              <w:t xml:space="preserve">A Photothermal-Responsive PRP-Loaded Hydrogel Engineered With Composite Nanobottle for Controllable Delivery of Growth Factors and Multifunctional Therapy of Diabetic Wounds.</w:t>
+            </w:r>
+          </w:hyperlink>
+        </w:t>
+      </w:r>
+    </w:p>
+    <w:p>
+      <w:pPr>
+        <w:spacing w:after="0"/>
+        <w:rPr>
+          <w:color w:val="0F50FF"/>
+          <w:u w:val="single"/>
+        </w:rPr>
+      </w:pPr>
+      <w:r>
+        <w:rPr>
+          <w:color w:val="0F50FF"/>
+          <w:u w:val="single"/>
+        </w:rPr>
+        <w:t xml:space="preserve"/>
+      </w:r>
+    </w:p>
+    <w:p>
+      <w:pPr>
+        <w:pStyle w:val="ListParagraph"/>
+        <w:numPr>
+          <w:ilvl w:val="0"/>
+          <w:numId w:val="24"/>
+        </w:numPr>
+        <w:spacing w:after="0" w:line="240" w:lineRule="auto"/>
+        <w:ind w:left="357" w:hanging="357"/>
+        <w:rPr>
+          <w:color w:val="0F50FF"/>
+          <w:u w:val="single"/>
+        </w:rPr>
+      </w:pPr>
+      <w:proofErr w:type="gramStart"/>
+      <w:r>
+        <w:rPr>
+          <w:color w:val="0F50FF"/>
+          <w:u w:val="single"/>
+        </w:rPr>
+        <w:t xml:space="preserve">
+          <w:hyperlink r:id="rId157" w:tgtFrame="_blank">
+            <w:r>
+              <w:t xml:space="preserve">Composite microspheres of bioactive glass and hydrophilic biodegradable polymers to accelerate infected wound healing.</w:t>
+            </w:r>
+          </w:hyperlink>
+        </w:t>
+      </w:r>
+    </w:p>
+    <w:p>
+      <w:pPr>
+        <w:spacing w:after="0"/>
+        <w:rPr>
+          <w:color w:val="0F50FF"/>
+          <w:u w:val="single"/>
+        </w:rPr>
+      </w:pPr>
+      <w:r>
+        <w:rPr>
+          <w:color w:val="0F50FF"/>
+          <w:u w:val="single"/>
+        </w:rPr>
+        <w:t xml:space="preserve"/>
+      </w:r>
+    </w:p>
+    <w:p>
+      <w:pPr>
+        <w:pStyle w:val="ListParagraph"/>
+        <w:numPr>
+          <w:ilvl w:val="0"/>
+          <w:numId w:val="24"/>
+        </w:numPr>
+        <w:spacing w:after="0" w:line="240" w:lineRule="auto"/>
+        <w:ind w:left="357" w:hanging="357"/>
+        <w:rPr>
+          <w:color w:val="0F50FF"/>
+          <w:u w:val="single"/>
+        </w:rPr>
+      </w:pPr>
+      <w:proofErr w:type="gramStart"/>
+      <w:r>
+        <w:rPr>
+          <w:color w:val="0F50FF"/>
+          <w:u w:val="single"/>
+        </w:rPr>
+        <w:t xml:space="preserve">
+          <w:hyperlink r:id="rId158" w:tgtFrame="_blank">
+            <w:r>
+              <w:t xml:space="preserve">Design and Optimization of Thermosensitive Hydrogels Combined with Lipid Nanotechnology for Topical Curcumin Application.</w:t>
+            </w:r>
+          </w:hyperlink>
+        </w:t>
+      </w:r>
+    </w:p>
+    <w:p>
+      <w:pPr>
+        <w:spacing w:after="0"/>
+        <w:rPr>
+          <w:color w:val="0F50FF"/>
+          <w:u w:val="single"/>
+        </w:rPr>
+      </w:pPr>
+      <w:r>
+        <w:rPr>
+          <w:color w:val="0F50FF"/>
+          <w:u w:val="single"/>
+        </w:rPr>
+        <w:t xml:space="preserve"/>
+      </w:r>
+    </w:p>
+    <w:p>
+      <w:pPr>
+        <w:pStyle w:val="ListParagraph"/>
+        <w:numPr>
+          <w:ilvl w:val="0"/>
+          <w:numId w:val="24"/>
+        </w:numPr>
+        <w:spacing w:after="0" w:line="240" w:lineRule="auto"/>
+        <w:ind w:left="357" w:hanging="357"/>
+        <w:rPr>
+          <w:color w:val="0F50FF"/>
+          <w:u w:val="single"/>
+        </w:rPr>
+      </w:pPr>
+      <w:proofErr w:type="gramStart"/>
+      <w:r>
+        <w:rPr>
+          <w:color w:val="0F50FF"/>
+          <w:u w:val="single"/>
+        </w:rPr>
+        <w:t xml:space="preserve">
+          <w:hyperlink r:id="rId159" w:tgtFrame="_blank">
+            <w:r>
+              <w:t xml:space="preserve">Electron Beam-Irradiated g-C(3)N(4)/Ti(3)C(2) Nanocomposite Embedded in PVA/SA Hydrogel: An Integrated Platform with Enhanced Photocatalytic Antibacterial Activity.</w:t>
+            </w:r>
+          </w:hyperlink>
+        </w:t>
+      </w:r>
+    </w:p>
+    <w:p>
+      <w:pPr>
+        <w:spacing w:after="0"/>
+        <w:rPr>
+          <w:color w:val="0F50FF"/>
+          <w:u w:val="single"/>
+        </w:rPr>
+      </w:pPr>
+      <w:r>
+        <w:rPr>
+          <w:color w:val="0F50FF"/>
+          <w:u w:val="single"/>
+        </w:rPr>
+        <w:t xml:space="preserve"/>
+      </w:r>
+    </w:p>
+    <w:p>
+      <w:pPr>
+        <w:pStyle w:val="ListParagraph"/>
+        <w:numPr>
+          <w:ilvl w:val="0"/>
+          <w:numId w:val="24"/>
+        </w:numPr>
+        <w:spacing w:after="0" w:line="240" w:lineRule="auto"/>
+        <w:ind w:left="357" w:hanging="357"/>
+        <w:rPr>
+          <w:color w:val="0F50FF"/>
+          <w:u w:val="single"/>
+        </w:rPr>
+      </w:pPr>
+      <w:proofErr w:type="gramStart"/>
+      <w:r>
+        <w:rPr>
+          <w:color w:val="0F50FF"/>
+          <w:u w:val="single"/>
+        </w:rPr>
+        <w:t xml:space="preserve">
+          <w:hyperlink r:id="rId160" w:tgtFrame="_blank">
+            <w:r>
+              <w:t xml:space="preserve">Eco-Friendly In Situ Fabrication of Silver Nanoparticle-Loaded Chitosan Nanogels for Antibacterial Applications.</w:t>
+            </w:r>
+          </w:hyperlink>
+        </w:t>
+      </w:r>
+    </w:p>
+    <w:p>
+      <w:pPr>
+        <w:spacing w:after="0"/>
+        <w:rPr>
+          <w:color w:val="0F50FF"/>
+          <w:u w:val="single"/>
+        </w:rPr>
+      </w:pPr>
+      <w:r>
+        <w:rPr>
+          <w:color w:val="0F50FF"/>
+          <w:u w:val="single"/>
+        </w:rPr>
+        <w:t xml:space="preserve"/>
+      </w:r>
+    </w:p>
+    <w:p>
+      <w:pPr>
+        <w:pStyle w:val="ListParagraph"/>
+        <w:numPr>
+          <w:ilvl w:val="0"/>
+          <w:numId w:val="24"/>
+        </w:numPr>
+        <w:spacing w:after="0" w:line="240" w:lineRule="auto"/>
+        <w:ind w:left="357" w:hanging="357"/>
+        <w:rPr>
+          <w:color w:val="0F50FF"/>
+          <w:u w:val="single"/>
+        </w:rPr>
+      </w:pPr>
+      <w:proofErr w:type="gramStart"/>
+      <w:r>
+        <w:rPr>
+          <w:color w:val="0F50FF"/>
+          <w:u w:val="single"/>
+        </w:rPr>
+        <w:t xml:space="preserve">
+          <w:hyperlink r:id="rId161" w:tgtFrame="_blank">
+            <w:r>
+              <w:t xml:space="preserve">Modulation of Peptoid Nanostructure for Antibiofilm Hydrogel Interfaces.</w:t>
+            </w:r>
+          </w:hyperlink>
+        </w:t>
+      </w:r>
+    </w:p>
+    <w:p>
+      <w:pPr>
+        <w:spacing w:after="0"/>
+        <w:rPr>
+          <w:color w:val="0F50FF"/>
+          <w:u w:val="single"/>
+        </w:rPr>
+      </w:pPr>
+      <w:r>
+        <w:rPr>
+          <w:color w:val="0F50FF"/>
+          <w:u w:val="single"/>
+        </w:rPr>
+        <w:t xml:space="preserve"/>
+      </w:r>
+    </w:p>
+    <w:p>
+      <w:pPr>
+        <w:pStyle w:val="ListParagraph"/>
+        <w:numPr>
+          <w:ilvl w:val="0"/>
+          <w:numId w:val="24"/>
+        </w:numPr>
+        <w:spacing w:after="0" w:line="240" w:lineRule="auto"/>
+        <w:ind w:left="357" w:hanging="357"/>
+        <w:rPr>
+          <w:color w:val="0F50FF"/>
+          <w:u w:val="single"/>
+        </w:rPr>
+      </w:pPr>
+      <w:proofErr w:type="gramStart"/>
+      <w:r>
+        <w:rPr>
+          <w:color w:val="0F50FF"/>
+          <w:u w:val="single"/>
+        </w:rPr>
+        <w:t xml:space="preserve">
+          <w:hyperlink r:id="rId162" w:tgtFrame="_blank">
+            <w:r>
+              <w:t xml:space="preserve">Energetic metabolism-regulatory glycopeptide hydrogel accelerates pressure ulcer wound repair.</w:t>
+            </w:r>
+          </w:hyperlink>
+        </w:t>
+      </w:r>
+    </w:p>
+    <w:p>
+      <w:pPr>
+        <w:spacing w:after="0"/>
+        <w:rPr>
+          <w:color w:val="0F50FF"/>
+          <w:u w:val="single"/>
+        </w:rPr>
+      </w:pPr>
+      <w:r>
+        <w:rPr>
+          <w:color w:val="0F50FF"/>
+          <w:u w:val="single"/>
+        </w:rPr>
+        <w:t xml:space="preserve"/>
+      </w:r>
+    </w:p>
+    <w:p>
+      <w:pPr>
+        <w:pStyle w:val="ListParagraph"/>
+        <w:numPr>
+          <w:ilvl w:val="0"/>
+          <w:numId w:val="24"/>
+        </w:numPr>
+        <w:spacing w:after="0" w:line="240" w:lineRule="auto"/>
+        <w:ind w:left="357" w:hanging="357"/>
+        <w:rPr>
+          <w:color w:val="0F50FF"/>
+          <w:u w:val="single"/>
+        </w:rPr>
+      </w:pPr>
+      <w:proofErr w:type="gramStart"/>
+      <w:r>
+        <w:rPr>
+          <w:color w:val="0F50FF"/>
+          <w:u w:val="single"/>
+        </w:rPr>
+        <w:t xml:space="preserve">
+          <w:hyperlink r:id="rId163" w:tgtFrame="_blank">
+            <w:r>
+              <w:t xml:space="preserve">New insights into zinc-doped carbon dots embedded in hydrogel: Highlighting enhanced wound healing and skin tissue regeneration capabilities.</w:t>
+            </w:r>
+          </w:hyperlink>
+        </w:t>
+      </w:r>
+    </w:p>
+    <w:p>
+      <w:pPr>
+        <w:spacing w:after="0"/>
+        <w:rPr>
+          <w:color w:val="0F50FF"/>
+          <w:u w:val="single"/>
+        </w:rPr>
+      </w:pPr>
+      <w:r>
+        <w:rPr>
+          <w:color w:val="0F50FF"/>
+          <w:u w:val="single"/>
+        </w:rPr>
+        <w:t xml:space="preserve"/>
+      </w:r>
+    </w:p>
+    <w:p>
+      <w:pPr>
+        <w:pStyle w:val="ListParagraph"/>
+        <w:numPr>
+          <w:ilvl w:val="0"/>
+          <w:numId w:val="24"/>
+        </w:numPr>
+        <w:spacing w:after="0" w:line="240" w:lineRule="auto"/>
+        <w:ind w:left="357" w:hanging="357"/>
+        <w:rPr>
+          <w:color w:val="0F50FF"/>
+          <w:u w:val="single"/>
+        </w:rPr>
+      </w:pPr>
+      <w:proofErr w:type="gramStart"/>
+      <w:r>
+        <w:rPr>
+          <w:color w:val="0F50FF"/>
+          <w:u w:val="single"/>
+        </w:rPr>
+        <w:t xml:space="preserve">
+          <w:hyperlink r:id="rId164" w:tgtFrame="_blank">
+            <w:r>
+              <w:t xml:space="preserve">The Use of Biomass from In Vitro Fungal Cultures as a Bioactive Ingredient with Antimicrobial Activity in Hydrogel Dressings.</w:t>
+            </w:r>
+          </w:hyperlink>
+        </w:t>
+      </w:r>
+    </w:p>
+    <w:p>
+      <w:pPr>
+        <w:spacing w:after="0"/>
+        <w:rPr>
+          <w:color w:val="0F50FF"/>
+          <w:u w:val="single"/>
+        </w:rPr>
+      </w:pPr>
+      <w:r>
+        <w:rPr>
+          <w:color w:val="0F50FF"/>
+          <w:u w:val="single"/>
+        </w:rPr>
+        <w:t xml:space="preserve"/>
+      </w:r>
+    </w:p>
+    <w:p>
+      <w:pPr>
+        <w:pStyle w:val="ListParagraph"/>
+        <w:numPr>
+          <w:ilvl w:val="0"/>
+          <w:numId w:val="24"/>
+        </w:numPr>
+        <w:spacing w:after="0" w:line="240" w:lineRule="auto"/>
+        <w:ind w:left="357" w:hanging="357"/>
+        <w:rPr>
+          <w:color w:val="0F50FF"/>
+          <w:u w:val="single"/>
+        </w:rPr>
+      </w:pPr>
+      <w:proofErr w:type="gramStart"/>
+      <w:r>
+        <w:rPr>
+          <w:color w:val="0F50FF"/>
+          <w:u w:val="single"/>
+        </w:rPr>
+        <w:t xml:space="preserve">
+          <w:hyperlink r:id="rId165" w:tgtFrame="_blank">
+            <w:r>
+              <w:t xml:space="preserve">Evaluation of the Antimicrobial Activity of Bimetallic TiO(2)-ZnO Nanoparticles Phytosynthesized with Ruta graveolens Extract Supported on a Chitosan Film.</w:t>
+            </w:r>
+          </w:hyperlink>
+        </w:t>
+      </w:r>
+    </w:p>
+    <w:p>
+      <w:pPr>
+        <w:spacing w:after="0"/>
+        <w:rPr>
+          <w:color w:val="0F50FF"/>
+          <w:u w:val="single"/>
+        </w:rPr>
+      </w:pPr>
+      <w:r>
+        <w:rPr>
+          <w:color w:val="0F50FF"/>
+          <w:u w:val="single"/>
+        </w:rPr>
+        <w:t xml:space="preserve"/>
+      </w:r>
+    </w:p>
+    <w:p>
+      <w:pPr>
+        <w:pStyle w:val="ListParagraph"/>
+        <w:numPr>
+          <w:ilvl w:val="0"/>
+          <w:numId w:val="24"/>
+        </w:numPr>
+        <w:spacing w:after="0" w:line="240" w:lineRule="auto"/>
+        <w:ind w:left="357" w:hanging="357"/>
+        <w:rPr>
+          <w:color w:val="0F50FF"/>
+          <w:u w:val="single"/>
+        </w:rPr>
+      </w:pPr>
+      <w:proofErr w:type="gramStart"/>
+      <w:r>
+        <w:rPr>
+          <w:color w:val="0F50FF"/>
+          <w:u w:val="single"/>
+        </w:rPr>
+        <w:t xml:space="preserve">
+          <w:hyperlink r:id="rId166" w:tgtFrame="_blank">
+            <w:r>
+              <w:t xml:space="preserve">Quaternary Ammonium Salt Carboxymethyl Chitosan/Sodium Oxidized Alginate/Tannic Acid/Sodium Tetraborate Hydrogel Dressings with Self-Healing, Antioxidant and Responsive Release of Tannic Acid.</w:t>
+            </w:r>
+          </w:hyperlink>
+        </w:t>
+      </w:r>
+    </w:p>
+    <w:p>
+      <w:pPr>
+        <w:spacing w:after="0"/>
+        <w:rPr>
+          <w:color w:val="0F50FF"/>
+          <w:u w:val="single"/>
+        </w:rPr>
+      </w:pPr>
+      <w:r>
+        <w:rPr>
+          <w:color w:val="0F50FF"/>
+          <w:u w:val="single"/>
+        </w:rPr>
+        <w:t xml:space="preserve"/>
+      </w:r>
+    </w:p>
+    <w:p>
+      <w:pPr>
+        <w:pStyle w:val="ListParagraph"/>
+        <w:numPr>
+          <w:ilvl w:val="0"/>
+          <w:numId w:val="24"/>
+        </w:numPr>
+        <w:spacing w:after="0" w:line="240" w:lineRule="auto"/>
+        <w:ind w:left="357" w:hanging="357"/>
+        <w:rPr>
+          <w:color w:val="0F50FF"/>
+          <w:u w:val="single"/>
+        </w:rPr>
+      </w:pPr>
+      <w:proofErr w:type="gramStart"/>
+      <w:r>
+        <w:rPr>
+          <w:color w:val="0F50FF"/>
+          <w:u w:val="single"/>
+        </w:rPr>
+        <w:t xml:space="preserve">
+          <w:hyperlink r:id="rId167" w:tgtFrame="_blank">
+            <w:r>
+              <w:t xml:space="preserve">Formulation and Biological Evaluation of Glycyrrhiza glabra L. Methanolic Extract: An Exploratory Study in the Context of Rosacea.</w:t>
             </w:r>
           </w:hyperlink>
         </w:t>
@@ -6508,2736 +10183,6 @@
       <w:pPr>
         <w:pStyle w:val="WeeklyLitReview"/>
       </w:pPr>
-      <w:bookmarkStart w:id="24" w:name="_Toc163992186"/>
-      <w:r>
-        <w:t>Dressings</w:t>
-      </w:r>
-      <w:bookmarkEnd w:id="24"/>
-      <w:r>
-        <w:t xml:space="preserve"> </w:t>
-      </w:r>
-    </w:p>
-    <w:p>
-      <w:pPr>
-        <w:spacing w:after="0"/>
-        <w:rPr>
-          <w:color w:val="0F50FF"/>
-          <w:u w:val="single"/>
-        </w:rPr>
-      </w:pPr>
-      <w:r>
-        <w:rPr>
-          <w:color w:val="0F50FF"/>
-          <w:u w:val="single"/>
-        </w:rPr>
-        <w:t xml:space="preserve"/>
-      </w:r>
-    </w:p>
-    <w:p>
-      <w:pPr>
-        <w:pStyle w:val="ListParagraph"/>
-        <w:numPr>
-          <w:ilvl w:val="0"/>
-          <w:numId w:val="24"/>
-        </w:numPr>
-        <w:spacing w:after="0" w:line="240" w:lineRule="auto"/>
-        <w:ind w:left="357" w:hanging="357"/>
-        <w:rPr>
-          <w:color w:val="0F50FF"/>
-          <w:u w:val="single"/>
-        </w:rPr>
-      </w:pPr>
-      <w:proofErr w:type="gramStart"/>
-      <w:r>
-        <w:rPr>
-          <w:color w:val="0F50FF"/>
-          <w:u w:val="single"/>
-        </w:rPr>
-        <w:t xml:space="preserve">
-          <w:hyperlink r:id="rId143" w:tgtFrame="_blank">
-            <w:r>
-              <w:t xml:space="preserve">Direct loading versus chitosan nanoparticles encapsulation of 1,8-cineole and eucalyptus oil in PVA-based nanofibers: Box-Behnken optimization, sustained delivery, antibacterial, and wound healing activities.</w:t>
-            </w:r>
-          </w:hyperlink>
-        </w:t>
-      </w:r>
-    </w:p>
-    <w:p>
-      <w:pPr>
-        <w:spacing w:after="0"/>
-        <w:rPr>
-          <w:color w:val="0F50FF"/>
-          <w:u w:val="single"/>
-        </w:rPr>
-      </w:pPr>
-      <w:r>
-        <w:rPr>
-          <w:color w:val="0F50FF"/>
-          <w:u w:val="single"/>
-        </w:rPr>
-        <w:t xml:space="preserve"/>
-      </w:r>
-    </w:p>
-    <w:p>
-      <w:pPr>
-        <w:pStyle w:val="ListParagraph"/>
-        <w:numPr>
-          <w:ilvl w:val="0"/>
-          <w:numId w:val="24"/>
-        </w:numPr>
-        <w:spacing w:after="0" w:line="240" w:lineRule="auto"/>
-        <w:ind w:left="357" w:hanging="357"/>
-        <w:rPr>
-          <w:color w:val="0F50FF"/>
-          <w:u w:val="single"/>
-        </w:rPr>
-      </w:pPr>
-      <w:proofErr w:type="gramStart"/>
-      <w:r>
-        <w:rPr>
-          <w:color w:val="0F50FF"/>
-          <w:u w:val="single"/>
-        </w:rPr>
-        <w:t xml:space="preserve">
-          <w:hyperlink r:id="rId144" w:tgtFrame="_blank">
-            <w:r>
-              <w:t xml:space="preserve">Dendrite-Structured and Multienzyme-Like AuCu@Pd Metallic Hydrogels for Methicillin-Resistant Staphylococcus aureus-Infected Wound Healing.</w:t>
-            </w:r>
-          </w:hyperlink>
-        </w:t>
-      </w:r>
-    </w:p>
-    <w:p>
-      <w:pPr>
-        <w:spacing w:after="0"/>
-        <w:rPr>
-          <w:color w:val="0F50FF"/>
-          <w:u w:val="single"/>
-        </w:rPr>
-      </w:pPr>
-      <w:r>
-        <w:rPr>
-          <w:color w:val="0F50FF"/>
-          <w:u w:val="single"/>
-        </w:rPr>
-        <w:t xml:space="preserve"/>
-      </w:r>
-    </w:p>
-    <w:p>
-      <w:pPr>
-        <w:pStyle w:val="ListParagraph"/>
-        <w:numPr>
-          <w:ilvl w:val="0"/>
-          <w:numId w:val="24"/>
-        </w:numPr>
-        <w:spacing w:after="0" w:line="240" w:lineRule="auto"/>
-        <w:ind w:left="357" w:hanging="357"/>
-        <w:rPr>
-          <w:color w:val="0F50FF"/>
-          <w:u w:val="single"/>
-        </w:rPr>
-      </w:pPr>
-      <w:proofErr w:type="gramStart"/>
-      <w:r>
-        <w:rPr>
-          <w:color w:val="0F50FF"/>
-          <w:u w:val="single"/>
-        </w:rPr>
-        <w:t xml:space="preserve">
-          <w:hyperlink r:id="rId145" w:tgtFrame="_blank">
-            <w:r>
-              <w:t xml:space="preserve">Immunoregulatory Bioinspired Hydrogel from Decellularized Amnion for Infected Wound Healing.</w:t>
-            </w:r>
-          </w:hyperlink>
-        </w:t>
-      </w:r>
-    </w:p>
-    <w:p>
-      <w:pPr>
-        <w:spacing w:after="0"/>
-        <w:rPr>
-          <w:color w:val="0F50FF"/>
-          <w:u w:val="single"/>
-        </w:rPr>
-      </w:pPr>
-      <w:r>
-        <w:rPr>
-          <w:color w:val="0F50FF"/>
-          <w:u w:val="single"/>
-        </w:rPr>
-        <w:t xml:space="preserve"/>
-      </w:r>
-    </w:p>
-    <w:p>
-      <w:pPr>
-        <w:pStyle w:val="ListParagraph"/>
-        <w:numPr>
-          <w:ilvl w:val="0"/>
-          <w:numId w:val="24"/>
-        </w:numPr>
-        <w:spacing w:after="0" w:line="240" w:lineRule="auto"/>
-        <w:ind w:left="357" w:hanging="357"/>
-        <w:rPr>
-          <w:color w:val="0F50FF"/>
-          <w:u w:val="single"/>
-        </w:rPr>
-      </w:pPr>
-      <w:proofErr w:type="gramStart"/>
-      <w:r>
-        <w:rPr>
-          <w:color w:val="0F50FF"/>
-          <w:u w:val="single"/>
-        </w:rPr>
-        <w:t xml:space="preserve">
-          <w:hyperlink r:id="rId146" w:tgtFrame="_blank">
-            <w:r>
-              <w:t xml:space="preserve">NIR Light-Driven Photocatalytic Antibacterial Hydrogels for Synergistic MRSA Biofilm Eradication and Wound Regeneration.</w:t>
-            </w:r>
-          </w:hyperlink>
-        </w:t>
-      </w:r>
-    </w:p>
-    <w:p>
-      <w:pPr>
-        <w:spacing w:after="0"/>
-        <w:rPr>
-          <w:color w:val="0F50FF"/>
-          <w:u w:val="single"/>
-        </w:rPr>
-      </w:pPr>
-      <w:r>
-        <w:rPr>
-          <w:color w:val="0F50FF"/>
-          <w:u w:val="single"/>
-        </w:rPr>
-        <w:t xml:space="preserve"/>
-      </w:r>
-    </w:p>
-    <w:p>
-      <w:pPr>
-        <w:pStyle w:val="ListParagraph"/>
-        <w:numPr>
-          <w:ilvl w:val="0"/>
-          <w:numId w:val="24"/>
-        </w:numPr>
-        <w:spacing w:after="0" w:line="240" w:lineRule="auto"/>
-        <w:ind w:left="357" w:hanging="357"/>
-        <w:rPr>
-          <w:color w:val="0F50FF"/>
-          <w:u w:val="single"/>
-        </w:rPr>
-      </w:pPr>
-      <w:proofErr w:type="gramStart"/>
-      <w:r>
-        <w:rPr>
-          <w:color w:val="0F50FF"/>
-          <w:u w:val="single"/>
-        </w:rPr>
-        <w:t xml:space="preserve">
-          <w:hyperlink r:id="rId147" w:tgtFrame="_blank">
-            <w:r>
-              <w:t xml:space="preserve">Development and Characterization of Collagen Dressings With Jatropha mutabilis Stalk Extract in the Scar Repair Process in Rodents.</w:t>
-            </w:r>
-          </w:hyperlink>
-        </w:t>
-      </w:r>
-    </w:p>
-    <w:p>
-      <w:pPr>
-        <w:spacing w:after="0"/>
-        <w:rPr>
-          <w:color w:val="0F50FF"/>
-          <w:u w:val="single"/>
-        </w:rPr>
-      </w:pPr>
-      <w:r>
-        <w:rPr>
-          <w:color w:val="0F50FF"/>
-          <w:u w:val="single"/>
-        </w:rPr>
-        <w:t xml:space="preserve"/>
-      </w:r>
-    </w:p>
-    <w:p>
-      <w:pPr>
-        <w:pStyle w:val="ListParagraph"/>
-        <w:numPr>
-          <w:ilvl w:val="0"/>
-          <w:numId w:val="24"/>
-        </w:numPr>
-        <w:spacing w:after="0" w:line="240" w:lineRule="auto"/>
-        <w:ind w:left="357" w:hanging="357"/>
-        <w:rPr>
-          <w:color w:val="0F50FF"/>
-          <w:u w:val="single"/>
-        </w:rPr>
-      </w:pPr>
-      <w:proofErr w:type="gramStart"/>
-      <w:r>
-        <w:rPr>
-          <w:color w:val="0F50FF"/>
-          <w:u w:val="single"/>
-        </w:rPr>
-        <w:t xml:space="preserve">
-          <w:hyperlink r:id="rId148" w:tgtFrame="_blank">
-            <w:r>
-              <w:t xml:space="preserve">Photo-controlled spatiotemporal sequential release of MXenes/NO gas from bilayer (clean-cure) hydrogel promotes healing of MRSA biofilm-infected diabetic ulcer wounds.</w:t>
-            </w:r>
-          </w:hyperlink>
-        </w:t>
-      </w:r>
-    </w:p>
-    <w:p>
-      <w:pPr>
-        <w:spacing w:after="0"/>
-        <w:rPr>
-          <w:color w:val="0F50FF"/>
-          <w:u w:val="single"/>
-        </w:rPr>
-      </w:pPr>
-      <w:r>
-        <w:rPr>
-          <w:color w:val="0F50FF"/>
-          <w:u w:val="single"/>
-        </w:rPr>
-        <w:t xml:space="preserve"/>
-      </w:r>
-    </w:p>
-    <w:p>
-      <w:pPr>
-        <w:pStyle w:val="ListParagraph"/>
-        <w:numPr>
-          <w:ilvl w:val="0"/>
-          <w:numId w:val="24"/>
-        </w:numPr>
-        <w:spacing w:after="0" w:line="240" w:lineRule="auto"/>
-        <w:ind w:left="357" w:hanging="357"/>
-        <w:rPr>
-          <w:color w:val="0F50FF"/>
-          <w:u w:val="single"/>
-        </w:rPr>
-      </w:pPr>
-      <w:proofErr w:type="gramStart"/>
-      <w:r>
-        <w:rPr>
-          <w:color w:val="0F50FF"/>
-          <w:u w:val="single"/>
-        </w:rPr>
-        <w:t xml:space="preserve">
-          <w:hyperlink r:id="rId149" w:tgtFrame="_blank">
-            <w:r>
-              <w:t xml:space="preserve">Visible Light-Activated ZnO@CuO Coaxial Nanofibers Enhance Infected Skin Wound Healing Through Construction of p-n Heterojunctions.</w:t>
-            </w:r>
-          </w:hyperlink>
-        </w:t>
-      </w:r>
-    </w:p>
-    <w:p>
-      <w:pPr>
-        <w:spacing w:after="0"/>
-        <w:rPr>
-          <w:color w:val="0F50FF"/>
-          <w:u w:val="single"/>
-        </w:rPr>
-      </w:pPr>
-      <w:r>
-        <w:rPr>
-          <w:color w:val="0F50FF"/>
-          <w:u w:val="single"/>
-        </w:rPr>
-        <w:t xml:space="preserve"/>
-      </w:r>
-    </w:p>
-    <w:p>
-      <w:pPr>
-        <w:pStyle w:val="ListParagraph"/>
-        <w:numPr>
-          <w:ilvl w:val="0"/>
-          <w:numId w:val="24"/>
-        </w:numPr>
-        <w:spacing w:after="0" w:line="240" w:lineRule="auto"/>
-        <w:ind w:left="357" w:hanging="357"/>
-        <w:rPr>
-          <w:color w:val="0F50FF"/>
-          <w:u w:val="single"/>
-        </w:rPr>
-      </w:pPr>
-      <w:proofErr w:type="gramStart"/>
-      <w:r>
-        <w:rPr>
-          <w:color w:val="0F50FF"/>
-          <w:u w:val="single"/>
-        </w:rPr>
-        <w:t xml:space="preserve">
-          <w:hyperlink r:id="rId150" w:tgtFrame="_blank">
-            <w:r>
-              <w:t xml:space="preserve">Comparative Evaluation of Cameroonian Honey and Normal Saline in the Management of Chronic Wounds: A Randomized Controlled Trial.</w:t>
-            </w:r>
-          </w:hyperlink>
-        </w:t>
-      </w:r>
-    </w:p>
-    <w:p>
-      <w:pPr>
-        <w:spacing w:after="0"/>
-        <w:rPr>
-          <w:color w:val="0F50FF"/>
-          <w:u w:val="single"/>
-        </w:rPr>
-      </w:pPr>
-      <w:r>
-        <w:rPr>
-          <w:color w:val="0F50FF"/>
-          <w:u w:val="single"/>
-        </w:rPr>
-        <w:t xml:space="preserve"/>
-      </w:r>
-    </w:p>
-    <w:p>
-      <w:pPr>
-        <w:pStyle w:val="ListParagraph"/>
-        <w:numPr>
-          <w:ilvl w:val="0"/>
-          <w:numId w:val="24"/>
-        </w:numPr>
-        <w:spacing w:after="0" w:line="240" w:lineRule="auto"/>
-        <w:ind w:left="357" w:hanging="357"/>
-        <w:rPr>
-          <w:color w:val="0F50FF"/>
-          <w:u w:val="single"/>
-        </w:rPr>
-      </w:pPr>
-      <w:proofErr w:type="gramStart"/>
-      <w:r>
-        <w:rPr>
-          <w:color w:val="0F50FF"/>
-          <w:u w:val="single"/>
-        </w:rPr>
-        <w:t xml:space="preserve">
-          <w:hyperlink r:id="rId151" w:tgtFrame="_blank">
-            <w:r>
-              <w:t xml:space="preserve">Dual-action bisphosphonate hydrogel preserves cortical bone integrity and restores healing cascade in osteoporotic fracture-related infection.</w:t>
-            </w:r>
-          </w:hyperlink>
-        </w:t>
-      </w:r>
-    </w:p>
-    <w:p>
-      <w:pPr>
-        <w:spacing w:after="0"/>
-        <w:rPr>
-          <w:color w:val="0F50FF"/>
-          <w:u w:val="single"/>
-        </w:rPr>
-      </w:pPr>
-      <w:r>
-        <w:rPr>
-          <w:color w:val="0F50FF"/>
-          <w:u w:val="single"/>
-        </w:rPr>
-        <w:t xml:space="preserve"/>
-      </w:r>
-    </w:p>
-    <w:p>
-      <w:pPr>
-        <w:pStyle w:val="ListParagraph"/>
-        <w:numPr>
-          <w:ilvl w:val="0"/>
-          <w:numId w:val="24"/>
-        </w:numPr>
-        <w:spacing w:after="0" w:line="240" w:lineRule="auto"/>
-        <w:ind w:left="357" w:hanging="357"/>
-        <w:rPr>
-          <w:color w:val="0F50FF"/>
-          <w:u w:val="single"/>
-        </w:rPr>
-      </w:pPr>
-      <w:proofErr w:type="gramStart"/>
-      <w:r>
-        <w:rPr>
-          <w:color w:val="0F50FF"/>
-          <w:u w:val="single"/>
-        </w:rPr>
-        <w:t xml:space="preserve">
-          <w:hyperlink r:id="rId152" w:tgtFrame="_blank">
-            <w:r>
-              <w:t xml:space="preserve">Multifunctional hydrogel based on oxidized sodium alginate and carboxymethyl chitosan delivers minoxidil loaded liposomes for the treatment of androgenetic alopecia.</w:t>
-            </w:r>
-          </w:hyperlink>
-        </w:t>
-      </w:r>
-    </w:p>
-    <w:p>
-      <w:pPr>
-        <w:spacing w:after="0"/>
-        <w:rPr>
-          <w:color w:val="0F50FF"/>
-          <w:u w:val="single"/>
-        </w:rPr>
-      </w:pPr>
-      <w:r>
-        <w:rPr>
-          <w:color w:val="0F50FF"/>
-          <w:u w:val="single"/>
-        </w:rPr>
-        <w:t xml:space="preserve"/>
-      </w:r>
-    </w:p>
-    <w:p>
-      <w:pPr>
-        <w:pStyle w:val="ListParagraph"/>
-        <w:numPr>
-          <w:ilvl w:val="0"/>
-          <w:numId w:val="24"/>
-        </w:numPr>
-        <w:spacing w:after="0" w:line="240" w:lineRule="auto"/>
-        <w:ind w:left="357" w:hanging="357"/>
-        <w:rPr>
-          <w:color w:val="0F50FF"/>
-          <w:u w:val="single"/>
-        </w:rPr>
-      </w:pPr>
-      <w:proofErr w:type="gramStart"/>
-      <w:r>
-        <w:rPr>
-          <w:color w:val="0F50FF"/>
-          <w:u w:val="single"/>
-        </w:rPr>
-        <w:t xml:space="preserve">
-          <w:hyperlink r:id="rId153" w:tgtFrame="_blank">
-            <w:r>
-              <w:t xml:space="preserve">Sericin-reinforced polysaccharide composites for potential regenerative and antibacterial applications.</w:t>
-            </w:r>
-          </w:hyperlink>
-        </w:t>
-      </w:r>
-    </w:p>
-    <w:p>
-      <w:pPr>
-        <w:spacing w:after="0"/>
-        <w:rPr>
-          <w:color w:val="0F50FF"/>
-          <w:u w:val="single"/>
-        </w:rPr>
-      </w:pPr>
-      <w:r>
-        <w:rPr>
-          <w:color w:val="0F50FF"/>
-          <w:u w:val="single"/>
-        </w:rPr>
-        <w:t xml:space="preserve"/>
-      </w:r>
-    </w:p>
-    <w:p>
-      <w:pPr>
-        <w:pStyle w:val="ListParagraph"/>
-        <w:numPr>
-          <w:ilvl w:val="0"/>
-          <w:numId w:val="24"/>
-        </w:numPr>
-        <w:spacing w:after="0" w:line="240" w:lineRule="auto"/>
-        <w:ind w:left="357" w:hanging="357"/>
-        <w:rPr>
-          <w:color w:val="0F50FF"/>
-          <w:u w:val="single"/>
-        </w:rPr>
-      </w:pPr>
-      <w:proofErr w:type="gramStart"/>
-      <w:r>
-        <w:rPr>
-          <w:color w:val="0F50FF"/>
-          <w:u w:val="single"/>
-        </w:rPr>
-        <w:t xml:space="preserve">
-          <w:hyperlink r:id="rId154" w:tgtFrame="_blank">
-            <w:r>
-              <w:t xml:space="preserve">An organic-inorganic composite bone cement based on oxidized carboxymethyl cellulose/carboxymethyl chitosan hydrogel and magnesium phosphate with excellent antibacterial and antioxidant properties.</w:t>
-            </w:r>
-          </w:hyperlink>
-        </w:t>
-      </w:r>
-    </w:p>
-    <w:p>
-      <w:pPr>
-        <w:spacing w:after="0"/>
-        <w:rPr>
-          <w:color w:val="0F50FF"/>
-          <w:u w:val="single"/>
-        </w:rPr>
-      </w:pPr>
-      <w:r>
-        <w:rPr>
-          <w:color w:val="0F50FF"/>
-          <w:u w:val="single"/>
-        </w:rPr>
-        <w:t xml:space="preserve"/>
-      </w:r>
-    </w:p>
-    <w:p>
-      <w:pPr>
-        <w:pStyle w:val="ListParagraph"/>
-        <w:numPr>
-          <w:ilvl w:val="0"/>
-          <w:numId w:val="24"/>
-        </w:numPr>
-        <w:spacing w:after="0" w:line="240" w:lineRule="auto"/>
-        <w:ind w:left="357" w:hanging="357"/>
-        <w:rPr>
-          <w:color w:val="0F50FF"/>
-          <w:u w:val="single"/>
-        </w:rPr>
-      </w:pPr>
-      <w:proofErr w:type="gramStart"/>
-      <w:r>
-        <w:rPr>
-          <w:color w:val="0F50FF"/>
-          <w:u w:val="single"/>
-        </w:rPr>
-        <w:t xml:space="preserve">
-          <w:hyperlink r:id="rId155" w:tgtFrame="_blank">
-            <w:r>
-              <w:t xml:space="preserve">Poly(levodopa)-Modified β-(1 → 3)-D-Glucan Hydrogel Enriched with Triangle-Shaped Nanoparticles as a Biosafe Matrix with Enhanced Antibacterial Potential.</w:t>
-            </w:r>
-          </w:hyperlink>
-        </w:t>
-      </w:r>
-    </w:p>
-    <w:p>
-      <w:pPr>
-        <w:spacing w:after="0"/>
-        <w:rPr>
-          <w:color w:val="0F50FF"/>
-          <w:u w:val="single"/>
-        </w:rPr>
-      </w:pPr>
-      <w:r>
-        <w:rPr>
-          <w:color w:val="0F50FF"/>
-          <w:u w:val="single"/>
-        </w:rPr>
-        <w:t xml:space="preserve"/>
-      </w:r>
-    </w:p>
-    <w:p>
-      <w:pPr>
-        <w:pStyle w:val="ListParagraph"/>
-        <w:numPr>
-          <w:ilvl w:val="0"/>
-          <w:numId w:val="24"/>
-        </w:numPr>
-        <w:spacing w:after="0" w:line="240" w:lineRule="auto"/>
-        <w:ind w:left="357" w:hanging="357"/>
-        <w:rPr>
-          <w:color w:val="0F50FF"/>
-          <w:u w:val="single"/>
-        </w:rPr>
-      </w:pPr>
-      <w:proofErr w:type="gramStart"/>
-      <w:r>
-        <w:rPr>
-          <w:color w:val="0F50FF"/>
-          <w:u w:val="single"/>
-        </w:rPr>
-        <w:t xml:space="preserve">
-          <w:hyperlink r:id="rId156" w:tgtFrame="_blank">
-            <w:r>
-              <w:t xml:space="preserve">Green synthesis of mechanically robust and antibacterial chitosan colloidal hydrogels under near-neutral conditions for wound dressing.</w:t>
-            </w:r>
-          </w:hyperlink>
-        </w:t>
-      </w:r>
-    </w:p>
-    <w:p>
-      <w:pPr>
-        <w:spacing w:after="0"/>
-        <w:rPr>
-          <w:color w:val="0F50FF"/>
-          <w:u w:val="single"/>
-        </w:rPr>
-      </w:pPr>
-      <w:r>
-        <w:rPr>
-          <w:color w:val="0F50FF"/>
-          <w:u w:val="single"/>
-        </w:rPr>
-        <w:t xml:space="preserve"/>
-      </w:r>
-    </w:p>
-    <w:p>
-      <w:pPr>
-        <w:pStyle w:val="ListParagraph"/>
-        <w:numPr>
-          <w:ilvl w:val="0"/>
-          <w:numId w:val="24"/>
-        </w:numPr>
-        <w:spacing w:after="0" w:line="240" w:lineRule="auto"/>
-        <w:ind w:left="357" w:hanging="357"/>
-        <w:rPr>
-          <w:color w:val="0F50FF"/>
-          <w:u w:val="single"/>
-        </w:rPr>
-      </w:pPr>
-      <w:proofErr w:type="gramStart"/>
-      <w:r>
-        <w:rPr>
-          <w:color w:val="0F50FF"/>
-          <w:u w:val="single"/>
-        </w:rPr>
-        <w:t xml:space="preserve">
-          <w:hyperlink r:id="rId157" w:tgtFrame="_blank">
-            <w:r>
-              <w:t xml:space="preserve">An injectable dual-drug-loaded hydrogel for the treatment of bacterial endophthalmitis.</w:t>
-            </w:r>
-          </w:hyperlink>
-        </w:t>
-      </w:r>
-    </w:p>
-    <w:p>
-      <w:pPr>
-        <w:spacing w:after="0"/>
-        <w:rPr>
-          <w:color w:val="0F50FF"/>
-          <w:u w:val="single"/>
-        </w:rPr>
-      </w:pPr>
-      <w:r>
-        <w:rPr>
-          <w:color w:val="0F50FF"/>
-          <w:u w:val="single"/>
-        </w:rPr>
-        <w:t xml:space="preserve"/>
-      </w:r>
-    </w:p>
-    <w:p>
-      <w:pPr>
-        <w:pStyle w:val="ListParagraph"/>
-        <w:numPr>
-          <w:ilvl w:val="0"/>
-          <w:numId w:val="24"/>
-        </w:numPr>
-        <w:spacing w:after="0" w:line="240" w:lineRule="auto"/>
-        <w:ind w:left="357" w:hanging="357"/>
-        <w:rPr>
-          <w:color w:val="0F50FF"/>
-          <w:u w:val="single"/>
-        </w:rPr>
-      </w:pPr>
-      <w:proofErr w:type="gramStart"/>
-      <w:r>
-        <w:rPr>
-          <w:color w:val="0F50FF"/>
-          <w:u w:val="single"/>
-        </w:rPr>
-        <w:t xml:space="preserve">
-          <w:hyperlink r:id="rId158" w:tgtFrame="_blank">
-            <w:r>
-              <w:t xml:space="preserve">Dual-Functional Porous UHMWPE Implant Eliminates Staphylococcus aureus Infection and Induces Osteogenesis in a Critical-Sized Segmental Femoral Defect Model in Mice.</w:t>
-            </w:r>
-          </w:hyperlink>
-        </w:t>
-      </w:r>
-    </w:p>
-    <w:p>
-      <w:pPr>
-        <w:spacing w:after="0"/>
-        <w:rPr>
-          <w:color w:val="0F50FF"/>
-          <w:u w:val="single"/>
-        </w:rPr>
-      </w:pPr>
-      <w:r>
-        <w:rPr>
-          <w:color w:val="0F50FF"/>
-          <w:u w:val="single"/>
-        </w:rPr>
-        <w:t xml:space="preserve"/>
-      </w:r>
-    </w:p>
-    <w:p>
-      <w:pPr>
-        <w:pStyle w:val="ListParagraph"/>
-        <w:numPr>
-          <w:ilvl w:val="0"/>
-          <w:numId w:val="24"/>
-        </w:numPr>
-        <w:spacing w:after="0" w:line="240" w:lineRule="auto"/>
-        <w:ind w:left="357" w:hanging="357"/>
-        <w:rPr>
-          <w:color w:val="0F50FF"/>
-          <w:u w:val="single"/>
-        </w:rPr>
-      </w:pPr>
-      <w:proofErr w:type="gramStart"/>
-      <w:r>
-        <w:rPr>
-          <w:color w:val="0F50FF"/>
-          <w:u w:val="single"/>
-        </w:rPr>
-        <w:t xml:space="preserve">
-          <w:hyperlink r:id="rId159" w:tgtFrame="_blank">
-            <w:r>
-              <w:t xml:space="preserve">Dual-functional aggregation-induced emission active chitosan-based hydrogel for the detection and killing of pathogenic bacteria.</w:t>
-            </w:r>
-          </w:hyperlink>
-        </w:t>
-      </w:r>
-    </w:p>
-    <w:p>
-      <w:pPr>
-        <w:spacing w:after="0"/>
-        <w:rPr>
-          <w:color w:val="0F50FF"/>
-          <w:u w:val="single"/>
-        </w:rPr>
-      </w:pPr>
-      <w:r>
-        <w:rPr>
-          <w:color w:val="0F50FF"/>
-          <w:u w:val="single"/>
-        </w:rPr>
-        <w:t xml:space="preserve"/>
-      </w:r>
-    </w:p>
-    <w:p>
-      <w:pPr>
-        <w:pStyle w:val="ListParagraph"/>
-        <w:numPr>
-          <w:ilvl w:val="0"/>
-          <w:numId w:val="24"/>
-        </w:numPr>
-        <w:spacing w:after="0" w:line="240" w:lineRule="auto"/>
-        <w:ind w:left="357" w:hanging="357"/>
-        <w:rPr>
-          <w:color w:val="0F50FF"/>
-          <w:u w:val="single"/>
-        </w:rPr>
-      </w:pPr>
-      <w:proofErr w:type="gramStart"/>
-      <w:r>
-        <w:rPr>
-          <w:color w:val="0F50FF"/>
-          <w:u w:val="single"/>
-        </w:rPr>
-        <w:t xml:space="preserve">
-          <w:hyperlink r:id="rId160" w:tgtFrame="_blank">
-            <w:r>
-              <w:t xml:space="preserve">Disulfiram-enhanced bacterial cuproptosis-like death synergized with chemodynamic therapy for potentiated resistant infection treatment and accelerated wound healing.</w:t>
-            </w:r>
-          </w:hyperlink>
-        </w:t>
-      </w:r>
-    </w:p>
-    <w:p>
-      <w:pPr>
-        <w:spacing w:after="0"/>
-        <w:rPr>
-          <w:color w:val="0F50FF"/>
-          <w:u w:val="single"/>
-        </w:rPr>
-      </w:pPr>
-      <w:r>
-        <w:rPr>
-          <w:color w:val="0F50FF"/>
-          <w:u w:val="single"/>
-        </w:rPr>
-        <w:t xml:space="preserve"/>
-      </w:r>
-    </w:p>
-    <w:p>
-      <w:pPr>
-        <w:pStyle w:val="ListParagraph"/>
-        <w:numPr>
-          <w:ilvl w:val="0"/>
-          <w:numId w:val="24"/>
-        </w:numPr>
-        <w:spacing w:after="0" w:line="240" w:lineRule="auto"/>
-        <w:ind w:left="357" w:hanging="357"/>
-        <w:rPr>
-          <w:color w:val="0F50FF"/>
-          <w:u w:val="single"/>
-        </w:rPr>
-      </w:pPr>
-      <w:proofErr w:type="gramStart"/>
-      <w:r>
-        <w:rPr>
-          <w:color w:val="0F50FF"/>
-          <w:u w:val="single"/>
-        </w:rPr>
-        <w:t xml:space="preserve">
-          <w:hyperlink r:id="rId161" w:tgtFrame="_blank">
-            <w:r>
-              <w:t xml:space="preserve">Enzymes-enhanced antibiotic therapy reduces biofilms to undetectable levels in an implant-associated infection model.</w:t>
-            </w:r>
-          </w:hyperlink>
-        </w:t>
-      </w:r>
-    </w:p>
-    <w:p>
-      <w:pPr>
-        <w:spacing w:after="0"/>
-        <w:rPr>
-          <w:color w:val="0F50FF"/>
-          <w:u w:val="single"/>
-        </w:rPr>
-      </w:pPr>
-      <w:r>
-        <w:rPr>
-          <w:color w:val="0F50FF"/>
-          <w:u w:val="single"/>
-        </w:rPr>
-        <w:t xml:space="preserve"/>
-      </w:r>
-    </w:p>
-    <w:p>
-      <w:pPr>
-        <w:pStyle w:val="ListParagraph"/>
-        <w:numPr>
-          <w:ilvl w:val="0"/>
-          <w:numId w:val="24"/>
-        </w:numPr>
-        <w:spacing w:after="0" w:line="240" w:lineRule="auto"/>
-        <w:ind w:left="357" w:hanging="357"/>
-        <w:rPr>
-          <w:color w:val="0F50FF"/>
-          <w:u w:val="single"/>
-        </w:rPr>
-      </w:pPr>
-      <w:proofErr w:type="gramStart"/>
-      <w:r>
-        <w:rPr>
-          <w:color w:val="0F50FF"/>
-          <w:u w:val="single"/>
-        </w:rPr>
-        <w:t xml:space="preserve">
-          <w:hyperlink r:id="rId162" w:tgtFrame="_blank">
-            <w:r>
-              <w:t xml:space="preserve">Tendon decellularized bio-adhesives interpenetrated by genipin crosslinked chitosan with ROS scavenging capability and hemocompatibility.</w:t>
-            </w:r>
-          </w:hyperlink>
-        </w:t>
-      </w:r>
-    </w:p>
-    <w:p>
-      <w:pPr>
-        <w:spacing w:after="0"/>
-        <w:rPr>
-          <w:color w:val="0F50FF"/>
-          <w:u w:val="single"/>
-        </w:rPr>
-      </w:pPr>
-      <w:r>
-        <w:rPr>
-          <w:color w:val="0F50FF"/>
-          <w:u w:val="single"/>
-        </w:rPr>
-        <w:t xml:space="preserve"/>
-      </w:r>
-    </w:p>
-    <w:p>
-      <w:pPr>
-        <w:pStyle w:val="ListParagraph"/>
-        <w:numPr>
-          <w:ilvl w:val="0"/>
-          <w:numId w:val="24"/>
-        </w:numPr>
-        <w:spacing w:after="0" w:line="240" w:lineRule="auto"/>
-        <w:ind w:left="357" w:hanging="357"/>
-        <w:rPr>
-          <w:color w:val="0F50FF"/>
-          <w:u w:val="single"/>
-        </w:rPr>
-      </w:pPr>
-      <w:proofErr w:type="gramStart"/>
-      <w:r>
-        <w:rPr>
-          <w:color w:val="0F50FF"/>
-          <w:u w:val="single"/>
-        </w:rPr>
-        <w:t xml:space="preserve">
-          <w:hyperlink r:id="rId163" w:tgtFrame="_blank">
-            <w:r>
-              <w:t xml:space="preserve">Temperature-responsive hydrogel delivery of antimicrobial peptide engineered watermelon-derived extracellular vesicles enables sequential infection control and wound healing.</w:t>
-            </w:r>
-          </w:hyperlink>
-        </w:t>
-      </w:r>
-    </w:p>
-    <w:p>
-      <w:pPr>
-        <w:spacing w:after="0"/>
-        <w:rPr>
-          <w:color w:val="0F50FF"/>
-          <w:u w:val="single"/>
-        </w:rPr>
-      </w:pPr>
-      <w:r>
-        <w:rPr>
-          <w:color w:val="0F50FF"/>
-          <w:u w:val="single"/>
-        </w:rPr>
-        <w:t xml:space="preserve"/>
-      </w:r>
-    </w:p>
-    <w:p>
-      <w:pPr>
-        <w:pStyle w:val="ListParagraph"/>
-        <w:numPr>
-          <w:ilvl w:val="0"/>
-          <w:numId w:val="24"/>
-        </w:numPr>
-        <w:spacing w:after="0" w:line="240" w:lineRule="auto"/>
-        <w:ind w:left="357" w:hanging="357"/>
-        <w:rPr>
-          <w:color w:val="0F50FF"/>
-          <w:u w:val="single"/>
-        </w:rPr>
-      </w:pPr>
-      <w:proofErr w:type="gramStart"/>
-      <w:r>
-        <w:rPr>
-          <w:color w:val="0F50FF"/>
-          <w:u w:val="single"/>
-        </w:rPr>
-        <w:t xml:space="preserve">
-          <w:hyperlink r:id="rId164" w:tgtFrame="_blank">
-            <w:r>
-              <w:t xml:space="preserve">Developing chitosan nanocomposite with silver nanoparticle, sesame oil, and Verbena officinalis extract for wound dressing: in vivo and in vitro evaluation.</w:t>
-            </w:r>
-          </w:hyperlink>
-        </w:t>
-      </w:r>
-    </w:p>
-    <w:p>
-      <w:pPr>
-        <w:spacing w:after="0"/>
-        <w:rPr>
-          <w:color w:val="0F50FF"/>
-          <w:u w:val="single"/>
-        </w:rPr>
-      </w:pPr>
-      <w:r>
-        <w:rPr>
-          <w:color w:val="0F50FF"/>
-          <w:u w:val="single"/>
-        </w:rPr>
-        <w:t xml:space="preserve"/>
-      </w:r>
-    </w:p>
-    <w:p>
-      <w:pPr>
-        <w:pStyle w:val="ListParagraph"/>
-        <w:numPr>
-          <w:ilvl w:val="0"/>
-          <w:numId w:val="24"/>
-        </w:numPr>
-        <w:spacing w:after="0" w:line="240" w:lineRule="auto"/>
-        <w:ind w:left="357" w:hanging="357"/>
-        <w:rPr>
-          <w:color w:val="0F50FF"/>
-          <w:u w:val="single"/>
-        </w:rPr>
-      </w:pPr>
-      <w:proofErr w:type="gramStart"/>
-      <w:r>
-        <w:rPr>
-          <w:color w:val="0F50FF"/>
-          <w:u w:val="single"/>
-        </w:rPr>
-        <w:t xml:space="preserve">
-          <w:hyperlink r:id="rId165" w:tgtFrame="_blank">
-            <w:r>
-              <w:t xml:space="preserve">Nanocatalytic magnesium osteoimplants with biodegradable self-adaptive interfaces for therapeutic repair of infected bone defects.</w:t>
-            </w:r>
-          </w:hyperlink>
-        </w:t>
-      </w:r>
-    </w:p>
-    <w:p>
-      <w:pPr>
-        <w:spacing w:after="0"/>
-        <w:rPr>
-          <w:color w:val="0F50FF"/>
-          <w:u w:val="single"/>
-        </w:rPr>
-      </w:pPr>
-      <w:r>
-        <w:rPr>
-          <w:color w:val="0F50FF"/>
-          <w:u w:val="single"/>
-        </w:rPr>
-        <w:t xml:space="preserve"/>
-      </w:r>
-    </w:p>
-    <w:p>
-      <w:pPr>
-        <w:pStyle w:val="ListParagraph"/>
-        <w:numPr>
-          <w:ilvl w:val="0"/>
-          <w:numId w:val="24"/>
-        </w:numPr>
-        <w:spacing w:after="0" w:line="240" w:lineRule="auto"/>
-        <w:ind w:left="357" w:hanging="357"/>
-        <w:rPr>
-          <w:color w:val="0F50FF"/>
-          <w:u w:val="single"/>
-        </w:rPr>
-      </w:pPr>
-      <w:proofErr w:type="gramStart"/>
-      <w:r>
-        <w:rPr>
-          <w:color w:val="0F50FF"/>
-          <w:u w:val="single"/>
-        </w:rPr>
-        <w:t xml:space="preserve">
-          <w:hyperlink r:id="rId166" w:tgtFrame="_blank">
-            <w:r>
-              <w:t xml:space="preserve">A multifunctional hyaluronic acid modified gelatin methacryloyl hydrogel for infected wound healing: synergistic photothermal antibacterial and immune-microenvironment remodeling.</w:t>
-            </w:r>
-          </w:hyperlink>
-        </w:t>
-      </w:r>
-    </w:p>
-    <w:p>
-      <w:pPr>
-        <w:spacing w:after="0"/>
-        <w:rPr>
-          <w:color w:val="0F50FF"/>
-          <w:u w:val="single"/>
-        </w:rPr>
-      </w:pPr>
-      <w:r>
-        <w:rPr>
-          <w:color w:val="0F50FF"/>
-          <w:u w:val="single"/>
-        </w:rPr>
-        <w:t xml:space="preserve"/>
-      </w:r>
-    </w:p>
-    <w:p>
-      <w:pPr>
-        <w:pStyle w:val="ListParagraph"/>
-        <w:numPr>
-          <w:ilvl w:val="0"/>
-          <w:numId w:val="24"/>
-        </w:numPr>
-        <w:spacing w:after="0" w:line="240" w:lineRule="auto"/>
-        <w:ind w:left="357" w:hanging="357"/>
-        <w:rPr>
-          <w:color w:val="0F50FF"/>
-          <w:u w:val="single"/>
-        </w:rPr>
-      </w:pPr>
-      <w:proofErr w:type="gramStart"/>
-      <w:r>
-        <w:rPr>
-          <w:color w:val="0F50FF"/>
-          <w:u w:val="single"/>
-        </w:rPr>
-        <w:t xml:space="preserve">
-          <w:hyperlink r:id="rId167" w:tgtFrame="_blank">
-            <w:r>
-              <w:t xml:space="preserve">Allicin loaded multifunctional self-healing injectable hydrogel based on konjac glucomannan and gelatin for the treatment of infected wounds.</w:t>
-            </w:r>
-          </w:hyperlink>
-        </w:t>
-      </w:r>
-    </w:p>
-    <w:p>
-      <w:pPr>
-        <w:spacing w:after="0"/>
-        <w:rPr>
-          <w:color w:val="0F50FF"/>
-          <w:u w:val="single"/>
-        </w:rPr>
-      </w:pPr>
-      <w:r>
-        <w:rPr>
-          <w:color w:val="0F50FF"/>
-          <w:u w:val="single"/>
-        </w:rPr>
-        <w:t xml:space="preserve"/>
-      </w:r>
-    </w:p>
-    <w:p>
-      <w:pPr>
-        <w:pStyle w:val="ListParagraph"/>
-        <w:numPr>
-          <w:ilvl w:val="0"/>
-          <w:numId w:val="24"/>
-        </w:numPr>
-        <w:spacing w:after="0" w:line="240" w:lineRule="auto"/>
-        <w:ind w:left="357" w:hanging="357"/>
-        <w:rPr>
-          <w:color w:val="0F50FF"/>
-          <w:u w:val="single"/>
-        </w:rPr>
-      </w:pPr>
-      <w:proofErr w:type="gramStart"/>
-      <w:r>
-        <w:rPr>
-          <w:color w:val="0F50FF"/>
-          <w:u w:val="single"/>
-        </w:rPr>
-        <w:t xml:space="preserve">
-          <w:hyperlink r:id="rId168" w:tgtFrame="_blank">
-            <w:r>
-              <w:t xml:space="preserve">Nano-Functionalized Biopolymer Films with Green-Synthesized CuO/Attapulgite for Light-Promoted Antibacterial Therapy and Wound Healing.</w:t>
-            </w:r>
-          </w:hyperlink>
-        </w:t>
-      </w:r>
-    </w:p>
-    <w:p>
-      <w:pPr>
-        <w:spacing w:after="0"/>
-        <w:rPr>
-          <w:color w:val="0F50FF"/>
-          <w:u w:val="single"/>
-        </w:rPr>
-      </w:pPr>
-      <w:r>
-        <w:rPr>
-          <w:color w:val="0F50FF"/>
-          <w:u w:val="single"/>
-        </w:rPr>
-        <w:t xml:space="preserve"/>
-      </w:r>
-    </w:p>
-    <w:p>
-      <w:pPr>
-        <w:pStyle w:val="ListParagraph"/>
-        <w:numPr>
-          <w:ilvl w:val="0"/>
-          <w:numId w:val="24"/>
-        </w:numPr>
-        <w:spacing w:after="0" w:line="240" w:lineRule="auto"/>
-        <w:ind w:left="357" w:hanging="357"/>
-        <w:rPr>
-          <w:color w:val="0F50FF"/>
-          <w:u w:val="single"/>
-        </w:rPr>
-      </w:pPr>
-      <w:proofErr w:type="gramStart"/>
-      <w:r>
-        <w:rPr>
-          <w:color w:val="0F50FF"/>
-          <w:u w:val="single"/>
-        </w:rPr>
-        <w:t xml:space="preserve">
-          <w:hyperlink r:id="rId169" w:tgtFrame="_blank">
-            <w:r>
-              <w:t xml:space="preserve">A multifunctional hydrogel for wound healing via pH-triggered TA-Fe(3+) release: Synchronous monitoring and antibacterial action.</w:t>
-            </w:r>
-          </w:hyperlink>
-        </w:t>
-      </w:r>
-    </w:p>
-    <w:p>
-      <w:pPr>
-        <w:spacing w:after="0"/>
-        <w:rPr>
-          <w:color w:val="0F50FF"/>
-          <w:u w:val="single"/>
-        </w:rPr>
-      </w:pPr>
-      <w:r>
-        <w:rPr>
-          <w:color w:val="0F50FF"/>
-          <w:u w:val="single"/>
-        </w:rPr>
-        <w:t xml:space="preserve"/>
-      </w:r>
-    </w:p>
-    <w:p>
-      <w:pPr>
-        <w:pStyle w:val="ListParagraph"/>
-        <w:numPr>
-          <w:ilvl w:val="0"/>
-          <w:numId w:val="24"/>
-        </w:numPr>
-        <w:spacing w:after="0" w:line="240" w:lineRule="auto"/>
-        <w:ind w:left="357" w:hanging="357"/>
-        <w:rPr>
-          <w:color w:val="0F50FF"/>
-          <w:u w:val="single"/>
-        </w:rPr>
-      </w:pPr>
-      <w:proofErr w:type="gramStart"/>
-      <w:r>
-        <w:rPr>
-          <w:color w:val="0F50FF"/>
-          <w:u w:val="single"/>
-        </w:rPr>
-        <w:t xml:space="preserve">
-          <w:hyperlink r:id="rId170" w:tgtFrame="_blank">
-            <w:r>
-              <w:t xml:space="preserve">pH-responsive onion-structured hydrogel beads based on chitosan-spider silk-graphene quantum dots for controlled drug delivery.</w:t>
-            </w:r>
-          </w:hyperlink>
-        </w:t>
-      </w:r>
-    </w:p>
-    <w:p>
-      <w:pPr>
-        <w:spacing w:after="0"/>
-        <w:rPr>
-          <w:color w:val="0F50FF"/>
-          <w:u w:val="single"/>
-        </w:rPr>
-      </w:pPr>
-      <w:r>
-        <w:rPr>
-          <w:color w:val="0F50FF"/>
-          <w:u w:val="single"/>
-        </w:rPr>
-        <w:t xml:space="preserve"/>
-      </w:r>
-    </w:p>
-    <w:p>
-      <w:pPr>
-        <w:pStyle w:val="ListParagraph"/>
-        <w:numPr>
-          <w:ilvl w:val="0"/>
-          <w:numId w:val="24"/>
-        </w:numPr>
-        <w:spacing w:after="0" w:line="240" w:lineRule="auto"/>
-        <w:ind w:left="357" w:hanging="357"/>
-        <w:rPr>
-          <w:color w:val="0F50FF"/>
-          <w:u w:val="single"/>
-        </w:rPr>
-      </w:pPr>
-      <w:proofErr w:type="gramStart"/>
-      <w:r>
-        <w:rPr>
-          <w:color w:val="0F50FF"/>
-          <w:u w:val="single"/>
-        </w:rPr>
-        <w:t xml:space="preserve">
-          <w:hyperlink r:id="rId171" w:tgtFrame="_blank">
-            <w:r>
-              <w:t xml:space="preserve">Post-modified biosynthesis strategy to achieve a heme-mimicking bacterial cellulose hydrogel with synergistic antibacterial functions for infected skin defect therapy.</w:t>
-            </w:r>
-          </w:hyperlink>
-        </w:t>
-      </w:r>
-    </w:p>
-    <w:p>
-      <w:pPr>
-        <w:spacing w:after="0"/>
-        <w:rPr>
-          <w:color w:val="0F50FF"/>
-          <w:u w:val="single"/>
-        </w:rPr>
-      </w:pPr>
-      <w:r>
-        <w:rPr>
-          <w:color w:val="0F50FF"/>
-          <w:u w:val="single"/>
-        </w:rPr>
-        <w:t xml:space="preserve"/>
-      </w:r>
-    </w:p>
-    <w:p>
-      <w:pPr>
-        <w:pStyle w:val="ListParagraph"/>
-        <w:numPr>
-          <w:ilvl w:val="0"/>
-          <w:numId w:val="24"/>
-        </w:numPr>
-        <w:spacing w:after="0" w:line="240" w:lineRule="auto"/>
-        <w:ind w:left="357" w:hanging="357"/>
-        <w:rPr>
-          <w:color w:val="0F50FF"/>
-          <w:u w:val="single"/>
-        </w:rPr>
-      </w:pPr>
-      <w:proofErr w:type="gramStart"/>
-      <w:r>
-        <w:rPr>
-          <w:color w:val="0F50FF"/>
-          <w:u w:val="single"/>
-        </w:rPr>
-        <w:t xml:space="preserve">
-          <w:hyperlink r:id="rId172" w:tgtFrame="_blank">
-            <w:r>
-              <w:t xml:space="preserve">Chitosan-xanthan gum-based hydrogels loaded with essential oil distillation by-products of Aloysia citrodora Paláu for antimicrobial systems.</w:t>
-            </w:r>
-          </w:hyperlink>
-        </w:t>
-      </w:r>
-    </w:p>
-    <w:p>
-      <w:pPr>
-        <w:spacing w:after="0"/>
-        <w:rPr>
-          <w:color w:val="0F50FF"/>
-          <w:u w:val="single"/>
-        </w:rPr>
-      </w:pPr>
-      <w:r>
-        <w:rPr>
-          <w:color w:val="0F50FF"/>
-          <w:u w:val="single"/>
-        </w:rPr>
-        <w:t xml:space="preserve"/>
-      </w:r>
-    </w:p>
-    <w:p>
-      <w:pPr>
-        <w:pStyle w:val="ListParagraph"/>
-        <w:numPr>
-          <w:ilvl w:val="0"/>
-          <w:numId w:val="24"/>
-        </w:numPr>
-        <w:spacing w:after="0" w:line="240" w:lineRule="auto"/>
-        <w:ind w:left="357" w:hanging="357"/>
-        <w:rPr>
-          <w:color w:val="0F50FF"/>
-          <w:u w:val="single"/>
-        </w:rPr>
-      </w:pPr>
-      <w:proofErr w:type="gramStart"/>
-      <w:r>
-        <w:rPr>
-          <w:color w:val="0F50FF"/>
-          <w:u w:val="single"/>
-        </w:rPr>
-        <w:t xml:space="preserve">
-          <w:hyperlink r:id="rId173" w:tgtFrame="_blank">
-            <w:r>
-              <w:t xml:space="preserve">Gelatin-based injectable hydrogel with dual ROS generation and biofilm disruption for infected wound healing.</w:t>
-            </w:r>
-          </w:hyperlink>
-        </w:t>
-      </w:r>
-    </w:p>
-    <w:p>
-      <w:pPr>
-        <w:spacing w:after="0"/>
-        <w:rPr>
-          <w:color w:val="0F50FF"/>
-          <w:u w:val="single"/>
-        </w:rPr>
-      </w:pPr>
-      <w:r>
-        <w:rPr>
-          <w:color w:val="0F50FF"/>
-          <w:u w:val="single"/>
-        </w:rPr>
-        <w:t xml:space="preserve"/>
-      </w:r>
-    </w:p>
-    <w:p>
-      <w:pPr>
-        <w:pStyle w:val="ListParagraph"/>
-        <w:numPr>
-          <w:ilvl w:val="0"/>
-          <w:numId w:val="24"/>
-        </w:numPr>
-        <w:spacing w:after="0" w:line="240" w:lineRule="auto"/>
-        <w:ind w:left="357" w:hanging="357"/>
-        <w:rPr>
-          <w:color w:val="0F50FF"/>
-          <w:u w:val="single"/>
-        </w:rPr>
-      </w:pPr>
-      <w:proofErr w:type="gramStart"/>
-      <w:r>
-        <w:rPr>
-          <w:color w:val="0F50FF"/>
-          <w:u w:val="single"/>
-        </w:rPr>
-        <w:t xml:space="preserve">
-          <w:hyperlink r:id="rId174" w:tgtFrame="_blank">
-            <w:r>
-              <w:t xml:space="preserve">Everyday Clothing Reimagined as Rapid-Acting Hemostatic and Antimicrobial Dressings for Emergency Trauma Care.</w:t>
-            </w:r>
-          </w:hyperlink>
-        </w:t>
-      </w:r>
-    </w:p>
-    <w:p>
-      <w:pPr>
-        <w:spacing w:after="0"/>
-        <w:rPr>
-          <w:color w:val="0F50FF"/>
-          <w:u w:val="single"/>
-        </w:rPr>
-      </w:pPr>
-      <w:r>
-        <w:rPr>
-          <w:color w:val="0F50FF"/>
-          <w:u w:val="single"/>
-        </w:rPr>
-        <w:t xml:space="preserve"/>
-      </w:r>
-    </w:p>
-    <w:p>
-      <w:pPr>
-        <w:pStyle w:val="ListParagraph"/>
-        <w:numPr>
-          <w:ilvl w:val="0"/>
-          <w:numId w:val="24"/>
-        </w:numPr>
-        <w:spacing w:after="0" w:line="240" w:lineRule="auto"/>
-        <w:ind w:left="357" w:hanging="357"/>
-        <w:rPr>
-          <w:color w:val="0F50FF"/>
-          <w:u w:val="single"/>
-        </w:rPr>
-      </w:pPr>
-      <w:proofErr w:type="gramStart"/>
-      <w:r>
-        <w:rPr>
-          <w:color w:val="0F50FF"/>
-          <w:u w:val="single"/>
-        </w:rPr>
-        <w:t xml:space="preserve">
-          <w:hyperlink r:id="rId175" w:tgtFrame="_blank">
-            <w:r>
-              <w:t xml:space="preserve">Cascaded, self-decomposing messenger in MXene@Cu-MOF heterostructures for on-demand infection control and pro-angiogenic wound repair.</w:t>
-            </w:r>
-          </w:hyperlink>
-        </w:t>
-      </w:r>
-    </w:p>
-    <w:p>
-      <w:pPr>
-        <w:spacing w:after="0"/>
-        <w:rPr>
-          <w:color w:val="0F50FF"/>
-          <w:u w:val="single"/>
-        </w:rPr>
-      </w:pPr>
-      <w:r>
-        <w:rPr>
-          <w:color w:val="0F50FF"/>
-          <w:u w:val="single"/>
-        </w:rPr>
-        <w:t xml:space="preserve"/>
-      </w:r>
-    </w:p>
-    <w:p>
-      <w:pPr>
-        <w:pStyle w:val="ListParagraph"/>
-        <w:numPr>
-          <w:ilvl w:val="0"/>
-          <w:numId w:val="24"/>
-        </w:numPr>
-        <w:spacing w:after="0" w:line="240" w:lineRule="auto"/>
-        <w:ind w:left="357" w:hanging="357"/>
-        <w:rPr>
-          <w:color w:val="0F50FF"/>
-          <w:u w:val="single"/>
-        </w:rPr>
-      </w:pPr>
-      <w:proofErr w:type="gramStart"/>
-      <w:r>
-        <w:rPr>
-          <w:color w:val="0F50FF"/>
-          <w:u w:val="single"/>
-        </w:rPr>
-        <w:t xml:space="preserve">
-          <w:hyperlink r:id="rId176" w:tgtFrame="_blank">
-            <w:r>
-              <w:t xml:space="preserve">Nanozyme antibiotic dressings to accelerate wound healing through anti-inflammatory and antibacterial effects.</w:t>
-            </w:r>
-          </w:hyperlink>
-        </w:t>
-      </w:r>
-    </w:p>
-    <w:p>
-      <w:pPr>
-        <w:spacing w:after="0"/>
-        <w:rPr>
-          <w:color w:val="0F50FF"/>
-          <w:u w:val="single"/>
-        </w:rPr>
-      </w:pPr>
-      <w:r>
-        <w:rPr>
-          <w:color w:val="0F50FF"/>
-          <w:u w:val="single"/>
-        </w:rPr>
-        <w:t xml:space="preserve"/>
-      </w:r>
-    </w:p>
-    <w:p>
-      <w:pPr>
-        <w:pStyle w:val="ListParagraph"/>
-        <w:numPr>
-          <w:ilvl w:val="0"/>
-          <w:numId w:val="24"/>
-        </w:numPr>
-        <w:spacing w:after="0" w:line="240" w:lineRule="auto"/>
-        <w:ind w:left="357" w:hanging="357"/>
-        <w:rPr>
-          <w:color w:val="0F50FF"/>
-          <w:u w:val="single"/>
-        </w:rPr>
-      </w:pPr>
-      <w:proofErr w:type="gramStart"/>
-      <w:r>
-        <w:rPr>
-          <w:color w:val="0F50FF"/>
-          <w:u w:val="single"/>
-        </w:rPr>
-        <w:t xml:space="preserve">
-          <w:hyperlink r:id="rId177" w:tgtFrame="_blank">
-            <w:r>
-              <w:t xml:space="preserve">Preparation and properties of polylactic acid/chitosan composite nanofiber hydrogel for repairing tracheoesophageal fistula.</w:t>
-            </w:r>
-          </w:hyperlink>
-        </w:t>
-      </w:r>
-    </w:p>
-    <w:p>
-      <w:pPr>
-        <w:spacing w:after="0"/>
-        <w:rPr>
-          <w:color w:val="0F50FF"/>
-          <w:u w:val="single"/>
-        </w:rPr>
-      </w:pPr>
-      <w:r>
-        <w:rPr>
-          <w:color w:val="0F50FF"/>
-          <w:u w:val="single"/>
-        </w:rPr>
-        <w:t xml:space="preserve"/>
-      </w:r>
-    </w:p>
-    <w:p>
-      <w:pPr>
-        <w:pStyle w:val="ListParagraph"/>
-        <w:numPr>
-          <w:ilvl w:val="0"/>
-          <w:numId w:val="24"/>
-        </w:numPr>
-        <w:spacing w:after="0" w:line="240" w:lineRule="auto"/>
-        <w:ind w:left="357" w:hanging="357"/>
-        <w:rPr>
-          <w:color w:val="0F50FF"/>
-          <w:u w:val="single"/>
-        </w:rPr>
-      </w:pPr>
-      <w:proofErr w:type="gramStart"/>
-      <w:r>
-        <w:rPr>
-          <w:color w:val="0F50FF"/>
-          <w:u w:val="single"/>
-        </w:rPr>
-        <w:t xml:space="preserve">
-          <w:hyperlink r:id="rId178" w:tgtFrame="_blank">
-            <w:r>
-              <w:t xml:space="preserve">Bionic Janus hydrogel drives infected Achilles tendon regeneration via mechano-immune spatiotemporal steering.</w:t>
-            </w:r>
-          </w:hyperlink>
-        </w:t>
-      </w:r>
-    </w:p>
-    <w:p>
-      <w:pPr>
-        <w:spacing w:after="0"/>
-        <w:rPr>
-          <w:color w:val="0F50FF"/>
-          <w:u w:val="single"/>
-        </w:rPr>
-      </w:pPr>
-      <w:r>
-        <w:rPr>
-          <w:color w:val="0F50FF"/>
-          <w:u w:val="single"/>
-        </w:rPr>
-        <w:t xml:space="preserve"/>
-      </w:r>
-    </w:p>
-    <w:p>
-      <w:pPr>
-        <w:pStyle w:val="ListParagraph"/>
-        <w:numPr>
-          <w:ilvl w:val="0"/>
-          <w:numId w:val="24"/>
-        </w:numPr>
-        <w:spacing w:after="0" w:line="240" w:lineRule="auto"/>
-        <w:ind w:left="357" w:hanging="357"/>
-        <w:rPr>
-          <w:color w:val="0F50FF"/>
-          <w:u w:val="single"/>
-        </w:rPr>
-      </w:pPr>
-      <w:proofErr w:type="gramStart"/>
-      <w:r>
-        <w:rPr>
-          <w:color w:val="0F50FF"/>
-          <w:u w:val="single"/>
-        </w:rPr>
-        <w:t xml:space="preserve">
-          <w:hyperlink r:id="rId179" w:tgtFrame="_blank">
-            <w:r>
-              <w:t xml:space="preserve">Calcium Phosphate Mineralization of Bulk Alginate Hydrogels Composites With Metal and Metal Oxide Nanoparticles.</w:t>
-            </w:r>
-          </w:hyperlink>
-        </w:t>
-      </w:r>
-    </w:p>
-    <w:p>
-      <w:pPr>
-        <w:spacing w:after="0"/>
-        <w:rPr>
-          <w:color w:val="0F50FF"/>
-          <w:u w:val="single"/>
-        </w:rPr>
-      </w:pPr>
-      <w:r>
-        <w:rPr>
-          <w:color w:val="0F50FF"/>
-          <w:u w:val="single"/>
-        </w:rPr>
-        <w:t xml:space="preserve"/>
-      </w:r>
-    </w:p>
-    <w:p>
-      <w:pPr>
-        <w:pStyle w:val="ListParagraph"/>
-        <w:numPr>
-          <w:ilvl w:val="0"/>
-          <w:numId w:val="24"/>
-        </w:numPr>
-        <w:spacing w:after="0" w:line="240" w:lineRule="auto"/>
-        <w:ind w:left="357" w:hanging="357"/>
-        <w:rPr>
-          <w:color w:val="0F50FF"/>
-          <w:u w:val="single"/>
-        </w:rPr>
-      </w:pPr>
-      <w:proofErr w:type="gramStart"/>
-      <w:r>
-        <w:rPr>
-          <w:color w:val="0F50FF"/>
-          <w:u w:val="single"/>
-        </w:rPr>
-        <w:t xml:space="preserve">
-          <w:hyperlink r:id="rId180" w:tgtFrame="_blank">
-            <w:r>
-              <w:t xml:space="preserve">Engineered dual-layered polyvinyl alcohol-alginate wound dressings incorporating antimicrobial and pro-healing functions.</w:t>
-            </w:r>
-          </w:hyperlink>
-        </w:t>
-      </w:r>
-    </w:p>
-    <w:p>
-      <w:pPr>
-        <w:spacing w:after="0"/>
-        <w:rPr>
-          <w:color w:val="0F50FF"/>
-          <w:u w:val="single"/>
-        </w:rPr>
-      </w:pPr>
-      <w:r>
-        <w:rPr>
-          <w:color w:val="0F50FF"/>
-          <w:u w:val="single"/>
-        </w:rPr>
-        <w:t xml:space="preserve"/>
-      </w:r>
-    </w:p>
-    <w:p>
-      <w:pPr>
-        <w:pStyle w:val="ListParagraph"/>
-        <w:numPr>
-          <w:ilvl w:val="0"/>
-          <w:numId w:val="24"/>
-        </w:numPr>
-        <w:spacing w:after="0" w:line="240" w:lineRule="auto"/>
-        <w:ind w:left="357" w:hanging="357"/>
-        <w:rPr>
-          <w:color w:val="0F50FF"/>
-          <w:u w:val="single"/>
-        </w:rPr>
-      </w:pPr>
-      <w:proofErr w:type="gramStart"/>
-      <w:r>
-        <w:rPr>
-          <w:color w:val="0F50FF"/>
-          <w:u w:val="single"/>
-        </w:rPr>
-        <w:t xml:space="preserve">
-          <w:hyperlink r:id="rId181" w:tgtFrame="_blank">
-            <w:r>
-              <w:t xml:space="preserve">Pomegranate Peel Extracellular Vesicle-Incorporated GelMA Hydrogel Targets Staphylococcus aureus Infection and Accelerates Wound Healing.</w:t>
-            </w:r>
-          </w:hyperlink>
-        </w:t>
-      </w:r>
-    </w:p>
-    <w:p>
-      <w:pPr>
-        <w:spacing w:after="0"/>
-        <w:rPr>
-          <w:color w:val="0F50FF"/>
-          <w:u w:val="single"/>
-        </w:rPr>
-      </w:pPr>
-      <w:r>
-        <w:rPr>
-          <w:color w:val="0F50FF"/>
-          <w:u w:val="single"/>
-        </w:rPr>
-        <w:t xml:space="preserve"/>
-      </w:r>
-    </w:p>
-    <w:p>
-      <w:pPr>
-        <w:pStyle w:val="ListParagraph"/>
-        <w:numPr>
-          <w:ilvl w:val="0"/>
-          <w:numId w:val="24"/>
-        </w:numPr>
-        <w:spacing w:after="0" w:line="240" w:lineRule="auto"/>
-        <w:ind w:left="357" w:hanging="357"/>
-        <w:rPr>
-          <w:color w:val="0F50FF"/>
-          <w:u w:val="single"/>
-        </w:rPr>
-      </w:pPr>
-      <w:proofErr w:type="gramStart"/>
-      <w:r>
-        <w:rPr>
-          <w:color w:val="0F50FF"/>
-          <w:u w:val="single"/>
-        </w:rPr>
-        <w:t xml:space="preserve">
-          <w:hyperlink r:id="rId182" w:tgtFrame="_blank">
-            <w:r>
-              <w:t xml:space="preserve">Anti-bacterial properties of hyperbranched poly (epsilon-lysine) peptides dendrons for wound dressing applications: molecular specie-specific effects.</w:t>
-            </w:r>
-          </w:hyperlink>
-        </w:t>
-      </w:r>
-    </w:p>
-    <w:p>
-      <w:pPr>
-        <w:spacing w:after="0"/>
-        <w:rPr>
-          <w:color w:val="0F50FF"/>
-          <w:u w:val="single"/>
-        </w:rPr>
-      </w:pPr>
-      <w:r>
-        <w:rPr>
-          <w:color w:val="0F50FF"/>
-          <w:u w:val="single"/>
-        </w:rPr>
-        <w:t xml:space="preserve"/>
-      </w:r>
-    </w:p>
-    <w:p>
-      <w:pPr>
-        <w:pStyle w:val="ListParagraph"/>
-        <w:numPr>
-          <w:ilvl w:val="0"/>
-          <w:numId w:val="24"/>
-        </w:numPr>
-        <w:spacing w:after="0" w:line="240" w:lineRule="auto"/>
-        <w:ind w:left="357" w:hanging="357"/>
-        <w:rPr>
-          <w:color w:val="0F50FF"/>
-          <w:u w:val="single"/>
-        </w:rPr>
-      </w:pPr>
-      <w:proofErr w:type="gramStart"/>
-      <w:r>
-        <w:rPr>
-          <w:color w:val="0F50FF"/>
-          <w:u w:val="single"/>
-        </w:rPr>
-        <w:t xml:space="preserve">
-          <w:hyperlink r:id="rId183" w:tgtFrame="_blank">
-            <w:r>
-              <w:t xml:space="preserve">Dual-polysaccharide hydrogel empowered by copper nanoparticles with synergistic antibacterial performance for epidermal wound therapy.</w:t>
-            </w:r>
-          </w:hyperlink>
-        </w:t>
-      </w:r>
-    </w:p>
-    <w:p>
-      <w:pPr>
-        <w:spacing w:after="0"/>
-        <w:rPr>
-          <w:color w:val="0F50FF"/>
-          <w:u w:val="single"/>
-        </w:rPr>
-      </w:pPr>
-      <w:r>
-        <w:rPr>
-          <w:color w:val="0F50FF"/>
-          <w:u w:val="single"/>
-        </w:rPr>
-        <w:t xml:space="preserve"/>
-      </w:r>
-    </w:p>
-    <w:p>
-      <w:pPr>
-        <w:pStyle w:val="ListParagraph"/>
-        <w:numPr>
-          <w:ilvl w:val="0"/>
-          <w:numId w:val="24"/>
-        </w:numPr>
-        <w:spacing w:after="0" w:line="240" w:lineRule="auto"/>
-        <w:ind w:left="357" w:hanging="357"/>
-        <w:rPr>
-          <w:color w:val="0F50FF"/>
-          <w:u w:val="single"/>
-        </w:rPr>
-      </w:pPr>
-      <w:proofErr w:type="gramStart"/>
-      <w:r>
-        <w:rPr>
-          <w:color w:val="0F50FF"/>
-          <w:u w:val="single"/>
-        </w:rPr>
-        <w:t xml:space="preserve">
-          <w:hyperlink r:id="rId184" w:tgtFrame="_blank">
-            <w:r>
-              <w:t xml:space="preserve">Bioinspired Multifunctional Hydrogels for Deep Learning-Enabled Wound pH Visual Monitoring and Treatment.</w:t>
-            </w:r>
-          </w:hyperlink>
-        </w:t>
-      </w:r>
-    </w:p>
-    <w:p>
-      <w:pPr>
-        <w:spacing w:after="0"/>
-        <w:rPr>
-          <w:color w:val="0F50FF"/>
-          <w:u w:val="single"/>
-        </w:rPr>
-      </w:pPr>
-      <w:r>
-        <w:rPr>
-          <w:color w:val="0F50FF"/>
-          <w:u w:val="single"/>
-        </w:rPr>
-        <w:t xml:space="preserve"/>
-      </w:r>
-    </w:p>
-    <w:p>
-      <w:pPr>
-        <w:pStyle w:val="ListParagraph"/>
-        <w:numPr>
-          <w:ilvl w:val="0"/>
-          <w:numId w:val="24"/>
-        </w:numPr>
-        <w:spacing w:after="0" w:line="240" w:lineRule="auto"/>
-        <w:ind w:left="357" w:hanging="357"/>
-        <w:rPr>
-          <w:color w:val="0F50FF"/>
-          <w:u w:val="single"/>
-        </w:rPr>
-      </w:pPr>
-      <w:proofErr w:type="gramStart"/>
-      <w:r>
-        <w:rPr>
-          <w:color w:val="0F50FF"/>
-          <w:u w:val="single"/>
-        </w:rPr>
-        <w:t xml:space="preserve">
-          <w:hyperlink r:id="rId185" w:tgtFrame="_blank">
-            <w:r>
-              <w:t xml:space="preserve">Medical Fabrics with Non-Antibiotic, Supramolecular Antimicrobial Coatings: A Preventive Approach to Combat Biofilm Formation and Bacterial Dissemination.</w:t>
-            </w:r>
-          </w:hyperlink>
-        </w:t>
-      </w:r>
-    </w:p>
-    <w:p>
-      <w:pPr>
-        <w:spacing w:after="0"/>
-        <w:rPr>
-          <w:color w:val="0F50FF"/>
-          <w:u w:val="single"/>
-        </w:rPr>
-      </w:pPr>
-      <w:r>
-        <w:rPr>
-          <w:color w:val="0F50FF"/>
-          <w:u w:val="single"/>
-        </w:rPr>
-        <w:t xml:space="preserve"/>
-      </w:r>
-    </w:p>
-    <w:p>
-      <w:pPr>
-        <w:pStyle w:val="ListParagraph"/>
-        <w:numPr>
-          <w:ilvl w:val="0"/>
-          <w:numId w:val="24"/>
-        </w:numPr>
-        <w:spacing w:after="0" w:line="240" w:lineRule="auto"/>
-        <w:ind w:left="357" w:hanging="357"/>
-        <w:rPr>
-          <w:color w:val="0F50FF"/>
-          <w:u w:val="single"/>
-        </w:rPr>
-      </w:pPr>
-      <w:proofErr w:type="gramStart"/>
-      <w:r>
-        <w:rPr>
-          <w:color w:val="0F50FF"/>
-          <w:u w:val="single"/>
-        </w:rPr>
-        <w:t xml:space="preserve">
-          <w:hyperlink r:id="rId186" w:tgtFrame="_blank">
-            <w:r>
-              <w:t xml:space="preserve">UV-Assisted Silver Functionalization of Cotton Gauze for Antimicrobial and Biocompatible Wound Healing Applications.</w:t>
-            </w:r>
-          </w:hyperlink>
-        </w:t>
-      </w:r>
-    </w:p>
-    <w:p>
-      <w:pPr>
-        <w:spacing w:after="0"/>
-        <w:rPr>
-          <w:color w:val="0F50FF"/>
-          <w:u w:val="single"/>
-        </w:rPr>
-      </w:pPr>
-      <w:r>
-        <w:rPr>
-          <w:color w:val="0F50FF"/>
-          <w:u w:val="single"/>
-        </w:rPr>
-        <w:t xml:space="preserve"/>
-      </w:r>
-    </w:p>
-    <w:p>
-      <w:pPr>
-        <w:pStyle w:val="ListParagraph"/>
-        <w:numPr>
-          <w:ilvl w:val="0"/>
-          <w:numId w:val="24"/>
-        </w:numPr>
-        <w:spacing w:after="0" w:line="240" w:lineRule="auto"/>
-        <w:ind w:left="357" w:hanging="357"/>
-        <w:rPr>
-          <w:color w:val="0F50FF"/>
-          <w:u w:val="single"/>
-        </w:rPr>
-      </w:pPr>
-      <w:proofErr w:type="gramStart"/>
-      <w:r>
-        <w:rPr>
-          <w:color w:val="0F50FF"/>
-          <w:u w:val="single"/>
-        </w:rPr>
-        <w:t xml:space="preserve">
-          <w:hyperlink r:id="rId187" w:tgtFrame="_blank">
-            <w:r>
-              <w:t xml:space="preserve">Cannabidiol-Loaded Mucoadhesive PLGA Nanosphere-Chitosan Hydrogel Patch for Oral Therapeutic Applications.</w:t>
-            </w:r>
-          </w:hyperlink>
-        </w:t>
-      </w:r>
-    </w:p>
-    <w:p>
-      <w:pPr>
-        <w:spacing w:after="0"/>
-        <w:rPr>
-          <w:color w:val="0F50FF"/>
-          <w:u w:val="single"/>
-        </w:rPr>
-      </w:pPr>
-      <w:r>
-        <w:rPr>
-          <w:color w:val="0F50FF"/>
-          <w:u w:val="single"/>
-        </w:rPr>
-        <w:t xml:space="preserve"/>
-      </w:r>
-    </w:p>
-    <w:p>
-      <w:pPr>
-        <w:pStyle w:val="ListParagraph"/>
-        <w:numPr>
-          <w:ilvl w:val="0"/>
-          <w:numId w:val="24"/>
-        </w:numPr>
-        <w:spacing w:after="0" w:line="240" w:lineRule="auto"/>
-        <w:ind w:left="357" w:hanging="357"/>
-        <w:rPr>
-          <w:color w:val="0F50FF"/>
-          <w:u w:val="single"/>
-        </w:rPr>
-      </w:pPr>
-      <w:proofErr w:type="gramStart"/>
-      <w:r>
-        <w:rPr>
-          <w:color w:val="0F50FF"/>
-          <w:u w:val="single"/>
-        </w:rPr>
-        <w:t xml:space="preserve">
-          <w:hyperlink r:id="rId188" w:tgtFrame="_blank">
-            <w:r>
-              <w:t xml:space="preserve">Bioengineered Premna Microphylla-Silver Nanoparticle Hydrogel for Multidrug-Resistant Wound Management in Diabetic Therapeutics.</w:t>
-            </w:r>
-          </w:hyperlink>
-        </w:t>
-      </w:r>
-    </w:p>
-    <w:p>
-      <w:pPr>
-        <w:spacing w:after="0"/>
-        <w:rPr>
-          <w:color w:val="0F50FF"/>
-          <w:u w:val="single"/>
-        </w:rPr>
-      </w:pPr>
-      <w:r>
-        <w:rPr>
-          <w:color w:val="0F50FF"/>
-          <w:u w:val="single"/>
-        </w:rPr>
-        <w:t xml:space="preserve"/>
-      </w:r>
-    </w:p>
-    <w:p>
-      <w:pPr>
-        <w:pStyle w:val="ListParagraph"/>
-        <w:numPr>
-          <w:ilvl w:val="0"/>
-          <w:numId w:val="24"/>
-        </w:numPr>
-        <w:spacing w:after="0" w:line="240" w:lineRule="auto"/>
-        <w:ind w:left="357" w:hanging="357"/>
-        <w:rPr>
-          <w:color w:val="0F50FF"/>
-          <w:u w:val="single"/>
-        </w:rPr>
-      </w:pPr>
-      <w:proofErr w:type="gramStart"/>
-      <w:r>
-        <w:rPr>
-          <w:color w:val="0F50FF"/>
-          <w:u w:val="single"/>
-        </w:rPr>
-        <w:t xml:space="preserve">
-          <w:hyperlink r:id="rId189" w:tgtFrame="_blank">
-            <w:r>
-              <w:t xml:space="preserve">Cell Adhesion and Cytotoxicity Assessment of Collagen-Coated Electrospun PCL Membranes Functionalized with Silver Nanoparticles.</w:t>
-            </w:r>
-          </w:hyperlink>
-        </w:t>
-      </w:r>
-    </w:p>
-    <w:p>
-      <w:pPr>
-        <w:spacing w:after="0"/>
-        <w:rPr>
-          <w:color w:val="0F50FF"/>
-          <w:u w:val="single"/>
-        </w:rPr>
-      </w:pPr>
-      <w:r>
-        <w:rPr>
-          <w:color w:val="0F50FF"/>
-          <w:u w:val="single"/>
-        </w:rPr>
-        <w:t xml:space="preserve"/>
-      </w:r>
-    </w:p>
-    <w:p>
-      <w:pPr>
-        <w:pStyle w:val="ListParagraph"/>
-        <w:numPr>
-          <w:ilvl w:val="0"/>
-          <w:numId w:val="24"/>
-        </w:numPr>
-        <w:spacing w:after="0" w:line="240" w:lineRule="auto"/>
-        <w:ind w:left="357" w:hanging="357"/>
-        <w:rPr>
-          <w:color w:val="0F50FF"/>
-          <w:u w:val="single"/>
-        </w:rPr>
-      </w:pPr>
-      <w:proofErr w:type="gramStart"/>
-      <w:r>
-        <w:rPr>
-          <w:color w:val="0F50FF"/>
-          <w:u w:val="single"/>
-        </w:rPr>
-        <w:t xml:space="preserve">
-          <w:hyperlink r:id="rId190" w:tgtFrame="_blank">
-            <w:r>
-              <w:t xml:space="preserve">Bacterial Nanocellulose Functionalized with Graphite and Niobium Pentoxide: Limited Antimicrobial Effects and Preserved Cytocompatibility.</w:t>
-            </w:r>
-          </w:hyperlink>
-        </w:t>
-      </w:r>
-    </w:p>
-    <w:p>
-      <w:pPr>
-        <w:spacing w:after="0"/>
-        <w:rPr>
-          <w:color w:val="0F50FF"/>
-          <w:u w:val="single"/>
-        </w:rPr>
-      </w:pPr>
-      <w:r>
-        <w:rPr>
-          <w:color w:val="0F50FF"/>
-          <w:u w:val="single"/>
-        </w:rPr>
-        <w:t xml:space="preserve"/>
-      </w:r>
-    </w:p>
-    <w:p>
-      <w:pPr>
-        <w:pStyle w:val="ListParagraph"/>
-        <w:numPr>
-          <w:ilvl w:val="0"/>
-          <w:numId w:val="24"/>
-        </w:numPr>
-        <w:spacing w:after="0" w:line="240" w:lineRule="auto"/>
-        <w:ind w:left="357" w:hanging="357"/>
-        <w:rPr>
-          <w:color w:val="0F50FF"/>
-          <w:u w:val="single"/>
-        </w:rPr>
-      </w:pPr>
-      <w:proofErr w:type="gramStart"/>
-      <w:r>
-        <w:rPr>
-          <w:color w:val="0F50FF"/>
-          <w:u w:val="single"/>
-        </w:rPr>
-        <w:t xml:space="preserve">
-          <w:hyperlink r:id="rId191" w:tgtFrame="_blank">
-            <w:r>
-              <w:t xml:space="preserve">Biomedical Interpenetrated Hydrogels Fabricated via Quaternary Ammonium Chitosan and Dopamine-Conjugated Gelatin Integrated with Genipin and Epigallocatechin Gallate.</w:t>
-            </w:r>
-          </w:hyperlink>
-        </w:t>
-      </w:r>
-    </w:p>
-    <w:p>
-      <w:pPr>
-        <w:spacing w:after="0"/>
-        <w:rPr>
-          <w:color w:val="0F50FF"/>
-          <w:u w:val="single"/>
-        </w:rPr>
-      </w:pPr>
-      <w:r>
-        <w:rPr>
-          <w:color w:val="0F50FF"/>
-          <w:u w:val="single"/>
-        </w:rPr>
-        <w:t xml:space="preserve"/>
-      </w:r>
-    </w:p>
-    <w:p>
-      <w:pPr>
-        <w:pStyle w:val="ListParagraph"/>
-        <w:numPr>
-          <w:ilvl w:val="0"/>
-          <w:numId w:val="24"/>
-        </w:numPr>
-        <w:spacing w:after="0" w:line="240" w:lineRule="auto"/>
-        <w:ind w:left="357" w:hanging="357"/>
-        <w:rPr>
-          <w:color w:val="0F50FF"/>
-          <w:u w:val="single"/>
-        </w:rPr>
-      </w:pPr>
-      <w:proofErr w:type="gramStart"/>
-      <w:r>
-        <w:rPr>
-          <w:color w:val="0F50FF"/>
-          <w:u w:val="single"/>
-        </w:rPr>
-        <w:t xml:space="preserve">
-          <w:hyperlink r:id="rId192" w:tgtFrame="_blank">
-            <w:r>
-              <w:t xml:space="preserve">Development of Human Serum Albumin-Based Hydrogels for Potential Use as Wound Dressings.</w:t>
-            </w:r>
-          </w:hyperlink>
-        </w:t>
-      </w:r>
-    </w:p>
-    <w:p>
-      <w:pPr>
-        <w:spacing w:after="0"/>
-        <w:rPr>
-          <w:color w:val="0F50FF"/>
-          <w:u w:val="single"/>
-        </w:rPr>
-      </w:pPr>
-      <w:r>
-        <w:rPr>
-          <w:color w:val="0F50FF"/>
-          <w:u w:val="single"/>
-        </w:rPr>
-        <w:t xml:space="preserve"/>
-      </w:r>
-    </w:p>
-    <w:p>
-      <w:pPr>
-        <w:pStyle w:val="ListParagraph"/>
-        <w:numPr>
-          <w:ilvl w:val="0"/>
-          <w:numId w:val="24"/>
-        </w:numPr>
-        <w:spacing w:after="0" w:line="240" w:lineRule="auto"/>
-        <w:ind w:left="357" w:hanging="357"/>
-        <w:rPr>
-          <w:color w:val="0F50FF"/>
-          <w:u w:val="single"/>
-        </w:rPr>
-      </w:pPr>
-      <w:proofErr w:type="gramStart"/>
-      <w:r>
-        <w:rPr>
-          <w:color w:val="0F50FF"/>
-          <w:u w:val="single"/>
-        </w:rPr>
-        <w:t xml:space="preserve">
-          <w:hyperlink r:id="rId193" w:tgtFrame="_blank">
-            <w:r>
-              <w:t xml:space="preserve">Plasticization of an Ageratum Conyzoides Natural Extract in Crosslinked Hydrogel: a Promising Material for Combating Wound Infection.</w:t>
-            </w:r>
-          </w:hyperlink>
-        </w:t>
-      </w:r>
-    </w:p>
-    <w:p>
-      <w:pPr>
-        <w:spacing w:after="0"/>
-        <w:rPr>
-          <w:color w:val="0F50FF"/>
-          <w:u w:val="single"/>
-        </w:rPr>
-      </w:pPr>
-      <w:r>
-        <w:rPr>
-          <w:color w:val="0F50FF"/>
-          <w:u w:val="single"/>
-        </w:rPr>
-        <w:t xml:space="preserve"/>
-      </w:r>
-    </w:p>
-    <w:p>
-      <w:pPr>
-        <w:pStyle w:val="ListParagraph"/>
-        <w:numPr>
-          <w:ilvl w:val="0"/>
-          <w:numId w:val="24"/>
-        </w:numPr>
-        <w:spacing w:after="0" w:line="240" w:lineRule="auto"/>
-        <w:ind w:left="357" w:hanging="357"/>
-        <w:rPr>
-          <w:color w:val="0F50FF"/>
-          <w:u w:val="single"/>
-        </w:rPr>
-      </w:pPr>
-      <w:proofErr w:type="gramStart"/>
-      <w:r>
-        <w:rPr>
-          <w:color w:val="0F50FF"/>
-          <w:u w:val="single"/>
-        </w:rPr>
-        <w:t xml:space="preserve">
-          <w:hyperlink r:id="rId194" w:tgtFrame="_blank">
-            <w:r>
-              <w:t xml:space="preserve">A hierarchical bilayer sponge dressing based on QCMCS@GO/PLA for synergistic wound healing via hemostasis and anti-adhesion.</w:t>
-            </w:r>
-          </w:hyperlink>
-        </w:t>
-      </w:r>
-    </w:p>
-    <w:p>
-      <w:pPr>
-        <w:spacing w:after="0"/>
-        <w:rPr>
-          <w:color w:val="0F50FF"/>
-          <w:u w:val="single"/>
-        </w:rPr>
-      </w:pPr>
-      <w:r>
-        <w:rPr>
-          <w:color w:val="0F50FF"/>
-          <w:u w:val="single"/>
-        </w:rPr>
-        <w:t xml:space="preserve"/>
-      </w:r>
-    </w:p>
-    <w:p>
-      <w:pPr>
-        <w:pStyle w:val="ListParagraph"/>
-        <w:numPr>
-          <w:ilvl w:val="0"/>
-          <w:numId w:val="24"/>
-        </w:numPr>
-        <w:spacing w:after="0" w:line="240" w:lineRule="auto"/>
-        <w:ind w:left="357" w:hanging="357"/>
-        <w:rPr>
-          <w:color w:val="0F50FF"/>
-          <w:u w:val="single"/>
-        </w:rPr>
-      </w:pPr>
-      <w:proofErr w:type="gramStart"/>
-      <w:r>
-        <w:rPr>
-          <w:color w:val="0F50FF"/>
-          <w:u w:val="single"/>
-        </w:rPr>
-        <w:t xml:space="preserve">
-          <w:hyperlink r:id="rId195" w:tgtFrame="_blank">
-            <w:r>
-              <w:t xml:space="preserve">The Complexation Properties of Self-Defensive Microgel-Modified Antimicrobial Surfaces.</w:t>
-            </w:r>
-          </w:hyperlink>
-        </w:t>
-      </w:r>
-    </w:p>
-    <w:p>
-      <w:pPr>
-        <w:spacing w:after="0"/>
-        <w:rPr>
-          <w:color w:val="0F50FF"/>
-          <w:u w:val="single"/>
-        </w:rPr>
-      </w:pPr>
-      <w:r>
-        <w:rPr>
-          <w:color w:val="0F50FF"/>
-          <w:u w:val="single"/>
-        </w:rPr>
-        <w:t xml:space="preserve"/>
-      </w:r>
-    </w:p>
-    <w:p>
-      <w:pPr>
-        <w:pStyle w:val="ListParagraph"/>
-        <w:numPr>
-          <w:ilvl w:val="0"/>
-          <w:numId w:val="24"/>
-        </w:numPr>
-        <w:spacing w:after="0" w:line="240" w:lineRule="auto"/>
-        <w:ind w:left="357" w:hanging="357"/>
-        <w:rPr>
-          <w:color w:val="0F50FF"/>
-          <w:u w:val="single"/>
-        </w:rPr>
-      </w:pPr>
-      <w:proofErr w:type="gramStart"/>
-      <w:r>
-        <w:rPr>
-          <w:color w:val="0F50FF"/>
-          <w:u w:val="single"/>
-        </w:rPr>
-        <w:t xml:space="preserve">
-          <w:hyperlink r:id="rId196" w:tgtFrame="_blank">
-            <w:r>
-              <w:t xml:space="preserve">Self-healing quaternized chitosan-phenylboronic hydrogel with ceria nanozymes and stem-cell exosomes simultaneously eradicates MRSA biofilm and regenerates diabetic wounds.</w:t>
-            </w:r>
-          </w:hyperlink>
-        </w:t>
-      </w:r>
-    </w:p>
-    <w:p>
-      <w:pPr>
-        <w:spacing w:after="0"/>
-        <w:rPr>
-          <w:color w:val="0F50FF"/>
-          <w:u w:val="single"/>
-        </w:rPr>
-      </w:pPr>
-      <w:r>
-        <w:rPr>
-          <w:color w:val="0F50FF"/>
-          <w:u w:val="single"/>
-        </w:rPr>
-        <w:t xml:space="preserve"/>
-      </w:r>
-    </w:p>
-    <w:p>
-      <w:pPr>
-        <w:pStyle w:val="ListParagraph"/>
-        <w:numPr>
-          <w:ilvl w:val="0"/>
-          <w:numId w:val="24"/>
-        </w:numPr>
-        <w:spacing w:after="0" w:line="240" w:lineRule="auto"/>
-        <w:ind w:left="357" w:hanging="357"/>
-        <w:rPr>
-          <w:color w:val="0F50FF"/>
-          <w:u w:val="single"/>
-        </w:rPr>
-      </w:pPr>
-      <w:proofErr w:type="gramStart"/>
-      <w:r>
-        <w:rPr>
-          <w:color w:val="0F50FF"/>
-          <w:u w:val="single"/>
-        </w:rPr>
-        <w:t xml:space="preserve">
-          <w:hyperlink r:id="rId197" w:tgtFrame="_blank">
-            <w:r>
-              <w:t xml:space="preserve">Synergistic promotion of diabetic wound healing by glucose-responsive functional chitosan-based composite nanohydrogels.</w:t>
-            </w:r>
-          </w:hyperlink>
-        </w:t>
-      </w:r>
-    </w:p>
-    <w:p>
-      <w:pPr>
-        <w:spacing w:after="0"/>
-        <w:rPr>
-          <w:color w:val="0F50FF"/>
-          <w:u w:val="single"/>
-        </w:rPr>
-      </w:pPr>
-      <w:r>
-        <w:rPr>
-          <w:color w:val="0F50FF"/>
-          <w:u w:val="single"/>
-        </w:rPr>
-        <w:t xml:space="preserve"/>
-      </w:r>
-    </w:p>
-    <w:p>
-      <w:pPr>
-        <w:pStyle w:val="ListParagraph"/>
-        <w:numPr>
-          <w:ilvl w:val="0"/>
-          <w:numId w:val="24"/>
-        </w:numPr>
-        <w:spacing w:after="0" w:line="240" w:lineRule="auto"/>
-        <w:ind w:left="357" w:hanging="357"/>
-        <w:rPr>
-          <w:color w:val="0F50FF"/>
-          <w:u w:val="single"/>
-        </w:rPr>
-      </w:pPr>
-      <w:proofErr w:type="gramStart"/>
-      <w:r>
-        <w:rPr>
-          <w:color w:val="0F50FF"/>
-          <w:u w:val="single"/>
-        </w:rPr>
-        <w:t xml:space="preserve">
-          <w:hyperlink r:id="rId198" w:tgtFrame="_blank">
-            <w:r>
-              <w:t xml:space="preserve">Composite cellulose-PEDOT:PSS conducting hydrogels destroy bacterial Cell wall structure for prevention of wound infection.</w:t>
-            </w:r>
-          </w:hyperlink>
-        </w:t>
-      </w:r>
-    </w:p>
-    <w:p>
-      <w:pPr>
-        <w:spacing w:after="0"/>
-        <w:rPr>
-          <w:color w:val="0F50FF"/>
-          <w:u w:val="single"/>
-        </w:rPr>
-      </w:pPr>
-      <w:r>
-        <w:rPr>
-          <w:color w:val="0F50FF"/>
-          <w:u w:val="single"/>
-        </w:rPr>
-        <w:t xml:space="preserve"/>
-      </w:r>
-    </w:p>
-    <w:p>
-      <w:pPr>
-        <w:pStyle w:val="ListParagraph"/>
-        <w:numPr>
-          <w:ilvl w:val="0"/>
-          <w:numId w:val="24"/>
-        </w:numPr>
-        <w:spacing w:after="0" w:line="240" w:lineRule="auto"/>
-        <w:ind w:left="357" w:hanging="357"/>
-        <w:rPr>
-          <w:color w:val="0F50FF"/>
-          <w:u w:val="single"/>
-        </w:rPr>
-      </w:pPr>
-      <w:proofErr w:type="gramStart"/>
-      <w:r>
-        <w:rPr>
-          <w:color w:val="0F50FF"/>
-          <w:u w:val="single"/>
-        </w:rPr>
-        <w:t xml:space="preserve">
-          <w:hyperlink r:id="rId199" w:tgtFrame="_blank">
-            <w:r>
-              <w:t xml:space="preserve">Exploring the multifunctional potential of tannic acid-crosslinked Wharton's jelly hydrogel as a scaffold for bone regenerative medicine.</w:t>
-            </w:r>
-          </w:hyperlink>
-        </w:t>
-      </w:r>
-    </w:p>
-    <w:p>
-      <w:pPr>
-        <w:spacing w:after="0"/>
-        <w:rPr>
-          <w:color w:val="0F50FF"/>
-          <w:u w:val="single"/>
-        </w:rPr>
-      </w:pPr>
-      <w:r>
-        <w:rPr>
-          <w:color w:val="0F50FF"/>
-          <w:u w:val="single"/>
-        </w:rPr>
-        <w:t xml:space="preserve"/>
-      </w:r>
-    </w:p>
-    <w:p>
-      <w:pPr>
-        <w:pStyle w:val="ListParagraph"/>
-        <w:numPr>
-          <w:ilvl w:val="0"/>
-          <w:numId w:val="24"/>
-        </w:numPr>
-        <w:spacing w:after="0" w:line="240" w:lineRule="auto"/>
-        <w:ind w:left="357" w:hanging="357"/>
-        <w:rPr>
-          <w:color w:val="0F50FF"/>
-          <w:u w:val="single"/>
-        </w:rPr>
-      </w:pPr>
-      <w:proofErr w:type="gramStart"/>
-      <w:r>
-        <w:rPr>
-          <w:color w:val="0F50FF"/>
-          <w:u w:val="single"/>
-        </w:rPr>
-        <w:t xml:space="preserve">
-          <w:hyperlink r:id="rId200" w:tgtFrame="_blank">
-            <w:r>
-              <w:t xml:space="preserve">Hyaluronic acid-based hydrogel loaded with berberine hydrochloride promotes MRSA-infected wound healing.</w:t>
-            </w:r>
-          </w:hyperlink>
-        </w:t>
-      </w:r>
-    </w:p>
-    <w:p>
-      <w:pPr>
-        <w:spacing w:after="0"/>
-        <w:rPr>
-          <w:color w:val="0F50FF"/>
-          <w:u w:val="single"/>
-        </w:rPr>
-      </w:pPr>
-      <w:r>
-        <w:rPr>
-          <w:color w:val="0F50FF"/>
-          <w:u w:val="single"/>
-        </w:rPr>
-        <w:t xml:space="preserve"/>
-      </w:r>
-    </w:p>
-    <w:p>
-      <w:pPr>
-        <w:pStyle w:val="ListParagraph"/>
-        <w:numPr>
-          <w:ilvl w:val="0"/>
-          <w:numId w:val="24"/>
-        </w:numPr>
-        <w:spacing w:after="0" w:line="240" w:lineRule="auto"/>
-        <w:ind w:left="357" w:hanging="357"/>
-        <w:rPr>
-          <w:color w:val="0F50FF"/>
-          <w:u w:val="single"/>
-        </w:rPr>
-      </w:pPr>
-      <w:proofErr w:type="gramStart"/>
-      <w:r>
-        <w:rPr>
-          <w:color w:val="0F50FF"/>
-          <w:u w:val="single"/>
-        </w:rPr>
-        <w:t xml:space="preserve">
-          <w:hyperlink r:id="rId201" w:tgtFrame="_blank">
-            <w:r>
-              <w:t xml:space="preserve">A multifunctional biomass-derived three-dimensional solar evaporator constructed from wasted herbal medical slag for efficient steam generation and water purification.</w:t>
-            </w:r>
-          </w:hyperlink>
-        </w:t>
-      </w:r>
-    </w:p>
-    <w:p>
-      <w:pPr>
-        <w:spacing w:after="0"/>
-        <w:rPr>
-          <w:color w:val="0F50FF"/>
-          <w:u w:val="single"/>
-        </w:rPr>
-      </w:pPr>
-      <w:r>
-        <w:rPr>
-          <w:color w:val="0F50FF"/>
-          <w:u w:val="single"/>
-        </w:rPr>
-        <w:t xml:space="preserve"/>
-      </w:r>
-    </w:p>
-    <w:p>
-      <w:pPr>
-        <w:pStyle w:val="ListParagraph"/>
-        <w:numPr>
-          <w:ilvl w:val="0"/>
-          <w:numId w:val="24"/>
-        </w:numPr>
-        <w:spacing w:after="0" w:line="240" w:lineRule="auto"/>
-        <w:ind w:left="357" w:hanging="357"/>
-        <w:rPr>
-          <w:color w:val="0F50FF"/>
-          <w:u w:val="single"/>
-        </w:rPr>
-      </w:pPr>
-      <w:proofErr w:type="gramStart"/>
-      <w:r>
-        <w:rPr>
-          <w:color w:val="0F50FF"/>
-          <w:u w:val="single"/>
-        </w:rPr>
-        <w:t xml:space="preserve">
-          <w:hyperlink r:id="rId202" w:tgtFrame="_blank">
-            <w:r>
-              <w:t xml:space="preserve">Aldehyde-mediated carboxymethylcellulose/gelatin-based injectable dual network hydrogel with antimicrobial and adhesion properties for rapid hemostasis and wound repair.</w:t>
-            </w:r>
-          </w:hyperlink>
-        </w:t>
-      </w:r>
-    </w:p>
-    <w:p>
-      <w:pPr>
-        <w:spacing w:after="0"/>
-        <w:rPr>
-          <w:color w:val="0F50FF"/>
-          <w:u w:val="single"/>
-        </w:rPr>
-      </w:pPr>
-      <w:r>
-        <w:rPr>
-          <w:color w:val="0F50FF"/>
-          <w:u w:val="single"/>
-        </w:rPr>
-        <w:t xml:space="preserve"/>
-      </w:r>
-    </w:p>
-    <w:p/>
-    <w:p>
-      <w:pPr>
-        <w:pStyle w:val="WeeklyLitReview"/>
-      </w:pPr>
       <w:bookmarkStart w:id="25" w:name="_Toc163992187"/>
       <w:r>
         <w:t>Staphylococcal skin infection</w:t>
@@ -9281,9 +10226,9 @@
           <w:u w:val="single"/>
         </w:rPr>
         <w:t xml:space="preserve">
-          <w:hyperlink r:id="rId71" w:tgtFrame="_blank">
-            <w:r>
-              <w:t xml:space="preserve">The evaluation of the effect of estrogen administration on cutaneous wound healing in Staphylococcus aureus-infected diabetic and nondiabetic mice.</w:t>
+          <w:hyperlink r:id="rId211" w:tgtFrame="_blank">
+            <w:r>
+              <w:t xml:space="preserve">Optimizing Tedizolid Dosing in Cerebral Nocardiosis: Clinical Impact of Direct Unbound Concentration Measurement and Population PK Modelling in Two Cases.</w:t>
             </w:r>
           </w:hyperlink>
         </w:t>
@@ -9326,9 +10271,9 @@
           <w:u w:val="single"/>
         </w:rPr>
         <w:t xml:space="preserve">
-          <w:hyperlink r:id="rId72" w:tgtFrame="_blank">
-            <w:r>
-              <w:t xml:space="preserve">Case report: Eyelid symptoms as an early harbinger of staphylococcal scalded skin syndrome: a novel pattern of disease onset.</w:t>
+          <w:hyperlink r:id="rId212" w:tgtFrame="_blank">
+            <w:r>
+              <w:t xml:space="preserve">Azole Amide Analogues as Antibacterial Agents Against Methicillin-Resistant Staphylococcus aureus and Its Structure-Activity Relationship Studies.</w:t>
             </w:r>
           </w:hyperlink>
         </w:t>
@@ -9371,9 +10316,9 @@
           <w:u w:val="single"/>
         </w:rPr>
         <w:t xml:space="preserve">
-          <w:hyperlink r:id="rId73" w:tgtFrame="_blank">
-            <w:r>
-              <w:t xml:space="preserve">Infection after cesarean delivery: diagnosis, pathophysiology, management, and prevention.</w:t>
+          <w:hyperlink r:id="rId213" w:tgtFrame="_blank">
+            <w:r>
+              <w:t xml:space="preserve">STAT3-Mutated Hyper-IgE Syndrome With Retroperitoneal Abscess in Adolescence.</w:t>
             </w:r>
           </w:hyperlink>
         </w:t>
@@ -9416,9 +10361,9 @@
           <w:u w:val="single"/>
         </w:rPr>
         <w:t xml:space="preserve">
-          <w:hyperlink r:id="rId74" w:tgtFrame="_blank">
-            <w:r>
-              <w:t xml:space="preserve">Host genetic variation in desmoglein-1 is associated with susceptibility to staphylococcal scalded skin syndrome.</w:t>
+          <w:hyperlink r:id="rId214" w:tgtFrame="_blank">
+            <w:r>
+              <w:t xml:space="preserve">Novel use of oral delafloxacin monotherapy in staphylococcal prosthetic valve endocarditis: A case report.</w:t>
             </w:r>
           </w:hyperlink>
         </w:t>
@@ -9461,9 +10406,9 @@
           <w:u w:val="single"/>
         </w:rPr>
         <w:t xml:space="preserve">
-          <w:hyperlink r:id="rId75" w:tgtFrame="_blank">
-            <w:r>
-              <w:t xml:space="preserve">The staphylococcal type VII secretion system protein EsxC impacts daptomycin sensitivity through controlling bacterial cell envelope integrity.</w:t>
+          <w:hyperlink r:id="rId215" w:tgtFrame="_blank">
+            <w:r>
+              <w:t xml:space="preserve">Non-canonical stringent response signaling mediates antimicrobial fatty acid sensitivity in Staphylococcus aureus.</w:t>
             </w:r>
           </w:hyperlink>
         </w:t>
@@ -9506,9 +10451,9 @@
           <w:u w:val="single"/>
         </w:rPr>
         <w:t xml:space="preserve">
-          <w:hyperlink r:id="rId76" w:tgtFrame="_blank">
-            <w:r>
-              <w:t xml:space="preserve">[Atypical manifestation of bullous, multifocal erysipelas on the trunk-case report].</w:t>
+          <w:hyperlink r:id="rId216" w:tgtFrame="_blank">
+            <w:r>
+              <w:t xml:space="preserve">Case Series: Use of Dalbavancin for Invasive Gram-Positive Infection in Children.</w:t>
             </w:r>
           </w:hyperlink>
         </w:t>
@@ -9551,9 +10496,9 @@
           <w:u w:val="single"/>
         </w:rPr>
         <w:t xml:space="preserve">
-          <w:hyperlink r:id="rId77" w:tgtFrame="_blank">
-            <w:r>
-              <w:t xml:space="preserve">Delivery of Temporin-FL via Mesoporous Polydopamine Nanoparticles Enhances Antimicrobial Penetration and Accelerates Healing in Staphylococcus aureus-Infected Wounds.</w:t>
+          <w:hyperlink r:id="rId217" w:tgtFrame="_blank">
+            <w:r>
+              <w:t xml:space="preserve">Mechanistic insights and functional evaluation of an Artemisia annua essential oil nanoemulsion for antibacterial topical application against Staphylococcus aureus.</w:t>
             </w:r>
           </w:hyperlink>
         </w:t>
@@ -9596,234 +10541,9 @@
           <w:u w:val="single"/>
         </w:rPr>
         <w:t xml:space="preserve">
-          <w:hyperlink r:id="rId78" w:tgtFrame="_blank">
-            <w:r>
-              <w:t xml:space="preserve">Staphylococcal Scalded Skin Syndrome in Melanated Skin: A Pediatric Case Report.</w:t>
-            </w:r>
-          </w:hyperlink>
-        </w:t>
-      </w:r>
-    </w:p>
-    <w:p>
-      <w:pPr>
-        <w:spacing w:after="0"/>
-        <w:rPr>
-          <w:color w:val="0F50FF"/>
-          <w:u w:val="single"/>
-        </w:rPr>
-      </w:pPr>
-      <w:r>
-        <w:rPr>
-          <w:color w:val="0F50FF"/>
-          <w:u w:val="single"/>
-        </w:rPr>
-        <w:t xml:space="preserve"/>
-      </w:r>
-    </w:p>
-    <w:p>
-      <w:pPr>
-        <w:pStyle w:val="ListParagraph"/>
-        <w:numPr>
-          <w:ilvl w:val="0"/>
-          <w:numId w:val="25"/>
-        </w:numPr>
-        <w:spacing w:after="0" w:line="240" w:lineRule="auto"/>
-        <w:ind w:left="357" w:hanging="357"/>
-        <w:rPr>
-          <w:color w:val="0F50FF"/>
-          <w:u w:val="single"/>
-        </w:rPr>
-      </w:pPr>
-      <w:proofErr w:type="gramStart"/>
-      <w:r>
-        <w:rPr>
-          <w:color w:val="0F50FF"/>
-          <w:u w:val="single"/>
-        </w:rPr>
-        <w:t xml:space="preserve">
-          <w:hyperlink r:id="rId79" w:tgtFrame="_blank">
-            <w:r>
-              <w:t xml:space="preserve">Pediatric Bullous Impetigo: A Case Report and Literature Review.</w:t>
-            </w:r>
-          </w:hyperlink>
-        </w:t>
-      </w:r>
-    </w:p>
-    <w:p>
-      <w:pPr>
-        <w:spacing w:after="0"/>
-        <w:rPr>
-          <w:color w:val="0F50FF"/>
-          <w:u w:val="single"/>
-        </w:rPr>
-      </w:pPr>
-      <w:r>
-        <w:rPr>
-          <w:color w:val="0F50FF"/>
-          <w:u w:val="single"/>
-        </w:rPr>
-        <w:t xml:space="preserve"/>
-      </w:r>
-    </w:p>
-    <w:p>
-      <w:pPr>
-        <w:pStyle w:val="ListParagraph"/>
-        <w:numPr>
-          <w:ilvl w:val="0"/>
-          <w:numId w:val="25"/>
-        </w:numPr>
-        <w:spacing w:after="0" w:line="240" w:lineRule="auto"/>
-        <w:ind w:left="357" w:hanging="357"/>
-        <w:rPr>
-          <w:color w:val="0F50FF"/>
-          <w:u w:val="single"/>
-        </w:rPr>
-      </w:pPr>
-      <w:proofErr w:type="gramStart"/>
-      <w:r>
-        <w:rPr>
-          <w:color w:val="0F50FF"/>
-          <w:u w:val="single"/>
-        </w:rPr>
-        <w:t xml:space="preserve">
-          <w:hyperlink r:id="rId80" w:tgtFrame="_blank">
-            <w:r>
-              <w:t xml:space="preserve">Severe staphylococcal scalded skin syndrome.</w:t>
-            </w:r>
-          </w:hyperlink>
-        </w:t>
-      </w:r>
-    </w:p>
-    <w:p>
-      <w:pPr>
-        <w:spacing w:after="0"/>
-        <w:rPr>
-          <w:color w:val="0F50FF"/>
-          <w:u w:val="single"/>
-        </w:rPr>
-      </w:pPr>
-      <w:r>
-        <w:rPr>
-          <w:color w:val="0F50FF"/>
-          <w:u w:val="single"/>
-        </w:rPr>
-        <w:t xml:space="preserve"/>
-      </w:r>
-    </w:p>
-    <w:p>
-      <w:pPr>
-        <w:pStyle w:val="ListParagraph"/>
-        <w:numPr>
-          <w:ilvl w:val="0"/>
-          <w:numId w:val="25"/>
-        </w:numPr>
-        <w:spacing w:after="0" w:line="240" w:lineRule="auto"/>
-        <w:ind w:left="357" w:hanging="357"/>
-        <w:rPr>
-          <w:color w:val="0F50FF"/>
-          <w:u w:val="single"/>
-        </w:rPr>
-      </w:pPr>
-      <w:proofErr w:type="gramStart"/>
-      <w:r>
-        <w:rPr>
-          <w:color w:val="0F50FF"/>
-          <w:u w:val="single"/>
-        </w:rPr>
-        <w:t xml:space="preserve">
-          <w:hyperlink r:id="rId81" w:tgtFrame="_blank">
-            <w:r>
-              <w:t xml:space="preserve">Detection of Panton-Valentine leukocidin-positive strains of Staphylococcus aureus from pneumonia patients in the Czech Republic in 2022-2024.</w:t>
-            </w:r>
-          </w:hyperlink>
-        </w:t>
-      </w:r>
-    </w:p>
-    <w:p>
-      <w:pPr>
-        <w:spacing w:after="0"/>
-        <w:rPr>
-          <w:color w:val="0F50FF"/>
-          <w:u w:val="single"/>
-        </w:rPr>
-      </w:pPr>
-      <w:r>
-        <w:rPr>
-          <w:color w:val="0F50FF"/>
-          <w:u w:val="single"/>
-        </w:rPr>
-        <w:t xml:space="preserve"/>
-      </w:r>
-    </w:p>
-    <w:p>
-      <w:pPr>
-        <w:pStyle w:val="ListParagraph"/>
-        <w:numPr>
-          <w:ilvl w:val="0"/>
-          <w:numId w:val="25"/>
-        </w:numPr>
-        <w:spacing w:after="0" w:line="240" w:lineRule="auto"/>
-        <w:ind w:left="357" w:hanging="357"/>
-        <w:rPr>
-          <w:color w:val="0F50FF"/>
-          <w:u w:val="single"/>
-        </w:rPr>
-      </w:pPr>
-      <w:proofErr w:type="gramStart"/>
-      <w:r>
-        <w:rPr>
-          <w:color w:val="0F50FF"/>
-          <w:u w:val="single"/>
-        </w:rPr>
-        <w:t xml:space="preserve">
-          <w:hyperlink r:id="rId82" w:tgtFrame="_blank">
-            <w:r>
-              <w:t xml:space="preserve">Evaluation of lawsone as a potential inhibitor of Staphylococcus aureus efflux pump mediated drugs resistance: An in-vitro and in-silico study.</w:t>
-            </w:r>
-          </w:hyperlink>
-        </w:t>
-      </w:r>
-    </w:p>
-    <w:p>
-      <w:pPr>
-        <w:spacing w:after="0"/>
-        <w:rPr>
-          <w:color w:val="0F50FF"/>
-          <w:u w:val="single"/>
-        </w:rPr>
-      </w:pPr>
-      <w:r>
-        <w:rPr>
-          <w:color w:val="0F50FF"/>
-          <w:u w:val="single"/>
-        </w:rPr>
-        <w:t xml:space="preserve"/>
-      </w:r>
-    </w:p>
-    <w:p>
-      <w:pPr>
-        <w:pStyle w:val="ListParagraph"/>
-        <w:numPr>
-          <w:ilvl w:val="0"/>
-          <w:numId w:val="25"/>
-        </w:numPr>
-        <w:spacing w:after="0" w:line="240" w:lineRule="auto"/>
-        <w:ind w:left="357" w:hanging="357"/>
-        <w:rPr>
-          <w:color w:val="0F50FF"/>
-          <w:u w:val="single"/>
-        </w:rPr>
-      </w:pPr>
-      <w:proofErr w:type="gramStart"/>
-      <w:r>
-        <w:rPr>
-          <w:color w:val="0F50FF"/>
-          <w:u w:val="single"/>
-        </w:rPr>
-        <w:t xml:space="preserve">
-          <w:hyperlink r:id="rId83" w:tgtFrame="_blank">
-            <w:r>
-              <w:t xml:space="preserve">Septic Arthritis Secondary to Acupuncture in an Immunocompromised Patient With Multiple Comorbid Conditions.</w:t>
+          <w:hyperlink r:id="rId218" w:tgtFrame="_blank">
+            <w:r>
+              <w:t xml:space="preserve">Fluoroquinolone Prophylaxis Reduces Intensive Care Unit Admission and Clostridioides difficile Rates in Acute Myeloid Leukemia Induction Chemotherapy.</w:t>
             </w:r>
           </w:hyperlink>
         </w:t>

--- a/dermal_data/lit_review.docx
+++ b/dermal_data/lit_review.docx
@@ -70,7 +70,7 @@
           <w:sz w:val="36"/>
           <w:szCs w:val="36"/>
         </w:rPr>
-        <w:t xml:space="preserve">01/02/2026 – 01/03/2026</w:t>
+        <w:t xml:space="preserve">01/03/2026 – 01/04/2026</w:t>
       </w:r>
     </w:p>
     <w:p>
@@ -1004,9 +1004,9 @@
           <w:u w:val="single"/>
         </w:rPr>
         <w:t xml:space="preserve">
-          <w:hyperlink r:id="rId201" w:tgtFrame="_blank">
-            <w:r>
-              <w:t xml:space="preserve">Chemical Evolution of Natural Product for Discovery and Mechanistic Exploration of Antibiotic against MRSA.</w:t>
+          <w:hyperlink r:id="rId35" w:tgtFrame="_blank">
+            <w:r>
+              <w:t xml:space="preserve">Thermosensitive Chitosan-Hyaluronic Acid Hydrogel for Sustained Betamethasone and Levofloxacin Delivery in Corneal Wound Healing.</w:t>
             </w:r>
           </w:hyperlink>
         </w:t>
@@ -1049,9 +1049,9 @@
           <w:u w:val="single"/>
         </w:rPr>
         <w:t xml:space="preserve">
-          <w:hyperlink r:id="rId202" w:tgtFrame="_blank">
-            <w:r>
-              <w:t xml:space="preserve">An antioxidant and injectable hydrogel dressing for repairing MRSA biofilm-infected diabetic wounds.</w:t>
+          <w:hyperlink r:id="rId36" w:tgtFrame="_blank">
+            <w:r>
+              <w:t xml:space="preserve">A multiphasic core-shell flurbiprofen and ciprofloxacin-loaded nanofibrous dressing cures infected burns via dual control of infection and inflammatory response.</w:t>
             </w:r>
           </w:hyperlink>
         </w:t>
@@ -1094,9 +1094,9 @@
           <w:u w:val="single"/>
         </w:rPr>
         <w:t xml:space="preserve">
-          <w:hyperlink r:id="rId203" w:tgtFrame="_blank">
-            <w:r>
-              <w:t xml:space="preserve">Prevalence, antimicrobial resistance, and associated factors of bacterial vaginosis and aerobic vaginitis among women suspected of STIs in Bahir Dar, Ethiopia.</w:t>
+          <w:hyperlink r:id="rId37" w:tgtFrame="_blank">
+            <w:r>
+              <w:t xml:space="preserve">Multi-Omics Integration Identifies Immune-ECM Dysregulation and Candidate Biomarkers of Infected High-Stage Pressure Injury in a Novel Aged-Rat Model.</w:t>
             </w:r>
           </w:hyperlink>
         </w:t>
@@ -1139,9 +1139,9 @@
           <w:u w:val="single"/>
         </w:rPr>
         <w:t xml:space="preserve">
-          <w:hyperlink r:id="rId204" w:tgtFrame="_blank">
-            <w:r>
-              <w:t xml:space="preserve">In Vitro Antimicrobial Evaluation of Silver Nanoparticles in Lyotropic Liquid Crystals for Cutaneous Wound Treatment.</w:t>
+          <w:hyperlink r:id="rId38" w:tgtFrame="_blank">
+            <w:r>
+              <w:t xml:space="preserve">Multi-enzyme active temperature-sensitive hydrogel with reactive oxygen species scavenging and antimicrobial capacity for diabetic wound repair.</w:t>
             </w:r>
           </w:hyperlink>
         </w:t>
@@ -1184,9 +1184,9 @@
           <w:u w:val="single"/>
         </w:rPr>
         <w:t xml:space="preserve">
-          <w:hyperlink r:id="rId205" w:tgtFrame="_blank">
-            <w:r>
-              <w:t xml:space="preserve">Silver sulfadiazine in modern dermatology.</w:t>
+          <w:hyperlink r:id="rId39" w:tgtFrame="_blank">
+            <w:r>
+              <w:t xml:space="preserve">Microbiological profile of bloodstream infections in burn patients admitted to a tertiary care hospital: A descriptive cross-sectional study.</w:t>
             </w:r>
           </w:hyperlink>
         </w:t>
@@ -1229,9 +1229,9 @@
           <w:u w:val="single"/>
         </w:rPr>
         <w:t xml:space="preserve">
-          <w:hyperlink r:id="rId206" w:tgtFrame="_blank">
-            <w:r>
-              <w:t xml:space="preserve">Can commensals alter pathogen's antibiotic resistance during co-culture?</w:t>
+          <w:hyperlink r:id="rId40" w:tgtFrame="_blank">
+            <w:r>
+              <w:t xml:space="preserve">Prevalence and Determinants of Multi-Drug Resistance Bacterial Infection Among Burn Patients in a Tertiary Care Center in Nepal.</w:t>
             </w:r>
           </w:hyperlink>
         </w:t>
@@ -1274,9 +1274,144 @@
           <w:u w:val="single"/>
         </w:rPr>
         <w:t xml:space="preserve">
-          <w:hyperlink r:id="rId207" w:tgtFrame="_blank">
-            <w:r>
-              <w:t xml:space="preserve">Stevens-Johnson Syndrome And Toxic Epidermal Necrolysis Possibly Related to Daptomycin And Ceftaroline in a Patient With Persistent Methicillin-Resistant Staphylococcus aureus Bacteremia: A Case Report and Brief Review.</w:t>
+          <w:hyperlink r:id="rId41" w:tgtFrame="_blank">
+            <w:r>
+              <w:t xml:space="preserve">Properties of chitosan-gelatine based, aloe vera and propolis added biofunctional wound dressing material.</w:t>
+            </w:r>
+          </w:hyperlink>
+        </w:t>
+      </w:r>
+    </w:p>
+    <w:p>
+      <w:pPr>
+        <w:spacing w:after="0"/>
+        <w:rPr>
+          <w:color w:val="0F50FF"/>
+          <w:u w:val="single"/>
+        </w:rPr>
+      </w:pPr>
+      <w:r>
+        <w:rPr>
+          <w:color w:val="0F50FF"/>
+          <w:u w:val="single"/>
+        </w:rPr>
+        <w:t xml:space="preserve"/>
+      </w:r>
+    </w:p>
+    <w:p>
+      <w:pPr>
+        <w:pStyle w:val="ListParagraph"/>
+        <w:numPr>
+          <w:ilvl w:val="0"/>
+          <w:numId w:val="18"/>
+        </w:numPr>
+        <w:spacing w:after="0" w:line="240" w:lineRule="auto"/>
+        <w:ind w:left="357" w:hanging="357"/>
+        <w:rPr>
+          <w:color w:val="0F50FF"/>
+          <w:u w:val="single"/>
+        </w:rPr>
+      </w:pPr>
+      <w:proofErr w:type="gramStart"/>
+      <w:r>
+        <w:rPr>
+          <w:color w:val="0F50FF"/>
+          <w:u w:val="single"/>
+        </w:rPr>
+        <w:t xml:space="preserve">
+          <w:hyperlink r:id="rId42" w:tgtFrame="_blank">
+            <w:r>
+              <w:t xml:space="preserve">Smart microenvironment-adaptive nanocatalytic hydrogel for sequential antibacterial, anti-inflammatory, and regenerative therapy of biofilm-infected wounds.</w:t>
+            </w:r>
+          </w:hyperlink>
+        </w:t>
+      </w:r>
+    </w:p>
+    <w:p>
+      <w:pPr>
+        <w:spacing w:after="0"/>
+        <w:rPr>
+          <w:color w:val="0F50FF"/>
+          <w:u w:val="single"/>
+        </w:rPr>
+      </w:pPr>
+      <w:r>
+        <w:rPr>
+          <w:color w:val="0F50FF"/>
+          <w:u w:val="single"/>
+        </w:rPr>
+        <w:t xml:space="preserve"/>
+      </w:r>
+    </w:p>
+    <w:p>
+      <w:pPr>
+        <w:pStyle w:val="ListParagraph"/>
+        <w:numPr>
+          <w:ilvl w:val="0"/>
+          <w:numId w:val="18"/>
+        </w:numPr>
+        <w:spacing w:after="0" w:line="240" w:lineRule="auto"/>
+        <w:ind w:left="357" w:hanging="357"/>
+        <w:rPr>
+          <w:color w:val="0F50FF"/>
+          <w:u w:val="single"/>
+        </w:rPr>
+      </w:pPr>
+      <w:proofErr w:type="gramStart"/>
+      <w:r>
+        <w:rPr>
+          <w:color w:val="0F50FF"/>
+          <w:u w:val="single"/>
+        </w:rPr>
+        <w:t xml:space="preserve">
+          <w:hyperlink r:id="rId43" w:tgtFrame="_blank">
+            <w:r>
+              <w:t xml:space="preserve">Ultrasound-activated UiO-66 enables ROS-mediated antibacterial therapy and accelerates diabetic wound healing.</w:t>
+            </w:r>
+          </w:hyperlink>
+        </w:t>
+      </w:r>
+    </w:p>
+    <w:p>
+      <w:pPr>
+        <w:spacing w:after="0"/>
+        <w:rPr>
+          <w:color w:val="0F50FF"/>
+          <w:u w:val="single"/>
+        </w:rPr>
+      </w:pPr>
+      <w:r>
+        <w:rPr>
+          <w:color w:val="0F50FF"/>
+          <w:u w:val="single"/>
+        </w:rPr>
+        <w:t xml:space="preserve"/>
+      </w:r>
+    </w:p>
+    <w:p>
+      <w:pPr>
+        <w:pStyle w:val="ListParagraph"/>
+        <w:numPr>
+          <w:ilvl w:val="0"/>
+          <w:numId w:val="18"/>
+        </w:numPr>
+        <w:spacing w:after="0" w:line="240" w:lineRule="auto"/>
+        <w:ind w:left="357" w:hanging="357"/>
+        <w:rPr>
+          <w:color w:val="0F50FF"/>
+          <w:u w:val="single"/>
+        </w:rPr>
+      </w:pPr>
+      <w:proofErr w:type="gramStart"/>
+      <w:r>
+        <w:rPr>
+          <w:color w:val="0F50FF"/>
+          <w:u w:val="single"/>
+        </w:rPr>
+        <w:t xml:space="preserve">
+          <w:hyperlink r:id="rId44" w:tgtFrame="_blank">
+            <w:r>
+              <w:t xml:space="preserve">Airborne (1)O(2) Delivery via a Superhydrophobic Dressing as a Pathway to Next-Generation Wound Therapies, an in Vivo Murine Burn Model Study.</w:t>
             </w:r>
           </w:hyperlink>
         </w:t>
@@ -1354,9 +1489,9 @@
           <w:u w:val="single"/>
         </w:rPr>
         <w:t xml:space="preserve">
-          <w:hyperlink r:id="rId38" w:tgtFrame="_blank">
-            <w:r>
-              <w:t xml:space="preserve">Sequential application of vacuum sealing drainage and antibiotic-loaded bone cement for the successful treatment of a diabetic ischemic foot ulcer: a case report.</w:t>
+          <w:hyperlink r:id="rId45" w:tgtFrame="_blank">
+            <w:r>
+              <w:t xml:space="preserve">Integrative Ayurveda management of a chronic unilateral diabetic plantar lesion: A case report.</w:t>
             </w:r>
           </w:hyperlink>
         </w:t>
@@ -1399,9 +1534,9 @@
           <w:u w:val="single"/>
         </w:rPr>
         <w:t xml:space="preserve">
-          <w:hyperlink r:id="rId39" w:tgtFrame="_blank">
-            <w:r>
-              <w:t xml:space="preserve">Nicotinamide mononucleotide modified CeO(2) hydrogels promote diabetic wound healing by managing exudate and reducing inflammation.</w:t>
+          <w:hyperlink r:id="rId46" w:tgtFrame="_blank">
+            <w:r>
+              <w:t xml:space="preserve">Intent to Treat Analysis of the Primary and Secondary Outcomes for the ODINN Intact Fish Skin Graft for Deep Diabetic Foot Wounds Trial.</w:t>
             </w:r>
           </w:hyperlink>
         </w:t>
@@ -1444,9 +1579,9 @@
           <w:u w:val="single"/>
         </w:rPr>
         <w:t xml:space="preserve">
-          <w:hyperlink r:id="rId40" w:tgtFrame="_blank">
-            <w:r>
-              <w:t xml:space="preserve">Validation of a Trained AI Imaging Model for Detecting Diabetic Foot Deformities.</w:t>
+          <w:hyperlink r:id="rId47" w:tgtFrame="_blank">
+            <w:r>
+              <w:t xml:space="preserve">Sulodexide for limb salvage in refractory diabetic foot ulcer with arteriosclerosis obliterans: a case report.</w:t>
             </w:r>
           </w:hyperlink>
         </w:t>
@@ -1489,9 +1624,9 @@
           <w:u w:val="single"/>
         </w:rPr>
         <w:t xml:space="preserve">
-          <w:hyperlink r:id="rId41" w:tgtFrame="_blank">
-            <w:r>
-              <w:t xml:space="preserve">Therapeutic potential, pharmacological role and molecular mechanisms of adelmidrol, an analogue of palmitoylethanolamide.</w:t>
+          <w:hyperlink r:id="rId48" w:tgtFrame="_blank">
+            <w:r>
+              <w:t xml:space="preserve">Aerobic pathogen profiles and antibiotic resistance in diabetic foot ulcers: Data from a Specialized Diabetes Center in Jordan.</w:t>
             </w:r>
           </w:hyperlink>
         </w:t>
@@ -1534,9 +1669,9 @@
           <w:u w:val="single"/>
         </w:rPr>
         <w:t xml:space="preserve">
-          <w:hyperlink r:id="rId42" w:tgtFrame="_blank">
-            <w:r>
-              <w:t xml:space="preserve">A longitudinal profiling of microbiome of diabetic foot ulcers shows functional role of microbial communities in wound worsening and chronicity.</w:t>
+          <w:hyperlink r:id="rId49" w:tgtFrame="_blank">
+            <w:r>
+              <w:t xml:space="preserve">Unravelling the pathophysiology of diabetic foot ulcer: insights into a complex wound healing process.</w:t>
             </w:r>
           </w:hyperlink>
         </w:t>
@@ -1579,9 +1714,9 @@
           <w:u w:val="single"/>
         </w:rPr>
         <w:t xml:space="preserve">
-          <w:hyperlink r:id="rId43" w:tgtFrame="_blank">
-            <w:r>
-              <w:t xml:space="preserve">Comparative Survey on Effects of Low-Level Laser Therapy and Polarized Light Therapy on Open Wound Healing in Diabetic Rats.</w:t>
+          <w:hyperlink r:id="rId50" w:tgtFrame="_blank">
+            <w:r>
+              <w:t xml:space="preserve">How to Select for Angioplasty or Surgical Bypass in People With Diabetes and Peripheral Arterial Disease.</w:t>
             </w:r>
           </w:hyperlink>
         </w:t>
@@ -1624,9 +1759,9 @@
           <w:u w:val="single"/>
         </w:rPr>
         <w:t xml:space="preserve">
-          <w:hyperlink r:id="rId44" w:tgtFrame="_blank">
-            <w:r>
-              <w:t xml:space="preserve">Retrospective study on the distribution of pathogens, antibiotic resistance patterns, and risk factors of multidrug-resistant organism infections in patients with type 2 diabetic foot ulcers.</w:t>
+          <w:hyperlink r:id="rId51" w:tgtFrame="_blank">
+            <w:r>
+              <w:t xml:space="preserve">Adjunctive hyperbaric oxygen therapy for chronic diabetic foot ulcer unresponsive to standard care: A case report.</w:t>
             </w:r>
           </w:hyperlink>
         </w:t>
@@ -1669,9 +1804,9 @@
           <w:u w:val="single"/>
         </w:rPr>
         <w:t xml:space="preserve">
-          <w:hyperlink r:id="rId45" w:tgtFrame="_blank">
-            <w:r>
-              <w:t xml:space="preserve">Serum adiponectin and soluble intercellular adhesion molecule-1 in patients with diabetic foot ulcers: a retrospective cohort study on the evaluation of disease severity and prognosis.</w:t>
+          <w:hyperlink r:id="rId52" w:tgtFrame="_blank">
+            <w:r>
+              <w:t xml:space="preserve">Severe Multifactorial Lactic Acidosis With Pulmonary Edema and Myocardial Injury in an Elderly Patient on Metformin Managed Conservatively: A Case Report.</w:t>
             </w:r>
           </w:hyperlink>
         </w:t>
@@ -1714,9 +1849,9 @@
           <w:u w:val="single"/>
         </w:rPr>
         <w:t xml:space="preserve">
-          <w:hyperlink r:id="rId46" w:tgtFrame="_blank">
-            <w:r>
-              <w:t xml:space="preserve">Development and characterization of metformin hydrochloride hydrogels as potential wound dressings for diabetic foot ulcers.</w:t>
+          <w:hyperlink r:id="rId53" w:tgtFrame="_blank">
+            <w:r>
+              <w:t xml:space="preserve">Analysis of the species distribution and drug resistance of pathogenic microorganisms causing diabetic foot infections in Southwest China from 2020 to 2024: a retrospective cross-sectional analysis.</w:t>
             </w:r>
           </w:hyperlink>
         </w:t>
@@ -1759,9 +1894,9 @@
           <w:u w:val="single"/>
         </w:rPr>
         <w:t xml:space="preserve">
-          <w:hyperlink r:id="rId47" w:tgtFrame="_blank">
-            <w:r>
-              <w:t xml:space="preserve">Epidemiology, pathophysiology, and management of diabetic foot: A comprehensive review.</w:t>
+          <w:hyperlink r:id="rId54" w:tgtFrame="_blank">
+            <w:r>
+              <w:t xml:space="preserve">Local Versus Systemic Antibiotics for Diabetic Foot Infection-A Systematic Review and Meta-Analysis.</w:t>
             </w:r>
           </w:hyperlink>
         </w:t>
@@ -1804,9 +1939,9 @@
           <w:u w:val="single"/>
         </w:rPr>
         <w:t xml:space="preserve">
-          <w:hyperlink r:id="rId48" w:tgtFrame="_blank">
-            <w:r>
-              <w:t xml:space="preserve">Integrating Regenerative Therapies and Artificial Intelligence for Precision Management of Diabetic Foot Ulcers.</w:t>
+          <w:hyperlink r:id="rId55" w:tgtFrame="_blank">
+            <w:r>
+              <w:t xml:space="preserve">An Unexpected Cause of Diabetic Foot Ulcer Infection: Pasteurella multocida.</w:t>
             </w:r>
           </w:hyperlink>
         </w:t>
@@ -1849,9 +1984,9 @@
           <w:u w:val="single"/>
         </w:rPr>
         <w:t xml:space="preserve">
-          <w:hyperlink r:id="rId49" w:tgtFrame="_blank">
-            <w:r>
-              <w:t xml:space="preserve">Fusarium keratoplasticum infection in diabetic foot ulcers following antimicrobial therapy.</w:t>
+          <w:hyperlink r:id="rId56" w:tgtFrame="_blank">
+            <w:r>
+              <w:t xml:space="preserve">Predominance of multidrug-resistant bacteria with high resistance to empiric antibiotics in diabetic foot ulcers: a cross-sectional study.</w:t>
             </w:r>
           </w:hyperlink>
         </w:t>
@@ -1894,9 +2029,9 @@
           <w:u w:val="single"/>
         </w:rPr>
         <w:t xml:space="preserve">
-          <w:hyperlink r:id="rId50" w:tgtFrame="_blank">
-            <w:r>
-              <w:t xml:space="preserve">Role of a topical hydrogel (Dermatix(®) wound care gel) in acute and chronic wound management: a case series of real-world experiences and expert opinion from Asia.</w:t>
+          <w:hyperlink r:id="rId57" w:tgtFrame="_blank">
+            <w:r>
+              <w:t xml:space="preserve">Comparative assessment of large language models in diabetic foot infection management: alignment with IWGDF/IDSA guidelines.</w:t>
             </w:r>
           </w:hyperlink>
         </w:t>
@@ -1939,9 +2074,9 @@
           <w:u w:val="single"/>
         </w:rPr>
         <w:t xml:space="preserve">
-          <w:hyperlink r:id="rId51" w:tgtFrame="_blank">
-            <w:r>
-              <w:t xml:space="preserve">Potential application of mono-, dual-, and triple-target GLP-1 receptor agonists in improving the prognosis of patients with diabetic foot ulcers.</w:t>
+          <w:hyperlink r:id="rId58" w:tgtFrame="_blank">
+            <w:r>
+              <w:t xml:space="preserve">The efficacy of three antimicrobial dressings in the management of diabetic foot ulcers: a systematic review and network meta-analysis.</w:t>
             </w:r>
           </w:hyperlink>
         </w:t>
@@ -1984,9 +2119,9 @@
           <w:u w:val="single"/>
         </w:rPr>
         <w:t xml:space="preserve">
-          <w:hyperlink r:id="rId52" w:tgtFrame="_blank">
-            <w:r>
-              <w:t xml:space="preserve">AMP-CapsNet: a multi-view feature fusion approach for antimicrobial peptide prediction using capsule networks.</w:t>
+          <w:hyperlink r:id="rId59" w:tgtFrame="_blank">
+            <w:r>
+              <w:t xml:space="preserve">Forefoot Charcot Neuroarthropathy following Forefoot Surgery in a Non-Diabetic Patient with Myelopathy: A Rare Presentation not to be Missed.</w:t>
             </w:r>
           </w:hyperlink>
         </w:t>
@@ -2029,9 +2164,9 @@
           <w:u w:val="single"/>
         </w:rPr>
         <w:t xml:space="preserve">
-          <w:hyperlink r:id="rId53" w:tgtFrame="_blank">
-            <w:r>
-              <w:t xml:space="preserve">Outcome of diabetic foot ulcers after revascularisation in patients with peripheral arterial disease.</w:t>
+          <w:hyperlink r:id="rId60" w:tgtFrame="_blank">
+            <w:r>
+              <w:t xml:space="preserve">Interpreting biopsy-guided antimicrobial therapy in diabetic foot osteomyelitis: Is biopsy method really the key?</w:t>
             </w:r>
           </w:hyperlink>
         </w:t>
@@ -2074,9 +2209,9 @@
           <w:u w:val="single"/>
         </w:rPr>
         <w:t xml:space="preserve">
-          <w:hyperlink r:id="rId54" w:tgtFrame="_blank">
-            <w:r>
-              <w:t xml:space="preserve">Frailty Predicts Postoperative Complications in Patients Undergoing Surgery for Diabetic Foot Ulcers.</w:t>
+          <w:hyperlink r:id="rId61" w:tgtFrame="_blank">
+            <w:r>
+              <w:t xml:space="preserve">Ulcer bed biopsy for biopsy-guided antimicrobial therapy in diabetic foot osteomyelitis.</w:t>
             </w:r>
           </w:hyperlink>
         </w:t>
@@ -2119,9 +2254,9 @@
           <w:u w:val="single"/>
         </w:rPr>
         <w:t xml:space="preserve">
-          <w:hyperlink r:id="rId55" w:tgtFrame="_blank">
-            <w:r>
-              <w:t xml:space="preserve">Role of Neutrophil-to-Lymphocyte Ratio and Platelet-to-Lymphocyte Ratio in Predicting In-Hospital Mortality in Patients With Diabetic Foot Ulcers Undergoing Amputation: A Retrospective Study.</w:t>
+          <w:hyperlink r:id="rId62" w:tgtFrame="_blank">
+            <w:r>
+              <w:t xml:space="preserve">The Australia and New Zealand Diabetic and Ischaemic Foot Outcomes Study (ANZDIFOS).</w:t>
             </w:r>
           </w:hyperlink>
         </w:t>
@@ -2164,9 +2299,9 @@
           <w:u w:val="single"/>
         </w:rPr>
         <w:t xml:space="preserve">
-          <w:hyperlink r:id="rId56" w:tgtFrame="_blank">
-            <w:r>
-              <w:t xml:space="preserve">Clinical Characteristics and Outcomes of Geriatric Calcaneal Osteomyelitis: A Synthesis Analysis of 333 Literature-Reported Cases.</w:t>
+          <w:hyperlink r:id="rId63" w:tgtFrame="_blank">
+            <w:r>
+              <w:t xml:space="preserve">Nano-Enabled Herbal Therapeutics for Diabetic Foot Ulcers: Translating Ethnopharmacological Bioactives into Advanced Wound Care.</w:t>
             </w:r>
           </w:hyperlink>
         </w:t>
@@ -2209,9 +2344,9 @@
           <w:u w:val="single"/>
         </w:rPr>
         <w:t xml:space="preserve">
-          <w:hyperlink r:id="rId57" w:tgtFrame="_blank">
-            <w:r>
-              <w:t xml:space="preserve">Rethinking Chronic Wound Treatment: Unlocking the Potential of Combination Products for an Unmet Multifactorial Need: A Review Study.</w:t>
+          <w:hyperlink r:id="rId64" w:tgtFrame="_blank">
+            <w:r>
+              <w:t xml:space="preserve">Propolis: a brief overview of its diverse pharmacological functions.</w:t>
             </w:r>
           </w:hyperlink>
         </w:t>
@@ -2254,9 +2389,9 @@
           <w:u w:val="single"/>
         </w:rPr>
         <w:t xml:space="preserve">
-          <w:hyperlink r:id="rId58" w:tgtFrame="_blank">
-            <w:r>
-              <w:t xml:space="preserve">Identification of disulfidptosis-related genes in immunity and immunotherapy in diabetic foot ulcer.</w:t>
+          <w:hyperlink r:id="rId65" w:tgtFrame="_blank">
+            <w:r>
+              <w:t xml:space="preserve">Development and External Validation of a Machine Learning Model for Predicting Wound Infection in Diabetic Foot Ulcers.</w:t>
             </w:r>
           </w:hyperlink>
         </w:t>
@@ -2299,9 +2434,9 @@
           <w:u w:val="single"/>
         </w:rPr>
         <w:t xml:space="preserve">
-          <w:hyperlink r:id="rId59" w:tgtFrame="_blank">
-            <w:r>
-              <w:t xml:space="preserve">Tibial Osteodistraction Angiogenesis for Diabetic Foot Ischemia: A Systematic Review and Meta-Analysis.</w:t>
+          <w:hyperlink r:id="rId66" w:tgtFrame="_blank">
+            <w:r>
+              <w:t xml:space="preserve">Stromal-Derived Factor-1 (SDF-1/CXCL12) and Skin Wound Healing Research at the Intersection Between Regenerative Biology and Medicine.</w:t>
             </w:r>
           </w:hyperlink>
         </w:t>
@@ -2344,9 +2479,9 @@
           <w:u w:val="single"/>
         </w:rPr>
         <w:t xml:space="preserve">
-          <w:hyperlink r:id="rId60" w:tgtFrame="_blank">
-            <w:r>
-              <w:t xml:space="preserve">Metagenomic and ribosomal transcript profiles of diabetic foot osteomyelitis in Hispanic patients: underestimated bacteria in biofilm persistence.</w:t>
+          <w:hyperlink r:id="rId67" w:tgtFrame="_blank">
+            <w:r>
+              <w:t xml:space="preserve">Seasonality of Bacterial Strains in Diabetic Foot Osteomyelitis: Implications for Empiric Antibiotic Therapy in a Temperate Region with Distinct Seasons.</w:t>
             </w:r>
           </w:hyperlink>
         </w:t>
@@ -2389,9 +2524,9 @@
           <w:u w:val="single"/>
         </w:rPr>
         <w:t xml:space="preserve">
-          <w:hyperlink r:id="rId61" w:tgtFrame="_blank">
-            <w:r>
-              <w:t xml:space="preserve">A Conductive, Photothermal and Antioxidant ε-Poly-L-Lysine/Carbon Nanotube Hydrogel as a Candidate Dressing for Chronic Diabetic Wounds.</w:t>
+          <w:hyperlink r:id="rId68" w:tgtFrame="_blank">
+            <w:r>
+              <w:t xml:space="preserve">Comparative Effectiveness of Autologous Blood Clot Therapy (ActiGraft), Autologous Micrograft Therapy (Rigenera), and Advanced Wound Dressings for Refractory Chronic Lower Limb Ulcers: A Real-World Evidence Study.</w:t>
             </w:r>
           </w:hyperlink>
         </w:t>
@@ -2434,9 +2569,9 @@
           <w:u w:val="single"/>
         </w:rPr>
         <w:t xml:space="preserve">
-          <w:hyperlink r:id="rId62" w:tgtFrame="_blank">
-            <w:r>
-              <w:t xml:space="preserve">Development and Validation of a Predictive AI Framework for Diabetic Foot Ulcer Monitoring and Severity Assessment: A Step towards Self-monitoring and Primary Care Integration.</w:t>
+          <w:hyperlink r:id="rId69" w:tgtFrame="_blank">
+            <w:r>
+              <w:t xml:space="preserve">Is procalcitonin superior to CRP and ESR in the diagnosis of diabetic foot osteomyelitis? A systematic review and meta-analysis.</w:t>
             </w:r>
           </w:hyperlink>
         </w:t>
@@ -2479,9 +2614,9 @@
           <w:u w:val="single"/>
         </w:rPr>
         <w:t xml:space="preserve">
-          <w:hyperlink r:id="rId63" w:tgtFrame="_blank">
-            <w:r>
-              <w:t xml:space="preserve">Dual-thermo-responsive microneedle patch for accelerated diabetic wound healing through on-demand drug release and active temperature management.</w:t>
+          <w:hyperlink r:id="rId70" w:tgtFrame="_blank">
+            <w:r>
+              <w:t xml:space="preserve">Advances in Topical Chinese Herbal Medicine Formulas for Treating Diabetic Foot Ulcers.</w:t>
             </w:r>
           </w:hyperlink>
         </w:t>
@@ -2524,9 +2659,9 @@
           <w:u w:val="single"/>
         </w:rPr>
         <w:t xml:space="preserve">
-          <w:hyperlink r:id="rId64" w:tgtFrame="_blank">
-            <w:r>
-              <w:t xml:space="preserve">Risk Factors for Mortality after Below Knee Amputation in Patients with Diabetes.</w:t>
+          <w:hyperlink r:id="rId71" w:tgtFrame="_blank">
+            <w:r>
+              <w:t xml:space="preserve">Lignin-Based Nanoparticles Loaded with Essential Oils: Potential for Diabetic Foot Infection Management.</w:t>
             </w:r>
           </w:hyperlink>
         </w:t>
@@ -2569,9 +2704,9 @@
           <w:u w:val="single"/>
         </w:rPr>
         <w:t xml:space="preserve">
-          <w:hyperlink r:id="rId65" w:tgtFrame="_blank">
-            <w:r>
-              <w:t xml:space="preserve">Optimizing Local Treatment in Pemphigus and Pemphigoid: Current Evidence and Unmet Needs.</w:t>
+          <w:hyperlink r:id="rId72" w:tgtFrame="_blank">
+            <w:r>
+              <w:t xml:space="preserve">Diabetic foot osteomyelitis: pathological microenvironment and matching tailored treatment strategies.</w:t>
             </w:r>
           </w:hyperlink>
         </w:t>
@@ -2614,9 +2749,9 @@
           <w:u w:val="single"/>
         </w:rPr>
         <w:t xml:space="preserve">
-          <w:hyperlink r:id="rId66" w:tgtFrame="_blank">
-            <w:r>
-              <w:t xml:space="preserve">Could Soft Tissue Infection Influence the Outcomes of Diabetic Foot Osteomyelitis? Data from a Retrospective Study.</w:t>
+          <w:hyperlink r:id="rId73" w:tgtFrame="_blank">
+            <w:r>
+              <w:t xml:space="preserve">Retrospective Comparison of Complication Rates Following Tibiotalocalcaneal (TTC) Nail Fusion vs ORIF for Neuropathic Ankle Fractures.</w:t>
             </w:r>
           </w:hyperlink>
         </w:t>
@@ -2659,9 +2794,9 @@
           <w:u w:val="single"/>
         </w:rPr>
         <w:t xml:space="preserve">
-          <w:hyperlink r:id="rId67" w:tgtFrame="_blank">
-            <w:r>
-              <w:t xml:space="preserve">Enhancing diabetic foot osteomyelitis diagnosis with metagenomics next-generation sequencing, proof of concept.</w:t>
+          <w:hyperlink r:id="rId74" w:tgtFrame="_blank">
+            <w:r>
+              <w:t xml:space="preserve">Management of heel ulcers in diabetes.</w:t>
             </w:r>
           </w:hyperlink>
         </w:t>
@@ -2704,9 +2839,9 @@
           <w:u w:val="single"/>
         </w:rPr>
         <w:t xml:space="preserve">
-          <w:hyperlink r:id="rId68" w:tgtFrame="_blank">
-            <w:r>
-              <w:t xml:space="preserve">Chitosan-based advanced biomaterials and stimuli-responsive systems for diabetic ulcer management: From principles to translational potential.</w:t>
+          <w:hyperlink r:id="rId75" w:tgtFrame="_blank">
+            <w:r>
+              <w:t xml:space="preserve">Nanocascade Engineering Workshop for Synergistic Microenvironment Reprogramming and EpSC Revitalization in Precise Diabetic Wound Therapy.</w:t>
             </w:r>
           </w:hyperlink>
         </w:t>
@@ -2749,9 +2884,9 @@
           <w:u w:val="single"/>
         </w:rPr>
         <w:t xml:space="preserve">
-          <w:hyperlink r:id="rId69" w:tgtFrame="_blank">
-            <w:r>
-              <w:t xml:space="preserve">Synergistic effects of antibiotics and fucoidan on dual-species Staphylococcus aureus and Acinetobacter baumannii biofilm in diabetic rat wound models.</w:t>
+          <w:hyperlink r:id="rId76" w:tgtFrame="_blank">
+            <w:r>
+              <w:t xml:space="preserve">Total Ankle Arthroplasty vs Arthrodesis in an HbA(1c)-Defined Diabetic Cohort: Lower 1- to 5-Year Structural Complication Rates in a Retrospective Propensity-Matched Study.</w:t>
             </w:r>
           </w:hyperlink>
         </w:t>
@@ -2794,9 +2929,9 @@
           <w:u w:val="single"/>
         </w:rPr>
         <w:t xml:space="preserve">
-          <w:hyperlink r:id="rId70" w:tgtFrame="_blank">
-            <w:r>
-              <w:t xml:space="preserve">JJWT promotes antibacterial and anti-inflammatory activity for diabetic wound healing through the PI3K/akt signaling pathway.</w:t>
+          <w:hyperlink r:id="rId77" w:tgtFrame="_blank">
+            <w:r>
+              <w:t xml:space="preserve">The Art of the Definitive Amputation: Pearls to Reduce Reamputation.</w:t>
             </w:r>
           </w:hyperlink>
         </w:t>
@@ -2839,9 +2974,9 @@
           <w:u w:val="single"/>
         </w:rPr>
         <w:t xml:space="preserve">
-          <w:hyperlink r:id="rId71" w:tgtFrame="_blank">
-            <w:r>
-              <w:t xml:space="preserve">Integrative Molecular and Structural Profiling of Escherichia coli Virulence Genes in Diabetes-Associated Infections.</w:t>
+          <w:hyperlink r:id="rId78" w:tgtFrame="_blank">
+            <w:r>
+              <w:t xml:space="preserve">Benefits of Multi-Disciplinary Limb Preservation Teams.</w:t>
             </w:r>
           </w:hyperlink>
         </w:t>
@@ -2884,9 +3019,9 @@
           <w:u w:val="single"/>
         </w:rPr>
         <w:t xml:space="preserve">
-          <w:hyperlink r:id="rId72" w:tgtFrame="_blank">
-            <w:r>
-              <w:t xml:space="preserve">Association of Prior Antibiotic Use With Negative Surgical Bone Biopsy Cultures and Disease Recurrence in Diabetes-relatedFoot Osteomyelitis.</w:t>
+          <w:hyperlink r:id="rId79" w:tgtFrame="_blank">
+            <w:r>
+              <w:t xml:space="preserve">Biomarkers in Diabetic Foot.</w:t>
             </w:r>
           </w:hyperlink>
         </w:t>
@@ -2929,9 +3064,9 @@
           <w:u w:val="single"/>
         </w:rPr>
         <w:t xml:space="preserve">
-          <w:hyperlink r:id="rId73" w:tgtFrame="_blank">
-            <w:r>
-              <w:t xml:space="preserve">A Rare Case of Syphilitic Charcot Arthropathy Involving the Foot in an Asian Patient: A Case Report and Review of Literature.</w:t>
+          <w:hyperlink r:id="rId80" w:tgtFrame="_blank">
+            <w:r>
+              <w:t xml:space="preserve">Diabetic Foot Infections: A Toolkit for Wound Care Clinicians.</w:t>
             </w:r>
           </w:hyperlink>
         </w:t>
@@ -2974,9 +3109,9 @@
           <w:u w:val="single"/>
         </w:rPr>
         <w:t xml:space="preserve">
-          <w:hyperlink r:id="rId74" w:tgtFrame="_blank">
-            <w:r>
-              <w:t xml:space="preserve">Successful Foot Salvage in a Patient With Diabetes Following Split-Thickness Skin Grafting and Antidiabetic Therapy: A Case Report.</w:t>
+          <w:hyperlink r:id="rId81" w:tgtFrame="_blank">
+            <w:r>
+              <w:t xml:space="preserve">Diabetic Foot Infections: A Toolkit for Wound Care Clinicians.</w:t>
             </w:r>
           </w:hyperlink>
         </w:t>
@@ -3019,9 +3154,9 @@
           <w:u w:val="single"/>
         </w:rPr>
         <w:t xml:space="preserve">
-          <w:hyperlink r:id="rId75" w:tgtFrame="_blank">
-            <w:r>
-              <w:t xml:space="preserve">Case Report: Negative pressure wound therapy with instillation and dwell time as adjuvant therapy for limb salvage in a complicated necrotizing fasciitis on ischemic diabetic foot.</w:t>
+          <w:hyperlink r:id="rId82" w:tgtFrame="_blank">
+            <w:r>
+              <w:t xml:space="preserve">Efficacy and safety of antibiotic-loaded bone cement in the treatment of diabetic foot: a systematic review and meta-analysis.</w:t>
             </w:r>
           </w:hyperlink>
         </w:t>
@@ -3064,9 +3199,9 @@
           <w:u w:val="single"/>
         </w:rPr>
         <w:t xml:space="preserve">
-          <w:hyperlink r:id="rId76" w:tgtFrame="_blank">
-            <w:r>
-              <w:t xml:space="preserve">Association of Preoperative Anterior Ankle Soft Tissue Thickness and Infection After Primary Total Ankle Arthroplasty: A Retrospective Cohort Study.</w:t>
+          <w:hyperlink r:id="rId83" w:tgtFrame="_blank">
+            <w:r>
+              <w:t xml:space="preserve">Pseudomonas aeruginosa isolates from diabetic foot ulcers in Al-Najaf, Iraq: Circulation of high-risk clones and carbapenem resistance.</w:t>
             </w:r>
           </w:hyperlink>
         </w:t>
@@ -3109,9 +3244,9 @@
           <w:u w:val="single"/>
         </w:rPr>
         <w:t xml:space="preserve">
-          <w:hyperlink r:id="rId77" w:tgtFrame="_blank">
-            <w:r>
-              <w:t xml:space="preserve">Hyperbaric Oxygen Therapy in Modern Surgical Practice: Mechanistic Basis and Clinical Applications Across Specialties.</w:t>
+          <w:hyperlink r:id="rId84" w:tgtFrame="_blank">
+            <w:r>
+              <w:t xml:space="preserve">A Bioengineered Wasp Venom Peptide with Antimicrobial and Anti-Inflammatory Functions.</w:t>
             </w:r>
           </w:hyperlink>
         </w:t>
@@ -3154,9 +3289,9 @@
           <w:u w:val="single"/>
         </w:rPr>
         <w:t xml:space="preserve">
-          <w:hyperlink r:id="rId78" w:tgtFrame="_blank">
-            <w:r>
-              <w:t xml:space="preserve">A systematic review of randomized controlled trials assessing the efficacy of negative pressure wound therapy in diabetic foot wounds.</w:t>
+          <w:hyperlink r:id="rId85" w:tgtFrame="_blank">
+            <w:r>
+              <w:t xml:space="preserve">Expert consensus on acupuncture for diabetic foot.</w:t>
             </w:r>
           </w:hyperlink>
         </w:t>
@@ -3199,9 +3334,9 @@
           <w:u w:val="single"/>
         </w:rPr>
         <w:t xml:space="preserve">
-          <w:hyperlink r:id="rId79" w:tgtFrame="_blank">
-            <w:r>
-              <w:t xml:space="preserve">Complication rates in patients with diabetic neuropathy undergoing total joint arthroplasty.</w:t>
+          <w:hyperlink r:id="rId86" w:tgtFrame="_blank">
+            <w:r>
+              <w:t xml:space="preserve">Case Report: Destructive deep infection of the foot caused by Neoscytalidium dimidiatum leading to great toe amputation.</w:t>
             </w:r>
           </w:hyperlink>
         </w:t>
@@ -3244,9 +3379,9 @@
           <w:u w:val="single"/>
         </w:rPr>
         <w:t xml:space="preserve">
-          <w:hyperlink r:id="rId80" w:tgtFrame="_blank">
-            <w:r>
-              <w:t xml:space="preserve">Antimicrobial resistance and empirical antibiotic use in diabetic foot infections: A retrospective study from Indonesia.</w:t>
+          <w:hyperlink r:id="rId87" w:tgtFrame="_blank">
+            <w:r>
+              <w:t xml:space="preserve">Antimicrobial and Anti-Biofilm Properties of Ma'in Hot Springs Targeting Bacteria Isolated from Diabetic Foot Ulcers.</w:t>
             </w:r>
           </w:hyperlink>
         </w:t>
@@ -3289,9 +3424,9 @@
           <w:u w:val="single"/>
         </w:rPr>
         <w:t xml:space="preserve">
-          <w:hyperlink r:id="rId81" w:tgtFrame="_blank">
-            <w:r>
-              <w:t xml:space="preserve">Nursing management of pulmonary mucormycosis with skin damage secondary to amphotericin B colloidal dispersion: a case report.</w:t>
+          <w:hyperlink r:id="rId88" w:tgtFrame="_blank">
+            <w:r>
+              <w:t xml:space="preserve">Intersection of Diabetic Foot Infection and Pyoderma Gangrenosum: A Conflicting Treatment Approach.</w:t>
             </w:r>
           </w:hyperlink>
         </w:t>
@@ -3334,9 +3469,9 @@
           <w:u w:val="single"/>
         </w:rPr>
         <w:t xml:space="preserve">
-          <w:hyperlink r:id="rId82" w:tgtFrame="_blank">
-            <w:r>
-              <w:t xml:space="preserve">Do Immediate Perioperative Glucose Measurements Predict Outcomes in Non-Elective Pedal Amputation?</w:t>
+          <w:hyperlink r:id="rId89" w:tgtFrame="_blank">
+            <w:r>
+              <w:t xml:space="preserve">Improved Outcomes with Total Contact Cast After non-Ischemic Mixed Diabetic Foot Attack with Necrotizing Fasciitis and Compartment Syndrome: A Clinical Evaluation.</w:t>
             </w:r>
           </w:hyperlink>
         </w:t>
@@ -3379,9 +3514,9 @@
           <w:u w:val="single"/>
         </w:rPr>
         <w:t xml:space="preserve">
-          <w:hyperlink r:id="rId83" w:tgtFrame="_blank">
-            <w:r>
-              <w:t xml:space="preserve">Bimetallic Nanozymes/Polypyrrole/Methylene Blue Platform for Photothermal and Catalytic Biofilm Disruption and Angiogenesis Enhancement in Diabetic Wound Healing.</w:t>
+          <w:hyperlink r:id="rId90" w:tgtFrame="_blank">
+            <w:r>
+              <w:t xml:space="preserve">Safety and Efficacy of Beraprost Sodium Combined with Negative Pressure Drip Irrigation in the Treatment of Diabetic Foot Ulcer: A Retrospective Cohort Study.</w:t>
             </w:r>
           </w:hyperlink>
         </w:t>
@@ -3424,9 +3559,9 @@
           <w:u w:val="single"/>
         </w:rPr>
         <w:t xml:space="preserve">
-          <w:hyperlink r:id="rId84" w:tgtFrame="_blank">
-            <w:r>
-              <w:t xml:space="preserve">Integrating clinical data into evidence-based practice: institutional guideline development for diabetic foot infections.</w:t>
+          <w:hyperlink r:id="rId91" w:tgtFrame="_blank">
+            <w:r>
+              <w:t xml:space="preserve">[Medium- and long-term clinical efficacy of tibial transverse transport surgery in the treatment of diabetic foot ulcers].</w:t>
             </w:r>
           </w:hyperlink>
         </w:t>
@@ -3469,9 +3604,9 @@
           <w:u w:val="single"/>
         </w:rPr>
         <w:t xml:space="preserve">
-          <w:hyperlink r:id="rId85" w:tgtFrame="_blank">
-            <w:r>
-              <w:t xml:space="preserve">Recent Advances in Nanozymes Toward Diabetic Foot Ulcers.</w:t>
+          <w:hyperlink r:id="rId92" w:tgtFrame="_blank">
+            <w:r>
+              <w:t xml:space="preserve">[Role and mechanism of Wnt9a in human and mouse chronic wound healing].</w:t>
             </w:r>
           </w:hyperlink>
         </w:t>
@@ -3514,9 +3649,9 @@
           <w:u w:val="single"/>
         </w:rPr>
         <w:t xml:space="preserve">
-          <w:hyperlink r:id="rId86" w:tgtFrame="_blank">
-            <w:r>
-              <w:t xml:space="preserve">Management and outcomes of people presenting with new diabetes-related foot infections: a prospective observational study from Australia and New Zealand.</w:t>
+          <w:hyperlink r:id="rId93" w:tgtFrame="_blank">
+            <w:r>
+              <w:t xml:space="preserve">[Comparison of the predictive efficacy of the Wagner, SINBAD, and WIfI grading systems for short-term wound non-healing and amputation in patients with DFUs].</w:t>
             </w:r>
           </w:hyperlink>
         </w:t>
@@ -3559,9 +3694,9 @@
           <w:u w:val="single"/>
         </w:rPr>
         <w:t xml:space="preserve">
-          <w:hyperlink r:id="rId87" w:tgtFrame="_blank">
-            <w:r>
-              <w:t xml:space="preserve">Multifunctional ZIF-91-Based GelMA Hydrogel Microneedles Patch with Antibacterial and Anti-Inflammatory Effects for Diabetic Wound Healing.</w:t>
+          <w:hyperlink r:id="rId94" w:tgtFrame="_blank">
+            <w:r>
+              <w:t xml:space="preserve">[Clinical effects of antibiotic bone cement and VSD combined with free chimeric anterolateral thigh perforator myocutaneous flaps for sequential treatment of diabetic calcaneal osteomyelitis wounds].</w:t>
             </w:r>
           </w:hyperlink>
         </w:t>
@@ -3604,9 +3739,9 @@
           <w:u w:val="single"/>
         </w:rPr>
         <w:t xml:space="preserve">
-          <w:hyperlink r:id="rId88" w:tgtFrame="_blank">
-            <w:r>
-              <w:t xml:space="preserve">Dermomina(®) clay achieves high closure rates in non-infected diabetic foot ulcers.</w:t>
+          <w:hyperlink r:id="rId95" w:tgtFrame="_blank">
+            <w:r>
+              <w:t xml:space="preserve">[Epidemiological characteristics of adult inpatients with diabetes-related chronic non-healing wounds in Hainan province].</w:t>
             </w:r>
           </w:hyperlink>
         </w:t>
@@ -3649,9 +3784,9 @@
           <w:u w:val="single"/>
         </w:rPr>
         <w:t xml:space="preserve">
-          <w:hyperlink r:id="rId89" w:tgtFrame="_blank">
-            <w:r>
-              <w:t xml:space="preserve">Chitosan-Nanoencapsulated Curcumin for the Treatment of Diabetic Foot Ulcers: A Review.</w:t>
+          <w:hyperlink r:id="rId96" w:tgtFrame="_blank">
+            <w:r>
+              <w:t xml:space="preserve">GLP-1 receptor agonist use and surgical outcomes following diabetic foot reconstruction: A propensity score-matched retrospective cohort study.</w:t>
             </w:r>
           </w:hyperlink>
         </w:t>
@@ -3694,9 +3829,9 @@
           <w:u w:val="single"/>
         </w:rPr>
         <w:t xml:space="preserve">
-          <w:hyperlink r:id="rId90" w:tgtFrame="_blank">
-            <w:r>
-              <w:t xml:space="preserve">Combined Effects of Amikacin and Methylene Blue-Mediated Photodynamic Therapy on Pseudomonas aeruginosa Biofilms Mimicking Mono- and Polymicrobial Diabetic Foot Ulcer Infections.</w:t>
+          <w:hyperlink r:id="rId97" w:tgtFrame="_blank">
+            <w:r>
+              <w:t xml:space="preserve">Immunomodulatory Tissue-Engineering Strategies for Diabetic Foot Ulcer Management: A Systematic Review.</w:t>
             </w:r>
           </w:hyperlink>
         </w:t>
@@ -3739,9 +3874,9 @@
           <w:u w:val="single"/>
         </w:rPr>
         <w:t xml:space="preserve">
-          <w:hyperlink r:id="rId91" w:tgtFrame="_blank">
-            <w:r>
-              <w:t xml:space="preserve">Evaluation of Neutrophil-to-Lymphocyte Ratio and CRP-to-Albumin Ratio in the Risk Stratification of Diabetic Foot Infection Severity.</w:t>
+          <w:hyperlink r:id="rId98" w:tgtFrame="_blank">
+            <w:r>
+              <w:t xml:space="preserve">Fungal infections in diabetic foot and other dermatoses: new species and clinical outcomes.</w:t>
             </w:r>
           </w:hyperlink>
         </w:t>
@@ -3784,9 +3919,9 @@
           <w:u w:val="single"/>
         </w:rPr>
         <w:t xml:space="preserve">
-          <w:hyperlink r:id="rId92" w:tgtFrame="_blank">
-            <w:r>
-              <w:t xml:space="preserve">Transcutaneous Carbon Dioxide Therapy Significantly Accelerates Diabetic Foot Ulcer Healing: A Multicentre Randomised Controlled Trial.</w:t>
+          <w:hyperlink r:id="rId99" w:tgtFrame="_blank">
+            <w:r>
+              <w:t xml:space="preserve">Comparison of tibial cortex transverse transport and free anterolateral thigh perforator flap in the treatment of severe diabetic foot ulcers: a retrospective study.</w:t>
             </w:r>
           </w:hyperlink>
         </w:t>
@@ -3829,9 +3964,9 @@
           <w:u w:val="single"/>
         </w:rPr>
         <w:t xml:space="preserve">
-          <w:hyperlink r:id="rId93" w:tgtFrame="_blank">
-            <w:r>
-              <w:t xml:space="preserve">Effects of Treatment with Glucagon-like Peptide-1 Receptor Analogues on the Diabetic Foot.</w:t>
+          <w:hyperlink r:id="rId100" w:tgtFrame="_blank">
+            <w:r>
+              <w:t xml:space="preserve">An Overview of the Treatment of Onychomycosis in Patients with Diabetes: Current Pharmacological and Non-Pharmacological Options.</w:t>
             </w:r>
           </w:hyperlink>
         </w:t>
@@ -3874,9 +4009,9 @@
           <w:u w:val="single"/>
         </w:rPr>
         <w:t xml:space="preserve">
-          <w:hyperlink r:id="rId94" w:tgtFrame="_blank">
-            <w:r>
-              <w:t xml:space="preserve">Galectins: Role and Therapeutics in Diabetes and Diabetic Foot Ulcers.</w:t>
+          <w:hyperlink r:id="rId101" w:tgtFrame="_blank">
+            <w:r>
+              <w:t xml:space="preserve">Spontaneous Splenic Rupture in a Diabetic Patient With Klebsiella pneumoniae-Associated Splenic Abscess: A Case Report.</w:t>
             </w:r>
           </w:hyperlink>
         </w:t>
@@ -3919,9 +4054,9 @@
           <w:u w:val="single"/>
         </w:rPr>
         <w:t xml:space="preserve">
-          <w:hyperlink r:id="rId95" w:tgtFrame="_blank">
-            <w:r>
-              <w:t xml:space="preserve">Orthopaedic care pathway for diabetic foot disease : experience from a UK rural district general hospital.</w:t>
+          <w:hyperlink r:id="rId102" w:tgtFrame="_blank">
+            <w:r>
+              <w:t xml:space="preserve">Diabetic Foot Infection: Exploratory Analysis of Its Clinical Profile, Microbiology, and Outcomes.</w:t>
             </w:r>
           </w:hyperlink>
         </w:t>
@@ -3964,9 +4099,459 @@
           <w:u w:val="single"/>
         </w:rPr>
         <w:t xml:space="preserve">
-          <w:hyperlink r:id="rId96" w:tgtFrame="_blank">
-            <w:r>
-              <w:t xml:space="preserve">Management of the acute diabetic foot : an update.</w:t>
+          <w:hyperlink r:id="rId103" w:tgtFrame="_blank">
+            <w:r>
+              <w:t xml:space="preserve">Outcomes and Laboratory Predictors of Complications Following Diabetic Foot Amputations: A Ten-Year Tertiary Care-Center Experience.</w:t>
+            </w:r>
+          </w:hyperlink>
+        </w:t>
+      </w:r>
+    </w:p>
+    <w:p>
+      <w:pPr>
+        <w:spacing w:after="0"/>
+        <w:rPr>
+          <w:color w:val="0F50FF"/>
+          <w:u w:val="single"/>
+        </w:rPr>
+      </w:pPr>
+      <w:r>
+        <w:rPr>
+          <w:color w:val="0F50FF"/>
+          <w:u w:val="single"/>
+        </w:rPr>
+        <w:t xml:space="preserve"/>
+      </w:r>
+    </w:p>
+    <w:p>
+      <w:pPr>
+        <w:pStyle w:val="ListParagraph"/>
+        <w:numPr>
+          <w:ilvl w:val="0"/>
+          <w:numId w:val="26"/>
+        </w:numPr>
+        <w:spacing w:after="0" w:line="240" w:lineRule="auto"/>
+        <w:ind w:left="357" w:hanging="357"/>
+        <w:rPr>
+          <w:color w:val="0F50FF"/>
+          <w:u w:val="single"/>
+        </w:rPr>
+      </w:pPr>
+      <w:proofErr w:type="gramStart"/>
+      <w:r>
+        <w:rPr>
+          <w:color w:val="0F50FF"/>
+          <w:u w:val="single"/>
+        </w:rPr>
+        <w:t xml:space="preserve">
+          <w:hyperlink r:id="rId104" w:tgtFrame="_blank">
+            <w:r>
+              <w:t xml:space="preserve">Topical Probiotics in Diabetic Wound Healing: Emerging Therapeutic Strategies.</w:t>
+            </w:r>
+          </w:hyperlink>
+        </w:t>
+      </w:r>
+    </w:p>
+    <w:p>
+      <w:pPr>
+        <w:spacing w:after="0"/>
+        <w:rPr>
+          <w:color w:val="0F50FF"/>
+          <w:u w:val="single"/>
+        </w:rPr>
+      </w:pPr>
+      <w:r>
+        <w:rPr>
+          <w:color w:val="0F50FF"/>
+          <w:u w:val="single"/>
+        </w:rPr>
+        <w:t xml:space="preserve"/>
+      </w:r>
+    </w:p>
+    <w:p>
+      <w:pPr>
+        <w:pStyle w:val="ListParagraph"/>
+        <w:numPr>
+          <w:ilvl w:val="0"/>
+          <w:numId w:val="26"/>
+        </w:numPr>
+        <w:spacing w:after="0" w:line="240" w:lineRule="auto"/>
+        <w:ind w:left="357" w:hanging="357"/>
+        <w:rPr>
+          <w:color w:val="0F50FF"/>
+          <w:u w:val="single"/>
+        </w:rPr>
+      </w:pPr>
+      <w:proofErr w:type="gramStart"/>
+      <w:r>
+        <w:rPr>
+          <w:color w:val="0F50FF"/>
+          <w:u w:val="single"/>
+        </w:rPr>
+        <w:t xml:space="preserve">
+          <w:hyperlink r:id="rId105" w:tgtFrame="_blank">
+            <w:r>
+              <w:t xml:space="preserve">Effect of Electromagnetic Field Therapy and Customized Foot Insole on Peripheral Circulation and Ankle-Brachial Pressure Index in Patients with Diabetic Foot Ulcer: A Randomized Controlled Clinical Trial.</w:t>
+            </w:r>
+          </w:hyperlink>
+        </w:t>
+      </w:r>
+    </w:p>
+    <w:p>
+      <w:pPr>
+        <w:spacing w:after="0"/>
+        <w:rPr>
+          <w:color w:val="0F50FF"/>
+          <w:u w:val="single"/>
+        </w:rPr>
+      </w:pPr>
+      <w:r>
+        <w:rPr>
+          <w:color w:val="0F50FF"/>
+          <w:u w:val="single"/>
+        </w:rPr>
+        <w:t xml:space="preserve"/>
+      </w:r>
+    </w:p>
+    <w:p>
+      <w:pPr>
+        <w:pStyle w:val="ListParagraph"/>
+        <w:numPr>
+          <w:ilvl w:val="0"/>
+          <w:numId w:val="26"/>
+        </w:numPr>
+        <w:spacing w:after="0" w:line="240" w:lineRule="auto"/>
+        <w:ind w:left="357" w:hanging="357"/>
+        <w:rPr>
+          <w:color w:val="0F50FF"/>
+          <w:u w:val="single"/>
+        </w:rPr>
+      </w:pPr>
+      <w:proofErr w:type="gramStart"/>
+      <w:r>
+        <w:rPr>
+          <w:color w:val="0F50FF"/>
+          <w:u w:val="single"/>
+        </w:rPr>
+        <w:t xml:space="preserve">
+          <w:hyperlink r:id="rId106" w:tgtFrame="_blank">
+            <w:r>
+              <w:t xml:space="preserve">Global Research Trends and Healthcare Innovations in Plantar Pressure Management for Diabetic Foot Ulcers: A 25-Year Bibliometric and Visual Analysis.</w:t>
+            </w:r>
+          </w:hyperlink>
+        </w:t>
+      </w:r>
+    </w:p>
+    <w:p>
+      <w:pPr>
+        <w:spacing w:after="0"/>
+        <w:rPr>
+          <w:color w:val="0F50FF"/>
+          <w:u w:val="single"/>
+        </w:rPr>
+      </w:pPr>
+      <w:r>
+        <w:rPr>
+          <w:color w:val="0F50FF"/>
+          <w:u w:val="single"/>
+        </w:rPr>
+        <w:t xml:space="preserve"/>
+      </w:r>
+    </w:p>
+    <w:p>
+      <w:pPr>
+        <w:pStyle w:val="ListParagraph"/>
+        <w:numPr>
+          <w:ilvl w:val="0"/>
+          <w:numId w:val="26"/>
+        </w:numPr>
+        <w:spacing w:after="0" w:line="240" w:lineRule="auto"/>
+        <w:ind w:left="357" w:hanging="357"/>
+        <w:rPr>
+          <w:color w:val="0F50FF"/>
+          <w:u w:val="single"/>
+        </w:rPr>
+      </w:pPr>
+      <w:proofErr w:type="gramStart"/>
+      <w:r>
+        <w:rPr>
+          <w:color w:val="0F50FF"/>
+          <w:u w:val="single"/>
+        </w:rPr>
+        <w:t xml:space="preserve">
+          <w:hyperlink r:id="rId107" w:tgtFrame="_blank">
+            <w:r>
+              <w:t xml:space="preserve">In vitro and in vivo evaluation of oleuropein loaded hyalurosomes for diabetic foot ulcer healing.</w:t>
+            </w:r>
+          </w:hyperlink>
+        </w:t>
+      </w:r>
+    </w:p>
+    <w:p>
+      <w:pPr>
+        <w:spacing w:after="0"/>
+        <w:rPr>
+          <w:color w:val="0F50FF"/>
+          <w:u w:val="single"/>
+        </w:rPr>
+      </w:pPr>
+      <w:r>
+        <w:rPr>
+          <w:color w:val="0F50FF"/>
+          <w:u w:val="single"/>
+        </w:rPr>
+        <w:t xml:space="preserve"/>
+      </w:r>
+    </w:p>
+    <w:p>
+      <w:pPr>
+        <w:pStyle w:val="ListParagraph"/>
+        <w:numPr>
+          <w:ilvl w:val="0"/>
+          <w:numId w:val="26"/>
+        </w:numPr>
+        <w:spacing w:after="0" w:line="240" w:lineRule="auto"/>
+        <w:ind w:left="357" w:hanging="357"/>
+        <w:rPr>
+          <w:color w:val="0F50FF"/>
+          <w:u w:val="single"/>
+        </w:rPr>
+      </w:pPr>
+      <w:proofErr w:type="gramStart"/>
+      <w:r>
+        <w:rPr>
+          <w:color w:val="0F50FF"/>
+          <w:u w:val="single"/>
+        </w:rPr>
+        <w:t xml:space="preserve">
+          <w:hyperlink r:id="rId108" w:tgtFrame="_blank">
+            <w:r>
+              <w:t xml:space="preserve">Intelligent-responsive hydrogel synergistically mediates immune remodel-antibacterial-angiogenesis cascade for diabetic foot ulcer repair.</w:t>
+            </w:r>
+          </w:hyperlink>
+        </w:t>
+      </w:r>
+    </w:p>
+    <w:p>
+      <w:pPr>
+        <w:spacing w:after="0"/>
+        <w:rPr>
+          <w:color w:val="0F50FF"/>
+          <w:u w:val="single"/>
+        </w:rPr>
+      </w:pPr>
+      <w:r>
+        <w:rPr>
+          <w:color w:val="0F50FF"/>
+          <w:u w:val="single"/>
+        </w:rPr>
+        <w:t xml:space="preserve"/>
+      </w:r>
+    </w:p>
+    <w:p>
+      <w:pPr>
+        <w:pStyle w:val="ListParagraph"/>
+        <w:numPr>
+          <w:ilvl w:val="0"/>
+          <w:numId w:val="26"/>
+        </w:numPr>
+        <w:spacing w:after="0" w:line="240" w:lineRule="auto"/>
+        <w:ind w:left="357" w:hanging="357"/>
+        <w:rPr>
+          <w:color w:val="0F50FF"/>
+          <w:u w:val="single"/>
+        </w:rPr>
+      </w:pPr>
+      <w:proofErr w:type="gramStart"/>
+      <w:r>
+        <w:rPr>
+          <w:color w:val="0F50FF"/>
+          <w:u w:val="single"/>
+        </w:rPr>
+        <w:t xml:space="preserve">
+          <w:hyperlink r:id="rId109" w:tgtFrame="_blank">
+            <w:r>
+              <w:t xml:space="preserve">X-ray Findings in a Case of Acute Osteomyelitis Following Puncture Injury: A Case Report.</w:t>
+            </w:r>
+          </w:hyperlink>
+        </w:t>
+      </w:r>
+    </w:p>
+    <w:p>
+      <w:pPr>
+        <w:spacing w:after="0"/>
+        <w:rPr>
+          <w:color w:val="0F50FF"/>
+          <w:u w:val="single"/>
+        </w:rPr>
+      </w:pPr>
+      <w:r>
+        <w:rPr>
+          <w:color w:val="0F50FF"/>
+          <w:u w:val="single"/>
+        </w:rPr>
+        <w:t xml:space="preserve"/>
+      </w:r>
+    </w:p>
+    <w:p>
+      <w:pPr>
+        <w:pStyle w:val="ListParagraph"/>
+        <w:numPr>
+          <w:ilvl w:val="0"/>
+          <w:numId w:val="26"/>
+        </w:numPr>
+        <w:spacing w:after="0" w:line="240" w:lineRule="auto"/>
+        <w:ind w:left="357" w:hanging="357"/>
+        <w:rPr>
+          <w:color w:val="0F50FF"/>
+          <w:u w:val="single"/>
+        </w:rPr>
+      </w:pPr>
+      <w:proofErr w:type="gramStart"/>
+      <w:r>
+        <w:rPr>
+          <w:color w:val="0F50FF"/>
+          <w:u w:val="single"/>
+        </w:rPr>
+        <w:t xml:space="preserve">
+          <w:hyperlink r:id="rId110" w:tgtFrame="_blank">
+            <w:r>
+              <w:t xml:space="preserve">Effectiveness and safety of Chinese traditional medicine Ulcer Ointment for skin ulcers: a systematic review and meta-analysis of randomized controlled trials.</w:t>
+            </w:r>
+          </w:hyperlink>
+        </w:t>
+      </w:r>
+    </w:p>
+    <w:p>
+      <w:pPr>
+        <w:spacing w:after="0"/>
+        <w:rPr>
+          <w:color w:val="0F50FF"/>
+          <w:u w:val="single"/>
+        </w:rPr>
+      </w:pPr>
+      <w:r>
+        <w:rPr>
+          <w:color w:val="0F50FF"/>
+          <w:u w:val="single"/>
+        </w:rPr>
+        <w:t xml:space="preserve"/>
+      </w:r>
+    </w:p>
+    <w:p>
+      <w:pPr>
+        <w:pStyle w:val="ListParagraph"/>
+        <w:numPr>
+          <w:ilvl w:val="0"/>
+          <w:numId w:val="26"/>
+        </w:numPr>
+        <w:spacing w:after="0" w:line="240" w:lineRule="auto"/>
+        <w:ind w:left="357" w:hanging="357"/>
+        <w:rPr>
+          <w:color w:val="0F50FF"/>
+          <w:u w:val="single"/>
+        </w:rPr>
+      </w:pPr>
+      <w:proofErr w:type="gramStart"/>
+      <w:r>
+        <w:rPr>
+          <w:color w:val="0F50FF"/>
+          <w:u w:val="single"/>
+        </w:rPr>
+        <w:t xml:space="preserve">
+          <w:hyperlink r:id="rId111" w:tgtFrame="_blank">
+            <w:r>
+              <w:t xml:space="preserve">Management of Diabetic Foot Infections Using Phage Therapy.</w:t>
+            </w:r>
+          </w:hyperlink>
+        </w:t>
+      </w:r>
+    </w:p>
+    <w:p>
+      <w:pPr>
+        <w:spacing w:after="0"/>
+        <w:rPr>
+          <w:color w:val="0F50FF"/>
+          <w:u w:val="single"/>
+        </w:rPr>
+      </w:pPr>
+      <w:r>
+        <w:rPr>
+          <w:color w:val="0F50FF"/>
+          <w:u w:val="single"/>
+        </w:rPr>
+        <w:t xml:space="preserve"/>
+      </w:r>
+    </w:p>
+    <w:p>
+      <w:pPr>
+        <w:pStyle w:val="ListParagraph"/>
+        <w:numPr>
+          <w:ilvl w:val="0"/>
+          <w:numId w:val="26"/>
+        </w:numPr>
+        <w:spacing w:after="0" w:line="240" w:lineRule="auto"/>
+        <w:ind w:left="357" w:hanging="357"/>
+        <w:rPr>
+          <w:color w:val="0F50FF"/>
+          <w:u w:val="single"/>
+        </w:rPr>
+      </w:pPr>
+      <w:proofErr w:type="gramStart"/>
+      <w:r>
+        <w:rPr>
+          <w:color w:val="0F50FF"/>
+          <w:u w:val="single"/>
+        </w:rPr>
+        <w:t xml:space="preserve">
+          <w:hyperlink r:id="rId112" w:tgtFrame="_blank">
+            <w:r>
+              <w:t xml:space="preserve">Systemic antibiotics for diabetes mellitus-related foot infections: an integrative literature review.</w:t>
+            </w:r>
+          </w:hyperlink>
+        </w:t>
+      </w:r>
+    </w:p>
+    <w:p>
+      <w:pPr>
+        <w:spacing w:after="0"/>
+        <w:rPr>
+          <w:color w:val="0F50FF"/>
+          <w:u w:val="single"/>
+        </w:rPr>
+      </w:pPr>
+      <w:r>
+        <w:rPr>
+          <w:color w:val="0F50FF"/>
+          <w:u w:val="single"/>
+        </w:rPr>
+        <w:t xml:space="preserve"/>
+      </w:r>
+    </w:p>
+    <w:p>
+      <w:pPr>
+        <w:pStyle w:val="ListParagraph"/>
+        <w:numPr>
+          <w:ilvl w:val="0"/>
+          <w:numId w:val="26"/>
+        </w:numPr>
+        <w:spacing w:after="0" w:line="240" w:lineRule="auto"/>
+        <w:ind w:left="357" w:hanging="357"/>
+        <w:rPr>
+          <w:color w:val="0F50FF"/>
+          <w:u w:val="single"/>
+        </w:rPr>
+      </w:pPr>
+      <w:proofErr w:type="gramStart"/>
+      <w:r>
+        <w:rPr>
+          <w:color w:val="0F50FF"/>
+          <w:u w:val="single"/>
+        </w:rPr>
+        <w:t xml:space="preserve">
+          <w:hyperlink r:id="rId113" w:tgtFrame="_blank">
+            <w:r>
+              <w:t xml:space="preserve">Neutrophil-Specific Biomarker S100A2 Mediates Diabetic Foot Ulcer Through IL-17 Signaling Pathway and Potential Therapeutics.</w:t>
             </w:r>
           </w:hyperlink>
         </w:t>
@@ -4044,9 +4629,9 @@
           <w:u w:val="single"/>
         </w:rPr>
         <w:t xml:space="preserve">
-          <w:hyperlink r:id="rId208" w:tgtFrame="_blank">
-            <w:r>
-              <w:t xml:space="preserve">An Association Between Haemochromatosis Genotypes and Venous Leg Ulcers in Australian Individuals.</w:t>
+          <w:hyperlink r:id="rId30" w:tgtFrame="_blank">
+            <w:r>
+              <w:t xml:space="preserve">Clinical outcomes and prognostic determinants of dehydrated human amnion/chorion membrane for refractory venous leg ulcers.</w:t>
             </w:r>
           </w:hyperlink>
         </w:t>
@@ -4089,9 +4674,9 @@
           <w:u w:val="single"/>
         </w:rPr>
         <w:t xml:space="preserve">
-          <w:hyperlink r:id="rId209" w:tgtFrame="_blank">
-            <w:r>
-              <w:t xml:space="preserve">Chronic Tophaceous Gout Presenting With Severe Polyarticular Erosive Disease: A Case Report.</w:t>
+          <w:hyperlink r:id="rId31" w:tgtFrame="_blank">
+            <w:r>
+              <w:t xml:space="preserve">Implementing Wound Hygiene in the Italian Healthcare Context: Expert Recommendations for the Management of Venous Leg Ulcers.</w:t>
             </w:r>
           </w:hyperlink>
         </w:t>
@@ -4134,9 +4719,99 @@
           <w:u w:val="single"/>
         </w:rPr>
         <w:t xml:space="preserve">
-          <w:hyperlink r:id="rId210" w:tgtFrame="_blank">
-            <w:r>
-              <w:t xml:space="preserve">Identifying common risk factors for primary cellulitis in a large-scale retrospective cohort study.</w:t>
+          <w:hyperlink r:id="rId32" w:tgtFrame="_blank">
+            <w:r>
+              <w:t xml:space="preserve">Jet Cold Plasma at Atmospheric Air Pressure for Venous Ulcers: A Randomized Clinical Trial.</w:t>
+            </w:r>
+          </w:hyperlink>
+        </w:t>
+      </w:r>
+    </w:p>
+    <w:p>
+      <w:pPr>
+        <w:spacing w:after="0"/>
+        <w:rPr>
+          <w:color w:val="0F50FF"/>
+          <w:u w:val="single"/>
+        </w:rPr>
+      </w:pPr>
+      <w:r>
+        <w:rPr>
+          <w:color w:val="0F50FF"/>
+          <w:u w:val="single"/>
+        </w:rPr>
+        <w:t xml:space="preserve"/>
+      </w:r>
+    </w:p>
+    <w:p>
+      <w:pPr>
+        <w:pStyle w:val="ListParagraph"/>
+        <w:numPr>
+          <w:ilvl w:val="0"/>
+          <w:numId w:val="19"/>
+        </w:numPr>
+        <w:spacing w:after="0" w:line="240" w:lineRule="auto"/>
+        <w:ind w:left="357" w:hanging="357"/>
+        <w:rPr>
+          <w:color w:val="0F50FF"/>
+          <w:u w:val="single"/>
+        </w:rPr>
+      </w:pPr>
+      <w:proofErr w:type="gramStart"/>
+      <w:r>
+        <w:rPr>
+          <w:color w:val="0F50FF"/>
+          <w:u w:val="single"/>
+        </w:rPr>
+        <w:t xml:space="preserve">
+          <w:hyperlink r:id="rId33" w:tgtFrame="_blank">
+            <w:r>
+              <w:t xml:space="preserve">GLP-1 receptor agonist use is associated with venous ulcer healing and fewer wound infections.</w:t>
+            </w:r>
+          </w:hyperlink>
+        </w:t>
+      </w:r>
+    </w:p>
+    <w:p>
+      <w:pPr>
+        <w:spacing w:after="0"/>
+        <w:rPr>
+          <w:color w:val="0F50FF"/>
+          <w:u w:val="single"/>
+        </w:rPr>
+      </w:pPr>
+      <w:r>
+        <w:rPr>
+          <w:color w:val="0F50FF"/>
+          <w:u w:val="single"/>
+        </w:rPr>
+        <w:t xml:space="preserve"/>
+      </w:r>
+    </w:p>
+    <w:p>
+      <w:pPr>
+        <w:pStyle w:val="ListParagraph"/>
+        <w:numPr>
+          <w:ilvl w:val="0"/>
+          <w:numId w:val="19"/>
+        </w:numPr>
+        <w:spacing w:after="0" w:line="240" w:lineRule="auto"/>
+        <w:ind w:left="357" w:hanging="357"/>
+        <w:rPr>
+          <w:color w:val="0F50FF"/>
+          <w:u w:val="single"/>
+        </w:rPr>
+      </w:pPr>
+      <w:proofErr w:type="gramStart"/>
+      <w:r>
+        <w:rPr>
+          <w:color w:val="0F50FF"/>
+          <w:u w:val="single"/>
+        </w:rPr>
+        <w:t xml:space="preserve">
+          <w:hyperlink r:id="rId34" w:tgtFrame="_blank">
+            <w:r>
+              <w:t xml:space="preserve">Effective degradation of tetracycline antibiotic residues in municipal and hospital effluents using light-assisted graphitic carbon nitride.</w:t>
             </w:r>
           </w:hyperlink>
         </w:t>
@@ -4215,9 +4890,9 @@
           <w:u w:val="single"/>
         </w:rPr>
         <w:t xml:space="preserve">
-          <w:hyperlink r:id="rId168" w:tgtFrame="_blank">
-            <w:r>
-              <w:t xml:space="preserve">Topical Formulations Containing Mentha piperita for Wound Healing: A Scoping Review.</w:t>
+          <w:hyperlink r:id="rId114" w:tgtFrame="_blank">
+            <w:r>
+              <w:t xml:space="preserve">Antifungal activity of the antimicrobial peptide RP557 against priority fungal pathogens.</w:t>
             </w:r>
           </w:hyperlink>
         </w:t>
@@ -4260,9 +4935,9 @@
           <w:u w:val="single"/>
         </w:rPr>
         <w:t xml:space="preserve">
-          <w:hyperlink r:id="rId169" w:tgtFrame="_blank">
-            <w:r>
-              <w:t xml:space="preserve">Harnessing nanozymes as next-generation antimicrobial agents: From mechanisms to therapeutic strategies.</w:t>
+          <w:hyperlink r:id="rId115" w:tgtFrame="_blank">
+            <w:r>
+              <w:t xml:space="preserve">Dissolving microneedles for cellulitis: a systematic review.</w:t>
             </w:r>
           </w:hyperlink>
         </w:t>
@@ -4305,9 +4980,9 @@
           <w:u w:val="single"/>
         </w:rPr>
         <w:t xml:space="preserve">
-          <w:hyperlink r:id="rId170" w:tgtFrame="_blank">
-            <w:r>
-              <w:t xml:space="preserve">Prophylactic and therapeutic efficacy of Acinetobacter phage RM_A1 against carbapenem-resistant Acinetobacter baumannii with no cytotoxicity to human skin cells.</w:t>
+          <w:hyperlink r:id="rId116" w:tgtFrame="_blank">
+            <w:r>
+              <w:t xml:space="preserve">Part I. The role of Staphylococcus aureus in the pathophysiology of dermatologic disease.</w:t>
             </w:r>
           </w:hyperlink>
         </w:t>
@@ -4350,9 +5025,9 @@
           <w:u w:val="single"/>
         </w:rPr>
         <w:t xml:space="preserve">
-          <w:hyperlink r:id="rId171" w:tgtFrame="_blank">
-            <w:r>
-              <w:t xml:space="preserve">In-vitro and in-silico anti-staphylococcal effects of the Mayan medicinal plant Krugiodendron ferreum (Vahl) Urb. (X-chintok): Disarming its resistance mechanisms and virulence factors.</w:t>
+          <w:hyperlink r:id="rId117" w:tgtFrame="_blank">
+            <w:r>
+              <w:t xml:space="preserve">Novel β-Carboline Derivative ZLWH-67 Exerts Potent Anti-MRSA Activity through Multiple Mechanisms.</w:t>
             </w:r>
           </w:hyperlink>
         </w:t>
@@ -4395,9 +5070,9 @@
           <w:u w:val="single"/>
         </w:rPr>
         <w:t xml:space="preserve">
-          <w:hyperlink r:id="rId172" w:tgtFrame="_blank">
-            <w:r>
-              <w:t xml:space="preserve">Cutibacterium acnes inhibits Staphylococcus lugdunensis biofilm formation through inhibition of autolysis and purine biosynthesis.</w:t>
+          <w:hyperlink r:id="rId118" w:tgtFrame="_blank">
+            <w:r>
+              <w:t xml:space="preserve">Exploring the Role of Cathelicidin LL-37 and Ceragenins in Wound Healing Processes.</w:t>
             </w:r>
           </w:hyperlink>
         </w:t>
@@ -4440,9 +5115,9 @@
           <w:u w:val="single"/>
         </w:rPr>
         <w:t xml:space="preserve">
-          <w:hyperlink r:id="rId173" w:tgtFrame="_blank">
-            <w:r>
-              <w:t xml:space="preserve">Targeted Neutrophil Extracellular Traps Mimics Combat Staphylococcus aureus Infections.</w:t>
+          <w:hyperlink r:id="rId119" w:tgtFrame="_blank">
+            <w:r>
+              <w:t xml:space="preserve">Antimicrobial, anti-inflammatory, and antioxidant effect of onion peel extract (Allium cepa L.) on periodontal pathogen Porphyromonas gingivalis: An in vitro analysis.</w:t>
             </w:r>
           </w:hyperlink>
         </w:t>
@@ -4485,9 +5160,9 @@
           <w:u w:val="single"/>
         </w:rPr>
         <w:t xml:space="preserve">
-          <w:hyperlink r:id="rId174" w:tgtFrame="_blank">
-            <w:r>
-              <w:t xml:space="preserve">Cyclic Dipeptides Inhibit Staphylococcus aureus Biofilm Formation and Virulence via Agr-Quorum Sensing, ica, and sarA Pathways.</w:t>
+          <w:hyperlink r:id="rId120" w:tgtFrame="_blank">
+            <w:r>
+              <w:t xml:space="preserve">Metabolic and Regulatory Adaptations of Staphylococcus epidermidis to Host Stresses.</w:t>
             </w:r>
           </w:hyperlink>
         </w:t>
@@ -4530,9 +5205,9 @@
           <w:u w:val="single"/>
         </w:rPr>
         <w:t xml:space="preserve">
-          <w:hyperlink r:id="rId175" w:tgtFrame="_blank">
-            <w:r>
-              <w:t xml:space="preserve">Biofilm formation on venovenous ECMO cannulas can lead to re-introduction of pathogens during the decannulation process - a small-scale study reveals new insights when combining cultures and molecular results.</w:t>
+          <w:hyperlink r:id="rId121" w:tgtFrame="_blank">
+            <w:r>
+              <w:t xml:space="preserve">Staphylococcus epidermidis DnaK alters biofilm formation and proteome in Staphylococcus aureus CIP 107093.</w:t>
             </w:r>
           </w:hyperlink>
         </w:t>
@@ -4575,9 +5250,9 @@
           <w:u w:val="single"/>
         </w:rPr>
         <w:t xml:space="preserve">
-          <w:hyperlink r:id="rId176" w:tgtFrame="_blank">
-            <w:r>
-              <w:t xml:space="preserve">Zinc peroxide-copper bimetallic nanozyme with self-activated ROS and cuproptosis for superficial antifungal therapy.</w:t>
+          <w:hyperlink r:id="rId122" w:tgtFrame="_blank">
+            <w:r>
+              <w:t xml:space="preserve">Immunoinformatics approach to engineer a multi-epitope vaccine against SdrG in skin commensal Staphylococcus epidermidis.</w:t>
             </w:r>
           </w:hyperlink>
         </w:t>
@@ -4620,9 +5295,9 @@
           <w:u w:val="single"/>
         </w:rPr>
         <w:t xml:space="preserve">
-          <w:hyperlink r:id="rId177" w:tgtFrame="_blank">
-            <w:r>
-              <w:t xml:space="preserve">A Donor-Donor-π-Acceptor-Acceptor Type Photosensitizer for Efficient Photo-Inactivation of Pathogens Within Biofilms and Host Cells.</w:t>
+          <w:hyperlink r:id="rId123" w:tgtFrame="_blank">
+            <w:r>
+              <w:t xml:space="preserve">A hydrogel-based bacteriophage cocktail targeting carbapenem-resistant Pseudomonas aeruginosa in an ex vivo porcine skin model.</w:t>
             </w:r>
           </w:hyperlink>
         </w:t>
@@ -4665,9 +5340,9 @@
           <w:u w:val="single"/>
         </w:rPr>
         <w:t xml:space="preserve">
-          <w:hyperlink r:id="rId178" w:tgtFrame="_blank">
-            <w:r>
-              <w:t xml:space="preserve">Microplastic exposure and human health: an integrative toxicological perspective.</w:t>
+          <w:hyperlink r:id="rId124" w:tgtFrame="_blank">
+            <w:r>
+              <w:t xml:space="preserve">Unraveling the Enigmatic Behavior of Cutibacterium acnes: Exploring Clinical Correlations and Behaviors of Clinical Strains in Prosthetic Joint Infections.</w:t>
             </w:r>
           </w:hyperlink>
         </w:t>
@@ -4710,9 +5385,9 @@
           <w:u w:val="single"/>
         </w:rPr>
         <w:t xml:space="preserve">
-          <w:hyperlink r:id="rId179" w:tgtFrame="_blank">
-            <w:r>
-              <w:t xml:space="preserve">Antiseptic Susceptibility and Sub-Inhibitory Concentration-Induced Biofilm Response in Staphylococcus epidermidis from Abdominal Surgical Site Skin.</w:t>
+          <w:hyperlink r:id="rId125" w:tgtFrame="_blank">
+            <w:r>
+              <w:t xml:space="preserve">Carboxymethyl inulin functionalized gold nanoclusters within a chitosan matrix for biocompatible photothermal and anticancer theranostics.</w:t>
             </w:r>
           </w:hyperlink>
         </w:t>
@@ -4755,9 +5430,9 @@
           <w:u w:val="single"/>
         </w:rPr>
         <w:t xml:space="preserve">
-          <w:hyperlink r:id="rId180" w:tgtFrame="_blank">
-            <w:r>
-              <w:t xml:space="preserve">Investigating strategies for control of C. auris biofilms on surfaces.</w:t>
+          <w:hyperlink r:id="rId126" w:tgtFrame="_blank">
+            <w:r>
+              <w:t xml:space="preserve">CAMPER: mechanistic artificial intelligence for designing peptides that target MRSA persisters.</w:t>
             </w:r>
           </w:hyperlink>
         </w:t>
@@ -4800,9 +5475,9 @@
           <w:u w:val="single"/>
         </w:rPr>
         <w:t xml:space="preserve">
-          <w:hyperlink r:id="rId181" w:tgtFrame="_blank">
-            <w:r>
-              <w:t xml:space="preserve">Integrative Virtual and Empirical Screening to Identify Multi-Target Flavonoid Quercetin-3-O-glucuronide for Reducing MRSA Pathogenicity.</w:t>
+          <w:hyperlink r:id="rId127" w:tgtFrame="_blank">
+            <w:r>
+              <w:t xml:space="preserve">[Delafloxacin: what does a new fluoroquinolone offer?].</w:t>
             </w:r>
           </w:hyperlink>
         </w:t>
@@ -4845,9 +5520,9 @@
           <w:u w:val="single"/>
         </w:rPr>
         <w:t xml:space="preserve">
-          <w:hyperlink r:id="rId182" w:tgtFrame="_blank">
-            <w:r>
-              <w:t xml:space="preserve">Zinc-Based Nanoparticles Reduce the Bacterial Burden and Protect Collagen in a Mouse Cutaneous Wound Model.</w:t>
+          <w:hyperlink r:id="rId128" w:tgtFrame="_blank">
+            <w:r>
+              <w:t xml:space="preserve">Nurses' Knowledge and Practices Related to Wound and Peri-Wound Cleansing in Canada.</w:t>
             </w:r>
           </w:hyperlink>
         </w:t>
@@ -4890,9 +5565,9 @@
           <w:u w:val="single"/>
         </w:rPr>
         <w:t xml:space="preserve">
-          <w:hyperlink r:id="rId183" w:tgtFrame="_blank">
-            <w:r>
-              <w:t xml:space="preserve">Evaluation of bacteriophage efficacy against Pseudomonas aeruginosa in ex vivo and in vitro canine skin systems.</w:t>
+          <w:hyperlink r:id="rId129" w:tgtFrame="_blank">
+            <w:r>
+              <w:t xml:space="preserve">Probiotic cell wall components as emerging postbiotics: structural diversity, immunoregulatory mechanisms, and health applications.</w:t>
             </w:r>
           </w:hyperlink>
         </w:t>
@@ -4935,9 +5610,9 @@
           <w:u w:val="single"/>
         </w:rPr>
         <w:t xml:space="preserve">
-          <w:hyperlink r:id="rId184" w:tgtFrame="_blank">
-            <w:r>
-              <w:t xml:space="preserve">Novel approach for diabetic wound healing: adipose-derived mesenchymal stromal cells Exo@SPHydrogel combined with laser therapy.</w:t>
+          <w:hyperlink r:id="rId130" w:tgtFrame="_blank">
+            <w:r>
+              <w:t xml:space="preserve">Synergistic activity of caspofungin and posaconazole against Candida (Candidozyma) auris biofilms based on phenotypic, transcriptomic, and in vivo insights.</w:t>
             </w:r>
           </w:hyperlink>
         </w:t>
@@ -4980,9 +5655,9 @@
           <w:u w:val="single"/>
         </w:rPr>
         <w:t xml:space="preserve">
-          <w:hyperlink r:id="rId185" w:tgtFrame="_blank">
-            <w:r>
-              <w:t xml:space="preserve">β(2)-microglobulin inhibits Escherichia coli biofilm formation via selectively blocking curli assembly.</w:t>
+          <w:hyperlink r:id="rId131" w:tgtFrame="_blank">
+            <w:r>
+              <w:t xml:space="preserve">Infectious complications of burns in the intensive care unit.</w:t>
             </w:r>
           </w:hyperlink>
         </w:t>
@@ -5025,9 +5700,9 @@
           <w:u w:val="single"/>
         </w:rPr>
         <w:t xml:space="preserve">
-          <w:hyperlink r:id="rId186" w:tgtFrame="_blank">
-            <w:r>
-              <w:t xml:space="preserve">Malassezia isolated from patients with PV exhibits resistance features supporting its pathogenic nature.</w:t>
+          <w:hyperlink r:id="rId132" w:tgtFrame="_blank">
+            <w:r>
+              <w:t xml:space="preserve">Tetrahedral framework nucleic acid delivery of emodin enables precision antibacterial and anti-inflammatory therapy for drug-resistant Staphylococcus aureus.</w:t>
             </w:r>
           </w:hyperlink>
         </w:t>
@@ -5070,9 +5745,9 @@
           <w:u w:val="single"/>
         </w:rPr>
         <w:t xml:space="preserve">
-          <w:hyperlink r:id="rId187" w:tgtFrame="_blank">
-            <w:r>
-              <w:t xml:space="preserve">Influence of substitution patterns on the antimicrobial properties of pyrrole sulfonamide scaffolds.</w:t>
+          <w:hyperlink r:id="rId133" w:tgtFrame="_blank">
+            <w:r>
+              <w:t xml:space="preserve">Immobilization of Bacillus-Derived Protease onto Carboxymethyl Chitosan Aerogel: A bioactive platform for bacterial inactivation, skin cancer therapy, and accelerated wound healing.</w:t>
             </w:r>
           </w:hyperlink>
         </w:t>
@@ -5115,9 +5790,9 @@
           <w:u w:val="single"/>
         </w:rPr>
         <w:t xml:space="preserve">
-          <w:hyperlink r:id="rId188" w:tgtFrame="_blank">
-            <w:r>
-              <w:t xml:space="preserve">A teichoic acid-like wall modification associated with immune suppression is socially regulated in Streptococcus pyogenes.</w:t>
+          <w:hyperlink r:id="rId134" w:tgtFrame="_blank">
+            <w:r>
+              <w:t xml:space="preserve">Castor oil/ZnO-loaded quaternized chitosan nanocomposite with multiple antimicrobials, anti-biofilm and pro-healing functions for advanced wound dressings.</w:t>
             </w:r>
           </w:hyperlink>
         </w:t>
@@ -5160,9 +5835,9 @@
           <w:u w:val="single"/>
         </w:rPr>
         <w:t xml:space="preserve">
-          <w:hyperlink r:id="rId189" w:tgtFrame="_blank">
-            <w:r>
-              <w:t xml:space="preserve">Synergistic Antifungal Activity of Zinc Pyrithione and Nystatin against Multi-Drug-Resistant Candida (Candidozyma) auris: Evidence from In Vitro and In Vivo Models.</w:t>
+          <w:hyperlink r:id="rId135" w:tgtFrame="_blank">
+            <w:r>
+              <w:t xml:space="preserve">Understanding Candidozyma (Candida) auris: genomic evolution, antifungal resistance and the growing challenges in global infection control.</w:t>
             </w:r>
           </w:hyperlink>
         </w:t>
@@ -5205,9 +5880,9 @@
           <w:u w:val="single"/>
         </w:rPr>
         <w:t xml:space="preserve">
-          <w:hyperlink r:id="rId190" w:tgtFrame="_blank">
-            <w:r>
-              <w:t xml:space="preserve">Antimicrobial and Antibiofilm Activities of Abietic Acid against Skin-Associated Opportunistic Microorganisms.</w:t>
+          <w:hyperlink r:id="rId136" w:tgtFrame="_blank">
+            <w:r>
+              <w:t xml:space="preserve">The post-translational adaptor protein SadB modulates the pathogenicity of Pseudomonas aeruginosa.</w:t>
             </w:r>
           </w:hyperlink>
         </w:t>
@@ -5250,9 +5925,9 @@
           <w:u w:val="single"/>
         </w:rPr>
         <w:t xml:space="preserve">
-          <w:hyperlink r:id="rId191" w:tgtFrame="_blank">
-            <w:r>
-              <w:t xml:space="preserve">Quaternized Thiomers for Antibacterial Activity and Hyperinflammation Mitigation.</w:t>
+          <w:hyperlink r:id="rId137" w:tgtFrame="_blank">
+            <w:r>
+              <w:t xml:space="preserve">Effect of pH on niacinamide skin permeation.</w:t>
             </w:r>
           </w:hyperlink>
         </w:t>
@@ -5295,9 +5970,9 @@
           <w:u w:val="single"/>
         </w:rPr>
         <w:t xml:space="preserve">
-          <w:hyperlink r:id="rId192" w:tgtFrame="_blank">
-            <w:r>
-              <w:t xml:space="preserve">The fungal pathogen Batrachochytrium dendrobatidis drives the relationship between environmental and amphibian skin microbiota.</w:t>
+          <w:hyperlink r:id="rId138" w:tgtFrame="_blank">
+            <w:r>
+              <w:t xml:space="preserve">Oxymatrine ameliorates Malassezia overgrowth-induced psoriasis in vivo and in vitro by inhibiting the biofilm formation and inflammation.</w:t>
             </w:r>
           </w:hyperlink>
         </w:t>
@@ -5340,9 +6015,9 @@
           <w:u w:val="single"/>
         </w:rPr>
         <w:t xml:space="preserve">
-          <w:hyperlink r:id="rId193" w:tgtFrame="_blank">
-            <w:r>
-              <w:t xml:space="preserve">3D-printed PRP-infused double-network hydrogels orchestrate inflammation resolution and vascular regeneration in infected wounds.</w:t>
+          <w:hyperlink r:id="rId139" w:tgtFrame="_blank">
+            <w:r>
+              <w:t xml:space="preserve">[Phage therapy of purulent wounds: comparative clinical cytomorphological and microbiological analysis of effectiveness].</w:t>
             </w:r>
           </w:hyperlink>
         </w:t>
@@ -5385,9 +6060,9 @@
           <w:u w:val="single"/>
         </w:rPr>
         <w:t xml:space="preserve">
-          <w:hyperlink r:id="rId194" w:tgtFrame="_blank">
-            <w:r>
-              <w:t xml:space="preserve">Antifungal potential of naphthoquinone derivatives: screening of shikonin-based compounds and mechanistic insights into 5,8-dihydroxy-1,4-naphthoquinone against Candida albicans in vitro and in vivo.</w:t>
+          <w:hyperlink r:id="rId140" w:tgtFrame="_blank">
+            <w:r>
+              <w:t xml:space="preserve">Antibacterial Activity of the Pyrazolone Copper Complex P-FAH-Cu-phen Against Staphylococcus aureus and Promotion of Healing of Traumatized Infected Skin in Mice.</w:t>
             </w:r>
           </w:hyperlink>
         </w:t>
@@ -5430,9 +6105,9 @@
           <w:u w:val="single"/>
         </w:rPr>
         <w:t xml:space="preserve">
-          <w:hyperlink r:id="rId195" w:tgtFrame="_blank">
-            <w:r>
-              <w:t xml:space="preserve">Novel Skin- and Oral-Derived Probiotic Candidates: Functional Evaluation and Application Perspectives.</w:t>
+          <w:hyperlink r:id="rId141" w:tgtFrame="_blank">
+            <w:r>
+              <w:t xml:space="preserve">The Ocular Surface Bacterial Microbiome and the Impact of Contact Lens Use: A Literature Review.</w:t>
             </w:r>
           </w:hyperlink>
         </w:t>
@@ -5475,9 +6150,9 @@
           <w:u w:val="single"/>
         </w:rPr>
         <w:t xml:space="preserve">
-          <w:hyperlink r:id="rId196" w:tgtFrame="_blank">
-            <w:r>
-              <w:t xml:space="preserve">Antimicrobial Susceptibility Patterns and Biofilm Formation of Staphylococcus aureus Strains Isolated from Pediatric Patients with Atopic Dermatitis.</w:t>
+          <w:hyperlink r:id="rId142" w:tgtFrame="_blank">
+            <w:r>
+              <w:t xml:space="preserve">Gut-derived biofilm-forming bacteria as a source of catheter-associated infections: inhibitory effects of O-alkyl naringenin derivatives.</w:t>
             </w:r>
           </w:hyperlink>
         </w:t>
@@ -5520,9 +6195,9 @@
           <w:u w:val="single"/>
         </w:rPr>
         <w:t xml:space="preserve">
-          <w:hyperlink r:id="rId197" w:tgtFrame="_blank">
-            <w:r>
-              <w:t xml:space="preserve">Biological Characteristics and Comparative Genomic Analysis of Corynebacterium hindlerae from Bovine Skin Abscess.</w:t>
+          <w:hyperlink r:id="rId143" w:tgtFrame="_blank">
+            <w:r>
+              <w:t xml:space="preserve">Efficacy of a novel thermo-reversible wound gel against antibiotic tolerant biofilm.</w:t>
             </w:r>
           </w:hyperlink>
         </w:t>
@@ -5565,9 +6240,9 @@
           <w:u w:val="single"/>
         </w:rPr>
         <w:t xml:space="preserve">
-          <w:hyperlink r:id="rId198" w:tgtFrame="_blank">
-            <w:r>
-              <w:t xml:space="preserve">Effects of Piper betle Leaf Extract-Coated Suture Material on Clinical Strains of Staphylococcus aureus and Staphylococcus pseudintermedius Isolated from Skin-Infected Dogs.</w:t>
+          <w:hyperlink r:id="rId144" w:tgtFrame="_blank">
+            <w:r>
+              <w:t xml:space="preserve">Advancing preclinical research with reconstructed in vitro skin models mimicking non-healing wounds.</w:t>
             </w:r>
           </w:hyperlink>
         </w:t>
@@ -5610,9 +6285,9 @@
           <w:u w:val="single"/>
         </w:rPr>
         <w:t xml:space="preserve">
-          <w:hyperlink r:id="rId199" w:tgtFrame="_blank">
-            <w:r>
-              <w:t xml:space="preserve">Pathogen Profiling in Reverse Total Shoulder Arthroplasty: Virulence Traits of Clinical Isolates Before and After Intraoperative Povidone-Iodine Irrigation.</w:t>
+          <w:hyperlink r:id="rId145" w:tgtFrame="_blank">
+            <w:r>
+              <w:t xml:space="preserve">Microarchitecture of Python regius Scale Surface: A Natural Strategy for Bacterial Adhesion Prevention.</w:t>
             </w:r>
           </w:hyperlink>
         </w:t>
@@ -5655,9 +6330,99 @@
           <w:u w:val="single"/>
         </w:rPr>
         <w:t xml:space="preserve">
-          <w:hyperlink r:id="rId200" w:tgtFrame="_blank">
-            <w:r>
-              <w:t xml:space="preserve">The Evolution of Symbiosis in Staphylococcus epidermidis: From a Protective Mutualist to a Parasitic Pathogen.</w:t>
+          <w:hyperlink r:id="rId146" w:tgtFrame="_blank">
+            <w:r>
+              <w:t xml:space="preserve">Preliminary efficacy of anthelmintic closantel as a potential antimicrobial against Gram-positive bacteria: An assessment of the enantioselectivity.</w:t>
+            </w:r>
+          </w:hyperlink>
+        </w:t>
+      </w:r>
+    </w:p>
+    <w:p>
+      <w:pPr>
+        <w:spacing w:after="0"/>
+        <w:rPr>
+          <w:color w:val="0F50FF"/>
+          <w:u w:val="single"/>
+        </w:rPr>
+      </w:pPr>
+      <w:r>
+        <w:rPr>
+          <w:color w:val="0F50FF"/>
+          <w:u w:val="single"/>
+        </w:rPr>
+        <w:t xml:space="preserve"/>
+      </w:r>
+    </w:p>
+    <w:p>
+      <w:pPr>
+        <w:pStyle w:val="ListParagraph"/>
+        <w:numPr>
+          <w:ilvl w:val="0"/>
+          <w:numId w:val="20"/>
+        </w:numPr>
+        <w:spacing w:after="0" w:line="240" w:lineRule="auto"/>
+        <w:ind w:left="357" w:hanging="357"/>
+        <w:rPr>
+          <w:color w:val="0F50FF"/>
+          <w:u w:val="single"/>
+        </w:rPr>
+      </w:pPr>
+      <w:proofErr w:type="gramStart"/>
+      <w:r>
+        <w:rPr>
+          <w:color w:val="0F50FF"/>
+          <w:u w:val="single"/>
+        </w:rPr>
+        <w:t xml:space="preserve">
+          <w:hyperlink r:id="rId147" w:tgtFrame="_blank">
+            <w:r>
+              <w:t xml:space="preserve">Dismantling S. aureus Virulence: Latest Advances in Toxin Neutralization and Regulatory Network-Targeted Anti-Virulence Strategies (2025).</w:t>
+            </w:r>
+          </w:hyperlink>
+        </w:t>
+      </w:r>
+    </w:p>
+    <w:p>
+      <w:pPr>
+        <w:spacing w:after="0"/>
+        <w:rPr>
+          <w:color w:val="0F50FF"/>
+          <w:u w:val="single"/>
+        </w:rPr>
+      </w:pPr>
+      <w:r>
+        <w:rPr>
+          <w:color w:val="0F50FF"/>
+          <w:u w:val="single"/>
+        </w:rPr>
+        <w:t xml:space="preserve"/>
+      </w:r>
+    </w:p>
+    <w:p>
+      <w:pPr>
+        <w:pStyle w:val="ListParagraph"/>
+        <w:numPr>
+          <w:ilvl w:val="0"/>
+          <w:numId w:val="20"/>
+        </w:numPr>
+        <w:spacing w:after="0" w:line="240" w:lineRule="auto"/>
+        <w:ind w:left="357" w:hanging="357"/>
+        <w:rPr>
+          <w:color w:val="0F50FF"/>
+          <w:u w:val="single"/>
+        </w:rPr>
+      </w:pPr>
+      <w:proofErr w:type="gramStart"/>
+      <w:r>
+        <w:rPr>
+          <w:color w:val="0F50FF"/>
+          <w:u w:val="single"/>
+        </w:rPr>
+        <w:t xml:space="preserve">
+          <w:hyperlink r:id="rId148" w:tgtFrame="_blank">
+            <w:r>
+              <w:t xml:space="preserve">Schinus weinmanniifolia as a natural alternative for the control of skin infections: a multifactorial approach against methicillin-resistant Staphylococcus aureus.</w:t>
             </w:r>
           </w:hyperlink>
         </w:t>
@@ -5733,9 +6498,9 @@
           <w:u w:val="single"/>
         </w:rPr>
         <w:t xml:space="preserve">
-          <w:hyperlink r:id="rId97" w:tgtFrame="_blank">
-            <w:r>
-              <w:t xml:space="preserve">The Indirect Role of Staphylococcus aureus in Atopic Dermatitis: A Comprehensive Analysis of MicroRNA-Mediated Mechanisms and Therapeutic Potential.</w:t>
+          <w:hyperlink r:id="rId22" w:tgtFrame="_blank">
+            <w:r>
+              <w:t xml:space="preserve">Microbiome dysbiosis and therapeutic restoration in atopic dermatitis.</w:t>
             </w:r>
           </w:hyperlink>
         </w:t>
@@ -5778,9 +6543,9 @@
           <w:u w:val="single"/>
         </w:rPr>
         <w:t xml:space="preserve">
-          <w:hyperlink r:id="rId98" w:tgtFrame="_blank">
-            <w:r>
-              <w:t xml:space="preserve">Therapy-Dependent Modulation of Staphylococcus aureus Colonization in Atopic Dermatitis: Insights from Anti-IL-4/IL-13 and JAK Inhibition.</w:t>
+          <w:hyperlink r:id="rId23" w:tgtFrame="_blank">
+            <w:r>
+              <w:t xml:space="preserve">Profiling skin microbiota in an underrepresented population: Indonesian children with atopic dermatitis and controls.</w:t>
             </w:r>
           </w:hyperlink>
         </w:t>
@@ -5823,9 +6588,9 @@
           <w:u w:val="single"/>
         </w:rPr>
         <w:t xml:space="preserve">
-          <w:hyperlink r:id="rId99" w:tgtFrame="_blank">
-            <w:r>
-              <w:t xml:space="preserve">A skin isolate of Micrococcus luteus negates the Staphylococcus aureus-induced release of type 2 cytokines from keratinocytes.</w:t>
+          <w:hyperlink r:id="rId24" w:tgtFrame="_blank">
+            <w:r>
+              <w:t xml:space="preserve">Atopic march protocol involving sequential skin and lung inflammation elicited by epicutaneous Staphylococcus aureus and allergen exposure.</w:t>
             </w:r>
           </w:hyperlink>
         </w:t>
@@ -5868,9 +6633,9 @@
           <w:u w:val="single"/>
         </w:rPr>
         <w:t xml:space="preserve">
-          <w:hyperlink r:id="rId100" w:tgtFrame="_blank">
-            <w:r>
-              <w:t xml:space="preserve">Integrated Methylome-Transcriptome Analysis Reveals Epigenomic Remodeling and Rho GTPase-Linked Immune-Epithelial Crosstalk in Atopic Dermatitis.</w:t>
+          <w:hyperlink r:id="rId25" w:tgtFrame="_blank">
+            <w:r>
+              <w:t xml:space="preserve">Staphylococcus aureus Augments Epithelial Skin Barrier Damage Through T Cell Activation in Cutaneous T Cell Lymphoma.</w:t>
             </w:r>
           </w:hyperlink>
         </w:t>
@@ -5913,9 +6678,9 @@
           <w:u w:val="single"/>
         </w:rPr>
         <w:t xml:space="preserve">
-          <w:hyperlink r:id="rId101" w:tgtFrame="_blank">
-            <w:r>
-              <w:t xml:space="preserve">Nanoscale Mechanics of FnBPB-Mediated Adhesion of Staphylococcus aureus to Skin Ligands.</w:t>
+          <w:hyperlink r:id="rId26" w:tgtFrame="_blank">
+            <w:r>
+              <w:t xml:space="preserve">Topical acacia gum reshapes staphylococcal dysbiosis and inflammation in atopic dermatitis.</w:t>
             </w:r>
           </w:hyperlink>
         </w:t>
@@ -5958,9 +6723,99 @@
           <w:u w:val="single"/>
         </w:rPr>
         <w:t xml:space="preserve">
-          <w:hyperlink r:id="rId102" w:tgtFrame="_blank">
-            <w:r>
-              <w:t xml:space="preserve">Dysbiosis in the Pathogenesis of Atopic Dermatitis.</w:t>
+          <w:hyperlink r:id="rId27" w:tgtFrame="_blank">
+            <w:r>
+              <w:t xml:space="preserve">Impact of Dupilumab on the Skin Microbiome in Children Aged 6-12 years with Moderate-to-Severe Atopic Dermatitis.</w:t>
+            </w:r>
+          </w:hyperlink>
+        </w:t>
+      </w:r>
+    </w:p>
+    <w:p>
+      <w:pPr>
+        <w:spacing w:after="0"/>
+        <w:rPr>
+          <w:color w:val="0F50FF"/>
+          <w:u w:val="single"/>
+        </w:rPr>
+      </w:pPr>
+      <w:r>
+        <w:rPr>
+          <w:color w:val="0F50FF"/>
+          <w:u w:val="single"/>
+        </w:rPr>
+        <w:t xml:space="preserve"/>
+      </w:r>
+    </w:p>
+    <w:p>
+      <w:pPr>
+        <w:pStyle w:val="ListParagraph"/>
+        <w:numPr>
+          <w:ilvl w:val="0"/>
+          <w:numId w:val="21"/>
+        </w:numPr>
+        <w:spacing w:after="0" w:line="240" w:lineRule="auto"/>
+        <w:ind w:left="357" w:hanging="357"/>
+        <w:rPr>
+          <w:color w:val="0F50FF"/>
+          <w:u w:val="single"/>
+        </w:rPr>
+      </w:pPr>
+      <w:proofErr w:type="gramStart"/>
+      <w:r>
+        <w:rPr>
+          <w:color w:val="0F50FF"/>
+          <w:u w:val="single"/>
+        </w:rPr>
+        <w:t xml:space="preserve">
+          <w:hyperlink r:id="rId28" w:tgtFrame="_blank">
+            <w:r>
+              <w:t xml:space="preserve">Betacellulin, a member of the EGF family, ameliorates atopic dermatitis-like symptoms via EGFR-JNK/ERK-mediated activation of autophagy.</w:t>
+            </w:r>
+          </w:hyperlink>
+        </w:t>
+      </w:r>
+    </w:p>
+    <w:p>
+      <w:pPr>
+        <w:spacing w:after="0"/>
+        <w:rPr>
+          <w:color w:val="0F50FF"/>
+          <w:u w:val="single"/>
+        </w:rPr>
+      </w:pPr>
+      <w:r>
+        <w:rPr>
+          <w:color w:val="0F50FF"/>
+          <w:u w:val="single"/>
+        </w:rPr>
+        <w:t xml:space="preserve"/>
+      </w:r>
+    </w:p>
+    <w:p>
+      <w:pPr>
+        <w:pStyle w:val="ListParagraph"/>
+        <w:numPr>
+          <w:ilvl w:val="0"/>
+          <w:numId w:val="21"/>
+        </w:numPr>
+        <w:spacing w:after="0" w:line="240" w:lineRule="auto"/>
+        <w:ind w:left="357" w:hanging="357"/>
+        <w:rPr>
+          <w:color w:val="0F50FF"/>
+          <w:u w:val="single"/>
+        </w:rPr>
+      </w:pPr>
+      <w:proofErr w:type="gramStart"/>
+      <w:r>
+        <w:rPr>
+          <w:color w:val="0F50FF"/>
+          <w:u w:val="single"/>
+        </w:rPr>
+        <w:t xml:space="preserve">
+          <w:hyperlink r:id="rId29" w:tgtFrame="_blank">
+            <w:r>
+              <w:t xml:space="preserve">Exploring Cyclo (-Gly-Pro) for inflammation modulation in atopic dermatitis: a study on streptococcal postbiotics.</w:t>
             </w:r>
           </w:hyperlink>
         </w:t>
@@ -6039,9 +6894,9 @@
           <w:u w:val="single"/>
         </w:rPr>
         <w:t xml:space="preserve">
-          <w:hyperlink r:id="rId12" w:tgtFrame="_blank">
-            <w:r>
-              <w:t xml:space="preserve">Non-invasive and painless mid-infrared modulation increases collagen in human and mouse skin.</w:t>
+          <w:hyperlink r:id="rId207" w:tgtFrame="_blank">
+            <w:r>
+              <w:t xml:space="preserve">Visceral leishmaniasis clinically disguised as Kaposi's sarcoma: a diagnostic challenge in people living with HIV.</w:t>
             </w:r>
           </w:hyperlink>
         </w:t>
@@ -6084,9 +6939,9 @@
           <w:u w:val="single"/>
         </w:rPr>
         <w:t xml:space="preserve">
-          <w:hyperlink r:id="rId13" w:tgtFrame="_blank">
-            <w:r>
-              <w:t xml:space="preserve">Ethnopharmacological Evaluation of Vitellaria paradoxa Triterpenes for Wound Healing: In Vivo Evidence of Lupeol and α/β-Amyrin in Promoting Dermal Regeneration.</w:t>
+          <w:hyperlink r:id="rId208" w:tgtFrame="_blank">
+            <w:r>
+              <w:t xml:space="preserve">CircRNA-1436 mediates miR-29b-5p/RCAN1 axis to promote the apoptosis of secondary hair follicle dermal papilla cells in cashmere goats via m(6)A modification.</w:t>
             </w:r>
           </w:hyperlink>
         </w:t>
@@ -6129,9 +6984,9 @@
           <w:u w:val="single"/>
         </w:rPr>
         <w:t xml:space="preserve">
-          <w:hyperlink r:id="rId14" w:tgtFrame="_blank">
-            <w:r>
-              <w:t xml:space="preserve">Emergence of autochthonous Leishmania infantum infection in dogs from Costa Rica confirmed by multimodal diagnostics: a case series.</w:t>
+          <w:hyperlink r:id="rId209" w:tgtFrame="_blank">
+            <w:r>
+              <w:t xml:space="preserve">Group A β-hemolytic streptococcus causing purpura fulminans: two case reports.</w:t>
             </w:r>
           </w:hyperlink>
         </w:t>
@@ -6174,9 +7029,9 @@
           <w:u w:val="single"/>
         </w:rPr>
         <w:t xml:space="preserve">
-          <w:hyperlink r:id="rId15" w:tgtFrame="_blank">
-            <w:r>
-              <w:t xml:space="preserve">Induction of Hepatocyte Growth Factor Production by Quercetin.</w:t>
+          <w:hyperlink r:id="rId210" w:tgtFrame="_blank">
+            <w:r>
+              <w:t xml:space="preserve">High-loading hyaluronic acid dissolving microneedles for child-friendly dermal and transdermal delivery of doxycycline.</w:t>
             </w:r>
           </w:hyperlink>
         </w:t>
@@ -6219,9 +7074,9 @@
           <w:u w:val="single"/>
         </w:rPr>
         <w:t xml:space="preserve">
-          <w:hyperlink r:id="rId16" w:tgtFrame="_blank">
-            <w:r>
-              <w:t xml:space="preserve">Mitochondrial CircRNA CircMT-RNR2 Safeguards Antioxidant Defense to Support Fibroblast Functions in Wound Repair.</w:t>
+          <w:hyperlink r:id="rId211" w:tgtFrame="_blank">
+            <w:r>
+              <w:t xml:space="preserve">Tattoos causing local and even generalized lymphadenopathies including sarcoidosis.</w:t>
             </w:r>
           </w:hyperlink>
         </w:t>
@@ -6264,9 +7119,9 @@
           <w:u w:val="single"/>
         </w:rPr>
         <w:t xml:space="preserve">
-          <w:hyperlink r:id="rId17" w:tgtFrame="_blank">
-            <w:r>
-              <w:t xml:space="preserve">The presence of endocrine disrupting chemicals in sanitary pads: A study done in South Africa.</w:t>
+          <w:hyperlink r:id="rId212" w:tgtFrame="_blank">
+            <w:r>
+              <w:t xml:space="preserve">Synergistic activity of mupirocin in combination with protocatechuic acid ethyl ester against mupirocin-resistant MRSA.</w:t>
             </w:r>
           </w:hyperlink>
         </w:t>
@@ -6309,9 +7164,9 @@
           <w:u w:val="single"/>
         </w:rPr>
         <w:t xml:space="preserve">
-          <w:hyperlink r:id="rId18" w:tgtFrame="_blank">
-            <w:r>
-              <w:t xml:space="preserve">Targeting excessive cholesterol deposition alleviates secondary lymphoedema.</w:t>
+          <w:hyperlink r:id="rId213" w:tgtFrame="_blank">
+            <w:r>
+              <w:t xml:space="preserve">Heavy Metal Exposure and its Health Implications: A Comprehensive Review.</w:t>
             </w:r>
           </w:hyperlink>
         </w:t>
@@ -6354,9 +7209,9 @@
           <w:u w:val="single"/>
         </w:rPr>
         <w:t xml:space="preserve">
-          <w:hyperlink r:id="rId19" w:tgtFrame="_blank">
-            <w:r>
-              <w:t xml:space="preserve">Seasonal variation, heavy metal pollution indices and health risk assessment in the Esa-Odo reservoir, Nigeria.</w:t>
+          <w:hyperlink r:id="rId214" w:tgtFrame="_blank">
+            <w:r>
+              <w:t xml:space="preserve">Advancements in Promoting Angiogenesis in Tissue-Engineered Grafts in Various Organs: A Comprehensive Review.</w:t>
             </w:r>
           </w:hyperlink>
         </w:t>
@@ -6399,9 +7254,9 @@
           <w:u w:val="single"/>
         </w:rPr>
         <w:t xml:space="preserve">
-          <w:hyperlink r:id="rId20" w:tgtFrame="_blank">
-            <w:r>
-              <w:t xml:space="preserve">[Pigmentation disorders in the nasal vestibule of horses with nasal discharge].</w:t>
+          <w:hyperlink r:id="rId215" w:tgtFrame="_blank">
+            <w:r>
+              <w:t xml:space="preserve">Bridging the gap: ex vivo human skin explants for mechanistic studies of arboviruses.</w:t>
             </w:r>
           </w:hyperlink>
         </w:t>
@@ -6444,9 +7299,9 @@
           <w:u w:val="single"/>
         </w:rPr>
         <w:t xml:space="preserve">
-          <w:hyperlink r:id="rId21" w:tgtFrame="_blank">
-            <w:r>
-              <w:t xml:space="preserve">Emerging mechanisms of microplastic-induced skin diseases: a perspective from the gut-skin axis.</w:t>
+          <w:hyperlink r:id="rId216" w:tgtFrame="_blank">
+            <w:r>
+              <w:t xml:space="preserve">A Review of Post-Inflammatory Pigmentation Changes: Pathophysiology, Diagnosis and Treatment.</w:t>
             </w:r>
           </w:hyperlink>
         </w:t>
@@ -6489,9 +7344,9 @@
           <w:u w:val="single"/>
         </w:rPr>
         <w:t xml:space="preserve">
-          <w:hyperlink r:id="rId22" w:tgtFrame="_blank">
-            <w:r>
-              <w:t xml:space="preserve">Polyvinyl alcohol/pectin hydrogels incorporating marine elastin hydrolysates for enhanced wound healing and extracellular matrix remodeling.</w:t>
+          <w:hyperlink r:id="rId217" w:tgtFrame="_blank">
+            <w:r>
+              <w:t xml:space="preserve">Lipoteichoic acid as a key wound-healing mediator in Gram-positive bacteria.</w:t>
             </w:r>
           </w:hyperlink>
         </w:t>
@@ -6534,9 +7389,9 @@
           <w:u w:val="single"/>
         </w:rPr>
         <w:t xml:space="preserve">
-          <w:hyperlink r:id="rId23" w:tgtFrame="_blank">
-            <w:r>
-              <w:t xml:space="preserve">Enzyme responsive antimicrobial hyaluronan-nanocellulose hybrid wound dressings for the treatment of infected wounds.</w:t>
+          <w:hyperlink r:id="rId218" w:tgtFrame="_blank">
+            <w:r>
+              <w:t xml:space="preserve">Formulation and Evaluation of a Eucalyptus Oil-Decorated Phyto-Silver Nanoparticle Enriched Herbal Hand Sanitizer with Enhanced Antimicrobial, Antioxidant, and Derma Protective Potential.</w:t>
             </w:r>
           </w:hyperlink>
         </w:t>
@@ -6579,9 +7434,9 @@
           <w:u w:val="single"/>
         </w:rPr>
         <w:t xml:space="preserve">
-          <w:hyperlink r:id="rId24" w:tgtFrame="_blank">
-            <w:r>
-              <w:t xml:space="preserve">Lactilactobacillus curvatus TH19-7: a broad-spectrum antimicrobial probiotic targeting skin pathogens and mitigating infection-associated dermal damage in vitro.</w:t>
+          <w:hyperlink r:id="rId219" w:tgtFrame="_blank">
+            <w:r>
+              <w:t xml:space="preserve">Optimisation of electrospinning parameters to successfully obtain high ratios of medium chain length polyhydroxyalkanoate in electrospun fibres with drug loading for wound healing applications.</w:t>
             </w:r>
           </w:hyperlink>
         </w:t>
@@ -6624,9 +7479,9 @@
           <w:u w:val="single"/>
         </w:rPr>
         <w:t xml:space="preserve">
-          <w:hyperlink r:id="rId25" w:tgtFrame="_blank">
-            <w:r>
-              <w:t xml:space="preserve">Hyperglycemia promotes maladaptive Dectin-1 signaling and impairs skin antifungal host defense.</w:t>
+          <w:hyperlink r:id="rId220" w:tgtFrame="_blank">
+            <w:r>
+              <w:t xml:space="preserve">Novel Nitric Oxide-Releasing Formulations Show Fungicidal Potential for Superficial Dermatophyte Infection.</w:t>
             </w:r>
           </w:hyperlink>
         </w:t>
@@ -6669,9 +7524,9 @@
           <w:u w:val="single"/>
         </w:rPr>
         <w:t xml:space="preserve">
-          <w:hyperlink r:id="rId26" w:tgtFrame="_blank">
-            <w:r>
-              <w:t xml:space="preserve">Formulation and evaluation of a dual-drug film-forming topical gel for synergistic antifungal therapy against cutaneous candidiasis.</w:t>
+          <w:hyperlink r:id="rId221" w:tgtFrame="_blank">
+            <w:r>
+              <w:t xml:space="preserve">Isaridin E Protects Against UVB-Induced Photoaging by Activating Wnt/β-Catenin Signaling Pathway and Alleviating Mitochondrial Dysfunction.</w:t>
             </w:r>
           </w:hyperlink>
         </w:t>
@@ -6714,9 +7569,9 @@
           <w:u w:val="single"/>
         </w:rPr>
         <w:t xml:space="preserve">
-          <w:hyperlink r:id="rId27" w:tgtFrame="_blank">
-            <w:r>
-              <w:t xml:space="preserve">Development and Physicochemical Characterisation of Probiotic Emulsions Containing Lactobacillus rhamnosus for Potential Dermal Applications.</w:t>
+          <w:hyperlink r:id="rId222" w:tgtFrame="_blank">
+            <w:r>
+              <w:t xml:space="preserve">Antioxidant and Anti-Aging Effects of Porphyra-334 Produced from Saccharomyces cerevisiae in Human Skin Models.</w:t>
             </w:r>
           </w:hyperlink>
         </w:t>
@@ -6759,9 +7614,144 @@
           <w:u w:val="single"/>
         </w:rPr>
         <w:t xml:space="preserve">
-          <w:hyperlink r:id="rId28" w:tgtFrame="_blank">
-            <w:r>
-              <w:t xml:space="preserve">Anticancer Activity of Microbial Biosurfactants Amphisin and Viscosinamide Against Melanoma Cells.</w:t>
+          <w:hyperlink r:id="rId223" w:tgtFrame="_blank">
+            <w:r>
+              <w:t xml:space="preserve">A Case of Recurrent Chromoblastomycosis Treated with Multiple Surgical Management Options.</w:t>
+            </w:r>
+          </w:hyperlink>
+        </w:t>
+      </w:r>
+    </w:p>
+    <w:p>
+      <w:pPr>
+        <w:spacing w:after="0"/>
+        <w:rPr>
+          <w:color w:val="0F50FF"/>
+          <w:u w:val="single"/>
+        </w:rPr>
+      </w:pPr>
+      <w:r>
+        <w:rPr>
+          <w:color w:val="0F50FF"/>
+          <w:u w:val="single"/>
+        </w:rPr>
+        <w:t xml:space="preserve"/>
+      </w:r>
+    </w:p>
+    <w:p>
+      <w:pPr>
+        <w:pStyle w:val="ListParagraph"/>
+        <w:numPr>
+          <w:ilvl w:val="0"/>
+          <w:numId w:val="22"/>
+        </w:numPr>
+        <w:spacing w:after="0" w:line="240" w:lineRule="auto"/>
+        <w:ind w:left="357" w:hanging="357"/>
+        <w:rPr>
+          <w:color w:val="0F50FF"/>
+          <w:u w:val="single"/>
+        </w:rPr>
+      </w:pPr>
+      <w:proofErr w:type="gramStart"/>
+      <w:r>
+        <w:rPr>
+          <w:color w:val="0F50FF"/>
+          <w:u w:val="single"/>
+        </w:rPr>
+        <w:t xml:space="preserve">
+          <w:hyperlink r:id="rId224" w:tgtFrame="_blank">
+            <w:r>
+              <w:t xml:space="preserve">Development of Biocompatible Ciprofloxacin-Loaded Zinc-Bovine Serum Albumin Nanoflowers as Nontoxic Platform for Local Drug Delivery.</w:t>
+            </w:r>
+          </w:hyperlink>
+        </w:t>
+      </w:r>
+    </w:p>
+    <w:p>
+      <w:pPr>
+        <w:spacing w:after="0"/>
+        <w:rPr>
+          <w:color w:val="0F50FF"/>
+          <w:u w:val="single"/>
+        </w:rPr>
+      </w:pPr>
+      <w:r>
+        <w:rPr>
+          <w:color w:val="0F50FF"/>
+          <w:u w:val="single"/>
+        </w:rPr>
+        <w:t xml:space="preserve"/>
+      </w:r>
+    </w:p>
+    <w:p>
+      <w:pPr>
+        <w:pStyle w:val="ListParagraph"/>
+        <w:numPr>
+          <w:ilvl w:val="0"/>
+          <w:numId w:val="22"/>
+        </w:numPr>
+        <w:spacing w:after="0" w:line="240" w:lineRule="auto"/>
+        <w:ind w:left="357" w:hanging="357"/>
+        <w:rPr>
+          <w:color w:val="0F50FF"/>
+          <w:u w:val="single"/>
+        </w:rPr>
+      </w:pPr>
+      <w:proofErr w:type="gramStart"/>
+      <w:r>
+        <w:rPr>
+          <w:color w:val="0F50FF"/>
+          <w:u w:val="single"/>
+        </w:rPr>
+        <w:t xml:space="preserve">
+          <w:hyperlink r:id="rId225" w:tgtFrame="_blank">
+            <w:r>
+              <w:t xml:space="preserve">Development of a Recombinant Chimeric Antigen Expressing Different Epitopes of Leishmania spp. For Diagnosis of Human Cutaneous Leishmaniasis.</w:t>
+            </w:r>
+          </w:hyperlink>
+        </w:t>
+      </w:r>
+    </w:p>
+    <w:p>
+      <w:pPr>
+        <w:spacing w:after="0"/>
+        <w:rPr>
+          <w:color w:val="0F50FF"/>
+          <w:u w:val="single"/>
+        </w:rPr>
+      </w:pPr>
+      <w:r>
+        <w:rPr>
+          <w:color w:val="0F50FF"/>
+          <w:u w:val="single"/>
+        </w:rPr>
+        <w:t xml:space="preserve"/>
+      </w:r>
+    </w:p>
+    <w:p>
+      <w:pPr>
+        <w:pStyle w:val="ListParagraph"/>
+        <w:numPr>
+          <w:ilvl w:val="0"/>
+          <w:numId w:val="22"/>
+        </w:numPr>
+        <w:spacing w:after="0" w:line="240" w:lineRule="auto"/>
+        <w:ind w:left="357" w:hanging="357"/>
+        <w:rPr>
+          <w:color w:val="0F50FF"/>
+          <w:u w:val="single"/>
+        </w:rPr>
+      </w:pPr>
+      <w:proofErr w:type="gramStart"/>
+      <w:r>
+        <w:rPr>
+          <w:color w:val="0F50FF"/>
+          <w:u w:val="single"/>
+        </w:rPr>
+        <w:t xml:space="preserve">
+          <w:hyperlink r:id="rId226" w:tgtFrame="_blank">
+            <w:r>
+              <w:t xml:space="preserve">Development, Characterization, and Evaluation of Topical Antibacterial Formulations From Achyranthes aspera.</w:t>
             </w:r>
           </w:hyperlink>
         </w:t>
@@ -6839,9 +7829,9 @@
           <w:u w:val="single"/>
         </w:rPr>
         <w:t xml:space="preserve">
-          <w:hyperlink r:id="rId29" w:tgtFrame="_blank">
-            <w:r>
-              <w:t xml:space="preserve">Genetic diversity of Staphylococcus aureus isolated from hospital wastewaters: spa types t747 and t790 are a serious threat.</w:t>
+          <w:hyperlink r:id="rId12" w:tgtFrame="_blank">
+            <w:r>
+              <w:t xml:space="preserve">A Case of Subungual Squamous Cell Carcinoma Treated with Local Resection and Adjunctive ALA-PDT.</w:t>
             </w:r>
           </w:hyperlink>
         </w:t>
@@ -6884,9 +7874,9 @@
           <w:u w:val="single"/>
         </w:rPr>
         <w:t xml:space="preserve">
-          <w:hyperlink r:id="rId30" w:tgtFrame="_blank">
-            <w:r>
-              <w:t xml:space="preserve">Prevention of surgical site infections in lower limb fracture fixation and elective arthroplasty: a systematic review and meta-analysis of decolonization and skin antisepsis strategies.</w:t>
+          <w:hyperlink r:id="rId13" w:tgtFrame="_blank">
+            <w:r>
+              <w:t xml:space="preserve">Synthesis and characterization of Au@SiO(2)core-shell nanostructures for improved antibiotic delivery systems.</w:t>
             </w:r>
           </w:hyperlink>
         </w:t>
@@ -6929,9 +7919,9 @@
           <w:u w:val="single"/>
         </w:rPr>
         <w:t xml:space="preserve">
-          <w:hyperlink r:id="rId31" w:tgtFrame="_blank">
-            <w:r>
-              <w:t xml:space="preserve">Antimicrobial dressings for the prevention of surgical-site infection: systematic review and meta-analysis.</w:t>
+          <w:hyperlink r:id="rId14" w:tgtFrame="_blank">
+            <w:r>
+              <w:t xml:space="preserve">Electrospun PVA-PCL/HA nanofiber scaffolds containing mupirocin for surgical wound healing in Sprague Dawley rats.</w:t>
             </w:r>
           </w:hyperlink>
         </w:t>
@@ -6974,9 +7964,9 @@
           <w:u w:val="single"/>
         </w:rPr>
         <w:t xml:space="preserve">
-          <w:hyperlink r:id="rId32" w:tgtFrame="_blank">
-            <w:r>
-              <w:t xml:space="preserve">Necrotizing soft tissue infection of the fingertips secondary to paronychia in a leukemic child: a case report and warning.</w:t>
+          <w:hyperlink r:id="rId15" w:tgtFrame="_blank">
+            <w:r>
+              <w:t xml:space="preserve">Effectiveness of polyhexanide, chlorhexidine with neomycin and mupirocin for nasal methicillin-resistant Staphylococcus aureus (MRSA) decolonisation: non-inferiority RCT (TIDE).</w:t>
             </w:r>
           </w:hyperlink>
         </w:t>
@@ -7019,9 +8009,9 @@
           <w:u w:val="single"/>
         </w:rPr>
         <w:t xml:space="preserve">
-          <w:hyperlink r:id="rId33" w:tgtFrame="_blank">
-            <w:r>
-              <w:t xml:space="preserve">Decoding the biotic networks and functional potential of seamount sediments in the Arabian sea.</w:t>
+          <w:hyperlink r:id="rId16" w:tgtFrame="_blank">
+            <w:r>
+              <w:t xml:space="preserve">Characterization of the clade 4 non-toxigenic C. difficile isolate L-NTCD03 carrying the cfr(B) gene.</w:t>
             </w:r>
           </w:hyperlink>
         </w:t>
@@ -7064,9 +8054,9 @@
           <w:u w:val="single"/>
         </w:rPr>
         <w:t xml:space="preserve">
-          <w:hyperlink r:id="rId34" w:tgtFrame="_blank">
-            <w:r>
-              <w:t xml:space="preserve">Nasal Tip Abscess in Diabetes: A Rare Encounter.</w:t>
+          <w:hyperlink r:id="rId17" w:tgtFrame="_blank">
+            <w:r>
+              <w:t xml:space="preserve">Evaluation of the impact of universal mupirocin decolonization in intensive care units on the utility of MRSA PCR nasal swab testing.</w:t>
             </w:r>
           </w:hyperlink>
         </w:t>
@@ -7109,9 +8099,9 @@
           <w:u w:val="single"/>
         </w:rPr>
         <w:t xml:space="preserve">
-          <w:hyperlink r:id="rId35" w:tgtFrame="_blank">
-            <w:r>
-              <w:t xml:space="preserve">Changes in nasal and throat microbiota composition during and after mupirocin and chlorhexidine decolonisation treatment in asymptomatic MRSA carriers: a longitudinal observational study.</w:t>
+          <w:hyperlink r:id="rId18" w:tgtFrame="_blank">
+            <w:r>
+              <w:t xml:space="preserve">pH-responsive and self-adaptive hydrogel dressing based on a TA/PVA network co-loaded with cannabidiol and mupirocin for synergistic infected wound healing.</w:t>
             </w:r>
           </w:hyperlink>
         </w:t>
@@ -7154,9 +8144,9 @@
           <w:u w:val="single"/>
         </w:rPr>
         <w:t xml:space="preserve">
-          <w:hyperlink r:id="rId36" w:tgtFrame="_blank">
-            <w:r>
-              <w:t xml:space="preserve">Effects of Age, Sex, and Social Network on Antibiotic Resistance Genes in the Gut Microbiome of Tibetan Macaques (Macaca thibetana).</w:t>
+          <w:hyperlink r:id="rId19" w:tgtFrame="_blank">
+            <w:r>
+              <w:t xml:space="preserve">Mupirocin-based Nasal Decolonization to Prevent Staphylococcus aureus Surgical Site Infections: A Meta-Analysis of Randomized Control Trials.</w:t>
             </w:r>
           </w:hyperlink>
         </w:t>
@@ -7199,9 +8189,54 @@
           <w:u w:val="single"/>
         </w:rPr>
         <w:t xml:space="preserve">
-          <w:hyperlink r:id="rId37" w:tgtFrame="_blank">
-            <w:r>
-              <w:t xml:space="preserve">Outpatient Cutaneous Wound Care in the United States: Specialty Distribution and Antimicrobial Prescribing Patterns.</w:t>
+          <w:hyperlink r:id="rId20" w:tgtFrame="_blank">
+            <w:r>
+              <w:t xml:space="preserve">Iron(III)-Tropolone Complex as a Topical Agent Against Drug-Resistant MRSA Skin Infections.</w:t>
+            </w:r>
+          </w:hyperlink>
+        </w:t>
+      </w:r>
+    </w:p>
+    <w:p>
+      <w:pPr>
+        <w:spacing w:after="0"/>
+        <w:rPr>
+          <w:color w:val="0F50FF"/>
+          <w:u w:val="single"/>
+        </w:rPr>
+      </w:pPr>
+      <w:r>
+        <w:rPr>
+          <w:color w:val="0F50FF"/>
+          <w:u w:val="single"/>
+        </w:rPr>
+        <w:t xml:space="preserve"/>
+      </w:r>
+    </w:p>
+    <w:p>
+      <w:pPr>
+        <w:pStyle w:val="ListParagraph"/>
+        <w:numPr>
+          <w:ilvl w:val="0"/>
+          <w:numId w:val="23"/>
+        </w:numPr>
+        <w:spacing w:after="0" w:line="240" w:lineRule="auto"/>
+        <w:ind w:left="357" w:hanging="357"/>
+        <w:rPr>
+          <w:color w:val="0F50FF"/>
+          <w:u w:val="single"/>
+        </w:rPr>
+      </w:pPr>
+      <w:proofErr w:type="gramStart"/>
+      <w:r>
+        <w:rPr>
+          <w:color w:val="0F50FF"/>
+          <w:u w:val="single"/>
+        </w:rPr>
+        <w:t xml:space="preserve">
+          <w:hyperlink r:id="rId21" w:tgtFrame="_blank">
+            <w:r>
+              <w:t xml:space="preserve">In Vitro Activity of Mupirocin Against Methicillin-Resistant Staphylococcus aureus (MRSA) in Two Periods of Time (2016 and 2021-2022) in a Large University Hospital in Germany.</w:t>
             </w:r>
           </w:hyperlink>
         </w:t>
@@ -7274,9 +8309,9 @@
           <w:u w:val="single"/>
         </w:rPr>
         <w:t xml:space="preserve">
-          <w:hyperlink r:id="rId103" w:tgtFrame="_blank">
-            <w:r>
-              <w:t xml:space="preserve">Preparation of Photoclick-Crosslinked Modular Gelrite Hydrogel: Tuning Physico-Chemical Characteristics, Cytocompatibility, In Vitro Cefixime Trihydrate Release, and Antimicrobial Properties.</w:t>
+          <w:hyperlink r:id="rId149" w:tgtFrame="_blank">
+            <w:r>
+              <w:t xml:space="preserve">Zn(II)-Responsive Peptide Hydrogels with Tunable Mechanical Properties.</w:t>
             </w:r>
           </w:hyperlink>
         </w:t>
@@ -7319,9 +8354,9 @@
           <w:u w:val="single"/>
         </w:rPr>
         <w:t xml:space="preserve">
-          <w:hyperlink r:id="rId104" w:tgtFrame="_blank">
-            <w:r>
-              <w:t xml:space="preserve">Injectable Stimuli-Responsive Amphiphilic Hydrogel for Rapid Hemostasis, Robust Tissue Adhesion, and Controlled Drug Delivery in Trauma and Surgical Care.</w:t>
+          <w:hyperlink r:id="rId150" w:tgtFrame="_blank">
+            <w:r>
+              <w:t xml:space="preserve">Multifunctional Hydrogel with Dual Functions of ROS Scavenging and Responsive Antibiotic Release for Synergistic Oral Mucositis Treatment.</w:t>
             </w:r>
           </w:hyperlink>
         </w:t>
@@ -7364,9 +8399,9 @@
           <w:u w:val="single"/>
         </w:rPr>
         <w:t xml:space="preserve">
-          <w:hyperlink r:id="rId105" w:tgtFrame="_blank">
-            <w:r>
-              <w:t xml:space="preserve">Herbal Cocktail Hydrogel Film (Garcinia mangostana, Centella asiatica, and Chromolaena odorata Extracts): A Novel Wound Dressing Approach.</w:t>
+          <w:hyperlink r:id="rId151" w:tgtFrame="_blank">
+            <w:r>
+              <w:t xml:space="preserve">Electrospun Silk Fibroin/Poly(Vinyl Alcohol) Nanofibrous Dressings Co-Loaded With Teicoplanin and Liposomal Curcumin: Fabrication, Physicochemical Characterization, and Antibacterial Performance.</w:t>
             </w:r>
           </w:hyperlink>
         </w:t>
@@ -7409,9 +8444,9 @@
           <w:u w:val="single"/>
         </w:rPr>
         <w:t xml:space="preserve">
-          <w:hyperlink r:id="rId106" w:tgtFrame="_blank">
-            <w:r>
-              <w:t xml:space="preserve">Liquiritigenin-loaded poly (acrylic acid)-carboxymethyl cellulose hydrogels: formulation optimization, performance evaluation, and assessment of therapeutic efficacy for wound healing and sepsis caused by wound bacterial infection.</w:t>
+          <w:hyperlink r:id="rId152" w:tgtFrame="_blank">
+            <w:r>
+              <w:t xml:space="preserve">Dynamic Coordination Hydrogel with Simultaneous Anti-infected and Angiogenic Activities for Promoting Infected Wound Healing.</w:t>
             </w:r>
           </w:hyperlink>
         </w:t>
@@ -7454,9 +8489,9 @@
           <w:u w:val="single"/>
         </w:rPr>
         <w:t xml:space="preserve">
-          <w:hyperlink r:id="rId107" w:tgtFrame="_blank">
-            <w:r>
-              <w:t xml:space="preserve">Effectiveness of antiseptics in the bacterial load reduction after septic wound dressing at Bugando Medical Centre, Mwanza, Tanzania.</w:t>
+          <w:hyperlink r:id="rId153" w:tgtFrame="_blank">
+            <w:r>
+              <w:t xml:space="preserve">A pH-responsive multifunctional sericin-pyrrole hydrogel with inherent antibacterial and antioxidant activities.</w:t>
             </w:r>
           </w:hyperlink>
         </w:t>
@@ -7499,9 +8534,9 @@
           <w:u w:val="single"/>
         </w:rPr>
         <w:t xml:space="preserve">
-          <w:hyperlink r:id="rId108" w:tgtFrame="_blank">
-            <w:r>
-              <w:t xml:space="preserve">Prevention of Staphylococcus aureus biofilm formation on catheters, contact lenses, and contact lens cases by a synthetic analogue of the antimicrobial lipopeptide humimycin.</w:t>
+          <w:hyperlink r:id="rId154" w:tgtFrame="_blank">
+            <w:r>
+              <w:t xml:space="preserve">Double crosslinked cryogels based on glycidyl methacrylate modified chitosan for hemostasis and wound healing.</w:t>
             </w:r>
           </w:hyperlink>
         </w:t>
@@ -7544,9 +8579,9 @@
           <w:u w:val="single"/>
         </w:rPr>
         <w:t xml:space="preserve">
-          <w:hyperlink r:id="rId109" w:tgtFrame="_blank">
-            <w:r>
-              <w:t xml:space="preserve">Cartilage-mimetic hydrogels with multifunctions from grape seed protein and chitosan.</w:t>
+          <w:hyperlink r:id="rId155" w:tgtFrame="_blank">
+            <w:r>
+              <w:t xml:space="preserve">MOF-reinforced NIR-responsive composite hydrogel with photothermal antibacterial and antioxidant activities for diabetic wound healing.</w:t>
             </w:r>
           </w:hyperlink>
         </w:t>
@@ -7589,9 +8624,9 @@
           <w:u w:val="single"/>
         </w:rPr>
         <w:t xml:space="preserve">
-          <w:hyperlink r:id="rId110" w:tgtFrame="_blank">
-            <w:r>
-              <w:t xml:space="preserve">Nanosheet-reinforced smart polysaccharide hydrogels for MRSA-infected wound healing.</w:t>
+          <w:hyperlink r:id="rId156" w:tgtFrame="_blank">
+            <w:r>
+              <w:t xml:space="preserve">Quail Egg White-Gelatin Nanocomposite Films With rGO-ZnO-Ag Nanocomposite for Antimicrobial and Scar-Reducing Skin Regeneration.</w:t>
             </w:r>
           </w:hyperlink>
         </w:t>
@@ -7634,9 +8669,9 @@
           <w:u w:val="single"/>
         </w:rPr>
         <w:t xml:space="preserve">
-          <w:hyperlink r:id="rId111" w:tgtFrame="_blank">
-            <w:r>
-              <w:t xml:space="preserve">Chitosan/silver nanoparticles confined within halloysite nanotube composite sponge for synergistic antibacterial and photothermal therapy of infected diabetic wounds.</w:t>
+          <w:hyperlink r:id="rId157" w:tgtFrame="_blank">
+            <w:r>
+              <w:t xml:space="preserve">Dual Crosslinked Thermosensitive Hydrogel Engineered with Multiple Dynamic Hydrogen Bonds for Enhanced Photodynamic Antibacterial Activity and Wound Healing.</w:t>
             </w:r>
           </w:hyperlink>
         </w:t>
@@ -7679,9 +8714,9 @@
           <w:u w:val="single"/>
         </w:rPr>
         <w:t xml:space="preserve">
-          <w:hyperlink r:id="rId112" w:tgtFrame="_blank">
-            <w:r>
-              <w:t xml:space="preserve">Accelerating the healing of infected full thickness excision wounds through the topical use of Pluronic F127 copolymer and Polyglutamic acid.</w:t>
+          <w:hyperlink r:id="rId158" w:tgtFrame="_blank">
+            <w:r>
+              <w:t xml:space="preserve">Matrix-Dependent Effects of Phytic Acid on Konjac Glucomannan and Hyaluronic Acid Films for Biomedical Applications.</w:t>
             </w:r>
           </w:hyperlink>
         </w:t>
@@ -7724,9 +8759,9 @@
           <w:u w:val="single"/>
         </w:rPr>
         <w:t xml:space="preserve">
-          <w:hyperlink r:id="rId113" w:tgtFrame="_blank">
-            <w:r>
-              <w:t xml:space="preserve">Ion-Tolerant, Injectable, and Biocompatible Pyrene-Amino Acid Supramolecular Hydrogels for Antimicrobial Applications in Saline Media.</w:t>
+          <w:hyperlink r:id="rId159" w:tgtFrame="_blank">
+            <w:r>
+              <w:t xml:space="preserve">Chitosan-Hyaluronic Acid Composite Hydrogel with Slow-Release Hydrogen Sulfide and Cerium Oxide for Multifunctional Synergy to Promote Healing of Infected Wounds.</w:t>
             </w:r>
           </w:hyperlink>
         </w:t>
@@ -7769,9 +8804,9 @@
           <w:u w:val="single"/>
         </w:rPr>
         <w:t xml:space="preserve">
-          <w:hyperlink r:id="rId114" w:tgtFrame="_blank">
-            <w:r>
-              <w:t xml:space="preserve">Nacre-inspired mineral-hydrogel PVDF membrane with superhydrophilicity, antifouling and antimicrobial properties for food oily wastewater treatment.</w:t>
+          <w:hyperlink r:id="rId160" w:tgtFrame="_blank">
+            <w:r>
+              <w:t xml:space="preserve">A chitosan-tea polyphenol composite hydrogel with integrated antibacterial, antioxidant and immunomodulatory functions for the tissue regeneration of MRSA-infected wounds.</w:t>
             </w:r>
           </w:hyperlink>
         </w:t>
@@ -7814,9 +8849,9 @@
           <w:u w:val="single"/>
         </w:rPr>
         <w:t xml:space="preserve">
-          <w:hyperlink r:id="rId115" w:tgtFrame="_blank">
-            <w:r>
-              <w:t xml:space="preserve">A pH-Triggered antibacterial and lubricating dual-function hydrogel coating for infection-resistant urinary catheters.</w:t>
+          <w:hyperlink r:id="rId161" w:tgtFrame="_blank">
+            <w:r>
+              <w:t xml:space="preserve">A synergistic Janus nanofiber dressing enables spatiotemporal sequential treatment of acute wounds.</w:t>
             </w:r>
           </w:hyperlink>
         </w:t>
@@ -7859,9 +8894,9 @@
           <w:u w:val="single"/>
         </w:rPr>
         <w:t xml:space="preserve">
-          <w:hyperlink r:id="rId116" w:tgtFrame="_blank">
-            <w:r>
-              <w:t xml:space="preserve">A berberine-loaded hydrogel for the treatment of atopic dermatitis through antibacterial activity, inhibition of inflammation and modulation of oxidative stress.</w:t>
+          <w:hyperlink r:id="rId162" w:tgtFrame="_blank">
+            <w:r>
+              <w:t xml:space="preserve">Sodium alginate-based hydrogel beads encapsulating curcumin-selenium nanoparticles for enhanced antioxidant, antimicrobial, and edible oil preservation.</w:t>
             </w:r>
           </w:hyperlink>
         </w:t>
@@ -7904,9 +8939,9 @@
           <w:u w:val="single"/>
         </w:rPr>
         <w:t xml:space="preserve">
-          <w:hyperlink r:id="rId117" w:tgtFrame="_blank">
-            <w:r>
-              <w:t xml:space="preserve">Bacterial adhesion-mediated physical removal of pathogens with a cotton-based dressing for infected wound management and accelerated healing.</w:t>
+          <w:hyperlink r:id="rId163" w:tgtFrame="_blank">
+            <w:r>
+              <w:t xml:space="preserve">A potent antioxidant and antimicrobial caffeic acid-Cu(2+) crosslinked gelatin hydrogel for rapid hemostasis and inflammation-resolving wound healing.</w:t>
             </w:r>
           </w:hyperlink>
         </w:t>
@@ -7949,9 +8984,9 @@
           <w:u w:val="single"/>
         </w:rPr>
         <w:t xml:space="preserve">
-          <w:hyperlink r:id="rId118" w:tgtFrame="_blank">
-            <w:r>
-              <w:t xml:space="preserve">Injectable self-healing hydrogel loaded with a self-assembling LL-37 derivative for treating infected skin wounds.</w:t>
+          <w:hyperlink r:id="rId164" w:tgtFrame="_blank">
+            <w:r>
+              <w:t xml:space="preserve">Bacterial biosurfactant-reinforced chitooligosaccharide/polyvinyl alcohol hydrogels accelerate methicillin-resistant Staphylococcus aureus-infected wound healing by attenuating its virulence factors.</w:t>
             </w:r>
           </w:hyperlink>
         </w:t>
@@ -7994,9 +9029,9 @@
           <w:u w:val="single"/>
         </w:rPr>
         <w:t xml:space="preserve">
-          <w:hyperlink r:id="rId119" w:tgtFrame="_blank">
-            <w:r>
-              <w:t xml:space="preserve">Surgical methods for reducing early wound dehiscence after reconstruction urgery for pressure ulcer.</w:t>
+          <w:hyperlink r:id="rId165" w:tgtFrame="_blank">
+            <w:r>
+              <w:t xml:space="preserve">Electrospun polylactic acid (PLA)/Polycaprolactone (PCL) nanofibrous wound dressings incorporating caffeic acid and gentamicin for antibacterial and antibiofilm applications.</w:t>
             </w:r>
           </w:hyperlink>
         </w:t>
@@ -8039,9 +9074,9 @@
           <w:u w:val="single"/>
         </w:rPr>
         <w:t xml:space="preserve">
-          <w:hyperlink r:id="rId120" w:tgtFrame="_blank">
-            <w:r>
-              <w:t xml:space="preserve">Engineered biosynthesis of hyaluronic acid in Corynebacterium glutamicum and green synthesis of HA-silver nanocomposites for advanced antimicrobial wound dressings.</w:t>
+          <w:hyperlink r:id="rId166" w:tgtFrame="_blank">
+            <w:r>
+              <w:t xml:space="preserve">ROS-Scavenging Photothermal Hydrogel to Remodel the Diabetic Wound Microenvironment and Accelerate Healing.</w:t>
             </w:r>
           </w:hyperlink>
         </w:t>
@@ -8084,9 +9119,9 @@
           <w:u w:val="single"/>
         </w:rPr>
         <w:t xml:space="preserve">
-          <w:hyperlink r:id="rId121" w:tgtFrame="_blank">
-            <w:r>
-              <w:t xml:space="preserve">Sonocatalytic multifunctional hydrogel in-situ remodels the infectious microenvironment for eradicating refractory osteomyelitis.</w:t>
+          <w:hyperlink r:id="rId167" w:tgtFrame="_blank">
+            <w:r>
+              <w:t xml:space="preserve">Digital Light Processing-Printed Nanozyme-Integrated Hydrogels Enable Spatiotemporal Immunomodulation and Repair of Infected Wounds.</w:t>
             </w:r>
           </w:hyperlink>
         </w:t>
@@ -8129,9 +9164,9 @@
           <w:u w:val="single"/>
         </w:rPr>
         <w:t xml:space="preserve">
-          <w:hyperlink r:id="rId122" w:tgtFrame="_blank">
-            <w:r>
-              <w:t xml:space="preserve">Enzymatically crosslinked pectin-silk fibroin hydrogel with embedded ZnO@Gallic acid nanoparticles: An injectable, self-healing, and antibacterial wound dressing.</w:t>
+          <w:hyperlink r:id="rId168" w:tgtFrame="_blank">
+            <w:r>
+              <w:t xml:space="preserve">Bioinspired Metal-Ligand Coordination for Tuning the Mechanical Properties and Antibacterial Activity of Dual-Cross-Linked Hydrogels.</w:t>
             </w:r>
           </w:hyperlink>
         </w:t>
@@ -8174,9 +9209,9 @@
           <w:u w:val="single"/>
         </w:rPr>
         <w:t xml:space="preserve">
-          <w:hyperlink r:id="rId123" w:tgtFrame="_blank">
-            <w:r>
-              <w:t xml:space="preserve">Carboxymethyl Cellulose/Sodium Lignosulfonate Composite Hydrogel with Toughness, Adhesiveness, and Antibacterial Properties for Monitoring Respiration in Heart Failure Patients.</w:t>
+          <w:hyperlink r:id="rId169" w:tgtFrame="_blank">
+            <w:r>
+              <w:t xml:space="preserve">Biomimetic Multifunctional Hydrogels from Jelly Fig Polysaccharide (Ficus awkeotsang Makino), Alginate, and Genistein for Enhanced Diabetic Wound Healing Applications.</w:t>
             </w:r>
           </w:hyperlink>
         </w:t>
@@ -8219,9 +9254,9 @@
           <w:u w:val="single"/>
         </w:rPr>
         <w:t xml:space="preserve">
-          <w:hyperlink r:id="rId124" w:tgtFrame="_blank">
-            <w:r>
-              <w:t xml:space="preserve">Synergistic antibacterial and anti-inflammatory potentials of dual-loaded self-healing hydrogel for methicillin-resistant Staphylococcus aureus-infected wound healing.</w:t>
+          <w:hyperlink r:id="rId170" w:tgtFrame="_blank">
+            <w:r>
+              <w:t xml:space="preserve">Novel Ternary Biopolymer Films Incorporating Amygdalin: FTIR, TG, and In Vitro Evaluation on Model Bacteria.</w:t>
             </w:r>
           </w:hyperlink>
         </w:t>
@@ -8264,9 +9299,9 @@
           <w:u w:val="single"/>
         </w:rPr>
         <w:t xml:space="preserve">
-          <w:hyperlink r:id="rId125" w:tgtFrame="_blank">
-            <w:r>
-              <w:t xml:space="preserve">Lactoferrin bridges antimicrobial and healing responses in Staphylococcus aureus skin infections.</w:t>
+          <w:hyperlink r:id="rId171" w:tgtFrame="_blank">
+            <w:r>
+              <w:t xml:space="preserve">Self-Adaptive Allantoin@ZIF8 Nanocomposite Hydrogel with Resveratrol Synergy for MRSA-Infected Wound Regeneration.</w:t>
             </w:r>
           </w:hyperlink>
         </w:t>
@@ -8309,9 +9344,9 @@
           <w:u w:val="single"/>
         </w:rPr>
         <w:t xml:space="preserve">
-          <w:hyperlink r:id="rId126" w:tgtFrame="_blank">
-            <w:r>
-              <w:t xml:space="preserve">The Effect of Silk Fibroin Additive on the Properties of Tannic Acid-Based Bioadhesives.</w:t>
+          <w:hyperlink r:id="rId172" w:tgtFrame="_blank">
+            <w:r>
+              <w:t xml:space="preserve">Advanced Biomaterials in Tissue Engineering Based on Antibacterial and Antibiofilm Nanocomposites for Multidrug-Resistant Wound Pathogens.</w:t>
             </w:r>
           </w:hyperlink>
         </w:t>
@@ -8354,9 +9389,9 @@
           <w:u w:val="single"/>
         </w:rPr>
         <w:t xml:space="preserve">
-          <w:hyperlink r:id="rId127" w:tgtFrame="_blank">
-            <w:r>
-              <w:t xml:space="preserve">Electrospun TPU Nanofibrous Membranes Incorporating Ciprofloxacin-Montmorillonite Nanoclays for Sustained Drug Release and Wound Healing.</w:t>
+          <w:hyperlink r:id="rId173" w:tgtFrame="_blank">
+            <w:r>
+              <w:t xml:space="preserve">A Carboxymethyl Chitosan Hydrogel Loaded with Bacteriophage-Derived Bacteriostatic Peptide Exhibits Antibacterial, Hemostatic, and Wound-Healing Properties.</w:t>
             </w:r>
           </w:hyperlink>
         </w:t>
@@ -8399,9 +9434,9 @@
           <w:u w:val="single"/>
         </w:rPr>
         <w:t xml:space="preserve">
-          <w:hyperlink r:id="rId128" w:tgtFrame="_blank">
-            <w:r>
-              <w:t xml:space="preserve">Controlled Antibiotic Release From Emulsion-Loaded Alginate and Fibrin Hydrogels Using Ultrasound.</w:t>
+          <w:hyperlink r:id="rId174" w:tgtFrame="_blank">
+            <w:r>
+              <w:t xml:space="preserve">Development, characterization, in vitro and in vivo evaluation of barbaloin-loaded cassia tora gum (galactomannan polysaccharide) hydrogel scaffold for wound healing.</w:t>
             </w:r>
           </w:hyperlink>
         </w:t>
@@ -8444,9 +9479,9 @@
           <w:u w:val="single"/>
         </w:rPr>
         <w:t xml:space="preserve">
-          <w:hyperlink r:id="rId129" w:tgtFrame="_blank">
-            <w:r>
-              <w:t xml:space="preserve">Construction and curcumin release performance of pH-responsive hydrogels based on norbornene dicarboxylic anhydride-modified chitosan via thiol-ene photocrosslinking.</w:t>
+          <w:hyperlink r:id="rId175" w:tgtFrame="_blank">
+            <w:r>
+              <w:t xml:space="preserve">On-demand hydrogen sulfide-releasing hydrogel reprogramming the diabetic wound microenvironment to accelerate healing.</w:t>
             </w:r>
           </w:hyperlink>
         </w:t>
@@ -8489,9 +9524,9 @@
           <w:u w:val="single"/>
         </w:rPr>
         <w:t xml:space="preserve">
-          <w:hyperlink r:id="rId130" w:tgtFrame="_blank">
-            <w:r>
-              <w:t xml:space="preserve">Effects of antibiotics encapsulated in hyaluronic acid hydrogels on different osteogenic cells and bacteria.</w:t>
+          <w:hyperlink r:id="rId176" w:tgtFrame="_blank">
+            <w:r>
+              <w:t xml:space="preserve">Evaluation of Microbial Efficacy of Silver-Containing Wound Dressings: Standardized Approach for Addressing Emerging Microbial Threats.</w:t>
             </w:r>
           </w:hyperlink>
         </w:t>
@@ -8534,9 +9569,9 @@
           <w:u w:val="single"/>
         </w:rPr>
         <w:t xml:space="preserve">
-          <w:hyperlink r:id="rId131" w:tgtFrame="_blank">
-            <w:r>
-              <w:t xml:space="preserve">Asymmetrically Wetted Trilayer-Structured Wound Dressing with Unidirectional Moisture Transport and Hemostatic Function.</w:t>
+          <w:hyperlink r:id="rId177" w:tgtFrame="_blank">
+            <w:r>
+              <w:t xml:space="preserve">Fabrication and characterization of antibacterial and adhesive hydrogel composites based on carboxymethyl cellulose, acrylamide, and gold nanoparticles.</w:t>
             </w:r>
           </w:hyperlink>
         </w:t>
@@ -8579,9 +9614,9 @@
           <w:u w:val="single"/>
         </w:rPr>
         <w:t xml:space="preserve">
-          <w:hyperlink r:id="rId132" w:tgtFrame="_blank">
-            <w:r>
-              <w:t xml:space="preserve">Quercetin Released Biomedical Hybrid Hydrogels Fabricated by Silk Fibroin and Sodium Alginate with Incorporation of Ag@rGO Nanosheets.</w:t>
+          <w:hyperlink r:id="rId178" w:tgtFrame="_blank">
+            <w:r>
+              <w:t xml:space="preserve">Injectable nanocellulose-based polylipoic acid hydrogels with tunable rheology, strong adhesion and multifunctional bioactivity.</w:t>
             </w:r>
           </w:hyperlink>
         </w:t>
@@ -8624,9 +9659,9 @@
           <w:u w:val="single"/>
         </w:rPr>
         <w:t xml:space="preserve">
-          <w:hyperlink r:id="rId133" w:tgtFrame="_blank">
-            <w:r>
-              <w:t xml:space="preserve">Stage-specific ion release from dual-crosslinked alginate/boron-doped bioactive glass hydrogel accelerates infected wound healing.</w:t>
+          <w:hyperlink r:id="rId179" w:tgtFrame="_blank">
+            <w:r>
+              <w:t xml:space="preserve">Cationic chitosan/silsesquioxane hybrid cryogel with antibacterial activity for efficient removal of Cr (VI).</w:t>
             </w:r>
           </w:hyperlink>
         </w:t>
@@ -8669,9 +9704,9 @@
           <w:u w:val="single"/>
         </w:rPr>
         <w:t xml:space="preserve">
-          <w:hyperlink r:id="rId134" w:tgtFrame="_blank">
-            <w:r>
-              <w:t xml:space="preserve">Injectable curdlan-derived hydrogel with differential release of copper and zinc ions for synergistic therapy of infected wounds.</w:t>
+          <w:hyperlink r:id="rId180" w:tgtFrame="_blank">
+            <w:r>
+              <w:t xml:space="preserve">Electroactive dopamine-functionalized reduced graphene oxide/alginate hydrogel containing thymol/chitosan nanoparticles for advanced antibacterial and bioadhesive wound dressings.</w:t>
             </w:r>
           </w:hyperlink>
         </w:t>
@@ -8714,9 +9749,9 @@
           <w:u w:val="single"/>
         </w:rPr>
         <w:t xml:space="preserve">
-          <w:hyperlink r:id="rId135" w:tgtFrame="_blank">
-            <w:r>
-              <w:t xml:space="preserve">A naringenin-functionalized chitosan/polyphosphate-modified gelatin hydrogel dressing with enhanced antibacterial and antioxidant activities for accelerating infected wound healing.</w:t>
+          <w:hyperlink r:id="rId181" w:tgtFrame="_blank">
+            <w:r>
+              <w:t xml:space="preserve">Spider-inspired nanohunter in ultrafast hydrogel enables spatiotemporal targeted delivery for enhanced healing of methicillin-resistant Staphylococcus aureus infected wounds.</w:t>
             </w:r>
           </w:hyperlink>
         </w:t>
@@ -8759,9 +9794,9 @@
           <w:u w:val="single"/>
         </w:rPr>
         <w:t xml:space="preserve">
-          <w:hyperlink r:id="rId136" w:tgtFrame="_blank">
-            <w:r>
-              <w:t xml:space="preserve">Electrospun dressing promotes diabetic-infected wound healing via rapid and sustained antibacterial, ROS scavenging, and immune modulation ability.</w:t>
+          <w:hyperlink r:id="rId182" w:tgtFrame="_blank">
+            <w:r>
+              <w:t xml:space="preserve">Antibacterial properties of experimentally produced birch tar and its medicinal affordances in the Pleistocene.</w:t>
             </w:r>
           </w:hyperlink>
         </w:t>
@@ -8804,9 +9839,9 @@
           <w:u w:val="single"/>
         </w:rPr>
         <w:t xml:space="preserve">
-          <w:hyperlink r:id="rId137" w:tgtFrame="_blank">
-            <w:r>
-              <w:t xml:space="preserve">Gelatin-reinforced PCL nanofibers infused with thyme essential oil with multifunctional performance for wound dressing applications.</w:t>
+          <w:hyperlink r:id="rId183" w:tgtFrame="_blank">
+            <w:r>
+              <w:t xml:space="preserve">Recent Advances in Alginate-Based Functional Materials for Colorimetric and Fluorescent Detection of Environmental and Biological Targets.</w:t>
             </w:r>
           </w:hyperlink>
         </w:t>
@@ -8849,9 +9884,9 @@
           <w:u w:val="single"/>
         </w:rPr>
         <w:t xml:space="preserve">
-          <w:hyperlink r:id="rId138" w:tgtFrame="_blank">
-            <w:r>
-              <w:t xml:space="preserve">Chemically Modified Alginate Grafted Penicillanic Acid Derivatives for Antibacterial Electrospun Composite Nanofibers: Electrospinnability, Drug Delivery and Cytocompatibility.</w:t>
+          <w:hyperlink r:id="rId184" w:tgtFrame="_blank">
+            <w:r>
+              <w:t xml:space="preserve">Green synthesis of a bacitracin@Ag-CeO(2) nanocomposite@hydrogel for dual antibiofilm and anti-inflammatory therapy against MRSA wound infections.</w:t>
             </w:r>
           </w:hyperlink>
         </w:t>
@@ -8894,9 +9929,9 @@
           <w:u w:val="single"/>
         </w:rPr>
         <w:t xml:space="preserve">
-          <w:hyperlink r:id="rId139" w:tgtFrame="_blank">
-            <w:r>
-              <w:t xml:space="preserve">Polyphenol-metal coordinated nanofiber-enhanced biopolymer hydrogels for sustainable full-thickness skin regeneration and defect repair.</w:t>
+          <w:hyperlink r:id="rId185" w:tgtFrame="_blank">
+            <w:r>
+              <w:t xml:space="preserve">Infection-adaptive polysaccharide hydrogels integrating ginsenoside Rb1@ZIF-8 nanozyme for diabetic wound healing.</w:t>
             </w:r>
           </w:hyperlink>
         </w:t>
@@ -8939,9 +9974,9 @@
           <w:u w:val="single"/>
         </w:rPr>
         <w:t xml:space="preserve">
-          <w:hyperlink r:id="rId140" w:tgtFrame="_blank">
-            <w:r>
-              <w:t xml:space="preserve">Synthesis and characterization of chitosan/gelatin/g-C(3)N(4) hydrogel nanocomposite modified with Fe(3)O(4) magnetic nanoparticles as a curcumin drug carrier; cytotoxicity and antibacterial evaluation.</w:t>
+          <w:hyperlink r:id="rId186" w:tgtFrame="_blank">
+            <w:r>
+              <w:t xml:space="preserve">Development and characterization of core-shell nanofiber wound dressings containing Nigella Sativa and Laurus Nobilis essential oils via coaxial electrospinning.</w:t>
             </w:r>
           </w:hyperlink>
         </w:t>
@@ -8984,9 +10019,9 @@
           <w:u w:val="single"/>
         </w:rPr>
         <w:t xml:space="preserve">
-          <w:hyperlink r:id="rId141" w:tgtFrame="_blank">
-            <w:r>
-              <w:t xml:space="preserve">Thermo- and pH-Responsive Antimicrobial Hydrogels from Poly(2-(dimethylamino)ethyl methacrylate) and Cationic-Modified Chitosan for Sustained Papain Release.</w:t>
+          <w:hyperlink r:id="rId187" w:tgtFrame="_blank">
+            <w:r>
+              <w:t xml:space="preserve">Mechanically Enhanced, Antibacterial, and Double-Network Hydrogel Flexible Sensors for Sleep Apnea Monitoring.</w:t>
             </w:r>
           </w:hyperlink>
         </w:t>
@@ -9029,9 +10064,9 @@
           <w:u w:val="single"/>
         </w:rPr>
         <w:t xml:space="preserve">
-          <w:hyperlink r:id="rId142" w:tgtFrame="_blank">
-            <w:r>
-              <w:t xml:space="preserve">Ultrafast in situ formation of antibiotic-free injectable hydrogel dressings with innate antibacterial activity and autolysis capacity for wound healing.</w:t>
+          <w:hyperlink r:id="rId188" w:tgtFrame="_blank">
+            <w:r>
+              <w:t xml:space="preserve">Bio-heterojunction-engineered recombinant collagen hydrogel orchestrates multimodal sterilization and immunomodulation for MRSA-infected wound healing.</w:t>
             </w:r>
           </w:hyperlink>
         </w:t>
@@ -9074,9 +10109,9 @@
           <w:u w:val="single"/>
         </w:rPr>
         <w:t xml:space="preserve">
-          <w:hyperlink r:id="rId143" w:tgtFrame="_blank">
-            <w:r>
-              <w:t xml:space="preserve">Hydroxyethyl cellulose-guided self-assembled pH-independent antibacterial hydrogel for MRSA-infected wound therapy.</w:t>
+          <w:hyperlink r:id="rId189" w:tgtFrame="_blank">
+            <w:r>
+              <w:t xml:space="preserve">Dual-layer tissue scaffolds with antibacterial and regenerative properties: Integration of melt electrowriting and electrospray technologies.</w:t>
             </w:r>
           </w:hyperlink>
         </w:t>
@@ -9119,9 +10154,9 @@
           <w:u w:val="single"/>
         </w:rPr>
         <w:t xml:space="preserve">
-          <w:hyperlink r:id="rId144" w:tgtFrame="_blank">
-            <w:r>
-              <w:t xml:space="preserve">A pH-responsive geniposidic acid-loaded chitosan/dialdehyde carboxymethyl cellulose Schiff base hydrogel for accelerating wound healing.</w:t>
+          <w:hyperlink r:id="rId190" w:tgtFrame="_blank">
+            <w:r>
+              <w:t xml:space="preserve">Multifunctional Dressing Integrating Local Drug Delivery, Self-Powered Electrical Stimulation, and Exudate Management for Chronic Diabetic Wound Healing.</w:t>
             </w:r>
           </w:hyperlink>
         </w:t>
@@ -9164,9 +10199,9 @@
           <w:u w:val="single"/>
         </w:rPr>
         <w:t xml:space="preserve">
-          <w:hyperlink r:id="rId145" w:tgtFrame="_blank">
-            <w:r>
-              <w:t xml:space="preserve">Study on the preparation and characterization of a double-layer PVA/SPH hydrogel with mechanical enhancement and anti-adhesion for the repair of abdominal hernia.</w:t>
+          <w:hyperlink r:id="rId191" w:tgtFrame="_blank">
+            <w:r>
+              <w:t xml:space="preserve">Bioactive and Antibacterial Gallic Acid Incorporated 3D-Printed Hydroxyapatite/Gelatin/Carboxymethyl Cellulose Scaffolds for Bone Tissue Engineering.</w:t>
             </w:r>
           </w:hyperlink>
         </w:t>
@@ -9209,9 +10244,9 @@
           <w:u w:val="single"/>
         </w:rPr>
         <w:t xml:space="preserve">
-          <w:hyperlink r:id="rId146" w:tgtFrame="_blank">
-            <w:r>
-              <w:t xml:space="preserve">Multifunctional Toona sinensis gum polysaccharide-based carbon dot-hydrogel composites for accelerated healing of infected wounds.</w:t>
+          <w:hyperlink r:id="rId192" w:tgtFrame="_blank">
+            <w:r>
+              <w:t xml:space="preserve">A photothermal immune hydrogel dressing for enhanced post-melanoma resection treatment.</w:t>
             </w:r>
           </w:hyperlink>
         </w:t>
@@ -9254,9 +10289,9 @@
           <w:u w:val="single"/>
         </w:rPr>
         <w:t xml:space="preserve">
-          <w:hyperlink r:id="rId147" w:tgtFrame="_blank">
-            <w:r>
-              <w:t xml:space="preserve">Modular alginate-based hydrogels embedding multilayer nanofibers: A synergistic strategy for hemostasis, antibacterial, and immunomodulatory therapy.</w:t>
+          <w:hyperlink r:id="rId193" w:tgtFrame="_blank">
+            <w:r>
+              <w:t xml:space="preserve">Controlled synthesis and full factorial design optimization of chitosan-graphitic carbon nitride nanocomposite for improved antimicrobial activity.</w:t>
             </w:r>
           </w:hyperlink>
         </w:t>
@@ -9299,9 +10334,9 @@
           <w:u w:val="single"/>
         </w:rPr>
         <w:t xml:space="preserve">
-          <w:hyperlink r:id="rId148" w:tgtFrame="_blank">
-            <w:r>
-              <w:t xml:space="preserve">Functional photo-crosslinked collagen-based hybrid gels with antibacterial and antioxidant properties.</w:t>
+          <w:hyperlink r:id="rId194" w:tgtFrame="_blank">
+            <w:r>
+              <w:t xml:space="preserve">Shellac nanoparticle based intelligent drug-delivery composite sponge for hemostasis and healing of diabetic wounds.</w:t>
             </w:r>
           </w:hyperlink>
         </w:t>
@@ -9344,9 +10379,9 @@
           <w:u w:val="single"/>
         </w:rPr>
         <w:t xml:space="preserve">
-          <w:hyperlink r:id="rId149" w:tgtFrame="_blank">
-            <w:r>
-              <w:t xml:space="preserve">Injectable ε-poly-lysine/hyaluronic acid hydrogel for targeted prevention of cardiovascular implantable electronic device pocket infections.</w:t>
+          <w:hyperlink r:id="rId195" w:tgtFrame="_blank">
+            <w:r>
+              <w:t xml:space="preserve">Starch-grafted poly(ɛ-caprolactone) nanofibrous membranes for wound healing and pH-triggered drug delivery.</w:t>
             </w:r>
           </w:hyperlink>
         </w:t>
@@ -9389,9 +10424,9 @@
           <w:u w:val="single"/>
         </w:rPr>
         <w:t xml:space="preserve">
-          <w:hyperlink r:id="rId150" w:tgtFrame="_blank">
-            <w:r>
-              <w:t xml:space="preserve">A self-healing hydrogel based on modified chitosan and sodium alginate oxide reinforced with hydrophilic nanomaterials for wound dressing applications.</w:t>
+          <w:hyperlink r:id="rId196" w:tgtFrame="_blank">
+            <w:r>
+              <w:t xml:space="preserve">A mussel-inspired dynamic cross-linking design for eco-friendly, injectable, and bactericidal biomass-based bioadhesives.</w:t>
             </w:r>
           </w:hyperlink>
         </w:t>
@@ -9434,9 +10469,9 @@
           <w:u w:val="single"/>
         </w:rPr>
         <w:t xml:space="preserve">
-          <w:hyperlink r:id="rId151" w:tgtFrame="_blank">
-            <w:r>
-              <w:t xml:space="preserve">Bioresponsive Dual Microspheres Embedded in a Hydrogel: A Sequentially Triggered Strategy for Regulating Diabetic Wound Healing.</w:t>
+          <w:hyperlink r:id="rId197" w:tgtFrame="_blank">
+            <w:r>
+              <w:t xml:space="preserve">Sustainable ZnO/Zn(3)(PO(4))(2) Nanoparticles Synthesized from Coconut-Derived Media Incorporated into Bioactive ALG/PVA Hydrogel Dressings.</w:t>
             </w:r>
           </w:hyperlink>
         </w:t>
@@ -9479,9 +10514,9 @@
           <w:u w:val="single"/>
         </w:rPr>
         <w:t xml:space="preserve">
-          <w:hyperlink r:id="rId152" w:tgtFrame="_blank">
-            <w:r>
-              <w:t xml:space="preserve">Formulation and evaluation of hydrogel based on Brazilian propolis ethanol extract for promoting diabetic wound healing.</w:t>
+          <w:hyperlink r:id="rId198" w:tgtFrame="_blank">
+            <w:r>
+              <w:t xml:space="preserve">Characterization of Polysaccharide-Based Composites Enriched with Zinc Oxide and Bacitracin for the Treatment of Infected Wounds.</w:t>
             </w:r>
           </w:hyperlink>
         </w:t>
@@ -9524,9 +10559,9 @@
           <w:u w:val="single"/>
         </w:rPr>
         <w:t xml:space="preserve">
-          <w:hyperlink r:id="rId153" w:tgtFrame="_blank">
-            <w:r>
-              <w:t xml:space="preserve">3D-Printed Vancomycin-Loaded ZIF-8@GMP Scaffolds with Sustained Antibacterial, Anti-Inflammatory, and Osteoinductive Properties for Bone Tissue Engineering.</w:t>
+          <w:hyperlink r:id="rId199" w:tgtFrame="_blank">
+            <w:r>
+              <w:t xml:space="preserve">An Injectable CMCS/γ-PGA/PRP Bioadhesive With Antibacterial, Adhesive, and Regenerative Properties for Infected Wound Healing.</w:t>
             </w:r>
           </w:hyperlink>
         </w:t>
@@ -9569,9 +10604,9 @@
           <w:u w:val="single"/>
         </w:rPr>
         <w:t xml:space="preserve">
-          <w:hyperlink r:id="rId154" w:tgtFrame="_blank">
-            <w:r>
-              <w:t xml:space="preserve">Effervescent-Assisted Dissolving Microneedle Array Patches for Localized Tetracycline Delivery: A Three-Layer Design for Rapid-Onset Antimicrobial Therapy in Superficial Skin Infections.</w:t>
+          <w:hyperlink r:id="rId200" w:tgtFrame="_blank">
+            <w:r>
+              <w:t xml:space="preserve">Bacterial Cellulose Hydrogel Incorporating Silver Nanoparticles: A Nanobiotechnological Approach for Skin Infections Caused by MRSA and MRSE.</w:t>
             </w:r>
           </w:hyperlink>
         </w:t>
@@ -9614,9 +10649,9 @@
           <w:u w:val="single"/>
         </w:rPr>
         <w:t xml:space="preserve">
-          <w:hyperlink r:id="rId155" w:tgtFrame="_blank">
-            <w:r>
-              <w:t xml:space="preserve">Tear Glucose-Responsive and Photo-activated Antibacterial Hydrogel Bandage with Bio-heterojunction for the Treatment of Drug-Resistant Bacterial Corneal Infection.</w:t>
+          <w:hyperlink r:id="rId201" w:tgtFrame="_blank">
+            <w:r>
+              <w:t xml:space="preserve">Development of a Film-Forming Wound Dressing from Periplaneta americana Grease: Formulation, Characterization, and Bioevaluation.</w:t>
             </w:r>
           </w:hyperlink>
         </w:t>
@@ -9659,9 +10694,9 @@
           <w:u w:val="single"/>
         </w:rPr>
         <w:t xml:space="preserve">
-          <w:hyperlink r:id="rId156" w:tgtFrame="_blank">
-            <w:r>
-              <w:t xml:space="preserve">A Photothermal-Responsive PRP-Loaded Hydrogel Engineered With Composite Nanobottle for Controllable Delivery of Growth Factors and Multifunctional Therapy of Diabetic Wounds.</w:t>
+          <w:hyperlink r:id="rId202" w:tgtFrame="_blank">
+            <w:r>
+              <w:t xml:space="preserve">Matrix-Dependent Stability and Antibacterial Efficacy of Silver Nanoparticles: A Comparative Study of Anionic Carbopol vs. Non-Ionic Pluronic Hydrogels.</w:t>
             </w:r>
           </w:hyperlink>
         </w:t>
@@ -9704,9 +10739,9 @@
           <w:u w:val="single"/>
         </w:rPr>
         <w:t xml:space="preserve">
-          <w:hyperlink r:id="rId157" w:tgtFrame="_blank">
-            <w:r>
-              <w:t xml:space="preserve">Composite microspheres of bioactive glass and hydrophilic biodegradable polymers to accelerate infected wound healing.</w:t>
+          <w:hyperlink r:id="rId203" w:tgtFrame="_blank">
+            <w:r>
+              <w:t xml:space="preserve">Injectable ROS-scavenging and NIR-responsive nanocomposite hydrogel for staphylococcus aureus-infected diabetic wound healing.</w:t>
             </w:r>
           </w:hyperlink>
         </w:t>
@@ -9749,9 +10784,9 @@
           <w:u w:val="single"/>
         </w:rPr>
         <w:t xml:space="preserve">
-          <w:hyperlink r:id="rId158" w:tgtFrame="_blank">
-            <w:r>
-              <w:t xml:space="preserve">Design and Optimization of Thermosensitive Hydrogels Combined with Lipid Nanotechnology for Topical Curcumin Application.</w:t>
+          <w:hyperlink r:id="rId204" w:tgtFrame="_blank">
+            <w:r>
+              <w:t xml:space="preserve">Enhanced wound healing in diabetic rats using Boswellia serrata Roxb.- Zn gel: a multifunctional approach targeting inflammation, oxidative stress, and tissue regeneration.</w:t>
             </w:r>
           </w:hyperlink>
         </w:t>
@@ -9794,9 +10829,9 @@
           <w:u w:val="single"/>
         </w:rPr>
         <w:t xml:space="preserve">
-          <w:hyperlink r:id="rId159" w:tgtFrame="_blank">
-            <w:r>
-              <w:t xml:space="preserve">Electron Beam-Irradiated g-C(3)N(4)/Ti(3)C(2) Nanocomposite Embedded in PVA/SA Hydrogel: An Integrated Platform with Enhanced Photocatalytic Antibacterial Activity.</w:t>
+          <w:hyperlink r:id="rId205" w:tgtFrame="_blank">
+            <w:r>
+              <w:t xml:space="preserve">Development of a hydrogel-based drug delivery system for wound infection management with enhanced recombinant Reg3A bioactivity.</w:t>
             </w:r>
           </w:hyperlink>
         </w:t>
@@ -9839,324 +10874,9 @@
           <w:u w:val="single"/>
         </w:rPr>
         <w:t xml:space="preserve">
-          <w:hyperlink r:id="rId160" w:tgtFrame="_blank">
-            <w:r>
-              <w:t xml:space="preserve">Eco-Friendly In Situ Fabrication of Silver Nanoparticle-Loaded Chitosan Nanogels for Antibacterial Applications.</w:t>
-            </w:r>
-          </w:hyperlink>
-        </w:t>
-      </w:r>
-    </w:p>
-    <w:p>
-      <w:pPr>
-        <w:spacing w:after="0"/>
-        <w:rPr>
-          <w:color w:val="0F50FF"/>
-          <w:u w:val="single"/>
-        </w:rPr>
-      </w:pPr>
-      <w:r>
-        <w:rPr>
-          <w:color w:val="0F50FF"/>
-          <w:u w:val="single"/>
-        </w:rPr>
-        <w:t xml:space="preserve"/>
-      </w:r>
-    </w:p>
-    <w:p>
-      <w:pPr>
-        <w:pStyle w:val="ListParagraph"/>
-        <w:numPr>
-          <w:ilvl w:val="0"/>
-          <w:numId w:val="24"/>
-        </w:numPr>
-        <w:spacing w:after="0" w:line="240" w:lineRule="auto"/>
-        <w:ind w:left="357" w:hanging="357"/>
-        <w:rPr>
-          <w:color w:val="0F50FF"/>
-          <w:u w:val="single"/>
-        </w:rPr>
-      </w:pPr>
-      <w:proofErr w:type="gramStart"/>
-      <w:r>
-        <w:rPr>
-          <w:color w:val="0F50FF"/>
-          <w:u w:val="single"/>
-        </w:rPr>
-        <w:t xml:space="preserve">
-          <w:hyperlink r:id="rId161" w:tgtFrame="_blank">
-            <w:r>
-              <w:t xml:space="preserve">Modulation of Peptoid Nanostructure for Antibiofilm Hydrogel Interfaces.</w:t>
-            </w:r>
-          </w:hyperlink>
-        </w:t>
-      </w:r>
-    </w:p>
-    <w:p>
-      <w:pPr>
-        <w:spacing w:after="0"/>
-        <w:rPr>
-          <w:color w:val="0F50FF"/>
-          <w:u w:val="single"/>
-        </w:rPr>
-      </w:pPr>
-      <w:r>
-        <w:rPr>
-          <w:color w:val="0F50FF"/>
-          <w:u w:val="single"/>
-        </w:rPr>
-        <w:t xml:space="preserve"/>
-      </w:r>
-    </w:p>
-    <w:p>
-      <w:pPr>
-        <w:pStyle w:val="ListParagraph"/>
-        <w:numPr>
-          <w:ilvl w:val="0"/>
-          <w:numId w:val="24"/>
-        </w:numPr>
-        <w:spacing w:after="0" w:line="240" w:lineRule="auto"/>
-        <w:ind w:left="357" w:hanging="357"/>
-        <w:rPr>
-          <w:color w:val="0F50FF"/>
-          <w:u w:val="single"/>
-        </w:rPr>
-      </w:pPr>
-      <w:proofErr w:type="gramStart"/>
-      <w:r>
-        <w:rPr>
-          <w:color w:val="0F50FF"/>
-          <w:u w:val="single"/>
-        </w:rPr>
-        <w:t xml:space="preserve">
-          <w:hyperlink r:id="rId162" w:tgtFrame="_blank">
-            <w:r>
-              <w:t xml:space="preserve">Energetic metabolism-regulatory glycopeptide hydrogel accelerates pressure ulcer wound repair.</w:t>
-            </w:r>
-          </w:hyperlink>
-        </w:t>
-      </w:r>
-    </w:p>
-    <w:p>
-      <w:pPr>
-        <w:spacing w:after="0"/>
-        <w:rPr>
-          <w:color w:val="0F50FF"/>
-          <w:u w:val="single"/>
-        </w:rPr>
-      </w:pPr>
-      <w:r>
-        <w:rPr>
-          <w:color w:val="0F50FF"/>
-          <w:u w:val="single"/>
-        </w:rPr>
-        <w:t xml:space="preserve"/>
-      </w:r>
-    </w:p>
-    <w:p>
-      <w:pPr>
-        <w:pStyle w:val="ListParagraph"/>
-        <w:numPr>
-          <w:ilvl w:val="0"/>
-          <w:numId w:val="24"/>
-        </w:numPr>
-        <w:spacing w:after="0" w:line="240" w:lineRule="auto"/>
-        <w:ind w:left="357" w:hanging="357"/>
-        <w:rPr>
-          <w:color w:val="0F50FF"/>
-          <w:u w:val="single"/>
-        </w:rPr>
-      </w:pPr>
-      <w:proofErr w:type="gramStart"/>
-      <w:r>
-        <w:rPr>
-          <w:color w:val="0F50FF"/>
-          <w:u w:val="single"/>
-        </w:rPr>
-        <w:t xml:space="preserve">
-          <w:hyperlink r:id="rId163" w:tgtFrame="_blank">
-            <w:r>
-              <w:t xml:space="preserve">New insights into zinc-doped carbon dots embedded in hydrogel: Highlighting enhanced wound healing and skin tissue regeneration capabilities.</w:t>
-            </w:r>
-          </w:hyperlink>
-        </w:t>
-      </w:r>
-    </w:p>
-    <w:p>
-      <w:pPr>
-        <w:spacing w:after="0"/>
-        <w:rPr>
-          <w:color w:val="0F50FF"/>
-          <w:u w:val="single"/>
-        </w:rPr>
-      </w:pPr>
-      <w:r>
-        <w:rPr>
-          <w:color w:val="0F50FF"/>
-          <w:u w:val="single"/>
-        </w:rPr>
-        <w:t xml:space="preserve"/>
-      </w:r>
-    </w:p>
-    <w:p>
-      <w:pPr>
-        <w:pStyle w:val="ListParagraph"/>
-        <w:numPr>
-          <w:ilvl w:val="0"/>
-          <w:numId w:val="24"/>
-        </w:numPr>
-        <w:spacing w:after="0" w:line="240" w:lineRule="auto"/>
-        <w:ind w:left="357" w:hanging="357"/>
-        <w:rPr>
-          <w:color w:val="0F50FF"/>
-          <w:u w:val="single"/>
-        </w:rPr>
-      </w:pPr>
-      <w:proofErr w:type="gramStart"/>
-      <w:r>
-        <w:rPr>
-          <w:color w:val="0F50FF"/>
-          <w:u w:val="single"/>
-        </w:rPr>
-        <w:t xml:space="preserve">
-          <w:hyperlink r:id="rId164" w:tgtFrame="_blank">
-            <w:r>
-              <w:t xml:space="preserve">The Use of Biomass from In Vitro Fungal Cultures as a Bioactive Ingredient with Antimicrobial Activity in Hydrogel Dressings.</w:t>
-            </w:r>
-          </w:hyperlink>
-        </w:t>
-      </w:r>
-    </w:p>
-    <w:p>
-      <w:pPr>
-        <w:spacing w:after="0"/>
-        <w:rPr>
-          <w:color w:val="0F50FF"/>
-          <w:u w:val="single"/>
-        </w:rPr>
-      </w:pPr>
-      <w:r>
-        <w:rPr>
-          <w:color w:val="0F50FF"/>
-          <w:u w:val="single"/>
-        </w:rPr>
-        <w:t xml:space="preserve"/>
-      </w:r>
-    </w:p>
-    <w:p>
-      <w:pPr>
-        <w:pStyle w:val="ListParagraph"/>
-        <w:numPr>
-          <w:ilvl w:val="0"/>
-          <w:numId w:val="24"/>
-        </w:numPr>
-        <w:spacing w:after="0" w:line="240" w:lineRule="auto"/>
-        <w:ind w:left="357" w:hanging="357"/>
-        <w:rPr>
-          <w:color w:val="0F50FF"/>
-          <w:u w:val="single"/>
-        </w:rPr>
-      </w:pPr>
-      <w:proofErr w:type="gramStart"/>
-      <w:r>
-        <w:rPr>
-          <w:color w:val="0F50FF"/>
-          <w:u w:val="single"/>
-        </w:rPr>
-        <w:t xml:space="preserve">
-          <w:hyperlink r:id="rId165" w:tgtFrame="_blank">
-            <w:r>
-              <w:t xml:space="preserve">Evaluation of the Antimicrobial Activity of Bimetallic TiO(2)-ZnO Nanoparticles Phytosynthesized with Ruta graveolens Extract Supported on a Chitosan Film.</w:t>
-            </w:r>
-          </w:hyperlink>
-        </w:t>
-      </w:r>
-    </w:p>
-    <w:p>
-      <w:pPr>
-        <w:spacing w:after="0"/>
-        <w:rPr>
-          <w:color w:val="0F50FF"/>
-          <w:u w:val="single"/>
-        </w:rPr>
-      </w:pPr>
-      <w:r>
-        <w:rPr>
-          <w:color w:val="0F50FF"/>
-          <w:u w:val="single"/>
-        </w:rPr>
-        <w:t xml:space="preserve"/>
-      </w:r>
-    </w:p>
-    <w:p>
-      <w:pPr>
-        <w:pStyle w:val="ListParagraph"/>
-        <w:numPr>
-          <w:ilvl w:val="0"/>
-          <w:numId w:val="24"/>
-        </w:numPr>
-        <w:spacing w:after="0" w:line="240" w:lineRule="auto"/>
-        <w:ind w:left="357" w:hanging="357"/>
-        <w:rPr>
-          <w:color w:val="0F50FF"/>
-          <w:u w:val="single"/>
-        </w:rPr>
-      </w:pPr>
-      <w:proofErr w:type="gramStart"/>
-      <w:r>
-        <w:rPr>
-          <w:color w:val="0F50FF"/>
-          <w:u w:val="single"/>
-        </w:rPr>
-        <w:t xml:space="preserve">
-          <w:hyperlink r:id="rId166" w:tgtFrame="_blank">
-            <w:r>
-              <w:t xml:space="preserve">Quaternary Ammonium Salt Carboxymethyl Chitosan/Sodium Oxidized Alginate/Tannic Acid/Sodium Tetraborate Hydrogel Dressings with Self-Healing, Antioxidant and Responsive Release of Tannic Acid.</w:t>
-            </w:r>
-          </w:hyperlink>
-        </w:t>
-      </w:r>
-    </w:p>
-    <w:p>
-      <w:pPr>
-        <w:spacing w:after="0"/>
-        <w:rPr>
-          <w:color w:val="0F50FF"/>
-          <w:u w:val="single"/>
-        </w:rPr>
-      </w:pPr>
-      <w:r>
-        <w:rPr>
-          <w:color w:val="0F50FF"/>
-          <w:u w:val="single"/>
-        </w:rPr>
-        <w:t xml:space="preserve"/>
-      </w:r>
-    </w:p>
-    <w:p>
-      <w:pPr>
-        <w:pStyle w:val="ListParagraph"/>
-        <w:numPr>
-          <w:ilvl w:val="0"/>
-          <w:numId w:val="24"/>
-        </w:numPr>
-        <w:spacing w:after="0" w:line="240" w:lineRule="auto"/>
-        <w:ind w:left="357" w:hanging="357"/>
-        <w:rPr>
-          <w:color w:val="0F50FF"/>
-          <w:u w:val="single"/>
-        </w:rPr>
-      </w:pPr>
-      <w:proofErr w:type="gramStart"/>
-      <w:r>
-        <w:rPr>
-          <w:color w:val="0F50FF"/>
-          <w:u w:val="single"/>
-        </w:rPr>
-        <w:t xml:space="preserve">
-          <w:hyperlink r:id="rId167" w:tgtFrame="_blank">
-            <w:r>
-              <w:t xml:space="preserve">Formulation and Biological Evaluation of Glycyrrhiza glabra L. Methanolic Extract: An Exploratory Study in the Context of Rosacea.</w:t>
+          <w:hyperlink r:id="rId206" w:tgtFrame="_blank">
+            <w:r>
+              <w:t xml:space="preserve">Modulating Micrococcal Nuclease-Triggered Antibiotic Releases for One-Stage Revisions of Staphylococcus aureus-Infected Prostheses.</w:t>
             </w:r>
           </w:hyperlink>
         </w:t>
@@ -10226,9 +10946,9 @@
           <w:u w:val="single"/>
         </w:rPr>
         <w:t xml:space="preserve">
-          <w:hyperlink r:id="rId211" w:tgtFrame="_blank">
-            <w:r>
-              <w:t xml:space="preserve">Optimizing Tedizolid Dosing in Cerebral Nocardiosis: Clinical Impact of Direct Unbound Concentration Measurement and Population PK Modelling in Two Cases.</w:t>
+          <w:hyperlink r:id="rId227" w:tgtFrame="_blank">
+            <w:r>
+              <w:t xml:space="preserve">Discovery and characterization of Z1: an imipridone-based ClpP agonist with potent anti-staphylococcal activity.</w:t>
             </w:r>
           </w:hyperlink>
         </w:t>
@@ -10271,9 +10991,9 @@
           <w:u w:val="single"/>
         </w:rPr>
         <w:t xml:space="preserve">
-          <w:hyperlink r:id="rId212" w:tgtFrame="_blank">
-            <w:r>
-              <w:t xml:space="preserve">Azole Amide Analogues as Antibacterial Agents Against Methicillin-Resistant Staphylococcus aureus and Its Structure-Activity Relationship Studies.</w:t>
+          <w:hyperlink r:id="rId228" w:tgtFrame="_blank">
+            <w:r>
+              <w:t xml:space="preserve">Skin androgens regulate Staphylococcus aureus pathogenicity via quorum sensing.</w:t>
             </w:r>
           </w:hyperlink>
         </w:t>
@@ -10316,9 +11036,9 @@
           <w:u w:val="single"/>
         </w:rPr>
         <w:t xml:space="preserve">
-          <w:hyperlink r:id="rId213" w:tgtFrame="_blank">
-            <w:r>
-              <w:t xml:space="preserve">STAT3-Mutated Hyper-IgE Syndrome With Retroperitoneal Abscess in Adolescence.</w:t>
+          <w:hyperlink r:id="rId229" w:tgtFrame="_blank">
+            <w:r>
+              <w:t xml:space="preserve">[Post-travel recurrent furunculosis].</w:t>
             </w:r>
           </w:hyperlink>
         </w:t>
@@ -10361,9 +11081,9 @@
           <w:u w:val="single"/>
         </w:rPr>
         <w:t xml:space="preserve">
-          <w:hyperlink r:id="rId214" w:tgtFrame="_blank">
-            <w:r>
-              <w:t xml:space="preserve">Novel use of oral delafloxacin monotherapy in staphylococcal prosthetic valve endocarditis: A case report.</w:t>
+          <w:hyperlink r:id="rId230" w:tgtFrame="_blank">
+            <w:r>
+              <w:t xml:space="preserve">Comparative Efficacy of Cultivated Epidermal Allograft and Hydrocolloid Dressings in Pediatric Burn Injuries.</w:t>
             </w:r>
           </w:hyperlink>
         </w:t>
@@ -10406,9 +11126,9 @@
           <w:u w:val="single"/>
         </w:rPr>
         <w:t xml:space="preserve">
-          <w:hyperlink r:id="rId215" w:tgtFrame="_blank">
-            <w:r>
-              <w:t xml:space="preserve">Non-canonical stringent response signaling mediates antimicrobial fatty acid sensitivity in Staphylococcus aureus.</w:t>
+          <w:hyperlink r:id="rId231" w:tgtFrame="_blank">
+            <w:r>
+              <w:t xml:space="preserve">Evaluation of a Commercial Ozonated Olive Oil Product (800 mEq O(2)/Kg) Against Methicillin-Resistant Staphylococcus pseudintermedius (MRSP) Using an Ex Vivo Canine Skin Model.</w:t>
             </w:r>
           </w:hyperlink>
         </w:t>
@@ -10451,9 +11171,9 @@
           <w:u w:val="single"/>
         </w:rPr>
         <w:t xml:space="preserve">
-          <w:hyperlink r:id="rId216" w:tgtFrame="_blank">
-            <w:r>
-              <w:t xml:space="preserve">Case Series: Use of Dalbavancin for Invasive Gram-Positive Infection in Children.</w:t>
+          <w:hyperlink r:id="rId232" w:tgtFrame="_blank">
+            <w:r>
+              <w:t xml:space="preserve">Multidrug Resistance and Adaptive Response to Silver and Gold Nanoparticles in Methicillin-Resistant Staphylococcus aureus from Human and Animal Sources.</w:t>
             </w:r>
           </w:hyperlink>
         </w:t>
@@ -10496,54 +11216,9 @@
           <w:u w:val="single"/>
         </w:rPr>
         <w:t xml:space="preserve">
-          <w:hyperlink r:id="rId217" w:tgtFrame="_blank">
-            <w:r>
-              <w:t xml:space="preserve">Mechanistic insights and functional evaluation of an Artemisia annua essential oil nanoemulsion for antibacterial topical application against Staphylococcus aureus.</w:t>
-            </w:r>
-          </w:hyperlink>
-        </w:t>
-      </w:r>
-    </w:p>
-    <w:p>
-      <w:pPr>
-        <w:spacing w:after="0"/>
-        <w:rPr>
-          <w:color w:val="0F50FF"/>
-          <w:u w:val="single"/>
-        </w:rPr>
-      </w:pPr>
-      <w:r>
-        <w:rPr>
-          <w:color w:val="0F50FF"/>
-          <w:u w:val="single"/>
-        </w:rPr>
-        <w:t xml:space="preserve"/>
-      </w:r>
-    </w:p>
-    <w:p>
-      <w:pPr>
-        <w:pStyle w:val="ListParagraph"/>
-        <w:numPr>
-          <w:ilvl w:val="0"/>
-          <w:numId w:val="25"/>
-        </w:numPr>
-        <w:spacing w:after="0" w:line="240" w:lineRule="auto"/>
-        <w:ind w:left="357" w:hanging="357"/>
-        <w:rPr>
-          <w:color w:val="0F50FF"/>
-          <w:u w:val="single"/>
-        </w:rPr>
-      </w:pPr>
-      <w:proofErr w:type="gramStart"/>
-      <w:r>
-        <w:rPr>
-          <w:color w:val="0F50FF"/>
-          <w:u w:val="single"/>
-        </w:rPr>
-        <w:t xml:space="preserve">
-          <w:hyperlink r:id="rId218" w:tgtFrame="_blank">
-            <w:r>
-              <w:t xml:space="preserve">Fluoroquinolone Prophylaxis Reduces Intensive Care Unit Admission and Clostridioides difficile Rates in Acute Myeloid Leukemia Induction Chemotherapy.</w:t>
+          <w:hyperlink r:id="rId233" w:tgtFrame="_blank">
+            <w:r>
+              <w:t xml:space="preserve">Case Report of Gouty Arthritis Complicated by Septic Arthritis.</w:t>
             </w:r>
           </w:hyperlink>
         </w:t>

--- a/dermal_data/lit_review.docx
+++ b/dermal_data/lit_review.docx
@@ -70,7 +70,7 @@
           <w:sz w:val="36"/>
           <w:szCs w:val="36"/>
         </w:rPr>
-        <w:t xml:space="preserve">01/03/2026 – 01/04/2026</w:t>
+        <w:t xml:space="preserve">01/04/2026 – 01/05/2026</w:t>
       </w:r>
     </w:p>
     <w:p>
@@ -1004,9 +1004,9 @@
           <w:u w:val="single"/>
         </w:rPr>
         <w:t xml:space="preserve">
-          <w:hyperlink r:id="rId35" w:tgtFrame="_blank">
-            <w:r>
-              <w:t xml:space="preserve">Thermosensitive Chitosan-Hyaluronic Acid Hydrogel for Sustained Betamethasone and Levofloxacin Delivery in Corneal Wound Healing.</w:t>
+          <w:hyperlink r:id="rId42" w:tgtFrame="_blank">
+            <w:r>
+              <w:t xml:space="preserve">Development and evaluation of Alkanna tinctoria root extract and mupirocin nanoparticles-loaded porous films for the burn wound management.</w:t>
             </w:r>
           </w:hyperlink>
         </w:t>
@@ -1049,9 +1049,9 @@
           <w:u w:val="single"/>
         </w:rPr>
         <w:t xml:space="preserve">
-          <w:hyperlink r:id="rId36" w:tgtFrame="_blank">
-            <w:r>
-              <w:t xml:space="preserve">A multiphasic core-shell flurbiprofen and ciprofloxacin-loaded nanofibrous dressing cures infected burns via dual control of infection and inflammatory response.</w:t>
+          <w:hyperlink r:id="rId43" w:tgtFrame="_blank">
+            <w:r>
+              <w:t xml:space="preserve">Optimization of a fracture-related infection (FRI) rat model to mimic bacterial contaminated open fractures in orthopaedic patients - a model development study.</w:t>
             </w:r>
           </w:hyperlink>
         </w:t>
@@ -1094,9 +1094,9 @@
           <w:u w:val="single"/>
         </w:rPr>
         <w:t xml:space="preserve">
-          <w:hyperlink r:id="rId37" w:tgtFrame="_blank">
-            <w:r>
-              <w:t xml:space="preserve">Multi-Omics Integration Identifies Immune-ECM Dysregulation and Candidate Biomarkers of Infected High-Stage Pressure Injury in a Novel Aged-Rat Model.</w:t>
+          <w:hyperlink r:id="rId44" w:tgtFrame="_blank">
+            <w:r>
+              <w:t xml:space="preserve">Adjunctive hyperbaric oxygen therapy for chronic burn injuries complicated by MRSA and multidrug-resistant infections: a case report.</w:t>
             </w:r>
           </w:hyperlink>
         </w:t>
@@ -1139,9 +1139,9 @@
           <w:u w:val="single"/>
         </w:rPr>
         <w:t xml:space="preserve">
-          <w:hyperlink r:id="rId38" w:tgtFrame="_blank">
-            <w:r>
-              <w:t xml:space="preserve">Multi-enzyme active temperature-sensitive hydrogel with reactive oxygen species scavenging and antimicrobial capacity for diabetic wound repair.</w:t>
+          <w:hyperlink r:id="rId45" w:tgtFrame="_blank">
+            <w:r>
+              <w:t xml:space="preserve">Photothermally triggered silk fibroin microneedles with coordinated gallic acid-iron networks for synergistic infected burn wound therapy.</w:t>
             </w:r>
           </w:hyperlink>
         </w:t>
@@ -1184,9 +1184,9 @@
           <w:u w:val="single"/>
         </w:rPr>
         <w:t xml:space="preserve">
-          <w:hyperlink r:id="rId39" w:tgtFrame="_blank">
-            <w:r>
-              <w:t xml:space="preserve">Microbiological profile of bloodstream infections in burn patients admitted to a tertiary care hospital: A descriptive cross-sectional study.</w:t>
+          <w:hyperlink r:id="rId46" w:tgtFrame="_blank">
+            <w:r>
+              <w:t xml:space="preserve">Tannic acid-copper ion@black phosphorus doped cationic guar gum/polyvinyl alcohol nanocomposite hydrogel for burn wound healing with antioxidant and photothermal antibacterial activities.</w:t>
             </w:r>
           </w:hyperlink>
         </w:t>
@@ -1229,9 +1229,9 @@
           <w:u w:val="single"/>
         </w:rPr>
         <w:t xml:space="preserve">
-          <w:hyperlink r:id="rId40" w:tgtFrame="_blank">
-            <w:r>
-              <w:t xml:space="preserve">Prevalence and Determinants of Multi-Drug Resistance Bacterial Infection Among Burn Patients in a Tertiary Care Center in Nepal.</w:t>
+          <w:hyperlink r:id="rId47" w:tgtFrame="_blank">
+            <w:r>
+              <w:t xml:space="preserve">Carbon dot based topical application for therapy of phosphorus oxide-induced cutaneous burns.</w:t>
             </w:r>
           </w:hyperlink>
         </w:t>
@@ -1274,9 +1274,9 @@
           <w:u w:val="single"/>
         </w:rPr>
         <w:t xml:space="preserve">
-          <w:hyperlink r:id="rId41" w:tgtFrame="_blank">
-            <w:r>
-              <w:t xml:space="preserve">Properties of chitosan-gelatine based, aloe vera and propolis added biofunctional wound dressing material.</w:t>
+          <w:hyperlink r:id="rId48" w:tgtFrame="_blank">
+            <w:r>
+              <w:t xml:space="preserve">Broad-spectrum bactericidal synergy of silver-cannabichromene-cannabigerol triple combinations against healthcare-associated pathogens.</w:t>
             </w:r>
           </w:hyperlink>
         </w:t>
@@ -1319,9 +1319,9 @@
           <w:u w:val="single"/>
         </w:rPr>
         <w:t xml:space="preserve">
-          <w:hyperlink r:id="rId42" w:tgtFrame="_blank">
-            <w:r>
-              <w:t xml:space="preserve">Smart microenvironment-adaptive nanocatalytic hydrogel for sequential antibacterial, anti-inflammatory, and regenerative therapy of biofilm-infected wounds.</w:t>
+          <w:hyperlink r:id="rId49" w:tgtFrame="_blank">
+            <w:r>
+              <w:t xml:space="preserve">Probiotic and Postbiotic Delivery Systems for the Management of Chronic Wounds: A Review of Emerging Strategies.</w:t>
             </w:r>
           </w:hyperlink>
         </w:t>
@@ -1364,9 +1364,9 @@
           <w:u w:val="single"/>
         </w:rPr>
         <w:t xml:space="preserve">
-          <w:hyperlink r:id="rId43" w:tgtFrame="_blank">
-            <w:r>
-              <w:t xml:space="preserve">Ultrasound-activated UiO-66 enables ROS-mediated antibacterial therapy and accelerates diabetic wound healing.</w:t>
+          <w:hyperlink r:id="rId50" w:tgtFrame="_blank">
+            <w:r>
+              <w:t xml:space="preserve">Plasma tool as green route for incorporation of flame retardancy and ultraviolet protection of textile fabrics.</w:t>
             </w:r>
           </w:hyperlink>
         </w:t>
@@ -1409,9 +1409,54 @@
           <w:u w:val="single"/>
         </w:rPr>
         <w:t xml:space="preserve">
-          <w:hyperlink r:id="rId44" w:tgtFrame="_blank">
-            <w:r>
-              <w:t xml:space="preserve">Airborne (1)O(2) Delivery via a Superhydrophobic Dressing as a Pathway to Next-Generation Wound Therapies, an in Vivo Murine Burn Model Study.</w:t>
+          <w:hyperlink r:id="rId51" w:tgtFrame="_blank">
+            <w:r>
+              <w:t xml:space="preserve">Clinical Outcomes Associated with Prior GLP-1 Exposure in Burned Patients.</w:t>
+            </w:r>
+          </w:hyperlink>
+        </w:t>
+      </w:r>
+    </w:p>
+    <w:p>
+      <w:pPr>
+        <w:spacing w:after="0"/>
+        <w:rPr>
+          <w:color w:val="0F50FF"/>
+          <w:u w:val="single"/>
+        </w:rPr>
+      </w:pPr>
+      <w:r>
+        <w:rPr>
+          <w:color w:val="0F50FF"/>
+          <w:u w:val="single"/>
+        </w:rPr>
+        <w:t xml:space="preserve"/>
+      </w:r>
+    </w:p>
+    <w:p>
+      <w:pPr>
+        <w:pStyle w:val="ListParagraph"/>
+        <w:numPr>
+          <w:ilvl w:val="0"/>
+          <w:numId w:val="18"/>
+        </w:numPr>
+        <w:spacing w:after="0" w:line="240" w:lineRule="auto"/>
+        <w:ind w:left="357" w:hanging="357"/>
+        <w:rPr>
+          <w:color w:val="0F50FF"/>
+          <w:u w:val="single"/>
+        </w:rPr>
+      </w:pPr>
+      <w:proofErr w:type="gramStart"/>
+      <w:r>
+        <w:rPr>
+          <w:color w:val="0F50FF"/>
+          <w:u w:val="single"/>
+        </w:rPr>
+        <w:t xml:space="preserve">
+          <w:hyperlink r:id="rId52" w:tgtFrame="_blank">
+            <w:r>
+              <w:t xml:space="preserve">Ficus carica Extract Loaded 3D-Printed Sodium Alginate/Guar Gum Scaffolds for Potential Wound Healing Applications: An In Vitro Study.</w:t>
             </w:r>
           </w:hyperlink>
         </w:t>
@@ -1489,9 +1534,9 @@
           <w:u w:val="single"/>
         </w:rPr>
         <w:t xml:space="preserve">
-          <w:hyperlink r:id="rId45" w:tgtFrame="_blank">
-            <w:r>
-              <w:t xml:space="preserve">Integrative Ayurveda management of a chronic unilateral diabetic plantar lesion: A case report.</w:t>
+          <w:hyperlink r:id="rId146" w:tgtFrame="_blank">
+            <w:r>
+              <w:t xml:space="preserve">Clinical applications of machine learning for infection assessment in diabetic foot ulcers.</w:t>
             </w:r>
           </w:hyperlink>
         </w:t>
@@ -1534,9 +1579,9 @@
           <w:u w:val="single"/>
         </w:rPr>
         <w:t xml:space="preserve">
-          <w:hyperlink r:id="rId46" w:tgtFrame="_blank">
-            <w:r>
-              <w:t xml:space="preserve">Intent to Treat Analysis of the Primary and Secondary Outcomes for the ODINN Intact Fish Skin Graft for Deep Diabetic Foot Wounds Trial.</w:t>
+          <w:hyperlink r:id="rId147" w:tgtFrame="_blank">
+            <w:r>
+              <w:t xml:space="preserve">Diagnostic accuracy of C-reactive protein for diabetic foot osteomyelitis: a retrospective study and meta-analysis of composite cut-off values.</w:t>
             </w:r>
           </w:hyperlink>
         </w:t>
@@ -1579,9 +1624,9 @@
           <w:u w:val="single"/>
         </w:rPr>
         <w:t xml:space="preserve">
-          <w:hyperlink r:id="rId47" w:tgtFrame="_blank">
-            <w:r>
-              <w:t xml:space="preserve">Sulodexide for limb salvage in refractory diabetic foot ulcer with arteriosclerosis obliterans: a case report.</w:t>
+          <w:hyperlink r:id="rId148" w:tgtFrame="_blank">
+            <w:r>
+              <w:t xml:space="preserve">A wound dressing with copper and silver nanoparticles versus ionic silver hydrofibre dressing for the treatment of diabetic foot ulcers: a randomised clinical trial.</w:t>
             </w:r>
           </w:hyperlink>
         </w:t>
@@ -1624,9 +1669,9 @@
           <w:u w:val="single"/>
         </w:rPr>
         <w:t xml:space="preserve">
-          <w:hyperlink r:id="rId48" w:tgtFrame="_blank">
-            <w:r>
-              <w:t xml:space="preserve">Aerobic pathogen profiles and antibiotic resistance in diabetic foot ulcers: Data from a Specialized Diabetes Center in Jordan.</w:t>
+          <w:hyperlink r:id="rId149" w:tgtFrame="_blank">
+            <w:r>
+              <w:t xml:space="preserve">Bacterial composition and healing tendency with cold atmospheric plasma treatment in diabetic wounds.</w:t>
             </w:r>
           </w:hyperlink>
         </w:t>
@@ -1669,9 +1714,9 @@
           <w:u w:val="single"/>
         </w:rPr>
         <w:t xml:space="preserve">
-          <w:hyperlink r:id="rId49" w:tgtFrame="_blank">
-            <w:r>
-              <w:t xml:space="preserve">Unravelling the pathophysiology of diabetic foot ulcer: insights into a complex wound healing process.</w:t>
+          <w:hyperlink r:id="rId150" w:tgtFrame="_blank">
+            <w:r>
+              <w:t xml:space="preserve">Characteristic Correlation between Staphylococcal Isolates from Wounds and Nares of Diabetic Foot Patients Living in Erbil City, Iraq.</w:t>
             </w:r>
           </w:hyperlink>
         </w:t>
@@ -1714,9 +1759,9 @@
           <w:u w:val="single"/>
         </w:rPr>
         <w:t xml:space="preserve">
-          <w:hyperlink r:id="rId50" w:tgtFrame="_blank">
-            <w:r>
-              <w:t xml:space="preserve">How to Select for Angioplasty or Surgical Bypass in People With Diabetes and Peripheral Arterial Disease.</w:t>
+          <w:hyperlink r:id="rId151" w:tgtFrame="_blank">
+            <w:r>
+              <w:t xml:space="preserve">Beyond Anatomy: Integrating Host Reserve Biomarkers with SVS WIfI to Predict Major Amputation in Chronic Limb-Threatening Ischemia - A Retrospective Study from a Tertiary Center in South India.</w:t>
             </w:r>
           </w:hyperlink>
         </w:t>
@@ -1759,9 +1804,9 @@
           <w:u w:val="single"/>
         </w:rPr>
         <w:t xml:space="preserve">
-          <w:hyperlink r:id="rId51" w:tgtFrame="_blank">
-            <w:r>
-              <w:t xml:space="preserve">Adjunctive hyperbaric oxygen therapy for chronic diabetic foot ulcer unresponsive to standard care: A case report.</w:t>
+          <w:hyperlink r:id="rId152" w:tgtFrame="_blank">
+            <w:r>
+              <w:t xml:space="preserve">Advanced microfluidic and 3D cell culture platforms for modeling vascularization in diabetic foot ulcers: A systematic review of translational challenges and perspectives.</w:t>
             </w:r>
           </w:hyperlink>
         </w:t>
@@ -1804,9 +1849,9 @@
           <w:u w:val="single"/>
         </w:rPr>
         <w:t xml:space="preserve">
-          <w:hyperlink r:id="rId52" w:tgtFrame="_blank">
-            <w:r>
-              <w:t xml:space="preserve">Severe Multifactorial Lactic Acidosis With Pulmonary Edema and Myocardial Injury in an Elderly Patient on Metformin Managed Conservatively: A Case Report.</w:t>
+          <w:hyperlink r:id="rId153" w:tgtFrame="_blank">
+            <w:r>
+              <w:t xml:space="preserve">From Epistaxis to a Platelet Count of Four: A Rare Presentation of Teicoplanin-Induced Thrombocytopenia.</w:t>
             </w:r>
           </w:hyperlink>
         </w:t>
@@ -1849,9 +1894,9 @@
           <w:u w:val="single"/>
         </w:rPr>
         <w:t xml:space="preserve">
-          <w:hyperlink r:id="rId53" w:tgtFrame="_blank">
-            <w:r>
-              <w:t xml:space="preserve">Analysis of the species distribution and drug resistance of pathogenic microorganisms causing diabetic foot infections in Southwest China from 2020 to 2024: a retrospective cross-sectional analysis.</w:t>
+          <w:hyperlink r:id="rId154" w:tgtFrame="_blank">
+            <w:r>
+              <w:t xml:space="preserve">Epidemiological trends in bacterial resistance in diabetic foot infections across the COVID-19 timeline: a retrospective analysis.</w:t>
             </w:r>
           </w:hyperlink>
         </w:t>
@@ -1894,9 +1939,9 @@
           <w:u w:val="single"/>
         </w:rPr>
         <w:t xml:space="preserve">
-          <w:hyperlink r:id="rId54" w:tgtFrame="_blank">
-            <w:r>
-              <w:t xml:space="preserve">Local Versus Systemic Antibiotics for Diabetic Foot Infection-A Systematic Review and Meta-Analysis.</w:t>
+          <w:hyperlink r:id="rId155" w:tgtFrame="_blank">
+            <w:r>
+              <w:t xml:space="preserve">Blue light-activated berberine-gentamicin combination breaks down biofilms in diabetic foot ulcers.</w:t>
             </w:r>
           </w:hyperlink>
         </w:t>
@@ -1939,9 +1984,9 @@
           <w:u w:val="single"/>
         </w:rPr>
         <w:t xml:space="preserve">
-          <w:hyperlink r:id="rId55" w:tgtFrame="_blank">
-            <w:r>
-              <w:t xml:space="preserve">An Unexpected Cause of Diabetic Foot Ulcer Infection: Pasteurella multocida.</w:t>
+          <w:hyperlink r:id="rId156" w:tgtFrame="_blank">
+            <w:r>
+              <w:t xml:space="preserve">Imaging trends in diabetic foot infections.</w:t>
             </w:r>
           </w:hyperlink>
         </w:t>
@@ -1984,9 +2029,9 @@
           <w:u w:val="single"/>
         </w:rPr>
         <w:t xml:space="preserve">
-          <w:hyperlink r:id="rId56" w:tgtFrame="_blank">
-            <w:r>
-              <w:t xml:space="preserve">Predominance of multidrug-resistant bacteria with high resistance to empiric antibiotics in diabetic foot ulcers: a cross-sectional study.</w:t>
+          <w:hyperlink r:id="rId157" w:tgtFrame="_blank">
+            <w:r>
+              <w:t xml:space="preserve">Foot self-care knowledge, practices and associated factors among individuals diagnosed with diabetes attending clinics at base hospitals in Colombo, Sri Lanka: an analytical cross-sectional study.</w:t>
             </w:r>
           </w:hyperlink>
         </w:t>
@@ -2029,9 +2074,9 @@
           <w:u w:val="single"/>
         </w:rPr>
         <w:t xml:space="preserve">
-          <w:hyperlink r:id="rId57" w:tgtFrame="_blank">
-            <w:r>
-              <w:t xml:space="preserve">Comparative assessment of large language models in diabetic foot infection management: alignment with IWGDF/IDSA guidelines.</w:t>
+          <w:hyperlink r:id="rId158" w:tgtFrame="_blank">
+            <w:r>
+              <w:t xml:space="preserve">Mini Free Flaps for Diabetic Foot Reconstruction.</w:t>
             </w:r>
           </w:hyperlink>
         </w:t>
@@ -2074,9 +2119,9 @@
           <w:u w:val="single"/>
         </w:rPr>
         <w:t xml:space="preserve">
-          <w:hyperlink r:id="rId58" w:tgtFrame="_blank">
-            <w:r>
-              <w:t xml:space="preserve">The efficacy of three antimicrobial dressings in the management of diabetic foot ulcers: a systematic review and network meta-analysis.</w:t>
+          <w:hyperlink r:id="rId159" w:tgtFrame="_blank">
+            <w:r>
+              <w:t xml:space="preserve">From foot to fatality: The alarming outcomes following acute diabetic foot infections ("diabetic foot attacks").</w:t>
             </w:r>
           </w:hyperlink>
         </w:t>
@@ -2119,9 +2164,9 @@
           <w:u w:val="single"/>
         </w:rPr>
         <w:t xml:space="preserve">
-          <w:hyperlink r:id="rId59" w:tgtFrame="_blank">
-            <w:r>
-              <w:t xml:space="preserve">Forefoot Charcot Neuroarthropathy following Forefoot Surgery in a Non-Diabetic Patient with Myelopathy: A Rare Presentation not to be Missed.</w:t>
+          <w:hyperlink r:id="rId160" w:tgtFrame="_blank">
+            <w:r>
+              <w:t xml:space="preserve">Mechanism and clinical application of ozone therapy in treating skin ulcer diseases.</w:t>
             </w:r>
           </w:hyperlink>
         </w:t>
@@ -2164,9 +2209,9 @@
           <w:u w:val="single"/>
         </w:rPr>
         <w:t xml:space="preserve">
-          <w:hyperlink r:id="rId60" w:tgtFrame="_blank">
-            <w:r>
-              <w:t xml:space="preserve">Interpreting biopsy-guided antimicrobial therapy in diabetic foot osteomyelitis: Is biopsy method really the key?</w:t>
+          <w:hyperlink r:id="rId161" w:tgtFrame="_blank">
+            <w:r>
+              <w:t xml:space="preserve">Bibliometric Insights into Hydrogel Technology For Diabetic Foot Ulcer Healing (2001-2024).</w:t>
             </w:r>
           </w:hyperlink>
         </w:t>
@@ -2209,9 +2254,9 @@
           <w:u w:val="single"/>
         </w:rPr>
         <w:t xml:space="preserve">
-          <w:hyperlink r:id="rId61" w:tgtFrame="_blank">
-            <w:r>
-              <w:t xml:space="preserve">Ulcer bed biopsy for biopsy-guided antimicrobial therapy in diabetic foot osteomyelitis.</w:t>
+          <w:hyperlink r:id="rId162" w:tgtFrame="_blank">
+            <w:r>
+              <w:t xml:space="preserve">Staged management of infected diabetic foot ulcers: a 300-patient cohort study on prognostic grading, pathogen dynamics, and individualized risk prediction.</w:t>
             </w:r>
           </w:hyperlink>
         </w:t>
@@ -2254,9 +2299,9 @@
           <w:u w:val="single"/>
         </w:rPr>
         <w:t xml:space="preserve">
-          <w:hyperlink r:id="rId62" w:tgtFrame="_blank">
-            <w:r>
-              <w:t xml:space="preserve">The Australia and New Zealand Diabetic and Ischaemic Foot Outcomes Study (ANZDIFOS).</w:t>
+          <w:hyperlink r:id="rId163" w:tgtFrame="_blank">
+            <w:r>
+              <w:t xml:space="preserve">QbD-Based Development of a pH-Responsive SLN-Loaded Hydrogel for Topical Management of Biofilm-Associated Diabetic Foot Ulcers.</w:t>
             </w:r>
           </w:hyperlink>
         </w:t>
@@ -2299,9 +2344,9 @@
           <w:u w:val="single"/>
         </w:rPr>
         <w:t xml:space="preserve">
-          <w:hyperlink r:id="rId63" w:tgtFrame="_blank">
-            <w:r>
-              <w:t xml:space="preserve">Nano-Enabled Herbal Therapeutics for Diabetic Foot Ulcers: Translating Ethnopharmacological Bioactives into Advanced Wound Care.</w:t>
+          <w:hyperlink r:id="rId164" w:tgtFrame="_blank">
+            <w:r>
+              <w:t xml:space="preserve">Detection of vanA-positive, glycopeptide-resistant but ampicillin-susceptible Enterococcus faecalis: two genetically distinct, unrelated clinical isolates from the United Kingdom.</w:t>
             </w:r>
           </w:hyperlink>
         </w:t>
@@ -2344,9 +2389,9 @@
           <w:u w:val="single"/>
         </w:rPr>
         <w:t xml:space="preserve">
-          <w:hyperlink r:id="rId64" w:tgtFrame="_blank">
-            <w:r>
-              <w:t xml:space="preserve">Propolis: a brief overview of its diverse pharmacological functions.</w:t>
+          <w:hyperlink r:id="rId165" w:tgtFrame="_blank">
+            <w:r>
+              <w:t xml:space="preserve">Partnering with Communities to Improve Diabetic Foot Ulcer Care in High-Risk Populations.</w:t>
             </w:r>
           </w:hyperlink>
         </w:t>
@@ -2389,9 +2434,9 @@
           <w:u w:val="single"/>
         </w:rPr>
         <w:t xml:space="preserve">
-          <w:hyperlink r:id="rId65" w:tgtFrame="_blank">
-            <w:r>
-              <w:t xml:space="preserve">Development and External Validation of a Machine Learning Model for Predicting Wound Infection in Diabetic Foot Ulcers.</w:t>
+          <w:hyperlink r:id="rId166" w:tgtFrame="_blank">
+            <w:r>
+              <w:t xml:space="preserve">Risk Factors Associated With Methicillin-Resistant Staphylococcus aureus Infections in Patients With Diabetic Foot Ulcers in Tehran.</w:t>
             </w:r>
           </w:hyperlink>
         </w:t>
@@ -2434,9 +2479,9 @@
           <w:u w:val="single"/>
         </w:rPr>
         <w:t xml:space="preserve">
-          <w:hyperlink r:id="rId66" w:tgtFrame="_blank">
-            <w:r>
-              <w:t xml:space="preserve">Stromal-Derived Factor-1 (SDF-1/CXCL12) and Skin Wound Healing Research at the Intersection Between Regenerative Biology and Medicine.</w:t>
+          <w:hyperlink r:id="rId167" w:tgtFrame="_blank">
+            <w:r>
+              <w:t xml:space="preserve">A Survey of the Microbiome, Culturome and ARG Profile of a Cohort of Chronic Diabetic Foot Lesions.</w:t>
             </w:r>
           </w:hyperlink>
         </w:t>
@@ -2479,9 +2524,9 @@
           <w:u w:val="single"/>
         </w:rPr>
         <w:t xml:space="preserve">
-          <w:hyperlink r:id="rId67" w:tgtFrame="_blank">
-            <w:r>
-              <w:t xml:space="preserve">Seasonality of Bacterial Strains in Diabetic Foot Osteomyelitis: Implications for Empiric Antibiotic Therapy in a Temperate Region with Distinct Seasons.</w:t>
+          <w:hyperlink r:id="rId168" w:tgtFrame="_blank">
+            <w:r>
+              <w:t xml:space="preserve">[Clinical pathway of gel-based preparations for wound healing of diabetic foot ulcer].</w:t>
             </w:r>
           </w:hyperlink>
         </w:t>
@@ -2524,9 +2569,9 @@
           <w:u w:val="single"/>
         </w:rPr>
         <w:t xml:space="preserve">
-          <w:hyperlink r:id="rId68" w:tgtFrame="_blank">
-            <w:r>
-              <w:t xml:space="preserve">Comparative Effectiveness of Autologous Blood Clot Therapy (ActiGraft), Autologous Micrograft Therapy (Rigenera), and Advanced Wound Dressings for Refractory Chronic Lower Limb Ulcers: A Real-World Evidence Study.</w:t>
+          <w:hyperlink r:id="rId169" w:tgtFrame="_blank">
+            <w:r>
+              <w:t xml:space="preserve">Microbiology and antibiotic resistance of diabetes-related foot infections in Brazil: a systematic review.</w:t>
             </w:r>
           </w:hyperlink>
         </w:t>
@@ -2569,9 +2614,9 @@
           <w:u w:val="single"/>
         </w:rPr>
         <w:t xml:space="preserve">
-          <w:hyperlink r:id="rId69" w:tgtFrame="_blank">
-            <w:r>
-              <w:t xml:space="preserve">Is procalcitonin superior to CRP and ESR in the diagnosis of diabetic foot osteomyelitis? A systematic review and meta-analysis.</w:t>
+          <w:hyperlink r:id="rId170" w:tgtFrame="_blank">
+            <w:r>
+              <w:t xml:space="preserve">Use of TaqMan array card to investigate bacterial isolates in diabetic foot ulcers.</w:t>
             </w:r>
           </w:hyperlink>
         </w:t>
@@ -2614,9 +2659,9 @@
           <w:u w:val="single"/>
         </w:rPr>
         <w:t xml:space="preserve">
-          <w:hyperlink r:id="rId70" w:tgtFrame="_blank">
-            <w:r>
-              <w:t xml:space="preserve">Advances in Topical Chinese Herbal Medicine Formulas for Treating Diabetic Foot Ulcers.</w:t>
+          <w:hyperlink r:id="rId171" w:tgtFrame="_blank">
+            <w:r>
+              <w:t xml:space="preserve">Ulcer Recurrence Impairs Outcomes of Patients with Diabetic Foot.</w:t>
             </w:r>
           </w:hyperlink>
         </w:t>
@@ -2659,9 +2704,9 @@
           <w:u w:val="single"/>
         </w:rPr>
         <w:t xml:space="preserve">
-          <w:hyperlink r:id="rId71" w:tgtFrame="_blank">
-            <w:r>
-              <w:t xml:space="preserve">Lignin-Based Nanoparticles Loaded with Essential Oils: Potential for Diabetic Foot Infection Management.</w:t>
+          <w:hyperlink r:id="rId172" w:tgtFrame="_blank">
+            <w:r>
+              <w:t xml:space="preserve">Comparative Effectiveness of Transmetatarsal First Ray Amputation and Hallux Amputation in a Diabetic Foot Ulcer Cohort.</w:t>
             </w:r>
           </w:hyperlink>
         </w:t>
@@ -2704,9 +2749,9 @@
           <w:u w:val="single"/>
         </w:rPr>
         <w:t xml:space="preserve">
-          <w:hyperlink r:id="rId72" w:tgtFrame="_blank">
-            <w:r>
-              <w:t xml:space="preserve">Diabetic foot osteomyelitis: pathological microenvironment and matching tailored treatment strategies.</w:t>
+          <w:hyperlink r:id="rId173" w:tgtFrame="_blank">
+            <w:r>
+              <w:t xml:space="preserve">Photothermal-driven multifunctional injectable hydrogel platform for promoting diabetic bone defect repair through synergistic immunomodulation and bone homeostasis.</w:t>
             </w:r>
           </w:hyperlink>
         </w:t>
@@ -2749,9 +2794,9 @@
           <w:u w:val="single"/>
         </w:rPr>
         <w:t xml:space="preserve">
-          <w:hyperlink r:id="rId73" w:tgtFrame="_blank">
-            <w:r>
-              <w:t xml:space="preserve">Retrospective Comparison of Complication Rates Following Tibiotalocalcaneal (TTC) Nail Fusion vs ORIF for Neuropathic Ankle Fractures.</w:t>
+          <w:hyperlink r:id="rId174" w:tgtFrame="_blank">
+            <w:r>
+              <w:t xml:space="preserve">Absence of evidence or evidence of absence? Interpreting bone biopsy-guided therapy in diabetic foot osteomyelitis.</w:t>
             </w:r>
           </w:hyperlink>
         </w:t>
@@ -2794,9 +2839,9 @@
           <w:u w:val="single"/>
         </w:rPr>
         <w:t xml:space="preserve">
-          <w:hyperlink r:id="rId74" w:tgtFrame="_blank">
-            <w:r>
-              <w:t xml:space="preserve">Management of heel ulcers in diabetes.</w:t>
+          <w:hyperlink r:id="rId175" w:tgtFrame="_blank">
+            <w:r>
+              <w:t xml:space="preserve">Comprehensive evaluation of sacchachitosan-based transdermal films for wound care: Physical, chemical, and biological parameters.</w:t>
             </w:r>
           </w:hyperlink>
         </w:t>
@@ -2839,9 +2884,9 @@
           <w:u w:val="single"/>
         </w:rPr>
         <w:t xml:space="preserve">
-          <w:hyperlink r:id="rId75" w:tgtFrame="_blank">
-            <w:r>
-              <w:t xml:space="preserve">Nanocascade Engineering Workshop for Synergistic Microenvironment Reprogramming and EpSC Revitalization in Precise Diabetic Wound Therapy.</w:t>
+          <w:hyperlink r:id="rId176" w:tgtFrame="_blank">
+            <w:r>
+              <w:t xml:space="preserve">Targeting the Pathological Microenvironment in Diabetic Foot Ulcers: Advances in Drug Delivery Systems for Improved Healing.</w:t>
             </w:r>
           </w:hyperlink>
         </w:t>
@@ -2884,9 +2929,9 @@
           <w:u w:val="single"/>
         </w:rPr>
         <w:t xml:space="preserve">
-          <w:hyperlink r:id="rId76" w:tgtFrame="_blank">
-            <w:r>
-              <w:t xml:space="preserve">Total Ankle Arthroplasty vs Arthrodesis in an HbA(1c)-Defined Diabetic Cohort: Lower 1- to 5-Year Structural Complication Rates in a Retrospective Propensity-Matched Study.</w:t>
+          <w:hyperlink r:id="rId177" w:tgtFrame="_blank">
+            <w:r>
+              <w:t xml:space="preserve">Application of nanofiber wound dressings in diabetic wound healing: a review and economic considerations.</w:t>
             </w:r>
           </w:hyperlink>
         </w:t>
@@ -2929,9 +2974,9 @@
           <w:u w:val="single"/>
         </w:rPr>
         <w:t xml:space="preserve">
-          <w:hyperlink r:id="rId77" w:tgtFrame="_blank">
-            <w:r>
-              <w:t xml:space="preserve">The Art of the Definitive Amputation: Pearls to Reduce Reamputation.</w:t>
+          <w:hyperlink r:id="rId178" w:tgtFrame="_blank">
+            <w:r>
+              <w:t xml:space="preserve">Platelet-rich plasma in the management of diabetic foot ulcers (Review).</w:t>
             </w:r>
           </w:hyperlink>
         </w:t>
@@ -2974,9 +3019,9 @@
           <w:u w:val="single"/>
         </w:rPr>
         <w:t xml:space="preserve">
-          <w:hyperlink r:id="rId78" w:tgtFrame="_blank">
-            <w:r>
-              <w:t xml:space="preserve">Benefits of Multi-Disciplinary Limb Preservation Teams.</w:t>
+          <w:hyperlink r:id="rId179" w:tgtFrame="_blank">
+            <w:r>
+              <w:t xml:space="preserve">Optimal Wound pH and Related Factors in the Healing Process of Diabetes-Related Foot Ulcer: A Prospective Observational Study.</w:t>
             </w:r>
           </w:hyperlink>
         </w:t>
@@ -3019,9 +3064,9 @@
           <w:u w:val="single"/>
         </w:rPr>
         <w:t xml:space="preserve">
-          <w:hyperlink r:id="rId79" w:tgtFrame="_blank">
-            <w:r>
-              <w:t xml:space="preserve">Biomarkers in Diabetic Foot.</w:t>
+          <w:hyperlink r:id="rId180" w:tgtFrame="_blank">
+            <w:r>
+              <w:t xml:space="preserve">Comprehensive Management of Diabetic Foot Ulcers: Current Evidence and Practice.</w:t>
             </w:r>
           </w:hyperlink>
         </w:t>
@@ -3064,9 +3109,9 @@
           <w:u w:val="single"/>
         </w:rPr>
         <w:t xml:space="preserve">
-          <w:hyperlink r:id="rId80" w:tgtFrame="_blank">
-            <w:r>
-              <w:t xml:space="preserve">Diabetic Foot Infections: A Toolkit for Wound Care Clinicians.</w:t>
+          <w:hyperlink r:id="rId181" w:tgtFrame="_blank">
+            <w:r>
+              <w:t xml:space="preserve">Pathogen profile and inflammatory biomarkers in diabetic foot infections: correlation with disease severity.</w:t>
             </w:r>
           </w:hyperlink>
         </w:t>
@@ -3109,9 +3154,9 @@
           <w:u w:val="single"/>
         </w:rPr>
         <w:t xml:space="preserve">
-          <w:hyperlink r:id="rId81" w:tgtFrame="_blank">
-            <w:r>
-              <w:t xml:space="preserve">Diabetic Foot Infections: A Toolkit for Wound Care Clinicians.</w:t>
+          <w:hyperlink r:id="rId182" w:tgtFrame="_blank">
+            <w:r>
+              <w:t xml:space="preserve">Commentary on Charlier et al. article 'Paleoproteomics reveals chromoblastomycosis as possible cause of King of France Louis XIV's death (1715)'.</w:t>
             </w:r>
           </w:hyperlink>
         </w:t>
@@ -3154,9 +3199,9 @@
           <w:u w:val="single"/>
         </w:rPr>
         <w:t xml:space="preserve">
-          <w:hyperlink r:id="rId82" w:tgtFrame="_blank">
-            <w:r>
-              <w:t xml:space="preserve">Efficacy and safety of antibiotic-loaded bone cement in the treatment of diabetic foot: a systematic review and meta-analysis.</w:t>
+          <w:hyperlink r:id="rId183" w:tgtFrame="_blank">
+            <w:r>
+              <w:t xml:space="preserve">Advanced regenerative solutions in diabetic foot ulcer therapy: delivery of mesenchymal stem cells in injectable hydrogels.</w:t>
             </w:r>
           </w:hyperlink>
         </w:t>
@@ -3199,9 +3244,9 @@
           <w:u w:val="single"/>
         </w:rPr>
         <w:t xml:space="preserve">
-          <w:hyperlink r:id="rId83" w:tgtFrame="_blank">
-            <w:r>
-              <w:t xml:space="preserve">Pseudomonas aeruginosa isolates from diabetic foot ulcers in Al-Najaf, Iraq: Circulation of high-risk clones and carbapenem resistance.</w:t>
+          <w:hyperlink r:id="rId184" w:tgtFrame="_blank">
+            <w:r>
+              <w:t xml:space="preserve">The relationship between urinary albumin-to-creatinine ratio and bacterial profiles/inflammatory markers in diabetic foot infections: a retrospective cross-sectional observational study.</w:t>
             </w:r>
           </w:hyperlink>
         </w:t>
@@ -3244,9 +3289,9 @@
           <w:u w:val="single"/>
         </w:rPr>
         <w:t xml:space="preserve">
-          <w:hyperlink r:id="rId84" w:tgtFrame="_blank">
-            <w:r>
-              <w:t xml:space="preserve">A Bioengineered Wasp Venom Peptide with Antimicrobial and Anti-Inflammatory Functions.</w:t>
+          <w:hyperlink r:id="rId185" w:tgtFrame="_blank">
+            <w:r>
+              <w:t xml:space="preserve">Hyperbaric Oxygen Therapy in Surgical Wound Healing and Tissue Salvage: A Structured Narrative Review.</w:t>
             </w:r>
           </w:hyperlink>
         </w:t>
@@ -3289,9 +3334,9 @@
           <w:u w:val="single"/>
         </w:rPr>
         <w:t xml:space="preserve">
-          <w:hyperlink r:id="rId85" w:tgtFrame="_blank">
-            <w:r>
-              <w:t xml:space="preserve">Expert consensus on acupuncture for diabetic foot.</w:t>
+          <w:hyperlink r:id="rId186" w:tgtFrame="_blank">
+            <w:r>
+              <w:t xml:space="preserve">Risk Factors and Nomogram Model for Multidrug-Resistant Bacterial Infections in Diabetic Foot Wounds.</w:t>
             </w:r>
           </w:hyperlink>
         </w:t>
@@ -3334,9 +3379,9 @@
           <w:u w:val="single"/>
         </w:rPr>
         <w:t xml:space="preserve">
-          <w:hyperlink r:id="rId86" w:tgtFrame="_blank">
-            <w:r>
-              <w:t xml:space="preserve">Case Report: Destructive deep infection of the foot caused by Neoscytalidium dimidiatum leading to great toe amputation.</w:t>
+          <w:hyperlink r:id="rId187" w:tgtFrame="_blank">
+            <w:r>
+              <w:t xml:space="preserve">Candida Drug Resistance in Patients With Diabetic Foot Ulcers: A Systematic Review and Meta-Analysis.</w:t>
             </w:r>
           </w:hyperlink>
         </w:t>
@@ -3379,9 +3424,9 @@
           <w:u w:val="single"/>
         </w:rPr>
         <w:t xml:space="preserve">
-          <w:hyperlink r:id="rId87" w:tgtFrame="_blank">
-            <w:r>
-              <w:t xml:space="preserve">Antimicrobial and Anti-Biofilm Properties of Ma'in Hot Springs Targeting Bacteria Isolated from Diabetic Foot Ulcers.</w:t>
+          <w:hyperlink r:id="rId188" w:tgtFrame="_blank">
+            <w:r>
+              <w:t xml:space="preserve">Negative Pressure Wound Therapy as a Key Strategy in the Management of Severe Diabetic Foot Ulcers in Septic Frail Patients: A Case Series.</w:t>
             </w:r>
           </w:hyperlink>
         </w:t>
@@ -3424,9 +3469,9 @@
           <w:u w:val="single"/>
         </w:rPr>
         <w:t xml:space="preserve">
-          <w:hyperlink r:id="rId88" w:tgtFrame="_blank">
-            <w:r>
-              <w:t xml:space="preserve">Intersection of Diabetic Foot Infection and Pyoderma Gangrenosum: A Conflicting Treatment Approach.</w:t>
+          <w:hyperlink r:id="rId189" w:tgtFrame="_blank">
+            <w:r>
+              <w:t xml:space="preserve">Multidrug-Resistant Serratia fonticola Causing Diabetic Foot Infection: A Rare Case Highlighting Emerging Antimicrobial Resistance.</w:t>
             </w:r>
           </w:hyperlink>
         </w:t>
@@ -3469,9 +3514,9 @@
           <w:u w:val="single"/>
         </w:rPr>
         <w:t xml:space="preserve">
-          <w:hyperlink r:id="rId89" w:tgtFrame="_blank">
-            <w:r>
-              <w:t xml:space="preserve">Improved Outcomes with Total Contact Cast After non-Ischemic Mixed Diabetic Foot Attack with Necrotizing Fasciitis and Compartment Syndrome: A Clinical Evaluation.</w:t>
+          <w:hyperlink r:id="rId190" w:tgtFrame="_blank">
+            <w:r>
+              <w:t xml:space="preserve">Self-Cascading Copper-Based Nanoassemblies Trigger Bacterial Cuproptosis-Like Death and Promote Wound Healing for Diabetic Drug-Resistant Bacterial Infections.</w:t>
             </w:r>
           </w:hyperlink>
         </w:t>
@@ -3514,9 +3559,9 @@
           <w:u w:val="single"/>
         </w:rPr>
         <w:t xml:space="preserve">
-          <w:hyperlink r:id="rId90" w:tgtFrame="_blank">
-            <w:r>
-              <w:t xml:space="preserve">Safety and Efficacy of Beraprost Sodium Combined with Negative Pressure Drip Irrigation in the Treatment of Diabetic Foot Ulcer: A Retrospective Cohort Study.</w:t>
+          <w:hyperlink r:id="rId191" w:tgtFrame="_blank">
+            <w:r>
+              <w:t xml:space="preserve">A First-In-Human Study of Pyroligneous Extract, the Biomaterial Derived From Pyrolytic Palm Kernel Shell Wood Vinegar as a Novel Wound Healing Aid on Diabetic Foot Ulcer.</w:t>
             </w:r>
           </w:hyperlink>
         </w:t>
@@ -3559,9 +3604,9 @@
           <w:u w:val="single"/>
         </w:rPr>
         <w:t xml:space="preserve">
-          <w:hyperlink r:id="rId91" w:tgtFrame="_blank">
-            <w:r>
-              <w:t xml:space="preserve">[Medium- and long-term clinical efficacy of tibial transverse transport surgery in the treatment of diabetic foot ulcers].</w:t>
+          <w:hyperlink r:id="rId192" w:tgtFrame="_blank">
+            <w:r>
+              <w:t xml:space="preserve">Leukocyte VCS parameters as potential auxiliary markers associated with diabetes and its inflammatory complications: A retrospective cross-sectional study.</w:t>
             </w:r>
           </w:hyperlink>
         </w:t>
@@ -3604,9 +3649,9 @@
           <w:u w:val="single"/>
         </w:rPr>
         <w:t xml:space="preserve">
-          <w:hyperlink r:id="rId92" w:tgtFrame="_blank">
-            <w:r>
-              <w:t xml:space="preserve">[Role and mechanism of Wnt9a in human and mouse chronic wound healing].</w:t>
+          <w:hyperlink r:id="rId193" w:tgtFrame="_blank">
+            <w:r>
+              <w:t xml:space="preserve">Thirty-Day Readmission After Hospitalisation for Diabetic Foot Ulcer: A Nationwide Analysis.</w:t>
             </w:r>
           </w:hyperlink>
         </w:t>
@@ -3649,9 +3694,9 @@
           <w:u w:val="single"/>
         </w:rPr>
         <w:t xml:space="preserve">
-          <w:hyperlink r:id="rId93" w:tgtFrame="_blank">
-            <w:r>
-              <w:t xml:space="preserve">[Comparison of the predictive efficacy of the Wagner, SINBAD, and WIfI grading systems for short-term wound non-healing and amputation in patients with DFUs].</w:t>
+          <w:hyperlink r:id="rId194" w:tgtFrame="_blank">
+            <w:r>
+              <w:t xml:space="preserve">Multi-kingdom biofilms breached: microneedle delivery of metabolically targeted organic silver-photosensitizers for polymicrobial infections in diabetic foot ulcers.</w:t>
             </w:r>
           </w:hyperlink>
         </w:t>
@@ -3694,9 +3739,9 @@
           <w:u w:val="single"/>
         </w:rPr>
         <w:t xml:space="preserve">
-          <w:hyperlink r:id="rId94" w:tgtFrame="_blank">
-            <w:r>
-              <w:t xml:space="preserve">[Clinical effects of antibiotic bone cement and VSD combined with free chimeric anterolateral thigh perforator myocutaneous flaps for sequential treatment of diabetic calcaneal osteomyelitis wounds].</w:t>
+          <w:hyperlink r:id="rId195" w:tgtFrame="_blank">
+            <w:r>
+              <w:t xml:space="preserve">The association of serum uric acid with severity and prognosis of patients with diabetic foot ulcers.</w:t>
             </w:r>
           </w:hyperlink>
         </w:t>
@@ -3739,9 +3784,9 @@
           <w:u w:val="single"/>
         </w:rPr>
         <w:t xml:space="preserve">
-          <w:hyperlink r:id="rId95" w:tgtFrame="_blank">
-            <w:r>
-              <w:t xml:space="preserve">[Epidemiological characteristics of adult inpatients with diabetes-related chronic non-healing wounds in Hainan province].</w:t>
+          <w:hyperlink r:id="rId196" w:tgtFrame="_blank">
+            <w:r>
+              <w:t xml:space="preserve">Development, validation, and pilot implementation of a prognostic model to predict future foot complications among people with diabetes recently discharged from hospital.</w:t>
             </w:r>
           </w:hyperlink>
         </w:t>
@@ -3784,9 +3829,9 @@
           <w:u w:val="single"/>
         </w:rPr>
         <w:t xml:space="preserve">
-          <w:hyperlink r:id="rId96" w:tgtFrame="_blank">
-            <w:r>
-              <w:t xml:space="preserve">GLP-1 receptor agonist use and surgical outcomes following diabetic foot reconstruction: A propensity score-matched retrospective cohort study.</w:t>
+          <w:hyperlink r:id="rId197" w:tgtFrame="_blank">
+            <w:r>
+              <w:t xml:space="preserve">Decompressive fasciotomy as a limb-sparing intervention for gas-forming soft tissue infection of the lower limb in diabetic patients: A prospective cohort study of 20 cases from Dakar, Senegal.</w:t>
             </w:r>
           </w:hyperlink>
         </w:t>
@@ -3829,729 +3874,9 @@
           <w:u w:val="single"/>
         </w:rPr>
         <w:t xml:space="preserve">
-          <w:hyperlink r:id="rId97" w:tgtFrame="_blank">
-            <w:r>
-              <w:t xml:space="preserve">Immunomodulatory Tissue-Engineering Strategies for Diabetic Foot Ulcer Management: A Systematic Review.</w:t>
-            </w:r>
-          </w:hyperlink>
-        </w:t>
-      </w:r>
-    </w:p>
-    <w:p>
-      <w:pPr>
-        <w:spacing w:after="0"/>
-        <w:rPr>
-          <w:color w:val="0F50FF"/>
-          <w:u w:val="single"/>
-        </w:rPr>
-      </w:pPr>
-      <w:r>
-        <w:rPr>
-          <w:color w:val="0F50FF"/>
-          <w:u w:val="single"/>
-        </w:rPr>
-        <w:t xml:space="preserve"/>
-      </w:r>
-    </w:p>
-    <w:p>
-      <w:pPr>
-        <w:pStyle w:val="ListParagraph"/>
-        <w:numPr>
-          <w:ilvl w:val="0"/>
-          <w:numId w:val="26"/>
-        </w:numPr>
-        <w:spacing w:after="0" w:line="240" w:lineRule="auto"/>
-        <w:ind w:left="357" w:hanging="357"/>
-        <w:rPr>
-          <w:color w:val="0F50FF"/>
-          <w:u w:val="single"/>
-        </w:rPr>
-      </w:pPr>
-      <w:proofErr w:type="gramStart"/>
-      <w:r>
-        <w:rPr>
-          <w:color w:val="0F50FF"/>
-          <w:u w:val="single"/>
-        </w:rPr>
-        <w:t xml:space="preserve">
-          <w:hyperlink r:id="rId98" w:tgtFrame="_blank">
-            <w:r>
-              <w:t xml:space="preserve">Fungal infections in diabetic foot and other dermatoses: new species and clinical outcomes.</w:t>
-            </w:r>
-          </w:hyperlink>
-        </w:t>
-      </w:r>
-    </w:p>
-    <w:p>
-      <w:pPr>
-        <w:spacing w:after="0"/>
-        <w:rPr>
-          <w:color w:val="0F50FF"/>
-          <w:u w:val="single"/>
-        </w:rPr>
-      </w:pPr>
-      <w:r>
-        <w:rPr>
-          <w:color w:val="0F50FF"/>
-          <w:u w:val="single"/>
-        </w:rPr>
-        <w:t xml:space="preserve"/>
-      </w:r>
-    </w:p>
-    <w:p>
-      <w:pPr>
-        <w:pStyle w:val="ListParagraph"/>
-        <w:numPr>
-          <w:ilvl w:val="0"/>
-          <w:numId w:val="26"/>
-        </w:numPr>
-        <w:spacing w:after="0" w:line="240" w:lineRule="auto"/>
-        <w:ind w:left="357" w:hanging="357"/>
-        <w:rPr>
-          <w:color w:val="0F50FF"/>
-          <w:u w:val="single"/>
-        </w:rPr>
-      </w:pPr>
-      <w:proofErr w:type="gramStart"/>
-      <w:r>
-        <w:rPr>
-          <w:color w:val="0F50FF"/>
-          <w:u w:val="single"/>
-        </w:rPr>
-        <w:t xml:space="preserve">
-          <w:hyperlink r:id="rId99" w:tgtFrame="_blank">
-            <w:r>
-              <w:t xml:space="preserve">Comparison of tibial cortex transverse transport and free anterolateral thigh perforator flap in the treatment of severe diabetic foot ulcers: a retrospective study.</w:t>
-            </w:r>
-          </w:hyperlink>
-        </w:t>
-      </w:r>
-    </w:p>
-    <w:p>
-      <w:pPr>
-        <w:spacing w:after="0"/>
-        <w:rPr>
-          <w:color w:val="0F50FF"/>
-          <w:u w:val="single"/>
-        </w:rPr>
-      </w:pPr>
-      <w:r>
-        <w:rPr>
-          <w:color w:val="0F50FF"/>
-          <w:u w:val="single"/>
-        </w:rPr>
-        <w:t xml:space="preserve"/>
-      </w:r>
-    </w:p>
-    <w:p>
-      <w:pPr>
-        <w:pStyle w:val="ListParagraph"/>
-        <w:numPr>
-          <w:ilvl w:val="0"/>
-          <w:numId w:val="26"/>
-        </w:numPr>
-        <w:spacing w:after="0" w:line="240" w:lineRule="auto"/>
-        <w:ind w:left="357" w:hanging="357"/>
-        <w:rPr>
-          <w:color w:val="0F50FF"/>
-          <w:u w:val="single"/>
-        </w:rPr>
-      </w:pPr>
-      <w:proofErr w:type="gramStart"/>
-      <w:r>
-        <w:rPr>
-          <w:color w:val="0F50FF"/>
-          <w:u w:val="single"/>
-        </w:rPr>
-        <w:t xml:space="preserve">
-          <w:hyperlink r:id="rId100" w:tgtFrame="_blank">
-            <w:r>
-              <w:t xml:space="preserve">An Overview of the Treatment of Onychomycosis in Patients with Diabetes: Current Pharmacological and Non-Pharmacological Options.</w:t>
-            </w:r>
-          </w:hyperlink>
-        </w:t>
-      </w:r>
-    </w:p>
-    <w:p>
-      <w:pPr>
-        <w:spacing w:after="0"/>
-        <w:rPr>
-          <w:color w:val="0F50FF"/>
-          <w:u w:val="single"/>
-        </w:rPr>
-      </w:pPr>
-      <w:r>
-        <w:rPr>
-          <w:color w:val="0F50FF"/>
-          <w:u w:val="single"/>
-        </w:rPr>
-        <w:t xml:space="preserve"/>
-      </w:r>
-    </w:p>
-    <w:p>
-      <w:pPr>
-        <w:pStyle w:val="ListParagraph"/>
-        <w:numPr>
-          <w:ilvl w:val="0"/>
-          <w:numId w:val="26"/>
-        </w:numPr>
-        <w:spacing w:after="0" w:line="240" w:lineRule="auto"/>
-        <w:ind w:left="357" w:hanging="357"/>
-        <w:rPr>
-          <w:color w:val="0F50FF"/>
-          <w:u w:val="single"/>
-        </w:rPr>
-      </w:pPr>
-      <w:proofErr w:type="gramStart"/>
-      <w:r>
-        <w:rPr>
-          <w:color w:val="0F50FF"/>
-          <w:u w:val="single"/>
-        </w:rPr>
-        <w:t xml:space="preserve">
-          <w:hyperlink r:id="rId101" w:tgtFrame="_blank">
-            <w:r>
-              <w:t xml:space="preserve">Spontaneous Splenic Rupture in a Diabetic Patient With Klebsiella pneumoniae-Associated Splenic Abscess: A Case Report.</w:t>
-            </w:r>
-          </w:hyperlink>
-        </w:t>
-      </w:r>
-    </w:p>
-    <w:p>
-      <w:pPr>
-        <w:spacing w:after="0"/>
-        <w:rPr>
-          <w:color w:val="0F50FF"/>
-          <w:u w:val="single"/>
-        </w:rPr>
-      </w:pPr>
-      <w:r>
-        <w:rPr>
-          <w:color w:val="0F50FF"/>
-          <w:u w:val="single"/>
-        </w:rPr>
-        <w:t xml:space="preserve"/>
-      </w:r>
-    </w:p>
-    <w:p>
-      <w:pPr>
-        <w:pStyle w:val="ListParagraph"/>
-        <w:numPr>
-          <w:ilvl w:val="0"/>
-          <w:numId w:val="26"/>
-        </w:numPr>
-        <w:spacing w:after="0" w:line="240" w:lineRule="auto"/>
-        <w:ind w:left="357" w:hanging="357"/>
-        <w:rPr>
-          <w:color w:val="0F50FF"/>
-          <w:u w:val="single"/>
-        </w:rPr>
-      </w:pPr>
-      <w:proofErr w:type="gramStart"/>
-      <w:r>
-        <w:rPr>
-          <w:color w:val="0F50FF"/>
-          <w:u w:val="single"/>
-        </w:rPr>
-        <w:t xml:space="preserve">
-          <w:hyperlink r:id="rId102" w:tgtFrame="_blank">
-            <w:r>
-              <w:t xml:space="preserve">Diabetic Foot Infection: Exploratory Analysis of Its Clinical Profile, Microbiology, and Outcomes.</w:t>
-            </w:r>
-          </w:hyperlink>
-        </w:t>
-      </w:r>
-    </w:p>
-    <w:p>
-      <w:pPr>
-        <w:spacing w:after="0"/>
-        <w:rPr>
-          <w:color w:val="0F50FF"/>
-          <w:u w:val="single"/>
-        </w:rPr>
-      </w:pPr>
-      <w:r>
-        <w:rPr>
-          <w:color w:val="0F50FF"/>
-          <w:u w:val="single"/>
-        </w:rPr>
-        <w:t xml:space="preserve"/>
-      </w:r>
-    </w:p>
-    <w:p>
-      <w:pPr>
-        <w:pStyle w:val="ListParagraph"/>
-        <w:numPr>
-          <w:ilvl w:val="0"/>
-          <w:numId w:val="26"/>
-        </w:numPr>
-        <w:spacing w:after="0" w:line="240" w:lineRule="auto"/>
-        <w:ind w:left="357" w:hanging="357"/>
-        <w:rPr>
-          <w:color w:val="0F50FF"/>
-          <w:u w:val="single"/>
-        </w:rPr>
-      </w:pPr>
-      <w:proofErr w:type="gramStart"/>
-      <w:r>
-        <w:rPr>
-          <w:color w:val="0F50FF"/>
-          <w:u w:val="single"/>
-        </w:rPr>
-        <w:t xml:space="preserve">
-          <w:hyperlink r:id="rId103" w:tgtFrame="_blank">
-            <w:r>
-              <w:t xml:space="preserve">Outcomes and Laboratory Predictors of Complications Following Diabetic Foot Amputations: A Ten-Year Tertiary Care-Center Experience.</w:t>
-            </w:r>
-          </w:hyperlink>
-        </w:t>
-      </w:r>
-    </w:p>
-    <w:p>
-      <w:pPr>
-        <w:spacing w:after="0"/>
-        <w:rPr>
-          <w:color w:val="0F50FF"/>
-          <w:u w:val="single"/>
-        </w:rPr>
-      </w:pPr>
-      <w:r>
-        <w:rPr>
-          <w:color w:val="0F50FF"/>
-          <w:u w:val="single"/>
-        </w:rPr>
-        <w:t xml:space="preserve"/>
-      </w:r>
-    </w:p>
-    <w:p>
-      <w:pPr>
-        <w:pStyle w:val="ListParagraph"/>
-        <w:numPr>
-          <w:ilvl w:val="0"/>
-          <w:numId w:val="26"/>
-        </w:numPr>
-        <w:spacing w:after="0" w:line="240" w:lineRule="auto"/>
-        <w:ind w:left="357" w:hanging="357"/>
-        <w:rPr>
-          <w:color w:val="0F50FF"/>
-          <w:u w:val="single"/>
-        </w:rPr>
-      </w:pPr>
-      <w:proofErr w:type="gramStart"/>
-      <w:r>
-        <w:rPr>
-          <w:color w:val="0F50FF"/>
-          <w:u w:val="single"/>
-        </w:rPr>
-        <w:t xml:space="preserve">
-          <w:hyperlink r:id="rId104" w:tgtFrame="_blank">
-            <w:r>
-              <w:t xml:space="preserve">Topical Probiotics in Diabetic Wound Healing: Emerging Therapeutic Strategies.</w:t>
-            </w:r>
-          </w:hyperlink>
-        </w:t>
-      </w:r>
-    </w:p>
-    <w:p>
-      <w:pPr>
-        <w:spacing w:after="0"/>
-        <w:rPr>
-          <w:color w:val="0F50FF"/>
-          <w:u w:val="single"/>
-        </w:rPr>
-      </w:pPr>
-      <w:r>
-        <w:rPr>
-          <w:color w:val="0F50FF"/>
-          <w:u w:val="single"/>
-        </w:rPr>
-        <w:t xml:space="preserve"/>
-      </w:r>
-    </w:p>
-    <w:p>
-      <w:pPr>
-        <w:pStyle w:val="ListParagraph"/>
-        <w:numPr>
-          <w:ilvl w:val="0"/>
-          <w:numId w:val="26"/>
-        </w:numPr>
-        <w:spacing w:after="0" w:line="240" w:lineRule="auto"/>
-        <w:ind w:left="357" w:hanging="357"/>
-        <w:rPr>
-          <w:color w:val="0F50FF"/>
-          <w:u w:val="single"/>
-        </w:rPr>
-      </w:pPr>
-      <w:proofErr w:type="gramStart"/>
-      <w:r>
-        <w:rPr>
-          <w:color w:val="0F50FF"/>
-          <w:u w:val="single"/>
-        </w:rPr>
-        <w:t xml:space="preserve">
-          <w:hyperlink r:id="rId105" w:tgtFrame="_blank">
-            <w:r>
-              <w:t xml:space="preserve">Effect of Electromagnetic Field Therapy and Customized Foot Insole on Peripheral Circulation and Ankle-Brachial Pressure Index in Patients with Diabetic Foot Ulcer: A Randomized Controlled Clinical Trial.</w:t>
-            </w:r>
-          </w:hyperlink>
-        </w:t>
-      </w:r>
-    </w:p>
-    <w:p>
-      <w:pPr>
-        <w:spacing w:after="0"/>
-        <w:rPr>
-          <w:color w:val="0F50FF"/>
-          <w:u w:val="single"/>
-        </w:rPr>
-      </w:pPr>
-      <w:r>
-        <w:rPr>
-          <w:color w:val="0F50FF"/>
-          <w:u w:val="single"/>
-        </w:rPr>
-        <w:t xml:space="preserve"/>
-      </w:r>
-    </w:p>
-    <w:p>
-      <w:pPr>
-        <w:pStyle w:val="ListParagraph"/>
-        <w:numPr>
-          <w:ilvl w:val="0"/>
-          <w:numId w:val="26"/>
-        </w:numPr>
-        <w:spacing w:after="0" w:line="240" w:lineRule="auto"/>
-        <w:ind w:left="357" w:hanging="357"/>
-        <w:rPr>
-          <w:color w:val="0F50FF"/>
-          <w:u w:val="single"/>
-        </w:rPr>
-      </w:pPr>
-      <w:proofErr w:type="gramStart"/>
-      <w:r>
-        <w:rPr>
-          <w:color w:val="0F50FF"/>
-          <w:u w:val="single"/>
-        </w:rPr>
-        <w:t xml:space="preserve">
-          <w:hyperlink r:id="rId106" w:tgtFrame="_blank">
-            <w:r>
-              <w:t xml:space="preserve">Global Research Trends and Healthcare Innovations in Plantar Pressure Management for Diabetic Foot Ulcers: A 25-Year Bibliometric and Visual Analysis.</w:t>
-            </w:r>
-          </w:hyperlink>
-        </w:t>
-      </w:r>
-    </w:p>
-    <w:p>
-      <w:pPr>
-        <w:spacing w:after="0"/>
-        <w:rPr>
-          <w:color w:val="0F50FF"/>
-          <w:u w:val="single"/>
-        </w:rPr>
-      </w:pPr>
-      <w:r>
-        <w:rPr>
-          <w:color w:val="0F50FF"/>
-          <w:u w:val="single"/>
-        </w:rPr>
-        <w:t xml:space="preserve"/>
-      </w:r>
-    </w:p>
-    <w:p>
-      <w:pPr>
-        <w:pStyle w:val="ListParagraph"/>
-        <w:numPr>
-          <w:ilvl w:val="0"/>
-          <w:numId w:val="26"/>
-        </w:numPr>
-        <w:spacing w:after="0" w:line="240" w:lineRule="auto"/>
-        <w:ind w:left="357" w:hanging="357"/>
-        <w:rPr>
-          <w:color w:val="0F50FF"/>
-          <w:u w:val="single"/>
-        </w:rPr>
-      </w:pPr>
-      <w:proofErr w:type="gramStart"/>
-      <w:r>
-        <w:rPr>
-          <w:color w:val="0F50FF"/>
-          <w:u w:val="single"/>
-        </w:rPr>
-        <w:t xml:space="preserve">
-          <w:hyperlink r:id="rId107" w:tgtFrame="_blank">
-            <w:r>
-              <w:t xml:space="preserve">In vitro and in vivo evaluation of oleuropein loaded hyalurosomes for diabetic foot ulcer healing.</w:t>
-            </w:r>
-          </w:hyperlink>
-        </w:t>
-      </w:r>
-    </w:p>
-    <w:p>
-      <w:pPr>
-        <w:spacing w:after="0"/>
-        <w:rPr>
-          <w:color w:val="0F50FF"/>
-          <w:u w:val="single"/>
-        </w:rPr>
-      </w:pPr>
-      <w:r>
-        <w:rPr>
-          <w:color w:val="0F50FF"/>
-          <w:u w:val="single"/>
-        </w:rPr>
-        <w:t xml:space="preserve"/>
-      </w:r>
-    </w:p>
-    <w:p>
-      <w:pPr>
-        <w:pStyle w:val="ListParagraph"/>
-        <w:numPr>
-          <w:ilvl w:val="0"/>
-          <w:numId w:val="26"/>
-        </w:numPr>
-        <w:spacing w:after="0" w:line="240" w:lineRule="auto"/>
-        <w:ind w:left="357" w:hanging="357"/>
-        <w:rPr>
-          <w:color w:val="0F50FF"/>
-          <w:u w:val="single"/>
-        </w:rPr>
-      </w:pPr>
-      <w:proofErr w:type="gramStart"/>
-      <w:r>
-        <w:rPr>
-          <w:color w:val="0F50FF"/>
-          <w:u w:val="single"/>
-        </w:rPr>
-        <w:t xml:space="preserve">
-          <w:hyperlink r:id="rId108" w:tgtFrame="_blank">
-            <w:r>
-              <w:t xml:space="preserve">Intelligent-responsive hydrogel synergistically mediates immune remodel-antibacterial-angiogenesis cascade for diabetic foot ulcer repair.</w:t>
-            </w:r>
-          </w:hyperlink>
-        </w:t>
-      </w:r>
-    </w:p>
-    <w:p>
-      <w:pPr>
-        <w:spacing w:after="0"/>
-        <w:rPr>
-          <w:color w:val="0F50FF"/>
-          <w:u w:val="single"/>
-        </w:rPr>
-      </w:pPr>
-      <w:r>
-        <w:rPr>
-          <w:color w:val="0F50FF"/>
-          <w:u w:val="single"/>
-        </w:rPr>
-        <w:t xml:space="preserve"/>
-      </w:r>
-    </w:p>
-    <w:p>
-      <w:pPr>
-        <w:pStyle w:val="ListParagraph"/>
-        <w:numPr>
-          <w:ilvl w:val="0"/>
-          <w:numId w:val="26"/>
-        </w:numPr>
-        <w:spacing w:after="0" w:line="240" w:lineRule="auto"/>
-        <w:ind w:left="357" w:hanging="357"/>
-        <w:rPr>
-          <w:color w:val="0F50FF"/>
-          <w:u w:val="single"/>
-        </w:rPr>
-      </w:pPr>
-      <w:proofErr w:type="gramStart"/>
-      <w:r>
-        <w:rPr>
-          <w:color w:val="0F50FF"/>
-          <w:u w:val="single"/>
-        </w:rPr>
-        <w:t xml:space="preserve">
-          <w:hyperlink r:id="rId109" w:tgtFrame="_blank">
-            <w:r>
-              <w:t xml:space="preserve">X-ray Findings in a Case of Acute Osteomyelitis Following Puncture Injury: A Case Report.</w:t>
-            </w:r>
-          </w:hyperlink>
-        </w:t>
-      </w:r>
-    </w:p>
-    <w:p>
-      <w:pPr>
-        <w:spacing w:after="0"/>
-        <w:rPr>
-          <w:color w:val="0F50FF"/>
-          <w:u w:val="single"/>
-        </w:rPr>
-      </w:pPr>
-      <w:r>
-        <w:rPr>
-          <w:color w:val="0F50FF"/>
-          <w:u w:val="single"/>
-        </w:rPr>
-        <w:t xml:space="preserve"/>
-      </w:r>
-    </w:p>
-    <w:p>
-      <w:pPr>
-        <w:pStyle w:val="ListParagraph"/>
-        <w:numPr>
-          <w:ilvl w:val="0"/>
-          <w:numId w:val="26"/>
-        </w:numPr>
-        <w:spacing w:after="0" w:line="240" w:lineRule="auto"/>
-        <w:ind w:left="357" w:hanging="357"/>
-        <w:rPr>
-          <w:color w:val="0F50FF"/>
-          <w:u w:val="single"/>
-        </w:rPr>
-      </w:pPr>
-      <w:proofErr w:type="gramStart"/>
-      <w:r>
-        <w:rPr>
-          <w:color w:val="0F50FF"/>
-          <w:u w:val="single"/>
-        </w:rPr>
-        <w:t xml:space="preserve">
-          <w:hyperlink r:id="rId110" w:tgtFrame="_blank">
-            <w:r>
-              <w:t xml:space="preserve">Effectiveness and safety of Chinese traditional medicine Ulcer Ointment for skin ulcers: a systematic review and meta-analysis of randomized controlled trials.</w:t>
-            </w:r>
-          </w:hyperlink>
-        </w:t>
-      </w:r>
-    </w:p>
-    <w:p>
-      <w:pPr>
-        <w:spacing w:after="0"/>
-        <w:rPr>
-          <w:color w:val="0F50FF"/>
-          <w:u w:val="single"/>
-        </w:rPr>
-      </w:pPr>
-      <w:r>
-        <w:rPr>
-          <w:color w:val="0F50FF"/>
-          <w:u w:val="single"/>
-        </w:rPr>
-        <w:t xml:space="preserve"/>
-      </w:r>
-    </w:p>
-    <w:p>
-      <w:pPr>
-        <w:pStyle w:val="ListParagraph"/>
-        <w:numPr>
-          <w:ilvl w:val="0"/>
-          <w:numId w:val="26"/>
-        </w:numPr>
-        <w:spacing w:after="0" w:line="240" w:lineRule="auto"/>
-        <w:ind w:left="357" w:hanging="357"/>
-        <w:rPr>
-          <w:color w:val="0F50FF"/>
-          <w:u w:val="single"/>
-        </w:rPr>
-      </w:pPr>
-      <w:proofErr w:type="gramStart"/>
-      <w:r>
-        <w:rPr>
-          <w:color w:val="0F50FF"/>
-          <w:u w:val="single"/>
-        </w:rPr>
-        <w:t xml:space="preserve">
-          <w:hyperlink r:id="rId111" w:tgtFrame="_blank">
-            <w:r>
-              <w:t xml:space="preserve">Management of Diabetic Foot Infections Using Phage Therapy.</w:t>
-            </w:r>
-          </w:hyperlink>
-        </w:t>
-      </w:r>
-    </w:p>
-    <w:p>
-      <w:pPr>
-        <w:spacing w:after="0"/>
-        <w:rPr>
-          <w:color w:val="0F50FF"/>
-          <w:u w:val="single"/>
-        </w:rPr>
-      </w:pPr>
-      <w:r>
-        <w:rPr>
-          <w:color w:val="0F50FF"/>
-          <w:u w:val="single"/>
-        </w:rPr>
-        <w:t xml:space="preserve"/>
-      </w:r>
-    </w:p>
-    <w:p>
-      <w:pPr>
-        <w:pStyle w:val="ListParagraph"/>
-        <w:numPr>
-          <w:ilvl w:val="0"/>
-          <w:numId w:val="26"/>
-        </w:numPr>
-        <w:spacing w:after="0" w:line="240" w:lineRule="auto"/>
-        <w:ind w:left="357" w:hanging="357"/>
-        <w:rPr>
-          <w:color w:val="0F50FF"/>
-          <w:u w:val="single"/>
-        </w:rPr>
-      </w:pPr>
-      <w:proofErr w:type="gramStart"/>
-      <w:r>
-        <w:rPr>
-          <w:color w:val="0F50FF"/>
-          <w:u w:val="single"/>
-        </w:rPr>
-        <w:t xml:space="preserve">
-          <w:hyperlink r:id="rId112" w:tgtFrame="_blank">
-            <w:r>
-              <w:t xml:space="preserve">Systemic antibiotics for diabetes mellitus-related foot infections: an integrative literature review.</w:t>
-            </w:r>
-          </w:hyperlink>
-        </w:t>
-      </w:r>
-    </w:p>
-    <w:p>
-      <w:pPr>
-        <w:spacing w:after="0"/>
-        <w:rPr>
-          <w:color w:val="0F50FF"/>
-          <w:u w:val="single"/>
-        </w:rPr>
-      </w:pPr>
-      <w:r>
-        <w:rPr>
-          <w:color w:val="0F50FF"/>
-          <w:u w:val="single"/>
-        </w:rPr>
-        <w:t xml:space="preserve"/>
-      </w:r>
-    </w:p>
-    <w:p>
-      <w:pPr>
-        <w:pStyle w:val="ListParagraph"/>
-        <w:numPr>
-          <w:ilvl w:val="0"/>
-          <w:numId w:val="26"/>
-        </w:numPr>
-        <w:spacing w:after="0" w:line="240" w:lineRule="auto"/>
-        <w:ind w:left="357" w:hanging="357"/>
-        <w:rPr>
-          <w:color w:val="0F50FF"/>
-          <w:u w:val="single"/>
-        </w:rPr>
-      </w:pPr>
-      <w:proofErr w:type="gramStart"/>
-      <w:r>
-        <w:rPr>
-          <w:color w:val="0F50FF"/>
-          <w:u w:val="single"/>
-        </w:rPr>
-        <w:t xml:space="preserve">
-          <w:hyperlink r:id="rId113" w:tgtFrame="_blank">
-            <w:r>
-              <w:t xml:space="preserve">Neutrophil-Specific Biomarker S100A2 Mediates Diabetic Foot Ulcer Through IL-17 Signaling Pathway and Potential Therapeutics.</w:t>
+          <w:hyperlink r:id="rId198" w:tgtFrame="_blank">
+            <w:r>
+              <w:t xml:space="preserve">Methicillin-Resistant Staphylococcus aureus Nasal Swab Utilization as a Predictor for Methicillin-Resistant Staphylococcus aureus Skin and Soft Tissue Infections: A Systematic Review and Meta-analysis.</w:t>
             </w:r>
           </w:hyperlink>
         </w:t>
@@ -4629,9 +3954,9 @@
           <w:u w:val="single"/>
         </w:rPr>
         <w:t xml:space="preserve">
-          <w:hyperlink r:id="rId30" w:tgtFrame="_blank">
-            <w:r>
-              <w:t xml:space="preserve">Clinical outcomes and prognostic determinants of dehydrated human amnion/chorion membrane for refractory venous leg ulcers.</w:t>
+          <w:hyperlink r:id="rId132" w:tgtFrame="_blank">
+            <w:r>
+              <w:t xml:space="preserve">A Comparative Study of Topical Treatments for the Management of Chronic Leg Ulcers in a Multi-Center Cohort.</w:t>
             </w:r>
           </w:hyperlink>
         </w:t>
@@ -4674,9 +3999,9 @@
           <w:u w:val="single"/>
         </w:rPr>
         <w:t xml:space="preserve">
-          <w:hyperlink r:id="rId31" w:tgtFrame="_blank">
-            <w:r>
-              <w:t xml:space="preserve">Implementing Wound Hygiene in the Italian Healthcare Context: Expert Recommendations for the Management of Venous Leg Ulcers.</w:t>
+          <w:hyperlink r:id="rId133" w:tgtFrame="_blank">
+            <w:r>
+              <w:t xml:space="preserve">Secondary Microbial Infection in Pyoderma Gangrenosum: Comparable Rates to Venous Ulcers in a Retrospective Cohort.</w:t>
             </w:r>
           </w:hyperlink>
         </w:t>
@@ -4719,9 +4044,9 @@
           <w:u w:val="single"/>
         </w:rPr>
         <w:t xml:space="preserve">
-          <w:hyperlink r:id="rId32" w:tgtFrame="_blank">
-            <w:r>
-              <w:t xml:space="preserve">Jet Cold Plasma at Atmospheric Air Pressure for Venous Ulcers: A Randomized Clinical Trial.</w:t>
+          <w:hyperlink r:id="rId134" w:tgtFrame="_blank">
+            <w:r>
+              <w:t xml:space="preserve">A Double Diagnosis Behind Chronic Ulcers: Livedoid Vasculopathy With Acroangiodermatitis in an Elderly Woman.</w:t>
             </w:r>
           </w:hyperlink>
         </w:t>
@@ -4764,54 +4089,9 @@
           <w:u w:val="single"/>
         </w:rPr>
         <w:t xml:space="preserve">
-          <w:hyperlink r:id="rId33" w:tgtFrame="_blank">
-            <w:r>
-              <w:t xml:space="preserve">GLP-1 receptor agonist use is associated with venous ulcer healing and fewer wound infections.</w:t>
-            </w:r>
-          </w:hyperlink>
-        </w:t>
-      </w:r>
-    </w:p>
-    <w:p>
-      <w:pPr>
-        <w:spacing w:after="0"/>
-        <w:rPr>
-          <w:color w:val="0F50FF"/>
-          <w:u w:val="single"/>
-        </w:rPr>
-      </w:pPr>
-      <w:r>
-        <w:rPr>
-          <w:color w:val="0F50FF"/>
-          <w:u w:val="single"/>
-        </w:rPr>
-        <w:t xml:space="preserve"/>
-      </w:r>
-    </w:p>
-    <w:p>
-      <w:pPr>
-        <w:pStyle w:val="ListParagraph"/>
-        <w:numPr>
-          <w:ilvl w:val="0"/>
-          <w:numId w:val="19"/>
-        </w:numPr>
-        <w:spacing w:after="0" w:line="240" w:lineRule="auto"/>
-        <w:ind w:left="357" w:hanging="357"/>
-        <w:rPr>
-          <w:color w:val="0F50FF"/>
-          <w:u w:val="single"/>
-        </w:rPr>
-      </w:pPr>
-      <w:proofErr w:type="gramStart"/>
-      <w:r>
-        <w:rPr>
-          <w:color w:val="0F50FF"/>
-          <w:u w:val="single"/>
-        </w:rPr>
-        <w:t xml:space="preserve">
-          <w:hyperlink r:id="rId34" w:tgtFrame="_blank">
-            <w:r>
-              <w:t xml:space="preserve">Effective degradation of tetracycline antibiotic residues in municipal and hospital effluents using light-assisted graphitic carbon nitride.</w:t>
+          <w:hyperlink r:id="rId135" w:tgtFrame="_blank">
+            <w:r>
+              <w:t xml:space="preserve">Vibrio metschnikovii M1 isolated from a chronic venous leg ulcer from Montevideo, Uruguay and a mini-review of human cases from Latin America.</w:t>
             </w:r>
           </w:hyperlink>
         </w:t>
@@ -4890,9 +4170,9 @@
           <w:u w:val="single"/>
         </w:rPr>
         <w:t xml:space="preserve">
-          <w:hyperlink r:id="rId114" w:tgtFrame="_blank">
-            <w:r>
-              <w:t xml:space="preserve">Antifungal activity of the antimicrobial peptide RP557 against priority fungal pathogens.</w:t>
+          <w:hyperlink r:id="rId53" w:tgtFrame="_blank">
+            <w:r>
+              <w:t xml:space="preserve">Infections in Implant-Based Breast Reconstruction: A Systematic Review of Risk Factors, Prevention, and Salvage Strategies.</w:t>
             </w:r>
           </w:hyperlink>
         </w:t>
@@ -4935,9 +4215,9 @@
           <w:u w:val="single"/>
         </w:rPr>
         <w:t xml:space="preserve">
-          <w:hyperlink r:id="rId115" w:tgtFrame="_blank">
-            <w:r>
-              <w:t xml:space="preserve">Dissolving microneedles for cellulitis: a systematic review.</w:t>
+          <w:hyperlink r:id="rId54" w:tgtFrame="_blank">
+            <w:r>
+              <w:t xml:space="preserve">Discovery of antibacterial active components from the root barks of Sophora flavescens and evaluation of their antibacterial in vitro and infected wound healing activity in vivo.</w:t>
             </w:r>
           </w:hyperlink>
         </w:t>
@@ -4980,9 +4260,9 @@
           <w:u w:val="single"/>
         </w:rPr>
         <w:t xml:space="preserve">
-          <w:hyperlink r:id="rId116" w:tgtFrame="_blank">
-            <w:r>
-              <w:t xml:space="preserve">Part I. The role of Staphylococcus aureus in the pathophysiology of dermatologic disease.</w:t>
+          <w:hyperlink r:id="rId55" w:tgtFrame="_blank">
+            <w:r>
+              <w:t xml:space="preserve">Anti-biofilm and associated anti-virulence activities of sucrose fatty acid esters against human pathogens.</w:t>
             </w:r>
           </w:hyperlink>
         </w:t>
@@ -5025,9 +4305,9 @@
           <w:u w:val="single"/>
         </w:rPr>
         <w:t xml:space="preserve">
-          <w:hyperlink r:id="rId117" w:tgtFrame="_blank">
-            <w:r>
-              <w:t xml:space="preserve">Novel β-Carboline Derivative ZLWH-67 Exerts Potent Anti-MRSA Activity through Multiple Mechanisms.</w:t>
+          <w:hyperlink r:id="rId56" w:tgtFrame="_blank">
+            <w:r>
+              <w:t xml:space="preserve">Nitric Oxide-Releasing Therapeutics for Treating Bacterial Infections: Anatomical Targeting and Therapeutic Design.</w:t>
             </w:r>
           </w:hyperlink>
         </w:t>
@@ -5070,9 +4350,9 @@
           <w:u w:val="single"/>
         </w:rPr>
         <w:t xml:space="preserve">
-          <w:hyperlink r:id="rId118" w:tgtFrame="_blank">
-            <w:r>
-              <w:t xml:space="preserve">Exploring the Role of Cathelicidin LL-37 and Ceragenins in Wound Healing Processes.</w:t>
+          <w:hyperlink r:id="rId57" w:tgtFrame="_blank">
+            <w:r>
+              <w:t xml:space="preserve">Clinical Use of Apis mellifera Honey Membrane in Second- and Third-Degree Burns: A Retrospective Case Series.</w:t>
             </w:r>
           </w:hyperlink>
         </w:t>
@@ -5115,9 +4395,9 @@
           <w:u w:val="single"/>
         </w:rPr>
         <w:t xml:space="preserve">
-          <w:hyperlink r:id="rId119" w:tgtFrame="_blank">
-            <w:r>
-              <w:t xml:space="preserve">Antimicrobial, anti-inflammatory, and antioxidant effect of onion peel extract (Allium cepa L.) on periodontal pathogen Porphyromonas gingivalis: An in vitro analysis.</w:t>
+          <w:hyperlink r:id="rId58" w:tgtFrame="_blank">
+            <w:r>
+              <w:t xml:space="preserve">Expired Dialysate, Unexpected Pathogen: First Reported Case of Streptomyces olivaceus Peritonitis in a Peritoneal Dialysis Patient.</w:t>
             </w:r>
           </w:hyperlink>
         </w:t>
@@ -5160,9 +4440,9 @@
           <w:u w:val="single"/>
         </w:rPr>
         <w:t xml:space="preserve">
-          <w:hyperlink r:id="rId120" w:tgtFrame="_blank">
-            <w:r>
-              <w:t xml:space="preserve">Metabolic and Regulatory Adaptations of Staphylococcus epidermidis to Host Stresses.</w:t>
+          <w:hyperlink r:id="rId59" w:tgtFrame="_blank">
+            <w:r>
+              <w:t xml:space="preserve">Aptamer-guided upconversion nanoconstructs enable proximity-dependent and precise photodynamic therapy for MRSA-infected wounds.</w:t>
             </w:r>
           </w:hyperlink>
         </w:t>
@@ -5205,9 +4485,9 @@
           <w:u w:val="single"/>
         </w:rPr>
         <w:t xml:space="preserve">
-          <w:hyperlink r:id="rId121" w:tgtFrame="_blank">
-            <w:r>
-              <w:t xml:space="preserve">Staphylococcus epidermidis DnaK alters biofilm formation and proteome in Staphylococcus aureus CIP 107093.</w:t>
+          <w:hyperlink r:id="rId60" w:tgtFrame="_blank">
+            <w:r>
+              <w:t xml:space="preserve">Hierarchically engineered injectable hydrogels loaded with polyphenol for enhanced wound healing and tissue regeneration.</w:t>
             </w:r>
           </w:hyperlink>
         </w:t>
@@ -5250,9 +4530,9 @@
           <w:u w:val="single"/>
         </w:rPr>
         <w:t xml:space="preserve">
-          <w:hyperlink r:id="rId122" w:tgtFrame="_blank">
-            <w:r>
-              <w:t xml:space="preserve">Immunoinformatics approach to engineer a multi-epitope vaccine against SdrG in skin commensal Staphylococcus epidermidis.</w:t>
+          <w:hyperlink r:id="rId61" w:tgtFrame="_blank">
+            <w:r>
+              <w:t xml:space="preserve">Plasma-activated gas: a new dawn for wound care and infection.</w:t>
             </w:r>
           </w:hyperlink>
         </w:t>
@@ -5295,9 +4575,9 @@
           <w:u w:val="single"/>
         </w:rPr>
         <w:t xml:space="preserve">
-          <w:hyperlink r:id="rId123" w:tgtFrame="_blank">
-            <w:r>
-              <w:t xml:space="preserve">A hydrogel-based bacteriophage cocktail targeting carbapenem-resistant Pseudomonas aeruginosa in an ex vivo porcine skin model.</w:t>
+          <w:hyperlink r:id="rId62" w:tgtFrame="_blank">
+            <w:r>
+              <w:t xml:space="preserve">Chemical Characterization, Evaluation of Antimicrobial Potential, and Cytotoxic Activity of Thuja occidentalis L. and Myrtus communis L. Essential Oils for Topical Applications.</w:t>
             </w:r>
           </w:hyperlink>
         </w:t>
@@ -5340,9 +4620,9 @@
           <w:u w:val="single"/>
         </w:rPr>
         <w:t xml:space="preserve">
-          <w:hyperlink r:id="rId124" w:tgtFrame="_blank">
-            <w:r>
-              <w:t xml:space="preserve">Unraveling the Enigmatic Behavior of Cutibacterium acnes: Exploring Clinical Correlations and Behaviors of Clinical Strains in Prosthetic Joint Infections.</w:t>
+          <w:hyperlink r:id="rId63" w:tgtFrame="_blank">
+            <w:r>
+              <w:t xml:space="preserve">Microbial landscapes in dairy cow diseases: from localized dysbiosis to inter-organ axes.</w:t>
             </w:r>
           </w:hyperlink>
         </w:t>
@@ -5385,9 +4665,9 @@
           <w:u w:val="single"/>
         </w:rPr>
         <w:t xml:space="preserve">
-          <w:hyperlink r:id="rId125" w:tgtFrame="_blank">
-            <w:r>
-              <w:t xml:space="preserve">Carboxymethyl inulin functionalized gold nanoclusters within a chitosan matrix for biocompatible photothermal and anticancer theranostics.</w:t>
+          <w:hyperlink r:id="rId64" w:tgtFrame="_blank">
+            <w:r>
+              <w:t xml:space="preserve">Quantum Dot-Phage Nanoarchitectonics for Targeted Synergistic Therapy of Methicillin-Resistant Staphylococcus aureus Wound Infections.</w:t>
             </w:r>
           </w:hyperlink>
         </w:t>
@@ -5430,9 +4710,9 @@
           <w:u w:val="single"/>
         </w:rPr>
         <w:t xml:space="preserve">
-          <w:hyperlink r:id="rId126" w:tgtFrame="_blank">
-            <w:r>
-              <w:t xml:space="preserve">CAMPER: mechanistic artificial intelligence for designing peptides that target MRSA persisters.</w:t>
+          <w:hyperlink r:id="rId65" w:tgtFrame="_blank">
+            <w:r>
+              <w:t xml:space="preserve">The Approximation Principle: A Novel Mechanobiological Approach to Chronic Wound Management.</w:t>
             </w:r>
           </w:hyperlink>
         </w:t>
@@ -5475,9 +4755,9 @@
           <w:u w:val="single"/>
         </w:rPr>
         <w:t xml:space="preserve">
-          <w:hyperlink r:id="rId127" w:tgtFrame="_blank">
-            <w:r>
-              <w:t xml:space="preserve">[Delafloxacin: what does a new fluoroquinolone offer?].</w:t>
+          <w:hyperlink r:id="rId66" w:tgtFrame="_blank">
+            <w:r>
+              <w:t xml:space="preserve">Synergistic tissue destruction by Staphylococcus aureus and Staphylococcus epidermidis in a 3D human skin biofilm equivalent.</w:t>
             </w:r>
           </w:hyperlink>
         </w:t>
@@ -5520,9 +4800,9 @@
           <w:u w:val="single"/>
         </w:rPr>
         <w:t xml:space="preserve">
-          <w:hyperlink r:id="rId128" w:tgtFrame="_blank">
-            <w:r>
-              <w:t xml:space="preserve">Nurses' Knowledge and Practices Related to Wound and Peri-Wound Cleansing in Canada.</w:t>
+          <w:hyperlink r:id="rId67" w:tgtFrame="_blank">
+            <w:r>
+              <w:t xml:space="preserve">Nanostructured lipid carrier enabled delivery of levofloxacin and clove essential oil to overcome Pseudomonas aeruginosa biofilm infection in burn wounds- a synergistic approach.</w:t>
             </w:r>
           </w:hyperlink>
         </w:t>
@@ -5565,9 +4845,9 @@
           <w:u w:val="single"/>
         </w:rPr>
         <w:t xml:space="preserve">
-          <w:hyperlink r:id="rId129" w:tgtFrame="_blank">
-            <w:r>
-              <w:t xml:space="preserve">Probiotic cell wall components as emerging postbiotics: structural diversity, immunoregulatory mechanisms, and health applications.</w:t>
+          <w:hyperlink r:id="rId68" w:tgtFrame="_blank">
+            <w:r>
+              <w:t xml:space="preserve">Controlling Staphylococcus aureus skin infections by targeting biofilm and virulence properties using FDA-approved antiseptics and skin care products.</w:t>
             </w:r>
           </w:hyperlink>
         </w:t>
@@ -5610,9 +4890,9 @@
           <w:u w:val="single"/>
         </w:rPr>
         <w:t xml:space="preserve">
-          <w:hyperlink r:id="rId130" w:tgtFrame="_blank">
-            <w:r>
-              <w:t xml:space="preserve">Synergistic activity of caspofungin and posaconazole against Candida (Candidozyma) auris biofilms based on phenotypic, transcriptomic, and in vivo insights.</w:t>
+          <w:hyperlink r:id="rId69" w:tgtFrame="_blank">
+            <w:r>
+              <w:t xml:space="preserve">Epibiotic green alga (Ulva spp.) on the skin of turbot (Scophthalmus maximus) with chronic aeromoniasis.</w:t>
             </w:r>
           </w:hyperlink>
         </w:t>
@@ -5655,9 +4935,9 @@
           <w:u w:val="single"/>
         </w:rPr>
         <w:t xml:space="preserve">
-          <w:hyperlink r:id="rId131" w:tgtFrame="_blank">
-            <w:r>
-              <w:t xml:space="preserve">Infectious complications of burns in the intensive care unit.</w:t>
+          <w:hyperlink r:id="rId70" w:tgtFrame="_blank">
+            <w:r>
+              <w:t xml:space="preserve">Differential pathogenic and commensal response of Staphylococcus aureus and Staphylococcus epidermidis toward chemical signals of human skin.</w:t>
             </w:r>
           </w:hyperlink>
         </w:t>
@@ -5700,9 +4980,9 @@
           <w:u w:val="single"/>
         </w:rPr>
         <w:t xml:space="preserve">
-          <w:hyperlink r:id="rId132" w:tgtFrame="_blank">
-            <w:r>
-              <w:t xml:space="preserve">Tetrahedral framework nucleic acid delivery of emodin enables precision antibacterial and anti-inflammatory therapy for drug-resistant Staphylococcus aureus.</w:t>
+          <w:hyperlink r:id="rId71" w:tgtFrame="_blank">
+            <w:r>
+              <w:t xml:space="preserve">In Vitro Antifungal Activity of Essential Oils and Nanoemulsions of Zingiber cassumunar and Cymbopogon citratus Against Planktonic and Biofilm Forms of Malassezia pachydermatis.</w:t>
             </w:r>
           </w:hyperlink>
         </w:t>
@@ -5745,9 +5025,9 @@
           <w:u w:val="single"/>
         </w:rPr>
         <w:t xml:space="preserve">
-          <w:hyperlink r:id="rId133" w:tgtFrame="_blank">
-            <w:r>
-              <w:t xml:space="preserve">Immobilization of Bacillus-Derived Protease onto Carboxymethyl Chitosan Aerogel: A bioactive platform for bacterial inactivation, skin cancer therapy, and accelerated wound healing.</w:t>
+          <w:hyperlink r:id="rId72" w:tgtFrame="_blank">
+            <w:r>
+              <w:t xml:space="preserve">Ecological Dynamics of Staphylococcus aureus in Raw Ewe Milk Following Different Mastitis Treatment Protocols.</w:t>
             </w:r>
           </w:hyperlink>
         </w:t>
@@ -5790,9 +5070,9 @@
           <w:u w:val="single"/>
         </w:rPr>
         <w:t xml:space="preserve">
-          <w:hyperlink r:id="rId134" w:tgtFrame="_blank">
-            <w:r>
-              <w:t xml:space="preserve">Castor oil/ZnO-loaded quaternized chitosan nanocomposite with multiple antimicrobials, anti-biofilm and pro-healing functions for advanced wound dressings.</w:t>
+          <w:hyperlink r:id="rId73" w:tgtFrame="_blank">
+            <w:r>
+              <w:t xml:space="preserve">Antifungal resistance and Ocimum gratissimum L. essential oil-clotrimazole interactions in clinical Candida isolates from Vietnam.</w:t>
             </w:r>
           </w:hyperlink>
         </w:t>
@@ -5835,9 +5115,9 @@
           <w:u w:val="single"/>
         </w:rPr>
         <w:t xml:space="preserve">
-          <w:hyperlink r:id="rId135" w:tgtFrame="_blank">
-            <w:r>
-              <w:t xml:space="preserve">Understanding Candidozyma (Candida) auris: genomic evolution, antifungal resistance and the growing challenges in global infection control.</w:t>
+          <w:hyperlink r:id="rId74" w:tgtFrame="_blank">
+            <w:r>
+              <w:t xml:space="preserve">Removal Mechanism of Cutibacterium acnes Biofilms: A Comparison between Synthetic Surfactants and Rhamnolipid Biosurfactants.</w:t>
             </w:r>
           </w:hyperlink>
         </w:t>
@@ -5880,549 +5160,9 @@
           <w:u w:val="single"/>
         </w:rPr>
         <w:t xml:space="preserve">
-          <w:hyperlink r:id="rId136" w:tgtFrame="_blank">
-            <w:r>
-              <w:t xml:space="preserve">The post-translational adaptor protein SadB modulates the pathogenicity of Pseudomonas aeruginosa.</w:t>
-            </w:r>
-          </w:hyperlink>
-        </w:t>
-      </w:r>
-    </w:p>
-    <w:p>
-      <w:pPr>
-        <w:spacing w:after="0"/>
-        <w:rPr>
-          <w:color w:val="0F50FF"/>
-          <w:u w:val="single"/>
-        </w:rPr>
-      </w:pPr>
-      <w:r>
-        <w:rPr>
-          <w:color w:val="0F50FF"/>
-          <w:u w:val="single"/>
-        </w:rPr>
-        <w:t xml:space="preserve"/>
-      </w:r>
-    </w:p>
-    <w:p>
-      <w:pPr>
-        <w:pStyle w:val="ListParagraph"/>
-        <w:numPr>
-          <w:ilvl w:val="0"/>
-          <w:numId w:val="20"/>
-        </w:numPr>
-        <w:spacing w:after="0" w:line="240" w:lineRule="auto"/>
-        <w:ind w:left="357" w:hanging="357"/>
-        <w:rPr>
-          <w:color w:val="0F50FF"/>
-          <w:u w:val="single"/>
-        </w:rPr>
-      </w:pPr>
-      <w:proofErr w:type="gramStart"/>
-      <w:r>
-        <w:rPr>
-          <w:color w:val="0F50FF"/>
-          <w:u w:val="single"/>
-        </w:rPr>
-        <w:t xml:space="preserve">
-          <w:hyperlink r:id="rId137" w:tgtFrame="_blank">
-            <w:r>
-              <w:t xml:space="preserve">Effect of pH on niacinamide skin permeation.</w:t>
-            </w:r>
-          </w:hyperlink>
-        </w:t>
-      </w:r>
-    </w:p>
-    <w:p>
-      <w:pPr>
-        <w:spacing w:after="0"/>
-        <w:rPr>
-          <w:color w:val="0F50FF"/>
-          <w:u w:val="single"/>
-        </w:rPr>
-      </w:pPr>
-      <w:r>
-        <w:rPr>
-          <w:color w:val="0F50FF"/>
-          <w:u w:val="single"/>
-        </w:rPr>
-        <w:t xml:space="preserve"/>
-      </w:r>
-    </w:p>
-    <w:p>
-      <w:pPr>
-        <w:pStyle w:val="ListParagraph"/>
-        <w:numPr>
-          <w:ilvl w:val="0"/>
-          <w:numId w:val="20"/>
-        </w:numPr>
-        <w:spacing w:after="0" w:line="240" w:lineRule="auto"/>
-        <w:ind w:left="357" w:hanging="357"/>
-        <w:rPr>
-          <w:color w:val="0F50FF"/>
-          <w:u w:val="single"/>
-        </w:rPr>
-      </w:pPr>
-      <w:proofErr w:type="gramStart"/>
-      <w:r>
-        <w:rPr>
-          <w:color w:val="0F50FF"/>
-          <w:u w:val="single"/>
-        </w:rPr>
-        <w:t xml:space="preserve">
-          <w:hyperlink r:id="rId138" w:tgtFrame="_blank">
-            <w:r>
-              <w:t xml:space="preserve">Oxymatrine ameliorates Malassezia overgrowth-induced psoriasis in vivo and in vitro by inhibiting the biofilm formation and inflammation.</w:t>
-            </w:r>
-          </w:hyperlink>
-        </w:t>
-      </w:r>
-    </w:p>
-    <w:p>
-      <w:pPr>
-        <w:spacing w:after="0"/>
-        <w:rPr>
-          <w:color w:val="0F50FF"/>
-          <w:u w:val="single"/>
-        </w:rPr>
-      </w:pPr>
-      <w:r>
-        <w:rPr>
-          <w:color w:val="0F50FF"/>
-          <w:u w:val="single"/>
-        </w:rPr>
-        <w:t xml:space="preserve"/>
-      </w:r>
-    </w:p>
-    <w:p>
-      <w:pPr>
-        <w:pStyle w:val="ListParagraph"/>
-        <w:numPr>
-          <w:ilvl w:val="0"/>
-          <w:numId w:val="20"/>
-        </w:numPr>
-        <w:spacing w:after="0" w:line="240" w:lineRule="auto"/>
-        <w:ind w:left="357" w:hanging="357"/>
-        <w:rPr>
-          <w:color w:val="0F50FF"/>
-          <w:u w:val="single"/>
-        </w:rPr>
-      </w:pPr>
-      <w:proofErr w:type="gramStart"/>
-      <w:r>
-        <w:rPr>
-          <w:color w:val="0F50FF"/>
-          <w:u w:val="single"/>
-        </w:rPr>
-        <w:t xml:space="preserve">
-          <w:hyperlink r:id="rId139" w:tgtFrame="_blank">
-            <w:r>
-              <w:t xml:space="preserve">[Phage therapy of purulent wounds: comparative clinical cytomorphological and microbiological analysis of effectiveness].</w:t>
-            </w:r>
-          </w:hyperlink>
-        </w:t>
-      </w:r>
-    </w:p>
-    <w:p>
-      <w:pPr>
-        <w:spacing w:after="0"/>
-        <w:rPr>
-          <w:color w:val="0F50FF"/>
-          <w:u w:val="single"/>
-        </w:rPr>
-      </w:pPr>
-      <w:r>
-        <w:rPr>
-          <w:color w:val="0F50FF"/>
-          <w:u w:val="single"/>
-        </w:rPr>
-        <w:t xml:space="preserve"/>
-      </w:r>
-    </w:p>
-    <w:p>
-      <w:pPr>
-        <w:pStyle w:val="ListParagraph"/>
-        <w:numPr>
-          <w:ilvl w:val="0"/>
-          <w:numId w:val="20"/>
-        </w:numPr>
-        <w:spacing w:after="0" w:line="240" w:lineRule="auto"/>
-        <w:ind w:left="357" w:hanging="357"/>
-        <w:rPr>
-          <w:color w:val="0F50FF"/>
-          <w:u w:val="single"/>
-        </w:rPr>
-      </w:pPr>
-      <w:proofErr w:type="gramStart"/>
-      <w:r>
-        <w:rPr>
-          <w:color w:val="0F50FF"/>
-          <w:u w:val="single"/>
-        </w:rPr>
-        <w:t xml:space="preserve">
-          <w:hyperlink r:id="rId140" w:tgtFrame="_blank">
-            <w:r>
-              <w:t xml:space="preserve">Antibacterial Activity of the Pyrazolone Copper Complex P-FAH-Cu-phen Against Staphylococcus aureus and Promotion of Healing of Traumatized Infected Skin in Mice.</w:t>
-            </w:r>
-          </w:hyperlink>
-        </w:t>
-      </w:r>
-    </w:p>
-    <w:p>
-      <w:pPr>
-        <w:spacing w:after="0"/>
-        <w:rPr>
-          <w:color w:val="0F50FF"/>
-          <w:u w:val="single"/>
-        </w:rPr>
-      </w:pPr>
-      <w:r>
-        <w:rPr>
-          <w:color w:val="0F50FF"/>
-          <w:u w:val="single"/>
-        </w:rPr>
-        <w:t xml:space="preserve"/>
-      </w:r>
-    </w:p>
-    <w:p>
-      <w:pPr>
-        <w:pStyle w:val="ListParagraph"/>
-        <w:numPr>
-          <w:ilvl w:val="0"/>
-          <w:numId w:val="20"/>
-        </w:numPr>
-        <w:spacing w:after="0" w:line="240" w:lineRule="auto"/>
-        <w:ind w:left="357" w:hanging="357"/>
-        <w:rPr>
-          <w:color w:val="0F50FF"/>
-          <w:u w:val="single"/>
-        </w:rPr>
-      </w:pPr>
-      <w:proofErr w:type="gramStart"/>
-      <w:r>
-        <w:rPr>
-          <w:color w:val="0F50FF"/>
-          <w:u w:val="single"/>
-        </w:rPr>
-        <w:t xml:space="preserve">
-          <w:hyperlink r:id="rId141" w:tgtFrame="_blank">
-            <w:r>
-              <w:t xml:space="preserve">The Ocular Surface Bacterial Microbiome and the Impact of Contact Lens Use: A Literature Review.</w:t>
-            </w:r>
-          </w:hyperlink>
-        </w:t>
-      </w:r>
-    </w:p>
-    <w:p>
-      <w:pPr>
-        <w:spacing w:after="0"/>
-        <w:rPr>
-          <w:color w:val="0F50FF"/>
-          <w:u w:val="single"/>
-        </w:rPr>
-      </w:pPr>
-      <w:r>
-        <w:rPr>
-          <w:color w:val="0F50FF"/>
-          <w:u w:val="single"/>
-        </w:rPr>
-        <w:t xml:space="preserve"/>
-      </w:r>
-    </w:p>
-    <w:p>
-      <w:pPr>
-        <w:pStyle w:val="ListParagraph"/>
-        <w:numPr>
-          <w:ilvl w:val="0"/>
-          <w:numId w:val="20"/>
-        </w:numPr>
-        <w:spacing w:after="0" w:line="240" w:lineRule="auto"/>
-        <w:ind w:left="357" w:hanging="357"/>
-        <w:rPr>
-          <w:color w:val="0F50FF"/>
-          <w:u w:val="single"/>
-        </w:rPr>
-      </w:pPr>
-      <w:proofErr w:type="gramStart"/>
-      <w:r>
-        <w:rPr>
-          <w:color w:val="0F50FF"/>
-          <w:u w:val="single"/>
-        </w:rPr>
-        <w:t xml:space="preserve">
-          <w:hyperlink r:id="rId142" w:tgtFrame="_blank">
-            <w:r>
-              <w:t xml:space="preserve">Gut-derived biofilm-forming bacteria as a source of catheter-associated infections: inhibitory effects of O-alkyl naringenin derivatives.</w:t>
-            </w:r>
-          </w:hyperlink>
-        </w:t>
-      </w:r>
-    </w:p>
-    <w:p>
-      <w:pPr>
-        <w:spacing w:after="0"/>
-        <w:rPr>
-          <w:color w:val="0F50FF"/>
-          <w:u w:val="single"/>
-        </w:rPr>
-      </w:pPr>
-      <w:r>
-        <w:rPr>
-          <w:color w:val="0F50FF"/>
-          <w:u w:val="single"/>
-        </w:rPr>
-        <w:t xml:space="preserve"/>
-      </w:r>
-    </w:p>
-    <w:p>
-      <w:pPr>
-        <w:pStyle w:val="ListParagraph"/>
-        <w:numPr>
-          <w:ilvl w:val="0"/>
-          <w:numId w:val="20"/>
-        </w:numPr>
-        <w:spacing w:after="0" w:line="240" w:lineRule="auto"/>
-        <w:ind w:left="357" w:hanging="357"/>
-        <w:rPr>
-          <w:color w:val="0F50FF"/>
-          <w:u w:val="single"/>
-        </w:rPr>
-      </w:pPr>
-      <w:proofErr w:type="gramStart"/>
-      <w:r>
-        <w:rPr>
-          <w:color w:val="0F50FF"/>
-          <w:u w:val="single"/>
-        </w:rPr>
-        <w:t xml:space="preserve">
-          <w:hyperlink r:id="rId143" w:tgtFrame="_blank">
-            <w:r>
-              <w:t xml:space="preserve">Efficacy of a novel thermo-reversible wound gel against antibiotic tolerant biofilm.</w:t>
-            </w:r>
-          </w:hyperlink>
-        </w:t>
-      </w:r>
-    </w:p>
-    <w:p>
-      <w:pPr>
-        <w:spacing w:after="0"/>
-        <w:rPr>
-          <w:color w:val="0F50FF"/>
-          <w:u w:val="single"/>
-        </w:rPr>
-      </w:pPr>
-      <w:r>
-        <w:rPr>
-          <w:color w:val="0F50FF"/>
-          <w:u w:val="single"/>
-        </w:rPr>
-        <w:t xml:space="preserve"/>
-      </w:r>
-    </w:p>
-    <w:p>
-      <w:pPr>
-        <w:pStyle w:val="ListParagraph"/>
-        <w:numPr>
-          <w:ilvl w:val="0"/>
-          <w:numId w:val="20"/>
-        </w:numPr>
-        <w:spacing w:after="0" w:line="240" w:lineRule="auto"/>
-        <w:ind w:left="357" w:hanging="357"/>
-        <w:rPr>
-          <w:color w:val="0F50FF"/>
-          <w:u w:val="single"/>
-        </w:rPr>
-      </w:pPr>
-      <w:proofErr w:type="gramStart"/>
-      <w:r>
-        <w:rPr>
-          <w:color w:val="0F50FF"/>
-          <w:u w:val="single"/>
-        </w:rPr>
-        <w:t xml:space="preserve">
-          <w:hyperlink r:id="rId144" w:tgtFrame="_blank">
-            <w:r>
-              <w:t xml:space="preserve">Advancing preclinical research with reconstructed in vitro skin models mimicking non-healing wounds.</w:t>
-            </w:r>
-          </w:hyperlink>
-        </w:t>
-      </w:r>
-    </w:p>
-    <w:p>
-      <w:pPr>
-        <w:spacing w:after="0"/>
-        <w:rPr>
-          <w:color w:val="0F50FF"/>
-          <w:u w:val="single"/>
-        </w:rPr>
-      </w:pPr>
-      <w:r>
-        <w:rPr>
-          <w:color w:val="0F50FF"/>
-          <w:u w:val="single"/>
-        </w:rPr>
-        <w:t xml:space="preserve"/>
-      </w:r>
-    </w:p>
-    <w:p>
-      <w:pPr>
-        <w:pStyle w:val="ListParagraph"/>
-        <w:numPr>
-          <w:ilvl w:val="0"/>
-          <w:numId w:val="20"/>
-        </w:numPr>
-        <w:spacing w:after="0" w:line="240" w:lineRule="auto"/>
-        <w:ind w:left="357" w:hanging="357"/>
-        <w:rPr>
-          <w:color w:val="0F50FF"/>
-          <w:u w:val="single"/>
-        </w:rPr>
-      </w:pPr>
-      <w:proofErr w:type="gramStart"/>
-      <w:r>
-        <w:rPr>
-          <w:color w:val="0F50FF"/>
-          <w:u w:val="single"/>
-        </w:rPr>
-        <w:t xml:space="preserve">
-          <w:hyperlink r:id="rId145" w:tgtFrame="_blank">
-            <w:r>
-              <w:t xml:space="preserve">Microarchitecture of Python regius Scale Surface: A Natural Strategy for Bacterial Adhesion Prevention.</w:t>
-            </w:r>
-          </w:hyperlink>
-        </w:t>
-      </w:r>
-    </w:p>
-    <w:p>
-      <w:pPr>
-        <w:spacing w:after="0"/>
-        <w:rPr>
-          <w:color w:val="0F50FF"/>
-          <w:u w:val="single"/>
-        </w:rPr>
-      </w:pPr>
-      <w:r>
-        <w:rPr>
-          <w:color w:val="0F50FF"/>
-          <w:u w:val="single"/>
-        </w:rPr>
-        <w:t xml:space="preserve"/>
-      </w:r>
-    </w:p>
-    <w:p>
-      <w:pPr>
-        <w:pStyle w:val="ListParagraph"/>
-        <w:numPr>
-          <w:ilvl w:val="0"/>
-          <w:numId w:val="20"/>
-        </w:numPr>
-        <w:spacing w:after="0" w:line="240" w:lineRule="auto"/>
-        <w:ind w:left="357" w:hanging="357"/>
-        <w:rPr>
-          <w:color w:val="0F50FF"/>
-          <w:u w:val="single"/>
-        </w:rPr>
-      </w:pPr>
-      <w:proofErr w:type="gramStart"/>
-      <w:r>
-        <w:rPr>
-          <w:color w:val="0F50FF"/>
-          <w:u w:val="single"/>
-        </w:rPr>
-        <w:t xml:space="preserve">
-          <w:hyperlink r:id="rId146" w:tgtFrame="_blank">
-            <w:r>
-              <w:t xml:space="preserve">Preliminary efficacy of anthelmintic closantel as a potential antimicrobial against Gram-positive bacteria: An assessment of the enantioselectivity.</w:t>
-            </w:r>
-          </w:hyperlink>
-        </w:t>
-      </w:r>
-    </w:p>
-    <w:p>
-      <w:pPr>
-        <w:spacing w:after="0"/>
-        <w:rPr>
-          <w:color w:val="0F50FF"/>
-          <w:u w:val="single"/>
-        </w:rPr>
-      </w:pPr>
-      <w:r>
-        <w:rPr>
-          <w:color w:val="0F50FF"/>
-          <w:u w:val="single"/>
-        </w:rPr>
-        <w:t xml:space="preserve"/>
-      </w:r>
-    </w:p>
-    <w:p>
-      <w:pPr>
-        <w:pStyle w:val="ListParagraph"/>
-        <w:numPr>
-          <w:ilvl w:val="0"/>
-          <w:numId w:val="20"/>
-        </w:numPr>
-        <w:spacing w:after="0" w:line="240" w:lineRule="auto"/>
-        <w:ind w:left="357" w:hanging="357"/>
-        <w:rPr>
-          <w:color w:val="0F50FF"/>
-          <w:u w:val="single"/>
-        </w:rPr>
-      </w:pPr>
-      <w:proofErr w:type="gramStart"/>
-      <w:r>
-        <w:rPr>
-          <w:color w:val="0F50FF"/>
-          <w:u w:val="single"/>
-        </w:rPr>
-        <w:t xml:space="preserve">
-          <w:hyperlink r:id="rId147" w:tgtFrame="_blank">
-            <w:r>
-              <w:t xml:space="preserve">Dismantling S. aureus Virulence: Latest Advances in Toxin Neutralization and Regulatory Network-Targeted Anti-Virulence Strategies (2025).</w:t>
-            </w:r>
-          </w:hyperlink>
-        </w:t>
-      </w:r>
-    </w:p>
-    <w:p>
-      <w:pPr>
-        <w:spacing w:after="0"/>
-        <w:rPr>
-          <w:color w:val="0F50FF"/>
-          <w:u w:val="single"/>
-        </w:rPr>
-      </w:pPr>
-      <w:r>
-        <w:rPr>
-          <w:color w:val="0F50FF"/>
-          <w:u w:val="single"/>
-        </w:rPr>
-        <w:t xml:space="preserve"/>
-      </w:r>
-    </w:p>
-    <w:p>
-      <w:pPr>
-        <w:pStyle w:val="ListParagraph"/>
-        <w:numPr>
-          <w:ilvl w:val="0"/>
-          <w:numId w:val="20"/>
-        </w:numPr>
-        <w:spacing w:after="0" w:line="240" w:lineRule="auto"/>
-        <w:ind w:left="357" w:hanging="357"/>
-        <w:rPr>
-          <w:color w:val="0F50FF"/>
-          <w:u w:val="single"/>
-        </w:rPr>
-      </w:pPr>
-      <w:proofErr w:type="gramStart"/>
-      <w:r>
-        <w:rPr>
-          <w:color w:val="0F50FF"/>
-          <w:u w:val="single"/>
-        </w:rPr>
-        <w:t xml:space="preserve">
-          <w:hyperlink r:id="rId148" w:tgtFrame="_blank">
-            <w:r>
-              <w:t xml:space="preserve">Schinus weinmanniifolia as a natural alternative for the control of skin infections: a multifactorial approach against methicillin-resistant Staphylococcus aureus.</w:t>
+          <w:hyperlink r:id="rId75" w:tgtFrame="_blank">
+            <w:r>
+              <w:t xml:space="preserve">Traditional Chinese Medicine in Acne Treatment: From Classical Formulas to Bioactive Phytoconstituents and Mechanisms.</w:t>
             </w:r>
           </w:hyperlink>
         </w:t>
@@ -6498,9 +5238,9 @@
           <w:u w:val="single"/>
         </w:rPr>
         <w:t xml:space="preserve">
-          <w:hyperlink r:id="rId22" w:tgtFrame="_blank">
-            <w:r>
-              <w:t xml:space="preserve">Microbiome dysbiosis and therapeutic restoration in atopic dermatitis.</w:t>
+          <w:hyperlink r:id="rId39" w:tgtFrame="_blank">
+            <w:r>
+              <w:t xml:space="preserve">The ecological dynamics of skin microbiota in skin health and diseases.</w:t>
             </w:r>
           </w:hyperlink>
         </w:t>
@@ -6543,9 +5283,9 @@
           <w:u w:val="single"/>
         </w:rPr>
         <w:t xml:space="preserve">
-          <w:hyperlink r:id="rId23" w:tgtFrame="_blank">
-            <w:r>
-              <w:t xml:space="preserve">Profiling skin microbiota in an underrepresented population: Indonesian children with atopic dermatitis and controls.</w:t>
+          <w:hyperlink r:id="rId40" w:tgtFrame="_blank">
+            <w:r>
+              <w:t xml:space="preserve">Effects of Prebiotic Gum Arabic Under Antibiotic-Containing Conditions in Atopic Dermatitis-Associated Bacteria: In Vitro Evaluation and Development of Semisolid Topical Carriers.</w:t>
             </w:r>
           </w:hyperlink>
         </w:t>
@@ -6588,234 +5328,9 @@
           <w:u w:val="single"/>
         </w:rPr>
         <w:t xml:space="preserve">
-          <w:hyperlink r:id="rId24" w:tgtFrame="_blank">
-            <w:r>
-              <w:t xml:space="preserve">Atopic march protocol involving sequential skin and lung inflammation elicited by epicutaneous Staphylococcus aureus and allergen exposure.</w:t>
-            </w:r>
-          </w:hyperlink>
-        </w:t>
-      </w:r>
-    </w:p>
-    <w:p>
-      <w:pPr>
-        <w:spacing w:after="0"/>
-        <w:rPr>
-          <w:color w:val="0F50FF"/>
-          <w:u w:val="single"/>
-        </w:rPr>
-      </w:pPr>
-      <w:r>
-        <w:rPr>
-          <w:color w:val="0F50FF"/>
-          <w:u w:val="single"/>
-        </w:rPr>
-        <w:t xml:space="preserve"/>
-      </w:r>
-    </w:p>
-    <w:p>
-      <w:pPr>
-        <w:pStyle w:val="ListParagraph"/>
-        <w:numPr>
-          <w:ilvl w:val="0"/>
-          <w:numId w:val="21"/>
-        </w:numPr>
-        <w:spacing w:after="0" w:line="240" w:lineRule="auto"/>
-        <w:ind w:left="357" w:hanging="357"/>
-        <w:rPr>
-          <w:color w:val="0F50FF"/>
-          <w:u w:val="single"/>
-        </w:rPr>
-      </w:pPr>
-      <w:proofErr w:type="gramStart"/>
-      <w:r>
-        <w:rPr>
-          <w:color w:val="0F50FF"/>
-          <w:u w:val="single"/>
-        </w:rPr>
-        <w:t xml:space="preserve">
-          <w:hyperlink r:id="rId25" w:tgtFrame="_blank">
-            <w:r>
-              <w:t xml:space="preserve">Staphylococcus aureus Augments Epithelial Skin Barrier Damage Through T Cell Activation in Cutaneous T Cell Lymphoma.</w:t>
-            </w:r>
-          </w:hyperlink>
-        </w:t>
-      </w:r>
-    </w:p>
-    <w:p>
-      <w:pPr>
-        <w:spacing w:after="0"/>
-        <w:rPr>
-          <w:color w:val="0F50FF"/>
-          <w:u w:val="single"/>
-        </w:rPr>
-      </w:pPr>
-      <w:r>
-        <w:rPr>
-          <w:color w:val="0F50FF"/>
-          <w:u w:val="single"/>
-        </w:rPr>
-        <w:t xml:space="preserve"/>
-      </w:r>
-    </w:p>
-    <w:p>
-      <w:pPr>
-        <w:pStyle w:val="ListParagraph"/>
-        <w:numPr>
-          <w:ilvl w:val="0"/>
-          <w:numId w:val="21"/>
-        </w:numPr>
-        <w:spacing w:after="0" w:line="240" w:lineRule="auto"/>
-        <w:ind w:left="357" w:hanging="357"/>
-        <w:rPr>
-          <w:color w:val="0F50FF"/>
-          <w:u w:val="single"/>
-        </w:rPr>
-      </w:pPr>
-      <w:proofErr w:type="gramStart"/>
-      <w:r>
-        <w:rPr>
-          <w:color w:val="0F50FF"/>
-          <w:u w:val="single"/>
-        </w:rPr>
-        <w:t xml:space="preserve">
-          <w:hyperlink r:id="rId26" w:tgtFrame="_blank">
-            <w:r>
-              <w:t xml:space="preserve">Topical acacia gum reshapes staphylococcal dysbiosis and inflammation in atopic dermatitis.</w:t>
-            </w:r>
-          </w:hyperlink>
-        </w:t>
-      </w:r>
-    </w:p>
-    <w:p>
-      <w:pPr>
-        <w:spacing w:after="0"/>
-        <w:rPr>
-          <w:color w:val="0F50FF"/>
-          <w:u w:val="single"/>
-        </w:rPr>
-      </w:pPr>
-      <w:r>
-        <w:rPr>
-          <w:color w:val="0F50FF"/>
-          <w:u w:val="single"/>
-        </w:rPr>
-        <w:t xml:space="preserve"/>
-      </w:r>
-    </w:p>
-    <w:p>
-      <w:pPr>
-        <w:pStyle w:val="ListParagraph"/>
-        <w:numPr>
-          <w:ilvl w:val="0"/>
-          <w:numId w:val="21"/>
-        </w:numPr>
-        <w:spacing w:after="0" w:line="240" w:lineRule="auto"/>
-        <w:ind w:left="357" w:hanging="357"/>
-        <w:rPr>
-          <w:color w:val="0F50FF"/>
-          <w:u w:val="single"/>
-        </w:rPr>
-      </w:pPr>
-      <w:proofErr w:type="gramStart"/>
-      <w:r>
-        <w:rPr>
-          <w:color w:val="0F50FF"/>
-          <w:u w:val="single"/>
-        </w:rPr>
-        <w:t xml:space="preserve">
-          <w:hyperlink r:id="rId27" w:tgtFrame="_blank">
-            <w:r>
-              <w:t xml:space="preserve">Impact of Dupilumab on the Skin Microbiome in Children Aged 6-12 years with Moderate-to-Severe Atopic Dermatitis.</w:t>
-            </w:r>
-          </w:hyperlink>
-        </w:t>
-      </w:r>
-    </w:p>
-    <w:p>
-      <w:pPr>
-        <w:spacing w:after="0"/>
-        <w:rPr>
-          <w:color w:val="0F50FF"/>
-          <w:u w:val="single"/>
-        </w:rPr>
-      </w:pPr>
-      <w:r>
-        <w:rPr>
-          <w:color w:val="0F50FF"/>
-          <w:u w:val="single"/>
-        </w:rPr>
-        <w:t xml:space="preserve"/>
-      </w:r>
-    </w:p>
-    <w:p>
-      <w:pPr>
-        <w:pStyle w:val="ListParagraph"/>
-        <w:numPr>
-          <w:ilvl w:val="0"/>
-          <w:numId w:val="21"/>
-        </w:numPr>
-        <w:spacing w:after="0" w:line="240" w:lineRule="auto"/>
-        <w:ind w:left="357" w:hanging="357"/>
-        <w:rPr>
-          <w:color w:val="0F50FF"/>
-          <w:u w:val="single"/>
-        </w:rPr>
-      </w:pPr>
-      <w:proofErr w:type="gramStart"/>
-      <w:r>
-        <w:rPr>
-          <w:color w:val="0F50FF"/>
-          <w:u w:val="single"/>
-        </w:rPr>
-        <w:t xml:space="preserve">
-          <w:hyperlink r:id="rId28" w:tgtFrame="_blank">
-            <w:r>
-              <w:t xml:space="preserve">Betacellulin, a member of the EGF family, ameliorates atopic dermatitis-like symptoms via EGFR-JNK/ERK-mediated activation of autophagy.</w:t>
-            </w:r>
-          </w:hyperlink>
-        </w:t>
-      </w:r>
-    </w:p>
-    <w:p>
-      <w:pPr>
-        <w:spacing w:after="0"/>
-        <w:rPr>
-          <w:color w:val="0F50FF"/>
-          <w:u w:val="single"/>
-        </w:rPr>
-      </w:pPr>
-      <w:r>
-        <w:rPr>
-          <w:color w:val="0F50FF"/>
-          <w:u w:val="single"/>
-        </w:rPr>
-        <w:t xml:space="preserve"/>
-      </w:r>
-    </w:p>
-    <w:p>
-      <w:pPr>
-        <w:pStyle w:val="ListParagraph"/>
-        <w:numPr>
-          <w:ilvl w:val="0"/>
-          <w:numId w:val="21"/>
-        </w:numPr>
-        <w:spacing w:after="0" w:line="240" w:lineRule="auto"/>
-        <w:ind w:left="357" w:hanging="357"/>
-        <w:rPr>
-          <w:color w:val="0F50FF"/>
-          <w:u w:val="single"/>
-        </w:rPr>
-      </w:pPr>
-      <w:proofErr w:type="gramStart"/>
-      <w:r>
-        <w:rPr>
-          <w:color w:val="0F50FF"/>
-          <w:u w:val="single"/>
-        </w:rPr>
-        <w:t xml:space="preserve">
-          <w:hyperlink r:id="rId29" w:tgtFrame="_blank">
-            <w:r>
-              <w:t xml:space="preserve">Exploring Cyclo (-Gly-Pro) for inflammation modulation in atopic dermatitis: a study on streptococcal postbiotics.</w:t>
+          <w:hyperlink r:id="rId41" w:tgtFrame="_blank">
+            <w:r>
+              <w:t xml:space="preserve">Emerging microbiome-based therapies for atopic eczema: clinical insights and future development.</w:t>
             </w:r>
           </w:hyperlink>
         </w:t>
@@ -6894,9 +5409,9 @@
           <w:u w:val="single"/>
         </w:rPr>
         <w:t xml:space="preserve">
-          <w:hyperlink r:id="rId207" w:tgtFrame="_blank">
-            <w:r>
-              <w:t xml:space="preserve">Visceral leishmaniasis clinically disguised as Kaposi's sarcoma: a diagnostic challenge in people living with HIV.</w:t>
+          <w:hyperlink r:id="rId12" w:tgtFrame="_blank">
+            <w:r>
+              <w:t xml:space="preserve">Adeno-associated virus delivery of anti-alpha toxin monoclonal antibodies confers protection against Staphylococcus aureus infections.</w:t>
             </w:r>
           </w:hyperlink>
         </w:t>
@@ -6939,9 +5454,9 @@
           <w:u w:val="single"/>
         </w:rPr>
         <w:t xml:space="preserve">
-          <w:hyperlink r:id="rId208" w:tgtFrame="_blank">
-            <w:r>
-              <w:t xml:space="preserve">CircRNA-1436 mediates miR-29b-5p/RCAN1 axis to promote the apoptosis of secondary hair follicle dermal papilla cells in cashmere goats via m(6)A modification.</w:t>
+          <w:hyperlink r:id="rId13" w:tgtFrame="_blank">
+            <w:r>
+              <w:t xml:space="preserve">Activity of Angelica sinensis extract for cutaneous applications: antioxidant, anti-senescent, and antimicrobial effects.</w:t>
             </w:r>
           </w:hyperlink>
         </w:t>
@@ -6984,9 +5499,9 @@
           <w:u w:val="single"/>
         </w:rPr>
         <w:t xml:space="preserve">
-          <w:hyperlink r:id="rId209" w:tgtFrame="_blank">
-            <w:r>
-              <w:t xml:space="preserve">Group A β-hemolytic streptococcus causing purpura fulminans: two case reports.</w:t>
+          <w:hyperlink r:id="rId14" w:tgtFrame="_blank">
+            <w:r>
+              <w:t xml:space="preserve">Fabrication and characterization of Voriconazole-Loaded dissolving microneedle Systems: A Synergistic approach combining 3D printing and vacuum compression molding.</w:t>
             </w:r>
           </w:hyperlink>
         </w:t>
@@ -7029,9 +5544,9 @@
           <w:u w:val="single"/>
         </w:rPr>
         <w:t xml:space="preserve">
-          <w:hyperlink r:id="rId210" w:tgtFrame="_blank">
-            <w:r>
-              <w:t xml:space="preserve">High-loading hyaluronic acid dissolving microneedles for child-friendly dermal and transdermal delivery of doxycycline.</w:t>
+          <w:hyperlink r:id="rId15" w:tgtFrame="_blank">
+            <w:r>
+              <w:t xml:space="preserve">Dermal Toxicity of Nanoparticles: A Review of Recent Progress.</w:t>
             </w:r>
           </w:hyperlink>
         </w:t>
@@ -7074,9 +5589,9 @@
           <w:u w:val="single"/>
         </w:rPr>
         <w:t xml:space="preserve">
-          <w:hyperlink r:id="rId211" w:tgtFrame="_blank">
-            <w:r>
-              <w:t xml:space="preserve">Tattoos causing local and even generalized lymphadenopathies including sarcoidosis.</w:t>
+          <w:hyperlink r:id="rId16" w:tgtFrame="_blank">
+            <w:r>
+              <w:t xml:space="preserve">Cutaneous Candida tropicalis in a Pediatric Acute Lymphoblastic Leukemia Patient: Purpura Without Vascular Invasion.</w:t>
             </w:r>
           </w:hyperlink>
         </w:t>
@@ -7119,9 +5634,9 @@
           <w:u w:val="single"/>
         </w:rPr>
         <w:t xml:space="preserve">
-          <w:hyperlink r:id="rId212" w:tgtFrame="_blank">
-            <w:r>
-              <w:t xml:space="preserve">Synergistic activity of mupirocin in combination with protocatechuic acid ethyl ester against mupirocin-resistant MRSA.</w:t>
+          <w:hyperlink r:id="rId17" w:tgtFrame="_blank">
+            <w:r>
+              <w:t xml:space="preserve">Bacterial Fluorescence Signals Predict Dermal Regeneration Template Integration Outcomes.</w:t>
             </w:r>
           </w:hyperlink>
         </w:t>
@@ -7164,9 +5679,9 @@
           <w:u w:val="single"/>
         </w:rPr>
         <w:t xml:space="preserve">
-          <w:hyperlink r:id="rId213" w:tgtFrame="_blank">
-            <w:r>
-              <w:t xml:space="preserve">Heavy Metal Exposure and its Health Implications: A Comprehensive Review.</w:t>
+          <w:hyperlink r:id="rId18" w:tgtFrame="_blank">
+            <w:r>
+              <w:t xml:space="preserve">3D-Bioprinted Gelatin Hydrogels with Human Umbilical Cord Mesenchymal Stem Cell-Derived Small Extracellular Vesicles Promote Cutaneous Wound Healing In Vivo.</w:t>
             </w:r>
           </w:hyperlink>
         </w:t>
@@ -7209,9 +5724,9 @@
           <w:u w:val="single"/>
         </w:rPr>
         <w:t xml:space="preserve">
-          <w:hyperlink r:id="rId214" w:tgtFrame="_blank">
-            <w:r>
-              <w:t xml:space="preserve">Advancements in Promoting Angiogenesis in Tissue-Engineered Grafts in Various Organs: A Comprehensive Review.</w:t>
+          <w:hyperlink r:id="rId19" w:tgtFrame="_blank">
+            <w:r>
+              <w:t xml:space="preserve">Micro- and Nanoplastics as Disruptors of Digestive and Hepatopancreatic Homeostasis: Insights into the Plastic-Gut-Liver Axis.</w:t>
             </w:r>
           </w:hyperlink>
         </w:t>
@@ -7254,9 +5769,9 @@
           <w:u w:val="single"/>
         </w:rPr>
         <w:t xml:space="preserve">
-          <w:hyperlink r:id="rId215" w:tgtFrame="_blank">
-            <w:r>
-              <w:t xml:space="preserve">Bridging the gap: ex vivo human skin explants for mechanistic studies of arboviruses.</w:t>
+          <w:hyperlink r:id="rId20" w:tgtFrame="_blank">
+            <w:r>
+              <w:t xml:space="preserve">Multifunctional Bioactivity of Saccharomyces cerevisiae Extracellular Vesicle in Hair Follicle-Related Cellular Models.</w:t>
             </w:r>
           </w:hyperlink>
         </w:t>
@@ -7299,9 +5814,9 @@
           <w:u w:val="single"/>
         </w:rPr>
         <w:t xml:space="preserve">
-          <w:hyperlink r:id="rId216" w:tgtFrame="_blank">
-            <w:r>
-              <w:t xml:space="preserve">A Review of Post-Inflammatory Pigmentation Changes: Pathophysiology, Diagnosis and Treatment.</w:t>
+          <w:hyperlink r:id="rId21" w:tgtFrame="_blank">
+            <w:r>
+              <w:t xml:space="preserve">Beyond static loading: a dynamic, multifactorial assessment of dermal exposure to organophosphate esters.</w:t>
             </w:r>
           </w:hyperlink>
         </w:t>
@@ -7344,9 +5859,9 @@
           <w:u w:val="single"/>
         </w:rPr>
         <w:t xml:space="preserve">
-          <w:hyperlink r:id="rId217" w:tgtFrame="_blank">
-            <w:r>
-              <w:t xml:space="preserve">Lipoteichoic acid as a key wound-healing mediator in Gram-positive bacteria.</w:t>
+          <w:hyperlink r:id="rId22" w:tgtFrame="_blank">
+            <w:r>
+              <w:t xml:space="preserve">Postbiotic_Loaded Hyalurosome: Investigating Their Potential as Antimicrobial and Antioxidant Agents.</w:t>
             </w:r>
           </w:hyperlink>
         </w:t>
@@ -7389,9 +5904,9 @@
           <w:u w:val="single"/>
         </w:rPr>
         <w:t xml:space="preserve">
-          <w:hyperlink r:id="rId218" w:tgtFrame="_blank">
-            <w:r>
-              <w:t xml:space="preserve">Formulation and Evaluation of a Eucalyptus Oil-Decorated Phyto-Silver Nanoparticle Enriched Herbal Hand Sanitizer with Enhanced Antimicrobial, Antioxidant, and Derma Protective Potential.</w:t>
+          <w:hyperlink r:id="rId23" w:tgtFrame="_blank">
+            <w:r>
+              <w:t xml:space="preserve">Collagen depletion, not keloid formation, defines lobomycosis lesions: a paired skin analysis.</w:t>
             </w:r>
           </w:hyperlink>
         </w:t>
@@ -7434,9 +5949,9 @@
           <w:u w:val="single"/>
         </w:rPr>
         <w:t xml:space="preserve">
-          <w:hyperlink r:id="rId219" w:tgtFrame="_blank">
-            <w:r>
-              <w:t xml:space="preserve">Optimisation of electrospinning parameters to successfully obtain high ratios of medium chain length polyhydroxyalkanoate in electrospun fibres with drug loading for wound healing applications.</w:t>
+          <w:hyperlink r:id="rId24" w:tgtFrame="_blank">
+            <w:r>
+              <w:t xml:space="preserve">Antimicrobial potency and biocompatibility of biogenic selenium nanoparticles by Prosopis farcta.</w:t>
             </w:r>
           </w:hyperlink>
         </w:t>
@@ -7479,9 +5994,9 @@
           <w:u w:val="single"/>
         </w:rPr>
         <w:t xml:space="preserve">
-          <w:hyperlink r:id="rId220" w:tgtFrame="_blank">
-            <w:r>
-              <w:t xml:space="preserve">Novel Nitric Oxide-Releasing Formulations Show Fungicidal Potential for Superficial Dermatophyte Infection.</w:t>
+          <w:hyperlink r:id="rId25" w:tgtFrame="_blank">
+            <w:r>
+              <w:t xml:space="preserve">Diagnostic accuracy and safety of Cy-Tb for detection of tuberculosis infection: A multicentric study from India.</w:t>
             </w:r>
           </w:hyperlink>
         </w:t>
@@ -7524,9 +6039,9 @@
           <w:u w:val="single"/>
         </w:rPr>
         <w:t xml:space="preserve">
-          <w:hyperlink r:id="rId221" w:tgtFrame="_blank">
-            <w:r>
-              <w:t xml:space="preserve">Isaridin E Protects Against UVB-Induced Photoaging by Activating Wnt/β-Catenin Signaling Pathway and Alleviating Mitochondrial Dysfunction.</w:t>
+          <w:hyperlink r:id="rId26" w:tgtFrame="_blank">
+            <w:r>
+              <w:t xml:space="preserve">Quantification of In Vitro Replicative Lifespan Elongation Activity of Hormones, Antioxidants, Plant Extract and Bacterial Exudate by Updated "Overlay Method".</w:t>
             </w:r>
           </w:hyperlink>
         </w:t>
@@ -7569,189 +6084,9 @@
           <w:u w:val="single"/>
         </w:rPr>
         <w:t xml:space="preserve">
-          <w:hyperlink r:id="rId222" w:tgtFrame="_blank">
-            <w:r>
-              <w:t xml:space="preserve">Antioxidant and Anti-Aging Effects of Porphyra-334 Produced from Saccharomyces cerevisiae in Human Skin Models.</w:t>
-            </w:r>
-          </w:hyperlink>
-        </w:t>
-      </w:r>
-    </w:p>
-    <w:p>
-      <w:pPr>
-        <w:spacing w:after="0"/>
-        <w:rPr>
-          <w:color w:val="0F50FF"/>
-          <w:u w:val="single"/>
-        </w:rPr>
-      </w:pPr>
-      <w:r>
-        <w:rPr>
-          <w:color w:val="0F50FF"/>
-          <w:u w:val="single"/>
-        </w:rPr>
-        <w:t xml:space="preserve"/>
-      </w:r>
-    </w:p>
-    <w:p>
-      <w:pPr>
-        <w:pStyle w:val="ListParagraph"/>
-        <w:numPr>
-          <w:ilvl w:val="0"/>
-          <w:numId w:val="22"/>
-        </w:numPr>
-        <w:spacing w:after="0" w:line="240" w:lineRule="auto"/>
-        <w:ind w:left="357" w:hanging="357"/>
-        <w:rPr>
-          <w:color w:val="0F50FF"/>
-          <w:u w:val="single"/>
-        </w:rPr>
-      </w:pPr>
-      <w:proofErr w:type="gramStart"/>
-      <w:r>
-        <w:rPr>
-          <w:color w:val="0F50FF"/>
-          <w:u w:val="single"/>
-        </w:rPr>
-        <w:t xml:space="preserve">
-          <w:hyperlink r:id="rId223" w:tgtFrame="_blank">
-            <w:r>
-              <w:t xml:space="preserve">A Case of Recurrent Chromoblastomycosis Treated with Multiple Surgical Management Options.</w:t>
-            </w:r>
-          </w:hyperlink>
-        </w:t>
-      </w:r>
-    </w:p>
-    <w:p>
-      <w:pPr>
-        <w:spacing w:after="0"/>
-        <w:rPr>
-          <w:color w:val="0F50FF"/>
-          <w:u w:val="single"/>
-        </w:rPr>
-      </w:pPr>
-      <w:r>
-        <w:rPr>
-          <w:color w:val="0F50FF"/>
-          <w:u w:val="single"/>
-        </w:rPr>
-        <w:t xml:space="preserve"/>
-      </w:r>
-    </w:p>
-    <w:p>
-      <w:pPr>
-        <w:pStyle w:val="ListParagraph"/>
-        <w:numPr>
-          <w:ilvl w:val="0"/>
-          <w:numId w:val="22"/>
-        </w:numPr>
-        <w:spacing w:after="0" w:line="240" w:lineRule="auto"/>
-        <w:ind w:left="357" w:hanging="357"/>
-        <w:rPr>
-          <w:color w:val="0F50FF"/>
-          <w:u w:val="single"/>
-        </w:rPr>
-      </w:pPr>
-      <w:proofErr w:type="gramStart"/>
-      <w:r>
-        <w:rPr>
-          <w:color w:val="0F50FF"/>
-          <w:u w:val="single"/>
-        </w:rPr>
-        <w:t xml:space="preserve">
-          <w:hyperlink r:id="rId224" w:tgtFrame="_blank">
-            <w:r>
-              <w:t xml:space="preserve">Development of Biocompatible Ciprofloxacin-Loaded Zinc-Bovine Serum Albumin Nanoflowers as Nontoxic Platform for Local Drug Delivery.</w:t>
-            </w:r>
-          </w:hyperlink>
-        </w:t>
-      </w:r>
-    </w:p>
-    <w:p>
-      <w:pPr>
-        <w:spacing w:after="0"/>
-        <w:rPr>
-          <w:color w:val="0F50FF"/>
-          <w:u w:val="single"/>
-        </w:rPr>
-      </w:pPr>
-      <w:r>
-        <w:rPr>
-          <w:color w:val="0F50FF"/>
-          <w:u w:val="single"/>
-        </w:rPr>
-        <w:t xml:space="preserve"/>
-      </w:r>
-    </w:p>
-    <w:p>
-      <w:pPr>
-        <w:pStyle w:val="ListParagraph"/>
-        <w:numPr>
-          <w:ilvl w:val="0"/>
-          <w:numId w:val="22"/>
-        </w:numPr>
-        <w:spacing w:after="0" w:line="240" w:lineRule="auto"/>
-        <w:ind w:left="357" w:hanging="357"/>
-        <w:rPr>
-          <w:color w:val="0F50FF"/>
-          <w:u w:val="single"/>
-        </w:rPr>
-      </w:pPr>
-      <w:proofErr w:type="gramStart"/>
-      <w:r>
-        <w:rPr>
-          <w:color w:val="0F50FF"/>
-          <w:u w:val="single"/>
-        </w:rPr>
-        <w:t xml:space="preserve">
-          <w:hyperlink r:id="rId225" w:tgtFrame="_blank">
-            <w:r>
-              <w:t xml:space="preserve">Development of a Recombinant Chimeric Antigen Expressing Different Epitopes of Leishmania spp. For Diagnosis of Human Cutaneous Leishmaniasis.</w:t>
-            </w:r>
-          </w:hyperlink>
-        </w:t>
-      </w:r>
-    </w:p>
-    <w:p>
-      <w:pPr>
-        <w:spacing w:after="0"/>
-        <w:rPr>
-          <w:color w:val="0F50FF"/>
-          <w:u w:val="single"/>
-        </w:rPr>
-      </w:pPr>
-      <w:r>
-        <w:rPr>
-          <w:color w:val="0F50FF"/>
-          <w:u w:val="single"/>
-        </w:rPr>
-        <w:t xml:space="preserve"/>
-      </w:r>
-    </w:p>
-    <w:p>
-      <w:pPr>
-        <w:pStyle w:val="ListParagraph"/>
-        <w:numPr>
-          <w:ilvl w:val="0"/>
-          <w:numId w:val="22"/>
-        </w:numPr>
-        <w:spacing w:after="0" w:line="240" w:lineRule="auto"/>
-        <w:ind w:left="357" w:hanging="357"/>
-        <w:rPr>
-          <w:color w:val="0F50FF"/>
-          <w:u w:val="single"/>
-        </w:rPr>
-      </w:pPr>
-      <w:proofErr w:type="gramStart"/>
-      <w:r>
-        <w:rPr>
-          <w:color w:val="0F50FF"/>
-          <w:u w:val="single"/>
-        </w:rPr>
-        <w:t xml:space="preserve">
-          <w:hyperlink r:id="rId226" w:tgtFrame="_blank">
-            <w:r>
-              <w:t xml:space="preserve">Development, Characterization, and Evaluation of Topical Antibacterial Formulations From Achyranthes aspera.</w:t>
+          <w:hyperlink r:id="rId27" w:tgtFrame="_blank">
+            <w:r>
+              <w:t xml:space="preserve">Skin Deep: Uncovering the Early Events of Crimean-Congo Hemorrhagic Fever Virus at the Tick-Host-Virus Interface.</w:t>
             </w:r>
           </w:hyperlink>
         </w:t>
@@ -7829,9 +6164,9 @@
           <w:u w:val="single"/>
         </w:rPr>
         <w:t xml:space="preserve">
-          <w:hyperlink r:id="rId12" w:tgtFrame="_blank">
-            <w:r>
-              <w:t xml:space="preserve">A Case of Subungual Squamous Cell Carcinoma Treated with Local Resection and Adjunctive ALA-PDT.</w:t>
+          <w:hyperlink r:id="rId28" w:tgtFrame="_blank">
+            <w:r>
+              <w:t xml:space="preserve">Enrichment of high-risk antibiotic resistance genes on microplastics in freshwater environments: A meta-analysis.</w:t>
             </w:r>
           </w:hyperlink>
         </w:t>
@@ -7874,9 +6209,9 @@
           <w:u w:val="single"/>
         </w:rPr>
         <w:t xml:space="preserve">
-          <w:hyperlink r:id="rId13" w:tgtFrame="_blank">
-            <w:r>
-              <w:t xml:space="preserve">Synthesis and characterization of Au@SiO(2)core-shell nanostructures for improved antibiotic delivery systems.</w:t>
+          <w:hyperlink r:id="rId29" w:tgtFrame="_blank">
+            <w:r>
+              <w:t xml:space="preserve">Increase in imported mupirocin-resistant Staphylococcus aureus from the tropics and subtropics: trends in Berlin from 2018 to 2025.</w:t>
             </w:r>
           </w:hyperlink>
         </w:t>
@@ -7919,9 +6254,9 @@
           <w:u w:val="single"/>
         </w:rPr>
         <w:t xml:space="preserve">
-          <w:hyperlink r:id="rId14" w:tgtFrame="_blank">
-            <w:r>
-              <w:t xml:space="preserve">Electrospun PVA-PCL/HA nanofiber scaffolds containing mupirocin for surgical wound healing in Sprague Dawley rats.</w:t>
+          <w:hyperlink r:id="rId30" w:tgtFrame="_blank">
+            <w:r>
+              <w:t xml:space="preserve">Long-term outcomes following nasal button battery foreign body injuries in children: a 10-year retrospective analysis of 45 patients.</w:t>
             </w:r>
           </w:hyperlink>
         </w:t>
@@ -7964,9 +6299,9 @@
           <w:u w:val="single"/>
         </w:rPr>
         <w:t xml:space="preserve">
-          <w:hyperlink r:id="rId15" w:tgtFrame="_blank">
-            <w:r>
-              <w:t xml:space="preserve">Effectiveness of polyhexanide, chlorhexidine with neomycin and mupirocin for nasal methicillin-resistant Staphylococcus aureus (MRSA) decolonisation: non-inferiority RCT (TIDE).</w:t>
+          <w:hyperlink r:id="rId31" w:tgtFrame="_blank">
+            <w:r>
+              <w:t xml:space="preserve">The combination of mupirocin and Kayvirus broadens the decolonization effect against Staphylococcus aureus.</w:t>
             </w:r>
           </w:hyperlink>
         </w:t>
@@ -8009,9 +6344,9 @@
           <w:u w:val="single"/>
         </w:rPr>
         <w:t xml:space="preserve">
-          <w:hyperlink r:id="rId16" w:tgtFrame="_blank">
-            <w:r>
-              <w:t xml:space="preserve">Characterization of the clade 4 non-toxigenic C. difficile isolate L-NTCD03 carrying the cfr(B) gene.</w:t>
+          <w:hyperlink r:id="rId32" w:tgtFrame="_blank">
+            <w:r>
+              <w:t xml:space="preserve">High Humidity Exacerbates Psoriasiform Skin Disease Relapse by Increasing Tissue-Resident Memory T Cells via Altering Skin Microbiota.</w:t>
             </w:r>
           </w:hyperlink>
         </w:t>
@@ -8054,9 +6389,9 @@
           <w:u w:val="single"/>
         </w:rPr>
         <w:t xml:space="preserve">
-          <w:hyperlink r:id="rId17" w:tgtFrame="_blank">
-            <w:r>
-              <w:t xml:space="preserve">Evaluation of the impact of universal mupirocin decolonization in intensive care units on the utility of MRSA PCR nasal swab testing.</w:t>
+          <w:hyperlink r:id="rId33" w:tgtFrame="_blank">
+            <w:r>
+              <w:t xml:space="preserve">Staphylococcus aureus colonization before elective posterior spine surgery: is it associated with postoperative S. aureus infections?</w:t>
             </w:r>
           </w:hyperlink>
         </w:t>
@@ -8099,9 +6434,9 @@
           <w:u w:val="single"/>
         </w:rPr>
         <w:t xml:space="preserve">
-          <w:hyperlink r:id="rId18" w:tgtFrame="_blank">
-            <w:r>
-              <w:t xml:space="preserve">pH-responsive and self-adaptive hydrogel dressing based on a TA/PVA network co-loaded with cannabidiol and mupirocin for synergistic infected wound healing.</w:t>
+          <w:hyperlink r:id="rId34" w:tgtFrame="_blank">
+            <w:r>
+              <w:t xml:space="preserve">Indoor airborne dust in veterinary facilities as a reservoir of bacterial pathogens and antimicrobial resistance.</w:t>
             </w:r>
           </w:hyperlink>
         </w:t>
@@ -8144,9 +6479,9 @@
           <w:u w:val="single"/>
         </w:rPr>
         <w:t xml:space="preserve">
-          <w:hyperlink r:id="rId19" w:tgtFrame="_blank">
-            <w:r>
-              <w:t xml:space="preserve">Mupirocin-based Nasal Decolonization to Prevent Staphylococcus aureus Surgical Site Infections: A Meta-Analysis of Randomized Control Trials.</w:t>
+          <w:hyperlink r:id="rId35" w:tgtFrame="_blank">
+            <w:r>
+              <w:t xml:space="preserve">Screen for signatures of positive selection in the core genome of Staphylococcus epidermidis.</w:t>
             </w:r>
           </w:hyperlink>
         </w:t>
@@ -8189,9 +6524,9 @@
           <w:u w:val="single"/>
         </w:rPr>
         <w:t xml:space="preserve">
-          <w:hyperlink r:id="rId20" w:tgtFrame="_blank">
-            <w:r>
-              <w:t xml:space="preserve">Iron(III)-Tropolone Complex as a Topical Agent Against Drug-Resistant MRSA Skin Infections.</w:t>
+          <w:hyperlink r:id="rId36" w:tgtFrame="_blank">
+            <w:r>
+              <w:t xml:space="preserve">Efflux pump activation confers mupirocin resistance and enhances rhizosphere fitness in Pseudomonas.</w:t>
             </w:r>
           </w:hyperlink>
         </w:t>
@@ -8234,9 +6569,54 @@
           <w:u w:val="single"/>
         </w:rPr>
         <w:t xml:space="preserve">
-          <w:hyperlink r:id="rId21" w:tgtFrame="_blank">
-            <w:r>
-              <w:t xml:space="preserve">In Vitro Activity of Mupirocin Against Methicillin-Resistant Staphylococcus aureus (MRSA) in Two Periods of Time (2016 and 2021-2022) in a Large University Hospital in Germany.</w:t>
+          <w:hyperlink r:id="rId37" w:tgtFrame="_blank">
+            <w:r>
+              <w:t xml:space="preserve">Synergistic Anti-Biofilm and Bactericidal Activity of Ethanol and Chlorhexidine Combined with EDTA Against Staphylococcus aureus Isolates from Healthcare-Associated Carriers.</w:t>
+            </w:r>
+          </w:hyperlink>
+        </w:t>
+      </w:r>
+    </w:p>
+    <w:p>
+      <w:pPr>
+        <w:spacing w:after="0"/>
+        <w:rPr>
+          <w:color w:val="0F50FF"/>
+          <w:u w:val="single"/>
+        </w:rPr>
+      </w:pPr>
+      <w:r>
+        <w:rPr>
+          <w:color w:val="0F50FF"/>
+          <w:u w:val="single"/>
+        </w:rPr>
+        <w:t xml:space="preserve"/>
+      </w:r>
+    </w:p>
+    <w:p>
+      <w:pPr>
+        <w:pStyle w:val="ListParagraph"/>
+        <w:numPr>
+          <w:ilvl w:val="0"/>
+          <w:numId w:val="23"/>
+        </w:numPr>
+        <w:spacing w:after="0" w:line="240" w:lineRule="auto"/>
+        <w:ind w:left="357" w:hanging="357"/>
+        <w:rPr>
+          <w:color w:val="0F50FF"/>
+          <w:u w:val="single"/>
+        </w:rPr>
+      </w:pPr>
+      <w:proofErr w:type="gramStart"/>
+      <w:r>
+        <w:rPr>
+          <w:color w:val="0F50FF"/>
+          <w:u w:val="single"/>
+        </w:rPr>
+        <w:t xml:space="preserve">
+          <w:hyperlink r:id="rId38" w:tgtFrame="_blank">
+            <w:r>
+              <w:t xml:space="preserve">LYSG101: a potent chimeric lysin with therapeutic potential for combating Staphylococcus aureus infections.</w:t>
             </w:r>
           </w:hyperlink>
         </w:t>
@@ -8309,9 +6689,9 @@
           <w:u w:val="single"/>
         </w:rPr>
         <w:t xml:space="preserve">
-          <w:hyperlink r:id="rId149" w:tgtFrame="_blank">
-            <w:r>
-              <w:t xml:space="preserve">Zn(II)-Responsive Peptide Hydrogels with Tunable Mechanical Properties.</w:t>
+          <w:hyperlink r:id="rId76" w:tgtFrame="_blank">
+            <w:r>
+              <w:t xml:space="preserve">Injectable Cu(2+)-functionalized hyaluronic acid hydrogels via synergistic metal ion-carbodiimide crosslinking for durable antibacterial soft-tissue augmentation.</w:t>
             </w:r>
           </w:hyperlink>
         </w:t>
@@ -8354,9 +6734,9 @@
           <w:u w:val="single"/>
         </w:rPr>
         <w:t xml:space="preserve">
-          <w:hyperlink r:id="rId150" w:tgtFrame="_blank">
-            <w:r>
-              <w:t xml:space="preserve">Multifunctional Hydrogel with Dual Functions of ROS Scavenging and Responsive Antibiotic Release for Synergistic Oral Mucositis Treatment.</w:t>
+          <w:hyperlink r:id="rId77" w:tgtFrame="_blank">
+            <w:r>
+              <w:t xml:space="preserve">Fe(III)-based deep eutectic solvent-modified nano barium titanate composite hydrogel for photothermal-sonodynamic synergistic treatment of periodontitis.</w:t>
             </w:r>
           </w:hyperlink>
         </w:t>
@@ -8399,9 +6779,9 @@
           <w:u w:val="single"/>
         </w:rPr>
         <w:t xml:space="preserve">
-          <w:hyperlink r:id="rId151" w:tgtFrame="_blank">
-            <w:r>
-              <w:t xml:space="preserve">Electrospun Silk Fibroin/Poly(Vinyl Alcohol) Nanofibrous Dressings Co-Loaded With Teicoplanin and Liposomal Curcumin: Fabrication, Physicochemical Characterization, and Antibacterial Performance.</w:t>
+          <w:hyperlink r:id="rId78" w:tgtFrame="_blank">
+            <w:r>
+              <w:t xml:space="preserve">Development and evaluation of nasal hydrogel with biopolymer loaded gold nanoparticle for antibacterial activity.</w:t>
             </w:r>
           </w:hyperlink>
         </w:t>
@@ -8444,9 +6824,9 @@
           <w:u w:val="single"/>
         </w:rPr>
         <w:t xml:space="preserve">
-          <w:hyperlink r:id="rId152" w:tgtFrame="_blank">
-            <w:r>
-              <w:t xml:space="preserve">Dynamic Coordination Hydrogel with Simultaneous Anti-infected and Angiogenic Activities for Promoting Infected Wound Healing.</w:t>
+          <w:hyperlink r:id="rId79" w:tgtFrame="_blank">
+            <w:r>
+              <w:t xml:space="preserve">Engineered multifunctional nanobioplatform based on carboxymethyl cellulose loaded with ZnO/Ag nanocomposite and Onosma dichroantha extract for enhanced wound healing.</w:t>
             </w:r>
           </w:hyperlink>
         </w:t>
@@ -8489,9 +6869,9 @@
           <w:u w:val="single"/>
         </w:rPr>
         <w:t xml:space="preserve">
-          <w:hyperlink r:id="rId153" w:tgtFrame="_blank">
-            <w:r>
-              <w:t xml:space="preserve">A pH-responsive multifunctional sericin-pyrrole hydrogel with inherent antibacterial and antioxidant activities.</w:t>
+          <w:hyperlink r:id="rId80" w:tgtFrame="_blank">
+            <w:r>
+              <w:t xml:space="preserve">Programmable Metal-Nucleic Acid Biomineralized Hydrogel for Infected Wound Healing via Mitochondrial Regulation.</w:t>
             </w:r>
           </w:hyperlink>
         </w:t>
@@ -8534,9 +6914,9 @@
           <w:u w:val="single"/>
         </w:rPr>
         <w:t xml:space="preserve">
-          <w:hyperlink r:id="rId154" w:tgtFrame="_blank">
-            <w:r>
-              <w:t xml:space="preserve">Double crosslinked cryogels based on glycidyl methacrylate modified chitosan for hemostasis and wound healing.</w:t>
+          <w:hyperlink r:id="rId81" w:tgtFrame="_blank">
+            <w:r>
+              <w:t xml:space="preserve">3D-Bioprinted Hydrogels Based on Calcium Alginate and Turmeric (Curcuma longa L.): Comprehensive Structural, Functional, and Biological Evaluation for Advanced Wound Healing Applications.</w:t>
             </w:r>
           </w:hyperlink>
         </w:t>
@@ -8579,9 +6959,9 @@
           <w:u w:val="single"/>
         </w:rPr>
         <w:t xml:space="preserve">
-          <w:hyperlink r:id="rId155" w:tgtFrame="_blank">
-            <w:r>
-              <w:t xml:space="preserve">MOF-reinforced NIR-responsive composite hydrogel with photothermal antibacterial and antioxidant activities for diabetic wound healing.</w:t>
+          <w:hyperlink r:id="rId82" w:tgtFrame="_blank">
+            <w:r>
+              <w:t xml:space="preserve">Light-switchable delivery of pterostilbene from polysaccharide hydrogel for promoting cutaneous wound healing.</w:t>
             </w:r>
           </w:hyperlink>
         </w:t>
@@ -8624,9 +7004,9 @@
           <w:u w:val="single"/>
         </w:rPr>
         <w:t xml:space="preserve">
-          <w:hyperlink r:id="rId156" w:tgtFrame="_blank">
-            <w:r>
-              <w:t xml:space="preserve">Quail Egg White-Gelatin Nanocomposite Films With rGO-ZnO-Ag Nanocomposite for Antimicrobial and Scar-Reducing Skin Regeneration.</w:t>
+          <w:hyperlink r:id="rId83" w:tgtFrame="_blank">
+            <w:r>
+              <w:t xml:space="preserve">Antibacterial Tellurium Dioxide Nanoparticles Incorporated into an Adhesive Wound Dressing.</w:t>
             </w:r>
           </w:hyperlink>
         </w:t>
@@ -8669,9 +7049,9 @@
           <w:u w:val="single"/>
         </w:rPr>
         <w:t xml:space="preserve">
-          <w:hyperlink r:id="rId157" w:tgtFrame="_blank">
-            <w:r>
-              <w:t xml:space="preserve">Dual Crosslinked Thermosensitive Hydrogel Engineered with Multiple Dynamic Hydrogen Bonds for Enhanced Photodynamic Antibacterial Activity and Wound Healing.</w:t>
+          <w:hyperlink r:id="rId84" w:tgtFrame="_blank">
+            <w:r>
+              <w:t xml:space="preserve">Optimized Photo-Crosslinked Pectin Nanocomposite Hydrogel Incorporating Chitosan-Capped Silver Nanoparticles for Multifunctional Wound Healing.</w:t>
             </w:r>
           </w:hyperlink>
         </w:t>
@@ -8714,9 +7094,9 @@
           <w:u w:val="single"/>
         </w:rPr>
         <w:t xml:space="preserve">
-          <w:hyperlink r:id="rId158" w:tgtFrame="_blank">
-            <w:r>
-              <w:t xml:space="preserve">Matrix-Dependent Effects of Phytic Acid on Konjac Glucomannan and Hyaluronic Acid Films for Biomedical Applications.</w:t>
+          <w:hyperlink r:id="rId85" w:tgtFrame="_blank">
+            <w:r>
+              <w:t xml:space="preserve">Antibacterial agent conjugated sponges to increase hydrophilicity for enhancing hemostasis and infected wound healing.</w:t>
             </w:r>
           </w:hyperlink>
         </w:t>
@@ -8759,9 +7139,9 @@
           <w:u w:val="single"/>
         </w:rPr>
         <w:t xml:space="preserve">
-          <w:hyperlink r:id="rId159" w:tgtFrame="_blank">
-            <w:r>
-              <w:t xml:space="preserve">Chitosan-Hyaluronic Acid Composite Hydrogel with Slow-Release Hydrogen Sulfide and Cerium Oxide for Multifunctional Synergy to Promote Healing of Infected Wounds.</w:t>
+          <w:hyperlink r:id="rId86" w:tgtFrame="_blank">
+            <w:r>
+              <w:t xml:space="preserve">Chitosan-gelatin hybrid hydrogel incorporating strontium-doped ceria nanoparticles for enhanced wound healing and mitochondrial function recovery.</w:t>
             </w:r>
           </w:hyperlink>
         </w:t>
@@ -8804,9 +7184,9 @@
           <w:u w:val="single"/>
         </w:rPr>
         <w:t xml:space="preserve">
-          <w:hyperlink r:id="rId160" w:tgtFrame="_blank">
-            <w:r>
-              <w:t xml:space="preserve">A chitosan-tea polyphenol composite hydrogel with integrated antibacterial, antioxidant and immunomodulatory functions for the tissue regeneration of MRSA-infected wounds.</w:t>
+          <w:hyperlink r:id="rId87" w:tgtFrame="_blank">
+            <w:r>
+              <w:t xml:space="preserve">A mussel-inspired universal strategy for fabricating dual-bactericidal dressings to eradicate biofilms and accelerate infected wound healing.</w:t>
             </w:r>
           </w:hyperlink>
         </w:t>
@@ -8849,9 +7229,9 @@
           <w:u w:val="single"/>
         </w:rPr>
         <w:t xml:space="preserve">
-          <w:hyperlink r:id="rId161" w:tgtFrame="_blank">
-            <w:r>
-              <w:t xml:space="preserve">A synergistic Janus nanofiber dressing enables spatiotemporal sequential treatment of acute wounds.</w:t>
+          <w:hyperlink r:id="rId88" w:tgtFrame="_blank">
+            <w:r>
+              <w:t xml:space="preserve">Synergistic dual-dynamic-bonds rendered adaptable oxidized carboxymethyl cellulose/lignin/sodium alginate/poly(vinyl alcohol) biohydrogels for wound healing.</w:t>
             </w:r>
           </w:hyperlink>
         </w:t>
@@ -8894,9 +7274,9 @@
           <w:u w:val="single"/>
         </w:rPr>
         <w:t xml:space="preserve">
-          <w:hyperlink r:id="rId162" w:tgtFrame="_blank">
-            <w:r>
-              <w:t xml:space="preserve">Sodium alginate-based hydrogel beads encapsulating curcumin-selenium nanoparticles for enhanced antioxidant, antimicrobial, and edible oil preservation.</w:t>
+          <w:hyperlink r:id="rId89" w:tgtFrame="_blank">
+            <w:r>
+              <w:t xml:space="preserve">Fabrication of CA-K(+)/P(AM-MBA)/AgNPs-K(+) hydrogel with ion-electron synergistic conduction and ion-covalent dual-network enhancement and its flexible sensing performance.</w:t>
             </w:r>
           </w:hyperlink>
         </w:t>
@@ -8939,9 +7319,9 @@
           <w:u w:val="single"/>
         </w:rPr>
         <w:t xml:space="preserve">
-          <w:hyperlink r:id="rId163" w:tgtFrame="_blank">
-            <w:r>
-              <w:t xml:space="preserve">A potent antioxidant and antimicrobial caffeic acid-Cu(2+) crosslinked gelatin hydrogel for rapid hemostasis and inflammation-resolving wound healing.</w:t>
+          <w:hyperlink r:id="rId90" w:tgtFrame="_blank">
+            <w:r>
+              <w:t xml:space="preserve">A spatiotemporally programmed, matrix metalloproteinase-9-responsive hyaluronic acid/polyglutamate hydrogel for accelerating chronic diabetic wound healing.</w:t>
             </w:r>
           </w:hyperlink>
         </w:t>
@@ -8984,9 +7364,9 @@
           <w:u w:val="single"/>
         </w:rPr>
         <w:t xml:space="preserve">
-          <w:hyperlink r:id="rId164" w:tgtFrame="_blank">
-            <w:r>
-              <w:t xml:space="preserve">Bacterial biosurfactant-reinforced chitooligosaccharide/polyvinyl alcohol hydrogels accelerate methicillin-resistant Staphylococcus aureus-infected wound healing by attenuating its virulence factors.</w:t>
+          <w:hyperlink r:id="rId91" w:tgtFrame="_blank">
+            <w:r>
+              <w:t xml:space="preserve">Preparation of polypyrrole-ulvan nanoparticles and bioactive properties of multifunctional polypyrrole-ulvan/chitosan dressings for enhanced wound healing.</w:t>
             </w:r>
           </w:hyperlink>
         </w:t>
@@ -9029,9 +7409,9 @@
           <w:u w:val="single"/>
         </w:rPr>
         <w:t xml:space="preserve">
-          <w:hyperlink r:id="rId165" w:tgtFrame="_blank">
-            <w:r>
-              <w:t xml:space="preserve">Electrospun polylactic acid (PLA)/Polycaprolactone (PCL) nanofibrous wound dressings incorporating caffeic acid and gentamicin for antibacterial and antibiofilm applications.</w:t>
+          <w:hyperlink r:id="rId92" w:tgtFrame="_blank">
+            <w:r>
+              <w:t xml:space="preserve">Living Cell-Metal Cyborg Microalgae for Treating MRSA Infection.</w:t>
             </w:r>
           </w:hyperlink>
         </w:t>
@@ -9074,9 +7454,9 @@
           <w:u w:val="single"/>
         </w:rPr>
         <w:t xml:space="preserve">
-          <w:hyperlink r:id="rId166" w:tgtFrame="_blank">
-            <w:r>
-              <w:t xml:space="preserve">ROS-Scavenging Photothermal Hydrogel to Remodel the Diabetic Wound Microenvironment and Accelerate Healing.</w:t>
+          <w:hyperlink r:id="rId93" w:tgtFrame="_blank">
+            <w:r>
+              <w:t xml:space="preserve">Bifunctional cellulose nanocrystal-MoS(2) nanosheets for NIR-activated fluid management and antibacterial protection in wound microenvironments.</w:t>
             </w:r>
           </w:hyperlink>
         </w:t>
@@ -9119,9 +7499,9 @@
           <w:u w:val="single"/>
         </w:rPr>
         <w:t xml:space="preserve">
-          <w:hyperlink r:id="rId167" w:tgtFrame="_blank">
-            <w:r>
-              <w:t xml:space="preserve">Digital Light Processing-Printed Nanozyme-Integrated Hydrogels Enable Spatiotemporal Immunomodulation and Repair of Infected Wounds.</w:t>
+          <w:hyperlink r:id="rId94" w:tgtFrame="_blank">
+            <w:r>
+              <w:t xml:space="preserve">Antibacterial Conductive Polysaccharide-Based Hydrogel Microneedle Patches Accelerate Infected Diabetic Wound Healing through Anti-Inflammatory and Pro-Angiogenesis.</w:t>
             </w:r>
           </w:hyperlink>
         </w:t>
@@ -9164,9 +7544,9 @@
           <w:u w:val="single"/>
         </w:rPr>
         <w:t xml:space="preserve">
-          <w:hyperlink r:id="rId168" w:tgtFrame="_blank">
-            <w:r>
-              <w:t xml:space="preserve">Bioinspired Metal-Ligand Coordination for Tuning the Mechanical Properties and Antibacterial Activity of Dual-Cross-Linked Hydrogels.</w:t>
+          <w:hyperlink r:id="rId95" w:tgtFrame="_blank">
+            <w:r>
+              <w:t xml:space="preserve">Chitosan-starch biodegradable hydrogels incorporating core-shell copper nanoparticles for complex wound healing.</w:t>
             </w:r>
           </w:hyperlink>
         </w:t>
@@ -9209,9 +7589,9 @@
           <w:u w:val="single"/>
         </w:rPr>
         <w:t xml:space="preserve">
-          <w:hyperlink r:id="rId169" w:tgtFrame="_blank">
-            <w:r>
-              <w:t xml:space="preserve">Biomimetic Multifunctional Hydrogels from Jelly Fig Polysaccharide (Ficus awkeotsang Makino), Alginate, and Genistein for Enhanced Diabetic Wound Healing Applications.</w:t>
+          <w:hyperlink r:id="rId96" w:tgtFrame="_blank">
+            <w:r>
+              <w:t xml:space="preserve">Phloxine B-chitosan films as light-activated antibacterial coatings.</w:t>
             </w:r>
           </w:hyperlink>
         </w:t>
@@ -9254,9 +7634,9 @@
           <w:u w:val="single"/>
         </w:rPr>
         <w:t xml:space="preserve">
-          <w:hyperlink r:id="rId170" w:tgtFrame="_blank">
-            <w:r>
-              <w:t xml:space="preserve">Novel Ternary Biopolymer Films Incorporating Amygdalin: FTIR, TG, and In Vitro Evaluation on Model Bacteria.</w:t>
+          <w:hyperlink r:id="rId97" w:tgtFrame="_blank">
+            <w:r>
+              <w:t xml:space="preserve">Osteoinductive chemically crosslinked hydrogel enables hydroxyapatite formation, enhanced by release of dexamethasone, strontium, and zinc, and exhibits antimicrobial properties.</w:t>
             </w:r>
           </w:hyperlink>
         </w:t>
@@ -9299,9 +7679,9 @@
           <w:u w:val="single"/>
         </w:rPr>
         <w:t xml:space="preserve">
-          <w:hyperlink r:id="rId171" w:tgtFrame="_blank">
-            <w:r>
-              <w:t xml:space="preserve">Self-Adaptive Allantoin@ZIF8 Nanocomposite Hydrogel with Resveratrol Synergy for MRSA-Infected Wound Regeneration.</w:t>
+          <w:hyperlink r:id="rId98" w:tgtFrame="_blank">
+            <w:r>
+              <w:t xml:space="preserve">Sr²⁺-coordinated asiatic acid/silk fibroin hybrid hydrogels for enhanced osteogenesis and antibacterial therapy in infective bone defects.</w:t>
             </w:r>
           </w:hyperlink>
         </w:t>
@@ -9344,9 +7724,9 @@
           <w:u w:val="single"/>
         </w:rPr>
         <w:t xml:space="preserve">
-          <w:hyperlink r:id="rId172" w:tgtFrame="_blank">
-            <w:r>
-              <w:t xml:space="preserve">Advanced Biomaterials in Tissue Engineering Based on Antibacterial and Antibiofilm Nanocomposites for Multidrug-Resistant Wound Pathogens.</w:t>
+          <w:hyperlink r:id="rId99" w:tgtFrame="_blank">
+            <w:r>
+              <w:t xml:space="preserve">Self-Assembly of Alginate-Grafted Penicillanic Acid Derivatives into Antibacterial Micelles for Controlled Drug Delivery.</w:t>
             </w:r>
           </w:hyperlink>
         </w:t>
@@ -9389,9 +7769,9 @@
           <w:u w:val="single"/>
         </w:rPr>
         <w:t xml:space="preserve">
-          <w:hyperlink r:id="rId173" w:tgtFrame="_blank">
-            <w:r>
-              <w:t xml:space="preserve">A Carboxymethyl Chitosan Hydrogel Loaded with Bacteriophage-Derived Bacteriostatic Peptide Exhibits Antibacterial, Hemostatic, and Wound-Healing Properties.</w:t>
+          <w:hyperlink r:id="rId100" w:tgtFrame="_blank">
+            <w:r>
+              <w:t xml:space="preserve">H(2)O(2)-Activatable Peptide Nanozyme-Alginate Dual-Network Hydrogel Coating Reconciling Antibacterial and Moisture Retention in Postharvest Preservation.</w:t>
             </w:r>
           </w:hyperlink>
         </w:t>
@@ -9434,9 +7814,9 @@
           <w:u w:val="single"/>
         </w:rPr>
         <w:t xml:space="preserve">
-          <w:hyperlink r:id="rId174" w:tgtFrame="_blank">
-            <w:r>
-              <w:t xml:space="preserve">Development, characterization, in vitro and in vivo evaluation of barbaloin-loaded cassia tora gum (galactomannan polysaccharide) hydrogel scaffold for wound healing.</w:t>
+          <w:hyperlink r:id="rId101" w:tgtFrame="_blank">
+            <w:r>
+              <w:t xml:space="preserve">Synthesis and Application of Polyvinyl Alcohol (PVA) Micropowders for Antifouling Coatings.</w:t>
             </w:r>
           </w:hyperlink>
         </w:t>
@@ -9479,9 +7859,9 @@
           <w:u w:val="single"/>
         </w:rPr>
         <w:t xml:space="preserve">
-          <w:hyperlink r:id="rId175" w:tgtFrame="_blank">
-            <w:r>
-              <w:t xml:space="preserve">On-demand hydrogen sulfide-releasing hydrogel reprogramming the diabetic wound microenvironment to accelerate healing.</w:t>
+          <w:hyperlink r:id="rId102" w:tgtFrame="_blank">
+            <w:r>
+              <w:t xml:space="preserve">pH-gated dual-modal switch photothermal cascade nanozyme hydrogel for diabetic infectious wound healing.</w:t>
             </w:r>
           </w:hyperlink>
         </w:t>
@@ -9524,9 +7904,9 @@
           <w:u w:val="single"/>
         </w:rPr>
         <w:t xml:space="preserve">
-          <w:hyperlink r:id="rId176" w:tgtFrame="_blank">
-            <w:r>
-              <w:t xml:space="preserve">Evaluation of Microbial Efficacy of Silver-Containing Wound Dressings: Standardized Approach for Addressing Emerging Microbial Threats.</w:t>
+          <w:hyperlink r:id="rId103" w:tgtFrame="_blank">
+            <w:r>
+              <w:t xml:space="preserve">Functional integrated hydrogel with swelling-adhesion, antibacterial and conductive properties for acute wound hemostasis and diagnosis-treatment integration.</w:t>
             </w:r>
           </w:hyperlink>
         </w:t>
@@ -9569,9 +7949,9 @@
           <w:u w:val="single"/>
         </w:rPr>
         <w:t xml:space="preserve">
-          <w:hyperlink r:id="rId177" w:tgtFrame="_blank">
-            <w:r>
-              <w:t xml:space="preserve">Fabrication and characterization of antibacterial and adhesive hydrogel composites based on carboxymethyl cellulose, acrylamide, and gold nanoparticles.</w:t>
+          <w:hyperlink r:id="rId104" w:tgtFrame="_blank">
+            <w:r>
+              <w:t xml:space="preserve">A ROS-responsive core-shell microneedle platform integrating sonodynamic gas antibacterial therapy and modulating immunity for diabetic wound healing.</w:t>
             </w:r>
           </w:hyperlink>
         </w:t>
@@ -9614,9 +7994,9 @@
           <w:u w:val="single"/>
         </w:rPr>
         <w:t xml:space="preserve">
-          <w:hyperlink r:id="rId178" w:tgtFrame="_blank">
-            <w:r>
-              <w:t xml:space="preserve">Injectable nanocellulose-based polylipoic acid hydrogels with tunable rheology, strong adhesion and multifunctional bioactivity.</w:t>
+          <w:hyperlink r:id="rId105" w:tgtFrame="_blank">
+            <w:r>
+              <w:t xml:space="preserve">Engineering fast-acting anti-itching multifunctional dressing with quercetin-CD-MOF for atopic dermatitis.</w:t>
             </w:r>
           </w:hyperlink>
         </w:t>
@@ -9659,9 +8039,9 @@
           <w:u w:val="single"/>
         </w:rPr>
         <w:t xml:space="preserve">
-          <w:hyperlink r:id="rId179" w:tgtFrame="_blank">
-            <w:r>
-              <w:t xml:space="preserve">Cationic chitosan/silsesquioxane hybrid cryogel with antibacterial activity for efficient removal of Cr (VI).</w:t>
+          <w:hyperlink r:id="rId106" w:tgtFrame="_blank">
+            <w:r>
+              <w:t xml:space="preserve">A self-healing injectable PF127-gelatin bioadhesive sealant with antioxidant and antibacterial activities for accelerated oral ulcer repair.</w:t>
             </w:r>
           </w:hyperlink>
         </w:t>
@@ -9704,9 +8084,9 @@
           <w:u w:val="single"/>
         </w:rPr>
         <w:t xml:space="preserve">
-          <w:hyperlink r:id="rId180" w:tgtFrame="_blank">
-            <w:r>
-              <w:t xml:space="preserve">Electroactive dopamine-functionalized reduced graphene oxide/alginate hydrogel containing thymol/chitosan nanoparticles for advanced antibacterial and bioadhesive wound dressings.</w:t>
+          <w:hyperlink r:id="rId107" w:tgtFrame="_blank">
+            <w:r>
+              <w:t xml:space="preserve">Sodium alginate modified by dopamine multifunctional injectable hydrogel with photothermal, antibacterial, and hemostatic properties for accelerating infected wound repair.</w:t>
             </w:r>
           </w:hyperlink>
         </w:t>
@@ -9749,9 +8129,9 @@
           <w:u w:val="single"/>
         </w:rPr>
         <w:t xml:space="preserve">
-          <w:hyperlink r:id="rId181" w:tgtFrame="_blank">
-            <w:r>
-              <w:t xml:space="preserve">Spider-inspired nanohunter in ultrafast hydrogel enables spatiotemporal targeted delivery for enhanced healing of methicillin-resistant Staphylococcus aureus infected wounds.</w:t>
+          <w:hyperlink r:id="rId108" w:tgtFrame="_blank">
+            <w:r>
+              <w:t xml:space="preserve">A resveratrol/Fe(3+)-doped ZIF-8-augmented dressing for multimodal diabetic wound care.</w:t>
             </w:r>
           </w:hyperlink>
         </w:t>
@@ -9794,9 +8174,9 @@
           <w:u w:val="single"/>
         </w:rPr>
         <w:t xml:space="preserve">
-          <w:hyperlink r:id="rId182" w:tgtFrame="_blank">
-            <w:r>
-              <w:t xml:space="preserve">Antibacterial properties of experimentally produced birch tar and its medicinal affordances in the Pleistocene.</w:t>
+          <w:hyperlink r:id="rId109" w:tgtFrame="_blank">
+            <w:r>
+              <w:t xml:space="preserve">A hydrogel dressing derived from furoic acid/betaine co-modified chitosan: accelerating Staphylococcus aureus -infected wound healing.</w:t>
             </w:r>
           </w:hyperlink>
         </w:t>
@@ -9839,9 +8219,9 @@
           <w:u w:val="single"/>
         </w:rPr>
         <w:t xml:space="preserve">
-          <w:hyperlink r:id="rId183" w:tgtFrame="_blank">
-            <w:r>
-              <w:t xml:space="preserve">Recent Advances in Alginate-Based Functional Materials for Colorimetric and Fluorescent Detection of Environmental and Biological Targets.</w:t>
+          <w:hyperlink r:id="rId110" w:tgtFrame="_blank">
+            <w:r>
+              <w:t xml:space="preserve">Bioinspired "liquid-solid" biphasic dressing with exudate-gating transport, defense-attack antibacterial activity, and anti-adhesion property for exuding infected wound therapy.</w:t>
             </w:r>
           </w:hyperlink>
         </w:t>
@@ -9884,9 +8264,9 @@
           <w:u w:val="single"/>
         </w:rPr>
         <w:t xml:space="preserve">
-          <w:hyperlink r:id="rId184" w:tgtFrame="_blank">
-            <w:r>
-              <w:t xml:space="preserve">Green synthesis of a bacitracin@Ag-CeO(2) nanocomposite@hydrogel for dual antibiofilm and anti-inflammatory therapy against MRSA wound infections.</w:t>
+          <w:hyperlink r:id="rId111" w:tgtFrame="_blank">
+            <w:r>
+              <w:t xml:space="preserve">A Mechanical Robust Tunable Terepthaloyl Modified Chitosan Hydrogel Matrix for Modulating Biological Response.</w:t>
             </w:r>
           </w:hyperlink>
         </w:t>
@@ -9929,9 +8309,9 @@
           <w:u w:val="single"/>
         </w:rPr>
         <w:t xml:space="preserve">
-          <w:hyperlink r:id="rId185" w:tgtFrame="_blank">
-            <w:r>
-              <w:t xml:space="preserve">Infection-adaptive polysaccharide hydrogels integrating ginsenoside Rb1@ZIF-8 nanozyme for diabetic wound healing.</w:t>
+          <w:hyperlink r:id="rId112" w:tgtFrame="_blank">
+            <w:r>
+              <w:t xml:space="preserve">Core-Satellite Structured Copper-Based Nanomedicine for Orchestrating Accelerated Wound Healing with Potent Antibacterial Efficacy.</w:t>
             </w:r>
           </w:hyperlink>
         </w:t>
@@ -9974,9 +8354,9 @@
           <w:u w:val="single"/>
         </w:rPr>
         <w:t xml:space="preserve">
-          <w:hyperlink r:id="rId186" w:tgtFrame="_blank">
-            <w:r>
-              <w:t xml:space="preserve">Development and characterization of core-shell nanofiber wound dressings containing Nigella Sativa and Laurus Nobilis essential oils via coaxial electrospinning.</w:t>
+          <w:hyperlink r:id="rId113" w:tgtFrame="_blank">
+            <w:r>
+              <w:t xml:space="preserve">Laponite-reinforced marine bioinspired injectable self-healing adhesive chitosan-based hydrogel for infected wounds.</w:t>
             </w:r>
           </w:hyperlink>
         </w:t>
@@ -10019,9 +8399,9 @@
           <w:u w:val="single"/>
         </w:rPr>
         <w:t xml:space="preserve">
-          <w:hyperlink r:id="rId187" w:tgtFrame="_blank">
-            <w:r>
-              <w:t xml:space="preserve">Mechanically Enhanced, Antibacterial, and Double-Network Hydrogel Flexible Sensors for Sleep Apnea Monitoring.</w:t>
+          <w:hyperlink r:id="rId114" w:tgtFrame="_blank">
+            <w:r>
+              <w:t xml:space="preserve">Dynamically Crosslinked Carbon Dot/Alginate Hydrogels for On-Demand Osteomyelitis Therapy.</w:t>
             </w:r>
           </w:hyperlink>
         </w:t>
@@ -10064,9 +8444,9 @@
           <w:u w:val="single"/>
         </w:rPr>
         <w:t xml:space="preserve">
-          <w:hyperlink r:id="rId188" w:tgtFrame="_blank">
-            <w:r>
-              <w:t xml:space="preserve">Bio-heterojunction-engineered recombinant collagen hydrogel orchestrates multimodal sterilization and immunomodulation for MRSA-infected wound healing.</w:t>
+          <w:hyperlink r:id="rId115" w:tgtFrame="_blank">
+            <w:r>
+              <w:t xml:space="preserve">Self-Evolving Hydrogel Dressing Temporally Accelerates Infected Diabetic Wound Healing.</w:t>
             </w:r>
           </w:hyperlink>
         </w:t>
@@ -10109,9 +8489,9 @@
           <w:u w:val="single"/>
         </w:rPr>
         <w:t xml:space="preserve">
-          <w:hyperlink r:id="rId189" w:tgtFrame="_blank">
-            <w:r>
-              <w:t xml:space="preserve">Dual-layer tissue scaffolds with antibacterial and regenerative properties: Integration of melt electrowriting and electrospray technologies.</w:t>
+          <w:hyperlink r:id="rId116" w:tgtFrame="_blank">
+            <w:r>
+              <w:t xml:space="preserve">Robust and durable zwitterionic hydrogel coating with catechol-Cu(2+) coordination for antithrombotic and antibacterial blood-contacting devices.</w:t>
             </w:r>
           </w:hyperlink>
         </w:t>
@@ -10154,9 +8534,9 @@
           <w:u w:val="single"/>
         </w:rPr>
         <w:t xml:space="preserve">
-          <w:hyperlink r:id="rId190" w:tgtFrame="_blank">
-            <w:r>
-              <w:t xml:space="preserve">Multifunctional Dressing Integrating Local Drug Delivery, Self-Powered Electrical Stimulation, and Exudate Management for Chronic Diabetic Wound Healing.</w:t>
+          <w:hyperlink r:id="rId117" w:tgtFrame="_blank">
+            <w:r>
+              <w:t xml:space="preserve">Injectable natural hydrogel-loaded Ta(4)C(3) quantum dots self-assembled with Phillyrin-mediated NIR-II anti-infection for acute sinusitis.</w:t>
             </w:r>
           </w:hyperlink>
         </w:t>
@@ -10199,9 +8579,9 @@
           <w:u w:val="single"/>
         </w:rPr>
         <w:t xml:space="preserve">
-          <w:hyperlink r:id="rId191" w:tgtFrame="_blank">
-            <w:r>
-              <w:t xml:space="preserve">Bioactive and Antibacterial Gallic Acid Incorporated 3D-Printed Hydroxyapatite/Gelatin/Carboxymethyl Cellulose Scaffolds for Bone Tissue Engineering.</w:t>
+          <w:hyperlink r:id="rId118" w:tgtFrame="_blank">
+            <w:r>
+              <w:t xml:space="preserve">Combined metronidazole delivery from a WS(2)-halloysite nanotube-loaded electrospun cellulose acetate membrane supported by a 3D-printed PLA/cassava fiber mesh.</w:t>
             </w:r>
           </w:hyperlink>
         </w:t>
@@ -10244,9 +8624,9 @@
           <w:u w:val="single"/>
         </w:rPr>
         <w:t xml:space="preserve">
-          <w:hyperlink r:id="rId192" w:tgtFrame="_blank">
-            <w:r>
-              <w:t xml:space="preserve">A photothermal immune hydrogel dressing for enhanced post-melanoma resection treatment.</w:t>
+          <w:hyperlink r:id="rId119" w:tgtFrame="_blank">
+            <w:r>
+              <w:t xml:space="preserve">In Vitro and In Vivo Comparison of a Novel Antimicrobial Wound Hydrogel With Commercial Wound Treatments: Antimicrobial, Antibiofilm and Biocompatibility Assessment.</w:t>
             </w:r>
           </w:hyperlink>
         </w:t>
@@ -10289,9 +8669,9 @@
           <w:u w:val="single"/>
         </w:rPr>
         <w:t xml:space="preserve">
-          <w:hyperlink r:id="rId193" w:tgtFrame="_blank">
-            <w:r>
-              <w:t xml:space="preserve">Controlled synthesis and full factorial design optimization of chitosan-graphitic carbon nitride nanocomposite for improved antimicrobial activity.</w:t>
+          <w:hyperlink r:id="rId120" w:tgtFrame="_blank">
+            <w:r>
+              <w:t xml:space="preserve">Ultrasound-Guided Injectable Adhesive Hydrogel Enabling Targeted Hemostasis in Deep and Incompressible Wounds.</w:t>
             </w:r>
           </w:hyperlink>
         </w:t>
@@ -10334,9 +8714,9 @@
           <w:u w:val="single"/>
         </w:rPr>
         <w:t xml:space="preserve">
-          <w:hyperlink r:id="rId194" w:tgtFrame="_blank">
-            <w:r>
-              <w:t xml:space="preserve">Shellac nanoparticle based intelligent drug-delivery composite sponge for hemostasis and healing of diabetic wounds.</w:t>
+          <w:hyperlink r:id="rId121" w:tgtFrame="_blank">
+            <w:r>
+              <w:t xml:space="preserve">Synergistic antibacterial and pro-healing chitosan-nano-CuO/ZnO composite dressing for wound management.</w:t>
             </w:r>
           </w:hyperlink>
         </w:t>
@@ -10379,9 +8759,9 @@
           <w:u w:val="single"/>
         </w:rPr>
         <w:t xml:space="preserve">
-          <w:hyperlink r:id="rId195" w:tgtFrame="_blank">
-            <w:r>
-              <w:t xml:space="preserve">Starch-grafted poly(ɛ-caprolactone) nanofibrous membranes for wound healing and pH-triggered drug delivery.</w:t>
+          <w:hyperlink r:id="rId122" w:tgtFrame="_blank">
+            <w:r>
+              <w:t xml:space="preserve">A Chondroitin Sulfate-Iron Complex with Antibacterial Activity and Its Derived Hydrogel for Infected Wound Healing.</w:t>
             </w:r>
           </w:hyperlink>
         </w:t>
@@ -10424,9 +8804,9 @@
           <w:u w:val="single"/>
         </w:rPr>
         <w:t xml:space="preserve">
-          <w:hyperlink r:id="rId196" w:tgtFrame="_blank">
-            <w:r>
-              <w:t xml:space="preserve">A mussel-inspired dynamic cross-linking design for eco-friendly, injectable, and bactericidal biomass-based bioadhesives.</w:t>
+          <w:hyperlink r:id="rId123" w:tgtFrame="_blank">
+            <w:r>
+              <w:t xml:space="preserve">Photothermal-Responsive Polyvinyl Alcohol/Gelatin/Graphene Oxide Hydrogels Loaded with Quercetin for NIR-Triggered Controlled Drug Delivery.</w:t>
             </w:r>
           </w:hyperlink>
         </w:t>
@@ -10469,9 +8849,9 @@
           <w:u w:val="single"/>
         </w:rPr>
         <w:t xml:space="preserve">
-          <w:hyperlink r:id="rId197" w:tgtFrame="_blank">
-            <w:r>
-              <w:t xml:space="preserve">Sustainable ZnO/Zn(3)(PO(4))(2) Nanoparticles Synthesized from Coconut-Derived Media Incorporated into Bioactive ALG/PVA Hydrogel Dressings.</w:t>
+          <w:hyperlink r:id="rId124" w:tgtFrame="_blank">
+            <w:r>
+              <w:t xml:space="preserve">Development and In Vitro Characterization of Light Responsive Zinc-Based Nanoparticles Embedded in Collagen Sheets Intended for Wound Care Oriented Applications.</w:t>
             </w:r>
           </w:hyperlink>
         </w:t>
@@ -10514,9 +8894,9 @@
           <w:u w:val="single"/>
         </w:rPr>
         <w:t xml:space="preserve">
-          <w:hyperlink r:id="rId198" w:tgtFrame="_blank">
-            <w:r>
-              <w:t xml:space="preserve">Characterization of Polysaccharide-Based Composites Enriched with Zinc Oxide and Bacitracin for the Treatment of Infected Wounds.</w:t>
+          <w:hyperlink r:id="rId125" w:tgtFrame="_blank">
+            <w:r>
+              <w:t xml:space="preserve">Covalently Immobilized Neomycin in Self-Healing Hydrogel for Nonleaching Antibacterial Dressing in Diabetic Wound Healing.</w:t>
             </w:r>
           </w:hyperlink>
         </w:t>
@@ -10559,9 +8939,9 @@
           <w:u w:val="single"/>
         </w:rPr>
         <w:t xml:space="preserve">
-          <w:hyperlink r:id="rId199" w:tgtFrame="_blank">
-            <w:r>
-              <w:t xml:space="preserve">An Injectable CMCS/γ-PGA/PRP Bioadhesive With Antibacterial, Adhesive, and Regenerative Properties for Infected Wound Healing.</w:t>
+          <w:hyperlink r:id="rId126" w:tgtFrame="_blank">
+            <w:r>
+              <w:t xml:space="preserve">Bioinspired electrospun janus nanofibrous dressing for synergistic antibacterial activity and tissue regeneration.</w:t>
             </w:r>
           </w:hyperlink>
         </w:t>
@@ -10604,9 +8984,9 @@
           <w:u w:val="single"/>
         </w:rPr>
         <w:t xml:space="preserve">
-          <w:hyperlink r:id="rId200" w:tgtFrame="_blank">
-            <w:r>
-              <w:t xml:space="preserve">Bacterial Cellulose Hydrogel Incorporating Silver Nanoparticles: A Nanobiotechnological Approach for Skin Infections Caused by MRSA and MRSE.</w:t>
+          <w:hyperlink r:id="rId127" w:tgtFrame="_blank">
+            <w:r>
+              <w:t xml:space="preserve">pH/glucose dual-responsive drug release hydrogel loaded with tannic acid and gallium ions enhances diabetic wound healing upon bacterial infection.</w:t>
             </w:r>
           </w:hyperlink>
         </w:t>
@@ -10649,9 +9029,9 @@
           <w:u w:val="single"/>
         </w:rPr>
         <w:t xml:space="preserve">
-          <w:hyperlink r:id="rId201" w:tgtFrame="_blank">
-            <w:r>
-              <w:t xml:space="preserve">Development of a Film-Forming Wound Dressing from Periplaneta americana Grease: Formulation, Characterization, and Bioevaluation.</w:t>
+          <w:hyperlink r:id="rId128" w:tgtFrame="_blank">
+            <w:r>
+              <w:t xml:space="preserve">Functionalized collagen-based sponge dressing integrating negative pressure wound therapy and photothermal antibacterial treatment for advanced wound management.</w:t>
             </w:r>
           </w:hyperlink>
         </w:t>
@@ -10694,9 +9074,9 @@
           <w:u w:val="single"/>
         </w:rPr>
         <w:t xml:space="preserve">
-          <w:hyperlink r:id="rId202" w:tgtFrame="_blank">
-            <w:r>
-              <w:t xml:space="preserve">Matrix-Dependent Stability and Antibacterial Efficacy of Silver Nanoparticles: A Comparative Study of Anionic Carbopol vs. Non-Ionic Pluronic Hydrogels.</w:t>
+          <w:hyperlink r:id="rId129" w:tgtFrame="_blank">
+            <w:r>
+              <w:t xml:space="preserve">Staphylococcus aureus surgical site infection following unilateral biportal endoscopic spine surgery: a two-case report.</w:t>
             </w:r>
           </w:hyperlink>
         </w:t>
@@ -10739,9 +9119,9 @@
           <w:u w:val="single"/>
         </w:rPr>
         <w:t xml:space="preserve">
-          <w:hyperlink r:id="rId203" w:tgtFrame="_blank">
-            <w:r>
-              <w:t xml:space="preserve">Injectable ROS-scavenging and NIR-responsive nanocomposite hydrogel for staphylococcus aureus-infected diabetic wound healing.</w:t>
+          <w:hyperlink r:id="rId130" w:tgtFrame="_blank">
+            <w:r>
+              <w:t xml:space="preserve">Carrageenan/Poly(vinyl alcohol) Double-Network Hydrogel Incorporating Antioxidative Copper-l-Cysteine Nanoparticles for Infected Wound Treatment.</w:t>
             </w:r>
           </w:hyperlink>
         </w:t>
@@ -10784,99 +9164,9 @@
           <w:u w:val="single"/>
         </w:rPr>
         <w:t xml:space="preserve">
-          <w:hyperlink r:id="rId204" w:tgtFrame="_blank">
-            <w:r>
-              <w:t xml:space="preserve">Enhanced wound healing in diabetic rats using Boswellia serrata Roxb.- Zn gel: a multifunctional approach targeting inflammation, oxidative stress, and tissue regeneration.</w:t>
-            </w:r>
-          </w:hyperlink>
-        </w:t>
-      </w:r>
-    </w:p>
-    <w:p>
-      <w:pPr>
-        <w:spacing w:after="0"/>
-        <w:rPr>
-          <w:color w:val="0F50FF"/>
-          <w:u w:val="single"/>
-        </w:rPr>
-      </w:pPr>
-      <w:r>
-        <w:rPr>
-          <w:color w:val="0F50FF"/>
-          <w:u w:val="single"/>
-        </w:rPr>
-        <w:t xml:space="preserve"/>
-      </w:r>
-    </w:p>
-    <w:p>
-      <w:pPr>
-        <w:pStyle w:val="ListParagraph"/>
-        <w:numPr>
-          <w:ilvl w:val="0"/>
-          <w:numId w:val="24"/>
-        </w:numPr>
-        <w:spacing w:after="0" w:line="240" w:lineRule="auto"/>
-        <w:ind w:left="357" w:hanging="357"/>
-        <w:rPr>
-          <w:color w:val="0F50FF"/>
-          <w:u w:val="single"/>
-        </w:rPr>
-      </w:pPr>
-      <w:proofErr w:type="gramStart"/>
-      <w:r>
-        <w:rPr>
-          <w:color w:val="0F50FF"/>
-          <w:u w:val="single"/>
-        </w:rPr>
-        <w:t xml:space="preserve">
-          <w:hyperlink r:id="rId205" w:tgtFrame="_blank">
-            <w:r>
-              <w:t xml:space="preserve">Development of a hydrogel-based drug delivery system for wound infection management with enhanced recombinant Reg3A bioactivity.</w:t>
-            </w:r>
-          </w:hyperlink>
-        </w:t>
-      </w:r>
-    </w:p>
-    <w:p>
-      <w:pPr>
-        <w:spacing w:after="0"/>
-        <w:rPr>
-          <w:color w:val="0F50FF"/>
-          <w:u w:val="single"/>
-        </w:rPr>
-      </w:pPr>
-      <w:r>
-        <w:rPr>
-          <w:color w:val="0F50FF"/>
-          <w:u w:val="single"/>
-        </w:rPr>
-        <w:t xml:space="preserve"/>
-      </w:r>
-    </w:p>
-    <w:p>
-      <w:pPr>
-        <w:pStyle w:val="ListParagraph"/>
-        <w:numPr>
-          <w:ilvl w:val="0"/>
-          <w:numId w:val="24"/>
-        </w:numPr>
-        <w:spacing w:after="0" w:line="240" w:lineRule="auto"/>
-        <w:ind w:left="357" w:hanging="357"/>
-        <w:rPr>
-          <w:color w:val="0F50FF"/>
-          <w:u w:val="single"/>
-        </w:rPr>
-      </w:pPr>
-      <w:proofErr w:type="gramStart"/>
-      <w:r>
-        <w:rPr>
-          <w:color w:val="0F50FF"/>
-          <w:u w:val="single"/>
-        </w:rPr>
-        <w:t xml:space="preserve">
-          <w:hyperlink r:id="rId206" w:tgtFrame="_blank">
-            <w:r>
-              <w:t xml:space="preserve">Modulating Micrococcal Nuclease-Triggered Antibiotic Releases for One-Stage Revisions of Staphylococcus aureus-Infected Prostheses.</w:t>
+          <w:hyperlink r:id="rId131" w:tgtFrame="_blank">
+            <w:r>
+              <w:t xml:space="preserve">Dual-functional cationic hydrogel engineered for simultaneous prevention of postoperative tumor recurrence and wound infection.</w:t>
             </w:r>
           </w:hyperlink>
         </w:t>
@@ -10946,9 +9236,9 @@
           <w:u w:val="single"/>
         </w:rPr>
         <w:t xml:space="preserve">
-          <w:hyperlink r:id="rId227" w:tgtFrame="_blank">
-            <w:r>
-              <w:t xml:space="preserve">Discovery and characterization of Z1: an imipridone-based ClpP agonist with potent anti-staphylococcal activity.</w:t>
+          <w:hyperlink r:id="rId136" w:tgtFrame="_blank">
+            <w:r>
+              <w:t xml:space="preserve">Of Commensals and Opportunists: Genomics of Coagulase-Negative Staphylococci During Sequential Ear and Eye Infections in a Healthy Adult.</w:t>
             </w:r>
           </w:hyperlink>
         </w:t>
@@ -10991,9 +9281,9 @@
           <w:u w:val="single"/>
         </w:rPr>
         <w:t xml:space="preserve">
-          <w:hyperlink r:id="rId228" w:tgtFrame="_blank">
-            <w:r>
-              <w:t xml:space="preserve">Skin androgens regulate Staphylococcus aureus pathogenicity via quorum sensing.</w:t>
+          <w:hyperlink r:id="rId137" w:tgtFrame="_blank">
+            <w:r>
+              <w:t xml:space="preserve">Layered double metal hydroxide nanosheets (LDH) delivery ICG for photoimmune antibacterial therapy and tissue infected wound regeneration.</w:t>
             </w:r>
           </w:hyperlink>
         </w:t>
@@ -11036,9 +9326,9 @@
           <w:u w:val="single"/>
         </w:rPr>
         <w:t xml:space="preserve">
-          <w:hyperlink r:id="rId229" w:tgtFrame="_blank">
-            <w:r>
-              <w:t xml:space="preserve">[Post-travel recurrent furunculosis].</w:t>
+          <w:hyperlink r:id="rId138" w:tgtFrame="_blank">
+            <w:r>
+              <w:t xml:space="preserve">Computational and immunoinformatics approaches for designing phytocompound-based drugs and a multi-epitope vaccine targeting FemA, a cell wall protein of Staphylococcus aureus.</w:t>
             </w:r>
           </w:hyperlink>
         </w:t>
@@ -11081,9 +9371,9 @@
           <w:u w:val="single"/>
         </w:rPr>
         <w:t xml:space="preserve">
-          <w:hyperlink r:id="rId230" w:tgtFrame="_blank">
-            <w:r>
-              <w:t xml:space="preserve">Comparative Efficacy of Cultivated Epidermal Allograft and Hydrocolloid Dressings in Pediatric Burn Injuries.</w:t>
+          <w:hyperlink r:id="rId139" w:tgtFrame="_blank">
+            <w:r>
+              <w:t xml:space="preserve">Multifunctional Microneedle Patch with Antibacterial, Antioxidant, and Pro-Regenerative Properties for Scarless Wound Healing.</w:t>
             </w:r>
           </w:hyperlink>
         </w:t>
@@ -11126,9 +9416,9 @@
           <w:u w:val="single"/>
         </w:rPr>
         <w:t xml:space="preserve">
-          <w:hyperlink r:id="rId231" w:tgtFrame="_blank">
-            <w:r>
-              <w:t xml:space="preserve">Evaluation of a Commercial Ozonated Olive Oil Product (800 mEq O(2)/Kg) Against Methicillin-Resistant Staphylococcus pseudintermedius (MRSP) Using an Ex Vivo Canine Skin Model.</w:t>
+          <w:hyperlink r:id="rId140" w:tgtFrame="_blank">
+            <w:r>
+              <w:t xml:space="preserve">In situ forming thermally shrinkable electrospun nanofiber membranes for wound healing.</w:t>
             </w:r>
           </w:hyperlink>
         </w:t>
@@ -11171,9 +9461,9 @@
           <w:u w:val="single"/>
         </w:rPr>
         <w:t xml:space="preserve">
-          <w:hyperlink r:id="rId232" w:tgtFrame="_blank">
-            <w:r>
-              <w:t xml:space="preserve">Multidrug Resistance and Adaptive Response to Silver and Gold Nanoparticles in Methicillin-Resistant Staphylococcus aureus from Human and Animal Sources.</w:t>
+          <w:hyperlink r:id="rId141" w:tgtFrame="_blank">
+            <w:r>
+              <w:t xml:space="preserve">Amphiphilic xanthotoxin derivatives with phosphatidylglycerol-targeting membrane disruption for potent anti-methicillin-resistant Staphylococcus aureus (MRSA) activity.</w:t>
             </w:r>
           </w:hyperlink>
         </w:t>
@@ -11216,9 +9506,144 @@
           <w:u w:val="single"/>
         </w:rPr>
         <w:t xml:space="preserve">
-          <w:hyperlink r:id="rId233" w:tgtFrame="_blank">
-            <w:r>
-              <w:t xml:space="preserve">Case Report of Gouty Arthritis Complicated by Septic Arthritis.</w:t>
+          <w:hyperlink r:id="rId142" w:tgtFrame="_blank">
+            <w:r>
+              <w:t xml:space="preserve">Anti-staphylococcal activity of soil-derived Penicillium citrinum extract.</w:t>
+            </w:r>
+          </w:hyperlink>
+        </w:t>
+      </w:r>
+    </w:p>
+    <w:p>
+      <w:pPr>
+        <w:spacing w:after="0"/>
+        <w:rPr>
+          <w:color w:val="0F50FF"/>
+          <w:u w:val="single"/>
+        </w:rPr>
+      </w:pPr>
+      <w:r>
+        <w:rPr>
+          <w:color w:val="0F50FF"/>
+          <w:u w:val="single"/>
+        </w:rPr>
+        <w:t xml:space="preserve"/>
+      </w:r>
+    </w:p>
+    <w:p>
+      <w:pPr>
+        <w:pStyle w:val="ListParagraph"/>
+        <w:numPr>
+          <w:ilvl w:val="0"/>
+          <w:numId w:val="25"/>
+        </w:numPr>
+        <w:spacing w:after="0" w:line="240" w:lineRule="auto"/>
+        <w:ind w:left="357" w:hanging="357"/>
+        <w:rPr>
+          <w:color w:val="0F50FF"/>
+          <w:u w:val="single"/>
+        </w:rPr>
+      </w:pPr>
+      <w:proofErr w:type="gramStart"/>
+      <w:r>
+        <w:rPr>
+          <w:color w:val="0F50FF"/>
+          <w:u w:val="single"/>
+        </w:rPr>
+        <w:t xml:space="preserve">
+          <w:hyperlink r:id="rId143" w:tgtFrame="_blank">
+            <w:r>
+              <w:t xml:space="preserve">Panton-Valentine Leukocidin-Encoding Methicillin-Resistant Staphylococcus aureus, the Netherlands, 2023-2024(1).</w:t>
+            </w:r>
+          </w:hyperlink>
+        </w:t>
+      </w:r>
+    </w:p>
+    <w:p>
+      <w:pPr>
+        <w:spacing w:after="0"/>
+        <w:rPr>
+          <w:color w:val="0F50FF"/>
+          <w:u w:val="single"/>
+        </w:rPr>
+      </w:pPr>
+      <w:r>
+        <w:rPr>
+          <w:color w:val="0F50FF"/>
+          <w:u w:val="single"/>
+        </w:rPr>
+        <w:t xml:space="preserve"/>
+      </w:r>
+    </w:p>
+    <w:p>
+      <w:pPr>
+        <w:pStyle w:val="ListParagraph"/>
+        <w:numPr>
+          <w:ilvl w:val="0"/>
+          <w:numId w:val="25"/>
+        </w:numPr>
+        <w:spacing w:after="0" w:line="240" w:lineRule="auto"/>
+        <w:ind w:left="357" w:hanging="357"/>
+        <w:rPr>
+          <w:color w:val="0F50FF"/>
+          <w:u w:val="single"/>
+        </w:rPr>
+      </w:pPr>
+      <w:proofErr w:type="gramStart"/>
+      <w:r>
+        <w:rPr>
+          <w:color w:val="0F50FF"/>
+          <w:u w:val="single"/>
+        </w:rPr>
+        <w:t xml:space="preserve">
+          <w:hyperlink r:id="rId144" w:tgtFrame="_blank">
+            <w:r>
+              <w:t xml:space="preserve">Linezolid in addition to standard antibiotic treatment for Staphylococcus aureus bacteraemia: study protocol for a randomised, placebo-controlled trial.</w:t>
+            </w:r>
+          </w:hyperlink>
+        </w:t>
+      </w:r>
+    </w:p>
+    <w:p>
+      <w:pPr>
+        <w:spacing w:after="0"/>
+        <w:rPr>
+          <w:color w:val="0F50FF"/>
+          <w:u w:val="single"/>
+        </w:rPr>
+      </w:pPr>
+      <w:r>
+        <w:rPr>
+          <w:color w:val="0F50FF"/>
+          <w:u w:val="single"/>
+        </w:rPr>
+        <w:t xml:space="preserve"/>
+      </w:r>
+    </w:p>
+    <w:p>
+      <w:pPr>
+        <w:pStyle w:val="ListParagraph"/>
+        <w:numPr>
+          <w:ilvl w:val="0"/>
+          <w:numId w:val="25"/>
+        </w:numPr>
+        <w:spacing w:after="0" w:line="240" w:lineRule="auto"/>
+        <w:ind w:left="357" w:hanging="357"/>
+        <w:rPr>
+          <w:color w:val="0F50FF"/>
+          <w:u w:val="single"/>
+        </w:rPr>
+      </w:pPr>
+      <w:proofErr w:type="gramStart"/>
+      <w:r>
+        <w:rPr>
+          <w:color w:val="0F50FF"/>
+          <w:u w:val="single"/>
+        </w:rPr>
+        <w:t xml:space="preserve">
+          <w:hyperlink r:id="rId145" w:tgtFrame="_blank">
+            <w:r>
+              <w:t xml:space="preserve">NLRP6 drives cutaneous wound healing during Staphylococcus aureus infection in mice.</w:t>
             </w:r>
           </w:hyperlink>
         </w:t>

--- a/dermal_data/lit_review.docx
+++ b/dermal_data/lit_review.docx
@@ -70,7 +70,7 @@
           <w:sz w:val="36"/>
           <w:szCs w:val="36"/>
         </w:rPr>
-        <w:t xml:space="preserve">01/04/2026 – 01/05/2026</w:t>
+        <w:t xml:space="preserve">01/05/2026 – 01/06/2026</w:t>
       </w:r>
     </w:p>
     <w:p>
@@ -1004,9 +1004,9 @@
           <w:u w:val="single"/>
         </w:rPr>
         <w:t xml:space="preserve">
-          <w:hyperlink r:id="rId42" w:tgtFrame="_blank">
-            <w:r>
-              <w:t xml:space="preserve">Development and evaluation of Alkanna tinctoria root extract and mupirocin nanoparticles-loaded porous films for the burn wound management.</w:t>
+          <w:hyperlink r:id="rId97" w:tgtFrame="_blank">
+            <w:r>
+              <w:t xml:space="preserve">Association of biofilm formation with multidrug resistance in burn wound patients isolates of Pseudomonas aeruginosa in Sana'a City, Yemen.</w:t>
             </w:r>
           </w:hyperlink>
         </w:t>
@@ -1049,9 +1049,9 @@
           <w:u w:val="single"/>
         </w:rPr>
         <w:t xml:space="preserve">
-          <w:hyperlink r:id="rId43" w:tgtFrame="_blank">
-            <w:r>
-              <w:t xml:space="preserve">Optimization of a fracture-related infection (FRI) rat model to mimic bacterial contaminated open fractures in orthopaedic patients - a model development study.</w:t>
+          <w:hyperlink r:id="rId98" w:tgtFrame="_blank">
+            <w:r>
+              <w:t xml:space="preserve">Dynamic injectable and multifunctional hydrogel incorporating dihydroquercetin (DHQ)-loaded chitosan nanoparticles for sustained DHQ release and accelerated burn wound healing.</w:t>
             </w:r>
           </w:hyperlink>
         </w:t>
@@ -1094,9 +1094,9 @@
           <w:u w:val="single"/>
         </w:rPr>
         <w:t xml:space="preserve">
-          <w:hyperlink r:id="rId44" w:tgtFrame="_blank">
-            <w:r>
-              <w:t xml:space="preserve">Adjunctive hyperbaric oxygen therapy for chronic burn injuries complicated by MRSA and multidrug-resistant infections: a case report.</w:t>
+          <w:hyperlink r:id="rId99" w:tgtFrame="_blank">
+            <w:r>
+              <w:t xml:space="preserve">A Wearable Bioelectronic Patch With Adaptive Photodynamic and Electrical Stimulation for Drug-Resistant Bacteria Infected Burn Wound Healing.</w:t>
             </w:r>
           </w:hyperlink>
         </w:t>
@@ -1139,9 +1139,9 @@
           <w:u w:val="single"/>
         </w:rPr>
         <w:t xml:space="preserve">
-          <w:hyperlink r:id="rId45" w:tgtFrame="_blank">
-            <w:r>
-              <w:t xml:space="preserve">Photothermally triggered silk fibroin microneedles with coordinated gallic acid-iron networks for synergistic infected burn wound therapy.</w:t>
+          <w:hyperlink r:id="rId100" w:tgtFrame="_blank">
+            <w:r>
+              <w:t xml:space="preserve">Moisture-Balanced Antibacterial Dressings Promote Wound Healing by Maintaining a Modulating Microenvironment.</w:t>
             </w:r>
           </w:hyperlink>
         </w:t>
@@ -1184,9 +1184,9 @@
           <w:u w:val="single"/>
         </w:rPr>
         <w:t xml:space="preserve">
-          <w:hyperlink r:id="rId46" w:tgtFrame="_blank">
-            <w:r>
-              <w:t xml:space="preserve">Tannic acid-copper ion@black phosphorus doped cationic guar gum/polyvinyl alcohol nanocomposite hydrogel for burn wound healing with antioxidant and photothermal antibacterial activities.</w:t>
+          <w:hyperlink r:id="rId101" w:tgtFrame="_blank">
+            <w:r>
+              <w:t xml:space="preserve">Human umbilical cord mesenchymal stem cell-derived exosomes combined with low-intensity pulsed ultrasound for the treatment of chronic burn wounds infected with methicillin-resistant Staphylococcus aureus.</w:t>
             </w:r>
           </w:hyperlink>
         </w:t>
@@ -1229,9 +1229,9 @@
           <w:u w:val="single"/>
         </w:rPr>
         <w:t xml:space="preserve">
-          <w:hyperlink r:id="rId47" w:tgtFrame="_blank">
-            <w:r>
-              <w:t xml:space="preserve">Carbon dot based topical application for therapy of phosphorus oxide-induced cutaneous burns.</w:t>
+          <w:hyperlink r:id="rId102" w:tgtFrame="_blank">
+            <w:r>
+              <w:t xml:space="preserve">Distribution and Antibiotic Resistance Characteristics of Pathogenic Bacteria in Chronic Wound Infections: A Five-Year Retrospective Study at a Tertiary Hospital.</w:t>
             </w:r>
           </w:hyperlink>
         </w:t>
@@ -1274,9 +1274,9 @@
           <w:u w:val="single"/>
         </w:rPr>
         <w:t xml:space="preserve">
-          <w:hyperlink r:id="rId48" w:tgtFrame="_blank">
-            <w:r>
-              <w:t xml:space="preserve">Broad-spectrum bactericidal synergy of silver-cannabichromene-cannabigerol triple combinations against healthcare-associated pathogens.</w:t>
+          <w:hyperlink r:id="rId103" w:tgtFrame="_blank">
+            <w:r>
+              <w:t xml:space="preserve">A Photothermally Triggered Nanoplatform for Multidimensional Antibacterial Therapy and Accelerated Healing of Infected Wounds.</w:t>
             </w:r>
           </w:hyperlink>
         </w:t>
@@ -1319,9 +1319,9 @@
           <w:u w:val="single"/>
         </w:rPr>
         <w:t xml:space="preserve">
-          <w:hyperlink r:id="rId49" w:tgtFrame="_blank">
-            <w:r>
-              <w:t xml:space="preserve">Probiotic and Postbiotic Delivery Systems for the Management of Chronic Wounds: A Review of Emerging Strategies.</w:t>
+          <w:hyperlink r:id="rId104" w:tgtFrame="_blank">
+            <w:r>
+              <w:t xml:space="preserve">Multifunctional electrospun carboxymethyl cellulose-based composite nanofibers incorporating ZnO nanoparticles for enhanced wound healing.</w:t>
             </w:r>
           </w:hyperlink>
         </w:t>
@@ -1364,9 +1364,9 @@
           <w:u w:val="single"/>
         </w:rPr>
         <w:t xml:space="preserve">
-          <w:hyperlink r:id="rId50" w:tgtFrame="_blank">
-            <w:r>
-              <w:t xml:space="preserve">Plasma tool as green route for incorporation of flame retardancy and ultraviolet protection of textile fabrics.</w:t>
+          <w:hyperlink r:id="rId105" w:tgtFrame="_blank">
+            <w:r>
+              <w:t xml:space="preserve">Eco-friendly clinoptilolite/NH(2)-chitosan/PVA nanofibers for gentamicin delivery, biofilm disruption, and burn wound healing.</w:t>
             </w:r>
           </w:hyperlink>
         </w:t>
@@ -1409,9 +1409,9 @@
           <w:u w:val="single"/>
         </w:rPr>
         <w:t xml:space="preserve">
-          <w:hyperlink r:id="rId51" w:tgtFrame="_blank">
-            <w:r>
-              <w:t xml:space="preserve">Clinical Outcomes Associated with Prior GLP-1 Exposure in Burned Patients.</w:t>
+          <w:hyperlink r:id="rId106" w:tgtFrame="_blank">
+            <w:r>
+              <w:t xml:space="preserve">Chitosan and Solid Lipid Nanoparticles as Nano-carriers of Chamomile oil Against S. aureus and P. aeruginosa for Wound Healing.</w:t>
             </w:r>
           </w:hyperlink>
         </w:t>
@@ -1454,9 +1454,234 @@
           <w:u w:val="single"/>
         </w:rPr>
         <w:t xml:space="preserve">
-          <w:hyperlink r:id="rId52" w:tgtFrame="_blank">
-            <w:r>
-              <w:t xml:space="preserve">Ficus carica Extract Loaded 3D-Printed Sodium Alginate/Guar Gum Scaffolds for Potential Wound Healing Applications: An In Vitro Study.</w:t>
+          <w:hyperlink r:id="rId107" w:tgtFrame="_blank">
+            <w:r>
+              <w:t xml:space="preserve">A microenvironment-adaptive bilayer composite dressing for disrupting MRSA biofilms and promoting wound regeneration via ROS-mediated immune regulation.</w:t>
+            </w:r>
+          </w:hyperlink>
+        </w:t>
+      </w:r>
+    </w:p>
+    <w:p>
+      <w:pPr>
+        <w:spacing w:after="0"/>
+        <w:rPr>
+          <w:color w:val="0F50FF"/>
+          <w:u w:val="single"/>
+        </w:rPr>
+      </w:pPr>
+      <w:r>
+        <w:rPr>
+          <w:color w:val="0F50FF"/>
+          <w:u w:val="single"/>
+        </w:rPr>
+        <w:t xml:space="preserve"/>
+      </w:r>
+    </w:p>
+    <w:p>
+      <w:pPr>
+        <w:pStyle w:val="ListParagraph"/>
+        <w:numPr>
+          <w:ilvl w:val="0"/>
+          <w:numId w:val="18"/>
+        </w:numPr>
+        <w:spacing w:after="0" w:line="240" w:lineRule="auto"/>
+        <w:ind w:left="357" w:hanging="357"/>
+        <w:rPr>
+          <w:color w:val="0F50FF"/>
+          <w:u w:val="single"/>
+        </w:rPr>
+      </w:pPr>
+      <w:proofErr w:type="gramStart"/>
+      <w:r>
+        <w:rPr>
+          <w:color w:val="0F50FF"/>
+          <w:u w:val="single"/>
+        </w:rPr>
+        <w:t xml:space="preserve">
+          <w:hyperlink r:id="rId108" w:tgtFrame="_blank">
+            <w:r>
+              <w:t xml:space="preserve">Epidemiological Study of the Relationship Between Antimicrobial Resistance Genes and Biofilm-Forming Capacity in Pathogens Causing Chronic Wound Infections.</w:t>
+            </w:r>
+          </w:hyperlink>
+        </w:t>
+      </w:r>
+    </w:p>
+    <w:p>
+      <w:pPr>
+        <w:spacing w:after="0"/>
+        <w:rPr>
+          <w:color w:val="0F50FF"/>
+          <w:u w:val="single"/>
+        </w:rPr>
+      </w:pPr>
+      <w:r>
+        <w:rPr>
+          <w:color w:val="0F50FF"/>
+          <w:u w:val="single"/>
+        </w:rPr>
+        <w:t xml:space="preserve"/>
+      </w:r>
+    </w:p>
+    <w:p>
+      <w:pPr>
+        <w:pStyle w:val="ListParagraph"/>
+        <w:numPr>
+          <w:ilvl w:val="0"/>
+          <w:numId w:val="18"/>
+        </w:numPr>
+        <w:spacing w:after="0" w:line="240" w:lineRule="auto"/>
+        <w:ind w:left="357" w:hanging="357"/>
+        <w:rPr>
+          <w:color w:val="0F50FF"/>
+          <w:u w:val="single"/>
+        </w:rPr>
+      </w:pPr>
+      <w:proofErr w:type="gramStart"/>
+      <w:r>
+        <w:rPr>
+          <w:color w:val="0F50FF"/>
+          <w:u w:val="single"/>
+        </w:rPr>
+        <w:t xml:space="preserve">
+          <w:hyperlink r:id="rId109" w:tgtFrame="_blank">
+            <w:r>
+              <w:t xml:space="preserve">Quorum Sensing and Quorum Quenching in Pseudomonas aeruginosa and Staphylococcus aureus Infections: Therapeutic Potential, Limitations and Clinical Challenges.</w:t>
+            </w:r>
+          </w:hyperlink>
+        </w:t>
+      </w:r>
+    </w:p>
+    <w:p>
+      <w:pPr>
+        <w:spacing w:after="0"/>
+        <w:rPr>
+          <w:color w:val="0F50FF"/>
+          <w:u w:val="single"/>
+        </w:rPr>
+      </w:pPr>
+      <w:r>
+        <w:rPr>
+          <w:color w:val="0F50FF"/>
+          <w:u w:val="single"/>
+        </w:rPr>
+        <w:t xml:space="preserve"/>
+      </w:r>
+    </w:p>
+    <w:p>
+      <w:pPr>
+        <w:pStyle w:val="ListParagraph"/>
+        <w:numPr>
+          <w:ilvl w:val="0"/>
+          <w:numId w:val="18"/>
+        </w:numPr>
+        <w:spacing w:after="0" w:line="240" w:lineRule="auto"/>
+        <w:ind w:left="357" w:hanging="357"/>
+        <w:rPr>
+          <w:color w:val="0F50FF"/>
+          <w:u w:val="single"/>
+        </w:rPr>
+      </w:pPr>
+      <w:proofErr w:type="gramStart"/>
+      <w:r>
+        <w:rPr>
+          <w:color w:val="0F50FF"/>
+          <w:u w:val="single"/>
+        </w:rPr>
+        <w:t xml:space="preserve">
+          <w:hyperlink r:id="rId110" w:tgtFrame="_blank">
+            <w:r>
+              <w:t xml:space="preserve">Self-Powered Piezoelectric Nanofibrous Hydrogel for Synergistic Electro-Pharmacological Therapy of Chronic Wounds.</w:t>
+            </w:r>
+          </w:hyperlink>
+        </w:t>
+      </w:r>
+    </w:p>
+    <w:p>
+      <w:pPr>
+        <w:spacing w:after="0"/>
+        <w:rPr>
+          <w:color w:val="0F50FF"/>
+          <w:u w:val="single"/>
+        </w:rPr>
+      </w:pPr>
+      <w:r>
+        <w:rPr>
+          <w:color w:val="0F50FF"/>
+          <w:u w:val="single"/>
+        </w:rPr>
+        <w:t xml:space="preserve"/>
+      </w:r>
+    </w:p>
+    <w:p>
+      <w:pPr>
+        <w:pStyle w:val="ListParagraph"/>
+        <w:numPr>
+          <w:ilvl w:val="0"/>
+          <w:numId w:val="18"/>
+        </w:numPr>
+        <w:spacing w:after="0" w:line="240" w:lineRule="auto"/>
+        <w:ind w:left="357" w:hanging="357"/>
+        <w:rPr>
+          <w:color w:val="0F50FF"/>
+          <w:u w:val="single"/>
+        </w:rPr>
+      </w:pPr>
+      <w:proofErr w:type="gramStart"/>
+      <w:r>
+        <w:rPr>
+          <w:color w:val="0F50FF"/>
+          <w:u w:val="single"/>
+        </w:rPr>
+        <w:t xml:space="preserve">
+          <w:hyperlink r:id="rId111" w:tgtFrame="_blank">
+            <w:r>
+              <w:t xml:space="preserve">Multifunctional sericin-protocatechualdehyde‑silver sulfadiazine bioactive hydrogel with dual antibacterial and antioxidant activities for managing chronic wounds.</w:t>
+            </w:r>
+          </w:hyperlink>
+        </w:t>
+      </w:r>
+    </w:p>
+    <w:p>
+      <w:pPr>
+        <w:spacing w:after="0"/>
+        <w:rPr>
+          <w:color w:val="0F50FF"/>
+          <w:u w:val="single"/>
+        </w:rPr>
+      </w:pPr>
+      <w:r>
+        <w:rPr>
+          <w:color w:val="0F50FF"/>
+          <w:u w:val="single"/>
+        </w:rPr>
+        <w:t xml:space="preserve"/>
+      </w:r>
+    </w:p>
+    <w:p>
+      <w:pPr>
+        <w:pStyle w:val="ListParagraph"/>
+        <w:numPr>
+          <w:ilvl w:val="0"/>
+          <w:numId w:val="18"/>
+        </w:numPr>
+        <w:spacing w:after="0" w:line="240" w:lineRule="auto"/>
+        <w:ind w:left="357" w:hanging="357"/>
+        <w:rPr>
+          <w:color w:val="0F50FF"/>
+          <w:u w:val="single"/>
+        </w:rPr>
+      </w:pPr>
+      <w:proofErr w:type="gramStart"/>
+      <w:r>
+        <w:rPr>
+          <w:color w:val="0F50FF"/>
+          <w:u w:val="single"/>
+        </w:rPr>
+        <w:t xml:space="preserve">
+          <w:hyperlink r:id="rId112" w:tgtFrame="_blank">
+            <w:r>
+              <w:t xml:space="preserve">Serious Adverse Events Following COVID-19 Vaccination: A Descriptive Case Series From a Rural Healthcare System.</w:t>
             </w:r>
           </w:hyperlink>
         </w:t>
@@ -1534,9 +1759,9 @@
           <w:u w:val="single"/>
         </w:rPr>
         <w:t xml:space="preserve">
-          <w:hyperlink r:id="rId146" w:tgtFrame="_blank">
-            <w:r>
-              <w:t xml:space="preserve">Clinical applications of machine learning for infection assessment in diabetic foot ulcers.</w:t>
+          <w:hyperlink r:id="rId35" w:tgtFrame="_blank">
+            <w:r>
+              <w:t xml:space="preserve">Bletilla striata polysaccharide as a dual-hit biologic: Orchestrating pyroptosis inhibition and trained immunity for chronic wound resolution.</w:t>
             </w:r>
           </w:hyperlink>
         </w:t>
@@ -1579,9 +1804,9 @@
           <w:u w:val="single"/>
         </w:rPr>
         <w:t xml:space="preserve">
-          <w:hyperlink r:id="rId147" w:tgtFrame="_blank">
-            <w:r>
-              <w:t xml:space="preserve">Diagnostic accuracy of C-reactive protein for diabetic foot osteomyelitis: a retrospective study and meta-analysis of composite cut-off values.</w:t>
+          <w:hyperlink r:id="rId36" w:tgtFrame="_blank">
+            <w:r>
+              <w:t xml:space="preserve">Amputation Risk Prediction Tools for Patients With Diabetic Foot: A Systematic Review.</w:t>
             </w:r>
           </w:hyperlink>
         </w:t>
@@ -1624,9 +1849,9 @@
           <w:u w:val="single"/>
         </w:rPr>
         <w:t xml:space="preserve">
-          <w:hyperlink r:id="rId148" w:tgtFrame="_blank">
-            <w:r>
-              <w:t xml:space="preserve">A wound dressing with copper and silver nanoparticles versus ionic silver hydrofibre dressing for the treatment of diabetic foot ulcers: a randomised clinical trial.</w:t>
+          <w:hyperlink r:id="rId37" w:tgtFrame="_blank">
+            <w:r>
+              <w:t xml:space="preserve">Chronic Wound Management With a Super-oxidized Solution and Aerosol Gel Spray: A Case Series.</w:t>
             </w:r>
           </w:hyperlink>
         </w:t>
@@ -1669,9 +1894,9 @@
           <w:u w:val="single"/>
         </w:rPr>
         <w:t xml:space="preserve">
-          <w:hyperlink r:id="rId149" w:tgtFrame="_blank">
-            <w:r>
-              <w:t xml:space="preserve">Bacterial composition and healing tendency with cold atmospheric plasma treatment in diabetic wounds.</w:t>
+          <w:hyperlink r:id="rId38" w:tgtFrame="_blank">
+            <w:r>
+              <w:t xml:space="preserve">Prevalence of infection in amputations in patients with diabetic foot ulcer: a retrospective study.</w:t>
             </w:r>
           </w:hyperlink>
         </w:t>
@@ -1714,9 +1939,9 @@
           <w:u w:val="single"/>
         </w:rPr>
         <w:t xml:space="preserve">
-          <w:hyperlink r:id="rId150" w:tgtFrame="_blank">
-            <w:r>
-              <w:t xml:space="preserve">Characteristic Correlation between Staphylococcal Isolates from Wounds and Nares of Diabetic Foot Patients Living in Erbil City, Iraq.</w:t>
+          <w:hyperlink r:id="rId39" w:tgtFrame="_blank">
+            <w:r>
+              <w:t xml:space="preserve">Research on the Efficacy of Antibiotic-Loaded Bone Cement in Treating Diabetic Foot Ulcers with Infection: A Clinical Study on Surgical Outcomes and Recovery Strategies.</w:t>
             </w:r>
           </w:hyperlink>
         </w:t>
@@ -1759,9 +1984,9 @@
           <w:u w:val="single"/>
         </w:rPr>
         <w:t xml:space="preserve">
-          <w:hyperlink r:id="rId151" w:tgtFrame="_blank">
-            <w:r>
-              <w:t xml:space="preserve">Beyond Anatomy: Integrating Host Reserve Biomarkers with SVS WIfI to Predict Major Amputation in Chronic Limb-Threatening Ischemia - A Retrospective Study from a Tertiary Center in South India.</w:t>
+          <w:hyperlink r:id="rId40" w:tgtFrame="_blank">
+            <w:r>
+              <w:t xml:space="preserve">More Detection, Better Decisions? Rethinking Pathogen-Driven Therapy in Diabetic Foot Infections.</w:t>
             </w:r>
           </w:hyperlink>
         </w:t>
@@ -1804,9 +2029,9 @@
           <w:u w:val="single"/>
         </w:rPr>
         <w:t xml:space="preserve">
-          <w:hyperlink r:id="rId152" w:tgtFrame="_blank">
-            <w:r>
-              <w:t xml:space="preserve">Advanced microfluidic and 3D cell culture platforms for modeling vascularization in diabetic foot ulcers: A systematic review of translational challenges and perspectives.</w:t>
+          <w:hyperlink r:id="rId41" w:tgtFrame="_blank">
+            <w:r>
+              <w:t xml:space="preserve">Bacteriological Profile and Antibiogram of Culture-Confirmed Orthopaedic Wound Infections in a Tertiary Care Hospital.</w:t>
             </w:r>
           </w:hyperlink>
         </w:t>
@@ -1849,9 +2074,9 @@
           <w:u w:val="single"/>
         </w:rPr>
         <w:t xml:space="preserve">
-          <w:hyperlink r:id="rId153" w:tgtFrame="_blank">
-            <w:r>
-              <w:t xml:space="preserve">From Epistaxis to a Platelet Count of Four: A Rare Presentation of Teicoplanin-Induced Thrombocytopenia.</w:t>
+          <w:hyperlink r:id="rId42" w:tgtFrame="_blank">
+            <w:r>
+              <w:t xml:space="preserve">Reliability and Validation of Three Scoring Systems in the Assessment of Diabetic Foot Ulcers.</w:t>
             </w:r>
           </w:hyperlink>
         </w:t>
@@ -1894,9 +2119,9 @@
           <w:u w:val="single"/>
         </w:rPr>
         <w:t xml:space="preserve">
-          <w:hyperlink r:id="rId154" w:tgtFrame="_blank">
-            <w:r>
-              <w:t xml:space="preserve">Epidemiological trends in bacterial resistance in diabetic foot infections across the COVID-19 timeline: a retrospective analysis.</w:t>
+          <w:hyperlink r:id="rId43" w:tgtFrame="_blank">
+            <w:r>
+              <w:t xml:space="preserve">Pyoverdine-induced iron dysregulation exacerbates vascular endothelial barrier dysfunction under hyperglycemic conditions.</w:t>
             </w:r>
           </w:hyperlink>
         </w:t>
@@ -1939,9 +2164,9 @@
           <w:u w:val="single"/>
         </w:rPr>
         <w:t xml:space="preserve">
-          <w:hyperlink r:id="rId155" w:tgtFrame="_blank">
-            <w:r>
-              <w:t xml:space="preserve">Blue light-activated berberine-gentamicin combination breaks down biofilms in diabetic foot ulcers.</w:t>
+          <w:hyperlink r:id="rId44" w:tgtFrame="_blank">
+            <w:r>
+              <w:t xml:space="preserve">A Single-Institution Cohort Study of Autologous Platelet-Rich Plasma Gel for Hard-to-Heal Chronic Wounds: Potential Role in Microvascular Regeneration.</w:t>
             </w:r>
           </w:hyperlink>
         </w:t>
@@ -1984,9 +2209,9 @@
           <w:u w:val="single"/>
         </w:rPr>
         <w:t xml:space="preserve">
-          <w:hyperlink r:id="rId156" w:tgtFrame="_blank">
-            <w:r>
-              <w:t xml:space="preserve">Imaging trends in diabetic foot infections.</w:t>
+          <w:hyperlink r:id="rId45" w:tgtFrame="_blank">
+            <w:r>
+              <w:t xml:space="preserve">Analysis of Circulating MicroRNAs in Patients with Diabetic Foot Ulcers and Lower Limb Amputation.</w:t>
             </w:r>
           </w:hyperlink>
         </w:t>
@@ -2029,9 +2254,9 @@
           <w:u w:val="single"/>
         </w:rPr>
         <w:t xml:space="preserve">
-          <w:hyperlink r:id="rId157" w:tgtFrame="_blank">
-            <w:r>
-              <w:t xml:space="preserve">Foot self-care knowledge, practices and associated factors among individuals diagnosed with diabetes attending clinics at base hospitals in Colombo, Sri Lanka: an analytical cross-sectional study.</w:t>
+          <w:hyperlink r:id="rId46" w:tgtFrame="_blank">
+            <w:r>
+              <w:t xml:space="preserve">Blue-light-activated berberine-gentamycin inhibits and eradicates Staphylococcus aureus biofilms by promoting oxidative stress and structural disruption.</w:t>
             </w:r>
           </w:hyperlink>
         </w:t>
@@ -2074,9 +2299,9 @@
           <w:u w:val="single"/>
         </w:rPr>
         <w:t xml:space="preserve">
-          <w:hyperlink r:id="rId158" w:tgtFrame="_blank">
-            <w:r>
-              <w:t xml:space="preserve">Mini Free Flaps for Diabetic Foot Reconstruction.</w:t>
+          <w:hyperlink r:id="rId47" w:tgtFrame="_blank">
+            <w:r>
+              <w:t xml:space="preserve">The Use of Antibiotic-Impregnated Cement for Infection or Mechanical Support in Diabetic Foot Osteomyelitis: A Systematic Review and Meta-Analysis.</w:t>
             </w:r>
           </w:hyperlink>
         </w:t>
@@ -2119,9 +2344,9 @@
           <w:u w:val="single"/>
         </w:rPr>
         <w:t xml:space="preserve">
-          <w:hyperlink r:id="rId159" w:tgtFrame="_blank">
-            <w:r>
-              <w:t xml:space="preserve">From foot to fatality: The alarming outcomes following acute diabetic foot infections ("diabetic foot attacks").</w:t>
+          <w:hyperlink r:id="rId48" w:tgtFrame="_blank">
+            <w:r>
+              <w:t xml:space="preserve">Improving Early Identification and Documentation of High-Risk Diabetic Foot Complications Through a Closed-Loop Clinical Audit at Almanagil Teaching Hospital.</w:t>
             </w:r>
           </w:hyperlink>
         </w:t>
@@ -2164,9 +2389,9 @@
           <w:u w:val="single"/>
         </w:rPr>
         <w:t xml:space="preserve">
-          <w:hyperlink r:id="rId160" w:tgtFrame="_blank">
-            <w:r>
-              <w:t xml:space="preserve">Mechanism and clinical application of ozone therapy in treating skin ulcer diseases.</w:t>
+          <w:hyperlink r:id="rId49" w:tgtFrame="_blank">
+            <w:r>
+              <w:t xml:space="preserve">Rocket propulsion-inspired two-stage nitric oxide-releasing hydrogel for phase-matched therapy of diabetic wounds.</w:t>
             </w:r>
           </w:hyperlink>
         </w:t>
@@ -2209,9 +2434,9 @@
           <w:u w:val="single"/>
         </w:rPr>
         <w:t xml:space="preserve">
-          <w:hyperlink r:id="rId161" w:tgtFrame="_blank">
-            <w:r>
-              <w:t xml:space="preserve">Bibliometric Insights into Hydrogel Technology For Diabetic Foot Ulcer Healing (2001-2024).</w:t>
+          <w:hyperlink r:id="rId50" w:tgtFrame="_blank">
+            <w:r>
+              <w:t xml:space="preserve">AI-guided 3D bioprinting of multi-drug-loaded chitosan methacrylate hydrogels for personalized diabetic ulcer repair.</w:t>
             </w:r>
           </w:hyperlink>
         </w:t>
@@ -2254,9 +2479,9 @@
           <w:u w:val="single"/>
         </w:rPr>
         <w:t xml:space="preserve">
-          <w:hyperlink r:id="rId162" w:tgtFrame="_blank">
-            <w:r>
-              <w:t xml:space="preserve">Staged management of infected diabetic foot ulcers: a 300-patient cohort study on prognostic grading, pathogen dynamics, and individualized risk prediction.</w:t>
+          <w:hyperlink r:id="rId51" w:tgtFrame="_blank">
+            <w:r>
+              <w:t xml:space="preserve">Platelet-rich plasma combined with multimodal therapy for diabetic foot ulcer with tophi: a case report.</w:t>
             </w:r>
           </w:hyperlink>
         </w:t>
@@ -2299,9 +2524,9 @@
           <w:u w:val="single"/>
         </w:rPr>
         <w:t xml:space="preserve">
-          <w:hyperlink r:id="rId163" w:tgtFrame="_blank">
-            <w:r>
-              <w:t xml:space="preserve">QbD-Based Development of a pH-Responsive SLN-Loaded Hydrogel for Topical Management of Biofilm-Associated Diabetic Foot Ulcers.</w:t>
+          <w:hyperlink r:id="rId52" w:tgtFrame="_blank">
+            <w:r>
+              <w:t xml:space="preserve">Regenerative therapies for complex diabetic foot wounds: a therapeutic challenge.</w:t>
             </w:r>
           </w:hyperlink>
         </w:t>
@@ -2344,9 +2569,9 @@
           <w:u w:val="single"/>
         </w:rPr>
         <w:t xml:space="preserve">
-          <w:hyperlink r:id="rId164" w:tgtFrame="_blank">
-            <w:r>
-              <w:t xml:space="preserve">Detection of vanA-positive, glycopeptide-resistant but ampicillin-susceptible Enterococcus faecalis: two genetically distinct, unrelated clinical isolates from the United Kingdom.</w:t>
+          <w:hyperlink r:id="rId53" w:tgtFrame="_blank">
+            <w:r>
+              <w:t xml:space="preserve">Non-Randomised Comparative Analysis and Cost-Minimisation Analysis of Macrophage-Modulating Cream on Mildly Infected Diabetic Foot Ulcers: A Real-World Preliminary Report.</w:t>
             </w:r>
           </w:hyperlink>
         </w:t>
@@ -2389,9 +2614,9 @@
           <w:u w:val="single"/>
         </w:rPr>
         <w:t xml:space="preserve">
-          <w:hyperlink r:id="rId165" w:tgtFrame="_blank">
-            <w:r>
-              <w:t xml:space="preserve">Partnering with Communities to Improve Diabetic Foot Ulcer Care in High-Risk Populations.</w:t>
+          <w:hyperlink r:id="rId54" w:tgtFrame="_blank">
+            <w:r>
+              <w:t xml:space="preserve">Clinical and cost-effectiveness of negative pressure wound therapy versus usual care for surgical wounds healing by secondary intention: the SWHSI 2 pragmatic RCT.</w:t>
             </w:r>
           </w:hyperlink>
         </w:t>
@@ -2434,9 +2659,9 @@
           <w:u w:val="single"/>
         </w:rPr>
         <w:t xml:space="preserve">
-          <w:hyperlink r:id="rId166" w:tgtFrame="_blank">
-            <w:r>
-              <w:t xml:space="preserve">Risk Factors Associated With Methicillin-Resistant Staphylococcus aureus Infections in Patients With Diabetic Foot Ulcers in Tehran.</w:t>
+          <w:hyperlink r:id="rId55" w:tgtFrame="_blank">
+            <w:r>
+              <w:t xml:space="preserve">Antimicrobial Photodynamic Therapy in the Treatment of Diabetic Foot Ulcers: A Pilot Randomized Clinical Trial.</w:t>
             </w:r>
           </w:hyperlink>
         </w:t>
@@ -2479,9 +2704,9 @@
           <w:u w:val="single"/>
         </w:rPr>
         <w:t xml:space="preserve">
-          <w:hyperlink r:id="rId167" w:tgtFrame="_blank">
-            <w:r>
-              <w:t xml:space="preserve">A Survey of the Microbiome, Culturome and ARG Profile of a Cohort of Chronic Diabetic Foot Lesions.</w:t>
+          <w:hyperlink r:id="rId56" w:tgtFrame="_blank">
+            <w:r>
+              <w:t xml:space="preserve">Advances in the application of artificial intelligence-driven multi-modal imaging technologies in the comprehensive diagnosis and treatment of diabetic foot ulcers.</w:t>
             </w:r>
           </w:hyperlink>
         </w:t>
@@ -2524,9 +2749,9 @@
           <w:u w:val="single"/>
         </w:rPr>
         <w:t xml:space="preserve">
-          <w:hyperlink r:id="rId168" w:tgtFrame="_blank">
-            <w:r>
-              <w:t xml:space="preserve">[Clinical pathway of gel-based preparations for wound healing of diabetic foot ulcer].</w:t>
+          <w:hyperlink r:id="rId57" w:tgtFrame="_blank">
+            <w:r>
+              <w:t xml:space="preserve">Comprehensive Review of Hydrogel-Mediated Strategies for Diabetic Wound Healing.</w:t>
             </w:r>
           </w:hyperlink>
         </w:t>
@@ -2569,9 +2794,9 @@
           <w:u w:val="single"/>
         </w:rPr>
         <w:t xml:space="preserve">
-          <w:hyperlink r:id="rId169" w:tgtFrame="_blank">
-            <w:r>
-              <w:t xml:space="preserve">Microbiology and antibiotic resistance of diabetes-related foot infections in Brazil: a systematic review.</w:t>
+          <w:hyperlink r:id="rId58" w:tgtFrame="_blank">
+            <w:r>
+              <w:t xml:space="preserve">Antibiotic-loaded bone substitutes in the surgical management of diabetic foot osteomyelitis: Current evidence and clinical perspectives.</w:t>
             </w:r>
           </w:hyperlink>
         </w:t>
@@ -2614,9 +2839,9 @@
           <w:u w:val="single"/>
         </w:rPr>
         <w:t xml:space="preserve">
-          <w:hyperlink r:id="rId170" w:tgtFrame="_blank">
-            <w:r>
-              <w:t xml:space="preserve">Use of TaqMan array card to investigate bacterial isolates in diabetic foot ulcers.</w:t>
+          <w:hyperlink r:id="rId59" w:tgtFrame="_blank">
+            <w:r>
+              <w:t xml:space="preserve">C-reactive protein-to-albumin ratio improves prediction of 6-month major adverse limb events in diabetic foot ulcers: a retrospective cohort study.</w:t>
             </w:r>
           </w:hyperlink>
         </w:t>
@@ -2659,9 +2884,9 @@
           <w:u w:val="single"/>
         </w:rPr>
         <w:t xml:space="preserve">
-          <w:hyperlink r:id="rId171" w:tgtFrame="_blank">
-            <w:r>
-              <w:t xml:space="preserve">Ulcer Recurrence Impairs Outcomes of Patients with Diabetic Foot.</w:t>
+          <w:hyperlink r:id="rId60" w:tgtFrame="_blank">
+            <w:r>
+              <w:t xml:space="preserve">Comparison of General vs. Spinal Anesthesia in Diabetic Foot Patients undergoing MLLA in LMIC - A post propensity score matching.</w:t>
             </w:r>
           </w:hyperlink>
         </w:t>
@@ -2704,9 +2929,9 @@
           <w:u w:val="single"/>
         </w:rPr>
         <w:t xml:space="preserve">
-          <w:hyperlink r:id="rId172" w:tgtFrame="_blank">
-            <w:r>
-              <w:t xml:space="preserve">Comparative Effectiveness of Transmetatarsal First Ray Amputation and Hallux Amputation in a Diabetic Foot Ulcer Cohort.</w:t>
+          <w:hyperlink r:id="rId61" w:tgtFrame="_blank">
+            <w:r>
+              <w:t xml:space="preserve">Staphylococcus argenteus ST2250 from diabetic foot sepsis: genomic insights into resistance and virulence.</w:t>
             </w:r>
           </w:hyperlink>
         </w:t>
@@ -2749,9 +2974,9 @@
           <w:u w:val="single"/>
         </w:rPr>
         <w:t xml:space="preserve">
-          <w:hyperlink r:id="rId173" w:tgtFrame="_blank">
-            <w:r>
-              <w:t xml:space="preserve">Photothermal-driven multifunctional injectable hydrogel platform for promoting diabetic bone defect repair through synergistic immunomodulation and bone homeostasis.</w:t>
+          <w:hyperlink r:id="rId62" w:tgtFrame="_blank">
+            <w:r>
+              <w:t xml:space="preserve">Evaluation of the Effectiveness of Hyodine on Healing of Diabetic Foot Ulcer: A Randomized Single-Blind Controlled Trial.</w:t>
             </w:r>
           </w:hyperlink>
         </w:t>
@@ -2794,9 +3019,9 @@
           <w:u w:val="single"/>
         </w:rPr>
         <w:t xml:space="preserve">
-          <w:hyperlink r:id="rId174" w:tgtFrame="_blank">
-            <w:r>
-              <w:t xml:space="preserve">Absence of evidence or evidence of absence? Interpreting bone biopsy-guided therapy in diabetic foot osteomyelitis.</w:t>
+          <w:hyperlink r:id="rId63" w:tgtFrame="_blank">
+            <w:r>
+              <w:t xml:space="preserve">Does Antibiotic Treatment Before Bone Biopsy Affects the Identification of Bacterial Pathogens From Bone Culture in Diabetic Foot Osteomyelitis? A Systematic Review and Meta Analysis.</w:t>
             </w:r>
           </w:hyperlink>
         </w:t>
@@ -2839,9 +3064,9 @@
           <w:u w:val="single"/>
         </w:rPr>
         <w:t xml:space="preserve">
-          <w:hyperlink r:id="rId175" w:tgtFrame="_blank">
-            <w:r>
-              <w:t xml:space="preserve">Comprehensive evaluation of sacchachitosan-based transdermal films for wound care: Physical, chemical, and biological parameters.</w:t>
+          <w:hyperlink r:id="rId64" w:tgtFrame="_blank">
+            <w:r>
+              <w:t xml:space="preserve">Hydrogen-delivering biomaterial carriers for diabetic foot ulcer healing: a systematic review and meta-analysis of preclinical animal studies.</w:t>
             </w:r>
           </w:hyperlink>
         </w:t>
@@ -2884,9 +3109,9 @@
           <w:u w:val="single"/>
         </w:rPr>
         <w:t xml:space="preserve">
-          <w:hyperlink r:id="rId176" w:tgtFrame="_blank">
-            <w:r>
-              <w:t xml:space="preserve">Targeting the Pathological Microenvironment in Diabetic Foot Ulcers: Advances in Drug Delivery Systems for Improved Healing.</w:t>
+          <w:hyperlink r:id="rId65" w:tgtFrame="_blank">
+            <w:r>
+              <w:t xml:space="preserve">Improving the Severity Classification System of Diabetes-Related Foot Infections: Necrosis is a Better Predictor of Amputation Than Systemic Inflammatory Response.</w:t>
             </w:r>
           </w:hyperlink>
         </w:t>
@@ -2929,9 +3154,9 @@
           <w:u w:val="single"/>
         </w:rPr>
         <w:t xml:space="preserve">
-          <w:hyperlink r:id="rId177" w:tgtFrame="_blank">
-            <w:r>
-              <w:t xml:space="preserve">Application of nanofiber wound dressings in diabetic wound healing: a review and economic considerations.</w:t>
+          <w:hyperlink r:id="rId66" w:tgtFrame="_blank">
+            <w:r>
+              <w:t xml:space="preserve">Peripheral Revascularization in Diabetic and Non-Diabetic Patients: A Single-Centre Observational Experience.</w:t>
             </w:r>
           </w:hyperlink>
         </w:t>
@@ -2974,9 +3199,9 @@
           <w:u w:val="single"/>
         </w:rPr>
         <w:t xml:space="preserve">
-          <w:hyperlink r:id="rId178" w:tgtFrame="_blank">
-            <w:r>
-              <w:t xml:space="preserve">Platelet-rich plasma in the management of diabetic foot ulcers (Review).</w:t>
+          <w:hyperlink r:id="rId67" w:tgtFrame="_blank">
+            <w:r>
+              <w:t xml:space="preserve">The gut-skin axis in wound healing: a bibliometric analysis of intestinal flora and chronic wounds (2005-2025).</w:t>
             </w:r>
           </w:hyperlink>
         </w:t>
@@ -3019,9 +3244,9 @@
           <w:u w:val="single"/>
         </w:rPr>
         <w:t xml:space="preserve">
-          <w:hyperlink r:id="rId179" w:tgtFrame="_blank">
-            <w:r>
-              <w:t xml:space="preserve">Optimal Wound pH and Related Factors in the Healing Process of Diabetes-Related Foot Ulcer: A Prospective Observational Study.</w:t>
+          <w:hyperlink r:id="rId68" w:tgtFrame="_blank">
+            <w:r>
+              <w:t xml:space="preserve">The Adjunctive Role of Hyperbaric Oxygen Therapy in Microbial Infection-Related Conditions.</w:t>
             </w:r>
           </w:hyperlink>
         </w:t>
@@ -3064,9 +3289,9 @@
           <w:u w:val="single"/>
         </w:rPr>
         <w:t xml:space="preserve">
-          <w:hyperlink r:id="rId180" w:tgtFrame="_blank">
-            <w:r>
-              <w:t xml:space="preserve">Comprehensive Management of Diabetic Foot Ulcers: Current Evidence and Practice.</w:t>
+          <w:hyperlink r:id="rId69" w:tgtFrame="_blank">
+            <w:r>
+              <w:t xml:space="preserve">Antimicrobial Photodynamic Inactivation of Pseudomonas aeruginosa Biofilms by a Multifunctional Triple Combination of Natural Photosensitisers, Gentamicin, and Colistin.</w:t>
             </w:r>
           </w:hyperlink>
         </w:t>
@@ -3109,9 +3334,9 @@
           <w:u w:val="single"/>
         </w:rPr>
         <w:t xml:space="preserve">
-          <w:hyperlink r:id="rId181" w:tgtFrame="_blank">
-            <w:r>
-              <w:t xml:space="preserve">Pathogen profile and inflammatory biomarkers in diabetic foot infections: correlation with disease severity.</w:t>
+          <w:hyperlink r:id="rId70" w:tgtFrame="_blank">
+            <w:r>
+              <w:t xml:space="preserve">Spectral fingerprinting by FTIR microspectroscopy enables differentiation of Gram status, strain variability and resistance phenotypes among diabetic foot infection isolates.</w:t>
             </w:r>
           </w:hyperlink>
         </w:t>
@@ -3154,9 +3379,9 @@
           <w:u w:val="single"/>
         </w:rPr>
         <w:t xml:space="preserve">
-          <w:hyperlink r:id="rId182" w:tgtFrame="_blank">
-            <w:r>
-              <w:t xml:space="preserve">Commentary on Charlier et al. article 'Paleoproteomics reveals chromoblastomycosis as possible cause of King of France Louis XIV's death (1715)'.</w:t>
+          <w:hyperlink r:id="rId71" w:tgtFrame="_blank">
+            <w:r>
+              <w:t xml:space="preserve">Biomechanical Considerations of the Neuropathic Foot: A Primer for Plastic Surgeons.</w:t>
             </w:r>
           </w:hyperlink>
         </w:t>
@@ -3199,9 +3424,9 @@
           <w:u w:val="single"/>
         </w:rPr>
         <w:t xml:space="preserve">
-          <w:hyperlink r:id="rId183" w:tgtFrame="_blank">
-            <w:r>
-              <w:t xml:space="preserve">Advanced regenerative solutions in diabetic foot ulcer therapy: delivery of mesenchymal stem cells in injectable hydrogels.</w:t>
+          <w:hyperlink r:id="rId72" w:tgtFrame="_blank">
+            <w:r>
+              <w:t xml:space="preserve">Topical therapies for diabetic foot ulcers: a systematic review and network meta-analysis.</w:t>
             </w:r>
           </w:hyperlink>
         </w:t>
@@ -3244,9 +3469,9 @@
           <w:u w:val="single"/>
         </w:rPr>
         <w:t xml:space="preserve">
-          <w:hyperlink r:id="rId184" w:tgtFrame="_blank">
-            <w:r>
-              <w:t xml:space="preserve">The relationship between urinary albumin-to-creatinine ratio and bacterial profiles/inflammatory markers in diabetic foot infections: a retrospective cross-sectional observational study.</w:t>
+          <w:hyperlink r:id="rId73" w:tgtFrame="_blank">
+            <w:r>
+              <w:t xml:space="preserve">Absence of Bacterial Fluorescence Is Associated With Early Response to Skin Substitutes in Diabetic and Venous Ulcers: A Single-Blinded Prospective Study.</w:t>
             </w:r>
           </w:hyperlink>
         </w:t>
@@ -3289,9 +3514,9 @@
           <w:u w:val="single"/>
         </w:rPr>
         <w:t xml:space="preserve">
-          <w:hyperlink r:id="rId185" w:tgtFrame="_blank">
-            <w:r>
-              <w:t xml:space="preserve">Hyperbaric Oxygen Therapy in Surgical Wound Healing and Tissue Salvage: A Structured Narrative Review.</w:t>
+          <w:hyperlink r:id="rId74" w:tgtFrame="_blank">
+            <w:r>
+              <w:t xml:space="preserve">Bone‑origin repair in diabetic foot ulcers: Mechanisms of callus formation and endocrine effects in healing (Review).</w:t>
             </w:r>
           </w:hyperlink>
         </w:t>
@@ -3334,9 +3559,9 @@
           <w:u w:val="single"/>
         </w:rPr>
         <w:t xml:space="preserve">
-          <w:hyperlink r:id="rId186" w:tgtFrame="_blank">
-            <w:r>
-              <w:t xml:space="preserve">Risk Factors and Nomogram Model for Multidrug-Resistant Bacterial Infections in Diabetic Foot Wounds.</w:t>
+          <w:hyperlink r:id="rId75" w:tgtFrame="_blank">
+            <w:r>
+              <w:t xml:space="preserve">Chronic Lower Extremity Wounds: Updates on Lower Extremity Reconstruction in Clinics in Plastic Surgery.</w:t>
             </w:r>
           </w:hyperlink>
         </w:t>
@@ -3379,9 +3604,9 @@
           <w:u w:val="single"/>
         </w:rPr>
         <w:t xml:space="preserve">
-          <w:hyperlink r:id="rId187" w:tgtFrame="_blank">
-            <w:r>
-              <w:t xml:space="preserve">Candida Drug Resistance in Patients With Diabetic Foot Ulcers: A Systematic Review and Meta-Analysis.</w:t>
+          <w:hyperlink r:id="rId76" w:tgtFrame="_blank">
+            <w:r>
+              <w:t xml:space="preserve">Effectiveness of the Multimodal Strategy to Reduce Multidrug-Resistant Organisms Acquisition in Diabetic Foot Infections: A Quasi-Experimental Study.</w:t>
             </w:r>
           </w:hyperlink>
         </w:t>
@@ -3424,9 +3649,9 @@
           <w:u w:val="single"/>
         </w:rPr>
         <w:t xml:space="preserve">
-          <w:hyperlink r:id="rId188" w:tgtFrame="_blank">
-            <w:r>
-              <w:t xml:space="preserve">Negative Pressure Wound Therapy as a Key Strategy in the Management of Severe Diabetic Foot Ulcers in Septic Frail Patients: A Case Series.</w:t>
+          <w:hyperlink r:id="rId77" w:tgtFrame="_blank">
+            <w:r>
+              <w:t xml:space="preserve">Carbopol(®) 940 Hydrogel Functionalised with Plasma-Activated Water: An Advanced Platform for Controlled ROS Delivery and Antimicrobial Applications.</w:t>
             </w:r>
           </w:hyperlink>
         </w:t>
@@ -3469,9 +3694,9 @@
           <w:u w:val="single"/>
         </w:rPr>
         <w:t xml:space="preserve">
-          <w:hyperlink r:id="rId189" w:tgtFrame="_blank">
-            <w:r>
-              <w:t xml:space="preserve">Multidrug-Resistant Serratia fonticola Causing Diabetic Foot Infection: A Rare Case Highlighting Emerging Antimicrobial Resistance.</w:t>
+          <w:hyperlink r:id="rId78" w:tgtFrame="_blank">
+            <w:r>
+              <w:t xml:space="preserve">Hydrogel-Based Platforms for Wound Care: Integrated Strategies for Antimicrobial Delivery and Biofilm Management.</w:t>
             </w:r>
           </w:hyperlink>
         </w:t>
@@ -3514,9 +3739,9 @@
           <w:u w:val="single"/>
         </w:rPr>
         <w:t xml:space="preserve">
-          <w:hyperlink r:id="rId190" w:tgtFrame="_blank">
-            <w:r>
-              <w:t xml:space="preserve">Self-Cascading Copper-Based Nanoassemblies Trigger Bacterial Cuproptosis-Like Death and Promote Wound Healing for Diabetic Drug-Resistant Bacterial Infections.</w:t>
+          <w:hyperlink r:id="rId79" w:tgtFrame="_blank">
+            <w:r>
+              <w:t xml:space="preserve">Discriminative Ability and Clinical Associations of Serum SIRT1, SIRT3, Apelin, and ELA in Patients with Diabetic Foot Infection.</w:t>
             </w:r>
           </w:hyperlink>
         </w:t>
@@ -3559,9 +3784,9 @@
           <w:u w:val="single"/>
         </w:rPr>
         <w:t xml:space="preserve">
-          <w:hyperlink r:id="rId191" w:tgtFrame="_blank">
-            <w:r>
-              <w:t xml:space="preserve">A First-In-Human Study of Pyroligneous Extract, the Biomaterial Derived From Pyrolytic Palm Kernel Shell Wood Vinegar as a Novel Wound Healing Aid on Diabetic Foot Ulcer.</w:t>
+          <w:hyperlink r:id="rId80" w:tgtFrame="_blank">
+            <w:r>
+              <w:t xml:space="preserve">The Combined Use of Ozone and Negative Pressure Wound Therapy in the Management of Diabetes-Related Foot Disease: A Retrospective Exploratory Cohort Study.</w:t>
             </w:r>
           </w:hyperlink>
         </w:t>
@@ -3604,9 +3829,9 @@
           <w:u w:val="single"/>
         </w:rPr>
         <w:t xml:space="preserve">
-          <w:hyperlink r:id="rId192" w:tgtFrame="_blank">
-            <w:r>
-              <w:t xml:space="preserve">Leukocyte VCS parameters as potential auxiliary markers associated with diabetes and its inflammatory complications: A retrospective cross-sectional study.</w:t>
+          <w:hyperlink r:id="rId81" w:tgtFrame="_blank">
+            <w:r>
+              <w:t xml:space="preserve">Association Between Diabetic Foot Lesions and Diabetic Foot Ulcers: A Cross-Sectional Study.</w:t>
             </w:r>
           </w:hyperlink>
         </w:t>
@@ -3649,9 +3874,9 @@
           <w:u w:val="single"/>
         </w:rPr>
         <w:t xml:space="preserve">
-          <w:hyperlink r:id="rId193" w:tgtFrame="_blank">
-            <w:r>
-              <w:t xml:space="preserve">Thirty-Day Readmission After Hospitalisation for Diabetic Foot Ulcer: A Nationwide Analysis.</w:t>
+          <w:hyperlink r:id="rId82" w:tgtFrame="_blank">
+            <w:r>
+              <w:t xml:space="preserve">Hypofibrinogenemia Induced by Eravacycline: A Rare but Serious Adverse Effect of a Novel Antimicrobial Agent.</w:t>
             </w:r>
           </w:hyperlink>
         </w:t>
@@ -3694,9 +3919,9 @@
           <w:u w:val="single"/>
         </w:rPr>
         <w:t xml:space="preserve">
-          <w:hyperlink r:id="rId194" w:tgtFrame="_blank">
-            <w:r>
-              <w:t xml:space="preserve">Multi-kingdom biofilms breached: microneedle delivery of metabolically targeted organic silver-photosensitizers for polymicrobial infections in diabetic foot ulcers.</w:t>
+          <w:hyperlink r:id="rId83" w:tgtFrame="_blank">
+            <w:r>
+              <w:t xml:space="preserve">Analysis of infection characteristics and clinical predictive indicators of different bacterial diabetic foot in Yunnan area.</w:t>
             </w:r>
           </w:hyperlink>
         </w:t>
@@ -3739,9 +3964,9 @@
           <w:u w:val="single"/>
         </w:rPr>
         <w:t xml:space="preserve">
-          <w:hyperlink r:id="rId195" w:tgtFrame="_blank">
-            <w:r>
-              <w:t xml:space="preserve">The association of serum uric acid with severity and prognosis of patients with diabetic foot ulcers.</w:t>
+          <w:hyperlink r:id="rId84" w:tgtFrame="_blank">
+            <w:r>
+              <w:t xml:space="preserve">Curative outcomes with metal-containing TCM in diabetic foot ulcers unresponsive to standard therapy: a case series.</w:t>
             </w:r>
           </w:hyperlink>
         </w:t>
@@ -3784,9 +4009,9 @@
           <w:u w:val="single"/>
         </w:rPr>
         <w:t xml:space="preserve">
-          <w:hyperlink r:id="rId196" w:tgtFrame="_blank">
-            <w:r>
-              <w:t xml:space="preserve">Development, validation, and pilot implementation of a prognostic model to predict future foot complications among people with diabetes recently discharged from hospital.</w:t>
+          <w:hyperlink r:id="rId85" w:tgtFrame="_blank">
+            <w:r>
+              <w:t xml:space="preserve">Associations of a nursing care bundle with clinical outcomes in patients with severe burns and inhalation injury: a retrospective cohort study.</w:t>
             </w:r>
           </w:hyperlink>
         </w:t>
@@ -3829,9 +4054,9 @@
           <w:u w:val="single"/>
         </w:rPr>
         <w:t xml:space="preserve">
-          <w:hyperlink r:id="rId197" w:tgtFrame="_blank">
-            <w:r>
-              <w:t xml:space="preserve">Decompressive fasciotomy as a limb-sparing intervention for gas-forming soft tissue infection of the lower limb in diabetic patients: A prospective cohort study of 20 cases from Dakar, Senegal.</w:t>
+          <w:hyperlink r:id="rId86" w:tgtFrame="_blank">
+            <w:r>
+              <w:t xml:space="preserve">Biofilm-Host Immune Crosstalk at the Diabetic Foot Ulcer Interface: Molecular Mechanisms, Immune Evasion, and Next-Generation Anti-Biofilm Strategies.</w:t>
             </w:r>
           </w:hyperlink>
         </w:t>
@@ -3874,9 +4099,414 @@
           <w:u w:val="single"/>
         </w:rPr>
         <w:t xml:space="preserve">
-          <w:hyperlink r:id="rId198" w:tgtFrame="_blank">
-            <w:r>
-              <w:t xml:space="preserve">Methicillin-Resistant Staphylococcus aureus Nasal Swab Utilization as a Predictor for Methicillin-Resistant Staphylococcus aureus Skin and Soft Tissue Infections: A Systematic Review and Meta-analysis.</w:t>
+          <w:hyperlink r:id="rId87" w:tgtFrame="_blank">
+            <w:r>
+              <w:t xml:space="preserve">Stimuli-responsive microneedles: Engineered solutions for multifaceted diabetic wound healing.</w:t>
+            </w:r>
+          </w:hyperlink>
+        </w:t>
+      </w:r>
+    </w:p>
+    <w:p>
+      <w:pPr>
+        <w:spacing w:after="0"/>
+        <w:rPr>
+          <w:color w:val="0F50FF"/>
+          <w:u w:val="single"/>
+        </w:rPr>
+      </w:pPr>
+      <w:r>
+        <w:rPr>
+          <w:color w:val="0F50FF"/>
+          <w:u w:val="single"/>
+        </w:rPr>
+        <w:t xml:space="preserve"/>
+      </w:r>
+    </w:p>
+    <w:p>
+      <w:pPr>
+        <w:pStyle w:val="ListParagraph"/>
+        <w:numPr>
+          <w:ilvl w:val="0"/>
+          <w:numId w:val="26"/>
+        </w:numPr>
+        <w:spacing w:after="0" w:line="240" w:lineRule="auto"/>
+        <w:ind w:left="357" w:hanging="357"/>
+        <w:rPr>
+          <w:color w:val="0F50FF"/>
+          <w:u w:val="single"/>
+        </w:rPr>
+      </w:pPr>
+      <w:proofErr w:type="gramStart"/>
+      <w:r>
+        <w:rPr>
+          <w:color w:val="0F50FF"/>
+          <w:u w:val="single"/>
+        </w:rPr>
+        <w:t xml:space="preserve">
+          <w:hyperlink r:id="rId88" w:tgtFrame="_blank">
+            <w:r>
+              <w:t xml:space="preserve">Inflammatory cytokines and metabolic pathways in osteomyelitis: Mendelian randomization insights and experimental validation.</w:t>
+            </w:r>
+          </w:hyperlink>
+        </w:t>
+      </w:r>
+    </w:p>
+    <w:p>
+      <w:pPr>
+        <w:spacing w:after="0"/>
+        <w:rPr>
+          <w:color w:val="0F50FF"/>
+          <w:u w:val="single"/>
+        </w:rPr>
+      </w:pPr>
+      <w:r>
+        <w:rPr>
+          <w:color w:val="0F50FF"/>
+          <w:u w:val="single"/>
+        </w:rPr>
+        <w:t xml:space="preserve"/>
+      </w:r>
+    </w:p>
+    <w:p>
+      <w:pPr>
+        <w:pStyle w:val="ListParagraph"/>
+        <w:numPr>
+          <w:ilvl w:val="0"/>
+          <w:numId w:val="26"/>
+        </w:numPr>
+        <w:spacing w:after="0" w:line="240" w:lineRule="auto"/>
+        <w:ind w:left="357" w:hanging="357"/>
+        <w:rPr>
+          <w:color w:val="0F50FF"/>
+          <w:u w:val="single"/>
+        </w:rPr>
+      </w:pPr>
+      <w:proofErr w:type="gramStart"/>
+      <w:r>
+        <w:rPr>
+          <w:color w:val="0F50FF"/>
+          <w:u w:val="single"/>
+        </w:rPr>
+        <w:t xml:space="preserve">
+          <w:hyperlink r:id="rId89" w:tgtFrame="_blank">
+            <w:r>
+              <w:t xml:space="preserve">Antibiotic-Loaded Polymethyl Methacrylate Cement Drives Fibroblast-Mediated Angiogenesis via LOXL2 to Accelerate Diabetic Foot Ulcer Healing.</w:t>
+            </w:r>
+          </w:hyperlink>
+        </w:t>
+      </w:r>
+    </w:p>
+    <w:p>
+      <w:pPr>
+        <w:spacing w:after="0"/>
+        <w:rPr>
+          <w:color w:val="0F50FF"/>
+          <w:u w:val="single"/>
+        </w:rPr>
+      </w:pPr>
+      <w:r>
+        <w:rPr>
+          <w:color w:val="0F50FF"/>
+          <w:u w:val="single"/>
+        </w:rPr>
+        <w:t xml:space="preserve"/>
+      </w:r>
+    </w:p>
+    <w:p>
+      <w:pPr>
+        <w:pStyle w:val="ListParagraph"/>
+        <w:numPr>
+          <w:ilvl w:val="0"/>
+          <w:numId w:val="26"/>
+        </w:numPr>
+        <w:spacing w:after="0" w:line="240" w:lineRule="auto"/>
+        <w:ind w:left="357" w:hanging="357"/>
+        <w:rPr>
+          <w:color w:val="0F50FF"/>
+          <w:u w:val="single"/>
+        </w:rPr>
+      </w:pPr>
+      <w:proofErr w:type="gramStart"/>
+      <w:r>
+        <w:rPr>
+          <w:color w:val="0F50FF"/>
+          <w:u w:val="single"/>
+        </w:rPr>
+        <w:t xml:space="preserve">
+          <w:hyperlink r:id="rId90" w:tgtFrame="_blank">
+            <w:r>
+              <w:t xml:space="preserve">Incidence, risk factors and sequelae of long/post-COVID in people with diabetes compared to people without diabetes in Germany (longcovid-diab): a study protocol.</w:t>
+            </w:r>
+          </w:hyperlink>
+        </w:t>
+      </w:r>
+    </w:p>
+    <w:p>
+      <w:pPr>
+        <w:spacing w:after="0"/>
+        <w:rPr>
+          <w:color w:val="0F50FF"/>
+          <w:u w:val="single"/>
+        </w:rPr>
+      </w:pPr>
+      <w:r>
+        <w:rPr>
+          <w:color w:val="0F50FF"/>
+          <w:u w:val="single"/>
+        </w:rPr>
+        <w:t xml:space="preserve"/>
+      </w:r>
+    </w:p>
+    <w:p>
+      <w:pPr>
+        <w:pStyle w:val="ListParagraph"/>
+        <w:numPr>
+          <w:ilvl w:val="0"/>
+          <w:numId w:val="26"/>
+        </w:numPr>
+        <w:spacing w:after="0" w:line="240" w:lineRule="auto"/>
+        <w:ind w:left="357" w:hanging="357"/>
+        <w:rPr>
+          <w:color w:val="0F50FF"/>
+          <w:u w:val="single"/>
+        </w:rPr>
+      </w:pPr>
+      <w:proofErr w:type="gramStart"/>
+      <w:r>
+        <w:rPr>
+          <w:color w:val="0F50FF"/>
+          <w:u w:val="single"/>
+        </w:rPr>
+        <w:t xml:space="preserve">
+          <w:hyperlink r:id="rId91" w:tgtFrame="_blank">
+            <w:r>
+              <w:t xml:space="preserve">Diabetic Deformities of the Lesser Toes.</w:t>
+            </w:r>
+          </w:hyperlink>
+        </w:t>
+      </w:r>
+    </w:p>
+    <w:p>
+      <w:pPr>
+        <w:spacing w:after="0"/>
+        <w:rPr>
+          <w:color w:val="0F50FF"/>
+          <w:u w:val="single"/>
+        </w:rPr>
+      </w:pPr>
+      <w:r>
+        <w:rPr>
+          <w:color w:val="0F50FF"/>
+          <w:u w:val="single"/>
+        </w:rPr>
+        <w:t xml:space="preserve"/>
+      </w:r>
+    </w:p>
+    <w:p>
+      <w:pPr>
+        <w:pStyle w:val="ListParagraph"/>
+        <w:numPr>
+          <w:ilvl w:val="0"/>
+          <w:numId w:val="26"/>
+        </w:numPr>
+        <w:spacing w:after="0" w:line="240" w:lineRule="auto"/>
+        <w:ind w:left="357" w:hanging="357"/>
+        <w:rPr>
+          <w:color w:val="0F50FF"/>
+          <w:u w:val="single"/>
+        </w:rPr>
+      </w:pPr>
+      <w:proofErr w:type="gramStart"/>
+      <w:r>
+        <w:rPr>
+          <w:color w:val="0F50FF"/>
+          <w:u w:val="single"/>
+        </w:rPr>
+        <w:t xml:space="preserve">
+          <w:hyperlink r:id="rId92" w:tgtFrame="_blank">
+            <w:r>
+              <w:t xml:space="preserve">A multidisciplinary expert consensus framework for diabetic foot disease management in the Gulf Cooperation Council: A modified Delphi study.</w:t>
+            </w:r>
+          </w:hyperlink>
+        </w:t>
+      </w:r>
+    </w:p>
+    <w:p>
+      <w:pPr>
+        <w:spacing w:after="0"/>
+        <w:rPr>
+          <w:color w:val="0F50FF"/>
+          <w:u w:val="single"/>
+        </w:rPr>
+      </w:pPr>
+      <w:r>
+        <w:rPr>
+          <w:color w:val="0F50FF"/>
+          <w:u w:val="single"/>
+        </w:rPr>
+        <w:t xml:space="preserve"/>
+      </w:r>
+    </w:p>
+    <w:p>
+      <w:pPr>
+        <w:pStyle w:val="ListParagraph"/>
+        <w:numPr>
+          <w:ilvl w:val="0"/>
+          <w:numId w:val="26"/>
+        </w:numPr>
+        <w:spacing w:after="0" w:line="240" w:lineRule="auto"/>
+        <w:ind w:left="357" w:hanging="357"/>
+        <w:rPr>
+          <w:color w:val="0F50FF"/>
+          <w:u w:val="single"/>
+        </w:rPr>
+      </w:pPr>
+      <w:proofErr w:type="gramStart"/>
+      <w:r>
+        <w:rPr>
+          <w:color w:val="0F50FF"/>
+          <w:u w:val="single"/>
+        </w:rPr>
+        <w:t xml:space="preserve">
+          <w:hyperlink r:id="rId93" w:tgtFrame="_blank">
+            <w:r>
+              <w:t xml:space="preserve">Tissue and Serum Concentrations of Time-Dependent Antibiotics in Infected Diabetic Foot Ulcers by Bolus or Continuous Administration: The Randomised DFIATIM Trial.</w:t>
+            </w:r>
+          </w:hyperlink>
+        </w:t>
+      </w:r>
+    </w:p>
+    <w:p>
+      <w:pPr>
+        <w:spacing w:after="0"/>
+        <w:rPr>
+          <w:color w:val="0F50FF"/>
+          <w:u w:val="single"/>
+        </w:rPr>
+      </w:pPr>
+      <w:r>
+        <w:rPr>
+          <w:color w:val="0F50FF"/>
+          <w:u w:val="single"/>
+        </w:rPr>
+        <w:t xml:space="preserve"/>
+      </w:r>
+    </w:p>
+    <w:p>
+      <w:pPr>
+        <w:pStyle w:val="ListParagraph"/>
+        <w:numPr>
+          <w:ilvl w:val="0"/>
+          <w:numId w:val="26"/>
+        </w:numPr>
+        <w:spacing w:after="0" w:line="240" w:lineRule="auto"/>
+        <w:ind w:left="357" w:hanging="357"/>
+        <w:rPr>
+          <w:color w:val="0F50FF"/>
+          <w:u w:val="single"/>
+        </w:rPr>
+      </w:pPr>
+      <w:proofErr w:type="gramStart"/>
+      <w:r>
+        <w:rPr>
+          <w:color w:val="0F50FF"/>
+          <w:u w:val="single"/>
+        </w:rPr>
+        <w:t xml:space="preserve">
+          <w:hyperlink r:id="rId94" w:tgtFrame="_blank">
+            <w:r>
+              <w:t xml:space="preserve">Preoperative GLP-1 Receptor Agonist Use Is Not Associated With Increased Risk of Pseudoarthrosis Following Midfoot Fusion: A Propensity-Matched Analysis.</w:t>
+            </w:r>
+          </w:hyperlink>
+        </w:t>
+      </w:r>
+    </w:p>
+    <w:p>
+      <w:pPr>
+        <w:spacing w:after="0"/>
+        <w:rPr>
+          <w:color w:val="0F50FF"/>
+          <w:u w:val="single"/>
+        </w:rPr>
+      </w:pPr>
+      <w:r>
+        <w:rPr>
+          <w:color w:val="0F50FF"/>
+          <w:u w:val="single"/>
+        </w:rPr>
+        <w:t xml:space="preserve"/>
+      </w:r>
+    </w:p>
+    <w:p>
+      <w:pPr>
+        <w:pStyle w:val="ListParagraph"/>
+        <w:numPr>
+          <w:ilvl w:val="0"/>
+          <w:numId w:val="26"/>
+        </w:numPr>
+        <w:spacing w:after="0" w:line="240" w:lineRule="auto"/>
+        <w:ind w:left="357" w:hanging="357"/>
+        <w:rPr>
+          <w:color w:val="0F50FF"/>
+          <w:u w:val="single"/>
+        </w:rPr>
+      </w:pPr>
+      <w:proofErr w:type="gramStart"/>
+      <w:r>
+        <w:rPr>
+          <w:color w:val="0F50FF"/>
+          <w:u w:val="single"/>
+        </w:rPr>
+        <w:t xml:space="preserve">
+          <w:hyperlink r:id="rId95" w:tgtFrame="_blank">
+            <w:r>
+              <w:t xml:space="preserve">Early Surgical Complication Rates Following Elective Minimally Invasive Surgery Hallux Valgus in Diabetic Patients: A Matched Cohort Analysis.</w:t>
+            </w:r>
+          </w:hyperlink>
+        </w:t>
+      </w:r>
+    </w:p>
+    <w:p>
+      <w:pPr>
+        <w:spacing w:after="0"/>
+        <w:rPr>
+          <w:color w:val="0F50FF"/>
+          <w:u w:val="single"/>
+        </w:rPr>
+      </w:pPr>
+      <w:r>
+        <w:rPr>
+          <w:color w:val="0F50FF"/>
+          <w:u w:val="single"/>
+        </w:rPr>
+        <w:t xml:space="preserve"/>
+      </w:r>
+    </w:p>
+    <w:p>
+      <w:pPr>
+        <w:pStyle w:val="ListParagraph"/>
+        <w:numPr>
+          <w:ilvl w:val="0"/>
+          <w:numId w:val="26"/>
+        </w:numPr>
+        <w:spacing w:after="0" w:line="240" w:lineRule="auto"/>
+        <w:ind w:left="357" w:hanging="357"/>
+        <w:rPr>
+          <w:color w:val="0F50FF"/>
+          <w:u w:val="single"/>
+        </w:rPr>
+      </w:pPr>
+      <w:proofErr w:type="gramStart"/>
+      <w:r>
+        <w:rPr>
+          <w:color w:val="0F50FF"/>
+          <w:u w:val="single"/>
+        </w:rPr>
+        <w:t xml:space="preserve">
+          <w:hyperlink r:id="rId96" w:tgtFrame="_blank">
+            <w:r>
+              <w:t xml:space="preserve">Infection following foot and ankle surgery : a subanalysis of data captured from the UK Foot and Ankle Thromboembolism (FATE) audit.</w:t>
             </w:r>
           </w:hyperlink>
         </w:t>
@@ -3954,9 +4584,9 @@
           <w:u w:val="single"/>
         </w:rPr>
         <w:t xml:space="preserve">
-          <w:hyperlink r:id="rId132" w:tgtFrame="_blank">
-            <w:r>
-              <w:t xml:space="preserve">A Comparative Study of Topical Treatments for the Management of Chronic Leg Ulcers in a Multi-Center Cohort.</w:t>
+          <w:hyperlink r:id="rId196" w:tgtFrame="_blank">
+            <w:r>
+              <w:t xml:space="preserve">Multipronged management of chronic non-healing venous leg ulcers using advanced wound dressings and patient-centered care: a case report.</w:t>
             </w:r>
           </w:hyperlink>
         </w:t>
@@ -3999,9 +4629,9 @@
           <w:u w:val="single"/>
         </w:rPr>
         <w:t xml:space="preserve">
-          <w:hyperlink r:id="rId133" w:tgtFrame="_blank">
-            <w:r>
-              <w:t xml:space="preserve">Secondary Microbial Infection in Pyoderma Gangrenosum: Comparable Rates to Venous Ulcers in a Retrospective Cohort.</w:t>
+          <w:hyperlink r:id="rId197" w:tgtFrame="_blank">
+            <w:r>
+              <w:t xml:space="preserve">Topical application of cellulose membrane for the treatment of non-healing venous leg ulcers.</w:t>
             </w:r>
           </w:hyperlink>
         </w:t>
@@ -4044,9 +4674,9 @@
           <w:u w:val="single"/>
         </w:rPr>
         <w:t xml:space="preserve">
-          <w:hyperlink r:id="rId134" w:tgtFrame="_blank">
-            <w:r>
-              <w:t xml:space="preserve">A Double Diagnosis Behind Chronic Ulcers: Livedoid Vasculopathy With Acroangiodermatitis in an Elderly Woman.</w:t>
+          <w:hyperlink r:id="rId198" w:tgtFrame="_blank">
+            <w:r>
+              <w:t xml:space="preserve">Arginine-Enriched Oral Nutritional Supplement as an Adjunct to Standard of Care in the Treatment of Recalcitrant Venous Leg Ulcers.</w:t>
             </w:r>
           </w:hyperlink>
         </w:t>
@@ -4089,9 +4719,99 @@
           <w:u w:val="single"/>
         </w:rPr>
         <w:t xml:space="preserve">
-          <w:hyperlink r:id="rId135" w:tgtFrame="_blank">
-            <w:r>
-              <w:t xml:space="preserve">Vibrio metschnikovii M1 isolated from a chronic venous leg ulcer from Montevideo, Uruguay and a mini-review of human cases from Latin America.</w:t>
+          <w:hyperlink r:id="rId199" w:tgtFrame="_blank">
+            <w:r>
+              <w:t xml:space="preserve">Synergistic effect of octenidine gel and hydrogel dressing in the treatment of venous leg ulcers.</w:t>
+            </w:r>
+          </w:hyperlink>
+        </w:t>
+      </w:r>
+    </w:p>
+    <w:p>
+      <w:pPr>
+        <w:spacing w:after="0"/>
+        <w:rPr>
+          <w:color w:val="0F50FF"/>
+          <w:u w:val="single"/>
+        </w:rPr>
+      </w:pPr>
+      <w:r>
+        <w:rPr>
+          <w:color w:val="0F50FF"/>
+          <w:u w:val="single"/>
+        </w:rPr>
+        <w:t xml:space="preserve"/>
+      </w:r>
+    </w:p>
+    <w:p>
+      <w:pPr>
+        <w:pStyle w:val="ListParagraph"/>
+        <w:numPr>
+          <w:ilvl w:val="0"/>
+          <w:numId w:val="19"/>
+        </w:numPr>
+        <w:spacing w:after="0" w:line="240" w:lineRule="auto"/>
+        <w:ind w:left="357" w:hanging="357"/>
+        <w:rPr>
+          <w:color w:val="0F50FF"/>
+          <w:u w:val="single"/>
+        </w:rPr>
+      </w:pPr>
+      <w:proofErr w:type="gramStart"/>
+      <w:r>
+        <w:rPr>
+          <w:color w:val="0F50FF"/>
+          <w:u w:val="single"/>
+        </w:rPr>
+        <w:t xml:space="preserve">
+          <w:hyperlink r:id="rId200" w:tgtFrame="_blank">
+            <w:r>
+              <w:t xml:space="preserve">Combined conservative hemodynamic treatment for venous insufficiency strategy and negative-pressure wound therapy for the management of a refractory venous ulcer: a case report and review of the literature.</w:t>
+            </w:r>
+          </w:hyperlink>
+        </w:t>
+      </w:r>
+    </w:p>
+    <w:p>
+      <w:pPr>
+        <w:spacing w:after="0"/>
+        <w:rPr>
+          <w:color w:val="0F50FF"/>
+          <w:u w:val="single"/>
+        </w:rPr>
+      </w:pPr>
+      <w:r>
+        <w:rPr>
+          <w:color w:val="0F50FF"/>
+          <w:u w:val="single"/>
+        </w:rPr>
+        <w:t xml:space="preserve"/>
+      </w:r>
+    </w:p>
+    <w:p>
+      <w:pPr>
+        <w:pStyle w:val="ListParagraph"/>
+        <w:numPr>
+          <w:ilvl w:val="0"/>
+          <w:numId w:val="19"/>
+        </w:numPr>
+        <w:spacing w:after="0" w:line="240" w:lineRule="auto"/>
+        <w:ind w:left="357" w:hanging="357"/>
+        <w:rPr>
+          <w:color w:val="0F50FF"/>
+          <w:u w:val="single"/>
+        </w:rPr>
+      </w:pPr>
+      <w:proofErr w:type="gramStart"/>
+      <w:r>
+        <w:rPr>
+          <w:color w:val="0F50FF"/>
+          <w:u w:val="single"/>
+        </w:rPr>
+        <w:t xml:space="preserve">
+          <w:hyperlink r:id="rId201" w:tgtFrame="_blank">
+            <w:r>
+              <w:t xml:space="preserve">[Clinical efficacy of ALTF combined with "Y"-shaped great saphenous vein graft in repairing large soft tissue defects in the proximal-middle segment of the lower leg].</w:t>
             </w:r>
           </w:hyperlink>
         </w:t>
@@ -4170,9 +4890,9 @@
           <w:u w:val="single"/>
         </w:rPr>
         <w:t xml:space="preserve">
-          <w:hyperlink r:id="rId53" w:tgtFrame="_blank">
-            <w:r>
-              <w:t xml:space="preserve">Infections in Implant-Based Breast Reconstruction: A Systematic Review of Risk Factors, Prevention, and Salvage Strategies.</w:t>
+          <w:hyperlink r:id="rId202" w:tgtFrame="_blank">
+            <w:r>
+              <w:t xml:space="preserve">Therapeutic nanoparticles and targeted therapy.</w:t>
             </w:r>
           </w:hyperlink>
         </w:t>
@@ -4215,9 +4935,9 @@
           <w:u w:val="single"/>
         </w:rPr>
         <w:t xml:space="preserve">
-          <w:hyperlink r:id="rId54" w:tgtFrame="_blank">
-            <w:r>
-              <w:t xml:space="preserve">Discovery of antibacterial active components from the root barks of Sophora flavescens and evaluation of their antibacterial in vitro and infected wound healing activity in vivo.</w:t>
+          <w:hyperlink r:id="rId203" w:tgtFrame="_blank">
+            <w:r>
+              <w:t xml:space="preserve">Case Report: Beyond commensal: Staphylococcus epidermidis as a novel cause of NARDS.</w:t>
             </w:r>
           </w:hyperlink>
         </w:t>
@@ -4260,9 +4980,9 @@
           <w:u w:val="single"/>
         </w:rPr>
         <w:t xml:space="preserve">
-          <w:hyperlink r:id="rId55" w:tgtFrame="_blank">
-            <w:r>
-              <w:t xml:space="preserve">Anti-biofilm and associated anti-virulence activities of sucrose fatty acid esters against human pathogens.</w:t>
+          <w:hyperlink r:id="rId204" w:tgtFrame="_blank">
+            <w:r>
+              <w:t xml:space="preserve">Label-Free Visualization of the Antifungal Polyene Drug, Nystatin, in Biological Membranes Using Raman Microscopy.</w:t>
             </w:r>
           </w:hyperlink>
         </w:t>
@@ -4305,9 +5025,9 @@
           <w:u w:val="single"/>
         </w:rPr>
         <w:t xml:space="preserve">
-          <w:hyperlink r:id="rId56" w:tgtFrame="_blank">
-            <w:r>
-              <w:t xml:space="preserve">Nitric Oxide-Releasing Therapeutics for Treating Bacterial Infections: Anatomical Targeting and Therapeutic Design.</w:t>
+          <w:hyperlink r:id="rId205" w:tgtFrame="_blank">
+            <w:r>
+              <w:t xml:space="preserve">A conjugated polymer antimicrobial agent triggers metabolic cascade-mediated killing of carbapenem-resistant Klebsiella pneumoniae.</w:t>
             </w:r>
           </w:hyperlink>
         </w:t>
@@ -4350,9 +5070,9 @@
           <w:u w:val="single"/>
         </w:rPr>
         <w:t xml:space="preserve">
-          <w:hyperlink r:id="rId57" w:tgtFrame="_blank">
-            <w:r>
-              <w:t xml:space="preserve">Clinical Use of Apis mellifera Honey Membrane in Second- and Third-Degree Burns: A Retrospective Case Series.</w:t>
+          <w:hyperlink r:id="rId206" w:tgtFrame="_blank">
+            <w:r>
+              <w:t xml:space="preserve">Establishment and translational evaluation of animal models for skin wound healing: a systematic review.</w:t>
             </w:r>
           </w:hyperlink>
         </w:t>
@@ -4395,9 +5115,9 @@
           <w:u w:val="single"/>
         </w:rPr>
         <w:t xml:space="preserve">
-          <w:hyperlink r:id="rId58" w:tgtFrame="_blank">
-            <w:r>
-              <w:t xml:space="preserve">Expired Dialysate, Unexpected Pathogen: First Reported Case of Streptomyces olivaceus Peritonitis in a Peritoneal Dialysis Patient.</w:t>
+          <w:hyperlink r:id="rId207" w:tgtFrame="_blank">
+            <w:r>
+              <w:t xml:space="preserve">Investigating the Sharing of Staphylococcus spp. Between Dogs and Their Owners: A Comparative Study from Two Italian Veterinary Teaching Hospitals.</w:t>
             </w:r>
           </w:hyperlink>
         </w:t>
@@ -4440,9 +5160,9 @@
           <w:u w:val="single"/>
         </w:rPr>
         <w:t xml:space="preserve">
-          <w:hyperlink r:id="rId59" w:tgtFrame="_blank">
-            <w:r>
-              <w:t xml:space="preserve">Aptamer-guided upconversion nanoconstructs enable proximity-dependent and precise photodynamic therapy for MRSA-infected wounds.</w:t>
+          <w:hyperlink r:id="rId208" w:tgtFrame="_blank">
+            <w:r>
+              <w:t xml:space="preserve">Shotgun Metagenomic Characterization of Acne Microbiota Before and After Treatment with a Topical Biotechnological Phytocomplex: Understanding Skin Dysbiosis.</w:t>
             </w:r>
           </w:hyperlink>
         </w:t>
@@ -4485,9 +5205,9 @@
           <w:u w:val="single"/>
         </w:rPr>
         <w:t xml:space="preserve">
-          <w:hyperlink r:id="rId60" w:tgtFrame="_blank">
-            <w:r>
-              <w:t xml:space="preserve">Hierarchically engineered injectable hydrogels loaded with polyphenol for enhanced wound healing and tissue regeneration.</w:t>
+          <w:hyperlink r:id="rId209" w:tgtFrame="_blank">
+            <w:r>
+              <w:t xml:space="preserve">Seasonal Dynamics of Skin Microbiota and Metabolites in Transhumant-Grazed Altay Sheep.</w:t>
             </w:r>
           </w:hyperlink>
         </w:t>
@@ -4530,9 +5250,9 @@
           <w:u w:val="single"/>
         </w:rPr>
         <w:t xml:space="preserve">
-          <w:hyperlink r:id="rId61" w:tgtFrame="_blank">
-            <w:r>
-              <w:t xml:space="preserve">Plasma-activated gas: a new dawn for wound care and infection.</w:t>
+          <w:hyperlink r:id="rId210" w:tgtFrame="_blank">
+            <w:r>
+              <w:t xml:space="preserve">Performance optimization of ultrashort antimicrobial peptides through backbone amide cyclization.</w:t>
             </w:r>
           </w:hyperlink>
         </w:t>
@@ -4575,9 +5295,9 @@
           <w:u w:val="single"/>
         </w:rPr>
         <w:t xml:space="preserve">
-          <w:hyperlink r:id="rId62" w:tgtFrame="_blank">
-            <w:r>
-              <w:t xml:space="preserve">Chemical Characterization, Evaluation of Antimicrobial Potential, and Cytotoxic Activity of Thuja occidentalis L. and Myrtus communis L. Essential Oils for Topical Applications.</w:t>
+          <w:hyperlink r:id="rId211" w:tgtFrame="_blank">
+            <w:r>
+              <w:t xml:space="preserve">Dual-Stage Microneedle Patch With Lipid Droplet-Mediated 'Capture-Kill' and Sustained Release for Enhanced Wound Healing.</w:t>
             </w:r>
           </w:hyperlink>
         </w:t>
@@ -4620,9 +5340,9 @@
           <w:u w:val="single"/>
         </w:rPr>
         <w:t xml:space="preserve">
-          <w:hyperlink r:id="rId63" w:tgtFrame="_blank">
-            <w:r>
-              <w:t xml:space="preserve">Microbial landscapes in dairy cow diseases: from localized dysbiosis to inter-organ axes.</w:t>
+          <w:hyperlink r:id="rId212" w:tgtFrame="_blank">
+            <w:r>
+              <w:t xml:space="preserve">Precision intervention based on infection site: strategies and advances of magnetic nanomaterials in bacterial therapy.</w:t>
             </w:r>
           </w:hyperlink>
         </w:t>
@@ -4665,9 +5385,9 @@
           <w:u w:val="single"/>
         </w:rPr>
         <w:t xml:space="preserve">
-          <w:hyperlink r:id="rId64" w:tgtFrame="_blank">
-            <w:r>
-              <w:t xml:space="preserve">Quantum Dot-Phage Nanoarchitectonics for Targeted Synergistic Therapy of Methicillin-Resistant Staphylococcus aureus Wound Infections.</w:t>
+          <w:hyperlink r:id="rId213" w:tgtFrame="_blank">
+            <w:r>
+              <w:t xml:space="preserve">Antibacterial and anti-virulence activity of the repurposed agent SX-682 against Staphylococcus aureus.</w:t>
             </w:r>
           </w:hyperlink>
         </w:t>
@@ -4710,9 +5430,9 @@
           <w:u w:val="single"/>
         </w:rPr>
         <w:t xml:space="preserve">
-          <w:hyperlink r:id="rId65" w:tgtFrame="_blank">
-            <w:r>
-              <w:t xml:space="preserve">The Approximation Principle: A Novel Mechanobiological Approach to Chronic Wound Management.</w:t>
+          <w:hyperlink r:id="rId214" w:tgtFrame="_blank">
+            <w:r>
+              <w:t xml:space="preserve">Peptide-Immobilized Core-Sheath Architecture Sutures with Enhanced Mechanical Strength and Antimicrobial Activity.</w:t>
             </w:r>
           </w:hyperlink>
         </w:t>
@@ -4755,9 +5475,9 @@
           <w:u w:val="single"/>
         </w:rPr>
         <w:t xml:space="preserve">
-          <w:hyperlink r:id="rId66" w:tgtFrame="_blank">
-            <w:r>
-              <w:t xml:space="preserve">Synergistic tissue destruction by Staphylococcus aureus and Staphylococcus epidermidis in a 3D human skin biofilm equivalent.</w:t>
+          <w:hyperlink r:id="rId215" w:tgtFrame="_blank">
+            <w:r>
+              <w:t xml:space="preserve">Anti-quorum-sensing activity of Plectranthus aliciae in multispecies Cutibacterium acnes-Staphylococcus epidermidis systems.</w:t>
             </w:r>
           </w:hyperlink>
         </w:t>
@@ -4800,9 +5520,9 @@
           <w:u w:val="single"/>
         </w:rPr>
         <w:t xml:space="preserve">
-          <w:hyperlink r:id="rId67" w:tgtFrame="_blank">
-            <w:r>
-              <w:t xml:space="preserve">Nanostructured lipid carrier enabled delivery of levofloxacin and clove essential oil to overcome Pseudomonas aeruginosa biofilm infection in burn wounds- a synergistic approach.</w:t>
+          <w:hyperlink r:id="rId216" w:tgtFrame="_blank">
+            <w:r>
+              <w:t xml:space="preserve">Photodynamic and antibiotic combination therapy against multidrug-resistant Pseudomonas aeruginosa wound infections in diabetic rats.</w:t>
             </w:r>
           </w:hyperlink>
         </w:t>
@@ -4845,9 +5565,9 @@
           <w:u w:val="single"/>
         </w:rPr>
         <w:t xml:space="preserve">
-          <w:hyperlink r:id="rId68" w:tgtFrame="_blank">
-            <w:r>
-              <w:t xml:space="preserve">Controlling Staphylococcus aureus skin infections by targeting biofilm and virulence properties using FDA-approved antiseptics and skin care products.</w:t>
+          <w:hyperlink r:id="rId217" w:tgtFrame="_blank">
+            <w:r>
+              <w:t xml:space="preserve">Photodynamic Therapy in Dermatology.</w:t>
             </w:r>
           </w:hyperlink>
         </w:t>
@@ -4890,9 +5610,9 @@
           <w:u w:val="single"/>
         </w:rPr>
         <w:t xml:space="preserve">
-          <w:hyperlink r:id="rId69" w:tgtFrame="_blank">
-            <w:r>
-              <w:t xml:space="preserve">Epibiotic green alga (Ulva spp.) on the skin of turbot (Scophthalmus maximus) with chronic aeromoniasis.</w:t>
+          <w:hyperlink r:id="rId218" w:tgtFrame="_blank">
+            <w:r>
+              <w:t xml:space="preserve">Adverse events and tolerability of long-term suppressive antibiotic therapy for periprosthetic joint infection: a prospective cohort study.</w:t>
             </w:r>
           </w:hyperlink>
         </w:t>
@@ -4935,9 +5655,9 @@
           <w:u w:val="single"/>
         </w:rPr>
         <w:t xml:space="preserve">
-          <w:hyperlink r:id="rId70" w:tgtFrame="_blank">
-            <w:r>
-              <w:t xml:space="preserve">Differential pathogenic and commensal response of Staphylococcus aureus and Staphylococcus epidermidis toward chemical signals of human skin.</w:t>
+          <w:hyperlink r:id="rId219" w:tgtFrame="_blank">
+            <w:r>
+              <w:t xml:space="preserve">The dual role of the microbiome in chronic wound management.</w:t>
             </w:r>
           </w:hyperlink>
         </w:t>
@@ -4980,9 +5700,9 @@
           <w:u w:val="single"/>
         </w:rPr>
         <w:t xml:space="preserve">
-          <w:hyperlink r:id="rId71" w:tgtFrame="_blank">
-            <w:r>
-              <w:t xml:space="preserve">In Vitro Antifungal Activity of Essential Oils and Nanoemulsions of Zingiber cassumunar and Cymbopogon citratus Against Planktonic and Biofilm Forms of Malassezia pachydermatis.</w:t>
+          <w:hyperlink r:id="rId220" w:tgtFrame="_blank">
+            <w:r>
+              <w:t xml:space="preserve">Mobile phone cases as hotspots for perfluoroalkyl substances and pathogenic bacteria: An analysis based on user habits.</w:t>
             </w:r>
           </w:hyperlink>
         </w:t>
@@ -5025,9 +5745,9 @@
           <w:u w:val="single"/>
         </w:rPr>
         <w:t xml:space="preserve">
-          <w:hyperlink r:id="rId72" w:tgtFrame="_blank">
-            <w:r>
-              <w:t xml:space="preserve">Ecological Dynamics of Staphylococcus aureus in Raw Ewe Milk Following Different Mastitis Treatment Protocols.</w:t>
+          <w:hyperlink r:id="rId221" w:tgtFrame="_blank">
+            <w:r>
+              <w:t xml:space="preserve">Characterization and evaluation of the efficacy of phage E21 therapy in a wound animal model of biofilm-associated Pseudomonas aeruginosa infection.</w:t>
             </w:r>
           </w:hyperlink>
         </w:t>
@@ -5070,9 +5790,9 @@
           <w:u w:val="single"/>
         </w:rPr>
         <w:t xml:space="preserve">
-          <w:hyperlink r:id="rId73" w:tgtFrame="_blank">
-            <w:r>
-              <w:t xml:space="preserve">Antifungal resistance and Ocimum gratissimum L. essential oil-clotrimazole interactions in clinical Candida isolates from Vietnam.</w:t>
+          <w:hyperlink r:id="rId222" w:tgtFrame="_blank">
+            <w:r>
+              <w:t xml:space="preserve">Cuttlefish Ink-Derived Melanin/MXene Composites: Boosting Stability and Unleashing Synergistic Photothermal-Mechanical Antimicrobial Effects Against Biofilms.</w:t>
             </w:r>
           </w:hyperlink>
         </w:t>
@@ -5115,9 +5835,9 @@
           <w:u w:val="single"/>
         </w:rPr>
         <w:t xml:space="preserve">
-          <w:hyperlink r:id="rId74" w:tgtFrame="_blank">
-            <w:r>
-              <w:t xml:space="preserve">Removal Mechanism of Cutibacterium acnes Biofilms: A Comparison between Synthetic Surfactants and Rhamnolipid Biosurfactants.</w:t>
+          <w:hyperlink r:id="rId223" w:tgtFrame="_blank">
+            <w:r>
+              <w:t xml:space="preserve">Photodynamic/Photothermal Gold Nanoclusters Chitosan Sponge for Hemostasis and MRSA Infected Wound Healing.</w:t>
             </w:r>
           </w:hyperlink>
         </w:t>
@@ -5160,9 +5880,639 @@
           <w:u w:val="single"/>
         </w:rPr>
         <w:t xml:space="preserve">
-          <w:hyperlink r:id="rId75" w:tgtFrame="_blank">
-            <w:r>
-              <w:t xml:space="preserve">Traditional Chinese Medicine in Acne Treatment: From Classical Formulas to Bioactive Phytoconstituents and Mechanisms.</w:t>
+          <w:hyperlink r:id="rId224" w:tgtFrame="_blank">
+            <w:r>
+              <w:t xml:space="preserve">Isolation of Bacteriophages with Lytic Activity from Biological Samples of Left Ventricular Assist Device Patients: An In Vitro Study.</w:t>
+            </w:r>
+          </w:hyperlink>
+        </w:t>
+      </w:r>
+    </w:p>
+    <w:p>
+      <w:pPr>
+        <w:spacing w:after="0"/>
+        <w:rPr>
+          <w:color w:val="0F50FF"/>
+          <w:u w:val="single"/>
+        </w:rPr>
+      </w:pPr>
+      <w:r>
+        <w:rPr>
+          <w:color w:val="0F50FF"/>
+          <w:u w:val="single"/>
+        </w:rPr>
+        <w:t xml:space="preserve"/>
+      </w:r>
+    </w:p>
+    <w:p>
+      <w:pPr>
+        <w:pStyle w:val="ListParagraph"/>
+        <w:numPr>
+          <w:ilvl w:val="0"/>
+          <w:numId w:val="20"/>
+        </w:numPr>
+        <w:spacing w:after="0" w:line="240" w:lineRule="auto"/>
+        <w:ind w:left="357" w:hanging="357"/>
+        <w:rPr>
+          <w:color w:val="0F50FF"/>
+          <w:u w:val="single"/>
+        </w:rPr>
+      </w:pPr>
+      <w:proofErr w:type="gramStart"/>
+      <w:r>
+        <w:rPr>
+          <w:color w:val="0F50FF"/>
+          <w:u w:val="single"/>
+        </w:rPr>
+        <w:t xml:space="preserve">
+          <w:hyperlink r:id="rId225" w:tgtFrame="_blank">
+            <w:r>
+              <w:t xml:space="preserve">Exploring the Mechanism of Tannic Acid Against Pichia kudriavzevii in the VK2/E6E7 Vaginal Epithelial Cell Line and Its Synergy with Azoles on Drug-Resistant Candida Species.</w:t>
+            </w:r>
+          </w:hyperlink>
+        </w:t>
+      </w:r>
+    </w:p>
+    <w:p>
+      <w:pPr>
+        <w:spacing w:after="0"/>
+        <w:rPr>
+          <w:color w:val="0F50FF"/>
+          <w:u w:val="single"/>
+        </w:rPr>
+      </w:pPr>
+      <w:r>
+        <w:rPr>
+          <w:color w:val="0F50FF"/>
+          <w:u w:val="single"/>
+        </w:rPr>
+        <w:t xml:space="preserve"/>
+      </w:r>
+    </w:p>
+    <w:p>
+      <w:pPr>
+        <w:pStyle w:val="ListParagraph"/>
+        <w:numPr>
+          <w:ilvl w:val="0"/>
+          <w:numId w:val="20"/>
+        </w:numPr>
+        <w:spacing w:after="0" w:line="240" w:lineRule="auto"/>
+        <w:ind w:left="357" w:hanging="357"/>
+        <w:rPr>
+          <w:color w:val="0F50FF"/>
+          <w:u w:val="single"/>
+        </w:rPr>
+      </w:pPr>
+      <w:proofErr w:type="gramStart"/>
+      <w:r>
+        <w:rPr>
+          <w:color w:val="0F50FF"/>
+          <w:u w:val="single"/>
+        </w:rPr>
+        <w:t xml:space="preserve">
+          <w:hyperlink r:id="rId226" w:tgtFrame="_blank">
+            <w:r>
+              <w:t xml:space="preserve">Development and Characterization of Natamycin-Loaded Liposomes for Potential Topical Application: Influence of Preparation Method and Phospholipid Composition.</w:t>
+            </w:r>
+          </w:hyperlink>
+        </w:t>
+      </w:r>
+    </w:p>
+    <w:p>
+      <w:pPr>
+        <w:spacing w:after="0"/>
+        <w:rPr>
+          <w:color w:val="0F50FF"/>
+          <w:u w:val="single"/>
+        </w:rPr>
+      </w:pPr>
+      <w:r>
+        <w:rPr>
+          <w:color w:val="0F50FF"/>
+          <w:u w:val="single"/>
+        </w:rPr>
+        <w:t xml:space="preserve"/>
+      </w:r>
+    </w:p>
+    <w:p>
+      <w:pPr>
+        <w:pStyle w:val="ListParagraph"/>
+        <w:numPr>
+          <w:ilvl w:val="0"/>
+          <w:numId w:val="20"/>
+        </w:numPr>
+        <w:spacing w:after="0" w:line="240" w:lineRule="auto"/>
+        <w:ind w:left="357" w:hanging="357"/>
+        <w:rPr>
+          <w:color w:val="0F50FF"/>
+          <w:u w:val="single"/>
+        </w:rPr>
+      </w:pPr>
+      <w:proofErr w:type="gramStart"/>
+      <w:r>
+        <w:rPr>
+          <w:color w:val="0F50FF"/>
+          <w:u w:val="single"/>
+        </w:rPr>
+        <w:t xml:space="preserve">
+          <w:hyperlink r:id="rId227" w:tgtFrame="_blank">
+            <w:r>
+              <w:t xml:space="preserve">Dalbavancin in the Real-World Management of Gram-Positive Infections: A Systematic Review of Randomized and Observational Studies.</w:t>
+            </w:r>
+          </w:hyperlink>
+        </w:t>
+      </w:r>
+    </w:p>
+    <w:p>
+      <w:pPr>
+        <w:spacing w:after="0"/>
+        <w:rPr>
+          <w:color w:val="0F50FF"/>
+          <w:u w:val="single"/>
+        </w:rPr>
+      </w:pPr>
+      <w:r>
+        <w:rPr>
+          <w:color w:val="0F50FF"/>
+          <w:u w:val="single"/>
+        </w:rPr>
+        <w:t xml:space="preserve"/>
+      </w:r>
+    </w:p>
+    <w:p>
+      <w:pPr>
+        <w:pStyle w:val="ListParagraph"/>
+        <w:numPr>
+          <w:ilvl w:val="0"/>
+          <w:numId w:val="20"/>
+        </w:numPr>
+        <w:spacing w:after="0" w:line="240" w:lineRule="auto"/>
+        <w:ind w:left="357" w:hanging="357"/>
+        <w:rPr>
+          <w:color w:val="0F50FF"/>
+          <w:u w:val="single"/>
+        </w:rPr>
+      </w:pPr>
+      <w:proofErr w:type="gramStart"/>
+      <w:r>
+        <w:rPr>
+          <w:color w:val="0F50FF"/>
+          <w:u w:val="single"/>
+        </w:rPr>
+        <w:t xml:space="preserve">
+          <w:hyperlink r:id="rId228" w:tgtFrame="_blank">
+            <w:r>
+              <w:t xml:space="preserve">Characteristics of Serratia rubidaea Clinical Strain Revealed Multiple Resistance to Antibiotics and Disinfectants.</w:t>
+            </w:r>
+          </w:hyperlink>
+        </w:t>
+      </w:r>
+    </w:p>
+    <w:p>
+      <w:pPr>
+        <w:spacing w:after="0"/>
+        <w:rPr>
+          <w:color w:val="0F50FF"/>
+          <w:u w:val="single"/>
+        </w:rPr>
+      </w:pPr>
+      <w:r>
+        <w:rPr>
+          <w:color w:val="0F50FF"/>
+          <w:u w:val="single"/>
+        </w:rPr>
+        <w:t xml:space="preserve"/>
+      </w:r>
+    </w:p>
+    <w:p>
+      <w:pPr>
+        <w:pStyle w:val="ListParagraph"/>
+        <w:numPr>
+          <w:ilvl w:val="0"/>
+          <w:numId w:val="20"/>
+        </w:numPr>
+        <w:spacing w:after="0" w:line="240" w:lineRule="auto"/>
+        <w:ind w:left="357" w:hanging="357"/>
+        <w:rPr>
+          <w:color w:val="0F50FF"/>
+          <w:u w:val="single"/>
+        </w:rPr>
+      </w:pPr>
+      <w:proofErr w:type="gramStart"/>
+      <w:r>
+        <w:rPr>
+          <w:color w:val="0F50FF"/>
+          <w:u w:val="single"/>
+        </w:rPr>
+        <w:t xml:space="preserve">
+          <w:hyperlink r:id="rId229" w:tgtFrame="_blank">
+            <w:r>
+              <w:t xml:space="preserve">Capsular Contracture in Implant-Based Breast Reconstruction: A Comprehensive Narrative Review of Pathophysiology, Risk Factors, and Contemporary Controversies.</w:t>
+            </w:r>
+          </w:hyperlink>
+        </w:t>
+      </w:r>
+    </w:p>
+    <w:p>
+      <w:pPr>
+        <w:spacing w:after="0"/>
+        <w:rPr>
+          <w:color w:val="0F50FF"/>
+          <w:u w:val="single"/>
+        </w:rPr>
+      </w:pPr>
+      <w:r>
+        <w:rPr>
+          <w:color w:val="0F50FF"/>
+          <w:u w:val="single"/>
+        </w:rPr>
+        <w:t xml:space="preserve"/>
+      </w:r>
+    </w:p>
+    <w:p>
+      <w:pPr>
+        <w:pStyle w:val="ListParagraph"/>
+        <w:numPr>
+          <w:ilvl w:val="0"/>
+          <w:numId w:val="20"/>
+        </w:numPr>
+        <w:spacing w:after="0" w:line="240" w:lineRule="auto"/>
+        <w:ind w:left="357" w:hanging="357"/>
+        <w:rPr>
+          <w:color w:val="0F50FF"/>
+          <w:u w:val="single"/>
+        </w:rPr>
+      </w:pPr>
+      <w:proofErr w:type="gramStart"/>
+      <w:r>
+        <w:rPr>
+          <w:color w:val="0F50FF"/>
+          <w:u w:val="single"/>
+        </w:rPr>
+        <w:t xml:space="preserve">
+          <w:hyperlink r:id="rId230" w:tgtFrame="_blank">
+            <w:r>
+              <w:t xml:space="preserve">In Vitro Antifungal and Wound-Healing Potential of Ferulago cassia and Ferulago silaifolia Essential Oils in Skin Candidiasis.</w:t>
+            </w:r>
+          </w:hyperlink>
+        </w:t>
+      </w:r>
+    </w:p>
+    <w:p>
+      <w:pPr>
+        <w:spacing w:after="0"/>
+        <w:rPr>
+          <w:color w:val="0F50FF"/>
+          <w:u w:val="single"/>
+        </w:rPr>
+      </w:pPr>
+      <w:r>
+        <w:rPr>
+          <w:color w:val="0F50FF"/>
+          <w:u w:val="single"/>
+        </w:rPr>
+        <w:t xml:space="preserve"/>
+      </w:r>
+    </w:p>
+    <w:p>
+      <w:pPr>
+        <w:pStyle w:val="ListParagraph"/>
+        <w:numPr>
+          <w:ilvl w:val="0"/>
+          <w:numId w:val="20"/>
+        </w:numPr>
+        <w:spacing w:after="0" w:line="240" w:lineRule="auto"/>
+        <w:ind w:left="357" w:hanging="357"/>
+        <w:rPr>
+          <w:color w:val="0F50FF"/>
+          <w:u w:val="single"/>
+        </w:rPr>
+      </w:pPr>
+      <w:proofErr w:type="gramStart"/>
+      <w:r>
+        <w:rPr>
+          <w:color w:val="0F50FF"/>
+          <w:u w:val="single"/>
+        </w:rPr>
+        <w:t xml:space="preserve">
+          <w:hyperlink r:id="rId231" w:tgtFrame="_blank">
+            <w:r>
+              <w:t xml:space="preserve">Quercetin-zinc based metal-phenolic networks ameliorate psoriasis by rebalancing the microbiota-immune-epidermis homeostasis.</w:t>
+            </w:r>
+          </w:hyperlink>
+        </w:t>
+      </w:r>
+    </w:p>
+    <w:p>
+      <w:pPr>
+        <w:spacing w:after="0"/>
+        <w:rPr>
+          <w:color w:val="0F50FF"/>
+          <w:u w:val="single"/>
+        </w:rPr>
+      </w:pPr>
+      <w:r>
+        <w:rPr>
+          <w:color w:val="0F50FF"/>
+          <w:u w:val="single"/>
+        </w:rPr>
+        <w:t xml:space="preserve"/>
+      </w:r>
+    </w:p>
+    <w:p>
+      <w:pPr>
+        <w:pStyle w:val="ListParagraph"/>
+        <w:numPr>
+          <w:ilvl w:val="0"/>
+          <w:numId w:val="20"/>
+        </w:numPr>
+        <w:spacing w:after="0" w:line="240" w:lineRule="auto"/>
+        <w:ind w:left="357" w:hanging="357"/>
+        <w:rPr>
+          <w:color w:val="0F50FF"/>
+          <w:u w:val="single"/>
+        </w:rPr>
+      </w:pPr>
+      <w:proofErr w:type="gramStart"/>
+      <w:r>
+        <w:rPr>
+          <w:color w:val="0F50FF"/>
+          <w:u w:val="single"/>
+        </w:rPr>
+        <w:t xml:space="preserve">
+          <w:hyperlink r:id="rId232" w:tgtFrame="_blank">
+            <w:r>
+              <w:t xml:space="preserve">Advanced Grafting Biomaterials and Technologies in Chronic Wound Care: Mechanisms, Clinical Outcomes, and Therapeutic Integration.</w:t>
+            </w:r>
+          </w:hyperlink>
+        </w:t>
+      </w:r>
+    </w:p>
+    <w:p>
+      <w:pPr>
+        <w:spacing w:after="0"/>
+        <w:rPr>
+          <w:color w:val="0F50FF"/>
+          <w:u w:val="single"/>
+        </w:rPr>
+      </w:pPr>
+      <w:r>
+        <w:rPr>
+          <w:color w:val="0F50FF"/>
+          <w:u w:val="single"/>
+        </w:rPr>
+        <w:t xml:space="preserve"/>
+      </w:r>
+    </w:p>
+    <w:p>
+      <w:pPr>
+        <w:pStyle w:val="ListParagraph"/>
+        <w:numPr>
+          <w:ilvl w:val="0"/>
+          <w:numId w:val="20"/>
+        </w:numPr>
+        <w:spacing w:after="0" w:line="240" w:lineRule="auto"/>
+        <w:ind w:left="357" w:hanging="357"/>
+        <w:rPr>
+          <w:color w:val="0F50FF"/>
+          <w:u w:val="single"/>
+        </w:rPr>
+      </w:pPr>
+      <w:proofErr w:type="gramStart"/>
+      <w:r>
+        <w:rPr>
+          <w:color w:val="0F50FF"/>
+          <w:u w:val="single"/>
+        </w:rPr>
+        <w:t xml:space="preserve">
+          <w:hyperlink r:id="rId233" w:tgtFrame="_blank">
+            <w:r>
+              <w:t xml:space="preserve">Ultrasound-stimulated BTO-BSA-gen inhibits implant-associated infections by suppressing bacterial adhesion and potentiating aminoglycosides.</w:t>
+            </w:r>
+          </w:hyperlink>
+        </w:t>
+      </w:r>
+    </w:p>
+    <w:p>
+      <w:pPr>
+        <w:spacing w:after="0"/>
+        <w:rPr>
+          <w:color w:val="0F50FF"/>
+          <w:u w:val="single"/>
+        </w:rPr>
+      </w:pPr>
+      <w:r>
+        <w:rPr>
+          <w:color w:val="0F50FF"/>
+          <w:u w:val="single"/>
+        </w:rPr>
+        <w:t xml:space="preserve"/>
+      </w:r>
+    </w:p>
+    <w:p>
+      <w:pPr>
+        <w:pStyle w:val="ListParagraph"/>
+        <w:numPr>
+          <w:ilvl w:val="0"/>
+          <w:numId w:val="20"/>
+        </w:numPr>
+        <w:spacing w:after="0" w:line="240" w:lineRule="auto"/>
+        <w:ind w:left="357" w:hanging="357"/>
+        <w:rPr>
+          <w:color w:val="0F50FF"/>
+          <w:u w:val="single"/>
+        </w:rPr>
+      </w:pPr>
+      <w:proofErr w:type="gramStart"/>
+      <w:r>
+        <w:rPr>
+          <w:color w:val="0F50FF"/>
+          <w:u w:val="single"/>
+        </w:rPr>
+        <w:t xml:space="preserve">
+          <w:hyperlink r:id="rId234" w:tgtFrame="_blank">
+            <w:r>
+              <w:t xml:space="preserve">Antiseptic chitosan acetate-chlorhexidine spray for wound cleaning.</w:t>
+            </w:r>
+          </w:hyperlink>
+        </w:t>
+      </w:r>
+    </w:p>
+    <w:p>
+      <w:pPr>
+        <w:spacing w:after="0"/>
+        <w:rPr>
+          <w:color w:val="0F50FF"/>
+          <w:u w:val="single"/>
+        </w:rPr>
+      </w:pPr>
+      <w:r>
+        <w:rPr>
+          <w:color w:val="0F50FF"/>
+          <w:u w:val="single"/>
+        </w:rPr>
+        <w:t xml:space="preserve"/>
+      </w:r>
+    </w:p>
+    <w:p>
+      <w:pPr>
+        <w:pStyle w:val="ListParagraph"/>
+        <w:numPr>
+          <w:ilvl w:val="0"/>
+          <w:numId w:val="20"/>
+        </w:numPr>
+        <w:spacing w:after="0" w:line="240" w:lineRule="auto"/>
+        <w:ind w:left="357" w:hanging="357"/>
+        <w:rPr>
+          <w:color w:val="0F50FF"/>
+          <w:u w:val="single"/>
+        </w:rPr>
+      </w:pPr>
+      <w:proofErr w:type="gramStart"/>
+      <w:r>
+        <w:rPr>
+          <w:color w:val="0F50FF"/>
+          <w:u w:val="single"/>
+        </w:rPr>
+        <w:t xml:space="preserve">
+          <w:hyperlink r:id="rId235" w:tgtFrame="_blank">
+            <w:r>
+              <w:t xml:space="preserve">Cleaning and debridement in wound care: a review of wound infection management and the role of multidimensional dressings.</w:t>
+            </w:r>
+          </w:hyperlink>
+        </w:t>
+      </w:r>
+    </w:p>
+    <w:p>
+      <w:pPr>
+        <w:spacing w:after="0"/>
+        <w:rPr>
+          <w:color w:val="0F50FF"/>
+          <w:u w:val="single"/>
+        </w:rPr>
+      </w:pPr>
+      <w:r>
+        <w:rPr>
+          <w:color w:val="0F50FF"/>
+          <w:u w:val="single"/>
+        </w:rPr>
+        <w:t xml:space="preserve"/>
+      </w:r>
+    </w:p>
+    <w:p>
+      <w:pPr>
+        <w:pStyle w:val="ListParagraph"/>
+        <w:numPr>
+          <w:ilvl w:val="0"/>
+          <w:numId w:val="20"/>
+        </w:numPr>
+        <w:spacing w:after="0" w:line="240" w:lineRule="auto"/>
+        <w:ind w:left="357" w:hanging="357"/>
+        <w:rPr>
+          <w:color w:val="0F50FF"/>
+          <w:u w:val="single"/>
+        </w:rPr>
+      </w:pPr>
+      <w:proofErr w:type="gramStart"/>
+      <w:r>
+        <w:rPr>
+          <w:color w:val="0F50FF"/>
+          <w:u w:val="single"/>
+        </w:rPr>
+        <w:t xml:space="preserve">
+          <w:hyperlink r:id="rId236" w:tgtFrame="_blank">
+            <w:r>
+              <w:t xml:space="preserve">Epidemiology, Distribution, Key Characteristics, and Challenges of Candidozyma auris (Formerly Candida auris): A Narrative Review With a Special Focus on Türkiye.</w:t>
+            </w:r>
+          </w:hyperlink>
+        </w:t>
+      </w:r>
+    </w:p>
+    <w:p>
+      <w:pPr>
+        <w:spacing w:after="0"/>
+        <w:rPr>
+          <w:color w:val="0F50FF"/>
+          <w:u w:val="single"/>
+        </w:rPr>
+      </w:pPr>
+      <w:r>
+        <w:rPr>
+          <w:color w:val="0F50FF"/>
+          <w:u w:val="single"/>
+        </w:rPr>
+        <w:t xml:space="preserve"/>
+      </w:r>
+    </w:p>
+    <w:p>
+      <w:pPr>
+        <w:pStyle w:val="ListParagraph"/>
+        <w:numPr>
+          <w:ilvl w:val="0"/>
+          <w:numId w:val="20"/>
+        </w:numPr>
+        <w:spacing w:after="0" w:line="240" w:lineRule="auto"/>
+        <w:ind w:left="357" w:hanging="357"/>
+        <w:rPr>
+          <w:color w:val="0F50FF"/>
+          <w:u w:val="single"/>
+        </w:rPr>
+      </w:pPr>
+      <w:proofErr w:type="gramStart"/>
+      <w:r>
+        <w:rPr>
+          <w:color w:val="0F50FF"/>
+          <w:u w:val="single"/>
+        </w:rPr>
+        <w:t xml:space="preserve">
+          <w:hyperlink r:id="rId237" w:tgtFrame="_blank">
+            <w:r>
+              <w:t xml:space="preserve">Cell-based drug delivery for combating bacteria: focus on refractory infections.</w:t>
+            </w:r>
+          </w:hyperlink>
+        </w:t>
+      </w:r>
+    </w:p>
+    <w:p>
+      <w:pPr>
+        <w:spacing w:after="0"/>
+        <w:rPr>
+          <w:color w:val="0F50FF"/>
+          <w:u w:val="single"/>
+        </w:rPr>
+      </w:pPr>
+      <w:r>
+        <w:rPr>
+          <w:color w:val="0F50FF"/>
+          <w:u w:val="single"/>
+        </w:rPr>
+        <w:t xml:space="preserve"/>
+      </w:r>
+    </w:p>
+    <w:p>
+      <w:pPr>
+        <w:pStyle w:val="ListParagraph"/>
+        <w:numPr>
+          <w:ilvl w:val="0"/>
+          <w:numId w:val="20"/>
+        </w:numPr>
+        <w:spacing w:after="0" w:line="240" w:lineRule="auto"/>
+        <w:ind w:left="357" w:hanging="357"/>
+        <w:rPr>
+          <w:color w:val="0F50FF"/>
+          <w:u w:val="single"/>
+        </w:rPr>
+      </w:pPr>
+      <w:proofErr w:type="gramStart"/>
+      <w:r>
+        <w:rPr>
+          <w:color w:val="0F50FF"/>
+          <w:u w:val="single"/>
+        </w:rPr>
+        <w:t xml:space="preserve">
+          <w:hyperlink r:id="rId238" w:tgtFrame="_blank">
+            <w:r>
+              <w:t xml:space="preserve">Unlocking the Bioactive Potential of Capparis multiflora From Northeast India: First-Ever LC-MS Profiling and Biological Activity Studies.</w:t>
             </w:r>
           </w:hyperlink>
         </w:t>
@@ -5238,9 +6588,9 @@
           <w:u w:val="single"/>
         </w:rPr>
         <w:t xml:space="preserve">
-          <w:hyperlink r:id="rId39" w:tgtFrame="_blank">
-            <w:r>
-              <w:t xml:space="preserve">The ecological dynamics of skin microbiota in skin health and diseases.</w:t>
+          <w:hyperlink r:id="rId239" w:tgtFrame="_blank">
+            <w:r>
+              <w:t xml:space="preserve">Preliminary Characterization of Skin Microbiota and Mycobiota in Atopic Dermatitis by Metagenomic and Culture-Based Analyses.</w:t>
             </w:r>
           </w:hyperlink>
         </w:t>
@@ -5283,9 +6633,9 @@
           <w:u w:val="single"/>
         </w:rPr>
         <w:t xml:space="preserve">
-          <w:hyperlink r:id="rId40" w:tgtFrame="_blank">
-            <w:r>
-              <w:t xml:space="preserve">Effects of Prebiotic Gum Arabic Under Antibiotic-Containing Conditions in Atopic Dermatitis-Associated Bacteria: In Vitro Evaluation and Development of Semisolid Topical Carriers.</w:t>
+          <w:hyperlink r:id="rId240" w:tgtFrame="_blank">
+            <w:r>
+              <w:t xml:space="preserve">MRGPRX2 Antagonist Treatment Prevents Inflammation and Disease in a Mouse Model of Atopic Dermatitis.</w:t>
             </w:r>
           </w:hyperlink>
         </w:t>
@@ -5328,9 +6678,459 @@
           <w:u w:val="single"/>
         </w:rPr>
         <w:t xml:space="preserve">
-          <w:hyperlink r:id="rId41" w:tgtFrame="_blank">
-            <w:r>
-              <w:t xml:space="preserve">Emerging microbiome-based therapies for atopic eczema: clinical insights and future development.</w:t>
+          <w:hyperlink r:id="rId241" w:tgtFrame="_blank">
+            <w:r>
+              <w:t xml:space="preserve">Lack of improvement after short-term topical antistaphylococcal endolysin SA.100 therapy in patients with mild-to-moderate atopic dermatitis: Results from a randomized, vehicle-controlled trial.</w:t>
+            </w:r>
+          </w:hyperlink>
+        </w:t>
+      </w:r>
+    </w:p>
+    <w:p>
+      <w:pPr>
+        <w:spacing w:after="0"/>
+        <w:rPr>
+          <w:color w:val="0F50FF"/>
+          <w:u w:val="single"/>
+        </w:rPr>
+      </w:pPr>
+      <w:r>
+        <w:rPr>
+          <w:color w:val="0F50FF"/>
+          <w:u w:val="single"/>
+        </w:rPr>
+        <w:t xml:space="preserve"/>
+      </w:r>
+    </w:p>
+    <w:p>
+      <w:pPr>
+        <w:pStyle w:val="ListParagraph"/>
+        <w:numPr>
+          <w:ilvl w:val="0"/>
+          <w:numId w:val="21"/>
+        </w:numPr>
+        <w:spacing w:after="0" w:line="240" w:lineRule="auto"/>
+        <w:ind w:left="357" w:hanging="357"/>
+        <w:rPr>
+          <w:color w:val="0F50FF"/>
+          <w:u w:val="single"/>
+        </w:rPr>
+      </w:pPr>
+      <w:proofErr w:type="gramStart"/>
+      <w:r>
+        <w:rPr>
+          <w:color w:val="0F50FF"/>
+          <w:u w:val="single"/>
+        </w:rPr>
+        <w:t xml:space="preserve">
+          <w:hyperlink r:id="rId242" w:tgtFrame="_blank">
+            <w:r>
+              <w:t xml:space="preserve">Soluble bacterial lipopeptides suppress gasdermin D-associated IL-33 release in keratinocytes and atopic dermatitis in mice.</w:t>
+            </w:r>
+          </w:hyperlink>
+        </w:t>
+      </w:r>
+    </w:p>
+    <w:p>
+      <w:pPr>
+        <w:spacing w:after="0"/>
+        <w:rPr>
+          <w:color w:val="0F50FF"/>
+          <w:u w:val="single"/>
+        </w:rPr>
+      </w:pPr>
+      <w:r>
+        <w:rPr>
+          <w:color w:val="0F50FF"/>
+          <w:u w:val="single"/>
+        </w:rPr>
+        <w:t xml:space="preserve"/>
+      </w:r>
+    </w:p>
+    <w:p>
+      <w:pPr>
+        <w:pStyle w:val="ListParagraph"/>
+        <w:numPr>
+          <w:ilvl w:val="0"/>
+          <w:numId w:val="21"/>
+        </w:numPr>
+        <w:spacing w:after="0" w:line="240" w:lineRule="auto"/>
+        <w:ind w:left="357" w:hanging="357"/>
+        <w:rPr>
+          <w:color w:val="0F50FF"/>
+          <w:u w:val="single"/>
+        </w:rPr>
+      </w:pPr>
+      <w:proofErr w:type="gramStart"/>
+      <w:r>
+        <w:rPr>
+          <w:color w:val="0F50FF"/>
+          <w:u w:val="single"/>
+        </w:rPr>
+        <w:t xml:space="preserve">
+          <w:hyperlink r:id="rId243" w:tgtFrame="_blank">
+            <w:r>
+              <w:t xml:space="preserve">Septic Pulmonary Embolism due to Methicillin-Resistant Staphylococcus aureus Bacteremia during Adjuvant Chemotherapy for Breast Cancer: A Case Report.</w:t>
+            </w:r>
+          </w:hyperlink>
+        </w:t>
+      </w:r>
+    </w:p>
+    <w:p>
+      <w:pPr>
+        <w:spacing w:after="0"/>
+        <w:rPr>
+          <w:color w:val="0F50FF"/>
+          <w:u w:val="single"/>
+        </w:rPr>
+      </w:pPr>
+      <w:r>
+        <w:rPr>
+          <w:color w:val="0F50FF"/>
+          <w:u w:val="single"/>
+        </w:rPr>
+        <w:t xml:space="preserve"/>
+      </w:r>
+    </w:p>
+    <w:p>
+      <w:pPr>
+        <w:pStyle w:val="ListParagraph"/>
+        <w:numPr>
+          <w:ilvl w:val="0"/>
+          <w:numId w:val="21"/>
+        </w:numPr>
+        <w:spacing w:after="0" w:line="240" w:lineRule="auto"/>
+        <w:ind w:left="357" w:hanging="357"/>
+        <w:rPr>
+          <w:color w:val="0F50FF"/>
+          <w:u w:val="single"/>
+        </w:rPr>
+      </w:pPr>
+      <w:proofErr w:type="gramStart"/>
+      <w:r>
+        <w:rPr>
+          <w:color w:val="0F50FF"/>
+          <w:u w:val="single"/>
+        </w:rPr>
+        <w:t xml:space="preserve">
+          <w:hyperlink r:id="rId244" w:tgtFrame="_blank">
+            <w:r>
+              <w:t xml:space="preserve">Impact of IL-4/IL-13 Blockade with Dupilumab on the Microbiome in Type 2 Inflammatory Diseases: A Systematic Review.</w:t>
+            </w:r>
+          </w:hyperlink>
+        </w:t>
+      </w:r>
+    </w:p>
+    <w:p>
+      <w:pPr>
+        <w:spacing w:after="0"/>
+        <w:rPr>
+          <w:color w:val="0F50FF"/>
+          <w:u w:val="single"/>
+        </w:rPr>
+      </w:pPr>
+      <w:r>
+        <w:rPr>
+          <w:color w:val="0F50FF"/>
+          <w:u w:val="single"/>
+        </w:rPr>
+        <w:t xml:space="preserve"/>
+      </w:r>
+    </w:p>
+    <w:p>
+      <w:pPr>
+        <w:pStyle w:val="ListParagraph"/>
+        <w:numPr>
+          <w:ilvl w:val="0"/>
+          <w:numId w:val="21"/>
+        </w:numPr>
+        <w:spacing w:after="0" w:line="240" w:lineRule="auto"/>
+        <w:ind w:left="357" w:hanging="357"/>
+        <w:rPr>
+          <w:color w:val="0F50FF"/>
+          <w:u w:val="single"/>
+        </w:rPr>
+      </w:pPr>
+      <w:proofErr w:type="gramStart"/>
+      <w:r>
+        <w:rPr>
+          <w:color w:val="0F50FF"/>
+          <w:u w:val="single"/>
+        </w:rPr>
+        <w:t xml:space="preserve">
+          <w:hyperlink r:id="rId245" w:tgtFrame="_blank">
+            <w:r>
+              <w:t xml:space="preserve">Topical calcineurin inhibitors and the epidermal barrier in atopic dermatitis.</w:t>
+            </w:r>
+          </w:hyperlink>
+        </w:t>
+      </w:r>
+    </w:p>
+    <w:p>
+      <w:pPr>
+        <w:spacing w:after="0"/>
+        <w:rPr>
+          <w:color w:val="0F50FF"/>
+          <w:u w:val="single"/>
+        </w:rPr>
+      </w:pPr>
+      <w:r>
+        <w:rPr>
+          <w:color w:val="0F50FF"/>
+          <w:u w:val="single"/>
+        </w:rPr>
+        <w:t xml:space="preserve"/>
+      </w:r>
+    </w:p>
+    <w:p>
+      <w:pPr>
+        <w:pStyle w:val="ListParagraph"/>
+        <w:numPr>
+          <w:ilvl w:val="0"/>
+          <w:numId w:val="21"/>
+        </w:numPr>
+        <w:spacing w:after="0" w:line="240" w:lineRule="auto"/>
+        <w:ind w:left="357" w:hanging="357"/>
+        <w:rPr>
+          <w:color w:val="0F50FF"/>
+          <w:u w:val="single"/>
+        </w:rPr>
+      </w:pPr>
+      <w:proofErr w:type="gramStart"/>
+      <w:r>
+        <w:rPr>
+          <w:color w:val="0F50FF"/>
+          <w:u w:val="single"/>
+        </w:rPr>
+        <w:t xml:space="preserve">
+          <w:hyperlink r:id="rId246" w:tgtFrame="_blank">
+            <w:r>
+              <w:t xml:space="preserve">Keratinocyte Priming by Staphylococcus aureus Reduces HSV-1 Susceptibility.</w:t>
+            </w:r>
+          </w:hyperlink>
+        </w:t>
+      </w:r>
+    </w:p>
+    <w:p>
+      <w:pPr>
+        <w:spacing w:after="0"/>
+        <w:rPr>
+          <w:color w:val="0F50FF"/>
+          <w:u w:val="single"/>
+        </w:rPr>
+      </w:pPr>
+      <w:r>
+        <w:rPr>
+          <w:color w:val="0F50FF"/>
+          <w:u w:val="single"/>
+        </w:rPr>
+        <w:t xml:space="preserve"/>
+      </w:r>
+    </w:p>
+    <w:p>
+      <w:pPr>
+        <w:pStyle w:val="ListParagraph"/>
+        <w:numPr>
+          <w:ilvl w:val="0"/>
+          <w:numId w:val="21"/>
+        </w:numPr>
+        <w:spacing w:after="0" w:line="240" w:lineRule="auto"/>
+        <w:ind w:left="357" w:hanging="357"/>
+        <w:rPr>
+          <w:color w:val="0F50FF"/>
+          <w:u w:val="single"/>
+        </w:rPr>
+      </w:pPr>
+      <w:proofErr w:type="gramStart"/>
+      <w:r>
+        <w:rPr>
+          <w:color w:val="0F50FF"/>
+          <w:u w:val="single"/>
+        </w:rPr>
+        <w:t xml:space="preserve">
+          <w:hyperlink r:id="rId247" w:tgtFrame="_blank">
+            <w:r>
+              <w:t xml:space="preserve">Multi-Kingdom Synergy of Perilla frutescens-Derived Effector Vesicles and Postbiotics: A Triple-Action Strategy for Atopic Dermatitis.</w:t>
+            </w:r>
+          </w:hyperlink>
+        </w:t>
+      </w:r>
+    </w:p>
+    <w:p>
+      <w:pPr>
+        <w:spacing w:after="0"/>
+        <w:rPr>
+          <w:color w:val="0F50FF"/>
+          <w:u w:val="single"/>
+        </w:rPr>
+      </w:pPr>
+      <w:r>
+        <w:rPr>
+          <w:color w:val="0F50FF"/>
+          <w:u w:val="single"/>
+        </w:rPr>
+        <w:t xml:space="preserve"/>
+      </w:r>
+    </w:p>
+    <w:p>
+      <w:pPr>
+        <w:pStyle w:val="ListParagraph"/>
+        <w:numPr>
+          <w:ilvl w:val="0"/>
+          <w:numId w:val="21"/>
+        </w:numPr>
+        <w:spacing w:after="0" w:line="240" w:lineRule="auto"/>
+        <w:ind w:left="357" w:hanging="357"/>
+        <w:rPr>
+          <w:color w:val="0F50FF"/>
+          <w:u w:val="single"/>
+        </w:rPr>
+      </w:pPr>
+      <w:proofErr w:type="gramStart"/>
+      <w:r>
+        <w:rPr>
+          <w:color w:val="0F50FF"/>
+          <w:u w:val="single"/>
+        </w:rPr>
+        <w:t xml:space="preserve">
+          <w:hyperlink r:id="rId248" w:tgtFrame="_blank">
+            <w:r>
+              <w:t xml:space="preserve">Effects of extended-release topical polyhexanide in a Staphylococcus aureus-induced murine dermatitis model characterized by IL-36 expression.</w:t>
+            </w:r>
+          </w:hyperlink>
+        </w:t>
+      </w:r>
+    </w:p>
+    <w:p>
+      <w:pPr>
+        <w:spacing w:after="0"/>
+        <w:rPr>
+          <w:color w:val="0F50FF"/>
+          <w:u w:val="single"/>
+        </w:rPr>
+      </w:pPr>
+      <w:r>
+        <w:rPr>
+          <w:color w:val="0F50FF"/>
+          <w:u w:val="single"/>
+        </w:rPr>
+        <w:t xml:space="preserve"/>
+      </w:r>
+    </w:p>
+    <w:p>
+      <w:pPr>
+        <w:pStyle w:val="ListParagraph"/>
+        <w:numPr>
+          <w:ilvl w:val="0"/>
+          <w:numId w:val="21"/>
+        </w:numPr>
+        <w:spacing w:after="0" w:line="240" w:lineRule="auto"/>
+        <w:ind w:left="357" w:hanging="357"/>
+        <w:rPr>
+          <w:color w:val="0F50FF"/>
+          <w:u w:val="single"/>
+        </w:rPr>
+      </w:pPr>
+      <w:proofErr w:type="gramStart"/>
+      <w:r>
+        <w:rPr>
+          <w:color w:val="0F50FF"/>
+          <w:u w:val="single"/>
+        </w:rPr>
+        <w:t xml:space="preserve">
+          <w:hyperlink r:id="rId249" w:tgtFrame="_blank">
+            <w:r>
+              <w:t xml:space="preserve">Correlation between Staphylococcus aureus colonization and disease severity in atopic dermatitis: a systematic review and meta-analysis of randomized controlled trials.</w:t>
+            </w:r>
+          </w:hyperlink>
+        </w:t>
+      </w:r>
+    </w:p>
+    <w:p>
+      <w:pPr>
+        <w:spacing w:after="0"/>
+        <w:rPr>
+          <w:color w:val="0F50FF"/>
+          <w:u w:val="single"/>
+        </w:rPr>
+      </w:pPr>
+      <w:r>
+        <w:rPr>
+          <w:color w:val="0F50FF"/>
+          <w:u w:val="single"/>
+        </w:rPr>
+        <w:t xml:space="preserve"/>
+      </w:r>
+    </w:p>
+    <w:p>
+      <w:pPr>
+        <w:pStyle w:val="ListParagraph"/>
+        <w:numPr>
+          <w:ilvl w:val="0"/>
+          <w:numId w:val="21"/>
+        </w:numPr>
+        <w:spacing w:after="0" w:line="240" w:lineRule="auto"/>
+        <w:ind w:left="357" w:hanging="357"/>
+        <w:rPr>
+          <w:color w:val="0F50FF"/>
+          <w:u w:val="single"/>
+        </w:rPr>
+      </w:pPr>
+      <w:proofErr w:type="gramStart"/>
+      <w:r>
+        <w:rPr>
+          <w:color w:val="0F50FF"/>
+          <w:u w:val="single"/>
+        </w:rPr>
+        <w:t xml:space="preserve">
+          <w:hyperlink r:id="rId250" w:tgtFrame="_blank">
+            <w:r>
+              <w:t xml:space="preserve">Potential Dupilumab-Induced Unmasking of Specific Immunoglobulin Deficiency: A First-of-Its-Kind Case.</w:t>
+            </w:r>
+          </w:hyperlink>
+        </w:t>
+      </w:r>
+    </w:p>
+    <w:p>
+      <w:pPr>
+        <w:spacing w:after="0"/>
+        <w:rPr>
+          <w:color w:val="0F50FF"/>
+          <w:u w:val="single"/>
+        </w:rPr>
+      </w:pPr>
+      <w:r>
+        <w:rPr>
+          <w:color w:val="0F50FF"/>
+          <w:u w:val="single"/>
+        </w:rPr>
+        <w:t xml:space="preserve"/>
+      </w:r>
+    </w:p>
+    <w:p>
+      <w:pPr>
+        <w:pStyle w:val="ListParagraph"/>
+        <w:numPr>
+          <w:ilvl w:val="0"/>
+          <w:numId w:val="21"/>
+        </w:numPr>
+        <w:spacing w:after="0" w:line="240" w:lineRule="auto"/>
+        <w:ind w:left="357" w:hanging="357"/>
+        <w:rPr>
+          <w:color w:val="0F50FF"/>
+          <w:u w:val="single"/>
+        </w:rPr>
+      </w:pPr>
+      <w:proofErr w:type="gramStart"/>
+      <w:r>
+        <w:rPr>
+          <w:color w:val="0F50FF"/>
+          <w:u w:val="single"/>
+        </w:rPr>
+        <w:t xml:space="preserve">
+          <w:hyperlink r:id="rId251" w:tgtFrame="_blank">
+            <w:r>
+              <w:t xml:space="preserve">Beyond T helper 2 cells: Integrating immune, barrier, microbial, and neuroimmune pathways in atopic dermatitis pathogenesis.</w:t>
             </w:r>
           </w:hyperlink>
         </w:t>
@@ -5411,7 +7211,7 @@
         <w:t xml:space="preserve">
           <w:hyperlink r:id="rId12" w:tgtFrame="_blank">
             <w:r>
-              <w:t xml:space="preserve">Adeno-associated virus delivery of anti-alpha toxin monoclonal antibodies confers protection against Staphylococcus aureus infections.</w:t>
+              <w:t xml:space="preserve">Visceral leishmaniasis &amp; HIV co-infection in Bangladesh: Investigating prevalence and policy recommendations.</w:t>
             </w:r>
           </w:hyperlink>
         </w:t>
@@ -5456,7 +7256,7 @@
         <w:t xml:space="preserve">
           <w:hyperlink r:id="rId13" w:tgtFrame="_blank">
             <w:r>
-              <w:t xml:space="preserve">Activity of Angelica sinensis extract for cutaneous applications: antioxidant, anti-senescent, and antimicrobial effects.</w:t>
+              <w:t xml:space="preserve">Balancing antibacterial effects and cytotoxicity through LIFT-fabricated AgNP microdomain arrays on PET.</w:t>
             </w:r>
           </w:hyperlink>
         </w:t>
@@ -5501,7 +7301,7 @@
         <w:t xml:space="preserve">
           <w:hyperlink r:id="rId14" w:tgtFrame="_blank">
             <w:r>
-              <w:t xml:space="preserve">Fabrication and characterization of Voriconazole-Loaded dissolving microneedle Systems: A Synergistic approach combining 3D printing and vacuum compression molding.</w:t>
+              <w:t xml:space="preserve">An IL-1, IL-17, and IL-22 cytokine circuit controls vulvovaginal candidiasis independently of estrogen.</w:t>
             </w:r>
           </w:hyperlink>
         </w:t>
@@ -5546,7 +7346,7 @@
         <w:t xml:space="preserve">
           <w:hyperlink r:id="rId15" w:tgtFrame="_blank">
             <w:r>
-              <w:t xml:space="preserve">Dermal Toxicity of Nanoparticles: A Review of Recent Progress.</w:t>
+              <w:t xml:space="preserve">From phytochemical complexity to biological function: A comparative study of Capparis spinosa fruit extracts.</w:t>
             </w:r>
           </w:hyperlink>
         </w:t>
@@ -5591,7 +7391,7 @@
         <w:t xml:space="preserve">
           <w:hyperlink r:id="rId16" w:tgtFrame="_blank">
             <w:r>
-              <w:t xml:space="preserve">Cutaneous Candida tropicalis in a Pediatric Acute Lymphoblastic Leukemia Patient: Purpura Without Vascular Invasion.</w:t>
+              <w:t xml:space="preserve">Clinical study and the diagnosis of lumpy skin disease in cattle using genomic, immunological, and pathological indicators.</w:t>
             </w:r>
           </w:hyperlink>
         </w:t>
@@ -5636,7 +7436,7 @@
         <w:t xml:space="preserve">
           <w:hyperlink r:id="rId17" w:tgtFrame="_blank">
             <w:r>
-              <w:t xml:space="preserve">Bacterial Fluorescence Signals Predict Dermal Regeneration Template Integration Outcomes.</w:t>
+              <w:t xml:space="preserve">Contribution of dermal ethanol absorption during laboratory-controlled high-frequency use of alcohol-based hand rubs followed by glove use.</w:t>
             </w:r>
           </w:hyperlink>
         </w:t>
@@ -5681,7 +7481,7 @@
         <w:t xml:space="preserve">
           <w:hyperlink r:id="rId18" w:tgtFrame="_blank">
             <w:r>
-              <w:t xml:space="preserve">3D-Bioprinted Gelatin Hydrogels with Human Umbilical Cord Mesenchymal Stem Cell-Derived Small Extracellular Vesicles Promote Cutaneous Wound Healing In Vivo.</w:t>
+              <w:t xml:space="preserve">Integrating multivariate statistics and Random Forest modeling to assess heavy metal impacts on microbial communities and health risks in the Gulf of Suez coastal sediments, Egypt.</w:t>
             </w:r>
           </w:hyperlink>
         </w:t>
@@ -5726,7 +7526,7 @@
         <w:t xml:space="preserve">
           <w:hyperlink r:id="rId19" w:tgtFrame="_blank">
             <w:r>
-              <w:t xml:space="preserve">Micro- and Nanoplastics as Disruptors of Digestive and Hepatopancreatic Homeostasis: Insights into the Plastic-Gut-Liver Axis.</w:t>
+              <w:t xml:space="preserve">Modulation of angiogenic, inflammatory, and matrix remodeling responses in type 2 diabetic wounds by a decellularized dermal scaffold and adjunct biophysical stimulation.</w:t>
             </w:r>
           </w:hyperlink>
         </w:t>
@@ -5771,7 +7571,7 @@
         <w:t xml:space="preserve">
           <w:hyperlink r:id="rId20" w:tgtFrame="_blank">
             <w:r>
-              <w:t xml:space="preserve">Multifunctional Bioactivity of Saccharomyces cerevisiae Extracellular Vesicle in Hair Follicle-Related Cellular Models.</w:t>
+              <w:t xml:space="preserve">Development and preclinical evaluation of quiniodochlor-loaded nanostructured lipid carrier-chitosan gel for topical antifungal therapy.</w:t>
             </w:r>
           </w:hyperlink>
         </w:t>
@@ -5816,7 +7616,7 @@
         <w:t xml:space="preserve">
           <w:hyperlink r:id="rId21" w:tgtFrame="_blank">
             <w:r>
-              <w:t xml:space="preserve">Beyond static loading: a dynamic, multifactorial assessment of dermal exposure to organophosphate esters.</w:t>
+              <w:t xml:space="preserve">A phase I, needle free, dose escalation clinical trial of pEVAC-PS, a candidate pan-Sarbecovirus Vaccine.</w:t>
             </w:r>
           </w:hyperlink>
         </w:t>
@@ -5861,7 +7661,7 @@
         <w:t xml:space="preserve">
           <w:hyperlink r:id="rId22" w:tgtFrame="_blank">
             <w:r>
-              <w:t xml:space="preserve">Postbiotic_Loaded Hyalurosome: Investigating Their Potential as Antimicrobial and Antioxidant Agents.</w:t>
+              <w:t xml:space="preserve">Postoperative complications after subpectoral versus prepectoral implant-based breast reconstruction: A target trial emulation study.</w:t>
             </w:r>
           </w:hyperlink>
         </w:t>
@@ -5906,7 +7706,7 @@
         <w:t xml:space="preserve">
           <w:hyperlink r:id="rId23" w:tgtFrame="_blank">
             <w:r>
-              <w:t xml:space="preserve">Collagen depletion, not keloid formation, defines lobomycosis lesions: a paired skin analysis.</w:t>
+              <w:t xml:space="preserve">A Case of False-Positive Treponema Pallidum Immunohistochemistry and Review of Syphilis Testing as It Pertains to Dermatologists.</w:t>
             </w:r>
           </w:hyperlink>
         </w:t>
@@ -5951,7 +7751,7 @@
         <w:t xml:space="preserve">
           <w:hyperlink r:id="rId24" w:tgtFrame="_blank">
             <w:r>
-              <w:t xml:space="preserve">Antimicrobial potency and biocompatibility of biogenic selenium nanoparticles by Prosopis farcta.</w:t>
+              <w:t xml:space="preserve">CHIKV-Infected Human Dermal Fibroblasts Mount an IFNβ Transcriptional Response Independent of TBK1/IKKε Signaling That Fails to Prevent Lethal Infection.</w:t>
             </w:r>
           </w:hyperlink>
         </w:t>
@@ -5996,7 +7796,7 @@
         <w:t xml:space="preserve">
           <w:hyperlink r:id="rId25" w:tgtFrame="_blank">
             <w:r>
-              <w:t xml:space="preserve">Diagnostic accuracy and safety of Cy-Tb for detection of tuberculosis infection: A multicentric study from India.</w:t>
+              <w:t xml:space="preserve">Investigating the emergence of the Brazilian porcupinepox poxvirus in wild Brazilian porcupines (Coendou longicaudatus).</w:t>
             </w:r>
           </w:hyperlink>
         </w:t>
@@ -6041,52 +7841,7 @@
         <w:t xml:space="preserve">
           <w:hyperlink r:id="rId26" w:tgtFrame="_blank">
             <w:r>
-              <w:t xml:space="preserve">Quantification of In Vitro Replicative Lifespan Elongation Activity of Hormones, Antioxidants, Plant Extract and Bacterial Exudate by Updated "Overlay Method".</w:t>
-            </w:r>
-          </w:hyperlink>
-        </w:t>
-      </w:r>
-    </w:p>
-    <w:p>
-      <w:pPr>
-        <w:spacing w:after="0"/>
-        <w:rPr>
-          <w:color w:val="0F50FF"/>
-          <w:u w:val="single"/>
-        </w:rPr>
-      </w:pPr>
-      <w:r>
-        <w:rPr>
-          <w:color w:val="0F50FF"/>
-          <w:u w:val="single"/>
-        </w:rPr>
-        <w:t xml:space="preserve"/>
-      </w:r>
-    </w:p>
-    <w:p>
-      <w:pPr>
-        <w:pStyle w:val="ListParagraph"/>
-        <w:numPr>
-          <w:ilvl w:val="0"/>
-          <w:numId w:val="22"/>
-        </w:numPr>
-        <w:spacing w:after="0" w:line="240" w:lineRule="auto"/>
-        <w:ind w:left="357" w:hanging="357"/>
-        <w:rPr>
-          <w:color w:val="0F50FF"/>
-          <w:u w:val="single"/>
-        </w:rPr>
-      </w:pPr>
-      <w:proofErr w:type="gramStart"/>
-      <w:r>
-        <w:rPr>
-          <w:color w:val="0F50FF"/>
-          <w:u w:val="single"/>
-        </w:rPr>
-        <w:t xml:space="preserve">
-          <w:hyperlink r:id="rId27" w:tgtFrame="_blank">
-            <w:r>
-              <w:t xml:space="preserve">Skin Deep: Uncovering the Early Events of Crimean-Congo Hemorrhagic Fever Virus at the Tick-Host-Virus Interface.</w:t>
+              <w:t xml:space="preserve">High-level secretory production of a highly hydrophilic human-like type III collagen in Komagataella phaffii by a multicopy genomic integration strategy.</w:t>
             </w:r>
           </w:hyperlink>
         </w:t>
@@ -6164,9 +7919,54 @@
           <w:u w:val="single"/>
         </w:rPr>
         <w:t xml:space="preserve">
+          <w:hyperlink r:id="rId27" w:tgtFrame="_blank">
+            <w:r>
+              <w:t xml:space="preserve">Targeted MRSA decolonisation reduces the risk of subsequent MRSA infection - a quasi-experimental study.</w:t>
+            </w:r>
+          </w:hyperlink>
+        </w:t>
+      </w:r>
+    </w:p>
+    <w:p>
+      <w:pPr>
+        <w:spacing w:after="0"/>
+        <w:rPr>
+          <w:color w:val="0F50FF"/>
+          <w:u w:val="single"/>
+        </w:rPr>
+      </w:pPr>
+      <w:r>
+        <w:rPr>
+          <w:color w:val="0F50FF"/>
+          <w:u w:val="single"/>
+        </w:rPr>
+        <w:t xml:space="preserve"/>
+      </w:r>
+    </w:p>
+    <w:p>
+      <w:pPr>
+        <w:pStyle w:val="ListParagraph"/>
+        <w:numPr>
+          <w:ilvl w:val="0"/>
+          <w:numId w:val="23"/>
+        </w:numPr>
+        <w:spacing w:after="0" w:line="240" w:lineRule="auto"/>
+        <w:ind w:left="357" w:hanging="357"/>
+        <w:rPr>
+          <w:color w:val="0F50FF"/>
+          <w:u w:val="single"/>
+        </w:rPr>
+      </w:pPr>
+      <w:proofErr w:type="gramStart"/>
+      <w:r>
+        <w:rPr>
+          <w:color w:val="0F50FF"/>
+          <w:u w:val="single"/>
+        </w:rPr>
+        <w:t xml:space="preserve">
           <w:hyperlink r:id="rId28" w:tgtFrame="_blank">
             <w:r>
-              <w:t xml:space="preserve">Enrichment of high-risk antibiotic resistance genes on microplastics in freshwater environments: A meta-analysis.</w:t>
+              <w:t xml:space="preserve">Resistome Profiling of a Large Collection of Staphylococcus aureus Isolates Uncovers Frameshift-Silenced mupA Gene Mediating Mupirocin Susceptibility.</w:t>
             </w:r>
           </w:hyperlink>
         </w:t>
@@ -6211,7 +8011,7 @@
         <w:t xml:space="preserve">
           <w:hyperlink r:id="rId29" w:tgtFrame="_blank">
             <w:r>
-              <w:t xml:space="preserve">Increase in imported mupirocin-resistant Staphylococcus aureus from the tropics and subtropics: trends in Berlin from 2018 to 2025.</w:t>
+              <w:t xml:space="preserve">HAMA microneedles patch loaded with Three-Dimensional exosome and Mupirocin promote diabetic wound healing.</w:t>
             </w:r>
           </w:hyperlink>
         </w:t>
@@ -6256,7 +8056,7 @@
         <w:t xml:space="preserve">
           <w:hyperlink r:id="rId30" w:tgtFrame="_blank">
             <w:r>
-              <w:t xml:space="preserve">Long-term outcomes following nasal button battery foreign body injuries in children: a 10-year retrospective analysis of 45 patients.</w:t>
+              <w:t xml:space="preserve">Changes in nasal and oral microbiota composition during a ten-day decolonization course with mupirocin and povidone-iodine: A real-world case series.</w:t>
             </w:r>
           </w:hyperlink>
         </w:t>
@@ -6301,7 +8101,7 @@
         <w:t xml:space="preserve">
           <w:hyperlink r:id="rId31" w:tgtFrame="_blank">
             <w:r>
-              <w:t xml:space="preserve">The combination of mupirocin and Kayvirus broadens the decolonization effect against Staphylococcus aureus.</w:t>
+              <w:t xml:space="preserve">Staphylococcus aureus carriage among hemodialysis outpatients: risk factors, antimicrobial resistance, and molecular characterization.</w:t>
             </w:r>
           </w:hyperlink>
         </w:t>
@@ -6346,7 +8146,7 @@
         <w:t xml:space="preserve">
           <w:hyperlink r:id="rId32" w:tgtFrame="_blank">
             <w:r>
-              <w:t xml:space="preserve">High Humidity Exacerbates Psoriasiform Skin Disease Relapse by Increasing Tissue-Resident Memory T Cells via Altering Skin Microbiota.</w:t>
+              <w:t xml:space="preserve">Topical eucalyptol accelerates the healing of MRSA-infected diabetic wounds in rats by regulating TLR4, NF-κB, VEGFA and MMP-9 pathways.</w:t>
             </w:r>
           </w:hyperlink>
         </w:t>
@@ -6391,7 +8191,7 @@
         <w:t xml:space="preserve">
           <w:hyperlink r:id="rId33" w:tgtFrame="_blank">
             <w:r>
-              <w:t xml:space="preserve">Staphylococcus aureus colonization before elective posterior spine surgery: is it associated with postoperative S. aureus infections?</w:t>
+              <w:t xml:space="preserve">Discovery of Schiff base-triazole-pleuromutilin conjugates as broad-spectrum antibacterial agents with potent anti-MRSA activity.</w:t>
             </w:r>
           </w:hyperlink>
         </w:t>
@@ -6436,187 +8236,7 @@
         <w:t xml:space="preserve">
           <w:hyperlink r:id="rId34" w:tgtFrame="_blank">
             <w:r>
-              <w:t xml:space="preserve">Indoor airborne dust in veterinary facilities as a reservoir of bacterial pathogens and antimicrobial resistance.</w:t>
-            </w:r>
-          </w:hyperlink>
-        </w:t>
-      </w:r>
-    </w:p>
-    <w:p>
-      <w:pPr>
-        <w:spacing w:after="0"/>
-        <w:rPr>
-          <w:color w:val="0F50FF"/>
-          <w:u w:val="single"/>
-        </w:rPr>
-      </w:pPr>
-      <w:r>
-        <w:rPr>
-          <w:color w:val="0F50FF"/>
-          <w:u w:val="single"/>
-        </w:rPr>
-        <w:t xml:space="preserve"/>
-      </w:r>
-    </w:p>
-    <w:p>
-      <w:pPr>
-        <w:pStyle w:val="ListParagraph"/>
-        <w:numPr>
-          <w:ilvl w:val="0"/>
-          <w:numId w:val="23"/>
-        </w:numPr>
-        <w:spacing w:after="0" w:line="240" w:lineRule="auto"/>
-        <w:ind w:left="357" w:hanging="357"/>
-        <w:rPr>
-          <w:color w:val="0F50FF"/>
-          <w:u w:val="single"/>
-        </w:rPr>
-      </w:pPr>
-      <w:proofErr w:type="gramStart"/>
-      <w:r>
-        <w:rPr>
-          <w:color w:val="0F50FF"/>
-          <w:u w:val="single"/>
-        </w:rPr>
-        <w:t xml:space="preserve">
-          <w:hyperlink r:id="rId35" w:tgtFrame="_blank">
-            <w:r>
-              <w:t xml:space="preserve">Screen for signatures of positive selection in the core genome of Staphylococcus epidermidis.</w:t>
-            </w:r>
-          </w:hyperlink>
-        </w:t>
-      </w:r>
-    </w:p>
-    <w:p>
-      <w:pPr>
-        <w:spacing w:after="0"/>
-        <w:rPr>
-          <w:color w:val="0F50FF"/>
-          <w:u w:val="single"/>
-        </w:rPr>
-      </w:pPr>
-      <w:r>
-        <w:rPr>
-          <w:color w:val="0F50FF"/>
-          <w:u w:val="single"/>
-        </w:rPr>
-        <w:t xml:space="preserve"/>
-      </w:r>
-    </w:p>
-    <w:p>
-      <w:pPr>
-        <w:pStyle w:val="ListParagraph"/>
-        <w:numPr>
-          <w:ilvl w:val="0"/>
-          <w:numId w:val="23"/>
-        </w:numPr>
-        <w:spacing w:after="0" w:line="240" w:lineRule="auto"/>
-        <w:ind w:left="357" w:hanging="357"/>
-        <w:rPr>
-          <w:color w:val="0F50FF"/>
-          <w:u w:val="single"/>
-        </w:rPr>
-      </w:pPr>
-      <w:proofErr w:type="gramStart"/>
-      <w:r>
-        <w:rPr>
-          <w:color w:val="0F50FF"/>
-          <w:u w:val="single"/>
-        </w:rPr>
-        <w:t xml:space="preserve">
-          <w:hyperlink r:id="rId36" w:tgtFrame="_blank">
-            <w:r>
-              <w:t xml:space="preserve">Efflux pump activation confers mupirocin resistance and enhances rhizosphere fitness in Pseudomonas.</w:t>
-            </w:r>
-          </w:hyperlink>
-        </w:t>
-      </w:r>
-    </w:p>
-    <w:p>
-      <w:pPr>
-        <w:spacing w:after="0"/>
-        <w:rPr>
-          <w:color w:val="0F50FF"/>
-          <w:u w:val="single"/>
-        </w:rPr>
-      </w:pPr>
-      <w:r>
-        <w:rPr>
-          <w:color w:val="0F50FF"/>
-          <w:u w:val="single"/>
-        </w:rPr>
-        <w:t xml:space="preserve"/>
-      </w:r>
-    </w:p>
-    <w:p>
-      <w:pPr>
-        <w:pStyle w:val="ListParagraph"/>
-        <w:numPr>
-          <w:ilvl w:val="0"/>
-          <w:numId w:val="23"/>
-        </w:numPr>
-        <w:spacing w:after="0" w:line="240" w:lineRule="auto"/>
-        <w:ind w:left="357" w:hanging="357"/>
-        <w:rPr>
-          <w:color w:val="0F50FF"/>
-          <w:u w:val="single"/>
-        </w:rPr>
-      </w:pPr>
-      <w:proofErr w:type="gramStart"/>
-      <w:r>
-        <w:rPr>
-          <w:color w:val="0F50FF"/>
-          <w:u w:val="single"/>
-        </w:rPr>
-        <w:t xml:space="preserve">
-          <w:hyperlink r:id="rId37" w:tgtFrame="_blank">
-            <w:r>
-              <w:t xml:space="preserve">Synergistic Anti-Biofilm and Bactericidal Activity of Ethanol and Chlorhexidine Combined with EDTA Against Staphylococcus aureus Isolates from Healthcare-Associated Carriers.</w:t>
-            </w:r>
-          </w:hyperlink>
-        </w:t>
-      </w:r>
-    </w:p>
-    <w:p>
-      <w:pPr>
-        <w:spacing w:after="0"/>
-        <w:rPr>
-          <w:color w:val="0F50FF"/>
-          <w:u w:val="single"/>
-        </w:rPr>
-      </w:pPr>
-      <w:r>
-        <w:rPr>
-          <w:color w:val="0F50FF"/>
-          <w:u w:val="single"/>
-        </w:rPr>
-        <w:t xml:space="preserve"/>
-      </w:r>
-    </w:p>
-    <w:p>
-      <w:pPr>
-        <w:pStyle w:val="ListParagraph"/>
-        <w:numPr>
-          <w:ilvl w:val="0"/>
-          <w:numId w:val="23"/>
-        </w:numPr>
-        <w:spacing w:after="0" w:line="240" w:lineRule="auto"/>
-        <w:ind w:left="357" w:hanging="357"/>
-        <w:rPr>
-          <w:color w:val="0F50FF"/>
-          <w:u w:val="single"/>
-        </w:rPr>
-      </w:pPr>
-      <w:proofErr w:type="gramStart"/>
-      <w:r>
-        <w:rPr>
-          <w:color w:val="0F50FF"/>
-          <w:u w:val="single"/>
-        </w:rPr>
-        <w:t xml:space="preserve">
-          <w:hyperlink r:id="rId38" w:tgtFrame="_blank">
-            <w:r>
-              <w:t xml:space="preserve">LYSG101: a potent chimeric lysin with therapeutic potential for combating Staphylococcus aureus infections.</w:t>
+              <w:t xml:space="preserve">Control of a hospital outbreak with methicillin-resistant Staphylococcus argenteus in The Netherlands, June-September 2023.</w:t>
             </w:r>
           </w:hyperlink>
         </w:t>
@@ -6689,9 +8309,9 @@
           <w:u w:val="single"/>
         </w:rPr>
         <w:t xml:space="preserve">
-          <w:hyperlink r:id="rId76" w:tgtFrame="_blank">
-            <w:r>
-              <w:t xml:space="preserve">Injectable Cu(2+)-functionalized hyaluronic acid hydrogels via synergistic metal ion-carbodiimide crosslinking for durable antibacterial soft-tissue augmentation.</w:t>
+          <w:hyperlink r:id="rId113" w:tgtFrame="_blank">
+            <w:r>
+              <w:t xml:space="preserve">A bilayer carbohydrate hydrogel spatiotemporally modulates the leucine-mTORC1 axis in macrophages to orchestrate wound immunity and regeneration.</w:t>
             </w:r>
           </w:hyperlink>
         </w:t>
@@ -6734,9 +8354,9 @@
           <w:u w:val="single"/>
         </w:rPr>
         <w:t xml:space="preserve">
-          <w:hyperlink r:id="rId77" w:tgtFrame="_blank">
-            <w:r>
-              <w:t xml:space="preserve">Fe(III)-based deep eutectic solvent-modified nano barium titanate composite hydrogel for photothermal-sonodynamic synergistic treatment of periodontitis.</w:t>
+          <w:hyperlink r:id="rId114" w:tgtFrame="_blank">
+            <w:r>
+              <w:t xml:space="preserve">A pH/heating-driven curdlan-based complementary hydrogel for promoting full-thickness skin wound healing.</w:t>
             </w:r>
           </w:hyperlink>
         </w:t>
@@ -6779,9 +8399,9 @@
           <w:u w:val="single"/>
         </w:rPr>
         <w:t xml:space="preserve">
-          <w:hyperlink r:id="rId78" w:tgtFrame="_blank">
-            <w:r>
-              <w:t xml:space="preserve">Development and evaluation of nasal hydrogel with biopolymer loaded gold nanoparticle for antibacterial activity.</w:t>
+          <w:hyperlink r:id="rId115" w:tgtFrame="_blank">
+            <w:r>
+              <w:t xml:space="preserve">Multifunctional polyamidoamine dendrimer/sodium alginate/γ-polyglutamic acid/amoxicillin hydrogel with enhanced hemostatic, antibacterial and wound healing properties for biomedical applications.</w:t>
             </w:r>
           </w:hyperlink>
         </w:t>
@@ -6824,9 +8444,9 @@
           <w:u w:val="single"/>
         </w:rPr>
         <w:t xml:space="preserve">
-          <w:hyperlink r:id="rId79" w:tgtFrame="_blank">
-            <w:r>
-              <w:t xml:space="preserve">Engineered multifunctional nanobioplatform based on carboxymethyl cellulose loaded with ZnO/Ag nanocomposite and Onosma dichroantha extract for enhanced wound healing.</w:t>
+          <w:hyperlink r:id="rId116" w:tgtFrame="_blank">
+            <w:r>
+              <w:t xml:space="preserve">3D Printed 13-93B3 borate bioactive glass/hydroxypropyl methyl cellulose/gelatin scaffolds with cerium oxide submicrometric particles for potential bone regeneration.</w:t>
             </w:r>
           </w:hyperlink>
         </w:t>
@@ -6869,9 +8489,9 @@
           <w:u w:val="single"/>
         </w:rPr>
         <w:t xml:space="preserve">
-          <w:hyperlink r:id="rId80" w:tgtFrame="_blank">
-            <w:r>
-              <w:t xml:space="preserve">Programmable Metal-Nucleic Acid Biomineralized Hydrogel for Infected Wound Healing via Mitochondrial Regulation.</w:t>
+          <w:hyperlink r:id="rId117" w:tgtFrame="_blank">
+            <w:r>
+              <w:t xml:space="preserve">Physicochemical and rheological evaluation of TiO(2)/chitosan-carboxymethylcellulose hydrogels used for Cavendish banana preservation.</w:t>
             </w:r>
           </w:hyperlink>
         </w:t>
@@ -6914,9 +8534,9 @@
           <w:u w:val="single"/>
         </w:rPr>
         <w:t xml:space="preserve">
-          <w:hyperlink r:id="rId81" w:tgtFrame="_blank">
-            <w:r>
-              <w:t xml:space="preserve">3D-Bioprinted Hydrogels Based on Calcium Alginate and Turmeric (Curcuma longa L.): Comprehensive Structural, Functional, and Biological Evaluation for Advanced Wound Healing Applications.</w:t>
+          <w:hyperlink r:id="rId118" w:tgtFrame="_blank">
+            <w:r>
+              <w:t xml:space="preserve">ROS-Responsive Hydrogel Loaded with Antimicrobial Peptides Accelerated Infected Wound Healing.</w:t>
             </w:r>
           </w:hyperlink>
         </w:t>
@@ -6959,9 +8579,9 @@
           <w:u w:val="single"/>
         </w:rPr>
         <w:t xml:space="preserve">
-          <w:hyperlink r:id="rId82" w:tgtFrame="_blank">
-            <w:r>
-              <w:t xml:space="preserve">Light-switchable delivery of pterostilbene from polysaccharide hydrogel for promoting cutaneous wound healing.</w:t>
+          <w:hyperlink r:id="rId119" w:tgtFrame="_blank">
+            <w:r>
+              <w:t xml:space="preserve">A Multifunctional ε-Polylysine/Hyaluronic Acid Hydrogel Promotes Diabetic Wound Healing by Orchestrating Multidimensional Synergy.</w:t>
             </w:r>
           </w:hyperlink>
         </w:t>
@@ -7004,9 +8624,9 @@
           <w:u w:val="single"/>
         </w:rPr>
         <w:t xml:space="preserve">
-          <w:hyperlink r:id="rId83" w:tgtFrame="_blank">
-            <w:r>
-              <w:t xml:space="preserve">Antibacterial Tellurium Dioxide Nanoparticles Incorporated into an Adhesive Wound Dressing.</w:t>
+          <w:hyperlink r:id="rId120" w:tgtFrame="_blank">
+            <w:r>
+              <w:t xml:space="preserve">ADA-GEL composite hydrogel films incorporating mesoporous bioactive glass nanoparticles and silver-doped bioactive glass nanoparticles for biomedical applications.</w:t>
             </w:r>
           </w:hyperlink>
         </w:t>
@@ -7049,9 +8669,9 @@
           <w:u w:val="single"/>
         </w:rPr>
         <w:t xml:space="preserve">
-          <w:hyperlink r:id="rId84" w:tgtFrame="_blank">
-            <w:r>
-              <w:t xml:space="preserve">Optimized Photo-Crosslinked Pectin Nanocomposite Hydrogel Incorporating Chitosan-Capped Silver Nanoparticles for Multifunctional Wound Healing.</w:t>
+          <w:hyperlink r:id="rId121" w:tgtFrame="_blank">
+            <w:r>
+              <w:t xml:space="preserve">An injectable pH-responsive marine polysaccharide hydrogel (AE&amp;LF@pOA) for sequential therapy of infected diabetic wounds.</w:t>
             </w:r>
           </w:hyperlink>
         </w:t>
@@ -7094,9 +8714,9 @@
           <w:u w:val="single"/>
         </w:rPr>
         <w:t xml:space="preserve">
-          <w:hyperlink r:id="rId85" w:tgtFrame="_blank">
-            <w:r>
-              <w:t xml:space="preserve">Antibacterial agent conjugated sponges to increase hydrophilicity for enhancing hemostasis and infected wound healing.</w:t>
+          <w:hyperlink r:id="rId122" w:tgtFrame="_blank">
+            <w:r>
+              <w:t xml:space="preserve">Triple-Responsive Hydrogel Integrating Polyphenol-Metal Activity for Infected Diabetic Wound Therapy.</w:t>
             </w:r>
           </w:hyperlink>
         </w:t>
@@ -7139,9 +8759,9 @@
           <w:u w:val="single"/>
         </w:rPr>
         <w:t xml:space="preserve">
-          <w:hyperlink r:id="rId86" w:tgtFrame="_blank">
-            <w:r>
-              <w:t xml:space="preserve">Chitosan-gelatin hybrid hydrogel incorporating strontium-doped ceria nanoparticles for enhanced wound healing and mitochondrial function recovery.</w:t>
+          <w:hyperlink r:id="rId123" w:tgtFrame="_blank">
+            <w:r>
+              <w:t xml:space="preserve">A dual-network SIS collagen/chitosan hydrogel with integrated antibacterial and regenerative functions for infected wound repair.</w:t>
             </w:r>
           </w:hyperlink>
         </w:t>
@@ -7184,9 +8804,9 @@
           <w:u w:val="single"/>
         </w:rPr>
         <w:t xml:space="preserve">
-          <w:hyperlink r:id="rId87" w:tgtFrame="_blank">
-            <w:r>
-              <w:t xml:space="preserve">A mussel-inspired universal strategy for fabricating dual-bactericidal dressings to eradicate biofilms and accelerate infected wound healing.</w:t>
+          <w:hyperlink r:id="rId124" w:tgtFrame="_blank">
+            <w:r>
+              <w:t xml:space="preserve">Preparation of multifunctional hydrogel composed of polyvinyl alcohol/ chitosan/cellulose nanofiber/anthocyanin and its application in intelligent food packaging systems.</w:t>
             </w:r>
           </w:hyperlink>
         </w:t>
@@ -7229,9 +8849,9 @@
           <w:u w:val="single"/>
         </w:rPr>
         <w:t xml:space="preserve">
-          <w:hyperlink r:id="rId88" w:tgtFrame="_blank">
-            <w:r>
-              <w:t xml:space="preserve">Synergistic dual-dynamic-bonds rendered adaptable oxidized carboxymethyl cellulose/lignin/sodium alginate/poly(vinyl alcohol) biohydrogels for wound healing.</w:t>
+          <w:hyperlink r:id="rId125" w:tgtFrame="_blank">
+            <w:r>
+              <w:t xml:space="preserve">Supramolecular Synthon Strategy via Organic Salt Formation for Developing Topical Gel From Rhein: Synthesis, Gelation, Crystal Structures, and Antibacterial Properties Against MRSA.</w:t>
             </w:r>
           </w:hyperlink>
         </w:t>
@@ -7274,9 +8894,9 @@
           <w:u w:val="single"/>
         </w:rPr>
         <w:t xml:space="preserve">
-          <w:hyperlink r:id="rId89" w:tgtFrame="_blank">
-            <w:r>
-              <w:t xml:space="preserve">Fabrication of CA-K(+)/P(AM-MBA)/AgNPs-K(+) hydrogel with ion-electron synergistic conduction and ion-covalent dual-network enhancement and its flexible sensing performance.</w:t>
+          <w:hyperlink r:id="rId126" w:tgtFrame="_blank">
+            <w:r>
+              <w:t xml:space="preserve">Bioinspired adhesive hydrogel incorporated with PDA@CuMOF for infected wound therapy.</w:t>
             </w:r>
           </w:hyperlink>
         </w:t>
@@ -7319,9 +8939,9 @@
           <w:u w:val="single"/>
         </w:rPr>
         <w:t xml:space="preserve">
-          <w:hyperlink r:id="rId90" w:tgtFrame="_blank">
-            <w:r>
-              <w:t xml:space="preserve">A spatiotemporally programmed, matrix metalloproteinase-9-responsive hyaluronic acid/polyglutamate hydrogel for accelerating chronic diabetic wound healing.</w:t>
+          <w:hyperlink r:id="rId127" w:tgtFrame="_blank">
+            <w:r>
+              <w:t xml:space="preserve">NIR-Enhanced Catalytic High Entropy Alloy Nanozyme Hydrogel for Synergistic Biofilm Elimination and Wound Regeneration.</w:t>
             </w:r>
           </w:hyperlink>
         </w:t>
@@ -7364,9 +8984,9 @@
           <w:u w:val="single"/>
         </w:rPr>
         <w:t xml:space="preserve">
-          <w:hyperlink r:id="rId91" w:tgtFrame="_blank">
-            <w:r>
-              <w:t xml:space="preserve">Preparation of polypyrrole-ulvan nanoparticles and bioactive properties of multifunctional polypyrrole-ulvan/chitosan dressings for enhanced wound healing.</w:t>
+          <w:hyperlink r:id="rId128" w:tgtFrame="_blank">
+            <w:r>
+              <w:t xml:space="preserve">Hierarchical Quaternized Cuprous Oxide: A Single-Component Hybrid for Synergistic Antibacterial Surfaces and Accelerated WoundHealing.</w:t>
             </w:r>
           </w:hyperlink>
         </w:t>
@@ -7409,9 +9029,9 @@
           <w:u w:val="single"/>
         </w:rPr>
         <w:t xml:space="preserve">
-          <w:hyperlink r:id="rId92" w:tgtFrame="_blank">
-            <w:r>
-              <w:t xml:space="preserve">Living Cell-Metal Cyborg Microalgae for Treating MRSA Infection.</w:t>
+          <w:hyperlink r:id="rId129" w:tgtFrame="_blank">
+            <w:r>
+              <w:t xml:space="preserve">Multifunctional and Self-Healing Oxidized Bacterial Nanocellulose-Based Composite Hydrogels with pH-Switchable Cascade Enzyme Catalytic Activity for Accelerating Diabetic Wound Healing.</w:t>
             </w:r>
           </w:hyperlink>
         </w:t>
@@ -7454,9 +9074,9 @@
           <w:u w:val="single"/>
         </w:rPr>
         <w:t xml:space="preserve">
-          <w:hyperlink r:id="rId93" w:tgtFrame="_blank">
-            <w:r>
-              <w:t xml:space="preserve">Bifunctional cellulose nanocrystal-MoS(2) nanosheets for NIR-activated fluid management and antibacterial protection in wound microenvironments.</w:t>
+          <w:hyperlink r:id="rId130" w:tgtFrame="_blank">
+            <w:r>
+              <w:t xml:space="preserve">Chito-oligosaccharide-reinforced thermally cross-linked fish skin gelatin films with silver nanoparticles: Enhanced properties and accelerated wound healing.</w:t>
             </w:r>
           </w:hyperlink>
         </w:t>
@@ -7499,9 +9119,9 @@
           <w:u w:val="single"/>
         </w:rPr>
         <w:t xml:space="preserve">
-          <w:hyperlink r:id="rId94" w:tgtFrame="_blank">
-            <w:r>
-              <w:t xml:space="preserve">Antibacterial Conductive Polysaccharide-Based Hydrogel Microneedle Patches Accelerate Infected Diabetic Wound Healing through Anti-Inflammatory and Pro-Angiogenesis.</w:t>
+          <w:hyperlink r:id="rId131" w:tgtFrame="_blank">
+            <w:r>
+              <w:t xml:space="preserve">Bioinspired synergistic chitosan-graphene-tannin hydrogel orchestrates inflammation resolution and accelerates skin tissue repair.</w:t>
             </w:r>
           </w:hyperlink>
         </w:t>
@@ -7544,9 +9164,9 @@
           <w:u w:val="single"/>
         </w:rPr>
         <w:t xml:space="preserve">
-          <w:hyperlink r:id="rId95" w:tgtFrame="_blank">
-            <w:r>
-              <w:t xml:space="preserve">Chitosan-starch biodegradable hydrogels incorporating core-shell copper nanoparticles for complex wound healing.</w:t>
+          <w:hyperlink r:id="rId132" w:tgtFrame="_blank">
+            <w:r>
+              <w:t xml:space="preserve">Modified chitosan/oxidized carrageenan composite hydrogels incorporated with sea cucumber protein peptides as a potential novel biomedical material.</w:t>
             </w:r>
           </w:hyperlink>
         </w:t>
@@ -7589,9 +9209,9 @@
           <w:u w:val="single"/>
         </w:rPr>
         <w:t xml:space="preserve">
-          <w:hyperlink r:id="rId96" w:tgtFrame="_blank">
-            <w:r>
-              <w:t xml:space="preserve">Phloxine B-chitosan films as light-activated antibacterial coatings.</w:t>
+          <w:hyperlink r:id="rId133" w:tgtFrame="_blank">
+            <w:r>
+              <w:t xml:space="preserve">Multifunctional polyvinyl alcohol-sodium carboxymethyl cellulose/quercetin-ZnO nanofiber composites: Synergistic interplay of bioactivity, conductivity, and surface engineering.</w:t>
             </w:r>
           </w:hyperlink>
         </w:t>
@@ -7634,9 +9254,9 @@
           <w:u w:val="single"/>
         </w:rPr>
         <w:t xml:space="preserve">
-          <w:hyperlink r:id="rId97" w:tgtFrame="_blank">
-            <w:r>
-              <w:t xml:space="preserve">Osteoinductive chemically crosslinked hydrogel enables hydroxyapatite formation, enhanced by release of dexamethasone, strontium, and zinc, and exhibits antimicrobial properties.</w:t>
+          <w:hyperlink r:id="rId134" w:tgtFrame="_blank">
+            <w:r>
+              <w:t xml:space="preserve">Green Antibacterial-Antioxidant Hydrogel for Infected Wound Healing: Tea Polyphenol and Biosynthesized Silver Nanoparticles in a Deacetylated Sphingan WL Matrix.</w:t>
             </w:r>
           </w:hyperlink>
         </w:t>
@@ -7679,9 +9299,9 @@
           <w:u w:val="single"/>
         </w:rPr>
         <w:t xml:space="preserve">
-          <w:hyperlink r:id="rId98" w:tgtFrame="_blank">
-            <w:r>
-              <w:t xml:space="preserve">Sr²⁺-coordinated asiatic acid/silk fibroin hybrid hydrogels for enhanced osteogenesis and antibacterial therapy in infective bone defects.</w:t>
+          <w:hyperlink r:id="rId135" w:tgtFrame="_blank">
+            <w:r>
+              <w:t xml:space="preserve">A Polysaccharide-Based Iron-Curcumin Carbon Dot Hydrogel Dressing with Photothermal and Nanozyme Catalysis for Infected Wound Healing.</w:t>
             </w:r>
           </w:hyperlink>
         </w:t>
@@ -7724,9 +9344,9 @@
           <w:u w:val="single"/>
         </w:rPr>
         <w:t xml:space="preserve">
-          <w:hyperlink r:id="rId99" w:tgtFrame="_blank">
-            <w:r>
-              <w:t xml:space="preserve">Self-Assembly of Alginate-Grafted Penicillanic Acid Derivatives into Antibacterial Micelles for Controlled Drug Delivery.</w:t>
+          <w:hyperlink r:id="rId136" w:tgtFrame="_blank">
+            <w:r>
+              <w:t xml:space="preserve">Innovative Applications of Cutting-Edge Nanomaterials in Diabetic Wound Healing.</w:t>
             </w:r>
           </w:hyperlink>
         </w:t>
@@ -7769,9 +9389,9 @@
           <w:u w:val="single"/>
         </w:rPr>
         <w:t xml:space="preserve">
-          <w:hyperlink r:id="rId100" w:tgtFrame="_blank">
-            <w:r>
-              <w:t xml:space="preserve">H(2)O(2)-Activatable Peptide Nanozyme-Alginate Dual-Network Hydrogel Coating Reconciling Antibacterial and Moisture Retention in Postharvest Preservation.</w:t>
+          <w:hyperlink r:id="rId137" w:tgtFrame="_blank">
+            <w:r>
+              <w:t xml:space="preserve">Natural antimicrobial polymeric coatings for contamination resistant wound dressings: biocompatibility and in vivo efficacy against MRSA.</w:t>
             </w:r>
           </w:hyperlink>
         </w:t>
@@ -7814,9 +9434,9 @@
           <w:u w:val="single"/>
         </w:rPr>
         <w:t xml:space="preserve">
-          <w:hyperlink r:id="rId101" w:tgtFrame="_blank">
-            <w:r>
-              <w:t xml:space="preserve">Synthesis and Application of Polyvinyl Alcohol (PVA) Micropowders for Antifouling Coatings.</w:t>
+          <w:hyperlink r:id="rId138" w:tgtFrame="_blank">
+            <w:r>
+              <w:t xml:space="preserve">Multifunctional modified chitosan hydrogel with excellent comprehensive properties by one pot.</w:t>
             </w:r>
           </w:hyperlink>
         </w:t>
@@ -7859,9 +9479,9 @@
           <w:u w:val="single"/>
         </w:rPr>
         <w:t xml:space="preserve">
-          <w:hyperlink r:id="rId102" w:tgtFrame="_blank">
-            <w:r>
-              <w:t xml:space="preserve">pH-gated dual-modal switch photothermal cascade nanozyme hydrogel for diabetic infectious wound healing.</w:t>
+          <w:hyperlink r:id="rId139" w:tgtFrame="_blank">
+            <w:r>
+              <w:t xml:space="preserve">Photothermal-Activated Antibacterial Amyloid-Polyphenol-Iron Hydrogels for Synergistic Wound Healing.</w:t>
             </w:r>
           </w:hyperlink>
         </w:t>
@@ -7904,9 +9524,9 @@
           <w:u w:val="single"/>
         </w:rPr>
         <w:t xml:space="preserve">
-          <w:hyperlink r:id="rId103" w:tgtFrame="_blank">
-            <w:r>
-              <w:t xml:space="preserve">Functional integrated hydrogel with swelling-adhesion, antibacterial and conductive properties for acute wound hemostasis and diagnosis-treatment integration.</w:t>
+          <w:hyperlink r:id="rId140" w:tgtFrame="_blank">
+            <w:r>
+              <w:t xml:space="preserve">Cysteine-Derived Carbon Dots Hydrogels with Visible-Light-Driven Photocatalytic Therapy for Infected Wound Healing.</w:t>
             </w:r>
           </w:hyperlink>
         </w:t>
@@ -7949,9 +9569,9 @@
           <w:u w:val="single"/>
         </w:rPr>
         <w:t xml:space="preserve">
-          <w:hyperlink r:id="rId104" w:tgtFrame="_blank">
-            <w:r>
-              <w:t xml:space="preserve">A ROS-responsive core-shell microneedle platform integrating sonodynamic gas antibacterial therapy and modulating immunity for diabetic wound healing.</w:t>
+          <w:hyperlink r:id="rId141" w:tgtFrame="_blank">
+            <w:r>
+              <w:t xml:space="preserve">Dissolving microneedles with desferrioxamine-loaded Ti(3)C(2)T(x) MXene for rapid healing of microbial-infected wounds.</w:t>
             </w:r>
           </w:hyperlink>
         </w:t>
@@ -7994,9 +9614,9 @@
           <w:u w:val="single"/>
         </w:rPr>
         <w:t xml:space="preserve">
-          <w:hyperlink r:id="rId105" w:tgtFrame="_blank">
-            <w:r>
-              <w:t xml:space="preserve">Engineering fast-acting anti-itching multifunctional dressing with quercetin-CD-MOF for atopic dermatitis.</w:t>
+          <w:hyperlink r:id="rId142" w:tgtFrame="_blank">
+            <w:r>
+              <w:t xml:space="preserve">Novel Fluorinated Polyphenolic Antibacterial Substance-Loaded Self-Pumping Dressing for Promoting Infected Wound Healing.</w:t>
             </w:r>
           </w:hyperlink>
         </w:t>
@@ -8039,9 +9659,9 @@
           <w:u w:val="single"/>
         </w:rPr>
         <w:t xml:space="preserve">
-          <w:hyperlink r:id="rId106" w:tgtFrame="_blank">
-            <w:r>
-              <w:t xml:space="preserve">A self-healing injectable PF127-gelatin bioadhesive sealant with antioxidant and antibacterial activities for accelerated oral ulcer repair.</w:t>
+          <w:hyperlink r:id="rId143" w:tgtFrame="_blank">
+            <w:r>
+              <w:t xml:space="preserve">TiO(2) Nanocomposite GelMA Film as Wound Dressing: Physicochemical, Structural, Mechanical Properties and Antibacterial Activity Against Staphylococcus aureus.</w:t>
             </w:r>
           </w:hyperlink>
         </w:t>
@@ -8084,9 +9704,9 @@
           <w:u w:val="single"/>
         </w:rPr>
         <w:t xml:space="preserve">
-          <w:hyperlink r:id="rId107" w:tgtFrame="_blank">
-            <w:r>
-              <w:t xml:space="preserve">Sodium alginate modified by dopamine multifunctional injectable hydrogel with photothermal, antibacterial, and hemostatic properties for accelerating infected wound repair.</w:t>
+          <w:hyperlink r:id="rId144" w:tgtFrame="_blank">
+            <w:r>
+              <w:t xml:space="preserve">Polyaniline-integrated composite hydrogel network with antioxidant defense, bacterial clearance and In vivo tissue regeneration.</w:t>
             </w:r>
           </w:hyperlink>
         </w:t>
@@ -8129,9 +9749,9 @@
           <w:u w:val="single"/>
         </w:rPr>
         <w:t xml:space="preserve">
-          <w:hyperlink r:id="rId108" w:tgtFrame="_blank">
-            <w:r>
-              <w:t xml:space="preserve">A resveratrol/Fe(3+)-doped ZIF-8-augmented dressing for multimodal diabetic wound care.</w:t>
+          <w:hyperlink r:id="rId145" w:tgtFrame="_blank">
+            <w:r>
+              <w:t xml:space="preserve">Antibacterial and Multiresponsive Electronic Skins from Silk Fibroin Triple-Network Hydrogels.</w:t>
             </w:r>
           </w:hyperlink>
         </w:t>
@@ -8174,9 +9794,9 @@
           <w:u w:val="single"/>
         </w:rPr>
         <w:t xml:space="preserve">
-          <w:hyperlink r:id="rId109" w:tgtFrame="_blank">
-            <w:r>
-              <w:t xml:space="preserve">A hydrogel dressing derived from furoic acid/betaine co-modified chitosan: accelerating Staphylococcus aureus -infected wound healing.</w:t>
+          <w:hyperlink r:id="rId146" w:tgtFrame="_blank">
+            <w:r>
+              <w:t xml:space="preserve">Berberine-Loaded Composite Phospholipid Ethosome Hydrogels: A Therapeutic for Mastitis via Regulating the NF-κB and PI3K/Akt Signaling Pathway.</w:t>
             </w:r>
           </w:hyperlink>
         </w:t>
@@ -8219,9 +9839,9 @@
           <w:u w:val="single"/>
         </w:rPr>
         <w:t xml:space="preserve">
-          <w:hyperlink r:id="rId110" w:tgtFrame="_blank">
-            <w:r>
-              <w:t xml:space="preserve">Bioinspired "liquid-solid" biphasic dressing with exudate-gating transport, defense-attack antibacterial activity, and anti-adhesion property for exuding infected wound therapy.</w:t>
+          <w:hyperlink r:id="rId147" w:tgtFrame="_blank">
+            <w:r>
+              <w:t xml:space="preserve">Water-Soluble Ammonium BODIPYs: Synthesis, Photophysics, Photogelation, and Antimicrobial Activity.</w:t>
             </w:r>
           </w:hyperlink>
         </w:t>
@@ -8264,9 +9884,9 @@
           <w:u w:val="single"/>
         </w:rPr>
         <w:t xml:space="preserve">
-          <w:hyperlink r:id="rId111" w:tgtFrame="_blank">
-            <w:r>
-              <w:t xml:space="preserve">A Mechanical Robust Tunable Terepthaloyl Modified Chitosan Hydrogel Matrix for Modulating Biological Response.</w:t>
+          <w:hyperlink r:id="rId148" w:tgtFrame="_blank">
+            <w:r>
+              <w:t xml:space="preserve">pH-responsive smart hydrogel dressing for controlled antimicrobial therapy and accelerated wound healing.</w:t>
             </w:r>
           </w:hyperlink>
         </w:t>
@@ -8309,9 +9929,9 @@
           <w:u w:val="single"/>
         </w:rPr>
         <w:t xml:space="preserve">
-          <w:hyperlink r:id="rId112" w:tgtFrame="_blank">
-            <w:r>
-              <w:t xml:space="preserve">Core-Satellite Structured Copper-Based Nanomedicine for Orchestrating Accelerated Wound Healing with Potent Antibacterial Efficacy.</w:t>
+          <w:hyperlink r:id="rId149" w:tgtFrame="_blank">
+            <w:r>
+              <w:t xml:space="preserve">Nanoparticle-integrated smart hydrogel with H(2)S-triggered antibacterial escalation and sustained oxygen release for periodontal regeneration.</w:t>
             </w:r>
           </w:hyperlink>
         </w:t>
@@ -8354,9 +9974,9 @@
           <w:u w:val="single"/>
         </w:rPr>
         <w:t xml:space="preserve">
-          <w:hyperlink r:id="rId113" w:tgtFrame="_blank">
-            <w:r>
-              <w:t xml:space="preserve">Laponite-reinforced marine bioinspired injectable self-healing adhesive chitosan-based hydrogel for infected wounds.</w:t>
+          <w:hyperlink r:id="rId150" w:tgtFrame="_blank">
+            <w:r>
+              <w:t xml:space="preserve">α-pinene and β-sitosterol co-loaded alginate/gelatin-functionalized niosomes for enhanced antibacterial and anti-biofilm activity against methicillin-resistant Staphylococcus aureus and carbapenem-resistant Klebsiella pneumoniae.</w:t>
             </w:r>
           </w:hyperlink>
         </w:t>
@@ -8399,9 +10019,9 @@
           <w:u w:val="single"/>
         </w:rPr>
         <w:t xml:space="preserve">
-          <w:hyperlink r:id="rId114" w:tgtFrame="_blank">
-            <w:r>
-              <w:t xml:space="preserve">Dynamically Crosslinked Carbon Dot/Alginate Hydrogels for On-Demand Osteomyelitis Therapy.</w:t>
+          <w:hyperlink r:id="rId151" w:tgtFrame="_blank">
+            <w:r>
+              <w:t xml:space="preserve">DNA-templated synthesis of hydrogel with anchored AgNPs via C-Ag(+)-C coordination and in situ reduction for conductive and antibacterial joint motion monitoring.</w:t>
             </w:r>
           </w:hyperlink>
         </w:t>
@@ -8444,9 +10064,9 @@
           <w:u w:val="single"/>
         </w:rPr>
         <w:t xml:space="preserve">
-          <w:hyperlink r:id="rId115" w:tgtFrame="_blank">
-            <w:r>
-              <w:t xml:space="preserve">Self-Evolving Hydrogel Dressing Temporally Accelerates Infected Diabetic Wound Healing.</w:t>
+          <w:hyperlink r:id="rId152" w:tgtFrame="_blank">
+            <w:r>
+              <w:t xml:space="preserve">Antibiotic eluting collagen-based hydrogel improves wound healing in a biofilm challenged murine stented wound model.</w:t>
             </w:r>
           </w:hyperlink>
         </w:t>
@@ -8489,9 +10109,9 @@
           <w:u w:val="single"/>
         </w:rPr>
         <w:t xml:space="preserve">
-          <w:hyperlink r:id="rId116" w:tgtFrame="_blank">
-            <w:r>
-              <w:t xml:space="preserve">Robust and durable zwitterionic hydrogel coating with catechol-Cu(2+) coordination for antithrombotic and antibacterial blood-contacting devices.</w:t>
+          <w:hyperlink r:id="rId153" w:tgtFrame="_blank">
+            <w:r>
+              <w:t xml:space="preserve">Nanosheets doped collagen‑based composite sponge dressing with integrated negative pressure wound therapy, photothermal, and gas therapies for wound healing.</w:t>
             </w:r>
           </w:hyperlink>
         </w:t>
@@ -8534,9 +10154,9 @@
           <w:u w:val="single"/>
         </w:rPr>
         <w:t xml:space="preserve">
-          <w:hyperlink r:id="rId117" w:tgtFrame="_blank">
-            <w:r>
-              <w:t xml:space="preserve">Injectable natural hydrogel-loaded Ta(4)C(3) quantum dots self-assembled with Phillyrin-mediated NIR-II anti-infection for acute sinusitis.</w:t>
+          <w:hyperlink r:id="rId154" w:tgtFrame="_blank">
+            <w:r>
+              <w:t xml:space="preserve">Intelligent response hydrogel based on choline phosphorylated chitosan programmed repair of infected wounds.</w:t>
             </w:r>
           </w:hyperlink>
         </w:t>
@@ -8579,9 +10199,9 @@
           <w:u w:val="single"/>
         </w:rPr>
         <w:t xml:space="preserve">
-          <w:hyperlink r:id="rId118" w:tgtFrame="_blank">
-            <w:r>
-              <w:t xml:space="preserve">Combined metronidazole delivery from a WS(2)-halloysite nanotube-loaded electrospun cellulose acetate membrane supported by a 3D-printed PLA/cassava fiber mesh.</w:t>
+          <w:hyperlink r:id="rId155" w:tgtFrame="_blank">
+            <w:r>
+              <w:t xml:space="preserve">Cellulose-based hydrogel matrix enhances antimicrobial and biofilm-inhibitory responses of palatal mesenchymal stem cells.</w:t>
             </w:r>
           </w:hyperlink>
         </w:t>
@@ -8624,9 +10244,9 @@
           <w:u w:val="single"/>
         </w:rPr>
         <w:t xml:space="preserve">
-          <w:hyperlink r:id="rId119" w:tgtFrame="_blank">
-            <w:r>
-              <w:t xml:space="preserve">In Vitro and In Vivo Comparison of a Novel Antimicrobial Wound Hydrogel With Commercial Wound Treatments: Antimicrobial, Antibiofilm and Biocompatibility Assessment.</w:t>
+          <w:hyperlink r:id="rId156" w:tgtFrame="_blank">
+            <w:r>
+              <w:t xml:space="preserve">Ratio-tuned green-synthesized Ag-Fe bimetallic nanoparticles embedded in electrospun gelatin/chitosan nanofibrous scaffolds for antibacterial applications.</w:t>
             </w:r>
           </w:hyperlink>
         </w:t>
@@ -8669,9 +10289,9 @@
           <w:u w:val="single"/>
         </w:rPr>
         <w:t xml:space="preserve">
-          <w:hyperlink r:id="rId120" w:tgtFrame="_blank">
-            <w:r>
-              <w:t xml:space="preserve">Ultrasound-Guided Injectable Adhesive Hydrogel Enabling Targeted Hemostasis in Deep and Incompressible Wounds.</w:t>
+          <w:hyperlink r:id="rId157" w:tgtFrame="_blank">
+            <w:r>
+              <w:t xml:space="preserve">Like-charged polyelectrolyte interaction and functional fiber construction: Viscosity regulation, dual-ion crosslinking, and pH-responsive drug release of sodium alginate (SA)/pectin (PEC) blends.</w:t>
             </w:r>
           </w:hyperlink>
         </w:t>
@@ -8714,9 +10334,9 @@
           <w:u w:val="single"/>
         </w:rPr>
         <w:t xml:space="preserve">
-          <w:hyperlink r:id="rId121" w:tgtFrame="_blank">
-            <w:r>
-              <w:t xml:space="preserve">Synergistic antibacterial and pro-healing chitosan-nano-CuO/ZnO composite dressing for wound management.</w:t>
+          <w:hyperlink r:id="rId158" w:tgtFrame="_blank">
+            <w:r>
+              <w:t xml:space="preserve">Biocompatible chitosan-gelatine-silk hydrogel for the temporary storage of hair follicles during transplantation.</w:t>
             </w:r>
           </w:hyperlink>
         </w:t>
@@ -8759,9 +10379,9 @@
           <w:u w:val="single"/>
         </w:rPr>
         <w:t xml:space="preserve">
-          <w:hyperlink r:id="rId122" w:tgtFrame="_blank">
-            <w:r>
-              <w:t xml:space="preserve">A Chondroitin Sulfate-Iron Complex with Antibacterial Activity and Its Derived Hydrogel for Infected Wound Healing.</w:t>
+          <w:hyperlink r:id="rId159" w:tgtFrame="_blank">
+            <w:r>
+              <w:t xml:space="preserve">Herbal micelles loaded oxidized dextran/gelatin hydrogel with enhanced antibacterial and microenvironment reconstruction capacity for MRSA-infected wound healing.</w:t>
             </w:r>
           </w:hyperlink>
         </w:t>
@@ -8804,9 +10424,9 @@
           <w:u w:val="single"/>
         </w:rPr>
         <w:t xml:space="preserve">
-          <w:hyperlink r:id="rId123" w:tgtFrame="_blank">
-            <w:r>
-              <w:t xml:space="preserve">Photothermal-Responsive Polyvinyl Alcohol/Gelatin/Graphene Oxide Hydrogels Loaded with Quercetin for NIR-Triggered Controlled Drug Delivery.</w:t>
+          <w:hyperlink r:id="rId160" w:tgtFrame="_blank">
+            <w:r>
+              <w:t xml:space="preserve">Development and evaluation of a nanofibrous membrane loaded with green-synthesized silver/ andrographolide nanocomposite for infected wound healing.</w:t>
             </w:r>
           </w:hyperlink>
         </w:t>
@@ -8849,9 +10469,9 @@
           <w:u w:val="single"/>
         </w:rPr>
         <w:t xml:space="preserve">
-          <w:hyperlink r:id="rId124" w:tgtFrame="_blank">
-            <w:r>
-              <w:t xml:space="preserve">Development and In Vitro Characterization of Light Responsive Zinc-Based Nanoparticles Embedded in Collagen Sheets Intended for Wound Care Oriented Applications.</w:t>
+          <w:hyperlink r:id="rId161" w:tgtFrame="_blank">
+            <w:r>
+              <w:t xml:space="preserve">Synergistic effects of ionic photosensitizers and silver nanoparticles in PEGDA/gelatin hybrid hydrogels for advanced antibacterial photodynamic therapy.</w:t>
             </w:r>
           </w:hyperlink>
         </w:t>
@@ -8894,9 +10514,9 @@
           <w:u w:val="single"/>
         </w:rPr>
         <w:t xml:space="preserve">
-          <w:hyperlink r:id="rId125" w:tgtFrame="_blank">
-            <w:r>
-              <w:t xml:space="preserve">Covalently Immobilized Neomycin in Self-Healing Hydrogel for Nonleaching Antibacterial Dressing in Diabetic Wound Healing.</w:t>
+          <w:hyperlink r:id="rId162" w:tgtFrame="_blank">
+            <w:r>
+              <w:t xml:space="preserve">Design of Antiacne Gel Containing Phloretin.</w:t>
             </w:r>
           </w:hyperlink>
         </w:t>
@@ -8939,9 +10559,9 @@
           <w:u w:val="single"/>
         </w:rPr>
         <w:t xml:space="preserve">
-          <w:hyperlink r:id="rId126" w:tgtFrame="_blank">
-            <w:r>
-              <w:t xml:space="preserve">Bioinspired electrospun janus nanofibrous dressing for synergistic antibacterial activity and tissue regeneration.</w:t>
+          <w:hyperlink r:id="rId163" w:tgtFrame="_blank">
+            <w:r>
+              <w:t xml:space="preserve">Multinetwork tough hydrogels as smart wound dressings for closed-loop monitoring and treatment of diabetic wounds and flexible wearable sensing.</w:t>
             </w:r>
           </w:hyperlink>
         </w:t>
@@ -8984,9 +10604,9 @@
           <w:u w:val="single"/>
         </w:rPr>
         <w:t xml:space="preserve">
-          <w:hyperlink r:id="rId127" w:tgtFrame="_blank">
-            <w:r>
-              <w:t xml:space="preserve">pH/glucose dual-responsive drug release hydrogel loaded with tannic acid and gallium ions enhances diabetic wound healing upon bacterial infection.</w:t>
+          <w:hyperlink r:id="rId164" w:tgtFrame="_blank">
+            <w:r>
+              <w:t xml:space="preserve">Immunomodulatory carbon dots balance the anti-inflammatory, antibacterial, and osteogenic activities of metal-phenolic network for osteomyelitis therapy.</w:t>
             </w:r>
           </w:hyperlink>
         </w:t>
@@ -9029,9 +10649,9 @@
           <w:u w:val="single"/>
         </w:rPr>
         <w:t xml:space="preserve">
-          <w:hyperlink r:id="rId128" w:tgtFrame="_blank">
-            <w:r>
-              <w:t xml:space="preserve">Functionalized collagen-based sponge dressing integrating negative pressure wound therapy and photothermal antibacterial treatment for advanced wound management.</w:t>
+          <w:hyperlink r:id="rId165" w:tgtFrame="_blank">
+            <w:r>
+              <w:t xml:space="preserve">A Chitosan-Dextran Hydrogel Based on a Site-Isolated Grafting Strategy for Long-Term Wet Tissue Adhesion and Wound Healing.</w:t>
             </w:r>
           </w:hyperlink>
         </w:t>
@@ -9074,9 +10694,9 @@
           <w:u w:val="single"/>
         </w:rPr>
         <w:t xml:space="preserve">
-          <w:hyperlink r:id="rId129" w:tgtFrame="_blank">
-            <w:r>
-              <w:t xml:space="preserve">Staphylococcus aureus surgical site infection following unilateral biportal endoscopic spine surgery: a two-case report.</w:t>
+          <w:hyperlink r:id="rId166" w:tgtFrame="_blank">
+            <w:r>
+              <w:t xml:space="preserve">Development of a magnetic xanthan gum-polyacrylamide hydrogel embedding Cu-BTC with antibacterial properties for wound healing applications.</w:t>
             </w:r>
           </w:hyperlink>
         </w:t>
@@ -9119,9 +10739,9 @@
           <w:u w:val="single"/>
         </w:rPr>
         <w:t xml:space="preserve">
-          <w:hyperlink r:id="rId130" w:tgtFrame="_blank">
-            <w:r>
-              <w:t xml:space="preserve">Carrageenan/Poly(vinyl alcohol) Double-Network Hydrogel Incorporating Antioxidative Copper-l-Cysteine Nanoparticles for Infected Wound Treatment.</w:t>
+          <w:hyperlink r:id="rId167" w:tgtFrame="_blank">
+            <w:r>
+              <w:t xml:space="preserve">Methacryloxyethyl sulfobetaine (SBMA) based hydrogel with functional enhancement by acrylamide, glycerol, and thymol for strawberry preservation.</w:t>
             </w:r>
           </w:hyperlink>
         </w:t>
@@ -9164,9 +10784,1224 @@
           <w:u w:val="single"/>
         </w:rPr>
         <w:t xml:space="preserve">
-          <w:hyperlink r:id="rId131" w:tgtFrame="_blank">
-            <w:r>
-              <w:t xml:space="preserve">Dual-functional cationic hydrogel engineered for simultaneous prevention of postoperative tumor recurrence and wound infection.</w:t>
+          <w:hyperlink r:id="rId168" w:tgtFrame="_blank">
+            <w:r>
+              <w:t xml:space="preserve">Antibacterial and cell-instructive chitosan/NeoNectin hydrogels crosslinked via click chemistry enable osteogenic differentiation within ultra-soft matrices.</w:t>
+            </w:r>
+          </w:hyperlink>
+        </w:t>
+      </w:r>
+    </w:p>
+    <w:p>
+      <w:pPr>
+        <w:spacing w:after="0"/>
+        <w:rPr>
+          <w:color w:val="0F50FF"/>
+          <w:u w:val="single"/>
+        </w:rPr>
+      </w:pPr>
+      <w:r>
+        <w:rPr>
+          <w:color w:val="0F50FF"/>
+          <w:u w:val="single"/>
+        </w:rPr>
+        <w:t xml:space="preserve"/>
+      </w:r>
+    </w:p>
+    <w:p>
+      <w:pPr>
+        <w:pStyle w:val="ListParagraph"/>
+        <w:numPr>
+          <w:ilvl w:val="0"/>
+          <w:numId w:val="24"/>
+        </w:numPr>
+        <w:spacing w:after="0" w:line="240" w:lineRule="auto"/>
+        <w:ind w:left="357" w:hanging="357"/>
+        <w:rPr>
+          <w:color w:val="0F50FF"/>
+          <w:u w:val="single"/>
+        </w:rPr>
+      </w:pPr>
+      <w:proofErr w:type="gramStart"/>
+      <w:r>
+        <w:rPr>
+          <w:color w:val="0F50FF"/>
+          <w:u w:val="single"/>
+        </w:rPr>
+        <w:t xml:space="preserve">
+          <w:hyperlink r:id="rId169" w:tgtFrame="_blank">
+            <w:r>
+              <w:t xml:space="preserve">Photocrosslinked polylysine/oxidized hyaluronic acid double-network hydrogel with anti-inflammatory and antibacterial functions for skin wound healing.</w:t>
+            </w:r>
+          </w:hyperlink>
+        </w:t>
+      </w:r>
+    </w:p>
+    <w:p>
+      <w:pPr>
+        <w:spacing w:after="0"/>
+        <w:rPr>
+          <w:color w:val="0F50FF"/>
+          <w:u w:val="single"/>
+        </w:rPr>
+      </w:pPr>
+      <w:r>
+        <w:rPr>
+          <w:color w:val="0F50FF"/>
+          <w:u w:val="single"/>
+        </w:rPr>
+        <w:t xml:space="preserve"/>
+      </w:r>
+    </w:p>
+    <w:p>
+      <w:pPr>
+        <w:pStyle w:val="ListParagraph"/>
+        <w:numPr>
+          <w:ilvl w:val="0"/>
+          <w:numId w:val="24"/>
+        </w:numPr>
+        <w:spacing w:after="0" w:line="240" w:lineRule="auto"/>
+        <w:ind w:left="357" w:hanging="357"/>
+        <w:rPr>
+          <w:color w:val="0F50FF"/>
+          <w:u w:val="single"/>
+        </w:rPr>
+      </w:pPr>
+      <w:proofErr w:type="gramStart"/>
+      <w:r>
+        <w:rPr>
+          <w:color w:val="0F50FF"/>
+          <w:u w:val="single"/>
+        </w:rPr>
+        <w:t xml:space="preserve">
+          <w:hyperlink r:id="rId170" w:tgtFrame="_blank">
+            <w:r>
+              <w:t xml:space="preserve">Sprayable, antioxidative, in situ-forming hydrogel bio-adhesives based on dopamine conjugated 2-aminoethylmethacrylate alginate with incorporating curcumin-loaded micelles.</w:t>
+            </w:r>
+          </w:hyperlink>
+        </w:t>
+      </w:r>
+    </w:p>
+    <w:p>
+      <w:pPr>
+        <w:spacing w:after="0"/>
+        <w:rPr>
+          <w:color w:val="0F50FF"/>
+          <w:u w:val="single"/>
+        </w:rPr>
+      </w:pPr>
+      <w:r>
+        <w:rPr>
+          <w:color w:val="0F50FF"/>
+          <w:u w:val="single"/>
+        </w:rPr>
+        <w:t xml:space="preserve"/>
+      </w:r>
+    </w:p>
+    <w:p>
+      <w:pPr>
+        <w:pStyle w:val="ListParagraph"/>
+        <w:numPr>
+          <w:ilvl w:val="0"/>
+          <w:numId w:val="24"/>
+        </w:numPr>
+        <w:spacing w:after="0" w:line="240" w:lineRule="auto"/>
+        <w:ind w:left="357" w:hanging="357"/>
+        <w:rPr>
+          <w:color w:val="0F50FF"/>
+          <w:u w:val="single"/>
+        </w:rPr>
+      </w:pPr>
+      <w:proofErr w:type="gramStart"/>
+      <w:r>
+        <w:rPr>
+          <w:color w:val="0F50FF"/>
+          <w:u w:val="single"/>
+        </w:rPr>
+        <w:t xml:space="preserve">
+          <w:hyperlink r:id="rId171" w:tgtFrame="_blank">
+            <w:r>
+              <w:t xml:space="preserve">Polydopamine-modified chitosan nonwoven loaded with Zn/quercetin complex for rapid hemostasis and infection control.</w:t>
+            </w:r>
+          </w:hyperlink>
+        </w:t>
+      </w:r>
+    </w:p>
+    <w:p>
+      <w:pPr>
+        <w:spacing w:after="0"/>
+        <w:rPr>
+          <w:color w:val="0F50FF"/>
+          <w:u w:val="single"/>
+        </w:rPr>
+      </w:pPr>
+      <w:r>
+        <w:rPr>
+          <w:color w:val="0F50FF"/>
+          <w:u w:val="single"/>
+        </w:rPr>
+        <w:t xml:space="preserve"/>
+      </w:r>
+    </w:p>
+    <w:p>
+      <w:pPr>
+        <w:pStyle w:val="ListParagraph"/>
+        <w:numPr>
+          <w:ilvl w:val="0"/>
+          <w:numId w:val="24"/>
+        </w:numPr>
+        <w:spacing w:after="0" w:line="240" w:lineRule="auto"/>
+        <w:ind w:left="357" w:hanging="357"/>
+        <w:rPr>
+          <w:color w:val="0F50FF"/>
+          <w:u w:val="single"/>
+        </w:rPr>
+      </w:pPr>
+      <w:proofErr w:type="gramStart"/>
+      <w:r>
+        <w:rPr>
+          <w:color w:val="0F50FF"/>
+          <w:u w:val="single"/>
+        </w:rPr>
+        <w:t xml:space="preserve">
+          <w:hyperlink r:id="rId172" w:tgtFrame="_blank">
+            <w:r>
+              <w:t xml:space="preserve">Construction of natural dual-crosslinked self-healing hydrogels consisting of tannic acid and polysaccharides for postharvest preservation of strawberries.</w:t>
+            </w:r>
+          </w:hyperlink>
+        </w:t>
+      </w:r>
+    </w:p>
+    <w:p>
+      <w:pPr>
+        <w:spacing w:after="0"/>
+        <w:rPr>
+          <w:color w:val="0F50FF"/>
+          <w:u w:val="single"/>
+        </w:rPr>
+      </w:pPr>
+      <w:r>
+        <w:rPr>
+          <w:color w:val="0F50FF"/>
+          <w:u w:val="single"/>
+        </w:rPr>
+        <w:t xml:space="preserve"/>
+      </w:r>
+    </w:p>
+    <w:p>
+      <w:pPr>
+        <w:pStyle w:val="ListParagraph"/>
+        <w:numPr>
+          <w:ilvl w:val="0"/>
+          <w:numId w:val="24"/>
+        </w:numPr>
+        <w:spacing w:after="0" w:line="240" w:lineRule="auto"/>
+        <w:ind w:left="357" w:hanging="357"/>
+        <w:rPr>
+          <w:color w:val="0F50FF"/>
+          <w:u w:val="single"/>
+        </w:rPr>
+      </w:pPr>
+      <w:proofErr w:type="gramStart"/>
+      <w:r>
+        <w:rPr>
+          <w:color w:val="0F50FF"/>
+          <w:u w:val="single"/>
+        </w:rPr>
+        <w:t xml:space="preserve">
+          <w:hyperlink r:id="rId173" w:tgtFrame="_blank">
+            <w:r>
+              <w:t xml:space="preserve">Polysaccharide architecture regulates the therapeutic performance of ferrous ion-coordinated hydrogels in frostbite wounds.</w:t>
+            </w:r>
+          </w:hyperlink>
+        </w:t>
+      </w:r>
+    </w:p>
+    <w:p>
+      <w:pPr>
+        <w:spacing w:after="0"/>
+        <w:rPr>
+          <w:color w:val="0F50FF"/>
+          <w:u w:val="single"/>
+        </w:rPr>
+      </w:pPr>
+      <w:r>
+        <w:rPr>
+          <w:color w:val="0F50FF"/>
+          <w:u w:val="single"/>
+        </w:rPr>
+        <w:t xml:space="preserve"/>
+      </w:r>
+    </w:p>
+    <w:p>
+      <w:pPr>
+        <w:pStyle w:val="ListParagraph"/>
+        <w:numPr>
+          <w:ilvl w:val="0"/>
+          <w:numId w:val="24"/>
+        </w:numPr>
+        <w:spacing w:after="0" w:line="240" w:lineRule="auto"/>
+        <w:ind w:left="357" w:hanging="357"/>
+        <w:rPr>
+          <w:color w:val="0F50FF"/>
+          <w:u w:val="single"/>
+        </w:rPr>
+      </w:pPr>
+      <w:proofErr w:type="gramStart"/>
+      <w:r>
+        <w:rPr>
+          <w:color w:val="0F50FF"/>
+          <w:u w:val="single"/>
+        </w:rPr>
+        <w:t xml:space="preserve">
+          <w:hyperlink r:id="rId174" w:tgtFrame="_blank">
+            <w:r>
+              <w:t xml:space="preserve">Preparation and characterization of zeolite imidazole framework-8@quercetin nanoparticle/sodium alginate/L-cysteine/calcium ion hydrogel films for fruit preservation.</w:t>
+            </w:r>
+          </w:hyperlink>
+        </w:t>
+      </w:r>
+    </w:p>
+    <w:p>
+      <w:pPr>
+        <w:spacing w:after="0"/>
+        <w:rPr>
+          <w:color w:val="0F50FF"/>
+          <w:u w:val="single"/>
+        </w:rPr>
+      </w:pPr>
+      <w:r>
+        <w:rPr>
+          <w:color w:val="0F50FF"/>
+          <w:u w:val="single"/>
+        </w:rPr>
+        <w:t xml:space="preserve"/>
+      </w:r>
+    </w:p>
+    <w:p>
+      <w:pPr>
+        <w:pStyle w:val="ListParagraph"/>
+        <w:numPr>
+          <w:ilvl w:val="0"/>
+          <w:numId w:val="24"/>
+        </w:numPr>
+        <w:spacing w:after="0" w:line="240" w:lineRule="auto"/>
+        <w:ind w:left="357" w:hanging="357"/>
+        <w:rPr>
+          <w:color w:val="0F50FF"/>
+          <w:u w:val="single"/>
+        </w:rPr>
+      </w:pPr>
+      <w:proofErr w:type="gramStart"/>
+      <w:r>
+        <w:rPr>
+          <w:color w:val="0F50FF"/>
+          <w:u w:val="single"/>
+        </w:rPr>
+        <w:t xml:space="preserve">
+          <w:hyperlink r:id="rId175" w:tgtFrame="_blank">
+            <w:r>
+              <w:t xml:space="preserve">Natural Products and Antimicrobial Nanoparticles Against Methicillin-Resistant Staphylococcus aureus: Mechanisms, Synergistic Interactions, and Therapeutic Potential.</w:t>
+            </w:r>
+          </w:hyperlink>
+        </w:t>
+      </w:r>
+    </w:p>
+    <w:p>
+      <w:pPr>
+        <w:spacing w:after="0"/>
+        <w:rPr>
+          <w:color w:val="0F50FF"/>
+          <w:u w:val="single"/>
+        </w:rPr>
+      </w:pPr>
+      <w:r>
+        <w:rPr>
+          <w:color w:val="0F50FF"/>
+          <w:u w:val="single"/>
+        </w:rPr>
+        <w:t xml:space="preserve"/>
+      </w:r>
+    </w:p>
+    <w:p>
+      <w:pPr>
+        <w:pStyle w:val="ListParagraph"/>
+        <w:numPr>
+          <w:ilvl w:val="0"/>
+          <w:numId w:val="24"/>
+        </w:numPr>
+        <w:spacing w:after="0" w:line="240" w:lineRule="auto"/>
+        <w:ind w:left="357" w:hanging="357"/>
+        <w:rPr>
+          <w:color w:val="0F50FF"/>
+          <w:u w:val="single"/>
+        </w:rPr>
+      </w:pPr>
+      <w:proofErr w:type="gramStart"/>
+      <w:r>
+        <w:rPr>
+          <w:color w:val="0F50FF"/>
+          <w:u w:val="single"/>
+        </w:rPr>
+        <w:t xml:space="preserve">
+          <w:hyperlink r:id="rId176" w:tgtFrame="_blank">
+            <w:r>
+              <w:t xml:space="preserve">Multifunctional Silk Fibroin Hydrogel with Antibacterial and Regenerative Properties for Accelerated Wound Healing.</w:t>
+            </w:r>
+          </w:hyperlink>
+        </w:t>
+      </w:r>
+    </w:p>
+    <w:p>
+      <w:pPr>
+        <w:spacing w:after="0"/>
+        <w:rPr>
+          <w:color w:val="0F50FF"/>
+          <w:u w:val="single"/>
+        </w:rPr>
+      </w:pPr>
+      <w:r>
+        <w:rPr>
+          <w:color w:val="0F50FF"/>
+          <w:u w:val="single"/>
+        </w:rPr>
+        <w:t xml:space="preserve"/>
+      </w:r>
+    </w:p>
+    <w:p>
+      <w:pPr>
+        <w:pStyle w:val="ListParagraph"/>
+        <w:numPr>
+          <w:ilvl w:val="0"/>
+          <w:numId w:val="24"/>
+        </w:numPr>
+        <w:spacing w:after="0" w:line="240" w:lineRule="auto"/>
+        <w:ind w:left="357" w:hanging="357"/>
+        <w:rPr>
+          <w:color w:val="0F50FF"/>
+          <w:u w:val="single"/>
+        </w:rPr>
+      </w:pPr>
+      <w:proofErr w:type="gramStart"/>
+      <w:r>
+        <w:rPr>
+          <w:color w:val="0F50FF"/>
+          <w:u w:val="single"/>
+        </w:rPr>
+        <w:t xml:space="preserve">
+          <w:hyperlink r:id="rId177" w:tgtFrame="_blank">
+            <w:r>
+              <w:t xml:space="preserve">Promoting Wound Regeneration Through Targeted Suppression of Chronic Inflammation with Active Molecular Chitosan.</w:t>
+            </w:r>
+          </w:hyperlink>
+        </w:t>
+      </w:r>
+    </w:p>
+    <w:p>
+      <w:pPr>
+        <w:spacing w:after="0"/>
+        <w:rPr>
+          <w:color w:val="0F50FF"/>
+          <w:u w:val="single"/>
+        </w:rPr>
+      </w:pPr>
+      <w:r>
+        <w:rPr>
+          <w:color w:val="0F50FF"/>
+          <w:u w:val="single"/>
+        </w:rPr>
+        <w:t xml:space="preserve"/>
+      </w:r>
+    </w:p>
+    <w:p>
+      <w:pPr>
+        <w:pStyle w:val="ListParagraph"/>
+        <w:numPr>
+          <w:ilvl w:val="0"/>
+          <w:numId w:val="24"/>
+        </w:numPr>
+        <w:spacing w:after="0" w:line="240" w:lineRule="auto"/>
+        <w:ind w:left="357" w:hanging="357"/>
+        <w:rPr>
+          <w:color w:val="0F50FF"/>
+          <w:u w:val="single"/>
+        </w:rPr>
+      </w:pPr>
+      <w:proofErr w:type="gramStart"/>
+      <w:r>
+        <w:rPr>
+          <w:color w:val="0F50FF"/>
+          <w:u w:val="single"/>
+        </w:rPr>
+        <w:t xml:space="preserve">
+          <w:hyperlink r:id="rId178" w:tgtFrame="_blank">
+            <w:r>
+              <w:t xml:space="preserve">UV-Curable L(-)-Borneol-Functionalized Antibacterial Hydrogels for Packaging of Fresh-Cut Banana and Cherry Tomato.</w:t>
+            </w:r>
+          </w:hyperlink>
+        </w:t>
+      </w:r>
+    </w:p>
+    <w:p>
+      <w:pPr>
+        <w:spacing w:after="0"/>
+        <w:rPr>
+          <w:color w:val="0F50FF"/>
+          <w:u w:val="single"/>
+        </w:rPr>
+      </w:pPr>
+      <w:r>
+        <w:rPr>
+          <w:color w:val="0F50FF"/>
+          <w:u w:val="single"/>
+        </w:rPr>
+        <w:t xml:space="preserve"/>
+      </w:r>
+    </w:p>
+    <w:p>
+      <w:pPr>
+        <w:pStyle w:val="ListParagraph"/>
+        <w:numPr>
+          <w:ilvl w:val="0"/>
+          <w:numId w:val="24"/>
+        </w:numPr>
+        <w:spacing w:after="0" w:line="240" w:lineRule="auto"/>
+        <w:ind w:left="357" w:hanging="357"/>
+        <w:rPr>
+          <w:color w:val="0F50FF"/>
+          <w:u w:val="single"/>
+        </w:rPr>
+      </w:pPr>
+      <w:proofErr w:type="gramStart"/>
+      <w:r>
+        <w:rPr>
+          <w:color w:val="0F50FF"/>
+          <w:u w:val="single"/>
+        </w:rPr>
+        <w:t xml:space="preserve">
+          <w:hyperlink r:id="rId179" w:tgtFrame="_blank">
+            <w:r>
+              <w:t xml:space="preserve">Properties of Probiotic Bacterial Cellulose/κ-Carrageenan Based Hydrogel Having Antibacterial Activity and Biocompatibility.</w:t>
+            </w:r>
+          </w:hyperlink>
+        </w:t>
+      </w:r>
+    </w:p>
+    <w:p>
+      <w:pPr>
+        <w:spacing w:after="0"/>
+        <w:rPr>
+          <w:color w:val="0F50FF"/>
+          <w:u w:val="single"/>
+        </w:rPr>
+      </w:pPr>
+      <w:r>
+        <w:rPr>
+          <w:color w:val="0F50FF"/>
+          <w:u w:val="single"/>
+        </w:rPr>
+        <w:t xml:space="preserve"/>
+      </w:r>
+    </w:p>
+    <w:p>
+      <w:pPr>
+        <w:pStyle w:val="ListParagraph"/>
+        <w:numPr>
+          <w:ilvl w:val="0"/>
+          <w:numId w:val="24"/>
+        </w:numPr>
+        <w:spacing w:after="0" w:line="240" w:lineRule="auto"/>
+        <w:ind w:left="357" w:hanging="357"/>
+        <w:rPr>
+          <w:color w:val="0F50FF"/>
+          <w:u w:val="single"/>
+        </w:rPr>
+      </w:pPr>
+      <w:proofErr w:type="gramStart"/>
+      <w:r>
+        <w:rPr>
+          <w:color w:val="0F50FF"/>
+          <w:u w:val="single"/>
+        </w:rPr>
+        <w:t xml:space="preserve">
+          <w:hyperlink r:id="rId180" w:tgtFrame="_blank">
+            <w:r>
+              <w:t xml:space="preserve">Hydrogel-Forming Ability and Biological Characterization of Exopolysaccharide (EPS) from Porphyridium cruentum.</w:t>
+            </w:r>
+          </w:hyperlink>
+        </w:t>
+      </w:r>
+    </w:p>
+    <w:p>
+      <w:pPr>
+        <w:spacing w:after="0"/>
+        <w:rPr>
+          <w:color w:val="0F50FF"/>
+          <w:u w:val="single"/>
+        </w:rPr>
+      </w:pPr>
+      <w:r>
+        <w:rPr>
+          <w:color w:val="0F50FF"/>
+          <w:u w:val="single"/>
+        </w:rPr>
+        <w:t xml:space="preserve"/>
+      </w:r>
+    </w:p>
+    <w:p>
+      <w:pPr>
+        <w:pStyle w:val="ListParagraph"/>
+        <w:numPr>
+          <w:ilvl w:val="0"/>
+          <w:numId w:val="24"/>
+        </w:numPr>
+        <w:spacing w:after="0" w:line="240" w:lineRule="auto"/>
+        <w:ind w:left="357" w:hanging="357"/>
+        <w:rPr>
+          <w:color w:val="0F50FF"/>
+          <w:u w:val="single"/>
+        </w:rPr>
+      </w:pPr>
+      <w:proofErr w:type="gramStart"/>
+      <w:r>
+        <w:rPr>
+          <w:color w:val="0F50FF"/>
+          <w:u w:val="single"/>
+        </w:rPr>
+        <w:t xml:space="preserve">
+          <w:hyperlink r:id="rId181" w:tgtFrame="_blank">
+            <w:r>
+              <w:t xml:space="preserve">Impact of cationic, anionic, and amphiphilic emulsifiers on the physicochemical properties and applications of xanthan gum-shea butter bigels.</w:t>
+            </w:r>
+          </w:hyperlink>
+        </w:t>
+      </w:r>
+    </w:p>
+    <w:p>
+      <w:pPr>
+        <w:spacing w:after="0"/>
+        <w:rPr>
+          <w:color w:val="0F50FF"/>
+          <w:u w:val="single"/>
+        </w:rPr>
+      </w:pPr>
+      <w:r>
+        <w:rPr>
+          <w:color w:val="0F50FF"/>
+          <w:u w:val="single"/>
+        </w:rPr>
+        <w:t xml:space="preserve"/>
+      </w:r>
+    </w:p>
+    <w:p>
+      <w:pPr>
+        <w:pStyle w:val="ListParagraph"/>
+        <w:numPr>
+          <w:ilvl w:val="0"/>
+          <w:numId w:val="24"/>
+        </w:numPr>
+        <w:spacing w:after="0" w:line="240" w:lineRule="auto"/>
+        <w:ind w:left="357" w:hanging="357"/>
+        <w:rPr>
+          <w:color w:val="0F50FF"/>
+          <w:u w:val="single"/>
+        </w:rPr>
+      </w:pPr>
+      <w:proofErr w:type="gramStart"/>
+      <w:r>
+        <w:rPr>
+          <w:color w:val="0F50FF"/>
+          <w:u w:val="single"/>
+        </w:rPr>
+        <w:t xml:space="preserve">
+          <w:hyperlink r:id="rId182" w:tgtFrame="_blank">
+            <w:r>
+              <w:t xml:space="preserve">Electrospun PVA-chitosan nanofibers with antibacterial properties for wound healing: unveiling the potential of low molecular weight chitosan.</w:t>
+            </w:r>
+          </w:hyperlink>
+        </w:t>
+      </w:r>
+    </w:p>
+    <w:p>
+      <w:pPr>
+        <w:spacing w:after="0"/>
+        <w:rPr>
+          <w:color w:val="0F50FF"/>
+          <w:u w:val="single"/>
+        </w:rPr>
+      </w:pPr>
+      <w:r>
+        <w:rPr>
+          <w:color w:val="0F50FF"/>
+          <w:u w:val="single"/>
+        </w:rPr>
+        <w:t xml:space="preserve"/>
+      </w:r>
+    </w:p>
+    <w:p>
+      <w:pPr>
+        <w:pStyle w:val="ListParagraph"/>
+        <w:numPr>
+          <w:ilvl w:val="0"/>
+          <w:numId w:val="24"/>
+        </w:numPr>
+        <w:spacing w:after="0" w:line="240" w:lineRule="auto"/>
+        <w:ind w:left="357" w:hanging="357"/>
+        <w:rPr>
+          <w:color w:val="0F50FF"/>
+          <w:u w:val="single"/>
+        </w:rPr>
+      </w:pPr>
+      <w:proofErr w:type="gramStart"/>
+      <w:r>
+        <w:rPr>
+          <w:color w:val="0F50FF"/>
+          <w:u w:val="single"/>
+        </w:rPr>
+        <w:t xml:space="preserve">
+          <w:hyperlink r:id="rId183" w:tgtFrame="_blank">
+            <w:r>
+              <w:t xml:space="preserve">A rhein-integrated hydrogel dressing with antibacterial, antioxidant and pH-responsive colorimetric properties.</w:t>
+            </w:r>
+          </w:hyperlink>
+        </w:t>
+      </w:r>
+    </w:p>
+    <w:p>
+      <w:pPr>
+        <w:spacing w:after="0"/>
+        <w:rPr>
+          <w:color w:val="0F50FF"/>
+          <w:u w:val="single"/>
+        </w:rPr>
+      </w:pPr>
+      <w:r>
+        <w:rPr>
+          <w:color w:val="0F50FF"/>
+          <w:u w:val="single"/>
+        </w:rPr>
+        <w:t xml:space="preserve"/>
+      </w:r>
+    </w:p>
+    <w:p>
+      <w:pPr>
+        <w:pStyle w:val="ListParagraph"/>
+        <w:numPr>
+          <w:ilvl w:val="0"/>
+          <w:numId w:val="24"/>
+        </w:numPr>
+        <w:spacing w:after="0" w:line="240" w:lineRule="auto"/>
+        <w:ind w:left="357" w:hanging="357"/>
+        <w:rPr>
+          <w:color w:val="0F50FF"/>
+          <w:u w:val="single"/>
+        </w:rPr>
+      </w:pPr>
+      <w:proofErr w:type="gramStart"/>
+      <w:r>
+        <w:rPr>
+          <w:color w:val="0F50FF"/>
+          <w:u w:val="single"/>
+        </w:rPr>
+        <w:t xml:space="preserve">
+          <w:hyperlink r:id="rId184" w:tgtFrame="_blank">
+            <w:r>
+              <w:t xml:space="preserve">Polyphenol-Metal Mediated Mitochondrial-Targeted Injectable Hydrogel Promotes Diabetic Wound Healing.</w:t>
+            </w:r>
+          </w:hyperlink>
+        </w:t>
+      </w:r>
+    </w:p>
+    <w:p>
+      <w:pPr>
+        <w:spacing w:after="0"/>
+        <w:rPr>
+          <w:color w:val="0F50FF"/>
+          <w:u w:val="single"/>
+        </w:rPr>
+      </w:pPr>
+      <w:r>
+        <w:rPr>
+          <w:color w:val="0F50FF"/>
+          <w:u w:val="single"/>
+        </w:rPr>
+        <w:t xml:space="preserve"/>
+      </w:r>
+    </w:p>
+    <w:p>
+      <w:pPr>
+        <w:pStyle w:val="ListParagraph"/>
+        <w:numPr>
+          <w:ilvl w:val="0"/>
+          <w:numId w:val="24"/>
+        </w:numPr>
+        <w:spacing w:after="0" w:line="240" w:lineRule="auto"/>
+        <w:ind w:left="357" w:hanging="357"/>
+        <w:rPr>
+          <w:color w:val="0F50FF"/>
+          <w:u w:val="single"/>
+        </w:rPr>
+      </w:pPr>
+      <w:proofErr w:type="gramStart"/>
+      <w:r>
+        <w:rPr>
+          <w:color w:val="0F50FF"/>
+          <w:u w:val="single"/>
+        </w:rPr>
+        <w:t xml:space="preserve">
+          <w:hyperlink r:id="rId185" w:tgtFrame="_blank">
+            <w:r>
+              <w:t xml:space="preserve">Silicon(IV) Phthalocyanine-Functionalized Hyaluronic Acid for Photodynamic Eradication of Methicillin-Resistant Staphylococcus aureus Infections.</w:t>
+            </w:r>
+          </w:hyperlink>
+        </w:t>
+      </w:r>
+    </w:p>
+    <w:p>
+      <w:pPr>
+        <w:spacing w:after="0"/>
+        <w:rPr>
+          <w:color w:val="0F50FF"/>
+          <w:u w:val="single"/>
+        </w:rPr>
+      </w:pPr>
+      <w:r>
+        <w:rPr>
+          <w:color w:val="0F50FF"/>
+          <w:u w:val="single"/>
+        </w:rPr>
+        <w:t xml:space="preserve"/>
+      </w:r>
+    </w:p>
+    <w:p>
+      <w:pPr>
+        <w:pStyle w:val="ListParagraph"/>
+        <w:numPr>
+          <w:ilvl w:val="0"/>
+          <w:numId w:val="24"/>
+        </w:numPr>
+        <w:spacing w:after="0" w:line="240" w:lineRule="auto"/>
+        <w:ind w:left="357" w:hanging="357"/>
+        <w:rPr>
+          <w:color w:val="0F50FF"/>
+          <w:u w:val="single"/>
+        </w:rPr>
+      </w:pPr>
+      <w:proofErr w:type="gramStart"/>
+      <w:r>
+        <w:rPr>
+          <w:color w:val="0F50FF"/>
+          <w:u w:val="single"/>
+        </w:rPr>
+        <w:t xml:space="preserve">
+          <w:hyperlink r:id="rId186" w:tgtFrame="_blank">
+            <w:r>
+              <w:t xml:space="preserve">Modulating oxidative stress and bacterial infection with carbon dot-infused bioactive hydrogels for infected wound regeneration.</w:t>
+            </w:r>
+          </w:hyperlink>
+        </w:t>
+      </w:r>
+    </w:p>
+    <w:p>
+      <w:pPr>
+        <w:spacing w:after="0"/>
+        <w:rPr>
+          <w:color w:val="0F50FF"/>
+          <w:u w:val="single"/>
+        </w:rPr>
+      </w:pPr>
+      <w:r>
+        <w:rPr>
+          <w:color w:val="0F50FF"/>
+          <w:u w:val="single"/>
+        </w:rPr>
+        <w:t xml:space="preserve"/>
+      </w:r>
+    </w:p>
+    <w:p>
+      <w:pPr>
+        <w:pStyle w:val="ListParagraph"/>
+        <w:numPr>
+          <w:ilvl w:val="0"/>
+          <w:numId w:val="24"/>
+        </w:numPr>
+        <w:spacing w:after="0" w:line="240" w:lineRule="auto"/>
+        <w:ind w:left="357" w:hanging="357"/>
+        <w:rPr>
+          <w:color w:val="0F50FF"/>
+          <w:u w:val="single"/>
+        </w:rPr>
+      </w:pPr>
+      <w:proofErr w:type="gramStart"/>
+      <w:r>
+        <w:rPr>
+          <w:color w:val="0F50FF"/>
+          <w:u w:val="single"/>
+        </w:rPr>
+        <w:t xml:space="preserve">
+          <w:hyperlink r:id="rId187" w:tgtFrame="_blank">
+            <w:r>
+              <w:t xml:space="preserve">Preliminary study on the application of guar gum-based hydrogel in sepsis therapy.</w:t>
+            </w:r>
+          </w:hyperlink>
+        </w:t>
+      </w:r>
+    </w:p>
+    <w:p>
+      <w:pPr>
+        <w:spacing w:after="0"/>
+        <w:rPr>
+          <w:color w:val="0F50FF"/>
+          <w:u w:val="single"/>
+        </w:rPr>
+      </w:pPr>
+      <w:r>
+        <w:rPr>
+          <w:color w:val="0F50FF"/>
+          <w:u w:val="single"/>
+        </w:rPr>
+        <w:t xml:space="preserve"/>
+      </w:r>
+    </w:p>
+    <w:p>
+      <w:pPr>
+        <w:pStyle w:val="ListParagraph"/>
+        <w:numPr>
+          <w:ilvl w:val="0"/>
+          <w:numId w:val="24"/>
+        </w:numPr>
+        <w:spacing w:after="0" w:line="240" w:lineRule="auto"/>
+        <w:ind w:left="357" w:hanging="357"/>
+        <w:rPr>
+          <w:color w:val="0F50FF"/>
+          <w:u w:val="single"/>
+        </w:rPr>
+      </w:pPr>
+      <w:proofErr w:type="gramStart"/>
+      <w:r>
+        <w:rPr>
+          <w:color w:val="0F50FF"/>
+          <w:u w:val="single"/>
+        </w:rPr>
+        <w:t xml:space="preserve">
+          <w:hyperlink r:id="rId188" w:tgtFrame="_blank">
+            <w:r>
+              <w:t xml:space="preserve">Single NIR laser-triggered multifunctional composite hydrogel for bacterial detection and photothermal/photodynamic synergistic sterilization.</w:t>
+            </w:r>
+          </w:hyperlink>
+        </w:t>
+      </w:r>
+    </w:p>
+    <w:p>
+      <w:pPr>
+        <w:spacing w:after="0"/>
+        <w:rPr>
+          <w:color w:val="0F50FF"/>
+          <w:u w:val="single"/>
+        </w:rPr>
+      </w:pPr>
+      <w:r>
+        <w:rPr>
+          <w:color w:val="0F50FF"/>
+          <w:u w:val="single"/>
+        </w:rPr>
+        <w:t xml:space="preserve"/>
+      </w:r>
+    </w:p>
+    <w:p>
+      <w:pPr>
+        <w:pStyle w:val="ListParagraph"/>
+        <w:numPr>
+          <w:ilvl w:val="0"/>
+          <w:numId w:val="24"/>
+        </w:numPr>
+        <w:spacing w:after="0" w:line="240" w:lineRule="auto"/>
+        <w:ind w:left="357" w:hanging="357"/>
+        <w:rPr>
+          <w:color w:val="0F50FF"/>
+          <w:u w:val="single"/>
+        </w:rPr>
+      </w:pPr>
+      <w:proofErr w:type="gramStart"/>
+      <w:r>
+        <w:rPr>
+          <w:color w:val="0F50FF"/>
+          <w:u w:val="single"/>
+        </w:rPr>
+        <w:t xml:space="preserve">
+          <w:hyperlink r:id="rId189" w:tgtFrame="_blank">
+            <w:r>
+              <w:t xml:space="preserve">pH-responsive alginate/gelatin-based hydrogel with antibacterial and antioxidant properties for enhanced infected wound healing.</w:t>
+            </w:r>
+          </w:hyperlink>
+        </w:t>
+      </w:r>
+    </w:p>
+    <w:p>
+      <w:pPr>
+        <w:spacing w:after="0"/>
+        <w:rPr>
+          <w:color w:val="0F50FF"/>
+          <w:u w:val="single"/>
+        </w:rPr>
+      </w:pPr>
+      <w:r>
+        <w:rPr>
+          <w:color w:val="0F50FF"/>
+          <w:u w:val="single"/>
+        </w:rPr>
+        <w:t xml:space="preserve"/>
+      </w:r>
+    </w:p>
+    <w:p>
+      <w:pPr>
+        <w:pStyle w:val="ListParagraph"/>
+        <w:numPr>
+          <w:ilvl w:val="0"/>
+          <w:numId w:val="24"/>
+        </w:numPr>
+        <w:spacing w:after="0" w:line="240" w:lineRule="auto"/>
+        <w:ind w:left="357" w:hanging="357"/>
+        <w:rPr>
+          <w:color w:val="0F50FF"/>
+          <w:u w:val="single"/>
+        </w:rPr>
+      </w:pPr>
+      <w:proofErr w:type="gramStart"/>
+      <w:r>
+        <w:rPr>
+          <w:color w:val="0F50FF"/>
+          <w:u w:val="single"/>
+        </w:rPr>
+        <w:t xml:space="preserve">
+          <w:hyperlink r:id="rId190" w:tgtFrame="_blank">
+            <w:r>
+              <w:t xml:space="preserve">Self-adaptive nanozymes with enhanced multi-enzyme activities for sequential multimodal therapy of drug-resistant bacteria-infected wounds.</w:t>
+            </w:r>
+          </w:hyperlink>
+        </w:t>
+      </w:r>
+    </w:p>
+    <w:p>
+      <w:pPr>
+        <w:spacing w:after="0"/>
+        <w:rPr>
+          <w:color w:val="0F50FF"/>
+          <w:u w:val="single"/>
+        </w:rPr>
+      </w:pPr>
+      <w:r>
+        <w:rPr>
+          <w:color w:val="0F50FF"/>
+          <w:u w:val="single"/>
+        </w:rPr>
+        <w:t xml:space="preserve"/>
+      </w:r>
+    </w:p>
+    <w:p>
+      <w:pPr>
+        <w:pStyle w:val="ListParagraph"/>
+        <w:numPr>
+          <w:ilvl w:val="0"/>
+          <w:numId w:val="24"/>
+        </w:numPr>
+        <w:spacing w:after="0" w:line="240" w:lineRule="auto"/>
+        <w:ind w:left="357" w:hanging="357"/>
+        <w:rPr>
+          <w:color w:val="0F50FF"/>
+          <w:u w:val="single"/>
+        </w:rPr>
+      </w:pPr>
+      <w:proofErr w:type="gramStart"/>
+      <w:r>
+        <w:rPr>
+          <w:color w:val="0F50FF"/>
+          <w:u w:val="single"/>
+        </w:rPr>
+        <w:t xml:space="preserve">
+          <w:hyperlink r:id="rId191" w:tgtFrame="_blank">
+            <w:r>
+              <w:t xml:space="preserve">A wireless battery-free intelligent system for in situ bacterial virulence detection and advanced wound therapy.</w:t>
+            </w:r>
+          </w:hyperlink>
+        </w:t>
+      </w:r>
+    </w:p>
+    <w:p>
+      <w:pPr>
+        <w:spacing w:after="0"/>
+        <w:rPr>
+          <w:color w:val="0F50FF"/>
+          <w:u w:val="single"/>
+        </w:rPr>
+      </w:pPr>
+      <w:r>
+        <w:rPr>
+          <w:color w:val="0F50FF"/>
+          <w:u w:val="single"/>
+        </w:rPr>
+        <w:t xml:space="preserve"/>
+      </w:r>
+    </w:p>
+    <w:p>
+      <w:pPr>
+        <w:pStyle w:val="ListParagraph"/>
+        <w:numPr>
+          <w:ilvl w:val="0"/>
+          <w:numId w:val="24"/>
+        </w:numPr>
+        <w:spacing w:after="0" w:line="240" w:lineRule="auto"/>
+        <w:ind w:left="357" w:hanging="357"/>
+        <w:rPr>
+          <w:color w:val="0F50FF"/>
+          <w:u w:val="single"/>
+        </w:rPr>
+      </w:pPr>
+      <w:proofErr w:type="gramStart"/>
+      <w:r>
+        <w:rPr>
+          <w:color w:val="0F50FF"/>
+          <w:u w:val="single"/>
+        </w:rPr>
+        <w:t xml:space="preserve">
+          <w:hyperlink r:id="rId192" w:tgtFrame="_blank">
+            <w:r>
+              <w:t xml:space="preserve">Injectable thiol-yne-crosslinked γ-PGA/alginate hydrogels with chlorogenic acid-loaded nanoparticles for antibacterial and antioxidant activity.</w:t>
+            </w:r>
+          </w:hyperlink>
+        </w:t>
+      </w:r>
+    </w:p>
+    <w:p>
+      <w:pPr>
+        <w:spacing w:after="0"/>
+        <w:rPr>
+          <w:color w:val="0F50FF"/>
+          <w:u w:val="single"/>
+        </w:rPr>
+      </w:pPr>
+      <w:r>
+        <w:rPr>
+          <w:color w:val="0F50FF"/>
+          <w:u w:val="single"/>
+        </w:rPr>
+        <w:t xml:space="preserve"/>
+      </w:r>
+    </w:p>
+    <w:p>
+      <w:pPr>
+        <w:pStyle w:val="ListParagraph"/>
+        <w:numPr>
+          <w:ilvl w:val="0"/>
+          <w:numId w:val="24"/>
+        </w:numPr>
+        <w:spacing w:after="0" w:line="240" w:lineRule="auto"/>
+        <w:ind w:left="357" w:hanging="357"/>
+        <w:rPr>
+          <w:color w:val="0F50FF"/>
+          <w:u w:val="single"/>
+        </w:rPr>
+      </w:pPr>
+      <w:proofErr w:type="gramStart"/>
+      <w:r>
+        <w:rPr>
+          <w:color w:val="0F50FF"/>
+          <w:u w:val="single"/>
+        </w:rPr>
+        <w:t xml:space="preserve">
+          <w:hyperlink r:id="rId193" w:tgtFrame="_blank">
+            <w:r>
+              <w:t xml:space="preserve">Thermosensitive in situ Hydrogel Based on Benzalkonium Chloride-Loaded Selenium-Doped Mesoporous Silica Nanoparticles for Diabetic Chronic Wound Treatment.</w:t>
+            </w:r>
+          </w:hyperlink>
+        </w:t>
+      </w:r>
+    </w:p>
+    <w:p>
+      <w:pPr>
+        <w:spacing w:after="0"/>
+        <w:rPr>
+          <w:color w:val="0F50FF"/>
+          <w:u w:val="single"/>
+        </w:rPr>
+      </w:pPr>
+      <w:r>
+        <w:rPr>
+          <w:color w:val="0F50FF"/>
+          <w:u w:val="single"/>
+        </w:rPr>
+        <w:t xml:space="preserve"/>
+      </w:r>
+    </w:p>
+    <w:p>
+      <w:pPr>
+        <w:pStyle w:val="ListParagraph"/>
+        <w:numPr>
+          <w:ilvl w:val="0"/>
+          <w:numId w:val="24"/>
+        </w:numPr>
+        <w:spacing w:after="0" w:line="240" w:lineRule="auto"/>
+        <w:ind w:left="357" w:hanging="357"/>
+        <w:rPr>
+          <w:color w:val="0F50FF"/>
+          <w:u w:val="single"/>
+        </w:rPr>
+      </w:pPr>
+      <w:proofErr w:type="gramStart"/>
+      <w:r>
+        <w:rPr>
+          <w:color w:val="0F50FF"/>
+          <w:u w:val="single"/>
+        </w:rPr>
+        <w:t xml:space="preserve">
+          <w:hyperlink r:id="rId194" w:tgtFrame="_blank">
+            <w:r>
+              <w:t xml:space="preserve">A high-amylose maize starch hydrogel mask for stabilized encapsulation of thyme essential oil with Higuchi-controlled release.</w:t>
+            </w:r>
+          </w:hyperlink>
+        </w:t>
+      </w:r>
+    </w:p>
+    <w:p>
+      <w:pPr>
+        <w:spacing w:after="0"/>
+        <w:rPr>
+          <w:color w:val="0F50FF"/>
+          <w:u w:val="single"/>
+        </w:rPr>
+      </w:pPr>
+      <w:r>
+        <w:rPr>
+          <w:color w:val="0F50FF"/>
+          <w:u w:val="single"/>
+        </w:rPr>
+        <w:t xml:space="preserve"/>
+      </w:r>
+    </w:p>
+    <w:p>
+      <w:pPr>
+        <w:pStyle w:val="ListParagraph"/>
+        <w:numPr>
+          <w:ilvl w:val="0"/>
+          <w:numId w:val="24"/>
+        </w:numPr>
+        <w:spacing w:after="0" w:line="240" w:lineRule="auto"/>
+        <w:ind w:left="357" w:hanging="357"/>
+        <w:rPr>
+          <w:color w:val="0F50FF"/>
+          <w:u w:val="single"/>
+        </w:rPr>
+      </w:pPr>
+      <w:proofErr w:type="gramStart"/>
+      <w:r>
+        <w:rPr>
+          <w:color w:val="0F50FF"/>
+          <w:u w:val="single"/>
+        </w:rPr>
+        <w:t xml:space="preserve">
+          <w:hyperlink r:id="rId195" w:tgtFrame="_blank">
+            <w:r>
+              <w:t xml:space="preserve">Tannic acid enhanced silk fibroin/hyaluronic acid hydrogel for In vitro hemostatic and antibacterial wound dressing.</w:t>
             </w:r>
           </w:hyperlink>
         </w:t>
@@ -9236,9 +12071,9 @@
           <w:u w:val="single"/>
         </w:rPr>
         <w:t xml:space="preserve">
-          <w:hyperlink r:id="rId136" w:tgtFrame="_blank">
-            <w:r>
-              <w:t xml:space="preserve">Of Commensals and Opportunists: Genomics of Coagulase-Negative Staphylococci During Sequential Ear and Eye Infections in a Healthy Adult.</w:t>
+          <w:hyperlink r:id="rId252" w:tgtFrame="_blank">
+            <w:r>
+              <w:t xml:space="preserve">Prevalence and antibiotic resistance profile of Staphylococcus pseudintermedius in pyodermic dogs in Asia: a systematic review and meta-analysis.</w:t>
             </w:r>
           </w:hyperlink>
         </w:t>
@@ -9281,9 +12116,9 @@
           <w:u w:val="single"/>
         </w:rPr>
         <w:t xml:space="preserve">
-          <w:hyperlink r:id="rId137" w:tgtFrame="_blank">
-            <w:r>
-              <w:t xml:space="preserve">Layered double metal hydroxide nanosheets (LDH) delivery ICG for photoimmune antibacterial therapy and tissue infected wound regeneration.</w:t>
+          <w:hyperlink r:id="rId253" w:tgtFrame="_blank">
+            <w:r>
+              <w:t xml:space="preserve">Aeromonas piscicola in Chilean Salmon Farming: Genomic Insights, Phenotypic Traits, Virulence and Field Immune Response.</w:t>
             </w:r>
           </w:hyperlink>
         </w:t>
@@ -9326,9 +12161,9 @@
           <w:u w:val="single"/>
         </w:rPr>
         <w:t xml:space="preserve">
-          <w:hyperlink r:id="rId138" w:tgtFrame="_blank">
-            <w:r>
-              <w:t xml:space="preserve">Computational and immunoinformatics approaches for designing phytocompound-based drugs and a multi-epitope vaccine targeting FemA, a cell wall protein of Staphylococcus aureus.</w:t>
+          <w:hyperlink r:id="rId254" w:tgtFrame="_blank">
+            <w:r>
+              <w:t xml:space="preserve">Tunable TriPcides suppress virulence factor secretion during Staphylococcus aureus infection and kill dormant cells.</w:t>
             </w:r>
           </w:hyperlink>
         </w:t>
@@ -9371,9 +12206,9 @@
           <w:u w:val="single"/>
         </w:rPr>
         <w:t xml:space="preserve">
-          <w:hyperlink r:id="rId139" w:tgtFrame="_blank">
-            <w:r>
-              <w:t xml:space="preserve">Multifunctional Microneedle Patch with Antibacterial, Antioxidant, and Pro-Regenerative Properties for Scarless Wound Healing.</w:t>
+          <w:hyperlink r:id="rId255" w:tgtFrame="_blank">
+            <w:r>
+              <w:t xml:space="preserve">Staphylococcus aureus adapts to the host nutritional environment by coordinating the activity of central metabolic enzymes.</w:t>
             </w:r>
           </w:hyperlink>
         </w:t>
@@ -9416,9 +12251,9 @@
           <w:u w:val="single"/>
         </w:rPr>
         <w:t xml:space="preserve">
-          <w:hyperlink r:id="rId140" w:tgtFrame="_blank">
-            <w:r>
-              <w:t xml:space="preserve">In situ forming thermally shrinkable electrospun nanofiber membranes for wound healing.</w:t>
+          <w:hyperlink r:id="rId256" w:tgtFrame="_blank">
+            <w:r>
+              <w:t xml:space="preserve">Curcumin shows promise as an adjunct in changing β-lactam susceptibility status of canine multidrug-resistant Staphylococcus pseudintermedius: an in vitro study.</w:t>
             </w:r>
           </w:hyperlink>
         </w:t>
@@ -9461,9 +12296,9 @@
           <w:u w:val="single"/>
         </w:rPr>
         <w:t xml:space="preserve">
-          <w:hyperlink r:id="rId141" w:tgtFrame="_blank">
-            <w:r>
-              <w:t xml:space="preserve">Amphiphilic xanthotoxin derivatives with phosphatidylglycerol-targeting membrane disruption for potent anti-methicillin-resistant Staphylococcus aureus (MRSA) activity.</w:t>
+          <w:hyperlink r:id="rId257" w:tgtFrame="_blank">
+            <w:r>
+              <w:t xml:space="preserve">Point-Counterpoint: Should MRSA nares testing be used as a tool for vancomycin de-escalation outside of pneumonia?</w:t>
             </w:r>
           </w:hyperlink>
         </w:t>
@@ -9506,9 +12341,9 @@
           <w:u w:val="single"/>
         </w:rPr>
         <w:t xml:space="preserve">
-          <w:hyperlink r:id="rId142" w:tgtFrame="_blank">
-            <w:r>
-              <w:t xml:space="preserve">Anti-staphylococcal activity of soil-derived Penicillium citrinum extract.</w:t>
+          <w:hyperlink r:id="rId258" w:tgtFrame="_blank">
+            <w:r>
+              <w:t xml:space="preserve">Staphylococcal lipoproteins and peptidoglycans synergize to drive skin abscess formation.</w:t>
             </w:r>
           </w:hyperlink>
         </w:t>
@@ -9551,9 +12386,9 @@
           <w:u w:val="single"/>
         </w:rPr>
         <w:t xml:space="preserve">
-          <w:hyperlink r:id="rId143" w:tgtFrame="_blank">
-            <w:r>
-              <w:t xml:space="preserve">Panton-Valentine Leukocidin-Encoding Methicillin-Resistant Staphylococcus aureus, the Netherlands, 2023-2024(1).</w:t>
+          <w:hyperlink r:id="rId259" w:tgtFrame="_blank">
+            <w:r>
+              <w:t xml:space="preserve">Skin biopsy PCR enables rapid diagnosis of tattoo-associated staphylococcal toxic shock syndrome.</w:t>
             </w:r>
           </w:hyperlink>
         </w:t>
@@ -9596,9 +12431,9 @@
           <w:u w:val="single"/>
         </w:rPr>
         <w:t xml:space="preserve">
-          <w:hyperlink r:id="rId144" w:tgtFrame="_blank">
-            <w:r>
-              <w:t xml:space="preserve">Linezolid in addition to standard antibiotic treatment for Staphylococcus aureus bacteraemia: study protocol for a randomised, placebo-controlled trial.</w:t>
+          <w:hyperlink r:id="rId260" w:tgtFrame="_blank">
+            <w:r>
+              <w:t xml:space="preserve">Proteomic and metabolomic profiling of methicillin-resistant Staphylococcus aureus associated with invasive vs. non-invasive infections: uncovering key biomarkers and pathogenic pathways.</w:t>
             </w:r>
           </w:hyperlink>
         </w:t>
@@ -9641,9 +12476,189 @@
           <w:u w:val="single"/>
         </w:rPr>
         <w:t xml:space="preserve">
-          <w:hyperlink r:id="rId145" w:tgtFrame="_blank">
-            <w:r>
-              <w:t xml:space="preserve">NLRP6 drives cutaneous wound healing during Staphylococcus aureus infection in mice.</w:t>
+          <w:hyperlink r:id="rId261" w:tgtFrame="_blank">
+            <w:r>
+              <w:t xml:space="preserve">mNGS-Supported Interpretation of Staphylococcus pettenkoferi Bloodstream Infection After Intracerebral Hemorrhage: A Case Report.</w:t>
+            </w:r>
+          </w:hyperlink>
+        </w:t>
+      </w:r>
+    </w:p>
+    <w:p>
+      <w:pPr>
+        <w:spacing w:after="0"/>
+        <w:rPr>
+          <w:color w:val="0F50FF"/>
+          <w:u w:val="single"/>
+        </w:rPr>
+      </w:pPr>
+      <w:r>
+        <w:rPr>
+          <w:color w:val="0F50FF"/>
+          <w:u w:val="single"/>
+        </w:rPr>
+        <w:t xml:space="preserve"/>
+      </w:r>
+    </w:p>
+    <w:p>
+      <w:pPr>
+        <w:pStyle w:val="ListParagraph"/>
+        <w:numPr>
+          <w:ilvl w:val="0"/>
+          <w:numId w:val="25"/>
+        </w:numPr>
+        <w:spacing w:after="0" w:line="240" w:lineRule="auto"/>
+        <w:ind w:left="357" w:hanging="357"/>
+        <w:rPr>
+          <w:color w:val="0F50FF"/>
+          <w:u w:val="single"/>
+        </w:rPr>
+      </w:pPr>
+      <w:proofErr w:type="gramStart"/>
+      <w:r>
+        <w:rPr>
+          <w:color w:val="0F50FF"/>
+          <w:u w:val="single"/>
+        </w:rPr>
+        <w:t xml:space="preserve">
+          <w:hyperlink r:id="rId262" w:tgtFrame="_blank">
+            <w:r>
+              <w:t xml:space="preserve">Sternoclavicular Joint Infection Caused by Staphylococcus capitis.</w:t>
+            </w:r>
+          </w:hyperlink>
+        </w:t>
+      </w:r>
+    </w:p>
+    <w:p>
+      <w:pPr>
+        <w:spacing w:after="0"/>
+        <w:rPr>
+          <w:color w:val="0F50FF"/>
+          <w:u w:val="single"/>
+        </w:rPr>
+      </w:pPr>
+      <w:r>
+        <w:rPr>
+          <w:color w:val="0F50FF"/>
+          <w:u w:val="single"/>
+        </w:rPr>
+        <w:t xml:space="preserve"/>
+      </w:r>
+    </w:p>
+    <w:p>
+      <w:pPr>
+        <w:pStyle w:val="ListParagraph"/>
+        <w:numPr>
+          <w:ilvl w:val="0"/>
+          <w:numId w:val="25"/>
+        </w:numPr>
+        <w:spacing w:after="0" w:line="240" w:lineRule="auto"/>
+        <w:ind w:left="357" w:hanging="357"/>
+        <w:rPr>
+          <w:color w:val="0F50FF"/>
+          <w:u w:val="single"/>
+        </w:rPr>
+      </w:pPr>
+      <w:proofErr w:type="gramStart"/>
+      <w:r>
+        <w:rPr>
+          <w:color w:val="0F50FF"/>
+          <w:u w:val="single"/>
+        </w:rPr>
+        <w:t xml:space="preserve">
+          <w:hyperlink r:id="rId263" w:tgtFrame="_blank">
+            <w:r>
+              <w:t xml:space="preserve">Septic pulmonary embolism in Somali children: a retrospective study from a tertiary hospital.</w:t>
+            </w:r>
+          </w:hyperlink>
+        </w:t>
+      </w:r>
+    </w:p>
+    <w:p>
+      <w:pPr>
+        <w:spacing w:after="0"/>
+        <w:rPr>
+          <w:color w:val="0F50FF"/>
+          <w:u w:val="single"/>
+        </w:rPr>
+      </w:pPr>
+      <w:r>
+        <w:rPr>
+          <w:color w:val="0F50FF"/>
+          <w:u w:val="single"/>
+        </w:rPr>
+        <w:t xml:space="preserve"/>
+      </w:r>
+    </w:p>
+    <w:p>
+      <w:pPr>
+        <w:pStyle w:val="ListParagraph"/>
+        <w:numPr>
+          <w:ilvl w:val="0"/>
+          <w:numId w:val="25"/>
+        </w:numPr>
+        <w:spacing w:after="0" w:line="240" w:lineRule="auto"/>
+        <w:ind w:left="357" w:hanging="357"/>
+        <w:rPr>
+          <w:color w:val="0F50FF"/>
+          <w:u w:val="single"/>
+        </w:rPr>
+      </w:pPr>
+      <w:proofErr w:type="gramStart"/>
+      <w:r>
+        <w:rPr>
+          <w:color w:val="0F50FF"/>
+          <w:u w:val="single"/>
+        </w:rPr>
+        <w:t xml:space="preserve">
+          <w:hyperlink r:id="rId264" w:tgtFrame="_blank">
+            <w:r>
+              <w:t xml:space="preserve">Targeting of Staphyloxanthin and α-Hemolysin by Natural Compound L-Malic Acid Suppresses Staphylococcus aureus Virulence.</w:t>
+            </w:r>
+          </w:hyperlink>
+        </w:t>
+      </w:r>
+    </w:p>
+    <w:p>
+      <w:pPr>
+        <w:spacing w:after="0"/>
+        <w:rPr>
+          <w:color w:val="0F50FF"/>
+          <w:u w:val="single"/>
+        </w:rPr>
+      </w:pPr>
+      <w:r>
+        <w:rPr>
+          <w:color w:val="0F50FF"/>
+          <w:u w:val="single"/>
+        </w:rPr>
+        <w:t xml:space="preserve"/>
+      </w:r>
+    </w:p>
+    <w:p>
+      <w:pPr>
+        <w:pStyle w:val="ListParagraph"/>
+        <w:numPr>
+          <w:ilvl w:val="0"/>
+          <w:numId w:val="25"/>
+        </w:numPr>
+        <w:spacing w:after="0" w:line="240" w:lineRule="auto"/>
+        <w:ind w:left="357" w:hanging="357"/>
+        <w:rPr>
+          <w:color w:val="0F50FF"/>
+          <w:u w:val="single"/>
+        </w:rPr>
+      </w:pPr>
+      <w:proofErr w:type="gramStart"/>
+      <w:r>
+        <w:rPr>
+          <w:color w:val="0F50FF"/>
+          <w:u w:val="single"/>
+        </w:rPr>
+        <w:t xml:space="preserve">
+          <w:hyperlink r:id="rId265" w:tgtFrame="_blank">
+            <w:r>
+              <w:t xml:space="preserve">Ten-Year Epidemiology and Antimicrobial Susceptibility of Pediatric Staphylococcal Scalded Skin Syndrome: A Retrospective Study From a Tertiary Referral Center.</w:t>
             </w:r>
           </w:hyperlink>
         </w:t>

--- a/dermal_data/lit_review.docx
+++ b/dermal_data/lit_review.docx
@@ -70,7 +70,7 @@
           <w:sz w:val="36"/>
           <w:szCs w:val="36"/>
         </w:rPr>
-        <w:t xml:space="preserve">01/06/2026 – 01/07/2026</w:t>
+        <w:t xml:space="preserve">01/07/2026 – 01/08/2026</w:t>
       </w:r>
     </w:p>
     <w:p>
@@ -1004,9 +1004,9 @@
           <w:u w:val="single"/>
         </w:rPr>
         <w:t xml:space="preserve">
-          <w:hyperlink r:id="rId168" w:tgtFrame="_blank">
-            <w:r>
-              <w:t xml:space="preserve">Ceragenin-Loaded Tri-Layered Skin Substitute Composed of Natural and Synthetic Biopolymers for Burn Wound Healing.</w:t>
+          <w:hyperlink r:id="rId204" w:tgtFrame="_blank">
+            <w:r>
+              <w:t xml:space="preserve">Bioinspired electrospun nanofibrous dressings loaded with Mentha-derived exosome-like vesicles for antibacterial and immunomodulatory burn healing.</w:t>
             </w:r>
           </w:hyperlink>
         </w:t>
@@ -1049,9 +1049,9 @@
           <w:u w:val="single"/>
         </w:rPr>
         <w:t xml:space="preserve">
-          <w:hyperlink r:id="rId169" w:tgtFrame="_blank">
-            <w:r>
-              <w:t xml:space="preserve">Antibacterial activity of selected plants used in traditional medicine from Gedeo zone, Ethiopia against multidrug-resistant wound bacterial isolates.</w:t>
+          <w:hyperlink r:id="rId205" w:tgtFrame="_blank">
+            <w:r>
+              <w:t xml:space="preserve">Janus electrospun nanofiber membranes from bio-based furan polyamides for antibacterial wound care.</w:t>
             </w:r>
           </w:hyperlink>
         </w:t>
@@ -1094,9 +1094,9 @@
           <w:u w:val="single"/>
         </w:rPr>
         <w:t xml:space="preserve">
-          <w:hyperlink r:id="rId170" w:tgtFrame="_blank">
-            <w:r>
-              <w:t xml:space="preserve">Programmable core-shell microneedles with marine chondroitin sulfate core and chito-oligosaccharide shell disrupt the pathological microenvironment cycle for enhanced healing of infected burn wounds.</w:t>
+          <w:hyperlink r:id="rId206" w:tgtFrame="_blank">
+            <w:r>
+              <w:t xml:space="preserve">Nanozyme-crosslinked dual-network hydrogel enables multi-stage modulation of the dysregulated repair cascade for regenerative wound healing.</w:t>
             </w:r>
           </w:hyperlink>
         </w:t>
@@ -1139,9 +1139,9 @@
           <w:u w:val="single"/>
         </w:rPr>
         <w:t xml:space="preserve">
-          <w:hyperlink r:id="rId171" w:tgtFrame="_blank">
-            <w:r>
-              <w:t xml:space="preserve">On-demand sIPN microneedles promote infected burn wound healing via microenvironment remodeling and activation of the Wnt-KLF5 regenerative axis.</w:t>
+          <w:hyperlink r:id="rId207" w:tgtFrame="_blank">
+            <w:r>
+              <w:t xml:space="preserve">Assessment of the enhanced antibacterial activity of snail mucus, thymol, and ferulic acid in a rat model of burn wounds infected with Staphylococcus aureus and Pseudomonas aeruginosa.</w:t>
             </w:r>
           </w:hyperlink>
         </w:t>
@@ -1184,9 +1184,9 @@
           <w:u w:val="single"/>
         </w:rPr>
         <w:t xml:space="preserve">
-          <w:hyperlink r:id="rId172" w:tgtFrame="_blank">
-            <w:r>
-              <w:t xml:space="preserve">Improving Microbial Quality of Ostrich Meat Using Mechanically Deboned Chicken Meat Protein Nanocomposite Coating Incorporated With Ziziphora clinopodioides Essential Oil and Eugenol During Cold Storage.</w:t>
+          <w:hyperlink r:id="rId208" w:tgtFrame="_blank">
+            <w:r>
+              <w:t xml:space="preserve">Crosslinker-free PVA hydrogel incorporating a water-soluble Ir(III) photosensitizer for antibacterial photodynamic applications in wound healing.</w:t>
             </w:r>
           </w:hyperlink>
         </w:t>
@@ -1229,9 +1229,9 @@
           <w:u w:val="single"/>
         </w:rPr>
         <w:t xml:space="preserve">
-          <w:hyperlink r:id="rId173" w:tgtFrame="_blank">
-            <w:r>
-              <w:t xml:space="preserve">The Effectiveness of Linezolid and Teicoplanin for Managing Infections After Burn Injuries: A Retrospective Study.</w:t>
+          <w:hyperlink r:id="rId209" w:tgtFrame="_blank">
+            <w:r>
+              <w:t xml:space="preserve">3D-Printed hyaluronic acid-methyl cellulose interpenetrating polymer network hydrogels loaded with amoxicillin for advanced burn wound treatment.</w:t>
             </w:r>
           </w:hyperlink>
         </w:t>
@@ -1274,9 +1274,9 @@
           <w:u w:val="single"/>
         </w:rPr>
         <w:t xml:space="preserve">
-          <w:hyperlink r:id="rId174" w:tgtFrame="_blank">
-            <w:r>
-              <w:t xml:space="preserve">Synthesis and characterization of a new N4-Schiff base its zinc halide/pseudohalide complexes with thermal, antimicrobial, antioxidant, anticancer, DNA cleavage and wound healing properties.</w:t>
+          <w:hyperlink r:id="rId210" w:tgtFrame="_blank">
+            <w:r>
+              <w:t xml:space="preserve">Development and in vitro evaluation of teicoplanin PEGylated (TEC-PEGylated) niosomes for antimicrobial and anti-biofilm activity against vancomycin-intermediate Staphylococcus aureus (VISA).</w:t>
             </w:r>
           </w:hyperlink>
         </w:t>
@@ -1319,9 +1319,9 @@
           <w:u w:val="single"/>
         </w:rPr>
         <w:t xml:space="preserve">
-          <w:hyperlink r:id="rId175" w:tgtFrame="_blank">
-            <w:r>
-              <w:t xml:space="preserve">Case Report: Moxibustion-induced burns leading to disseminated methicillin-resistant Staphylococcus aureus infection in a patient with type 2 diabetes mellitus.</w:t>
+          <w:hyperlink r:id="rId211" w:tgtFrame="_blank">
+            <w:r>
+              <w:t xml:space="preserve">Construction of an Infection-Inflammation Microenvironment-Regulating Nano-antimicrobial Agent and Application in the Treatment of Burn Wounds Complicated with Multidrug-Resistant Staphylococcus aureus Infection.</w:t>
             </w:r>
           </w:hyperlink>
         </w:t>
@@ -1364,9 +1364,9 @@
           <w:u w:val="single"/>
         </w:rPr>
         <w:t xml:space="preserve">
-          <w:hyperlink r:id="rId176" w:tgtFrame="_blank">
-            <w:r>
-              <w:t xml:space="preserve">Clinical Efficacy and Broad-Spectrum Antimicrobial Activity of pH-Controlled Sodium Hypochlorite Solution (HACCP'ER) in Acute and Chronic Wound Management: A Retrospective Cohort Study.</w:t>
+          <w:hyperlink r:id="rId212" w:tgtFrame="_blank">
+            <w:r>
+              <w:t xml:space="preserve">Vancomycin population pharmacokinetics in patients with burns.</w:t>
             </w:r>
           </w:hyperlink>
         </w:t>
@@ -1409,9 +1409,9 @@
           <w:u w:val="single"/>
         </w:rPr>
         <w:t xml:space="preserve">
-          <w:hyperlink r:id="rId177" w:tgtFrame="_blank">
-            <w:r>
-              <w:t xml:space="preserve">A conductive antibacterial composite film containing chopped fibers and ciprofloxacin loaded PCL particles for wound dressing application.</w:t>
+          <w:hyperlink r:id="rId213" w:tgtFrame="_blank">
+            <w:r>
+              <w:t xml:space="preserve">Gentamicin-Loaded Electrospun PVA/Kefiran/Schizophyllan Membrane for Skin Tissue Engineering Applications.</w:t>
             </w:r>
           </w:hyperlink>
         </w:t>
@@ -1454,9 +1454,9 @@
           <w:u w:val="single"/>
         </w:rPr>
         <w:t xml:space="preserve">
-          <w:hyperlink r:id="rId178" w:tgtFrame="_blank">
-            <w:r>
-              <w:t xml:space="preserve">Melittin-Loaded Fe(3)O(4)-Au(shell) Nanocomposite Hydrogel for Multifunctional Treatment of Atopic Dermatitis.</w:t>
+          <w:hyperlink r:id="rId214" w:tgtFrame="_blank">
+            <w:r>
+              <w:t xml:space="preserve">A Retrospective Study of Infections and Antibiotic Susceptibility in Diabetic Foot Ulcers.</w:t>
             </w:r>
           </w:hyperlink>
         </w:t>
@@ -1499,9 +1499,9 @@
           <w:u w:val="single"/>
         </w:rPr>
         <w:t xml:space="preserve">
-          <w:hyperlink r:id="rId179" w:tgtFrame="_blank">
-            <w:r>
-              <w:t xml:space="preserve">Burn Wound Infections With Staphylococcus aureus: Clinical Characteristics and Risk Factors for Methicillin-Resistant Strains.</w:t>
+          <w:hyperlink r:id="rId215" w:tgtFrame="_blank">
+            <w:r>
+              <w:t xml:space="preserve">(+)-Majoranolide analogues from regioselective Baeyer-Villiger reactions mediated by hypervalent iodine(III) reagents.</w:t>
             </w:r>
           </w:hyperlink>
         </w:t>
@@ -1544,9 +1544,9 @@
           <w:u w:val="single"/>
         </w:rPr>
         <w:t xml:space="preserve">
-          <w:hyperlink r:id="rId180" w:tgtFrame="_blank">
-            <w:r>
-              <w:t xml:space="preserve">Preparation and in vitro evaluation of photodynamic-responsive nanoliposome loaded PL-5.</w:t>
+          <w:hyperlink r:id="rId216" w:tgtFrame="_blank">
+            <w:r>
+              <w:t xml:space="preserve">In situ synthesized silver nanoparticle-loaded poly(vinyl alcohol)/gelatin composite films for burn wound dressing applications: antibacterial activity and in vivo wound-healing evaluation.</w:t>
             </w:r>
           </w:hyperlink>
         </w:t>
@@ -1589,9 +1589,9 @@
           <w:u w:val="single"/>
         </w:rPr>
         <w:t xml:space="preserve">
-          <w:hyperlink r:id="rId181" w:tgtFrame="_blank">
-            <w:r>
-              <w:t xml:space="preserve">Cefazolin for Methicillin-Susceptible Staphylococcus aureus Bacteremia.</w:t>
+          <w:hyperlink r:id="rId217" w:tgtFrame="_blank">
+            <w:r>
+              <w:t xml:space="preserve">Antibacterial and antibiofilm activity of novel nanofibers bandage formulated with Juniperus communis essential oil targeting antibiotic resistant bacterial strains.</w:t>
             </w:r>
           </w:hyperlink>
         </w:t>
@@ -1634,9 +1634,9 @@
           <w:u w:val="single"/>
         </w:rPr>
         <w:t xml:space="preserve">
-          <w:hyperlink r:id="rId182" w:tgtFrame="_blank">
-            <w:r>
-              <w:t xml:space="preserve">Dual-Network Nanocellulose Hydrogels with Dynamic Schiff Base and Borate Bonds for Rapid Self-Healing and Antioxidant Wound Healing.</w:t>
+          <w:hyperlink r:id="rId218" w:tgtFrame="_blank">
+            <w:r>
+              <w:t xml:space="preserve">Transcriptomics-informed design of a dual phytochemical hydrogel enables immuno-redox modulation and accelerated healing in infected burns.</w:t>
             </w:r>
           </w:hyperlink>
         </w:t>
@@ -1679,9 +1679,9 @@
           <w:u w:val="single"/>
         </w:rPr>
         <w:t xml:space="preserve">
-          <w:hyperlink r:id="rId183" w:tgtFrame="_blank">
-            <w:r>
-              <w:t xml:space="preserve">Solar-simulated light-driven ROS-responsive CuₓO-TiO(2-X) microneedle patch for intelligent antibacterial and regenerative therapy of infected burn wounds.</w:t>
+          <w:hyperlink r:id="rId219" w:tgtFrame="_blank">
+            <w:r>
+              <w:t xml:space="preserve">Gentamicin-Linked Supramolecular Hybrid Hydrogels: Mechanically Robust Cucurbit[7]Uril-Based Networks for Prolonged Infection Control.</w:t>
             </w:r>
           </w:hyperlink>
         </w:t>
@@ -1724,9 +1724,9 @@
           <w:u w:val="single"/>
         </w:rPr>
         <w:t xml:space="preserve">
-          <w:hyperlink r:id="rId184" w:tgtFrame="_blank">
-            <w:r>
-              <w:t xml:space="preserve">A novel collagen hydrogel loaded with primary brown sugar for accelerating burn wound healing by a synergistic mechanism.</w:t>
+          <w:hyperlink r:id="rId220" w:tgtFrame="_blank">
+            <w:r>
+              <w:t xml:space="preserve">Astrakurkurone targets multidrug resistant Staphylococcus aureus biofilms through ROS-mediated cell membrane damage and β-lactamase inhibition.</w:t>
             </w:r>
           </w:hyperlink>
         </w:t>
@@ -1769,9 +1769,9 @@
           <w:u w:val="single"/>
         </w:rPr>
         <w:t xml:space="preserve">
-          <w:hyperlink r:id="rId185" w:tgtFrame="_blank">
-            <w:r>
-              <w:t xml:space="preserve">In silico and in vitro antibacterial investigation of Origanum majorana L. leaves extract against gram-positive and gram-negative bacteria.</w:t>
+          <w:hyperlink r:id="rId221" w:tgtFrame="_blank">
+            <w:r>
+              <w:t xml:space="preserve">In vitro and in vivo antibacterial activities and phytochemical screening of 80% methanol extract from Ehretia cymosa leaves.</w:t>
             </w:r>
           </w:hyperlink>
         </w:t>
@@ -1814,144 +1814,9 @@
           <w:u w:val="single"/>
         </w:rPr>
         <w:t xml:space="preserve">
-          <w:hyperlink r:id="rId186" w:tgtFrame="_blank">
-            <w:r>
-              <w:t xml:space="preserve">Ternary co-encapsulation in electrospun PVA fibers: release kinetics and mechanisms.</w:t>
-            </w:r>
-          </w:hyperlink>
-        </w:t>
-      </w:r>
-    </w:p>
-    <w:p>
-      <w:pPr>
-        <w:spacing w:after="0"/>
-        <w:rPr>
-          <w:color w:val="0F50FF"/>
-          <w:u w:val="single"/>
-        </w:rPr>
-      </w:pPr>
-      <w:r>
-        <w:rPr>
-          <w:color w:val="0F50FF"/>
-          <w:u w:val="single"/>
-        </w:rPr>
-        <w:t xml:space="preserve"/>
-      </w:r>
-    </w:p>
-    <w:p>
-      <w:pPr>
-        <w:pStyle w:val="ListParagraph"/>
-        <w:numPr>
-          <w:ilvl w:val="0"/>
-          <w:numId w:val="18"/>
-        </w:numPr>
-        <w:spacing w:after="0" w:line="240" w:lineRule="auto"/>
-        <w:ind w:left="357" w:hanging="357"/>
-        <w:rPr>
-          <w:color w:val="0F50FF"/>
-          <w:u w:val="single"/>
-        </w:rPr>
-      </w:pPr>
-      <w:proofErr w:type="gramStart"/>
-      <w:r>
-        <w:rPr>
-          <w:color w:val="0F50FF"/>
-          <w:u w:val="single"/>
-        </w:rPr>
-        <w:t xml:space="preserve">
-          <w:hyperlink r:id="rId187" w:tgtFrame="_blank">
-            <w:r>
-              <w:t xml:space="preserve">Development and Characterization of a Silver Nanoparticle-Based Hydrogel Containing Hyaluronic Acid and Allantoin for Antibacterial Burn Treatment.</w:t>
-            </w:r>
-          </w:hyperlink>
-        </w:t>
-      </w:r>
-    </w:p>
-    <w:p>
-      <w:pPr>
-        <w:spacing w:after="0"/>
-        <w:rPr>
-          <w:color w:val="0F50FF"/>
-          <w:u w:val="single"/>
-        </w:rPr>
-      </w:pPr>
-      <w:r>
-        <w:rPr>
-          <w:color w:val="0F50FF"/>
-          <w:u w:val="single"/>
-        </w:rPr>
-        <w:t xml:space="preserve"/>
-      </w:r>
-    </w:p>
-    <w:p>
-      <w:pPr>
-        <w:pStyle w:val="ListParagraph"/>
-        <w:numPr>
-          <w:ilvl w:val="0"/>
-          <w:numId w:val="18"/>
-        </w:numPr>
-        <w:spacing w:after="0" w:line="240" w:lineRule="auto"/>
-        <w:ind w:left="357" w:hanging="357"/>
-        <w:rPr>
-          <w:color w:val="0F50FF"/>
-          <w:u w:val="single"/>
-        </w:rPr>
-      </w:pPr>
-      <w:proofErr w:type="gramStart"/>
-      <w:r>
-        <w:rPr>
-          <w:color w:val="0F50FF"/>
-          <w:u w:val="single"/>
-        </w:rPr>
-        <w:t xml:space="preserve">
-          <w:hyperlink r:id="rId188" w:tgtFrame="_blank">
-            <w:r>
-              <w:t xml:space="preserve">Vitreoscilla filiformis Supernatant: A Novel Postbiotic Secretome for the Prevention and Treatment of Wound Infections.</w:t>
-            </w:r>
-          </w:hyperlink>
-        </w:t>
-      </w:r>
-    </w:p>
-    <w:p>
-      <w:pPr>
-        <w:spacing w:after="0"/>
-        <w:rPr>
-          <w:color w:val="0F50FF"/>
-          <w:u w:val="single"/>
-        </w:rPr>
-      </w:pPr>
-      <w:r>
-        <w:rPr>
-          <w:color w:val="0F50FF"/>
-          <w:u w:val="single"/>
-        </w:rPr>
-        <w:t xml:space="preserve"/>
-      </w:r>
-    </w:p>
-    <w:p>
-      <w:pPr>
-        <w:pStyle w:val="ListParagraph"/>
-        <w:numPr>
-          <w:ilvl w:val="0"/>
-          <w:numId w:val="18"/>
-        </w:numPr>
-        <w:spacing w:after="0" w:line="240" w:lineRule="auto"/>
-        <w:ind w:left="357" w:hanging="357"/>
-        <w:rPr>
-          <w:color w:val="0F50FF"/>
-          <w:u w:val="single"/>
-        </w:rPr>
-      </w:pPr>
-      <w:proofErr w:type="gramStart"/>
-      <w:r>
-        <w:rPr>
-          <w:color w:val="0F50FF"/>
-          <w:u w:val="single"/>
-        </w:rPr>
-        <w:t xml:space="preserve">
-          <w:hyperlink r:id="rId189" w:tgtFrame="_blank">
-            <w:r>
-              <w:t xml:space="preserve">Polycaprolactone and poly(vinyl alcohol) electrospun single-layer nanofiber materials loaded with novel antibacterial LEGO-LPPO for advanced wound dressing.</w:t>
+          <w:hyperlink r:id="rId222" w:tgtFrame="_blank">
+            <w:r>
+              <w:t xml:space="preserve">The evolving landscape of Staphylococcus aureus immune evasion: a data-driven atlas over two decades.</w:t>
             </w:r>
           </w:hyperlink>
         </w:t>
@@ -2029,9 +1894,9 @@
           <w:u w:val="single"/>
         </w:rPr>
         <w:t xml:space="preserve">
-          <w:hyperlink r:id="rId204" w:tgtFrame="_blank">
-            <w:r>
-              <w:t xml:space="preserve">A Self-Cascading Immunomodulatory Hydrogel for Remodeling Infected Diabetic Wounds.</w:t>
+          <w:hyperlink r:id="rId145" w:tgtFrame="_blank">
+            <w:r>
+              <w:t xml:space="preserve">Eugenol Microemulsions Exhibit Potent Activity Against Drug-Resistant Diabetic Foot Ulcer Pathogens: Toward Nanocomposite-Based Wound Healing Applications.</w:t>
             </w:r>
           </w:hyperlink>
         </w:t>
@@ -2074,9 +1939,9 @@
           <w:u w:val="single"/>
         </w:rPr>
         <w:t xml:space="preserve">
-          <w:hyperlink r:id="rId205" w:tgtFrame="_blank">
-            <w:r>
-              <w:t xml:space="preserve">Smart Bioresponsive Hydrogels for Chronic Wound Healing: Design, Therapeutic Functionalization, and Emerging Digital Health Integration.</w:t>
+          <w:hyperlink r:id="rId146" w:tgtFrame="_blank">
+            <w:r>
+              <w:t xml:space="preserve">Controlling Maceration in Diabetic Foot Ulcers: A Scoping Review.</w:t>
             </w:r>
           </w:hyperlink>
         </w:t>
@@ -2119,9 +1984,9 @@
           <w:u w:val="single"/>
         </w:rPr>
         <w:t xml:space="preserve">
-          <w:hyperlink r:id="rId206" w:tgtFrame="_blank">
-            <w:r>
-              <w:t xml:space="preserve">Erythromelalgia mimicking diabetic foot infection: diagnostic challenges and contraindication of ice application.</w:t>
+          <w:hyperlink r:id="rId147" w:tgtFrame="_blank">
+            <w:r>
+              <w:t xml:space="preserve">Exosome-Biomaterial Platforms for Diabetic Skin Infections: Microenvironment Remodeling, Responsive Delivery, and Clinical Translation.</w:t>
             </w:r>
           </w:hyperlink>
         </w:t>
@@ -2164,9 +2029,9 @@
           <w:u w:val="single"/>
         </w:rPr>
         <w:t xml:space="preserve">
-          <w:hyperlink r:id="rId207" w:tgtFrame="_blank">
-            <w:r>
-              <w:t xml:space="preserve">Association of the SVS WIfI Classification with Long-term Outcomes for Complex Diabetic Foot Wounds.</w:t>
+          <w:hyperlink r:id="rId148" w:tgtFrame="_blank">
+            <w:r>
+              <w:t xml:space="preserve">Burden and Associated Factors of Diabetic Foot Complications in a Tertiary Referral Cohort Between 2021 and 2024 in the Qassim Region, Saudi Arabia: A Retrospective Cross-Sectional Study.</w:t>
             </w:r>
           </w:hyperlink>
         </w:t>
@@ -2209,9 +2074,9 @@
           <w:u w:val="single"/>
         </w:rPr>
         <w:t xml:space="preserve">
-          <w:hyperlink r:id="rId208" w:tgtFrame="_blank">
-            <w:r>
-              <w:t xml:space="preserve">Long-Term Daily Chlorhexidine Foot Cleansing Reduces Staphylococcal Burden on the Feet of People with Prior Diabetic Foot Complications.</w:t>
+          <w:hyperlink r:id="rId149" w:tgtFrame="_blank">
+            <w:r>
+              <w:t xml:space="preserve">Correction: Metagenomic and ribosomal transcript profiles of diabetic foot osteomyelitis in Hispanic patients: underestimated bacteria in biofilm persistence.</w:t>
             </w:r>
           </w:hyperlink>
         </w:t>
@@ -2254,9 +2119,9 @@
           <w:u w:val="single"/>
         </w:rPr>
         <w:t xml:space="preserve">
-          <w:hyperlink r:id="rId209" w:tgtFrame="_blank">
-            <w:r>
-              <w:t xml:space="preserve">Assessing the Outcomes and Complications of Skin Allografts in Healing Diabetic Foot and Venous Leg Ulcers: A Systematic Review of Randomised Controlled Trials.</w:t>
+          <w:hyperlink r:id="rId150" w:tgtFrame="_blank">
+            <w:r>
+              <w:t xml:space="preserve">Cefepime resistance with preserved ceftriaxone susceptibility in Proteus mirabilis osteomyelitis associated with bla (OXA-1) gene amplification: Two case reports with genomic analysis.</w:t>
             </w:r>
           </w:hyperlink>
         </w:t>
@@ -2299,9 +2164,9 @@
           <w:u w:val="single"/>
         </w:rPr>
         <w:t xml:space="preserve">
-          <w:hyperlink r:id="rId210" w:tgtFrame="_blank">
-            <w:r>
-              <w:t xml:space="preserve">WGS reveals high-risk clones of Pseudomonas aeruginosa harbouring extensive antimicrobial and predicted anti-phage defense systems recovered from diabetic foot ulcer patients in Egypt.</w:t>
+          <w:hyperlink r:id="rId151" w:tgtFrame="_blank">
+            <w:r>
+              <w:t xml:space="preserve">Regenerative polymer-based modalities for diabetic foot ulcers: From material design to clinical translation.</w:t>
             </w:r>
           </w:hyperlink>
         </w:t>
@@ -2344,9 +2209,9 @@
           <w:u w:val="single"/>
         </w:rPr>
         <w:t xml:space="preserve">
-          <w:hyperlink r:id="rId211" w:tgtFrame="_blank">
-            <w:r>
-              <w:t xml:space="preserve">Janus nanofiber membrane integrates exudate management and immunomodulation for enhanced diabetic wound healing.</w:t>
+          <w:hyperlink r:id="rId152" w:tgtFrame="_blank">
+            <w:r>
+              <w:t xml:space="preserve">Clinical, phenotypic and genotypic antimicrobial resistance profile of diabetic foot ulcer-associated bacterial isolates.</w:t>
             </w:r>
           </w:hyperlink>
         </w:t>
@@ -2389,9 +2254,9 @@
           <w:u w:val="single"/>
         </w:rPr>
         <w:t xml:space="preserve">
-          <w:hyperlink r:id="rId212" w:tgtFrame="_blank">
-            <w:r>
-              <w:t xml:space="preserve">Stepwise Interpretation of Albumin Fraction Abnormalities on Serum Protein Capillary Electrophoresis in Nephrotic Syndrome: A Case Series.</w:t>
+          <w:hyperlink r:id="rId153" w:tgtFrame="_blank">
+            <w:r>
+              <w:t xml:space="preserve">Association Between the Systemic Inflammatory Response Index and Severe Infection in Patients with Diabetic Foot.</w:t>
             </w:r>
           </w:hyperlink>
         </w:t>
@@ -2434,9 +2299,9 @@
           <w:u w:val="single"/>
         </w:rPr>
         <w:t xml:space="preserve">
-          <w:hyperlink r:id="rId213" w:tgtFrame="_blank">
-            <w:r>
-              <w:t xml:space="preserve">Current trends in electrospun nanofibers combined with mesenchymal stem cells for diabetic foot ulcer repair and regenerative therapy.</w:t>
+          <w:hyperlink r:id="rId154" w:tgtFrame="_blank">
+            <w:r>
+              <w:t xml:space="preserve">Streptococcus agalactiae bone and joint infection: a multicentre observational study 2014-23.</w:t>
             </w:r>
           </w:hyperlink>
         </w:t>
@@ -2479,9 +2344,9 @@
           <w:u w:val="single"/>
         </w:rPr>
         <w:t xml:space="preserve">
-          <w:hyperlink r:id="rId214" w:tgtFrame="_blank">
-            <w:r>
-              <w:t xml:space="preserve">Metagenomic characterization of infected diabetic foot ulcers in North Africa: microbial diversity, virulome, and resistome profiling.</w:t>
+          <w:hyperlink r:id="rId155" w:tgtFrame="_blank">
+            <w:r>
+              <w:t xml:space="preserve">Evidence-based PET in musculoskeletal infectious and inflammatory diseases.</w:t>
             </w:r>
           </w:hyperlink>
         </w:t>
@@ -2524,9 +2389,9 @@
           <w:u w:val="single"/>
         </w:rPr>
         <w:t xml:space="preserve">
-          <w:hyperlink r:id="rId215" w:tgtFrame="_blank">
-            <w:r>
-              <w:t xml:space="preserve">Molecular networking-based GC/MS profiling of Citrus japonica Thunb. peel and pulp lipophilic fractions and their antimicrobial potential against diabetic foot ulcer pathogens.</w:t>
+          <w:hyperlink r:id="rId156" w:tgtFrame="_blank">
+            <w:r>
+              <w:t xml:space="preserve">Integrative neuromodulation in diabetic foot infections: electroacupuncture-driven macrophage reprogramming and synergy with antimicrobial biomaterials.</w:t>
             </w:r>
           </w:hyperlink>
         </w:t>
@@ -2569,9 +2434,9 @@
           <w:u w:val="single"/>
         </w:rPr>
         <w:t xml:space="preserve">
-          <w:hyperlink r:id="rId216" w:tgtFrame="_blank">
-            <w:r>
-              <w:t xml:space="preserve">Readmissions within 90 days in patients with diabetic foot ulcers undergoing soft tissue reconstruction: risk factor analysis.</w:t>
+          <w:hyperlink r:id="rId157" w:tgtFrame="_blank">
+            <w:r>
+              <w:t xml:space="preserve">Characterization of microbiome diversity and its association with healing outcomes in diabetic foot ulcer patients.</w:t>
             </w:r>
           </w:hyperlink>
         </w:t>
@@ -2614,9 +2479,9 @@
           <w:u w:val="single"/>
         </w:rPr>
         <w:t xml:space="preserve">
-          <w:hyperlink r:id="rId217" w:tgtFrame="_blank">
-            <w:r>
-              <w:t xml:space="preserve">Safety and efficacy of a novel antimicrobial wound dressing compared with a standard dressing in diabetic foot ulcers.</w:t>
+          <w:hyperlink r:id="rId158" w:tgtFrame="_blank">
+            <w:r>
+              <w:t xml:space="preserve">Transcutaneous CO(2) Therapy Improves Tissue Oxygenation, Ulcer Healing and Pain in Recurrent Hard-to-Heal Diabetic Foot Ulcers: A Randomized Controlled Trial.</w:t>
             </w:r>
           </w:hyperlink>
         </w:t>
@@ -2659,9 +2524,9 @@
           <w:u w:val="single"/>
         </w:rPr>
         <w:t xml:space="preserve">
-          <w:hyperlink r:id="rId218" w:tgtFrame="_blank">
-            <w:r>
-              <w:t xml:space="preserve">Electrospun PCL/PVA core-sheath nanofibres enabling staged antibiotic and peptide delivery for diabetic foot ulcer dressings.</w:t>
+          <w:hyperlink r:id="rId159" w:tgtFrame="_blank">
+            <w:r>
+              <w:t xml:space="preserve">Application of Smart Hydrogels in Diabetic Wound Management: Microenvironment-Responsive Strategies and Clinical Translation Challenges.</w:t>
             </w:r>
           </w:hyperlink>
         </w:t>
@@ -2704,9 +2569,9 @@
           <w:u w:val="single"/>
         </w:rPr>
         <w:t xml:space="preserve">
-          <w:hyperlink r:id="rId219" w:tgtFrame="_blank">
-            <w:r>
-              <w:t xml:space="preserve">Epidemiology, antimicrobial resistance patterns, management, and predictors of mortality in diabetic foot infections in a Lebanese hospital: A retrospective observational study.</w:t>
+          <w:hyperlink r:id="rId160" w:tgtFrame="_blank">
+            <w:r>
+              <w:t xml:space="preserve">Combination therapy strategies for diabetic foot ulcers: synthesizing antibiotics, growth factors, and nanocarriers in modern wound management.</w:t>
             </w:r>
           </w:hyperlink>
         </w:t>
@@ -2749,9 +2614,9 @@
           <w:u w:val="single"/>
         </w:rPr>
         <w:t xml:space="preserve">
-          <w:hyperlink r:id="rId220" w:tgtFrame="_blank">
-            <w:r>
-              <w:t xml:space="preserve">Multidrug resistance and inappropriate empiric therapy as predictors of hospital stay in diabetic foot infections.</w:t>
+          <w:hyperlink r:id="rId161" w:tgtFrame="_blank">
+            <w:r>
+              <w:t xml:space="preserve">Integrated mechanical and metabolic limb salvage for advanced diabetic Charcot hindfoot collapse with non-traumatic calcaneal fracture: an 8-year follow-up case report.</w:t>
             </w:r>
           </w:hyperlink>
         </w:t>
@@ -2794,9 +2659,9 @@
           <w:u w:val="single"/>
         </w:rPr>
         <w:t xml:space="preserve">
-          <w:hyperlink r:id="rId221" w:tgtFrame="_blank">
-            <w:r>
-              <w:t xml:space="preserve">Interpretable machine learning for predicting major amputation risk in hospitalized diabetic foot ulcer patients: a single-center study with temporal external validation.</w:t>
+          <w:hyperlink r:id="rId162" w:tgtFrame="_blank">
+            <w:r>
+              <w:t xml:space="preserve">The Effectiveness of Topical Gel Containing Arginine-Releasing Chitosan Nanofibers on the Healing of Diabetic Foot Ulcers: A Randomized Controlled Clinical Trial.</w:t>
             </w:r>
           </w:hyperlink>
         </w:t>
@@ -2839,9 +2704,9 @@
           <w:u w:val="single"/>
         </w:rPr>
         <w:t xml:space="preserve">
-          <w:hyperlink r:id="rId222" w:tgtFrame="_blank">
-            <w:r>
-              <w:t xml:space="preserve">Analysis of pathogen distribution and association with lipid levels in patients with diabetic foot.</w:t>
+          <w:hyperlink r:id="rId163" w:tgtFrame="_blank">
+            <w:r>
+              <w:t xml:space="preserve">Microbiological and inflammatory profiles in diabetic foot infection: A severity-stratified analysis.</w:t>
             </w:r>
           </w:hyperlink>
         </w:t>
@@ -2884,9 +2749,9 @@
           <w:u w:val="single"/>
         </w:rPr>
         <w:t xml:space="preserve">
-          <w:hyperlink r:id="rId223" w:tgtFrame="_blank">
-            <w:r>
-              <w:t xml:space="preserve">Levofloxacin-associated leukocytoclastic vasculitis with bullous lesions in a man treated for a diabetic foot infection.</w:t>
+          <w:hyperlink r:id="rId164" w:tgtFrame="_blank">
+            <w:r>
+              <w:t xml:space="preserve">Plasma-activated water as a wound rinse solution in patients with diabetes-related foot ulcers in two Australian hospitals: study protocol for a phase I double-blinded, randomised controlled trial.</w:t>
             </w:r>
           </w:hyperlink>
         </w:t>
@@ -2929,9 +2794,9 @@
           <w:u w:val="single"/>
         </w:rPr>
         <w:t xml:space="preserve">
-          <w:hyperlink r:id="rId224" w:tgtFrame="_blank">
-            <w:r>
-              <w:t xml:space="preserve">Bullous Pemphigoid Mimicking Infection in a Diabetic Foot: A Diagnostic Challenge.</w:t>
+          <w:hyperlink r:id="rId165" w:tgtFrame="_blank">
+            <w:r>
+              <w:t xml:space="preserve">The Impact of Adjunctive Acupressure on Postoperative Infection and Hospital Stay in Wagner Grade 2-3 Diabetic Foot Ulcers: A Propensity Score-Stratified Cohort Study.</w:t>
             </w:r>
           </w:hyperlink>
         </w:t>
@@ -2974,9 +2839,9 @@
           <w:u w:val="single"/>
         </w:rPr>
         <w:t xml:space="preserve">
-          <w:hyperlink r:id="rId225" w:tgtFrame="_blank">
-            <w:r>
-              <w:t xml:space="preserve">MHR and CRP/Albumin Ratio Correlate with Wagner Grade in Diabetic Foot Ulcers: A Chinese Retrospective Study with Pathogen Analysis.</w:t>
+          <w:hyperlink r:id="rId166" w:tgtFrame="_blank">
+            <w:r>
+              <w:t xml:space="preserve">Differential burden of diabetic foot ulcers in individuals with type 1 and type 2 diabetes: A narrative review of prevalence, healing, recurrence, and outcomes.</w:t>
             </w:r>
           </w:hyperlink>
         </w:t>
@@ -3019,9 +2884,9 @@
           <w:u w:val="single"/>
         </w:rPr>
         <w:t xml:space="preserve">
-          <w:hyperlink r:id="rId226" w:tgtFrame="_blank">
-            <w:r>
-              <w:t xml:space="preserve">International guideline on antimicrobial stewardship and the role of microbial-binding dressings in wound care 2026: infection prevention, control, early intervention and treatment.</w:t>
+          <w:hyperlink r:id="rId167" w:tgtFrame="_blank">
+            <w:r>
+              <w:t xml:space="preserve">Microbiological Signatures and Clinical Predictors of Severity in Diabetic Foot Infection.</w:t>
             </w:r>
           </w:hyperlink>
         </w:t>
@@ -3064,9 +2929,9 @@
           <w:u w:val="single"/>
         </w:rPr>
         <w:t xml:space="preserve">
-          <w:hyperlink r:id="rId227" w:tgtFrame="_blank">
-            <w:r>
-              <w:t xml:space="preserve">Successful Limb Salvage in a Diabetic Septic Foot Using Anterolateral Thigh Free Flap Reconstruction: A Case Report.</w:t>
+          <w:hyperlink r:id="rId168" w:tgtFrame="_blank">
+            <w:r>
+              <w:t xml:space="preserve">Physiological-concentration Platelet Fibrin Plasma vs. Supra-Physiological-concentration Platelet Rich Plasma for Neuro-ischemic Diabetic Foot Ulcer and other Diabetic Wounds: A Randomized Controlled Trial.</w:t>
             </w:r>
           </w:hyperlink>
         </w:t>
@@ -3109,9 +2974,9 @@
           <w:u w:val="single"/>
         </w:rPr>
         <w:t xml:space="preserve">
-          <w:hyperlink r:id="rId228" w:tgtFrame="_blank">
-            <w:r>
-              <w:t xml:space="preserve">Lactate-to-Albumin Ratio for Predicting Intensive Care Unit Admission in Patients with Diabetic Foot Infection.</w:t>
+          <w:hyperlink r:id="rId169" w:tgtFrame="_blank">
+            <w:r>
+              <w:t xml:space="preserve">Next-generation multifunctional scaffolds for diabetic foot ulcers: Harnessing moringa bioactives and nanotechnology.</w:t>
             </w:r>
           </w:hyperlink>
         </w:t>
@@ -3154,9 +3019,9 @@
           <w:u w:val="single"/>
         </w:rPr>
         <w:t xml:space="preserve">
-          <w:hyperlink r:id="rId229" w:tgtFrame="_blank">
-            <w:r>
-              <w:t xml:space="preserve">Phylogenetic Profiling of the Diabetic Foot Ulcer Microbiome of an Afro-Caribbean Population.</w:t>
+          <w:hyperlink r:id="rId170" w:tgtFrame="_blank">
+            <w:r>
+              <w:t xml:space="preserve">The acute diabetic foot: different clinical patterns with a dedicated fast-track pathway.</w:t>
             </w:r>
           </w:hyperlink>
         </w:t>
@@ -3199,9 +3064,9 @@
           <w:u w:val="single"/>
         </w:rPr>
         <w:t xml:space="preserve">
-          <w:hyperlink r:id="rId230" w:tgtFrame="_blank">
-            <w:r>
-              <w:t xml:space="preserve">Vinca Extract Infused Silk Fibroin Hydrogel for Treatment of Artificially Induced Diabetic Foot Ulcer in Murine Model.</w:t>
+          <w:hyperlink r:id="rId171" w:tgtFrame="_blank">
+            <w:r>
+              <w:t xml:space="preserve">Integrating Clinical Classifications Software Refined, Process Indicators, and Geographic Information System Mapping to Inform Population Health Management: Development of an Interactive Dashboard.</w:t>
             </w:r>
           </w:hyperlink>
         </w:t>
@@ -3244,9 +3109,9 @@
           <w:u w:val="single"/>
         </w:rPr>
         <w:t xml:space="preserve">
-          <w:hyperlink r:id="rId231" w:tgtFrame="_blank">
-            <w:r>
-              <w:t xml:space="preserve">Diabetic and Non-Diabetic Foot Ulcerations Are Independently Associated With Spinal Infection.</w:t>
+          <w:hyperlink r:id="rId172" w:tgtFrame="_blank">
+            <w:r>
+              <w:t xml:space="preserve">Model-informed precision dosing of linezolid for the treatment of diabetic foot infections.</w:t>
             </w:r>
           </w:hyperlink>
         </w:t>
@@ -3289,9 +3154,9 @@
           <w:u w:val="single"/>
         </w:rPr>
         <w:t xml:space="preserve">
-          <w:hyperlink r:id="rId232" w:tgtFrame="_blank">
-            <w:r>
-              <w:t xml:space="preserve">Exosomes From Adipose-Derived Mesenchymal Stem Cells: A New Prospective Therapy of Diabetic Foot Ulcer.</w:t>
+          <w:hyperlink r:id="rId173" w:tgtFrame="_blank">
+            <w:r>
+              <w:t xml:space="preserve">Cold atmospheric plasma accelerates wound closure and reduces pathogenic bacterial load in diabetic foot ulcers: a randomized controlled trial.</w:t>
             </w:r>
           </w:hyperlink>
         </w:t>
@@ -3334,9 +3199,9 @@
           <w:u w:val="single"/>
         </w:rPr>
         <w:t xml:space="preserve">
-          <w:hyperlink r:id="rId233" w:tgtFrame="_blank">
-            <w:r>
-              <w:t xml:space="preserve">Measurement Properties of Instruments Used to Assess Diabetic Foot: An Umbrella Review.</w:t>
+          <w:hyperlink r:id="rId174" w:tgtFrame="_blank">
+            <w:r>
+              <w:t xml:space="preserve">Innovative microneedle-integrated hydrogels: a promising strategy for diabetic foot ulcer management.</w:t>
             </w:r>
           </w:hyperlink>
         </w:t>
@@ -3379,9 +3244,9 @@
           <w:u w:val="single"/>
         </w:rPr>
         <w:t xml:space="preserve">
-          <w:hyperlink r:id="rId234" w:tgtFrame="_blank">
-            <w:r>
-              <w:t xml:space="preserve">Multifunctional Bioengineered Scaffolds and Adjunct Therapeutic Strategies for Diabetic Foot Ulcers.</w:t>
+          <w:hyperlink r:id="rId175" w:tgtFrame="_blank">
+            <w:r>
+              <w:t xml:space="preserve">Single-cell reanalysis identifies macrophage-associated transcriptional and intercellular communication features in diabetic foot ulcers.</w:t>
             </w:r>
           </w:hyperlink>
         </w:t>
@@ -3424,9 +3289,9 @@
           <w:u w:val="single"/>
         </w:rPr>
         <w:t xml:space="preserve">
-          <w:hyperlink r:id="rId235" w:tgtFrame="_blank">
-            <w:r>
-              <w:t xml:space="preserve">Bioelectric Reawakening by a Self-Powered Thermoelectric Hydrogel Accelerates Diabetic Ulcer Repair.</w:t>
+          <w:hyperlink r:id="rId176" w:tgtFrame="_blank">
+            <w:r>
+              <w:t xml:space="preserve">A Single-center Experience: Clinical Profile, Management Approaches, and Limb Salvage Results in Patients with Critical Limb Ischemia.</w:t>
             </w:r>
           </w:hyperlink>
         </w:t>
@@ -3469,9 +3334,9 @@
           <w:u w:val="single"/>
         </w:rPr>
         <w:t xml:space="preserve">
-          <w:hyperlink r:id="rId236" w:tgtFrame="_blank">
-            <w:r>
-              <w:t xml:space="preserve">Biosynthesis of ecofriendly antibacterial nanoparticles with healing effects in a murine diabetic skin infection model.</w:t>
+          <w:hyperlink r:id="rId177" w:tgtFrame="_blank">
+            <w:r>
+              <w:t xml:space="preserve">Indolicidin-Decorated Photosensitizer for Enhanced Antibacterials and Accelerated Diabetic Wound Healing.</w:t>
             </w:r>
           </w:hyperlink>
         </w:t>
@@ -3514,9 +3379,9 @@
           <w:u w:val="single"/>
         </w:rPr>
         <w:t xml:space="preserve">
-          <w:hyperlink r:id="rId237" w:tgtFrame="_blank">
-            <w:r>
-              <w:t xml:space="preserve">Representative Targeted Molecular And Genomic Characterization Of Virulence Genes In Staphylococcus aureus From Diabetic Foot Infections.</w:t>
+          <w:hyperlink r:id="rId178" w:tgtFrame="_blank">
+            <w:r>
+              <w:t xml:space="preserve">Nanoparticle-driven macrophage polarization as a therapeutic strategy for chronic diabetic wounds.</w:t>
             </w:r>
           </w:hyperlink>
         </w:t>
@@ -3559,9 +3424,9 @@
           <w:u w:val="single"/>
         </w:rPr>
         <w:t xml:space="preserve">
-          <w:hyperlink r:id="rId238" w:tgtFrame="_blank">
-            <w:r>
-              <w:t xml:space="preserve">Microalgae-derived polyhydroxyalkanoate/PCL composite nanofiber scaffolds for accelerated wound healing in diabetic rats.</w:t>
+          <w:hyperlink r:id="rId179" w:tgtFrame="_blank">
+            <w:r>
+              <w:t xml:space="preserve">The microbiological profile of diabetic foot infections: historical trends and relationship with amputation.</w:t>
             </w:r>
           </w:hyperlink>
         </w:t>
@@ -3604,9 +3469,9 @@
           <w:u w:val="single"/>
         </w:rPr>
         <w:t xml:space="preserve">
-          <w:hyperlink r:id="rId239" w:tgtFrame="_blank">
-            <w:r>
-              <w:t xml:space="preserve">Anaerobe-associated microbial shifts at infection onset in diabetes-related foot ulcers revealed by longitudinal metagenomics.</w:t>
+          <w:hyperlink r:id="rId180" w:tgtFrame="_blank">
+            <w:r>
+              <w:t xml:space="preserve">Real-time detection and monitoring of bacteria in diabetic wounds using bacterial fluorescence.</w:t>
             </w:r>
           </w:hyperlink>
         </w:t>
@@ -3649,9 +3514,9 @@
           <w:u w:val="single"/>
         </w:rPr>
         <w:t xml:space="preserve">
-          <w:hyperlink r:id="rId240" w:tgtFrame="_blank">
-            <w:r>
-              <w:t xml:space="preserve">An AI-driven framework for diabetic foot ulcer classification, segmentation, and depth estimation.</w:t>
+          <w:hyperlink r:id="rId181" w:tgtFrame="_blank">
+            <w:r>
+              <w:t xml:space="preserve">Unlocking the potential of cyclic peptides in bioactive wound dressings for enhanced tissue repair.</w:t>
             </w:r>
           </w:hyperlink>
         </w:t>
@@ -3694,9 +3559,9 @@
           <w:u w:val="single"/>
         </w:rPr>
         <w:t xml:space="preserve">
-          <w:hyperlink r:id="rId241" w:tgtFrame="_blank">
-            <w:r>
-              <w:t xml:space="preserve">Finegoldia magna Infection in the Lumbar Intervertebral Disc Following Acupuncture with Cupping: A Rare Case Report.</w:t>
+          <w:hyperlink r:id="rId182" w:tgtFrame="_blank">
+            <w:r>
+              <w:t xml:space="preserve">Antimicrobial photodynamic therapy improves wound quality and tissue repair in diabetic foot ulcers: A randomized double blind controlled clinical trial.</w:t>
             </w:r>
           </w:hyperlink>
         </w:t>
@@ -3739,9 +3604,9 @@
           <w:u w:val="single"/>
         </w:rPr>
         <w:t xml:space="preserve">
-          <w:hyperlink r:id="rId242" w:tgtFrame="_blank">
-            <w:r>
-              <w:t xml:space="preserve">A SIRT1-stabilizing nanofibrous platform via suppression of ubiquitination for enhanced diabetic wound healing: synergistic therapy with saracatinib and MOF-818.</w:t>
+          <w:hyperlink r:id="rId183" w:tgtFrame="_blank">
+            <w:r>
+              <w:t xml:space="preserve">Click-crosslinked nano-hydrogel enables metabolic immune reprogramming for diabetic foot ulcers.</w:t>
             </w:r>
           </w:hyperlink>
         </w:t>
@@ -3784,9 +3649,9 @@
           <w:u w:val="single"/>
         </w:rPr>
         <w:t xml:space="preserve">
-          <w:hyperlink r:id="rId243" w:tgtFrame="_blank">
-            <w:r>
-              <w:t xml:space="preserve">Calcitonin as an adjunct for phantom limb pain.</w:t>
+          <w:hyperlink r:id="rId184" w:tgtFrame="_blank">
+            <w:r>
+              <w:t xml:space="preserve">Daptomycin-Induced Eosinophilic Pneumonia in a Patient Treated for MRSA Foot Infection: A Case Report.</w:t>
             </w:r>
           </w:hyperlink>
         </w:t>
@@ -3829,9 +3694,9 @@
           <w:u w:val="single"/>
         </w:rPr>
         <w:t xml:space="preserve">
-          <w:hyperlink r:id="rId244" w:tgtFrame="_blank">
-            <w:r>
-              <w:t xml:space="preserve">Nanotherapeutic Interventions in Diabetic Wound Healing: Biomarker- Guided Mechanisms and Translational Prospects.</w:t>
+          <w:hyperlink r:id="rId185" w:tgtFrame="_blank">
+            <w:r>
+              <w:t xml:space="preserve">Comparison of Oral Versus Intravenous Antibiotics for the Treatment of Diabetic Foot Osteomyelitis: A Propensity-Matched, Retrospective Cohort Study.</w:t>
             </w:r>
           </w:hyperlink>
         </w:t>
@@ -3874,9 +3739,9 @@
           <w:u w:val="single"/>
         </w:rPr>
         <w:t xml:space="preserve">
-          <w:hyperlink r:id="rId245" w:tgtFrame="_blank">
-            <w:r>
-              <w:t xml:space="preserve">Wound healing outcomes in diabetic kidney disease patients receiving SGLT2 inhibitor therapy: a prospective propensity score-matched cohort study.</w:t>
+          <w:hyperlink r:id="rId186" w:tgtFrame="_blank">
+            <w:r>
+              <w:t xml:space="preserve">Avoidance of Major Amputation After Deep Vein Arterialization and Advanced Wound Management in a Patient with Diabetes and No Direct Revascularization Options: A Case Report.</w:t>
             </w:r>
           </w:hyperlink>
         </w:t>
@@ -3919,9 +3784,9 @@
           <w:u w:val="single"/>
         </w:rPr>
         <w:t xml:space="preserve">
-          <w:hyperlink r:id="rId246" w:tgtFrame="_blank">
-            <w:r>
-              <w:t xml:space="preserve">Clinical outcomes of tibial cortex transverse transport versus antibiotic-loaded bone cement for Wagner grade 3-4 diabetic foot ulcers: a real-world retrospective cohort study.</w:t>
+          <w:hyperlink r:id="rId187" w:tgtFrame="_blank">
+            <w:r>
+              <w:t xml:space="preserve">Wohlfahrtiimonas chitiniclastica: a potential disruptor of wound healing and glucose metabolism in diabetic foot ulcers.</w:t>
             </w:r>
           </w:hyperlink>
         </w:t>
@@ -3964,9 +3829,9 @@
           <w:u w:val="single"/>
         </w:rPr>
         <w:t xml:space="preserve">
-          <w:hyperlink r:id="rId247" w:tgtFrame="_blank">
-            <w:r>
-              <w:t xml:space="preserve">Diagnostic Nuance in Diabetic Foot Osteomyelitis: The Persistent Value of Bone Biopsy in Ischemic Limbs.</w:t>
+          <w:hyperlink r:id="rId188" w:tgtFrame="_blank">
+            <w:r>
+              <w:t xml:space="preserve">Effects of Terminalia fagifolia mart. extract combined with photobiomodulation on diabetic foot ulcers: protocol for a randomized single-blind clinical trial.</w:t>
             </w:r>
           </w:hyperlink>
         </w:t>
@@ -4009,9 +3874,9 @@
           <w:u w:val="single"/>
         </w:rPr>
         <w:t xml:space="preserve">
-          <w:hyperlink r:id="rId248" w:tgtFrame="_blank">
-            <w:r>
-              <w:t xml:space="preserve">The STEADY diabetic foot ulcer registry: methods, insights, and future directions.</w:t>
+          <w:hyperlink r:id="rId189" w:tgtFrame="_blank">
+            <w:r>
+              <w:t xml:space="preserve">Effect of Topical Application of Antimicrobial Peptide PL-5 (Peceleganan) Spray on Mild to Moderate Infection of Diabetic Foot Ulcers: A Multicenter, Randomized, Double-Blinded, Placebo-Controlled Clinical Trial.</w:t>
             </w:r>
           </w:hyperlink>
         </w:t>
@@ -4054,9 +3919,9 @@
           <w:u w:val="single"/>
         </w:rPr>
         <w:t xml:space="preserve">
-          <w:hyperlink r:id="rId249" w:tgtFrame="_blank">
-            <w:r>
-              <w:t xml:space="preserve">Formulation and characterization of 15d-PGJ2 loaded PLGA nanoparticles and in vitro evaluation of small intestinal submucosa integrated with nanoparticles for diabetic wound.</w:t>
+          <w:hyperlink r:id="rId190" w:tgtFrame="_blank">
+            <w:r>
+              <w:t xml:space="preserve">Changes in Antibiotic Resistance Patterns in Diabetic Foot Infections Requiring Toe Amputation: A Long-Term Single-Center Retrospective Study.</w:t>
             </w:r>
           </w:hyperlink>
         </w:t>
@@ -4099,9 +3964,9 @@
           <w:u w:val="single"/>
         </w:rPr>
         <w:t xml:space="preserve">
-          <w:hyperlink r:id="rId250" w:tgtFrame="_blank">
-            <w:r>
-              <w:t xml:space="preserve">Long-term outcomes of autologous cell therapy in patients with ischaemic diabetic foot ulcers and no-option chronic limb threatening ischaemia.</w:t>
+          <w:hyperlink r:id="rId191" w:tgtFrame="_blank">
+            <w:r>
+              <w:t xml:space="preserve">Invasive Fusarium oxysporum infection mimicking recalcitrant bacterial cellulitis in a diabetic foot ulcer.</w:t>
             </w:r>
           </w:hyperlink>
         </w:t>
@@ -4144,9 +4009,9 @@
           <w:u w:val="single"/>
         </w:rPr>
         <w:t xml:space="preserve">
-          <w:hyperlink r:id="rId251" w:tgtFrame="_blank">
-            <w:r>
-              <w:t xml:space="preserve">Clinical severity-dependent virulence of Staphylococcus aureus from human diabetic foot ulcers drives impaired wound healing in a diabetic murine model.</w:t>
+          <w:hyperlink r:id="rId192" w:tgtFrame="_blank">
+            <w:r>
+              <w:t xml:space="preserve">Efficacy and Safety of Medicinal Encircling Therapy for Diabetic Foot Ulcers: A Systematic Review and Meta-Analysis.</w:t>
             </w:r>
           </w:hyperlink>
         </w:t>
@@ -4189,9 +4054,9 @@
           <w:u w:val="single"/>
         </w:rPr>
         <w:t xml:space="preserve">
-          <w:hyperlink r:id="rId252" w:tgtFrame="_blank">
-            <w:r>
-              <w:t xml:space="preserve">A clinically aligned multimodal workflow framework for chronic wound assessment: An evidence-informed conceptual modeling study.</w:t>
+          <w:hyperlink r:id="rId193" w:tgtFrame="_blank">
+            <w:r>
+              <w:t xml:space="preserve">Exploring the Molecular Pathways of Tinospora cordifolia in the Management of Diabetic Foot Ulcers.</w:t>
             </w:r>
           </w:hyperlink>
         </w:t>
@@ -4234,9 +4099,9 @@
           <w:u w:val="single"/>
         </w:rPr>
         <w:t xml:space="preserve">
-          <w:hyperlink r:id="rId253" w:tgtFrame="_blank">
-            <w:r>
-              <w:t xml:space="preserve">Phenotypic and Genotypic Detection of Extended-Spectrum Beta-Lactamase (ESBL) and Metallo-Beta-Lactamase (MBL) Genes in Multidrug-Resistant Acinetobacter baumannii Isolates Derived From Diabetic Foot Ulcer Patients.</w:t>
+          <w:hyperlink r:id="rId194" w:tgtFrame="_blank">
+            <w:r>
+              <w:t xml:space="preserve">Plasma Proteins and Genes Associated with Protein and Risks for Diabetic Foot Diseases Identified Using Multi- Ornics and Mendelian Randomization Analysis.</w:t>
             </w:r>
           </w:hyperlink>
         </w:t>
@@ -4279,9 +4144,9 @@
           <w:u w:val="single"/>
         </w:rPr>
         <w:t xml:space="preserve">
-          <w:hyperlink r:id="rId254" w:tgtFrame="_blank">
-            <w:r>
-              <w:t xml:space="preserve">Breaking the stalemate: a case of a laser-accelerated healing of a chronic tendon-exposed diabetic foot ulcer.</w:t>
+          <w:hyperlink r:id="rId195" w:tgtFrame="_blank">
+            <w:r>
+              <w:t xml:space="preserve">Nystatin-Loaded Chitosan Nanoparticles Coated Fabric: A Promising Approach for the Management of Diabetic Foot Fungal Infections.</w:t>
             </w:r>
           </w:hyperlink>
         </w:t>
@@ -4324,9 +4189,9 @@
           <w:u w:val="single"/>
         </w:rPr>
         <w:t xml:space="preserve">
-          <w:hyperlink r:id="rId255" w:tgtFrame="_blank">
-            <w:r>
-              <w:t xml:space="preserve">An interpretable machine learning model for diabetic foot risk classification in patients with diabetes.</w:t>
+          <w:hyperlink r:id="rId196" w:tgtFrame="_blank">
+            <w:r>
+              <w:t xml:space="preserve">From serum inflammatory markers to fluid, tissue, and molecular assays: current advances in the laboratory diagnosis of bone and joint infections.</w:t>
             </w:r>
           </w:hyperlink>
         </w:t>
@@ -4369,9 +4234,9 @@
           <w:u w:val="single"/>
         </w:rPr>
         <w:t xml:space="preserve">
-          <w:hyperlink r:id="rId256" w:tgtFrame="_blank">
-            <w:r>
-              <w:t xml:space="preserve">Hydrogel dressings for diabetic foot ulcers: microenvironment-informed design, clinical scenario matching, and translational challenges.</w:t>
+          <w:hyperlink r:id="rId197" w:tgtFrame="_blank">
+            <w:r>
+              <w:t xml:space="preserve">Hospital burden, amputation risk, and mortality trends in diabetic foot patients: a retrospective public health analysis.</w:t>
             </w:r>
           </w:hyperlink>
         </w:t>
@@ -4414,9 +4279,9 @@
           <w:u w:val="single"/>
         </w:rPr>
         <w:t xml:space="preserve">
-          <w:hyperlink r:id="rId257" w:tgtFrame="_blank">
-            <w:r>
-              <w:t xml:space="preserve">pH-modulating binary hydrogen-bonded organic frameworks accelerate diabetic wound healing.</w:t>
+          <w:hyperlink r:id="rId198" w:tgtFrame="_blank">
+            <w:r>
+              <w:t xml:space="preserve">Microbial dysbiosis and wound healing in diabetic foot ulcers: a mini review with a note on the role of artificial intelligence.</w:t>
             </w:r>
           </w:hyperlink>
         </w:t>
@@ -4459,9 +4324,9 @@
           <w:u w:val="single"/>
         </w:rPr>
         <w:t xml:space="preserve">
-          <w:hyperlink r:id="rId258" w:tgtFrame="_blank">
-            <w:r>
-              <w:t xml:space="preserve">Engineering the "pro-healing niche": Hydrogel-driven immunometabolic reprogramming for diabetic foot ulcers.</w:t>
+          <w:hyperlink r:id="rId199" w:tgtFrame="_blank">
+            <w:r>
+              <w:t xml:space="preserve">Skin and Soft Tissue Infections Caused by Gram-Negative Pathogens.</w:t>
             </w:r>
           </w:hyperlink>
         </w:t>
@@ -4504,9 +4369,9 @@
           <w:u w:val="single"/>
         </w:rPr>
         <w:t xml:space="preserve">
-          <w:hyperlink r:id="rId259" w:tgtFrame="_blank">
-            <w:r>
-              <w:t xml:space="preserve">Nanoparticles - polyphenol and flavonoid plants for diabetic wounds.</w:t>
+          <w:hyperlink r:id="rId200" w:tgtFrame="_blank">
+            <w:r>
+              <w:t xml:space="preserve">Serum asprosin levels in diabetic foot ulcer development: A cross-sectional.</w:t>
             </w:r>
           </w:hyperlink>
         </w:t>
@@ -4549,9 +4414,9 @@
           <w:u w:val="single"/>
         </w:rPr>
         <w:t xml:space="preserve">
-          <w:hyperlink r:id="rId260" w:tgtFrame="_blank">
-            <w:r>
-              <w:t xml:space="preserve">Risk factors associated with diabetic foot amputation: A retrospective study from a tertiary hospital in Central Malaysia.</w:t>
+          <w:hyperlink r:id="rId201" w:tgtFrame="_blank">
+            <w:r>
+              <w:t xml:space="preserve">Plasma metabolite octadecadienedioate: A novel protective factor against diabetes-related Charcot foot.</w:t>
             </w:r>
           </w:hyperlink>
         </w:t>
@@ -4594,9 +4459,9 @@
           <w:u w:val="single"/>
         </w:rPr>
         <w:t xml:space="preserve">
-          <w:hyperlink r:id="rId261" w:tgtFrame="_blank">
-            <w:r>
-              <w:t xml:space="preserve">Innovative Phytochemical-Based Approaches for the Treatment of Diabetic Foot Ulcers.</w:t>
+          <w:hyperlink r:id="rId202" w:tgtFrame="_blank">
+            <w:r>
+              <w:t xml:space="preserve">The Clean Margin in Diabetic Foot Osteomyelitis: Conceptual Appeal, Practical Uncertainty.</w:t>
             </w:r>
           </w:hyperlink>
         </w:t>
@@ -4639,549 +4504,9 @@
           <w:u w:val="single"/>
         </w:rPr>
         <w:t xml:space="preserve">
-          <w:hyperlink r:id="rId262" w:tgtFrame="_blank">
-            <w:r>
-              <w:t xml:space="preserve">Effectiveness and Safety of Ozone Therapy in Humans: An Umbrella Review of Systematic Reviews with Meta-Analyses of Randomized Clinical Trials.</w:t>
-            </w:r>
-          </w:hyperlink>
-        </w:t>
-      </w:r>
-    </w:p>
-    <w:p>
-      <w:pPr>
-        <w:spacing w:after="0"/>
-        <w:rPr>
-          <w:color w:val="0F50FF"/>
-          <w:u w:val="single"/>
-        </w:rPr>
-      </w:pPr>
-      <w:r>
-        <w:rPr>
-          <w:color w:val="0F50FF"/>
-          <w:u w:val="single"/>
-        </w:rPr>
-        <w:t xml:space="preserve"/>
-      </w:r>
-    </w:p>
-    <w:p>
-      <w:pPr>
-        <w:pStyle w:val="ListParagraph"/>
-        <w:numPr>
-          <w:ilvl w:val="0"/>
-          <w:numId w:val="26"/>
-        </w:numPr>
-        <w:spacing w:after="0" w:line="240" w:lineRule="auto"/>
-        <w:ind w:left="357" w:hanging="357"/>
-        <w:rPr>
-          <w:color w:val="0F50FF"/>
-          <w:u w:val="single"/>
-        </w:rPr>
-      </w:pPr>
-      <w:proofErr w:type="gramStart"/>
-      <w:r>
-        <w:rPr>
-          <w:color w:val="0F50FF"/>
-          <w:u w:val="single"/>
-        </w:rPr>
-        <w:t xml:space="preserve">
-          <w:hyperlink r:id="rId263" w:tgtFrame="_blank">
-            <w:r>
-              <w:t xml:space="preserve">Clinical Significance of Non-Invasive Skin Autofluorescence Measurement and AI Applications in Patients with Diabetic Foot Ulcers: A Scoping Review.</w:t>
-            </w:r>
-          </w:hyperlink>
-        </w:t>
-      </w:r>
-    </w:p>
-    <w:p>
-      <w:pPr>
-        <w:spacing w:after="0"/>
-        <w:rPr>
-          <w:color w:val="0F50FF"/>
-          <w:u w:val="single"/>
-        </w:rPr>
-      </w:pPr>
-      <w:r>
-        <w:rPr>
-          <w:color w:val="0F50FF"/>
-          <w:u w:val="single"/>
-        </w:rPr>
-        <w:t xml:space="preserve"/>
-      </w:r>
-    </w:p>
-    <w:p>
-      <w:pPr>
-        <w:pStyle w:val="ListParagraph"/>
-        <w:numPr>
-          <w:ilvl w:val="0"/>
-          <w:numId w:val="26"/>
-        </w:numPr>
-        <w:spacing w:after="0" w:line="240" w:lineRule="auto"/>
-        <w:ind w:left="357" w:hanging="357"/>
-        <w:rPr>
-          <w:color w:val="0F50FF"/>
-          <w:u w:val="single"/>
-        </w:rPr>
-      </w:pPr>
-      <w:proofErr w:type="gramStart"/>
-      <w:r>
-        <w:rPr>
-          <w:color w:val="0F50FF"/>
-          <w:u w:val="single"/>
-        </w:rPr>
-        <w:t xml:space="preserve">
-          <w:hyperlink r:id="rId264" w:tgtFrame="_blank">
-            <w:r>
-              <w:t xml:space="preserve">Four-Week vs Six-Week Antibiotic Therapy in the Management of Nonsurgically Treated Diabetic Foot Osteomyelitis: Protocol for a Multicentric, Single-Blind Randomized Clinical Trial.</w:t>
-            </w:r>
-          </w:hyperlink>
-        </w:t>
-      </w:r>
-    </w:p>
-    <w:p>
-      <w:pPr>
-        <w:spacing w:after="0"/>
-        <w:rPr>
-          <w:color w:val="0F50FF"/>
-          <w:u w:val="single"/>
-        </w:rPr>
-      </w:pPr>
-      <w:r>
-        <w:rPr>
-          <w:color w:val="0F50FF"/>
-          <w:u w:val="single"/>
-        </w:rPr>
-        <w:t xml:space="preserve"/>
-      </w:r>
-    </w:p>
-    <w:p>
-      <w:pPr>
-        <w:pStyle w:val="ListParagraph"/>
-        <w:numPr>
-          <w:ilvl w:val="0"/>
-          <w:numId w:val="26"/>
-        </w:numPr>
-        <w:spacing w:after="0" w:line="240" w:lineRule="auto"/>
-        <w:ind w:left="357" w:hanging="357"/>
-        <w:rPr>
-          <w:color w:val="0F50FF"/>
-          <w:u w:val="single"/>
-        </w:rPr>
-      </w:pPr>
-      <w:proofErr w:type="gramStart"/>
-      <w:r>
-        <w:rPr>
-          <w:color w:val="0F50FF"/>
-          <w:u w:val="single"/>
-        </w:rPr>
-        <w:t xml:space="preserve">
-          <w:hyperlink r:id="rId265" w:tgtFrame="_blank">
-            <w:r>
-              <w:t xml:space="preserve">Mesoporous Catalytic-Adsorptive Nanoregulator Orchestrates Biofilm eDNA/LPS Disassembly and TLR9/TLR4 Immune Reprogramming to Resolve Diabetic Foot Infections.</w:t>
-            </w:r>
-          </w:hyperlink>
-        </w:t>
-      </w:r>
-    </w:p>
-    <w:p>
-      <w:pPr>
-        <w:spacing w:after="0"/>
-        <w:rPr>
-          <w:color w:val="0F50FF"/>
-          <w:u w:val="single"/>
-        </w:rPr>
-      </w:pPr>
-      <w:r>
-        <w:rPr>
-          <w:color w:val="0F50FF"/>
-          <w:u w:val="single"/>
-        </w:rPr>
-        <w:t xml:space="preserve"/>
-      </w:r>
-    </w:p>
-    <w:p>
-      <w:pPr>
-        <w:pStyle w:val="ListParagraph"/>
-        <w:numPr>
-          <w:ilvl w:val="0"/>
-          <w:numId w:val="26"/>
-        </w:numPr>
-        <w:spacing w:after="0" w:line="240" w:lineRule="auto"/>
-        <w:ind w:left="357" w:hanging="357"/>
-        <w:rPr>
-          <w:color w:val="0F50FF"/>
-          <w:u w:val="single"/>
-        </w:rPr>
-      </w:pPr>
-      <w:proofErr w:type="gramStart"/>
-      <w:r>
-        <w:rPr>
-          <w:color w:val="0F50FF"/>
-          <w:u w:val="single"/>
-        </w:rPr>
-        <w:t xml:space="preserve">
-          <w:hyperlink r:id="rId266" w:tgtFrame="_blank">
-            <w:r>
-              <w:t xml:space="preserve">Palmitoylethanolamide/Baicalin Supplementation and Changes in Pain and Sudomotor Function in Type 2 Diabetes: A Retrospective Matched Real-World Cohort Study.</w:t>
-            </w:r>
-          </w:hyperlink>
-        </w:t>
-      </w:r>
-    </w:p>
-    <w:p>
-      <w:pPr>
-        <w:spacing w:after="0"/>
-        <w:rPr>
-          <w:color w:val="0F50FF"/>
-          <w:u w:val="single"/>
-        </w:rPr>
-      </w:pPr>
-      <w:r>
-        <w:rPr>
-          <w:color w:val="0F50FF"/>
-          <w:u w:val="single"/>
-        </w:rPr>
-        <w:t xml:space="preserve"/>
-      </w:r>
-    </w:p>
-    <w:p>
-      <w:pPr>
-        <w:pStyle w:val="ListParagraph"/>
-        <w:numPr>
-          <w:ilvl w:val="0"/>
-          <w:numId w:val="26"/>
-        </w:numPr>
-        <w:spacing w:after="0" w:line="240" w:lineRule="auto"/>
-        <w:ind w:left="357" w:hanging="357"/>
-        <w:rPr>
-          <w:color w:val="0F50FF"/>
-          <w:u w:val="single"/>
-        </w:rPr>
-      </w:pPr>
-      <w:proofErr w:type="gramStart"/>
-      <w:r>
-        <w:rPr>
-          <w:color w:val="0F50FF"/>
-          <w:u w:val="single"/>
-        </w:rPr>
-        <w:t xml:space="preserve">
-          <w:hyperlink r:id="rId267" w:tgtFrame="_blank">
-            <w:r>
-              <w:t xml:space="preserve">Core High-Risk Foot Profiles and Surgery-Coded Care-Intensity Indicators Among Hajj Pilgrims Presenting with Foot and Ankle Conditions: A Presentation-Level Analysis.</w:t>
-            </w:r>
-          </w:hyperlink>
-        </w:t>
-      </w:r>
-    </w:p>
-    <w:p>
-      <w:pPr>
-        <w:spacing w:after="0"/>
-        <w:rPr>
-          <w:color w:val="0F50FF"/>
-          <w:u w:val="single"/>
-        </w:rPr>
-      </w:pPr>
-      <w:r>
-        <w:rPr>
-          <w:color w:val="0F50FF"/>
-          <w:u w:val="single"/>
-        </w:rPr>
-        <w:t xml:space="preserve"/>
-      </w:r>
-    </w:p>
-    <w:p>
-      <w:pPr>
-        <w:pStyle w:val="ListParagraph"/>
-        <w:numPr>
-          <w:ilvl w:val="0"/>
-          <w:numId w:val="26"/>
-        </w:numPr>
-        <w:spacing w:after="0" w:line="240" w:lineRule="auto"/>
-        <w:ind w:left="357" w:hanging="357"/>
-        <w:rPr>
-          <w:color w:val="0F50FF"/>
-          <w:u w:val="single"/>
-        </w:rPr>
-      </w:pPr>
-      <w:proofErr w:type="gramStart"/>
-      <w:r>
-        <w:rPr>
-          <w:color w:val="0F50FF"/>
-          <w:u w:val="single"/>
-        </w:rPr>
-        <w:t xml:space="preserve">
-          <w:hyperlink r:id="rId268" w:tgtFrame="_blank">
-            <w:r>
-              <w:t xml:space="preserve">Mussel Adhesive Protein/Hyaluronic Acid Hydrogels for EGF Delivery and MRSA-Infected Diabetic Wound Repair.</w:t>
-            </w:r>
-          </w:hyperlink>
-        </w:t>
-      </w:r>
-    </w:p>
-    <w:p>
-      <w:pPr>
-        <w:spacing w:after="0"/>
-        <w:rPr>
-          <w:color w:val="0F50FF"/>
-          <w:u w:val="single"/>
-        </w:rPr>
-      </w:pPr>
-      <w:r>
-        <w:rPr>
-          <w:color w:val="0F50FF"/>
-          <w:u w:val="single"/>
-        </w:rPr>
-        <w:t xml:space="preserve"/>
-      </w:r>
-    </w:p>
-    <w:p>
-      <w:pPr>
-        <w:pStyle w:val="ListParagraph"/>
-        <w:numPr>
-          <w:ilvl w:val="0"/>
-          <w:numId w:val="26"/>
-        </w:numPr>
-        <w:spacing w:after="0" w:line="240" w:lineRule="auto"/>
-        <w:ind w:left="357" w:hanging="357"/>
-        <w:rPr>
-          <w:color w:val="0F50FF"/>
-          <w:u w:val="single"/>
-        </w:rPr>
-      </w:pPr>
-      <w:proofErr w:type="gramStart"/>
-      <w:r>
-        <w:rPr>
-          <w:color w:val="0F50FF"/>
-          <w:u w:val="single"/>
-        </w:rPr>
-        <w:t xml:space="preserve">
-          <w:hyperlink r:id="rId269" w:tgtFrame="_blank">
-            <w:r>
-              <w:t xml:space="preserve">Reprogramming chronic wounds: the emerging role of microbiome-targeted therapies in diabetic foot ulcers.</w:t>
-            </w:r>
-          </w:hyperlink>
-        </w:t>
-      </w:r>
-    </w:p>
-    <w:p>
-      <w:pPr>
-        <w:spacing w:after="0"/>
-        <w:rPr>
-          <w:color w:val="0F50FF"/>
-          <w:u w:val="single"/>
-        </w:rPr>
-      </w:pPr>
-      <w:r>
-        <w:rPr>
-          <w:color w:val="0F50FF"/>
-          <w:u w:val="single"/>
-        </w:rPr>
-        <w:t xml:space="preserve"/>
-      </w:r>
-    </w:p>
-    <w:p>
-      <w:pPr>
-        <w:pStyle w:val="ListParagraph"/>
-        <w:numPr>
-          <w:ilvl w:val="0"/>
-          <w:numId w:val="26"/>
-        </w:numPr>
-        <w:spacing w:after="0" w:line="240" w:lineRule="auto"/>
-        <w:ind w:left="357" w:hanging="357"/>
-        <w:rPr>
-          <w:color w:val="0F50FF"/>
-          <w:u w:val="single"/>
-        </w:rPr>
-      </w:pPr>
-      <w:proofErr w:type="gramStart"/>
-      <w:r>
-        <w:rPr>
-          <w:color w:val="0F50FF"/>
-          <w:u w:val="single"/>
-        </w:rPr>
-        <w:t xml:space="preserve">
-          <w:hyperlink r:id="rId270" w:tgtFrame="_blank">
-            <w:r>
-              <w:t xml:space="preserve">Dual-single-atom nanozyme with stage-adaptive catalytic regulation for infected diabetic wound healing.</w:t>
-            </w:r>
-          </w:hyperlink>
-        </w:t>
-      </w:r>
-    </w:p>
-    <w:p>
-      <w:pPr>
-        <w:spacing w:after="0"/>
-        <w:rPr>
-          <w:color w:val="0F50FF"/>
-          <w:u w:val="single"/>
-        </w:rPr>
-      </w:pPr>
-      <w:r>
-        <w:rPr>
-          <w:color w:val="0F50FF"/>
-          <w:u w:val="single"/>
-        </w:rPr>
-        <w:t xml:space="preserve"/>
-      </w:r>
-    </w:p>
-    <w:p>
-      <w:pPr>
-        <w:pStyle w:val="ListParagraph"/>
-        <w:numPr>
-          <w:ilvl w:val="0"/>
-          <w:numId w:val="26"/>
-        </w:numPr>
-        <w:spacing w:after="0" w:line="240" w:lineRule="auto"/>
-        <w:ind w:left="357" w:hanging="357"/>
-        <w:rPr>
-          <w:color w:val="0F50FF"/>
-          <w:u w:val="single"/>
-        </w:rPr>
-      </w:pPr>
-      <w:proofErr w:type="gramStart"/>
-      <w:r>
-        <w:rPr>
-          <w:color w:val="0F50FF"/>
-          <w:u w:val="single"/>
-        </w:rPr>
-        <w:t xml:space="preserve">
-          <w:hyperlink r:id="rId271" w:tgtFrame="_blank">
-            <w:r>
-              <w:t xml:space="preserve">Explainable and clinically audited hybrid self-supervised framework for multi-class DFU classification and mobile deployment.</w:t>
-            </w:r>
-          </w:hyperlink>
-        </w:t>
-      </w:r>
-    </w:p>
-    <w:p>
-      <w:pPr>
-        <w:spacing w:after="0"/>
-        <w:rPr>
-          <w:color w:val="0F50FF"/>
-          <w:u w:val="single"/>
-        </w:rPr>
-      </w:pPr>
-      <w:r>
-        <w:rPr>
-          <w:color w:val="0F50FF"/>
-          <w:u w:val="single"/>
-        </w:rPr>
-        <w:t xml:space="preserve"/>
-      </w:r>
-    </w:p>
-    <w:p>
-      <w:pPr>
-        <w:pStyle w:val="ListParagraph"/>
-        <w:numPr>
-          <w:ilvl w:val="0"/>
-          <w:numId w:val="26"/>
-        </w:numPr>
-        <w:spacing w:after="0" w:line="240" w:lineRule="auto"/>
-        <w:ind w:left="357" w:hanging="357"/>
-        <w:rPr>
-          <w:color w:val="0F50FF"/>
-          <w:u w:val="single"/>
-        </w:rPr>
-      </w:pPr>
-      <w:proofErr w:type="gramStart"/>
-      <w:r>
-        <w:rPr>
-          <w:color w:val="0F50FF"/>
-          <w:u w:val="single"/>
-        </w:rPr>
-        <w:t xml:space="preserve">
-          <w:hyperlink r:id="rId272" w:tgtFrame="_blank">
-            <w:r>
-              <w:t xml:space="preserve">Self-powered thermoelectric gel dressings for chronic wound monitoring and therapy.</w:t>
-            </w:r>
-          </w:hyperlink>
-        </w:t>
-      </w:r>
-    </w:p>
-    <w:p>
-      <w:pPr>
-        <w:spacing w:after="0"/>
-        <w:rPr>
-          <w:color w:val="0F50FF"/>
-          <w:u w:val="single"/>
-        </w:rPr>
-      </w:pPr>
-      <w:r>
-        <w:rPr>
-          <w:color w:val="0F50FF"/>
-          <w:u w:val="single"/>
-        </w:rPr>
-        <w:t xml:space="preserve"/>
-      </w:r>
-    </w:p>
-    <w:p>
-      <w:pPr>
-        <w:pStyle w:val="ListParagraph"/>
-        <w:numPr>
-          <w:ilvl w:val="0"/>
-          <w:numId w:val="26"/>
-        </w:numPr>
-        <w:spacing w:after="0" w:line="240" w:lineRule="auto"/>
-        <w:ind w:left="357" w:hanging="357"/>
-        <w:rPr>
-          <w:color w:val="0F50FF"/>
-          <w:u w:val="single"/>
-        </w:rPr>
-      </w:pPr>
-      <w:proofErr w:type="gramStart"/>
-      <w:r>
-        <w:rPr>
-          <w:color w:val="0F50FF"/>
-          <w:u w:val="single"/>
-        </w:rPr>
-        <w:t xml:space="preserve">
-          <w:hyperlink r:id="rId273" w:tgtFrame="_blank">
-            <w:r>
-              <w:t xml:space="preserve">Meta-analysis on the safety and efficacy of different dressings in the treatment of diabetic foot ulcers.</w:t>
-            </w:r>
-          </w:hyperlink>
-        </w:t>
-      </w:r>
-    </w:p>
-    <w:p>
-      <w:pPr>
-        <w:spacing w:after="0"/>
-        <w:rPr>
-          <w:color w:val="0F50FF"/>
-          <w:u w:val="single"/>
-        </w:rPr>
-      </w:pPr>
-      <w:r>
-        <w:rPr>
-          <w:color w:val="0F50FF"/>
-          <w:u w:val="single"/>
-        </w:rPr>
-        <w:t xml:space="preserve"/>
-      </w:r>
-    </w:p>
-    <w:p>
-      <w:pPr>
-        <w:pStyle w:val="ListParagraph"/>
-        <w:numPr>
-          <w:ilvl w:val="0"/>
-          <w:numId w:val="26"/>
-        </w:numPr>
-        <w:spacing w:after="0" w:line="240" w:lineRule="auto"/>
-        <w:ind w:left="357" w:hanging="357"/>
-        <w:rPr>
-          <w:color w:val="0F50FF"/>
-          <w:u w:val="single"/>
-        </w:rPr>
-      </w:pPr>
-      <w:proofErr w:type="gramStart"/>
-      <w:r>
-        <w:rPr>
-          <w:color w:val="0F50FF"/>
-          <w:u w:val="single"/>
-        </w:rPr>
-        <w:t xml:space="preserve">
-          <w:hyperlink r:id="rId274" w:tgtFrame="_blank">
-            <w:r>
-              <w:t xml:space="preserve">Study on the role and clinical relevance of gut microbiota in diabetic foot ulcers.</w:t>
+          <w:hyperlink r:id="rId203" w:tgtFrame="_blank">
+            <w:r>
+              <w:t xml:space="preserve">Spatiotemporally Controlled Double Self-Emulsifying Microneedles for Co-Delivery of Eugenol and Puerarin to Promote Healing and Tissue Regeneration of Infected Diabetic Wounds.</w:t>
             </w:r>
           </w:hyperlink>
         </w:t>
@@ -5259,9 +4584,9 @@
           <w:u w:val="single"/>
         </w:rPr>
         <w:t xml:space="preserve">
-          <w:hyperlink r:id="rId28" w:tgtFrame="_blank">
-            <w:r>
-              <w:t xml:space="preserve">Managing high exudate in large leg ulcers: a case series.</w:t>
+          <w:hyperlink r:id="rId282" w:tgtFrame="_blank">
+            <w:r>
+              <w:t xml:space="preserve">Blue LED Light Attenuates the Bacterial Bioburden in Chronic Wounds Transiently but Dose-Dependently.</w:t>
             </w:r>
           </w:hyperlink>
         </w:t>
@@ -5304,54 +4629,9 @@
           <w:u w:val="single"/>
         </w:rPr>
         <w:t xml:space="preserve">
-          <w:hyperlink r:id="rId29" w:tgtFrame="_blank">
-            <w:r>
-              <w:t xml:space="preserve">Platelet-Rich Plasma in a Refractory Venous Leg Ulcer Following Multiple Failed Skin Grafts.</w:t>
-            </w:r>
-          </w:hyperlink>
-        </w:t>
-      </w:r>
-    </w:p>
-    <w:p>
-      <w:pPr>
-        <w:spacing w:after="0"/>
-        <w:rPr>
-          <w:color w:val="0F50FF"/>
-          <w:u w:val="single"/>
-        </w:rPr>
-      </w:pPr>
-      <w:r>
-        <w:rPr>
-          <w:color w:val="0F50FF"/>
-          <w:u w:val="single"/>
-        </w:rPr>
-        <w:t xml:space="preserve"/>
-      </w:r>
-    </w:p>
-    <w:p>
-      <w:pPr>
-        <w:pStyle w:val="ListParagraph"/>
-        <w:numPr>
-          <w:ilvl w:val="0"/>
-          <w:numId w:val="19"/>
-        </w:numPr>
-        <w:spacing w:after="0" w:line="240" w:lineRule="auto"/>
-        <w:ind w:left="357" w:hanging="357"/>
-        <w:rPr>
-          <w:color w:val="0F50FF"/>
-          <w:u w:val="single"/>
-        </w:rPr>
-      </w:pPr>
-      <w:proofErr w:type="gramStart"/>
-      <w:r>
-        <w:rPr>
-          <w:color w:val="0F50FF"/>
-          <w:u w:val="single"/>
-        </w:rPr>
-        <w:t xml:space="preserve">
-          <w:hyperlink r:id="rId30" w:tgtFrame="_blank">
-            <w:r>
-              <w:t xml:space="preserve">Early Outcomes of Four-Layer Compression Therapy in Chronic Venous Ulcers: A Two-Year Prospective Study in Resource Limited Setting.</w:t>
+          <w:hyperlink r:id="rId283" w:tgtFrame="_blank">
+            <w:r>
+              <w:t xml:space="preserve">Pilot study on the effect of tropocollagen injections on re-epithelialisation rate of hard-to-heal venous leg ulcers.</w:t>
             </w:r>
           </w:hyperlink>
         </w:t>
@@ -5430,9 +4710,9 @@
           <w:u w:val="single"/>
         </w:rPr>
         <w:t xml:space="preserve">
-          <w:hyperlink r:id="rId31" w:tgtFrame="_blank">
-            <w:r>
-              <w:t xml:space="preserve">Antibacterial Photodynamic Therapy Using Zinc Phthalocyanine Against Multidrug-resistant Pseudomonas aeruginosa in Burn Infections.</w:t>
+          <w:hyperlink r:id="rId223" w:tgtFrame="_blank">
+            <w:r>
+              <w:t xml:space="preserve">COVID-19-Related Immune Activation and Capsular Contracture: A Cohort Study of Infection, Vaccination, and Explantation.</w:t>
             </w:r>
           </w:hyperlink>
         </w:t>
@@ -5475,9 +4755,9 @@
           <w:u w:val="single"/>
         </w:rPr>
         <w:t xml:space="preserve">
-          <w:hyperlink r:id="rId32" w:tgtFrame="_blank">
-            <w:r>
-              <w:t xml:space="preserve">Rapid exploration of anti-MRSA components from plants of Salvia.</w:t>
+          <w:hyperlink r:id="rId224" w:tgtFrame="_blank">
+            <w:r>
+              <w:t xml:space="preserve">Anti-biofilm activity of coated zinc oxide nanoparticles in a water-in-oil formulation against Cutibacterium acnes.</w:t>
             </w:r>
           </w:hyperlink>
         </w:t>
@@ -5520,9 +4800,9 @@
           <w:u w:val="single"/>
         </w:rPr>
         <w:t xml:space="preserve">
-          <w:hyperlink r:id="rId33" w:tgtFrame="_blank">
-            <w:r>
-              <w:t xml:space="preserve">Artificial Skin Dressing With pH-Switchable Nanozyme Activity for Bidirectional ROS Regulation in Infected Diabetic Wound Management.</w:t>
+          <w:hyperlink r:id="rId225" w:tgtFrame="_blank">
+            <w:r>
+              <w:t xml:space="preserve">Molecular epidemiology and clinical course of PVL-positive MRSA CC398 infections.</w:t>
             </w:r>
           </w:hyperlink>
         </w:t>
@@ -5565,9 +4845,9 @@
           <w:u w:val="single"/>
         </w:rPr>
         <w:t xml:space="preserve">
-          <w:hyperlink r:id="rId34" w:tgtFrame="_blank">
-            <w:r>
-              <w:t xml:space="preserve">[Antibacterial activity and mechanism of the antiparasitic drug resorantel against Staphylococcus epidermidis].</w:t>
+          <w:hyperlink r:id="rId226" w:tgtFrame="_blank">
+            <w:r>
+              <w:t xml:space="preserve">Loss of the type VII secretion ATPase EssC promotes biofilm formation of Staphylococcus aureus under acidic stress.</w:t>
             </w:r>
           </w:hyperlink>
         </w:t>
@@ -5610,9 +4890,9 @@
           <w:u w:val="single"/>
         </w:rPr>
         <w:t xml:space="preserve">
-          <w:hyperlink r:id="rId35" w:tgtFrame="_blank">
-            <w:r>
-              <w:t xml:space="preserve">Next-generation antimicrobial dermal matrix eradicates polymicrobial biofilms and modulates inflammation in in vitro and ex vivo wound models.</w:t>
+          <w:hyperlink r:id="rId227" w:tgtFrame="_blank">
+            <w:r>
+              <w:t xml:space="preserve">Clinical Trials on Formulations for the Treatment of Wound Healing - recent Perspectives.</w:t>
             </w:r>
           </w:hyperlink>
         </w:t>
@@ -5655,9 +4935,9 @@
           <w:u w:val="single"/>
         </w:rPr>
         <w:t xml:space="preserve">
-          <w:hyperlink r:id="rId36" w:tgtFrame="_blank">
-            <w:r>
-              <w:t xml:space="preserve">The Wor2 phenotypic switching regulator controls biofilm formation in Candida auris.</w:t>
+          <w:hyperlink r:id="rId228" w:tgtFrame="_blank">
+            <w:r>
+              <w:t xml:space="preserve">Bacterial resistance across habitats: from German schools to the International Space Station.</w:t>
             </w:r>
           </w:hyperlink>
         </w:t>
@@ -5700,9 +4980,9 @@
           <w:u w:val="single"/>
         </w:rPr>
         <w:t xml:space="preserve">
-          <w:hyperlink r:id="rId37" w:tgtFrame="_blank">
-            <w:r>
-              <w:t xml:space="preserve">Microbial contamination of medicines, medical devices, cosmetics, child and personal care products: a comprehensive review of secondary contamination risks in home-use settings.</w:t>
+          <w:hyperlink r:id="rId229" w:tgtFrame="_blank">
+            <w:r>
+              <w:t xml:space="preserve">Healing cascades and infections in wounds monitored using a wearable sensor of gaseous flux.</w:t>
             </w:r>
           </w:hyperlink>
         </w:t>
@@ -5745,9 +5025,9 @@
           <w:u w:val="single"/>
         </w:rPr>
         <w:t xml:space="preserve">
-          <w:hyperlink r:id="rId38" w:tgtFrame="_blank">
-            <w:r>
-              <w:t xml:space="preserve">Advanced azelaic acid hyalubilosome-loaded microneedles for potent anti-inflammatory, antioxidant, and antimicrobial for Acne treatment by up-regulation of Nrf2/HO-1 signaling pathway.</w:t>
+          <w:hyperlink r:id="rId230" w:tgtFrame="_blank">
+            <w:r>
+              <w:t xml:space="preserve">Cefdinir reprograms Gram-positive bacteria to synergize with lysozyme against superbugs.</w:t>
             </w:r>
           </w:hyperlink>
         </w:t>
@@ -5790,9 +5070,9 @@
           <w:u w:val="single"/>
         </w:rPr>
         <w:t xml:space="preserve">
-          <w:hyperlink r:id="rId39" w:tgtFrame="_blank">
-            <w:r>
-              <w:t xml:space="preserve">Staphylococcal proliferation on skin models to investigate novel anti-infective treatments against dysbiosis.</w:t>
+          <w:hyperlink r:id="rId231" w:tgtFrame="_blank">
+            <w:r>
+              <w:t xml:space="preserve">Pseudomonas stutzeri gastrointestinal infection in a patient with cardiovascular disease: a case report.</w:t>
             </w:r>
           </w:hyperlink>
         </w:t>
@@ -5835,9 +5115,9 @@
           <w:u w:val="single"/>
         </w:rPr>
         <w:t xml:space="preserve">
-          <w:hyperlink r:id="rId40" w:tgtFrame="_blank">
-            <w:r>
-              <w:t xml:space="preserve">Multi-Targeting Carnosic Acid Kills Drug-Resistant Helicobacter pylori With Narrow-Spectrum Activity.</w:t>
+          <w:hyperlink r:id="rId232" w:tgtFrame="_blank">
+            <w:r>
+              <w:t xml:space="preserve">Selective Modulation of Cutibacterium acnes Biofilms in Acne: Limitations of Conventional Therapies and Emerging Anti-Virulence Strategies.</w:t>
             </w:r>
           </w:hyperlink>
         </w:t>
@@ -5880,9 +5160,9 @@
           <w:u w:val="single"/>
         </w:rPr>
         <w:t xml:space="preserve">
-          <w:hyperlink r:id="rId41" w:tgtFrame="_blank">
-            <w:r>
-              <w:t xml:space="preserve">Bacteriophages in the treatment of cutaneous infections and skin disorders: therapeutic advances and future directions.</w:t>
+          <w:hyperlink r:id="rId233" w:tgtFrame="_blank">
+            <w:r>
+              <w:t xml:space="preserve">Methamphetamine promotes methicillin-resistant Staphylococcus aureus subcutaneous infection through innate immune dysregulation and altered expression of biofilm-associated genes.</w:t>
             </w:r>
           </w:hyperlink>
         </w:t>
@@ -5925,9 +5205,9 @@
           <w:u w:val="single"/>
         </w:rPr>
         <w:t xml:space="preserve">
-          <w:hyperlink r:id="rId42" w:tgtFrame="_blank">
-            <w:r>
-              <w:t xml:space="preserve">Multifunctional Activity of Lippia gracilis Schauer Essential Oil Against Skin Infections.</w:t>
+          <w:hyperlink r:id="rId234" w:tgtFrame="_blank">
+            <w:r>
+              <w:t xml:space="preserve">Dihalogenated indoles with antimicrobial activity against C. acnes and polymicrobial biofilms.</w:t>
             </w:r>
           </w:hyperlink>
         </w:t>
@@ -5970,9 +5250,9 @@
           <w:u w:val="single"/>
         </w:rPr>
         <w:t xml:space="preserve">
-          <w:hyperlink r:id="rId43" w:tgtFrame="_blank">
-            <w:r>
-              <w:t xml:space="preserve">Extracellular wax ester biosynthesis by staphylococcal lipases detoxifies skin fatty acids and shapes interspecies competition.</w:t>
+          <w:hyperlink r:id="rId235" w:tgtFrame="_blank">
+            <w:r>
+              <w:t xml:space="preserve">Preactivated macrophage membrane vesicle-engineered yolk-shell nanoplatform for dual-targeted mild photothermal-triggered cascade gas therapy in MRSA-infected bone and soft tissue regeneration.</w:t>
             </w:r>
           </w:hyperlink>
         </w:t>
@@ -6015,9 +5295,9 @@
           <w:u w:val="single"/>
         </w:rPr>
         <w:t xml:space="preserve">
-          <w:hyperlink r:id="rId44" w:tgtFrame="_blank">
-            <w:r>
-              <w:t xml:space="preserve">MicrobioME: a CURE model for diverse microbiology laboratory classrooms.</w:t>
+          <w:hyperlink r:id="rId236" w:tgtFrame="_blank">
+            <w:r>
+              <w:t xml:space="preserve">Biofilm-Binding Phages Enhance Biofilm Eradication by Synergistic Photothermal and Photodynamic Therapy.</w:t>
             </w:r>
           </w:hyperlink>
         </w:t>
@@ -6060,9 +5340,9 @@
           <w:u w:val="single"/>
         </w:rPr>
         <w:t xml:space="preserve">
-          <w:hyperlink r:id="rId45" w:tgtFrame="_blank">
-            <w:r>
-              <w:t xml:space="preserve">Drug repurposing: a dual-mechanism antibiotic combats MRSA and its high resistant phenotypes.</w:t>
+          <w:hyperlink r:id="rId237" w:tgtFrame="_blank">
+            <w:r>
+              <w:t xml:space="preserve">Sweet cherry pomace polyphenols disrupt Salmonella enteritidis colonization on chicken skin.</w:t>
             </w:r>
           </w:hyperlink>
         </w:t>
@@ -6105,9 +5385,9 @@
           <w:u w:val="single"/>
         </w:rPr>
         <w:t xml:space="preserve">
-          <w:hyperlink r:id="rId46" w:tgtFrame="_blank">
-            <w:r>
-              <w:t xml:space="preserve">Comprehensive management of hemodialysis catheter-related bloodstream infections: a narrative review.</w:t>
+          <w:hyperlink r:id="rId238" w:tgtFrame="_blank">
+            <w:r>
+              <w:t xml:space="preserve">AtQQS, an Arabidopsis-specific orphan protein, exhibits broad-spectrum antimicrobial activity through membrane disruption.</w:t>
             </w:r>
           </w:hyperlink>
         </w:t>
@@ -6150,9 +5430,9 @@
           <w:u w:val="single"/>
         </w:rPr>
         <w:t xml:space="preserve">
-          <w:hyperlink r:id="rId47" w:tgtFrame="_blank">
-            <w:r>
-              <w:t xml:space="preserve">Genomic characterization of a pathogenic Bacillus licheniformis strain LSDY01: deciphering its genetic diversity and virulence-associated traits.</w:t>
+          <w:hyperlink r:id="rId239" w:tgtFrame="_blank">
+            <w:r>
+              <w:t xml:space="preserve">N-sulfonylated indole hydrazone hybrid targeting Staphylococcus aureus with compelling antibiofilm and membrane-disrupting properties.</w:t>
             </w:r>
           </w:hyperlink>
         </w:t>
@@ -6195,9 +5475,9 @@
           <w:u w:val="single"/>
         </w:rPr>
         <w:t xml:space="preserve">
-          <w:hyperlink r:id="rId48" w:tgtFrame="_blank">
-            <w:r>
-              <w:t xml:space="preserve">Proposed addendum to the 2006 US Food and Drug Administration guidance on chronic cutaneous ulcers and burn wounds: recommendations from the Wound Care Collaborative Community.</w:t>
+          <w:hyperlink r:id="rId240" w:tgtFrame="_blank">
+            <w:r>
+              <w:t xml:space="preserve">A Clinical and Economic Framework for Identifying Potentially Avoidable Infection-Related Costs Following Minimally Invasive Aesthetic Procedures.</w:t>
             </w:r>
           </w:hyperlink>
         </w:t>
@@ -6240,9 +5520,9 @@
           <w:u w:val="single"/>
         </w:rPr>
         <w:t xml:space="preserve">
-          <w:hyperlink r:id="rId49" w:tgtFrame="_blank">
-            <w:r>
-              <w:t xml:space="preserve">Biomimetic Catalytic System Mimicking Immune Defense and Tissue Healing for Dynamic Treatment of Skin Infections.</w:t>
+          <w:hyperlink r:id="rId241" w:tgtFrame="_blank">
+            <w:r>
+              <w:t xml:space="preserve">Design, synthesis, anti-MRSA activity evaluation, and mechanism of action study of 1,3-diamino-7H-pyrrolo[3,2-f]quinazoline derivatives.</w:t>
             </w:r>
           </w:hyperlink>
         </w:t>
@@ -6285,9 +5565,9 @@
           <w:u w:val="single"/>
         </w:rPr>
         <w:t xml:space="preserve">
-          <w:hyperlink r:id="rId50" w:tgtFrame="_blank">
-            <w:r>
-              <w:t xml:space="preserve">First fatal human bloodstream infection caused by Macrococcus caseolyticus subsp. caseolyticus in China: genomic insights into virulence and antimicrobial resistance.</w:t>
+          <w:hyperlink r:id="rId242" w:tgtFrame="_blank">
+            <w:r>
+              <w:t xml:space="preserve">Formulation development and optimization of sparfloxacin-loaded solid lipid nanoparticles integrated with microneedles for the treatment of biofilm-infected wounds.</w:t>
             </w:r>
           </w:hyperlink>
         </w:t>
@@ -6330,9 +5610,9 @@
           <w:u w:val="single"/>
         </w:rPr>
         <w:t xml:space="preserve">
-          <w:hyperlink r:id="rId51" w:tgtFrame="_blank">
-            <w:r>
-              <w:t xml:space="preserve">Deciphering skin architecture, wound pathophysiology and molecular mechanisms of healing: insights into immune response and therapeutic strategies.</w:t>
+          <w:hyperlink r:id="rId243" w:tgtFrame="_blank">
+            <w:r>
+              <w:t xml:space="preserve">Antibacterial peptide nanofibrils for targeted elimination of drug-resistant Staphylococci.</w:t>
             </w:r>
           </w:hyperlink>
         </w:t>
@@ -6375,9 +5655,9 @@
           <w:u w:val="single"/>
         </w:rPr>
         <w:t xml:space="preserve">
-          <w:hyperlink r:id="rId52" w:tgtFrame="_blank">
-            <w:r>
-              <w:t xml:space="preserve">Biofilm Formation on Different Fabrics in the Presence of Sweat.</w:t>
+          <w:hyperlink r:id="rId244" w:tgtFrame="_blank">
+            <w:r>
+              <w:t xml:space="preserve">Shikonin-functionalized magnetic nanoparticles mediated magnetothermodynamic therapy with synergistic antibacterial efficacy and immunomodulation for accelerated infected wound healing.</w:t>
             </w:r>
           </w:hyperlink>
         </w:t>
@@ -6420,9 +5700,9 @@
           <w:u w:val="single"/>
         </w:rPr>
         <w:t xml:space="preserve">
-          <w:hyperlink r:id="rId53" w:tgtFrame="_blank">
-            <w:r>
-              <w:t xml:space="preserve">Iontophoretic-assisted wound-healing using azithromycin and nanoparticulate magnesium oxide embedded fiber coated films.</w:t>
+          <w:hyperlink r:id="rId245" w:tgtFrame="_blank">
+            <w:r>
+              <w:t xml:space="preserve">The Use of Blue Light as an Antimicrobial Treatment Against Staphylococcus aureus: A Systematic Review.</w:t>
             </w:r>
           </w:hyperlink>
         </w:t>
@@ -6465,9 +5745,9 @@
           <w:u w:val="single"/>
         </w:rPr>
         <w:t xml:space="preserve">
-          <w:hyperlink r:id="rId54" w:tgtFrame="_blank">
-            <w:r>
-              <w:t xml:space="preserve">Comparative genomic analysis of clinically relevant human skin-associated fungi.</w:t>
+          <w:hyperlink r:id="rId246" w:tgtFrame="_blank">
+            <w:r>
+              <w:t xml:space="preserve">Totarol loaded lipase-responsive liposomes for anti Gram-positive bacterium infection.</w:t>
             </w:r>
           </w:hyperlink>
         </w:t>
@@ -6510,9 +5790,9 @@
           <w:u w:val="single"/>
         </w:rPr>
         <w:t xml:space="preserve">
-          <w:hyperlink r:id="rId55" w:tgtFrame="_blank">
-            <w:r>
-              <w:t xml:space="preserve">Phenotypic and genotypic characterization of clinical Staphylococcus lugdunensis isolates: a French retrospective cohort study.</w:t>
+          <w:hyperlink r:id="rId247" w:tgtFrame="_blank">
+            <w:r>
+              <w:t xml:space="preserve">LC-QTOF-MS metabolic profiling and anti-MRSA activity of Asparagus officinalis L. spear methanolic extract in a skin infection mouse model.</w:t>
             </w:r>
           </w:hyperlink>
         </w:t>
@@ -6555,9 +5835,9 @@
           <w:u w:val="single"/>
         </w:rPr>
         <w:t xml:space="preserve">
-          <w:hyperlink r:id="rId56" w:tgtFrame="_blank">
-            <w:r>
-              <w:t xml:space="preserve">Enhanced antibiofilm activity of ciprofloxacin-loaded quatsomal gel against Multidrug-Resistant Staphylococcus aureus (MRSA).</w:t>
+          <w:hyperlink r:id="rId248" w:tgtFrame="_blank">
+            <w:r>
+              <w:t xml:space="preserve">Defect-Engineered Porous C(3)N(4)/CoFe-LDH Quantum Dot Heterostructures for Synergistic Photocatalytic-Nanozyme Antibacterial Therapy.</w:t>
             </w:r>
           </w:hyperlink>
         </w:t>
@@ -6600,9 +5880,9 @@
           <w:u w:val="single"/>
         </w:rPr>
         <w:t xml:space="preserve">
-          <w:hyperlink r:id="rId57" w:tgtFrame="_blank">
-            <w:r>
-              <w:t xml:space="preserve">Synergistic Liposomal Delivery of Ibrexafungerp Citrate and Marine-Sourced Silver Nanoparticles for Effective Management of Vulvovaginal Candidiasis.</w:t>
+          <w:hyperlink r:id="rId249" w:tgtFrame="_blank">
+            <w:r>
+              <w:t xml:space="preserve">Microbiome-Driven Bioactives for Chronic Wound Repair: Microbial Metabolites, Host-Microbe Mechanisms and Paths to Clinical Translation.</w:t>
             </w:r>
           </w:hyperlink>
         </w:t>
@@ -6645,9 +5925,9 @@
           <w:u w:val="single"/>
         </w:rPr>
         <w:t xml:space="preserve">
-          <w:hyperlink r:id="rId58" w:tgtFrame="_blank">
-            <w:r>
-              <w:t xml:space="preserve">Chara vulgaris-mediated selenium nanoparticles: a novel approach to antioxidant, antibacterial, anti-inflammatory, and wound healing activities.</w:t>
+          <w:hyperlink r:id="rId250" w:tgtFrame="_blank">
+            <w:r>
+              <w:t xml:space="preserve">Cutaneous Staphylococcus aureus Infections in Renal Edema Across Kidney Disease and the Intensive Care Unit: Pathophysiological Mechanisms, Clinical Implications, and Therapeutic Challenges.</w:t>
             </w:r>
           </w:hyperlink>
         </w:t>
@@ -6690,9 +5970,9 @@
           <w:u w:val="single"/>
         </w:rPr>
         <w:t xml:space="preserve">
-          <w:hyperlink r:id="rId59" w:tgtFrame="_blank">
-            <w:r>
-              <w:t xml:space="preserve">Human keratinocytes and fibroblasts coordinate early cutaneous innate defenses against Candida auris.</w:t>
+          <w:hyperlink r:id="rId251" w:tgtFrame="_blank">
+            <w:r>
+              <w:t xml:space="preserve">Masking of Hydrophobicity through Macromolecular Nanoaggregation Ameliorates Toxicity while Retaining Excellent Antibacterial Efficacy.</w:t>
             </w:r>
           </w:hyperlink>
         </w:t>
@@ -6735,9 +6015,9 @@
           <w:u w:val="single"/>
         </w:rPr>
         <w:t xml:space="preserve">
-          <w:hyperlink r:id="rId60" w:tgtFrame="_blank">
-            <w:r>
-              <w:t xml:space="preserve">Quatsome nanovesicles as antibacterial platform: Mechanistic insights into their activity against planktonic and biofilm Staphylococcus aureus.</w:t>
+          <w:hyperlink r:id="rId252" w:tgtFrame="_blank">
+            <w:r>
+              <w:t xml:space="preserve">Laboratory and Field Performance of 2-(Thiocyanomethylthio)benzothiazole against Fast-growing Nontuberculous Mycobacteria Found in Metalworking Fluid.</w:t>
             </w:r>
           </w:hyperlink>
         </w:t>
@@ -6780,9 +6060,9 @@
           <w:u w:val="single"/>
         </w:rPr>
         <w:t xml:space="preserve">
-          <w:hyperlink r:id="rId61" w:tgtFrame="_blank">
-            <w:r>
-              <w:t xml:space="preserve">Plant-Derived Peptide-Polymer Therapeutics for Cutaneous Infections and Inflammation: Mechanistic Basis, Delivery Design and Translational Considerations.</w:t>
+          <w:hyperlink r:id="rId253" w:tgtFrame="_blank">
+            <w:r>
+              <w:t xml:space="preserve">A hesperidin-engineered metal-phenolic nanoplatform for biofilm-targeted and self-amplified photothermal/chemodynamic therapy of skin abscesses.</w:t>
             </w:r>
           </w:hyperlink>
         </w:t>
@@ -6825,9 +6105,9 @@
           <w:u w:val="single"/>
         </w:rPr>
         <w:t xml:space="preserve">
-          <w:hyperlink r:id="rId62" w:tgtFrame="_blank">
-            <w:r>
-              <w:t xml:space="preserve">Lactoferrin Displays Stimulating and Protective Effects on Newly Isolated Phage vB_Sau-E: A New Perspective for Treatment of Staphylococcal Skin Infections.</w:t>
+          <w:hyperlink r:id="rId254" w:tgtFrame="_blank">
+            <w:r>
+              <w:t xml:space="preserve">Enzyme-Activated Near-Infrared Fluorescent Probe for Rapid and Precise Identification of Staphylococcus aureus-Induced Skin Infections.</w:t>
             </w:r>
           </w:hyperlink>
         </w:t>
@@ -6870,9 +6150,9 @@
           <w:u w:val="single"/>
         </w:rPr>
         <w:t xml:space="preserve">
-          <w:hyperlink r:id="rId63" w:tgtFrame="_blank">
-            <w:r>
-              <w:t xml:space="preserve">Estradiol-Induced Modulation of Clindamycin Susceptibility in Mono- and Dual-Species Biofilms of Lactobacillus gasseri and Cutibacterium acnes: An In Vitro Model Study.</w:t>
+          <w:hyperlink r:id="rId255" w:tgtFrame="_blank">
+            <w:r>
+              <w:t xml:space="preserve">Overcoming Antifungal Resistance: A Histatin 5-Gated Nanodevice for On-Demand Surfactant Delivery against C. albicans Infections.</w:t>
             </w:r>
           </w:hyperlink>
         </w:t>
@@ -6915,9 +6195,9 @@
           <w:u w:val="single"/>
         </w:rPr>
         <w:t xml:space="preserve">
-          <w:hyperlink r:id="rId64" w:tgtFrame="_blank">
-            <w:r>
-              <w:t xml:space="preserve">Development of Antiseptic and Epidermal Growth Factor Co-Loaded Thermoresponsive Composite Hydrogel for Wound Healing: Fabrication, Characterization, and In Vitro Functional Assessment.</w:t>
+          <w:hyperlink r:id="rId256" w:tgtFrame="_blank">
+            <w:r>
+              <w:t xml:space="preserve">Tunable adhesive hydrogel enhances diabetic wound closure through bacterial inactivation and immune microenvironment modulation.</w:t>
             </w:r>
           </w:hyperlink>
         </w:t>
@@ -6960,9 +6240,9 @@
           <w:u w:val="single"/>
         </w:rPr>
         <w:t xml:space="preserve">
-          <w:hyperlink r:id="rId65" w:tgtFrame="_blank">
-            <w:r>
-              <w:t xml:space="preserve">Phytochemical Characterization and Antibiofilm Efficacy of Piper betle Extract and Essential Oils Against Clinical Pseudomonas aeruginosa and Staphylococcus spp. from Small Animals.</w:t>
+          <w:hyperlink r:id="rId257" w:tgtFrame="_blank">
+            <w:r>
+              <w:t xml:space="preserve">Molecular analysis of clinical Acinetobacter baumannii isolates based on colistin resistance, biofilm formation, clonal relationships, and pmrA gene expression.</w:t>
             </w:r>
           </w:hyperlink>
         </w:t>
@@ -7005,9 +6285,9 @@
           <w:u w:val="single"/>
         </w:rPr>
         <w:t xml:space="preserve">
-          <w:hyperlink r:id="rId66" w:tgtFrame="_blank">
-            <w:r>
-              <w:t xml:space="preserve">Directional Pressure Pump Hydrogel Transmission Platform Provides Bionic Contractile Force and Remodels the Healing Process for Diabetic Mechanically Dynamic Wounds.</w:t>
+          <w:hyperlink r:id="rId258" w:tgtFrame="_blank">
+            <w:r>
+              <w:t xml:space="preserve">A multitarget ruthenium-clotrimazole complex eradicates MRSA through membrane disruption, DNA intercalation, and ROS generation.</w:t>
             </w:r>
           </w:hyperlink>
         </w:t>
@@ -7050,9 +6330,9 @@
           <w:u w:val="single"/>
         </w:rPr>
         <w:t xml:space="preserve">
-          <w:hyperlink r:id="rId67" w:tgtFrame="_blank">
-            <w:r>
-              <w:t xml:space="preserve">Tryptophan-substituted antimicrobial peptide temporin-1CEb: in vitro and in vivo antibacterial activity against clinically isolated multidrug-resistant Klebsiella pneumonia.</w:t>
+          <w:hyperlink r:id="rId259" w:tgtFrame="_blank">
+            <w:r>
+              <w:t xml:space="preserve">Plant Volatile Nanoemulsion Resensitize Pseudomonas aeruginosa to Benzalkonium Chloride.</w:t>
             </w:r>
           </w:hyperlink>
         </w:t>
@@ -7095,9 +6375,9 @@
           <w:u w:val="single"/>
         </w:rPr>
         <w:t xml:space="preserve">
-          <w:hyperlink r:id="rId68" w:tgtFrame="_blank">
-            <w:r>
-              <w:t xml:space="preserve">Cu(2)MoS(4) nanozymes reduced bacterial defenses through a dual mechanism to amplify cuproptosis-like death and accelerate the healing of burn-infected wounds.</w:t>
+          <w:hyperlink r:id="rId260" w:tgtFrame="_blank">
+            <w:r>
+              <w:t xml:space="preserve">Extracorporeal shockwave therapy in plastic, hand, aesthetic, and reconstructive surgery.</w:t>
             </w:r>
           </w:hyperlink>
         </w:t>
@@ -7140,9 +6420,909 @@
           <w:u w:val="single"/>
         </w:rPr>
         <w:t xml:space="preserve">
-          <w:hyperlink r:id="rId69" w:tgtFrame="_blank">
-            <w:r>
-              <w:t xml:space="preserve">Polysaccharide-Structured Nanoemulgel Matrix Regulates the Co-delivery, Retention, and Biointerface Activity of Amino-Acid-Based Therapeutics in Infected Wound Environments.</w:t>
+          <w:hyperlink r:id="rId261" w:tgtFrame="_blank">
+            <w:r>
+              <w:t xml:space="preserve">Engineering "Yin-Yang" Ag/AgCl-Polymer Nanotherapeutic for Tunable Silver Ion Release With Improved In Vivo Biocompatibility and Antimicrobial Potency.</w:t>
+            </w:r>
+          </w:hyperlink>
+        </w:t>
+      </w:r>
+    </w:p>
+    <w:p>
+      <w:pPr>
+        <w:spacing w:after="0"/>
+        <w:rPr>
+          <w:color w:val="0F50FF"/>
+          <w:u w:val="single"/>
+        </w:rPr>
+      </w:pPr>
+      <w:r>
+        <w:rPr>
+          <w:color w:val="0F50FF"/>
+          <w:u w:val="single"/>
+        </w:rPr>
+        <w:t xml:space="preserve"/>
+      </w:r>
+    </w:p>
+    <w:p>
+      <w:pPr>
+        <w:pStyle w:val="ListParagraph"/>
+        <w:numPr>
+          <w:ilvl w:val="0"/>
+          <w:numId w:val="20"/>
+        </w:numPr>
+        <w:spacing w:after="0" w:line="240" w:lineRule="auto"/>
+        <w:ind w:left="357" w:hanging="357"/>
+        <w:rPr>
+          <w:color w:val="0F50FF"/>
+          <w:u w:val="single"/>
+        </w:rPr>
+      </w:pPr>
+      <w:proofErr w:type="gramStart"/>
+      <w:r>
+        <w:rPr>
+          <w:color w:val="0F50FF"/>
+          <w:u w:val="single"/>
+        </w:rPr>
+        <w:t xml:space="preserve">
+          <w:hyperlink r:id="rId262" w:tgtFrame="_blank">
+            <w:r>
+              <w:t xml:space="preserve">Fungal biofilms and pleomorphism under the effect of sesquiterpenes valencene and nootkatone: an in vitro and in silico approach.</w:t>
+            </w:r>
+          </w:hyperlink>
+        </w:t>
+      </w:r>
+    </w:p>
+    <w:p>
+      <w:pPr>
+        <w:spacing w:after="0"/>
+        <w:rPr>
+          <w:color w:val="0F50FF"/>
+          <w:u w:val="single"/>
+        </w:rPr>
+      </w:pPr>
+      <w:r>
+        <w:rPr>
+          <w:color w:val="0F50FF"/>
+          <w:u w:val="single"/>
+        </w:rPr>
+        <w:t xml:space="preserve"/>
+      </w:r>
+    </w:p>
+    <w:p>
+      <w:pPr>
+        <w:pStyle w:val="ListParagraph"/>
+        <w:numPr>
+          <w:ilvl w:val="0"/>
+          <w:numId w:val="20"/>
+        </w:numPr>
+        <w:spacing w:after="0" w:line="240" w:lineRule="auto"/>
+        <w:ind w:left="357" w:hanging="357"/>
+        <w:rPr>
+          <w:color w:val="0F50FF"/>
+          <w:u w:val="single"/>
+        </w:rPr>
+      </w:pPr>
+      <w:proofErr w:type="gramStart"/>
+      <w:r>
+        <w:rPr>
+          <w:color w:val="0F50FF"/>
+          <w:u w:val="single"/>
+        </w:rPr>
+        <w:t xml:space="preserve">
+          <w:hyperlink r:id="rId263" w:tgtFrame="_blank">
+            <w:r>
+              <w:t xml:space="preserve">A new bactericidal thiourea antibiotic against drug-resistant Staphylococcus aureus with in vivo activity and no detectable resistance.</w:t>
+            </w:r>
+          </w:hyperlink>
+        </w:t>
+      </w:r>
+    </w:p>
+    <w:p>
+      <w:pPr>
+        <w:spacing w:after="0"/>
+        <w:rPr>
+          <w:color w:val="0F50FF"/>
+          <w:u w:val="single"/>
+        </w:rPr>
+      </w:pPr>
+      <w:r>
+        <w:rPr>
+          <w:color w:val="0F50FF"/>
+          <w:u w:val="single"/>
+        </w:rPr>
+        <w:t xml:space="preserve"/>
+      </w:r>
+    </w:p>
+    <w:p>
+      <w:pPr>
+        <w:pStyle w:val="ListParagraph"/>
+        <w:numPr>
+          <w:ilvl w:val="0"/>
+          <w:numId w:val="20"/>
+        </w:numPr>
+        <w:spacing w:after="0" w:line="240" w:lineRule="auto"/>
+        <w:ind w:left="357" w:hanging="357"/>
+        <w:rPr>
+          <w:color w:val="0F50FF"/>
+          <w:u w:val="single"/>
+        </w:rPr>
+      </w:pPr>
+      <w:proofErr w:type="gramStart"/>
+      <w:r>
+        <w:rPr>
+          <w:color w:val="0F50FF"/>
+          <w:u w:val="single"/>
+        </w:rPr>
+        <w:t xml:space="preserve">
+          <w:hyperlink r:id="rId264" w:tgtFrame="_blank">
+            <w:r>
+              <w:t xml:space="preserve">In Situ Coenzyme-Based Transformable Polymers Powder With Instant-Tough-Adhesive Properties for Emergency Hemostasis, Antibiosis, and Wound Repair.</w:t>
+            </w:r>
+          </w:hyperlink>
+        </w:t>
+      </w:r>
+    </w:p>
+    <w:p>
+      <w:pPr>
+        <w:spacing w:after="0"/>
+        <w:rPr>
+          <w:color w:val="0F50FF"/>
+          <w:u w:val="single"/>
+        </w:rPr>
+      </w:pPr>
+      <w:r>
+        <w:rPr>
+          <w:color w:val="0F50FF"/>
+          <w:u w:val="single"/>
+        </w:rPr>
+        <w:t xml:space="preserve"/>
+      </w:r>
+    </w:p>
+    <w:p>
+      <w:pPr>
+        <w:pStyle w:val="ListParagraph"/>
+        <w:numPr>
+          <w:ilvl w:val="0"/>
+          <w:numId w:val="20"/>
+        </w:numPr>
+        <w:spacing w:after="0" w:line="240" w:lineRule="auto"/>
+        <w:ind w:left="357" w:hanging="357"/>
+        <w:rPr>
+          <w:color w:val="0F50FF"/>
+          <w:u w:val="single"/>
+        </w:rPr>
+      </w:pPr>
+      <w:proofErr w:type="gramStart"/>
+      <w:r>
+        <w:rPr>
+          <w:color w:val="0F50FF"/>
+          <w:u w:val="single"/>
+        </w:rPr>
+        <w:t xml:space="preserve">
+          <w:hyperlink r:id="rId265" w:tgtFrame="_blank">
+            <w:r>
+              <w:t xml:space="preserve">Developing Three-Dimensional (3D) Skin Models to Study the Interaction Between the Skin Microbiome and Immune Cells in Chronic Wounds.</w:t>
+            </w:r>
+          </w:hyperlink>
+        </w:t>
+      </w:r>
+    </w:p>
+    <w:p>
+      <w:pPr>
+        <w:spacing w:after="0"/>
+        <w:rPr>
+          <w:color w:val="0F50FF"/>
+          <w:u w:val="single"/>
+        </w:rPr>
+      </w:pPr>
+      <w:r>
+        <w:rPr>
+          <w:color w:val="0F50FF"/>
+          <w:u w:val="single"/>
+        </w:rPr>
+        <w:t xml:space="preserve"/>
+      </w:r>
+    </w:p>
+    <w:p>
+      <w:pPr>
+        <w:pStyle w:val="ListParagraph"/>
+        <w:numPr>
+          <w:ilvl w:val="0"/>
+          <w:numId w:val="20"/>
+        </w:numPr>
+        <w:spacing w:after="0" w:line="240" w:lineRule="auto"/>
+        <w:ind w:left="357" w:hanging="357"/>
+        <w:rPr>
+          <w:color w:val="0F50FF"/>
+          <w:u w:val="single"/>
+        </w:rPr>
+      </w:pPr>
+      <w:proofErr w:type="gramStart"/>
+      <w:r>
+        <w:rPr>
+          <w:color w:val="0F50FF"/>
+          <w:u w:val="single"/>
+        </w:rPr>
+        <w:t xml:space="preserve">
+          <w:hyperlink r:id="rId266" w:tgtFrame="_blank">
+            <w:r>
+              <w:t xml:space="preserve">Role of Microbiome and Bacterial Biofilms in the Pathogenesis of Cutaneous Leishmaniasis.</w:t>
+            </w:r>
+          </w:hyperlink>
+        </w:t>
+      </w:r>
+    </w:p>
+    <w:p>
+      <w:pPr>
+        <w:spacing w:after="0"/>
+        <w:rPr>
+          <w:color w:val="0F50FF"/>
+          <w:u w:val="single"/>
+        </w:rPr>
+      </w:pPr>
+      <w:r>
+        <w:rPr>
+          <w:color w:val="0F50FF"/>
+          <w:u w:val="single"/>
+        </w:rPr>
+        <w:t xml:space="preserve"/>
+      </w:r>
+    </w:p>
+    <w:p>
+      <w:pPr>
+        <w:pStyle w:val="ListParagraph"/>
+        <w:numPr>
+          <w:ilvl w:val="0"/>
+          <w:numId w:val="20"/>
+        </w:numPr>
+        <w:spacing w:after="0" w:line="240" w:lineRule="auto"/>
+        <w:ind w:left="357" w:hanging="357"/>
+        <w:rPr>
+          <w:color w:val="0F50FF"/>
+          <w:u w:val="single"/>
+        </w:rPr>
+      </w:pPr>
+      <w:proofErr w:type="gramStart"/>
+      <w:r>
+        <w:rPr>
+          <w:color w:val="0F50FF"/>
+          <w:u w:val="single"/>
+        </w:rPr>
+        <w:t xml:space="preserve">
+          <w:hyperlink r:id="rId267" w:tgtFrame="_blank">
+            <w:r>
+              <w:t xml:space="preserve">Ranalexin-1G: A Promising Antimicrobial Peptide Targeting Virulence and Host-Pathogen Interactions in Pseudomonas aeruginosa In Vitro Models.</w:t>
+            </w:r>
+          </w:hyperlink>
+        </w:t>
+      </w:r>
+    </w:p>
+    <w:p>
+      <w:pPr>
+        <w:spacing w:after="0"/>
+        <w:rPr>
+          <w:color w:val="0F50FF"/>
+          <w:u w:val="single"/>
+        </w:rPr>
+      </w:pPr>
+      <w:r>
+        <w:rPr>
+          <w:color w:val="0F50FF"/>
+          <w:u w:val="single"/>
+        </w:rPr>
+        <w:t xml:space="preserve"/>
+      </w:r>
+    </w:p>
+    <w:p>
+      <w:pPr>
+        <w:pStyle w:val="ListParagraph"/>
+        <w:numPr>
+          <w:ilvl w:val="0"/>
+          <w:numId w:val="20"/>
+        </w:numPr>
+        <w:spacing w:after="0" w:line="240" w:lineRule="auto"/>
+        <w:ind w:left="357" w:hanging="357"/>
+        <w:rPr>
+          <w:color w:val="0F50FF"/>
+          <w:u w:val="single"/>
+        </w:rPr>
+      </w:pPr>
+      <w:proofErr w:type="gramStart"/>
+      <w:r>
+        <w:rPr>
+          <w:color w:val="0F50FF"/>
+          <w:u w:val="single"/>
+        </w:rPr>
+        <w:t xml:space="preserve">
+          <w:hyperlink r:id="rId268" w:tgtFrame="_blank">
+            <w:r>
+              <w:t xml:space="preserve">Phage-Derived Endolysins Targeting Cutibacterium acnes: A Scoping Review.</w:t>
+            </w:r>
+          </w:hyperlink>
+        </w:t>
+      </w:r>
+    </w:p>
+    <w:p>
+      <w:pPr>
+        <w:spacing w:after="0"/>
+        <w:rPr>
+          <w:color w:val="0F50FF"/>
+          <w:u w:val="single"/>
+        </w:rPr>
+      </w:pPr>
+      <w:r>
+        <w:rPr>
+          <w:color w:val="0F50FF"/>
+          <w:u w:val="single"/>
+        </w:rPr>
+        <w:t xml:space="preserve"/>
+      </w:r>
+    </w:p>
+    <w:p>
+      <w:pPr>
+        <w:pStyle w:val="ListParagraph"/>
+        <w:numPr>
+          <w:ilvl w:val="0"/>
+          <w:numId w:val="20"/>
+        </w:numPr>
+        <w:spacing w:after="0" w:line="240" w:lineRule="auto"/>
+        <w:ind w:left="357" w:hanging="357"/>
+        <w:rPr>
+          <w:color w:val="0F50FF"/>
+          <w:u w:val="single"/>
+        </w:rPr>
+      </w:pPr>
+      <w:proofErr w:type="gramStart"/>
+      <w:r>
+        <w:rPr>
+          <w:color w:val="0F50FF"/>
+          <w:u w:val="single"/>
+        </w:rPr>
+        <w:t xml:space="preserve">
+          <w:hyperlink r:id="rId269" w:tgtFrame="_blank">
+            <w:r>
+              <w:t xml:space="preserve">Bioactive Compounds of Ginger (Zingiber officinale Roscoe): Antimicrobial Potential and Microalgae-Based Encapsulation Strategies for Combating Biofilms.</w:t>
+            </w:r>
+          </w:hyperlink>
+        </w:t>
+      </w:r>
+    </w:p>
+    <w:p>
+      <w:pPr>
+        <w:spacing w:after="0"/>
+        <w:rPr>
+          <w:color w:val="0F50FF"/>
+          <w:u w:val="single"/>
+        </w:rPr>
+      </w:pPr>
+      <w:r>
+        <w:rPr>
+          <w:color w:val="0F50FF"/>
+          <w:u w:val="single"/>
+        </w:rPr>
+        <w:t xml:space="preserve"/>
+      </w:r>
+    </w:p>
+    <w:p>
+      <w:pPr>
+        <w:pStyle w:val="ListParagraph"/>
+        <w:numPr>
+          <w:ilvl w:val="0"/>
+          <w:numId w:val="20"/>
+        </w:numPr>
+        <w:spacing w:after="0" w:line="240" w:lineRule="auto"/>
+        <w:ind w:left="357" w:hanging="357"/>
+        <w:rPr>
+          <w:color w:val="0F50FF"/>
+          <w:u w:val="single"/>
+        </w:rPr>
+      </w:pPr>
+      <w:proofErr w:type="gramStart"/>
+      <w:r>
+        <w:rPr>
+          <w:color w:val="0F50FF"/>
+          <w:u w:val="single"/>
+        </w:rPr>
+        <w:t xml:space="preserve">
+          <w:hyperlink r:id="rId270" w:tgtFrame="_blank">
+            <w:r>
+              <w:t xml:space="preserve">Investigating biofilm-induced mechanical changes in skin using a biofilm-skin composite model.</w:t>
+            </w:r>
+          </w:hyperlink>
+        </w:t>
+      </w:r>
+    </w:p>
+    <w:p>
+      <w:pPr>
+        <w:spacing w:after="0"/>
+        <w:rPr>
+          <w:color w:val="0F50FF"/>
+          <w:u w:val="single"/>
+        </w:rPr>
+      </w:pPr>
+      <w:r>
+        <w:rPr>
+          <w:color w:val="0F50FF"/>
+          <w:u w:val="single"/>
+        </w:rPr>
+        <w:t xml:space="preserve"/>
+      </w:r>
+    </w:p>
+    <w:p>
+      <w:pPr>
+        <w:pStyle w:val="ListParagraph"/>
+        <w:numPr>
+          <w:ilvl w:val="0"/>
+          <w:numId w:val="20"/>
+        </w:numPr>
+        <w:spacing w:after="0" w:line="240" w:lineRule="auto"/>
+        <w:ind w:left="357" w:hanging="357"/>
+        <w:rPr>
+          <w:color w:val="0F50FF"/>
+          <w:u w:val="single"/>
+        </w:rPr>
+      </w:pPr>
+      <w:proofErr w:type="gramStart"/>
+      <w:r>
+        <w:rPr>
+          <w:color w:val="0F50FF"/>
+          <w:u w:val="single"/>
+        </w:rPr>
+        <w:t xml:space="preserve">
+          <w:hyperlink r:id="rId271" w:tgtFrame="_blank">
+            <w:r>
+              <w:t xml:space="preserve">Molecular characteristics and pathogenicity-associated phenotypes of methicillin-resistant Staphylococcus aureus sequence type 398 clinical isolates from a women and children's hospital in Southwest China.</w:t>
+            </w:r>
+          </w:hyperlink>
+        </w:t>
+      </w:r>
+    </w:p>
+    <w:p>
+      <w:pPr>
+        <w:spacing w:after="0"/>
+        <w:rPr>
+          <w:color w:val="0F50FF"/>
+          <w:u w:val="single"/>
+        </w:rPr>
+      </w:pPr>
+      <w:r>
+        <w:rPr>
+          <w:color w:val="0F50FF"/>
+          <w:u w:val="single"/>
+        </w:rPr>
+        <w:t xml:space="preserve"/>
+      </w:r>
+    </w:p>
+    <w:p>
+      <w:pPr>
+        <w:pStyle w:val="ListParagraph"/>
+        <w:numPr>
+          <w:ilvl w:val="0"/>
+          <w:numId w:val="20"/>
+        </w:numPr>
+        <w:spacing w:after="0" w:line="240" w:lineRule="auto"/>
+        <w:ind w:left="357" w:hanging="357"/>
+        <w:rPr>
+          <w:color w:val="0F50FF"/>
+          <w:u w:val="single"/>
+        </w:rPr>
+      </w:pPr>
+      <w:proofErr w:type="gramStart"/>
+      <w:r>
+        <w:rPr>
+          <w:color w:val="0F50FF"/>
+          <w:u w:val="single"/>
+        </w:rPr>
+        <w:t xml:space="preserve">
+          <w:hyperlink r:id="rId272" w:tgtFrame="_blank">
+            <w:r>
+              <w:t xml:space="preserve">From Natural Product to Topical Antimicrobial Candidate: Evaluating Nigella sativa Seed Oil as a Broad-Spectrum Topical Antimicrobial in Multi-Tiered Preclinical Models.</w:t>
+            </w:r>
+          </w:hyperlink>
+        </w:t>
+      </w:r>
+    </w:p>
+    <w:p>
+      <w:pPr>
+        <w:spacing w:after="0"/>
+        <w:rPr>
+          <w:color w:val="0F50FF"/>
+          <w:u w:val="single"/>
+        </w:rPr>
+      </w:pPr>
+      <w:r>
+        <w:rPr>
+          <w:color w:val="0F50FF"/>
+          <w:u w:val="single"/>
+        </w:rPr>
+        <w:t xml:space="preserve"/>
+      </w:r>
+    </w:p>
+    <w:p>
+      <w:pPr>
+        <w:pStyle w:val="ListParagraph"/>
+        <w:numPr>
+          <w:ilvl w:val="0"/>
+          <w:numId w:val="20"/>
+        </w:numPr>
+        <w:spacing w:after="0" w:line="240" w:lineRule="auto"/>
+        <w:ind w:left="357" w:hanging="357"/>
+        <w:rPr>
+          <w:color w:val="0F50FF"/>
+          <w:u w:val="single"/>
+        </w:rPr>
+      </w:pPr>
+      <w:proofErr w:type="gramStart"/>
+      <w:r>
+        <w:rPr>
+          <w:color w:val="0F50FF"/>
+          <w:u w:val="single"/>
+        </w:rPr>
+        <w:t xml:space="preserve">
+          <w:hyperlink r:id="rId273" w:tgtFrame="_blank">
+            <w:r>
+              <w:t xml:space="preserve">Leciplex Nanocarriers: An Optimized Platform for Thymol Delivery in Acne Management.</w:t>
+            </w:r>
+          </w:hyperlink>
+        </w:t>
+      </w:r>
+    </w:p>
+    <w:p>
+      <w:pPr>
+        <w:spacing w:after="0"/>
+        <w:rPr>
+          <w:color w:val="0F50FF"/>
+          <w:u w:val="single"/>
+        </w:rPr>
+      </w:pPr>
+      <w:r>
+        <w:rPr>
+          <w:color w:val="0F50FF"/>
+          <w:u w:val="single"/>
+        </w:rPr>
+        <w:t xml:space="preserve"/>
+      </w:r>
+    </w:p>
+    <w:p>
+      <w:pPr>
+        <w:pStyle w:val="ListParagraph"/>
+        <w:numPr>
+          <w:ilvl w:val="0"/>
+          <w:numId w:val="20"/>
+        </w:numPr>
+        <w:spacing w:after="0" w:line="240" w:lineRule="auto"/>
+        <w:ind w:left="357" w:hanging="357"/>
+        <w:rPr>
+          <w:color w:val="0F50FF"/>
+          <w:u w:val="single"/>
+        </w:rPr>
+      </w:pPr>
+      <w:proofErr w:type="gramStart"/>
+      <w:r>
+        <w:rPr>
+          <w:color w:val="0F50FF"/>
+          <w:u w:val="single"/>
+        </w:rPr>
+        <w:t xml:space="preserve">
+          <w:hyperlink r:id="rId274" w:tgtFrame="_blank">
+            <w:r>
+              <w:t xml:space="preserve">Proline Potentiates Aminoglycoside Bactericidal Efficacy Against Staphylococcus aureus.</w:t>
+            </w:r>
+          </w:hyperlink>
+        </w:t>
+      </w:r>
+    </w:p>
+    <w:p>
+      <w:pPr>
+        <w:spacing w:after="0"/>
+        <w:rPr>
+          <w:color w:val="0F50FF"/>
+          <w:u w:val="single"/>
+        </w:rPr>
+      </w:pPr>
+      <w:r>
+        <w:rPr>
+          <w:color w:val="0F50FF"/>
+          <w:u w:val="single"/>
+        </w:rPr>
+        <w:t xml:space="preserve"/>
+      </w:r>
+    </w:p>
+    <w:p>
+      <w:pPr>
+        <w:pStyle w:val="ListParagraph"/>
+        <w:numPr>
+          <w:ilvl w:val="0"/>
+          <w:numId w:val="20"/>
+        </w:numPr>
+        <w:spacing w:after="0" w:line="240" w:lineRule="auto"/>
+        <w:ind w:left="357" w:hanging="357"/>
+        <w:rPr>
+          <w:color w:val="0F50FF"/>
+          <w:u w:val="single"/>
+        </w:rPr>
+      </w:pPr>
+      <w:proofErr w:type="gramStart"/>
+      <w:r>
+        <w:rPr>
+          <w:color w:val="0F50FF"/>
+          <w:u w:val="single"/>
+        </w:rPr>
+        <w:t xml:space="preserve">
+          <w:hyperlink r:id="rId275" w:tgtFrame="_blank">
+            <w:r>
+              <w:t xml:space="preserve">Comparative Analysis of Virulence Traits and Fluconazole-Response Mechanisms in Clinical Isolates of Candidozyma auris.</w:t>
+            </w:r>
+          </w:hyperlink>
+        </w:t>
+      </w:r>
+    </w:p>
+    <w:p>
+      <w:pPr>
+        <w:spacing w:after="0"/>
+        <w:rPr>
+          <w:color w:val="0F50FF"/>
+          <w:u w:val="single"/>
+        </w:rPr>
+      </w:pPr>
+      <w:r>
+        <w:rPr>
+          <w:color w:val="0F50FF"/>
+          <w:u w:val="single"/>
+        </w:rPr>
+        <w:t xml:space="preserve"/>
+      </w:r>
+    </w:p>
+    <w:p>
+      <w:pPr>
+        <w:pStyle w:val="ListParagraph"/>
+        <w:numPr>
+          <w:ilvl w:val="0"/>
+          <w:numId w:val="20"/>
+        </w:numPr>
+        <w:spacing w:after="0" w:line="240" w:lineRule="auto"/>
+        <w:ind w:left="357" w:hanging="357"/>
+        <w:rPr>
+          <w:color w:val="0F50FF"/>
+          <w:u w:val="single"/>
+        </w:rPr>
+      </w:pPr>
+      <w:proofErr w:type="gramStart"/>
+      <w:r>
+        <w:rPr>
+          <w:color w:val="0F50FF"/>
+          <w:u w:val="single"/>
+        </w:rPr>
+        <w:t xml:space="preserve">
+          <w:hyperlink r:id="rId276" w:tgtFrame="_blank">
+            <w:r>
+              <w:t xml:space="preserve">Novel Antimicrobial Composites Modified with Nanosilver, CuSO(4), Benzethonium Chloride, and ZnO.</w:t>
+            </w:r>
+          </w:hyperlink>
+        </w:t>
+      </w:r>
+    </w:p>
+    <w:p>
+      <w:pPr>
+        <w:spacing w:after="0"/>
+        <w:rPr>
+          <w:color w:val="0F50FF"/>
+          <w:u w:val="single"/>
+        </w:rPr>
+      </w:pPr>
+      <w:r>
+        <w:rPr>
+          <w:color w:val="0F50FF"/>
+          <w:u w:val="single"/>
+        </w:rPr>
+        <w:t xml:space="preserve"/>
+      </w:r>
+    </w:p>
+    <w:p>
+      <w:pPr>
+        <w:pStyle w:val="ListParagraph"/>
+        <w:numPr>
+          <w:ilvl w:val="0"/>
+          <w:numId w:val="20"/>
+        </w:numPr>
+        <w:spacing w:after="0" w:line="240" w:lineRule="auto"/>
+        <w:ind w:left="357" w:hanging="357"/>
+        <w:rPr>
+          <w:color w:val="0F50FF"/>
+          <w:u w:val="single"/>
+        </w:rPr>
+      </w:pPr>
+      <w:proofErr w:type="gramStart"/>
+      <w:r>
+        <w:rPr>
+          <w:color w:val="0F50FF"/>
+          <w:u w:val="single"/>
+        </w:rPr>
+        <w:t xml:space="preserve">
+          <w:hyperlink r:id="rId277" w:tgtFrame="_blank">
+            <w:r>
+              <w:t xml:space="preserve">Breast Implant Illness and Autoimmune/Inflammatory Syndrome Induced by Adjuvants: Mechanistic Rationale and a Practical Multidisciplinary Diagnostic Algorithm.</w:t>
+            </w:r>
+          </w:hyperlink>
+        </w:t>
+      </w:r>
+    </w:p>
+    <w:p>
+      <w:pPr>
+        <w:spacing w:after="0"/>
+        <w:rPr>
+          <w:color w:val="0F50FF"/>
+          <w:u w:val="single"/>
+        </w:rPr>
+      </w:pPr>
+      <w:r>
+        <w:rPr>
+          <w:color w:val="0F50FF"/>
+          <w:u w:val="single"/>
+        </w:rPr>
+        <w:t xml:space="preserve"/>
+      </w:r>
+    </w:p>
+    <w:p>
+      <w:pPr>
+        <w:pStyle w:val="ListParagraph"/>
+        <w:numPr>
+          <w:ilvl w:val="0"/>
+          <w:numId w:val="20"/>
+        </w:numPr>
+        <w:spacing w:after="0" w:line="240" w:lineRule="auto"/>
+        <w:ind w:left="357" w:hanging="357"/>
+        <w:rPr>
+          <w:color w:val="0F50FF"/>
+          <w:u w:val="single"/>
+        </w:rPr>
+      </w:pPr>
+      <w:proofErr w:type="gramStart"/>
+      <w:r>
+        <w:rPr>
+          <w:color w:val="0F50FF"/>
+          <w:u w:val="single"/>
+        </w:rPr>
+        <w:t xml:space="preserve">
+          <w:hyperlink r:id="rId278" w:tgtFrame="_blank">
+            <w:r>
+              <w:t xml:space="preserve">The Methicillin-Resistant S pseudintermedius Crisis: Are We Out of Options to Treat the Most Common Canine Pathogen?</w:t>
+            </w:r>
+          </w:hyperlink>
+        </w:t>
+      </w:r>
+    </w:p>
+    <w:p>
+      <w:pPr>
+        <w:spacing w:after="0"/>
+        <w:rPr>
+          <w:color w:val="0F50FF"/>
+          <w:u w:val="single"/>
+        </w:rPr>
+      </w:pPr>
+      <w:r>
+        <w:rPr>
+          <w:color w:val="0F50FF"/>
+          <w:u w:val="single"/>
+        </w:rPr>
+        <w:t xml:space="preserve"/>
+      </w:r>
+    </w:p>
+    <w:p>
+      <w:pPr>
+        <w:pStyle w:val="ListParagraph"/>
+        <w:numPr>
+          <w:ilvl w:val="0"/>
+          <w:numId w:val="20"/>
+        </w:numPr>
+        <w:spacing w:after="0" w:line="240" w:lineRule="auto"/>
+        <w:ind w:left="357" w:hanging="357"/>
+        <w:rPr>
+          <w:color w:val="0F50FF"/>
+          <w:u w:val="single"/>
+        </w:rPr>
+      </w:pPr>
+      <w:proofErr w:type="gramStart"/>
+      <w:r>
+        <w:rPr>
+          <w:color w:val="0F50FF"/>
+          <w:u w:val="single"/>
+        </w:rPr>
+        <w:t xml:space="preserve">
+          <w:hyperlink r:id="rId279" w:tgtFrame="_blank">
+            <w:r>
+              <w:t xml:space="preserve">A Natural Deep Eutectic System modulates the inflammatory microenvironment and restores pro-regenerative cell functions in in vitro models of chronic wounds.</w:t>
+            </w:r>
+          </w:hyperlink>
+        </w:t>
+      </w:r>
+    </w:p>
+    <w:p>
+      <w:pPr>
+        <w:spacing w:after="0"/>
+        <w:rPr>
+          <w:color w:val="0F50FF"/>
+          <w:u w:val="single"/>
+        </w:rPr>
+      </w:pPr>
+      <w:r>
+        <w:rPr>
+          <w:color w:val="0F50FF"/>
+          <w:u w:val="single"/>
+        </w:rPr>
+        <w:t xml:space="preserve"/>
+      </w:r>
+    </w:p>
+    <w:p>
+      <w:pPr>
+        <w:pStyle w:val="ListParagraph"/>
+        <w:numPr>
+          <w:ilvl w:val="0"/>
+          <w:numId w:val="20"/>
+        </w:numPr>
+        <w:spacing w:after="0" w:line="240" w:lineRule="auto"/>
+        <w:ind w:left="357" w:hanging="357"/>
+        <w:rPr>
+          <w:color w:val="0F50FF"/>
+          <w:u w:val="single"/>
+        </w:rPr>
+      </w:pPr>
+      <w:proofErr w:type="gramStart"/>
+      <w:r>
+        <w:rPr>
+          <w:color w:val="0F50FF"/>
+          <w:u w:val="single"/>
+        </w:rPr>
+        <w:t xml:space="preserve">
+          <w:hyperlink r:id="rId280" w:tgtFrame="_blank">
+            <w:r>
+              <w:t xml:space="preserve">Discovery of guanidinium salt incorporating cinnamic acid skeleton as new antibacterial agents against Gram-positive bacteria.</w:t>
+            </w:r>
+          </w:hyperlink>
+        </w:t>
+      </w:r>
+    </w:p>
+    <w:p>
+      <w:pPr>
+        <w:spacing w:after="0"/>
+        <w:rPr>
+          <w:color w:val="0F50FF"/>
+          <w:u w:val="single"/>
+        </w:rPr>
+      </w:pPr>
+      <w:r>
+        <w:rPr>
+          <w:color w:val="0F50FF"/>
+          <w:u w:val="single"/>
+        </w:rPr>
+        <w:t xml:space="preserve"/>
+      </w:r>
+    </w:p>
+    <w:p>
+      <w:pPr>
+        <w:pStyle w:val="ListParagraph"/>
+        <w:numPr>
+          <w:ilvl w:val="0"/>
+          <w:numId w:val="20"/>
+        </w:numPr>
+        <w:spacing w:after="0" w:line="240" w:lineRule="auto"/>
+        <w:ind w:left="357" w:hanging="357"/>
+        <w:rPr>
+          <w:color w:val="0F50FF"/>
+          <w:u w:val="single"/>
+        </w:rPr>
+      </w:pPr>
+      <w:proofErr w:type="gramStart"/>
+      <w:r>
+        <w:rPr>
+          <w:color w:val="0F50FF"/>
+          <w:u w:val="single"/>
+        </w:rPr>
+        <w:t xml:space="preserve">
+          <w:hyperlink r:id="rId281" w:tgtFrame="_blank">
+            <w:r>
+              <w:t xml:space="preserve">Imaging Staphylococcus aureus biofilms in vivo reveals neutrophil exclusion by PNAG exopolysaccharide.</w:t>
             </w:r>
           </w:hyperlink>
         </w:t>
@@ -7218,9 +7398,9 @@
           <w:u w:val="single"/>
         </w:rPr>
         <w:t xml:space="preserve">
-          <w:hyperlink r:id="rId160" w:tgtFrame="_blank">
-            <w:r>
-              <w:t xml:space="preserve">Association between Staphylococcus aureus colonization and clinical improvement in pediatric atopic dermatitis treated with dupilumab: a pilot study.</w:t>
+          <w:hyperlink r:id="rId284" w:tgtFrame="_blank">
+            <w:r>
+              <w:t xml:space="preserve">Clinical and molecular improvements in pediatric patients with atopic dermatitis treated with dupilumab: an analysis from the TREATKids registry.</w:t>
             </w:r>
           </w:hyperlink>
         </w:t>
@@ -7263,9 +7443,9 @@
           <w:u w:val="single"/>
         </w:rPr>
         <w:t xml:space="preserve">
-          <w:hyperlink r:id="rId161" w:tgtFrame="_blank">
-            <w:r>
-              <w:t xml:space="preserve">Extracellular vesicles in atopic dermatitis: unraveling pathogenic mediators and engineering therapeutic vectors.</w:t>
+          <w:hyperlink r:id="rId285" w:tgtFrame="_blank">
+            <w:r>
+              <w:t xml:space="preserve">mSphere of Influence: Understanding atopic disease through the dynamics of skin-microbe interactions.</w:t>
             </w:r>
           </w:hyperlink>
         </w:t>
@@ -7308,9 +7488,9 @@
           <w:u w:val="single"/>
         </w:rPr>
         <w:t xml:space="preserve">
-          <w:hyperlink r:id="rId162" w:tgtFrame="_blank">
-            <w:r>
-              <w:t xml:space="preserve">The role of neutrophils and neutrophil extracellular traps in Staphylococcus aureus colonization in healthy and inflamed skin.</w:t>
+          <w:hyperlink r:id="rId286" w:tgtFrame="_blank">
+            <w:r>
+              <w:t xml:space="preserve">Malignant T Cells Operate at the Edge of Redox Tolerance and Propagate Oxidative Stress in Cutaneous T-Cell Lymphoma.</w:t>
             </w:r>
           </w:hyperlink>
         </w:t>
@@ -7353,9 +7533,9 @@
           <w:u w:val="single"/>
         </w:rPr>
         <w:t xml:space="preserve">
-          <w:hyperlink r:id="rId163" w:tgtFrame="_blank">
-            <w:r>
-              <w:t xml:space="preserve">S. aureus colonization and clinical symptoms remain stable upon topical XZ.700 treatment: Results of a double-blind randomized clinical trial in patients with mild to moderate atopic dermatitis.</w:t>
+          <w:hyperlink r:id="rId287" w:tgtFrame="_blank">
+            <w:r>
+              <w:t xml:space="preserve">Application of Acupuncture in the Management of Skin Diseases: A Review from the Perspective of the Microbiome.</w:t>
             </w:r>
           </w:hyperlink>
         </w:t>
@@ -7398,9 +7578,9 @@
           <w:u w:val="single"/>
         </w:rPr>
         <w:t xml:space="preserve">
-          <w:hyperlink r:id="rId164" w:tgtFrame="_blank">
-            <w:r>
-              <w:t xml:space="preserve">Antibacterial activity of glycerol monolaurate formulated in petrolatum.</w:t>
+          <w:hyperlink r:id="rId288" w:tgtFrame="_blank">
+            <w:r>
+              <w:t xml:space="preserve">Paradoxical systemic manifestations from right-sided infective endocarditis via a transient intrapulmonary shunt: a case report.</w:t>
             </w:r>
           </w:hyperlink>
         </w:t>
@@ -7443,9 +7623,9 @@
           <w:u w:val="single"/>
         </w:rPr>
         <w:t xml:space="preserve">
-          <w:hyperlink r:id="rId165" w:tgtFrame="_blank">
-            <w:r>
-              <w:t xml:space="preserve">Staphylococcus aureus serine protease-like protein B elicits a type 1/type 2 immune response in atopic dermatitis patients.</w:t>
+          <w:hyperlink r:id="rId289" w:tgtFrame="_blank">
+            <w:r>
+              <w:t xml:space="preserve">Management of Infected, Non-Responsive Atopic Dermatitis in a Romanian Center.</w:t>
             </w:r>
           </w:hyperlink>
         </w:t>
@@ -7488,9 +7668,9 @@
           <w:u w:val="single"/>
         </w:rPr>
         <w:t xml:space="preserve">
-          <w:hyperlink r:id="rId166" w:tgtFrame="_blank">
-            <w:r>
-              <w:t xml:space="preserve">Early-Onset Severe Atopic Dermatitis With Hyper-IgE Overlap in a Child With a Heterozygous FLG Variant: A Case Report.</w:t>
+          <w:hyperlink r:id="rId290" w:tgtFrame="_blank">
+            <w:r>
+              <w:t xml:space="preserve">Septic shock due to a ruptured ovarian abscess caused by hematogenous Staphylococcus aureus infection in a sexually inactive woman with atopic dermatitis: a case report.</w:t>
             </w:r>
           </w:hyperlink>
         </w:t>
@@ -7533,9 +7713,99 @@
           <w:u w:val="single"/>
         </w:rPr>
         <w:t xml:space="preserve">
-          <w:hyperlink r:id="rId167" w:tgtFrame="_blank">
-            <w:r>
-              <w:t xml:space="preserve">An Ex Vivo 'Leaky Skin' Model to Study Early Events Induced by Staphylococcus aureus Protease.</w:t>
+          <w:hyperlink r:id="rId291" w:tgtFrame="_blank">
+            <w:r>
+              <w:t xml:space="preserve">The Dermatologic Burden of Flooding: A Systematic Review of Epidemiology, Clinical Manifestations, and Management in a Warming World.</w:t>
+            </w:r>
+          </w:hyperlink>
+        </w:t>
+      </w:r>
+    </w:p>
+    <w:p>
+      <w:pPr>
+        <w:spacing w:after="0"/>
+        <w:rPr>
+          <w:color w:val="0F50FF"/>
+          <w:u w:val="single"/>
+        </w:rPr>
+      </w:pPr>
+      <w:r>
+        <w:rPr>
+          <w:color w:val="0F50FF"/>
+          <w:u w:val="single"/>
+        </w:rPr>
+        <w:t xml:space="preserve"/>
+      </w:r>
+    </w:p>
+    <w:p>
+      <w:pPr>
+        <w:pStyle w:val="ListParagraph"/>
+        <w:numPr>
+          <w:ilvl w:val="0"/>
+          <w:numId w:val="21"/>
+        </w:numPr>
+        <w:spacing w:after="0" w:line="240" w:lineRule="auto"/>
+        <w:ind w:left="357" w:hanging="357"/>
+        <w:rPr>
+          <w:color w:val="0F50FF"/>
+          <w:u w:val="single"/>
+        </w:rPr>
+      </w:pPr>
+      <w:proofErr w:type="gramStart"/>
+      <w:r>
+        <w:rPr>
+          <w:color w:val="0F50FF"/>
+          <w:u w:val="single"/>
+        </w:rPr>
+        <w:t xml:space="preserve">
+          <w:hyperlink r:id="rId292" w:tgtFrame="_blank">
+            <w:r>
+              <w:t xml:space="preserve">NK Cell Disfunction in Atopic Dermatitis: A Missing Link Between Type 2 Inflammation, Microbial Dysbiosis and Antiviral Immunity.</w:t>
+            </w:r>
+          </w:hyperlink>
+        </w:t>
+      </w:r>
+    </w:p>
+    <w:p>
+      <w:pPr>
+        <w:spacing w:after="0"/>
+        <w:rPr>
+          <w:color w:val="0F50FF"/>
+          <w:u w:val="single"/>
+        </w:rPr>
+      </w:pPr>
+      <w:r>
+        <w:rPr>
+          <w:color w:val="0F50FF"/>
+          <w:u w:val="single"/>
+        </w:rPr>
+        <w:t xml:space="preserve"/>
+      </w:r>
+    </w:p>
+    <w:p>
+      <w:pPr>
+        <w:pStyle w:val="ListParagraph"/>
+        <w:numPr>
+          <w:ilvl w:val="0"/>
+          <w:numId w:val="21"/>
+        </w:numPr>
+        <w:spacing w:after="0" w:line="240" w:lineRule="auto"/>
+        <w:ind w:left="357" w:hanging="357"/>
+        <w:rPr>
+          <w:color w:val="0F50FF"/>
+          <w:u w:val="single"/>
+        </w:rPr>
+      </w:pPr>
+      <w:proofErr w:type="gramStart"/>
+      <w:r>
+        <w:rPr>
+          <w:color w:val="0F50FF"/>
+          <w:u w:val="single"/>
+        </w:rPr>
+        <w:t xml:space="preserve">
+          <w:hyperlink r:id="rId293" w:tgtFrame="_blank">
+            <w:r>
+              <w:t xml:space="preserve">Ceramides and the Defective Barrier in Atopic Dermatitis.</w:t>
             </w:r>
           </w:hyperlink>
         </w:t>
@@ -7614,9 +7884,9 @@
           <w:u w:val="single"/>
         </w:rPr>
         <w:t xml:space="preserve">
-          <w:hyperlink r:id="rId190" w:tgtFrame="_blank">
-            <w:r>
-              <w:t xml:space="preserve">Antimicrobial activity and toxicological evaluation of didecyldimethyl-ammonium chloride complexed with fatty alcohol ethoxylate.</w:t>
+          <w:hyperlink r:id="rId12" w:tgtFrame="_blank">
+            <w:r>
+              <w:t xml:space="preserve">A transcription factor modulates dermal architecture to generate structural and pigment color diversity in lizards.</w:t>
             </w:r>
           </w:hyperlink>
         </w:t>
@@ -7659,9 +7929,9 @@
           <w:u w:val="single"/>
         </w:rPr>
         <w:t xml:space="preserve">
-          <w:hyperlink r:id="rId191" w:tgtFrame="_blank">
-            <w:r>
-              <w:t xml:space="preserve">Human dermal fibroblast-derived factors from sequential DENV-2 and ZIKV coinfection drive dendritic cell maturation and antiviral responses.</w:t>
+          <w:hyperlink r:id="rId13" w:tgtFrame="_blank">
+            <w:r>
+              <w:t xml:space="preserve">Interplay between Thermal Contact and Hormonal Activity: A Kinetic Analysis on Smartphone-Induced Endocrine Disruption.</w:t>
             </w:r>
           </w:hyperlink>
         </w:t>
@@ -7704,9 +7974,9 @@
           <w:u w:val="single"/>
         </w:rPr>
         <w:t xml:space="preserve">
-          <w:hyperlink r:id="rId192" w:tgtFrame="_blank">
-            <w:r>
-              <w:t xml:space="preserve">Rare Complications in Crohn's Disease: Diagnostic and Therapeutic Challenge of Dermal Abscesses Caused by Nontuberculous Mycobacteria Following Infliximab Therapy, and Fluoroquinolone-Related Achilles Tendon Rupture.</w:t>
+          <w:hyperlink r:id="rId14" w:tgtFrame="_blank">
+            <w:r>
+              <w:t xml:space="preserve">Urinary Volatile Organic Compound Metabolites Are Associated With MASLD/MASH in Humans and Induce Steatosis in Liver Organoids.</w:t>
             </w:r>
           </w:hyperlink>
         </w:t>
@@ -7749,9 +8019,9 @@
           <w:u w:val="single"/>
         </w:rPr>
         <w:t xml:space="preserve">
-          <w:hyperlink r:id="rId193" w:tgtFrame="_blank">
-            <w:r>
-              <w:t xml:space="preserve">Anti-Photoaging and Anti-Melanogenic Effects of a Novel Lactiplantibacillus plantarum RKBP Isolated from Giant Centella asiatica.</w:t>
+          <w:hyperlink r:id="rId15" w:tgtFrame="_blank">
+            <w:r>
+              <w:t xml:space="preserve">Assessment of Air Pollution in Hai Phong City (Vietnam) Using Lichens as Biomonitors.</w:t>
             </w:r>
           </w:hyperlink>
         </w:t>
@@ -7794,9 +8064,9 @@
           <w:u w:val="single"/>
         </w:rPr>
         <w:t xml:space="preserve">
-          <w:hyperlink r:id="rId194" w:tgtFrame="_blank">
-            <w:r>
-              <w:t xml:space="preserve">Bioactivity and textile dyeing potential of pigments produced by Arcopilus cupreus T8.</w:t>
+          <w:hyperlink r:id="rId16" w:tgtFrame="_blank">
+            <w:r>
+              <w:t xml:space="preserve">Light, melanin, and the microbial clock: Rewiring the gut-brain-skin axis.</w:t>
             </w:r>
           </w:hyperlink>
         </w:t>
@@ -7839,9 +8109,9 @@
           <w:u w:val="single"/>
         </w:rPr>
         <w:t xml:space="preserve">
-          <w:hyperlink r:id="rId195" w:tgtFrame="_blank">
-            <w:r>
-              <w:t xml:space="preserve">Pyoderma gangrenosum caused by the molecular uncoupling of OTULIN catalytic activity and LUBAC binding.</w:t>
+          <w:hyperlink r:id="rId17" w:tgtFrame="_blank">
+            <w:r>
+              <w:t xml:space="preserve">A smarter dermal filler: Antimicrobial protection and collagen stimulation with niacinamide.</w:t>
             </w:r>
           </w:hyperlink>
         </w:t>
@@ -7884,9 +8154,9 @@
           <w:u w:val="single"/>
         </w:rPr>
         <w:t xml:space="preserve">
-          <w:hyperlink r:id="rId196" w:tgtFrame="_blank">
-            <w:r>
-              <w:t xml:space="preserve">Classification of High- and Low-Risk Patients With Dermal Leiomyosarcoma: An Exploratory Nationwide Cohort Study.</w:t>
+          <w:hyperlink r:id="rId18" w:tgtFrame="_blank">
+            <w:r>
+              <w:t xml:space="preserve">Haemophilus influenzae type B (Hib) necrotizing soft tissue infection (NSTI) in a vaccinated 16-month-old Inuit boy: a case report.</w:t>
             </w:r>
           </w:hyperlink>
         </w:t>
@@ -7929,9 +8199,9 @@
           <w:u w:val="single"/>
         </w:rPr>
         <w:t xml:space="preserve">
-          <w:hyperlink r:id="rId197" w:tgtFrame="_blank">
-            <w:r>
-              <w:t xml:space="preserve">Microscopic Fungi as Sources of Natural UV-Protective Compounds.</w:t>
+          <w:hyperlink r:id="rId19" w:tgtFrame="_blank">
+            <w:r>
+              <w:t xml:space="preserve">Tremella fuciformis Extract Evokes Similar Effect as Hyaluronic Acid on Wound Healing but Through Different Mechanisms in Human Dermal Fibroblasts.</w:t>
             </w:r>
           </w:hyperlink>
         </w:t>
@@ -7974,9 +8244,9 @@
           <w:u w:val="single"/>
         </w:rPr>
         <w:t xml:space="preserve">
-          <w:hyperlink r:id="rId198" w:tgtFrame="_blank">
-            <w:r>
-              <w:t xml:space="preserve">Isolation and characterization of a Staphylococcus aureus-lytic jumbo phage LY01 and its local therapeutic efficacy in a porcine dermatitis model.</w:t>
+          <w:hyperlink r:id="rId20" w:tgtFrame="_blank">
+            <w:r>
+              <w:t xml:space="preserve">Novasomal Gel for Enhanced Dermal Delivery and Antibacterial Efficacy of Cinnamic Acid.</w:t>
             </w:r>
           </w:hyperlink>
         </w:t>
@@ -8019,9 +8289,9 @@
           <w:u w:val="single"/>
         </w:rPr>
         <w:t xml:space="preserve">
-          <w:hyperlink r:id="rId199" w:tgtFrame="_blank">
-            <w:r>
-              <w:t xml:space="preserve">Langerhans cell control of early-life dermal lymphatic development shapes adult immunity.</w:t>
+          <w:hyperlink r:id="rId21" w:tgtFrame="_blank">
+            <w:r>
+              <w:t xml:space="preserve">TLR7 signaling aggravates lung inflammation associated with increased anti-Scl-70 autoantibody production in murine bleomycin-induced systemic sclerosis.</w:t>
             </w:r>
           </w:hyperlink>
         </w:t>
@@ -8064,9 +8334,9 @@
           <w:u w:val="single"/>
         </w:rPr>
         <w:t xml:space="preserve">
-          <w:hyperlink r:id="rId200" w:tgtFrame="_blank">
-            <w:r>
-              <w:t xml:space="preserve">Mucoadhesive Nanostructured Lipid Carriers of Ketoconazole for Enhanced Dermal Delivery and Antifungal Activity: Formulation Optimization and In Vivo Evaluation.</w:t>
+          <w:hyperlink r:id="rId22" w:tgtFrame="_blank">
+            <w:r>
+              <w:t xml:space="preserve">Scalp microbiome in male androgenetic alopecia: 16S rRNA sequencing-based clinical characterization, mouse model validation, and effects on hair follicle cells.</w:t>
             </w:r>
           </w:hyperlink>
         </w:t>
@@ -8109,9 +8379,9 @@
           <w:u w:val="single"/>
         </w:rPr>
         <w:t xml:space="preserve">
-          <w:hyperlink r:id="rId201" w:tgtFrame="_blank">
-            <w:r>
-              <w:t xml:space="preserve">A Rapid 3D Melanoma-Skin Organoid for High-Throughput Assessment of Tumor Dynamics and Drug Response.</w:t>
+          <w:hyperlink r:id="rId23" w:tgtFrame="_blank">
+            <w:r>
+              <w:t xml:space="preserve">Microplastics, the gut microbiome and ageing: mechanisms and intervention strategies.</w:t>
             </w:r>
           </w:hyperlink>
         </w:t>
@@ -8154,9 +8424,9 @@
           <w:u w:val="single"/>
         </w:rPr>
         <w:t xml:space="preserve">
-          <w:hyperlink r:id="rId202" w:tgtFrame="_blank">
-            <w:r>
-              <w:t xml:space="preserve">Biochemical Changes and Molecular Mechanisms Mediated by Sulfur Dioxide in Healthy Skin and Dermatological Disorders.</w:t>
+          <w:hyperlink r:id="rId24" w:tgtFrame="_blank">
+            <w:r>
+              <w:t xml:space="preserve">An in silico analysis of costunolide with specifically identified receptor proteins related to diabetes mellitus.</w:t>
             </w:r>
           </w:hyperlink>
         </w:t>
@@ -8199,9 +8469,189 @@
           <w:u w:val="single"/>
         </w:rPr>
         <w:t xml:space="preserve">
-          <w:hyperlink r:id="rId203" w:tgtFrame="_blank">
-            <w:r>
-              <w:t xml:space="preserve">Fabrication and evaluation of chitosan/gelatin/PVA nanofiber incorporating Dihydroartemisinin for wound healing applications: An in vitro, in vivo study.</w:t>
+          <w:hyperlink r:id="rId25" w:tgtFrame="_blank">
+            <w:r>
+              <w:t xml:space="preserve">Water Soluble-Nitrogenous Secondary Metabolites From Talaromyces annesophieae MD2 Exhibit Anti-Bacterial, Anti-Cancer, Anti-Oxidant, and Cytoprotective Activities.</w:t>
+            </w:r>
+          </w:hyperlink>
+        </w:t>
+      </w:r>
+    </w:p>
+    <w:p>
+      <w:pPr>
+        <w:spacing w:after="0"/>
+        <w:rPr>
+          <w:color w:val="0F50FF"/>
+          <w:u w:val="single"/>
+        </w:rPr>
+      </w:pPr>
+      <w:r>
+        <w:rPr>
+          <w:color w:val="0F50FF"/>
+          <w:u w:val="single"/>
+        </w:rPr>
+        <w:t xml:space="preserve"/>
+      </w:r>
+    </w:p>
+    <w:p>
+      <w:pPr>
+        <w:pStyle w:val="ListParagraph"/>
+        <w:numPr>
+          <w:ilvl w:val="0"/>
+          <w:numId w:val="22"/>
+        </w:numPr>
+        <w:spacing w:after="0" w:line="240" w:lineRule="auto"/>
+        <w:ind w:left="357" w:hanging="357"/>
+        <w:rPr>
+          <w:color w:val="0F50FF"/>
+          <w:u w:val="single"/>
+        </w:rPr>
+      </w:pPr>
+      <w:proofErr w:type="gramStart"/>
+      <w:r>
+        <w:rPr>
+          <w:color w:val="0F50FF"/>
+          <w:u w:val="single"/>
+        </w:rPr>
+        <w:t xml:space="preserve">
+          <w:hyperlink r:id="rId26" w:tgtFrame="_blank">
+            <w:r>
+              <w:t xml:space="preserve">Spindle Cell Squamous Cell Carcinoma Arising in a Chronic Burn Scar: A Case Report and Literature Review of Diagnostic Pitfalls and Oncologic Management Considerations.</w:t>
+            </w:r>
+          </w:hyperlink>
+        </w:t>
+      </w:r>
+    </w:p>
+    <w:p>
+      <w:pPr>
+        <w:spacing w:after="0"/>
+        <w:rPr>
+          <w:color w:val="0F50FF"/>
+          <w:u w:val="single"/>
+        </w:rPr>
+      </w:pPr>
+      <w:r>
+        <w:rPr>
+          <w:color w:val="0F50FF"/>
+          <w:u w:val="single"/>
+        </w:rPr>
+        <w:t xml:space="preserve"/>
+      </w:r>
+    </w:p>
+    <w:p>
+      <w:pPr>
+        <w:pStyle w:val="ListParagraph"/>
+        <w:numPr>
+          <w:ilvl w:val="0"/>
+          <w:numId w:val="22"/>
+        </w:numPr>
+        <w:spacing w:after="0" w:line="240" w:lineRule="auto"/>
+        <w:ind w:left="357" w:hanging="357"/>
+        <w:rPr>
+          <w:color w:val="0F50FF"/>
+          <w:u w:val="single"/>
+        </w:rPr>
+      </w:pPr>
+      <w:proofErr w:type="gramStart"/>
+      <w:r>
+        <w:rPr>
+          <w:color w:val="0F50FF"/>
+          <w:u w:val="single"/>
+        </w:rPr>
+        <w:t xml:space="preserve">
+          <w:hyperlink r:id="rId27" w:tgtFrame="_blank">
+            <w:r>
+              <w:t xml:space="preserve">Role of chemokines and their receptors in lesional CD8⁺ T cell homing in Indian Post-Kala-Azar Dermal Leishmaniasis.</w:t>
+            </w:r>
+          </w:hyperlink>
+        </w:t>
+      </w:r>
+    </w:p>
+    <w:p>
+      <w:pPr>
+        <w:spacing w:after="0"/>
+        <w:rPr>
+          <w:color w:val="0F50FF"/>
+          <w:u w:val="single"/>
+        </w:rPr>
+      </w:pPr>
+      <w:r>
+        <w:rPr>
+          <w:color w:val="0F50FF"/>
+          <w:u w:val="single"/>
+        </w:rPr>
+        <w:t xml:space="preserve"/>
+      </w:r>
+    </w:p>
+    <w:p>
+      <w:pPr>
+        <w:pStyle w:val="ListParagraph"/>
+        <w:numPr>
+          <w:ilvl w:val="0"/>
+          <w:numId w:val="22"/>
+        </w:numPr>
+        <w:spacing w:after="0" w:line="240" w:lineRule="auto"/>
+        <w:ind w:left="357" w:hanging="357"/>
+        <w:rPr>
+          <w:color w:val="0F50FF"/>
+          <w:u w:val="single"/>
+        </w:rPr>
+      </w:pPr>
+      <w:proofErr w:type="gramStart"/>
+      <w:r>
+        <w:rPr>
+          <w:color w:val="0F50FF"/>
+          <w:u w:val="single"/>
+        </w:rPr>
+        <w:t xml:space="preserve">
+          <w:hyperlink r:id="rId28" w:tgtFrame="_blank">
+            <w:r>
+              <w:t xml:space="preserve">Antibacterial Mechanisms and Skin-Protective Activities of Syzygium nervosum Leaf Extracts from Different Geographical Origins.</w:t>
+            </w:r>
+          </w:hyperlink>
+        </w:t>
+      </w:r>
+    </w:p>
+    <w:p>
+      <w:pPr>
+        <w:spacing w:after="0"/>
+        <w:rPr>
+          <w:color w:val="0F50FF"/>
+          <w:u w:val="single"/>
+        </w:rPr>
+      </w:pPr>
+      <w:r>
+        <w:rPr>
+          <w:color w:val="0F50FF"/>
+          <w:u w:val="single"/>
+        </w:rPr>
+        <w:t xml:space="preserve"/>
+      </w:r>
+    </w:p>
+    <w:p>
+      <w:pPr>
+        <w:pStyle w:val="ListParagraph"/>
+        <w:numPr>
+          <w:ilvl w:val="0"/>
+          <w:numId w:val="22"/>
+        </w:numPr>
+        <w:spacing w:after="0" w:line="240" w:lineRule="auto"/>
+        <w:ind w:left="357" w:hanging="357"/>
+        <w:rPr>
+          <w:color w:val="0F50FF"/>
+          <w:u w:val="single"/>
+        </w:rPr>
+      </w:pPr>
+      <w:proofErr w:type="gramStart"/>
+      <w:r>
+        <w:rPr>
+          <w:color w:val="0F50FF"/>
+          <w:u w:val="single"/>
+        </w:rPr>
+        <w:t xml:space="preserve">
+          <w:hyperlink r:id="rId29" w:tgtFrame="_blank">
+            <w:r>
+              <w:t xml:space="preserve">Formulation, Characterization, and Preliminary In Vitro Evaluation of Letrozole Incorporated Eudragit® RS 100 Nanoparticles Using HepG2 Cells.</w:t>
             </w:r>
           </w:hyperlink>
         </w:t>
@@ -8279,9 +8729,9 @@
           <w:u w:val="single"/>
         </w:rPr>
         <w:t xml:space="preserve">
-          <w:hyperlink r:id="rId151" w:tgtFrame="_blank">
-            <w:r>
-              <w:t xml:space="preserve">Mupirocin 2% ointment should be included in the treatment armamentarium for balanitis circumscripta plasmacellularis.</w:t>
+          <w:hyperlink r:id="rId30" w:tgtFrame="_blank">
+            <w:r>
+              <w:t xml:space="preserve">A multi-functional microneedle patch loaded with mupirocin and L-arginine nanoparticles for enhancing antibacterial activity, anti-inflammation and diabetic wound healing.</w:t>
             </w:r>
           </w:hyperlink>
         </w:t>
@@ -8324,9 +8774,9 @@
           <w:u w:val="single"/>
         </w:rPr>
         <w:t xml:space="preserve">
-          <w:hyperlink r:id="rId152" w:tgtFrame="_blank">
-            <w:r>
-              <w:t xml:space="preserve">Correction: The combination of mupirocin and Kayvirus broadens the decolonization effect against Staphylococcus aureus.</w:t>
+          <w:hyperlink r:id="rId31" w:tgtFrame="_blank">
+            <w:r>
+              <w:t xml:space="preserve">Mupirocin-mediated downregulation of claudin-14 enhances chemosensitivity in human colorectal cancer cells.</w:t>
             </w:r>
           </w:hyperlink>
         </w:t>
@@ -8369,9 +8819,9 @@
           <w:u w:val="single"/>
         </w:rPr>
         <w:t xml:space="preserve">
-          <w:hyperlink r:id="rId153" w:tgtFrame="_blank">
-            <w:r>
-              <w:t xml:space="preserve">Mupirocin Nasal Irrigation Following Endoscopic Sinus Surgery: A Prospective, Double-Blinded, Placebo-Controlled Trial.</w:t>
+          <w:hyperlink r:id="rId32" w:tgtFrame="_blank">
+            <w:r>
+              <w:t xml:space="preserve">Preparation and evaluation of the effect of hydrogel containing Cedrus and mupirocin and application as a wound healing accelerator.</w:t>
             </w:r>
           </w:hyperlink>
         </w:t>
@@ -8414,9 +8864,9 @@
           <w:u w:val="single"/>
         </w:rPr>
         <w:t xml:space="preserve">
-          <w:hyperlink r:id="rId154" w:tgtFrame="_blank">
-            <w:r>
-              <w:t xml:space="preserve">Clinical Rel mutations that increase basal (p)ppGpp promote conjugal transfer of staphylococcal resistance plasmids.</w:t>
+          <w:hyperlink r:id="rId33" w:tgtFrame="_blank">
+            <w:r>
+              <w:t xml:space="preserve">Whole-body decolonisation policies and Staphylococcus aureus bacteraemia rates in acute hospitals in England: a national cross-sectional survey.</w:t>
             </w:r>
           </w:hyperlink>
         </w:t>
@@ -8459,9 +8909,9 @@
           <w:u w:val="single"/>
         </w:rPr>
         <w:t xml:space="preserve">
-          <w:hyperlink r:id="rId155" w:tgtFrame="_blank">
-            <w:r>
-              <w:t xml:space="preserve">Targeting the stringent response alters gene expression and extracellular vesicle RNA in Staphylococcus aureus.</w:t>
+          <w:hyperlink r:id="rId34" w:tgtFrame="_blank">
+            <w:r>
+              <w:t xml:space="preserve">Antibiotic Prophylaxis and Surgical Site Infections in Septoplasty.</w:t>
             </w:r>
           </w:hyperlink>
         </w:t>
@@ -8504,9 +8954,9 @@
           <w:u w:val="single"/>
         </w:rPr>
         <w:t xml:space="preserve">
-          <w:hyperlink r:id="rId156" w:tgtFrame="_blank">
-            <w:r>
-              <w:t xml:space="preserve">Dual antibacterial and pro-healing effects of thymoquinone in an experimental infected diabetic wound model.</w:t>
+          <w:hyperlink r:id="rId35" w:tgtFrame="_blank">
+            <w:r>
+              <w:t xml:space="preserve">In-silico analysis of Bifidobacterium bifidum strain 900791 genome in the context of the B. bifidum pangenome.</w:t>
             </w:r>
           </w:hyperlink>
         </w:t>
@@ -8549,9 +8999,9 @@
           <w:u w:val="single"/>
         </w:rPr>
         <w:t xml:space="preserve">
-          <w:hyperlink r:id="rId157" w:tgtFrame="_blank">
-            <w:r>
-              <w:t xml:space="preserve">Epidermicin NI01 demonstrates potent in vivo activity in a murine model of methicillin-resistant Staphylococcus aureus skin infection.</w:t>
+          <w:hyperlink r:id="rId36" w:tgtFrame="_blank">
+            <w:r>
+              <w:t xml:space="preserve">A process-free setup for the preparation of probiotic-loaded electrospun mat as a tailored dressing.</w:t>
             </w:r>
           </w:hyperlink>
         </w:t>
@@ -8594,9 +9044,9 @@
           <w:u w:val="single"/>
         </w:rPr>
         <w:t xml:space="preserve">
-          <w:hyperlink r:id="rId158" w:tgtFrame="_blank">
-            <w:r>
-              <w:t xml:space="preserve">Mutasynthesis and Antibiotic Activity of Mupirocin Analogues.</w:t>
+          <w:hyperlink r:id="rId37" w:tgtFrame="_blank">
+            <w:r>
+              <w:t xml:space="preserve">Recurrent tragal abscess associated with frequent in-ear headphone use: a case report.</w:t>
             </w:r>
           </w:hyperlink>
         </w:t>
@@ -8639,9 +9089,144 @@
           <w:u w:val="single"/>
         </w:rPr>
         <w:t xml:space="preserve">
-          <w:hyperlink r:id="rId159" w:tgtFrame="_blank">
-            <w:r>
-              <w:t xml:space="preserve">Genomic diversity and topical antimicrobial resistance in Staphylococcus aureus from clinical and carriage populations in the New York-New Jersey region.</w:t>
+          <w:hyperlink r:id="rId38" w:tgtFrame="_blank">
+            <w:r>
+              <w:t xml:space="preserve">Susceptibility of Staphylococcus aureus Strains Isolated from Blood Cultures Between 2024 and 2025: A Single-Center Study.</w:t>
+            </w:r>
+          </w:hyperlink>
+        </w:t>
+      </w:r>
+    </w:p>
+    <w:p>
+      <w:pPr>
+        <w:spacing w:after="0"/>
+        <w:rPr>
+          <w:color w:val="0F50FF"/>
+          <w:u w:val="single"/>
+        </w:rPr>
+      </w:pPr>
+      <w:r>
+        <w:rPr>
+          <w:color w:val="0F50FF"/>
+          <w:u w:val="single"/>
+        </w:rPr>
+        <w:t xml:space="preserve"/>
+      </w:r>
+    </w:p>
+    <w:p>
+      <w:pPr>
+        <w:pStyle w:val="ListParagraph"/>
+        <w:numPr>
+          <w:ilvl w:val="0"/>
+          <w:numId w:val="23"/>
+        </w:numPr>
+        <w:spacing w:after="0" w:line="240" w:lineRule="auto"/>
+        <w:ind w:left="357" w:hanging="357"/>
+        <w:rPr>
+          <w:color w:val="0F50FF"/>
+          <w:u w:val="single"/>
+        </w:rPr>
+      </w:pPr>
+      <w:proofErr w:type="gramStart"/>
+      <w:r>
+        <w:rPr>
+          <w:color w:val="0F50FF"/>
+          <w:u w:val="single"/>
+        </w:rPr>
+        <w:t xml:space="preserve">
+          <w:hyperlink r:id="rId39" w:tgtFrame="_blank">
+            <w:r>
+              <w:t xml:space="preserve">Cold atmospheric plasma mediates antibiofilm activity and sensitization to further plasma and antibiotic challenges against Staphylococcus aureus.</w:t>
+            </w:r>
+          </w:hyperlink>
+        </w:t>
+      </w:r>
+    </w:p>
+    <w:p>
+      <w:pPr>
+        <w:spacing w:after="0"/>
+        <w:rPr>
+          <w:color w:val="0F50FF"/>
+          <w:u w:val="single"/>
+        </w:rPr>
+      </w:pPr>
+      <w:r>
+        <w:rPr>
+          <w:color w:val="0F50FF"/>
+          <w:u w:val="single"/>
+        </w:rPr>
+        <w:t xml:space="preserve"/>
+      </w:r>
+    </w:p>
+    <w:p>
+      <w:pPr>
+        <w:pStyle w:val="ListParagraph"/>
+        <w:numPr>
+          <w:ilvl w:val="0"/>
+          <w:numId w:val="23"/>
+        </w:numPr>
+        <w:spacing w:after="0" w:line="240" w:lineRule="auto"/>
+        <w:ind w:left="357" w:hanging="357"/>
+        <w:rPr>
+          <w:color w:val="0F50FF"/>
+          <w:u w:val="single"/>
+        </w:rPr>
+      </w:pPr>
+      <w:proofErr w:type="gramStart"/>
+      <w:r>
+        <w:rPr>
+          <w:color w:val="0F50FF"/>
+          <w:u w:val="single"/>
+        </w:rPr>
+        <w:t xml:space="preserve">
+          <w:hyperlink r:id="rId40" w:tgtFrame="_blank">
+            <w:r>
+              <w:t xml:space="preserve">Multidrug Resistance and mupA-Mediated Mupirocin Resistance in Clinical Coagulase-Negative Staphylococci.</w:t>
+            </w:r>
+          </w:hyperlink>
+        </w:t>
+      </w:r>
+    </w:p>
+    <w:p>
+      <w:pPr>
+        <w:spacing w:after="0"/>
+        <w:rPr>
+          <w:color w:val="0F50FF"/>
+          <w:u w:val="single"/>
+        </w:rPr>
+      </w:pPr>
+      <w:r>
+        <w:rPr>
+          <w:color w:val="0F50FF"/>
+          <w:u w:val="single"/>
+        </w:rPr>
+        <w:t xml:space="preserve"/>
+      </w:r>
+    </w:p>
+    <w:p>
+      <w:pPr>
+        <w:pStyle w:val="ListParagraph"/>
+        <w:numPr>
+          <w:ilvl w:val="0"/>
+          <w:numId w:val="23"/>
+        </w:numPr>
+        <w:spacing w:after="0" w:line="240" w:lineRule="auto"/>
+        <w:ind w:left="357" w:hanging="357"/>
+        <w:rPr>
+          <w:color w:val="0F50FF"/>
+          <w:u w:val="single"/>
+        </w:rPr>
+      </w:pPr>
+      <w:proofErr w:type="gramStart"/>
+      <w:r>
+        <w:rPr>
+          <w:color w:val="0F50FF"/>
+          <w:u w:val="single"/>
+        </w:rPr>
+        <w:t xml:space="preserve">
+          <w:hyperlink r:id="rId41" w:tgtFrame="_blank">
+            <w:r>
+              <w:t xml:space="preserve">Staphylococcal Scalded Skin Syndrome in a Tertiary Pediatric Hospital over an 11-Year Period.</w:t>
             </w:r>
           </w:hyperlink>
         </w:t>
@@ -8714,9 +9299,504 @@
           <w:u w:val="single"/>
         </w:rPr>
         <w:t xml:space="preserve">
+          <w:hyperlink r:id="rId59" w:tgtFrame="_blank">
+            <w:r>
+              <w:t xml:space="preserve">Hemostatic and antibacterial performance of alginate/tannic acid-coated gauze for advanced wound care.</w:t>
+            </w:r>
+          </w:hyperlink>
+        </w:t>
+      </w:r>
+    </w:p>
+    <w:p>
+      <w:pPr>
+        <w:spacing w:after="0"/>
+        <w:rPr>
+          <w:color w:val="0F50FF"/>
+          <w:u w:val="single"/>
+        </w:rPr>
+      </w:pPr>
+      <w:r>
+        <w:rPr>
+          <w:color w:val="0F50FF"/>
+          <w:u w:val="single"/>
+        </w:rPr>
+        <w:t xml:space="preserve"/>
+      </w:r>
+    </w:p>
+    <w:p>
+      <w:pPr>
+        <w:pStyle w:val="ListParagraph"/>
+        <w:numPr>
+          <w:ilvl w:val="0"/>
+          <w:numId w:val="24"/>
+        </w:numPr>
+        <w:spacing w:after="0" w:line="240" w:lineRule="auto"/>
+        <w:ind w:left="357" w:hanging="357"/>
+        <w:rPr>
+          <w:color w:val="0F50FF"/>
+          <w:u w:val="single"/>
+        </w:rPr>
+      </w:pPr>
+      <w:proofErr w:type="gramStart"/>
+      <w:r>
+        <w:rPr>
+          <w:color w:val="0F50FF"/>
+          <w:u w:val="single"/>
+        </w:rPr>
+        <w:t xml:space="preserve">
+          <w:hyperlink r:id="rId60" w:tgtFrame="_blank">
+            <w:r>
+              <w:t xml:space="preserve">Synthesis, characterization, shelf life and optimization of process parameter of plasma-activated hydrogel production for Staphylococcus aureus Inhibition.</w:t>
+            </w:r>
+          </w:hyperlink>
+        </w:t>
+      </w:r>
+    </w:p>
+    <w:p>
+      <w:pPr>
+        <w:spacing w:after="0"/>
+        <w:rPr>
+          <w:color w:val="0F50FF"/>
+          <w:u w:val="single"/>
+        </w:rPr>
+      </w:pPr>
+      <w:r>
+        <w:rPr>
+          <w:color w:val="0F50FF"/>
+          <w:u w:val="single"/>
+        </w:rPr>
+        <w:t xml:space="preserve"/>
+      </w:r>
+    </w:p>
+    <w:p>
+      <w:pPr>
+        <w:pStyle w:val="ListParagraph"/>
+        <w:numPr>
+          <w:ilvl w:val="0"/>
+          <w:numId w:val="24"/>
+        </w:numPr>
+        <w:spacing w:after="0" w:line="240" w:lineRule="auto"/>
+        <w:ind w:left="357" w:hanging="357"/>
+        <w:rPr>
+          <w:color w:val="0F50FF"/>
+          <w:u w:val="single"/>
+        </w:rPr>
+      </w:pPr>
+      <w:proofErr w:type="gramStart"/>
+      <w:r>
+        <w:rPr>
+          <w:color w:val="0F50FF"/>
+          <w:u w:val="single"/>
+        </w:rPr>
+        <w:t xml:space="preserve">
+          <w:hyperlink r:id="rId61" w:tgtFrame="_blank">
+            <w:r>
+              <w:t xml:space="preserve">Bioactive Hydrogels with D-Amino Acid RGD Mimics: A Therapeutic Strategy for Expeditious Infected Wound Closure.</w:t>
+            </w:r>
+          </w:hyperlink>
+        </w:t>
+      </w:r>
+    </w:p>
+    <w:p>
+      <w:pPr>
+        <w:spacing w:after="0"/>
+        <w:rPr>
+          <w:color w:val="0F50FF"/>
+          <w:u w:val="single"/>
+        </w:rPr>
+      </w:pPr>
+      <w:r>
+        <w:rPr>
+          <w:color w:val="0F50FF"/>
+          <w:u w:val="single"/>
+        </w:rPr>
+        <w:t xml:space="preserve"/>
+      </w:r>
+    </w:p>
+    <w:p>
+      <w:pPr>
+        <w:pStyle w:val="ListParagraph"/>
+        <w:numPr>
+          <w:ilvl w:val="0"/>
+          <w:numId w:val="24"/>
+        </w:numPr>
+        <w:spacing w:after="0" w:line="240" w:lineRule="auto"/>
+        <w:ind w:left="357" w:hanging="357"/>
+        <w:rPr>
+          <w:color w:val="0F50FF"/>
+          <w:u w:val="single"/>
+        </w:rPr>
+      </w:pPr>
+      <w:proofErr w:type="gramStart"/>
+      <w:r>
+        <w:rPr>
+          <w:color w:val="0F50FF"/>
+          <w:u w:val="single"/>
+        </w:rPr>
+        <w:t xml:space="preserve">
+          <w:hyperlink r:id="rId62" w:tgtFrame="_blank">
+            <w:r>
+              <w:t xml:space="preserve">Non-cytotoxic cellulose acetate butyrate composite membrane incorporating a WS(2)/ZnAl-LDH hybrid for controlled curcumin delivery toward wound dressing applications.</w:t>
+            </w:r>
+          </w:hyperlink>
+        </w:t>
+      </w:r>
+    </w:p>
+    <w:p>
+      <w:pPr>
+        <w:spacing w:after="0"/>
+        <w:rPr>
+          <w:color w:val="0F50FF"/>
+          <w:u w:val="single"/>
+        </w:rPr>
+      </w:pPr>
+      <w:r>
+        <w:rPr>
+          <w:color w:val="0F50FF"/>
+          <w:u w:val="single"/>
+        </w:rPr>
+        <w:t xml:space="preserve"/>
+      </w:r>
+    </w:p>
+    <w:p>
+      <w:pPr>
+        <w:pStyle w:val="ListParagraph"/>
+        <w:numPr>
+          <w:ilvl w:val="0"/>
+          <w:numId w:val="24"/>
+        </w:numPr>
+        <w:spacing w:after="0" w:line="240" w:lineRule="auto"/>
+        <w:ind w:left="357" w:hanging="357"/>
+        <w:rPr>
+          <w:color w:val="0F50FF"/>
+          <w:u w:val="single"/>
+        </w:rPr>
+      </w:pPr>
+      <w:proofErr w:type="gramStart"/>
+      <w:r>
+        <w:rPr>
+          <w:color w:val="0F50FF"/>
+          <w:u w:val="single"/>
+        </w:rPr>
+        <w:t xml:space="preserve">
+          <w:hyperlink r:id="rId63" w:tgtFrame="_blank">
+            <w:r>
+              <w:t xml:space="preserve">A multifunctional γ-polyglutamic acid/guar gum hydrogel film with antibacterial, analgesic and wound healing properties for infected wounds.</w:t>
+            </w:r>
+          </w:hyperlink>
+        </w:t>
+      </w:r>
+    </w:p>
+    <w:p>
+      <w:pPr>
+        <w:spacing w:after="0"/>
+        <w:rPr>
+          <w:color w:val="0F50FF"/>
+          <w:u w:val="single"/>
+        </w:rPr>
+      </w:pPr>
+      <w:r>
+        <w:rPr>
+          <w:color w:val="0F50FF"/>
+          <w:u w:val="single"/>
+        </w:rPr>
+        <w:t xml:space="preserve"/>
+      </w:r>
+    </w:p>
+    <w:p>
+      <w:pPr>
+        <w:pStyle w:val="ListParagraph"/>
+        <w:numPr>
+          <w:ilvl w:val="0"/>
+          <w:numId w:val="24"/>
+        </w:numPr>
+        <w:spacing w:after="0" w:line="240" w:lineRule="auto"/>
+        <w:ind w:left="357" w:hanging="357"/>
+        <w:rPr>
+          <w:color w:val="0F50FF"/>
+          <w:u w:val="single"/>
+        </w:rPr>
+      </w:pPr>
+      <w:proofErr w:type="gramStart"/>
+      <w:r>
+        <w:rPr>
+          <w:color w:val="0F50FF"/>
+          <w:u w:val="single"/>
+        </w:rPr>
+        <w:t xml:space="preserve">
+          <w:hyperlink r:id="rId64" w:tgtFrame="_blank">
+            <w:r>
+              <w:t xml:space="preserve">Resveratrol-Engineered Modified Chitosan-PVP-AgNP Composite Hydrogel Patch: A Potential Antibacterial and Antioxidant Biomaterial for Infected Wound Healing.</w:t>
+            </w:r>
+          </w:hyperlink>
+        </w:t>
+      </w:r>
+    </w:p>
+    <w:p>
+      <w:pPr>
+        <w:spacing w:after="0"/>
+        <w:rPr>
+          <w:color w:val="0F50FF"/>
+          <w:u w:val="single"/>
+        </w:rPr>
+      </w:pPr>
+      <w:r>
+        <w:rPr>
+          <w:color w:val="0F50FF"/>
+          <w:u w:val="single"/>
+        </w:rPr>
+        <w:t xml:space="preserve"/>
+      </w:r>
+    </w:p>
+    <w:p>
+      <w:pPr>
+        <w:pStyle w:val="ListParagraph"/>
+        <w:numPr>
+          <w:ilvl w:val="0"/>
+          <w:numId w:val="24"/>
+        </w:numPr>
+        <w:spacing w:after="0" w:line="240" w:lineRule="auto"/>
+        <w:ind w:left="357" w:hanging="357"/>
+        <w:rPr>
+          <w:color w:val="0F50FF"/>
+          <w:u w:val="single"/>
+        </w:rPr>
+      </w:pPr>
+      <w:proofErr w:type="gramStart"/>
+      <w:r>
+        <w:rPr>
+          <w:color w:val="0F50FF"/>
+          <w:u w:val="single"/>
+        </w:rPr>
+        <w:t xml:space="preserve">
+          <w:hyperlink r:id="rId65" w:tgtFrame="_blank">
+            <w:r>
+              <w:t xml:space="preserve">Nanocellulose-Silver Nanoparticle Nanocomposites for Hydrogel, Aerogel, and Film Development: Antibacterial Properties and Toxicity Evaluation.</w:t>
+            </w:r>
+          </w:hyperlink>
+        </w:t>
+      </w:r>
+    </w:p>
+    <w:p>
+      <w:pPr>
+        <w:spacing w:after="0"/>
+        <w:rPr>
+          <w:color w:val="0F50FF"/>
+          <w:u w:val="single"/>
+        </w:rPr>
+      </w:pPr>
+      <w:r>
+        <w:rPr>
+          <w:color w:val="0F50FF"/>
+          <w:u w:val="single"/>
+        </w:rPr>
+        <w:t xml:space="preserve"/>
+      </w:r>
+    </w:p>
+    <w:p>
+      <w:pPr>
+        <w:pStyle w:val="ListParagraph"/>
+        <w:numPr>
+          <w:ilvl w:val="0"/>
+          <w:numId w:val="24"/>
+        </w:numPr>
+        <w:spacing w:after="0" w:line="240" w:lineRule="auto"/>
+        <w:ind w:left="357" w:hanging="357"/>
+        <w:rPr>
+          <w:color w:val="0F50FF"/>
+          <w:u w:val="single"/>
+        </w:rPr>
+      </w:pPr>
+      <w:proofErr w:type="gramStart"/>
+      <w:r>
+        <w:rPr>
+          <w:color w:val="0F50FF"/>
+          <w:u w:val="single"/>
+        </w:rPr>
+        <w:t xml:space="preserve">
+          <w:hyperlink r:id="rId66" w:tgtFrame="_blank">
+            <w:r>
+              <w:t xml:space="preserve">Click-Chemistry-Based Antibacterial Hybrid Hydrogel with Sustained Puerarin Release for Diabetic Wound Healing.</w:t>
+            </w:r>
+          </w:hyperlink>
+        </w:t>
+      </w:r>
+    </w:p>
+    <w:p>
+      <w:pPr>
+        <w:spacing w:after="0"/>
+        <w:rPr>
+          <w:color w:val="0F50FF"/>
+          <w:u w:val="single"/>
+        </w:rPr>
+      </w:pPr>
+      <w:r>
+        <w:rPr>
+          <w:color w:val="0F50FF"/>
+          <w:u w:val="single"/>
+        </w:rPr>
+        <w:t xml:space="preserve"/>
+      </w:r>
+    </w:p>
+    <w:p>
+      <w:pPr>
+        <w:pStyle w:val="ListParagraph"/>
+        <w:numPr>
+          <w:ilvl w:val="0"/>
+          <w:numId w:val="24"/>
+        </w:numPr>
+        <w:spacing w:after="0" w:line="240" w:lineRule="auto"/>
+        <w:ind w:left="357" w:hanging="357"/>
+        <w:rPr>
+          <w:color w:val="0F50FF"/>
+          <w:u w:val="single"/>
+        </w:rPr>
+      </w:pPr>
+      <w:proofErr w:type="gramStart"/>
+      <w:r>
+        <w:rPr>
+          <w:color w:val="0F50FF"/>
+          <w:u w:val="single"/>
+        </w:rPr>
+        <w:t xml:space="preserve">
+          <w:hyperlink r:id="rId67" w:tgtFrame="_blank">
+            <w:r>
+              <w:t xml:space="preserve">Untreated Rosehip Powder/Poly(Lactic Acid)/Poly(3-Hydroxybutyrate-Co-4-Hydroxybutyrate) Electrospun Mats for Wound Dressing Applications.</w:t>
+            </w:r>
+          </w:hyperlink>
+        </w:t>
+      </w:r>
+    </w:p>
+    <w:p>
+      <w:pPr>
+        <w:spacing w:after="0"/>
+        <w:rPr>
+          <w:color w:val="0F50FF"/>
+          <w:u w:val="single"/>
+        </w:rPr>
+      </w:pPr>
+      <w:r>
+        <w:rPr>
+          <w:color w:val="0F50FF"/>
+          <w:u w:val="single"/>
+        </w:rPr>
+        <w:t xml:space="preserve"/>
+      </w:r>
+    </w:p>
+    <w:p>
+      <w:pPr>
+        <w:pStyle w:val="ListParagraph"/>
+        <w:numPr>
+          <w:ilvl w:val="0"/>
+          <w:numId w:val="24"/>
+        </w:numPr>
+        <w:spacing w:after="0" w:line="240" w:lineRule="auto"/>
+        <w:ind w:left="357" w:hanging="357"/>
+        <w:rPr>
+          <w:color w:val="0F50FF"/>
+          <w:u w:val="single"/>
+        </w:rPr>
+      </w:pPr>
+      <w:proofErr w:type="gramStart"/>
+      <w:r>
+        <w:rPr>
+          <w:color w:val="0F50FF"/>
+          <w:u w:val="single"/>
+        </w:rPr>
+        <w:t xml:space="preserve">
+          <w:hyperlink r:id="rId68" w:tgtFrame="_blank">
+            <w:r>
+              <w:t xml:space="preserve">A conductive MXene hydrogel reprograms immunity and autophagy to restore neurovascular repair in infected wounds.</w:t>
+            </w:r>
+          </w:hyperlink>
+        </w:t>
+      </w:r>
+    </w:p>
+    <w:p>
+      <w:pPr>
+        <w:spacing w:after="0"/>
+        <w:rPr>
+          <w:color w:val="0F50FF"/>
+          <w:u w:val="single"/>
+        </w:rPr>
+      </w:pPr>
+      <w:r>
+        <w:rPr>
+          <w:color w:val="0F50FF"/>
+          <w:u w:val="single"/>
+        </w:rPr>
+        <w:t xml:space="preserve"/>
+      </w:r>
+    </w:p>
+    <w:p>
+      <w:pPr>
+        <w:pStyle w:val="ListParagraph"/>
+        <w:numPr>
+          <w:ilvl w:val="0"/>
+          <w:numId w:val="24"/>
+        </w:numPr>
+        <w:spacing w:after="0" w:line="240" w:lineRule="auto"/>
+        <w:ind w:left="357" w:hanging="357"/>
+        <w:rPr>
+          <w:color w:val="0F50FF"/>
+          <w:u w:val="single"/>
+        </w:rPr>
+      </w:pPr>
+      <w:proofErr w:type="gramStart"/>
+      <w:r>
+        <w:rPr>
+          <w:color w:val="0F50FF"/>
+          <w:u w:val="single"/>
+        </w:rPr>
+        <w:t xml:space="preserve">
+          <w:hyperlink r:id="rId69" w:tgtFrame="_blank">
+            <w:r>
+              <w:t xml:space="preserve">Fabrication and evaluation of a bi-layered electrospun polyacrylonitrile/polycaprolactone-chitosan/gelatin/polyethylene oxide nanofibers containing antibiotics and nanoparticles: antibacterial and antibiofilm activity.</w:t>
+            </w:r>
+          </w:hyperlink>
+        </w:t>
+      </w:r>
+    </w:p>
+    <w:p>
+      <w:pPr>
+        <w:spacing w:after="0"/>
+        <w:rPr>
+          <w:color w:val="0F50FF"/>
+          <w:u w:val="single"/>
+        </w:rPr>
+      </w:pPr>
+      <w:r>
+        <w:rPr>
+          <w:color w:val="0F50FF"/>
+          <w:u w:val="single"/>
+        </w:rPr>
+        <w:t xml:space="preserve"/>
+      </w:r>
+    </w:p>
+    <w:p>
+      <w:pPr>
+        <w:pStyle w:val="ListParagraph"/>
+        <w:numPr>
+          <w:ilvl w:val="0"/>
+          <w:numId w:val="24"/>
+        </w:numPr>
+        <w:spacing w:after="0" w:line="240" w:lineRule="auto"/>
+        <w:ind w:left="357" w:hanging="357"/>
+        <w:rPr>
+          <w:color w:val="0F50FF"/>
+          <w:u w:val="single"/>
+        </w:rPr>
+      </w:pPr>
+      <w:proofErr w:type="gramStart"/>
+      <w:r>
+        <w:rPr>
+          <w:color w:val="0F50FF"/>
+          <w:u w:val="single"/>
+        </w:rPr>
+        <w:t xml:space="preserve">
           <w:hyperlink r:id="rId70" w:tgtFrame="_blank">
             <w:r>
-              <w:t xml:space="preserve">An Antioxidant Hydrogel Based on Chitosan/Dextran with Composited Polydopamine-Coated CuS for Synergistic Antibacterial Wound Healing.</w:t>
+              <w:t xml:space="preserve">A Tissue-Homologous Keratin-PBA Hydrogel Integrating Rationally Designed Nanomicelles Enables Microenvironment-Adaptive Repair of Chronic Diabetic Wounds.</w:t>
             </w:r>
           </w:hyperlink>
         </w:t>
@@ -8761,7 +9841,7 @@
         <w:t xml:space="preserve">
           <w:hyperlink r:id="rId71" w:tgtFrame="_blank">
             <w:r>
-              <w:t xml:space="preserve">Sodium alginate/modified gelatin photothermal antibacterial hydrogel with mesoporous polydopamine-loaded α-N-thiosemicarbazone for promoting wound healing.</w:t>
+              <w:t xml:space="preserve">Multifunctional xylitol-HA hydrogel for chronic rhinosinusitis management.</w:t>
             </w:r>
           </w:hyperlink>
         </w:t>
@@ -8806,7 +9886,7 @@
         <w:t xml:space="preserve">
           <w:hyperlink r:id="rId72" w:tgtFrame="_blank">
             <w:r>
-              <w:t xml:space="preserve">Pink lotus essential oil: in vitro activities, preparation of hydrogel, and its promotion wound healing in vivo.</w:t>
+              <w:t xml:space="preserve">A Multifunctional Hydrogel Integrating Hemostatic, Antioxidant, and Antibacterial Properties for Infected and Diabetic Wound Regeneration.</w:t>
             </w:r>
           </w:hyperlink>
         </w:t>
@@ -8851,7 +9931,7 @@
         <w:t xml:space="preserve">
           <w:hyperlink r:id="rId73" w:tgtFrame="_blank">
             <w:r>
-              <w:t xml:space="preserve">Engineered skin commensal nanogels mitigate psoriasiform inflammation through dual regulation of cutaneous flora and host immunity.</w:t>
+              <w:t xml:space="preserve">Antibiotic release from keratin hydrogels for use in wound healing applications.</w:t>
             </w:r>
           </w:hyperlink>
         </w:t>
@@ -8896,7 +9976,7 @@
         <w:t xml:space="preserve">
           <w:hyperlink r:id="rId74" w:tgtFrame="_blank">
             <w:r>
-              <w:t xml:space="preserve">Multifunctional chitosan cryogel bandages via column-flow synthesis for simultaneous hemostasis and anti-biofilm therapy.</w:t>
+              <w:t xml:space="preserve">Electroactive Sodium Alginate-Based Hydrogel Textile for Synergistic Antibacterial and Regenerative Therapy in Diabetic Wound.</w:t>
             </w:r>
           </w:hyperlink>
         </w:t>
@@ -8941,7 +10021,7 @@
         <w:t xml:space="preserve">
           <w:hyperlink r:id="rId75" w:tgtFrame="_blank">
             <w:r>
-              <w:t xml:space="preserve">Multifunctional hierarchical porous structured aerogel as a self-pumping dressing for enhanced wound healing.</w:t>
+              <w:t xml:space="preserve">Synergistic Magneto-Electro-Thermal Biochemical Cascade Modulation Enables Rapid Healing and Functional Restoration of Infected Wounds.</w:t>
             </w:r>
           </w:hyperlink>
         </w:t>
@@ -8986,7 +10066,7 @@
         <w:t xml:space="preserve">
           <w:hyperlink r:id="rId76" w:tgtFrame="_blank">
             <w:r>
-              <w:t xml:space="preserve">Multifunctional light-activated hydrogel: Synergistic photothermal sterilization and tissue microenvironment engineering for enhanced wound healing.</w:t>
+              <w:t xml:space="preserve">Oxygen-Delivering Antimicrobial Janus Hydrogels for Wound Healing Applications.</w:t>
             </w:r>
           </w:hyperlink>
         </w:t>
@@ -9031,7 +10111,7 @@
         <w:t xml:space="preserve">
           <w:hyperlink r:id="rId77" w:tgtFrame="_blank">
             <w:r>
-              <w:t xml:space="preserve">Controlled Glutathione-Releasing Multifunctional Gelatin Methacryloyl/Chitosan/Zeolite Hydrogels for Accelerated Regeneration in Diabetic Wounds.</w:t>
+              <w:t xml:space="preserve">NIR-Triggered On-Demand Synergistic Therapy for Multidrug-Resistant Bacterial Infections Via a Smart Phase-Transition Hydrogel.</w:t>
             </w:r>
           </w:hyperlink>
         </w:t>
@@ -9076,7 +10156,7 @@
         <w:t xml:space="preserve">
           <w:hyperlink r:id="rId78" w:tgtFrame="_blank">
             <w:r>
-              <w:t xml:space="preserve">Influence of impregnation of samarium oxide into xanthan gum hydrogels on antimicrobial, antioxidant, swelling, drug delivery and biomedical properties.</w:t>
+              <w:t xml:space="preserve">Coaxial electrospun PCL/PVA core-shell nanofibrous scaffolds with green-synthesized AgNPs for release-regulated antibacterial activity.</w:t>
             </w:r>
           </w:hyperlink>
         </w:t>
@@ -9121,7 +10201,7 @@
         <w:t xml:space="preserve">
           <w:hyperlink r:id="rId79" w:tgtFrame="_blank">
             <w:r>
-              <w:t xml:space="preserve">Development of HPMC-modified starch/ZnO nanocomposite films using biodegradable plasticizers for improved antioxidant, antimicrobial, and cytocompatible characteristics.</w:t>
+              <w:t xml:space="preserve">Bromelain-Stabilized Jelly Fig Polysaccharide/Poly(vinyl alcohol)-Based Multifunctional Nanofiber Scaffolds for Cutaneous Wound Healing: Fabrication, Characterization, and In Vitro and In Vivo Studies.</w:t>
             </w:r>
           </w:hyperlink>
         </w:t>
@@ -9166,7 +10246,7 @@
         <w:t xml:space="preserve">
           <w:hyperlink r:id="rId80" w:tgtFrame="_blank">
             <w:r>
-              <w:t xml:space="preserve">Screening of Antimicrobial Peptides by Capillary Electrophoresis with a Photopolymerizable Bacterial Membrane Coating and Its Application in Wound Healing.</w:t>
+              <w:t xml:space="preserve">Long-term spatiotemporal biological and mechanobiological dynamics of Staphylococcus aureus biofilms.</w:t>
             </w:r>
           </w:hyperlink>
         </w:t>
@@ -9211,7 +10291,7 @@
         <w:t xml:space="preserve">
           <w:hyperlink r:id="rId81" w:tgtFrame="_blank">
             <w:r>
-              <w:t xml:space="preserve">Preparation and Characterization of Biopolymeric-Based Orally Dissolving Mucoadhesive Hydrogels Loaded With Rosuvastatin for the Effective Treatment of Aphthous Ulcer.</w:t>
+              <w:t xml:space="preserve">Self-Healing Antifouling Hydrogel Sensors Enabling Long-Term Monitoring of Potassium Ions in Marine Environments.</w:t>
             </w:r>
           </w:hyperlink>
         </w:t>
@@ -9256,7 +10336,7 @@
         <w:t xml:space="preserve">
           <w:hyperlink r:id="rId82" w:tgtFrame="_blank">
             <w:r>
-              <w:t xml:space="preserve">Polymer-stabilized amorphous CuO-ZnO hybrid nanocomplex as a promising candidate for antimicrobial therapy and controlled drug delivery with molecular docking insights.</w:t>
+              <w:t xml:space="preserve">Melamine foam-based nanocomposite hydrogel with self-adhesion and antibacterial activity for pressure sensing.</w:t>
             </w:r>
           </w:hyperlink>
         </w:t>
@@ -9301,7 +10381,7 @@
         <w:t xml:space="preserve">
           <w:hyperlink r:id="rId83" w:tgtFrame="_blank">
             <w:r>
-              <w:t xml:space="preserve">Photothermal-Responsive Multifunctional Hydrogels as Integrated Smart Carriers for Antibiotic Controlled Release and Infected Wound Therapy.</w:t>
+              <w:t xml:space="preserve">Construction and property characterization of PNIPAAm-grafted chitosan/sodium alginate composite Thermo-responsive hydrogel films.</w:t>
             </w:r>
           </w:hyperlink>
         </w:t>
@@ -9346,7 +10426,7 @@
         <w:t xml:space="preserve">
           <w:hyperlink r:id="rId84" w:tgtFrame="_blank">
             <w:r>
-              <w:t xml:space="preserve">An injectable hyaluronic acid hydrogel integrating Fe(iii)-coordination and polymyxin B grafts for accelerated healing of infected diabetic wounds.</w:t>
+              <w:t xml:space="preserve">Nonantibiotic-Dependent Photothermal-Chemodynamic Synergistic Antibacterial and Hemostatic Sponge Based on TiB(2) Nanosheet-Decorated Gelatin/Sodium Alginate Composites.</w:t>
             </w:r>
           </w:hyperlink>
         </w:t>
@@ -9391,7 +10471,7 @@
         <w:t xml:space="preserve">
           <w:hyperlink r:id="rId85" w:tgtFrame="_blank">
             <w:r>
-              <w:t xml:space="preserve">Electrospun Poly(caprolactone)/Poly(ethylene oxide) Membranes Incorporating Green-Synthesized Zinc Oxide Nanoparticles for Enhanced Wound Healing Applications.</w:t>
+              <w:t xml:space="preserve">An Insect Chitosan/Konjac Glucomannan Multifunctional Photo-Cross-Linking Hydrogel Loaded with a Baicalin Nanodelivery System for Promoting MRSA-Infected Diabetic Wound Healing.</w:t>
             </w:r>
           </w:hyperlink>
         </w:t>
@@ -9436,7 +10516,7 @@
         <w:t xml:space="preserve">
           <w:hyperlink r:id="rId86" w:tgtFrame="_blank">
             <w:r>
-              <w:t xml:space="preserve">Thiophene-Engineered Lipid II Recognition Enables Potent Membranolytic Eradication of MRSA.</w:t>
+              <w:t xml:space="preserve">Synergistic anti-infection and osteogenesis via a 3D-printed titanium scaffold with kanamycin sulfate-loaded hydrogel sustained-release system for infected-bone regeneration.</w:t>
             </w:r>
           </w:hyperlink>
         </w:t>
@@ -9481,7 +10561,7 @@
         <w:t xml:space="preserve">
           <w:hyperlink r:id="rId87" w:tgtFrame="_blank">
             <w:r>
-              <w:t xml:space="preserve">Coordination-Driven Cu(2+)-Peptide Supramolecular Hydrogel-PCL Scaffold for Synergistic Antibacterial Activity and Osteogenic Regeneration in Infectious Bone Defects.</w:t>
+              <w:t xml:space="preserve">Selective Dye Adsorption and Antimicrobial Performance of Cellulose-Chitosan Hydrogels and Aerogels: Role of Supramolecular Organization.</w:t>
             </w:r>
           </w:hyperlink>
         </w:t>
@@ -9526,7 +10606,7 @@
         <w:t xml:space="preserve">
           <w:hyperlink r:id="rId88" w:tgtFrame="_blank">
             <w:r>
-              <w:t xml:space="preserve">Functionalization of Chitosan with Silver Oxide and Berberis aristata for Bioactive Composites with In Vivo Wound Healing Evaluation.</w:t>
+              <w:t xml:space="preserve">Multifunctional Poly(thioctic acid) Composite Hydrogels with Self-Healing, Antibacterial, Antioxidant, and Adhesive Properties.</w:t>
             </w:r>
           </w:hyperlink>
         </w:t>
@@ -9571,7 +10651,7 @@
         <w:t xml:space="preserve">
           <w:hyperlink r:id="rId89" w:tgtFrame="_blank">
             <w:r>
-              <w:t xml:space="preserve">A Collagen Pickering Emulsion-Coated Mycelium Film with Hydro-Responsive Toughness and Adhesion for Psoriasis Treatment via Tea Tree Oil Release.</w:t>
+              <w:t xml:space="preserve">Copper-Coordinated Hyaluronic Acid Hydrogels with Antibacterial and Anti-Inflammatory Activities.</w:t>
             </w:r>
           </w:hyperlink>
         </w:t>
@@ -9616,7 +10696,7 @@
         <w:t xml:space="preserve">
           <w:hyperlink r:id="rId90" w:tgtFrame="_blank">
             <w:r>
-              <w:t xml:space="preserve">Chlorhexidine Surface-Immobilized via a Carboxylated Polymer Layer on ZnO Nanoparticle-Containing Polycaprolactone Fibers for Wound Dressings.</w:t>
+              <w:t xml:space="preserve">A bifunctional ZIF-8 nanoprobe with spatially decoupled ratiometric channels for hydrogel-based portable detection of Staphylococcus aureus.</w:t>
             </w:r>
           </w:hyperlink>
         </w:t>
@@ -9661,7 +10741,7 @@
         <w:t xml:space="preserve">
           <w:hyperlink r:id="rId91" w:tgtFrame="_blank">
             <w:r>
-              <w:t xml:space="preserve">Ammonium Glycyrrhizinate-Reinforced Dual-Network Poly(Thioctic Acid)-Based Hydrogel Dressing with Robust Wet Adhesion, Antibacterial Activity and Oxidative Stress Regulation.</w:t>
+              <w:t xml:space="preserve">Metal-organic frameworks nanozyme-integrated portable microneedle patch for visual bacterial monitoring in meat.</w:t>
             </w:r>
           </w:hyperlink>
         </w:t>
@@ -9706,7 +10786,7 @@
         <w:t xml:space="preserve">
           <w:hyperlink r:id="rId92" w:tgtFrame="_blank">
             <w:r>
-              <w:t xml:space="preserve">MOF-Integrated Self-Healing Schiff Base Hydrogel for Antibacterial and Antioxidant Wound Treatment.</w:t>
+              <w:t xml:space="preserve">Bioinspired Catechol-Nanocellulose/Chitosan Polymeric Hydrogel with Enhanced Wet Adhesion and Antibacterial Activity for Diabetic Wound Healing.</w:t>
             </w:r>
           </w:hyperlink>
         </w:t>
@@ -9751,7 +10831,7 @@
         <w:t xml:space="preserve">
           <w:hyperlink r:id="rId93" w:tgtFrame="_blank">
             <w:r>
-              <w:t xml:space="preserve">NIR-responsive mild photothermal hydrogels for multimodal antibacterial therapy, immunomodulation, and regenerative repair of MRSA-infected wounds.</w:t>
+              <w:t xml:space="preserve">Drug delivery with fewer fouls: localized antibiotic release and reduced surface biofouling with glutathione-conjugated hydrogels.</w:t>
             </w:r>
           </w:hyperlink>
         </w:t>
@@ -9796,7 +10876,7 @@
         <w:t xml:space="preserve">
           <w:hyperlink r:id="rId94" w:tgtFrame="_blank">
             <w:r>
-              <w:t xml:space="preserve">A pH-responsive hydrogel based on polysaccharides incorporated with honeysuckle-derived exosome-like nanovesicles for the management of infected wound.</w:t>
+              <w:t xml:space="preserve">A high-performance, self-adaptive sprayable hydrogel dressing based on zinc alginate, quaternized chitosan, and gallic acid for wound healing applications.</w:t>
             </w:r>
           </w:hyperlink>
         </w:t>
@@ -9841,7 +10921,7 @@
         <w:t xml:space="preserve">
           <w:hyperlink r:id="rId95" w:tgtFrame="_blank">
             <w:r>
-              <w:t xml:space="preserve">RSM optimization of Tetracycline-loaded PLGA nanoparticles in chitosan/HPMC hydrogels for sustained antibacterial delivery.</w:t>
+              <w:t xml:space="preserve">Fabrication and investigation of chitosan/PVA and chitosan/PVA/nisin nanofibers via electrospinning as potential wound dressing agents.</w:t>
             </w:r>
           </w:hyperlink>
         </w:t>
@@ -9886,7 +10966,7 @@
         <w:t xml:space="preserve">
           <w:hyperlink r:id="rId96" w:tgtFrame="_blank">
             <w:r>
-              <w:t xml:space="preserve">A Photothermally Active CuS-Nanocomposite Hydrogel for Postsurgical Melanoma Management and Tissue Regeneration.</w:t>
+              <w:t xml:space="preserve">Comparison of Topical Rifamycin and a Chlorhexidine-Containing Wound Dressing in Infected and Non-Infected Experimental Wound Models.</w:t>
             </w:r>
           </w:hyperlink>
         </w:t>
@@ -9931,7 +11011,7 @@
         <w:t xml:space="preserve">
           <w:hyperlink r:id="rId97" w:tgtFrame="_blank">
             <w:r>
-              <w:t xml:space="preserve">Translation-driven design: development of an antibiotic-loaded hydrogel for the management of orthopaedic device-related infection.</w:t>
+              <w:t xml:space="preserve">Injectable Thermoresponsive PIB/PDA/Doxycycline Hydrogels with Antibacterial, Antioxidant, and Temperature-Triggered Hemostatic Functions for Wound Healing.</w:t>
             </w:r>
           </w:hyperlink>
         </w:t>
@@ -9976,7 +11056,7 @@
         <w:t xml:space="preserve">
           <w:hyperlink r:id="rId98" w:tgtFrame="_blank">
             <w:r>
-              <w:t xml:space="preserve">Optimizing electro-responsive glyoxal-crosslinked alginate hydrogel for the electrochemical detection of NADH and antibacterial activity in smart dressing biointerfaces.</w:t>
+              <w:t xml:space="preserve">Gradient-Decalcified Cuttlebone Powder-Loaded Hierarchical Microneedles: A Synergistic Therapeutic Strategy for Remodeling the Diabetic Wound.</w:t>
             </w:r>
           </w:hyperlink>
         </w:t>
@@ -10021,7 +11101,7 @@
         <w:t xml:space="preserve">
           <w:hyperlink r:id="rId99" w:tgtFrame="_blank">
             <w:r>
-              <w:t xml:space="preserve">The OEGMA-based hydrogel is active against all species of the ESKAPE pathogens, Streptococcus mutans and the pathogenic yeast Candida albicans.</w:t>
+              <w:t xml:space="preserve">Self-powered photothermal-thermoelectric bioelectronic dressings combined with antioxidant immune regulation accelerate diabetic infected wounds healing.</w:t>
             </w:r>
           </w:hyperlink>
         </w:t>
@@ -10066,7 +11146,7 @@
         <w:t xml:space="preserve">
           <w:hyperlink r:id="rId100" w:tgtFrame="_blank">
             <w:r>
-              <w:t xml:space="preserve">Carbohydrate polymer-stabilized Pickering emulsion gel coordinates antimicrobial and pro-regenerative cues for scar-minimized wound healing.</w:t>
+              <w:t xml:space="preserve">Delivery of a functional sugar-induced probiotic secretome against polymicrobial bacterial infection.</w:t>
             </w:r>
           </w:hyperlink>
         </w:t>
@@ -10111,7 +11191,7 @@
         <w:t xml:space="preserve">
           <w:hyperlink r:id="rId101" w:tgtFrame="_blank">
             <w:r>
-              <w:t xml:space="preserve">Efficient Elimination of Microbial Infections in Wounds Using Plasma-Activated Water Hydrogel.</w:t>
+              <w:t xml:space="preserve">Metastable carbon nanocrystal transformation confined within hydrogel nanocomposites: a pursuit against antimicrobial resistant clinical pathogens.</w:t>
             </w:r>
           </w:hyperlink>
         </w:t>
@@ -10156,7 +11236,7 @@
         <w:t xml:space="preserve">
           <w:hyperlink r:id="rId102" w:tgtFrame="_blank">
             <w:r>
-              <w:t xml:space="preserve">A novel bioactive contact lens for corneal epithelial regeneration in a rabbit model.</w:t>
+              <w:t xml:space="preserve">Design of Experiment-Assisted Development of Biodegradable Chitosan/Whey Protein Isolate Films as Advanced Pro-Regenerative Wound Dressings.</w:t>
             </w:r>
           </w:hyperlink>
         </w:t>
@@ -10201,7 +11281,7 @@
         <w:t xml:space="preserve">
           <w:hyperlink r:id="rId103" w:tgtFrame="_blank">
             <w:r>
-              <w:t xml:space="preserve">Electrospun PCL/PEG nanofibers incorporatingPlantago lanceolataextract and clove oil for dual-function wound dressings.</w:t>
+              <w:t xml:space="preserve">An Injectable Magneto-Responsive Periosteum Reprograms Neutrophil Extracellular Trap Formation for Osteomyelitis Treatment.</w:t>
             </w:r>
           </w:hyperlink>
         </w:t>
@@ -10246,7 +11326,7 @@
         <w:t xml:space="preserve">
           <w:hyperlink r:id="rId104" w:tgtFrame="_blank">
             <w:r>
-              <w:t xml:space="preserve">Green-synthesized quantum dots from quercus brantii for infected polymicrobial wound healing: mechanisms and biocompatibility.</w:t>
+              <w:t xml:space="preserve">Chestnut shell polyphenol-loaded electrospun nanofiber-hydrogel dressing on chronic wounds in rats with type 2 diabetes.</w:t>
             </w:r>
           </w:hyperlink>
         </w:t>
@@ -10291,7 +11371,7 @@
         <w:t xml:space="preserve">
           <w:hyperlink r:id="rId105" w:tgtFrame="_blank">
             <w:r>
-              <w:t xml:space="preserve">3D-printed biodegradable films for antimicrobial and antioxidant active packaging: application in grape preservation.</w:t>
+              <w:t xml:space="preserve">Nanokaolin-reinforced chitosan/poly(vinyl alcohol) hydrogels as transdermal patches with superior anti-swelling, adhesion, and drug release.</w:t>
             </w:r>
           </w:hyperlink>
         </w:t>
@@ -10336,7 +11416,7 @@
         <w:t xml:space="preserve">
           <w:hyperlink r:id="rId106" w:tgtFrame="_blank">
             <w:r>
-              <w:t xml:space="preserve">Synthesis, characterization and antibacterial activity of tetracycline loaded alginate-based hydrogel for drug delivery and artificial neural network modelling study.</w:t>
+              <w:t xml:space="preserve">A dual-functional 3D scaffold with an imidazolium-based interface for non-antibiotic therapy and enhanced osseointegration in infected bone defect.</w:t>
             </w:r>
           </w:hyperlink>
         </w:t>
@@ -10381,7 +11461,7 @@
         <w:t xml:space="preserve">
           <w:hyperlink r:id="rId107" w:tgtFrame="_blank">
             <w:r>
-              <w:t xml:space="preserve">Gelatin-Syringaldehyde-Zinc Hydrogel: A Triple-Action Bioactive Dressing for Infected Wound Regeneration.</w:t>
+              <w:t xml:space="preserve">Mesoporous CuS functionalized hydrogel with hierarchical structure for synergistic photothermal antibacterial activity, strong bioadhesion and accelerated hemostasis in wound repair.</w:t>
             </w:r>
           </w:hyperlink>
         </w:t>
@@ -10426,7 +11506,7 @@
         <w:t xml:space="preserve">
           <w:hyperlink r:id="rId108" w:tgtFrame="_blank">
             <w:r>
-              <w:t xml:space="preserve">A multifunctional eutectogel loaded with baicalein and MXene for diabetic infected wound healing under mild photothermal conditions.</w:t>
+              <w:t xml:space="preserve">Integration of hydrogel forming microneedles with polyethylene glycol reservoir assisted clindamycin dermal delivery.</w:t>
             </w:r>
           </w:hyperlink>
         </w:t>
@@ -10471,7 +11551,7 @@
         <w:t xml:space="preserve">
           <w:hyperlink r:id="rId109" w:tgtFrame="_blank">
             <w:r>
-              <w:t xml:space="preserve">Near-infrared-triggered synergistic therapy with a Ru-based nanocomposite hydrogel for eradicating multidrug-resistant wound infections.</w:t>
+              <w:t xml:space="preserve">Peptide-coordinated silver nanoassemblies: a multifunctional hydrogel platform for infected diabetic wound healing.</w:t>
             </w:r>
           </w:hyperlink>
         </w:t>
@@ -10516,7 +11596,7 @@
         <w:t xml:space="preserve">
           <w:hyperlink r:id="rId110" w:tgtFrame="_blank">
             <w:r>
-              <w:t xml:space="preserve">From Gravity to Affinity: Transitioning From Penrose Drains to Dialkylcarbamoyl Chloride (DACC)-Coated Technology in the Adjunctive Management of a Deep Neck Infection.</w:t>
+              <w:t xml:space="preserve">Ruthenium Dioxide-Incorporated Dual-Responsive Hydrogel Promotes MRSA-Infected Diabetic Wound Healing via Microenvironment Remodeling.</w:t>
             </w:r>
           </w:hyperlink>
         </w:t>
@@ -10561,7 +11641,7 @@
         <w:t xml:space="preserve">
           <w:hyperlink r:id="rId111" w:tgtFrame="_blank">
             <w:r>
-              <w:t xml:space="preserve">NIR-triggered photothermal nanocomposite hydrogels integrating polydopamine carbon dots and dynamic multi-networks for infected wound healing.</w:t>
+              <w:t xml:space="preserve">Dual cross-linked cellulose-based hydrogel enables antibacterial-antioxidant synergy for diabetic wound healing.</w:t>
             </w:r>
           </w:hyperlink>
         </w:t>
@@ -10606,7 +11686,7 @@
         <w:t xml:space="preserve">
           <w:hyperlink r:id="rId112" w:tgtFrame="_blank">
             <w:r>
-              <w:t xml:space="preserve">Bio-catalytic nanofibers with sonodynamic therapy for rapid sterilization and enhanced infected wound healing.</w:t>
+              <w:t xml:space="preserve">Multi-modular responsive hydroxypropyl chitosan-based hydrogel microspheres for stage-specific therapy in infected wounds.</w:t>
             </w:r>
           </w:hyperlink>
         </w:t>
@@ -10651,7 +11731,7 @@
         <w:t xml:space="preserve">
           <w:hyperlink r:id="rId113" w:tgtFrame="_blank">
             <w:r>
-              <w:t xml:space="preserve">Transparent spin-coated chitosan-hyaluronic acid/MgO nanocomposite films for multifunctional open wound healing and visual wound assessment.</w:t>
+              <w:t xml:space="preserve">Photothermal and immunomodulatory chitosan composite hydrogel remodels the pathological microenvironment to accelerate infected diabetic wound healing.</w:t>
             </w:r>
           </w:hyperlink>
         </w:t>
@@ -10696,7 +11776,7 @@
         <w:t xml:space="preserve">
           <w:hyperlink r:id="rId114" w:tgtFrame="_blank">
             <w:r>
-              <w:t xml:space="preserve">Phenothiazine dye-loaded chitosan cryogels as multifunctional antibacterial wound dressings.</w:t>
+              <w:t xml:space="preserve">Valence- and Phase-Engineered VP/WOx Heterojunction Microneedles for Photoresponsive Therapy of Infected Wounds.</w:t>
             </w:r>
           </w:hyperlink>
         </w:t>
@@ -10741,7 +11821,7 @@
         <w:t xml:space="preserve">
           <w:hyperlink r:id="rId115" w:tgtFrame="_blank">
             <w:r>
-              <w:t xml:space="preserve">Direct ink writing of collagen scaffolds functionalized with antimicrobial peptides: A proof-of-concept study for bone tissue engineering.</w:t>
+              <w:t xml:space="preserve">Cotton Gauze Impregnated With Chitosan Nanoparticle-Loaded Recombinant Human Lactoferrin for Targeting Bacteria-Infected Wounds: An In Vitro Study.</w:t>
             </w:r>
           </w:hyperlink>
         </w:t>
@@ -10786,7 +11866,7 @@
         <w:t xml:space="preserve">
           <w:hyperlink r:id="rId116" w:tgtFrame="_blank">
             <w:r>
-              <w:t xml:space="preserve">Development of a natural small molecules composite based photothermal-responsive hydrogel dressing system for infected diabetic wound healing.</w:t>
+              <w:t xml:space="preserve">A Binary Natural Herbal Co-Assembled Hydrogel for Expediting MRSA-Infected Diabetic Wound Healing via Robust Sterilization, Anti-Inflammation and Tissue Repair.</w:t>
             </w:r>
           </w:hyperlink>
         </w:t>
@@ -10831,7 +11911,7 @@
         <w:t xml:space="preserve">
           <w:hyperlink r:id="rId117" w:tgtFrame="_blank">
             <w:r>
-              <w:t xml:space="preserve">NIR-responsive MnO(2)-functionalized mesoporous silica hydrogel: Fabrication and antibacterial activity evaluation.</w:t>
+              <w:t xml:space="preserve">Zwitterionic Tissue Expanders Reduce Infection and Fibrosis for Enhanced Biocompatibility.</w:t>
             </w:r>
           </w:hyperlink>
         </w:t>
@@ -10876,7 +11956,7 @@
         <w:t xml:space="preserve">
           <w:hyperlink r:id="rId118" w:tgtFrame="_blank">
             <w:r>
-              <w:t xml:space="preserve">A Dual-Network Hydrogel with Photothermal Antibacterial Properties for Adaptive Wound Dressing and Accelerated Healing of Infected Wounds.</w:t>
+              <w:t xml:space="preserve">Engineering Injectable Co-Assembled Hyaluronic Acid-Based Hydrogel by Photothermal Driven Recombinant Human Type III Collagen-Stabilized MoS(2) for Accelerating Infected Wound Therapy.</w:t>
             </w:r>
           </w:hyperlink>
         </w:t>
@@ -10921,7 +12001,7 @@
         <w:t xml:space="preserve">
           <w:hyperlink r:id="rId119" w:tgtFrame="_blank">
             <w:r>
-              <w:t xml:space="preserve">3D-Printed Alginate Dialdehyde (ADA)-Gelatin (GEL) Hydrogels with Gallic Acid (GA) for Enhanced Multifunctional Properties.</w:t>
+              <w:t xml:space="preserve">Biomimetic Cascade-Responsive Natural-Synthetic Composite Hydrogel for Acne Lesion Microenvironment Modulation.</w:t>
             </w:r>
           </w:hyperlink>
         </w:t>
@@ -10966,7 +12046,7 @@
         <w:t xml:space="preserve">
           <w:hyperlink r:id="rId120" w:tgtFrame="_blank">
             <w:r>
-              <w:t xml:space="preserve">Injectable vancomycin-conjugated polysaccharide-protein hydrogel for targeted antibacterial therapy in musculoskeletal infections.</w:t>
+              <w:t xml:space="preserve">A sustainable carboxymethyl starch/PVA nanocomposite hydrogel with biogenic nZnO and Aloe vera for enhanced skin wound regeneration.</w:t>
             </w:r>
           </w:hyperlink>
         </w:t>
@@ -11011,7 +12091,7 @@
         <w:t xml:space="preserve">
           <w:hyperlink r:id="rId121" w:tgtFrame="_blank">
             <w:r>
-              <w:t xml:space="preserve">An Acceptor-Donor-Acceptor Semiconductor Conjugated Polymer-Based Composite Hydrogel for Photothermal/Photodynamic Dual Phototherapy of Infected Wounds.</w:t>
+              <w:t xml:space="preserve">Asymmetric-interfacial nanofibrous membranes with diode-like exudate transport for nanozyme-catalyzed antibacterial wound healing.</w:t>
             </w:r>
           </w:hyperlink>
         </w:t>
@@ -11056,7 +12136,7 @@
         <w:t xml:space="preserve">
           <w:hyperlink r:id="rId122" w:tgtFrame="_blank">
             <w:r>
-              <w:t xml:space="preserve">A NIR assisted composite scaffold incorporating CuHP and melatonin for enhanced anti-infection and bone regeneration in an acute rat model of infected bone defect.</w:t>
+              <w:t xml:space="preserve">PCN-224(M)@Fe(3)O(4)/CS/PVA composite nanofibers exhibiting efficient photocatalytic performance for antimicrobial.</w:t>
             </w:r>
           </w:hyperlink>
         </w:t>
@@ -11101,7 +12181,7 @@
         <w:t xml:space="preserve">
           <w:hyperlink r:id="rId123" w:tgtFrame="_blank">
             <w:r>
-              <w:t xml:space="preserve">In Vivo Wound Healing Effects of Antimicrobial Peptide-Based Dressings for S. aureus-Infected Wounds-A Systematic Review and Meta-Analysis.</w:t>
+              <w:t xml:space="preserve">Electrospun nanofibrous membrane-functionalized dual-responsive self-healing hydrogel dressings based on chitosan and hyaluronic acid encapsulating gallic acid-loaded Eu-MOF clusters for fluorescent monitoring and efficient healing of diabetic wound.</w:t>
             </w:r>
           </w:hyperlink>
         </w:t>
@@ -11146,7 +12226,7 @@
         <w:t xml:space="preserve">
           <w:hyperlink r:id="rId124" w:tgtFrame="_blank">
             <w:r>
-              <w:t xml:space="preserve">Double-Crosslinked SIS-Derived Collagen/Alginate Hydrogel With Antibacterial and Pro-Regenerative Activities for Soft Tissue Repair.</w:t>
+              <w:t xml:space="preserve">Design of Plant Oil-Based Cationic Hydrogels for Protein Encapsulation and Controlled Delivery.</w:t>
             </w:r>
           </w:hyperlink>
         </w:t>
@@ -11191,7 +12271,7 @@
         <w:t xml:space="preserve">
           <w:hyperlink r:id="rId125" w:tgtFrame="_blank">
             <w:r>
-              <w:t xml:space="preserve">In situ gelling gelatin/modified starch hydrogel containing curcumin-loaded niosomes for wound healing application.</w:t>
+              <w:t xml:space="preserve">Bioelectronic hydrogel driven by perovskite solar cells promotes healing of drug-resistant bacteria-infected wounds.</w:t>
             </w:r>
           </w:hyperlink>
         </w:t>
@@ -11236,7 +12316,7 @@
         <w:t xml:space="preserve">
           <w:hyperlink r:id="rId126" w:tgtFrame="_blank">
             <w:r>
-              <w:t xml:space="preserve">Riboflavin-loaded Bletilla striata polysaccharide photodynamic hydrogel with synergistic antibacterial and anti-inflammatory effects for accelerating infected diabetic wound healing.</w:t>
+              <w:t xml:space="preserve">Preparation of Multifunctional Hydrogel Loaded with Isochlorogenic Acid A/Fe(3+) Co-Assembled Nanoparticles and Its Application in Skin Wound Repair.</w:t>
             </w:r>
           </w:hyperlink>
         </w:t>
@@ -11281,7 +12361,7 @@
         <w:t xml:space="preserve">
           <w:hyperlink r:id="rId127" w:tgtFrame="_blank">
             <w:r>
-              <w:t xml:space="preserve">A drug-free hyaluronic acid and modified carboxymethyl cellulose double cross-linked multifunctional hydrogel wound dressing.</w:t>
+              <w:t xml:space="preserve">Fabrication of Chondroitin Sulfate-Copper/Zinc Complexes and Antibacterial Activity Involving Hydrogel Application in Infected Wound Healing.</w:t>
             </w:r>
           </w:hyperlink>
         </w:t>
@@ -11326,7 +12406,7 @@
         <w:t xml:space="preserve">
           <w:hyperlink r:id="rId128" w:tgtFrame="_blank">
             <w:r>
-              <w:t xml:space="preserve">DNAzyme-Based Core-Shell Hydrogel Microneedle Arrays for In Situ Live Bacterial Detection on Surfaces.</w:t>
+              <w:t xml:space="preserve">Structural and Antimicrobial Characterization of Porcine and Fish Gelatin Hydrogels Photochemically Crosslinked with Menadione Sodium Bisulfite.</w:t>
             </w:r>
           </w:hyperlink>
         </w:t>
@@ -11371,7 +12451,7 @@
         <w:t xml:space="preserve">
           <w:hyperlink r:id="rId129" w:tgtFrame="_blank">
             <w:r>
-              <w:t xml:space="preserve">Photodynamically active AIE-functionalised casein nanofibers for antibacterial wound management in epidermolysis bullosa.</w:t>
+              <w:t xml:space="preserve">Synergistic Hydrogels Enabled by Dual-Regulatory Mussel Foot Protein for Advancing Wound Healing.</w:t>
             </w:r>
           </w:hyperlink>
         </w:t>
@@ -11416,7 +12496,7 @@
         <w:t xml:space="preserve">
           <w:hyperlink r:id="rId130" w:tgtFrame="_blank">
             <w:r>
-              <w:t xml:space="preserve">Reactive Multifunctional Ink for Hydrogel Fabrication and Cell-Laden 3D Printing via Incorporation of Strontium-Doped Bioactive Glass.</w:t>
+              <w:t xml:space="preserve">Study on the Preparation of a Photo-Responsive Hydrogel Loaded with Berberine-Asiaticoside Cocrystal and Its Therapeutic Effect on Infected Wounds.</w:t>
             </w:r>
           </w:hyperlink>
         </w:t>
@@ -11461,7 +12541,7 @@
         <w:t xml:space="preserve">
           <w:hyperlink r:id="rId131" w:tgtFrame="_blank">
             <w:r>
-              <w:t xml:space="preserve">Development and Assessment of Rutin/Betamethasone-Loaded PAN-PVP Nanofibers for Wound Healing Applications.</w:t>
+              <w:t xml:space="preserve">An Injectable, Self-Healing Hydrogel Based on G-Quadruplexes/Phenylboronic Acid Composites with Antibacterial Activity.</w:t>
             </w:r>
           </w:hyperlink>
         </w:t>
@@ -11506,7 +12586,7 @@
         <w:t xml:space="preserve">
           <w:hyperlink r:id="rId132" w:tgtFrame="_blank">
             <w:r>
-              <w:t xml:space="preserve">Leaf-Inspired Layered Hydrogel with Spatially Selective Ag/Ag(2)S Formation for Photothermal Antibacterial Therapy and Strain Sensing.</w:t>
+              <w:t xml:space="preserve">Bioadhesive Alginate/Chitosan Hydrogels for Sustained Probiotic Delivery and Enhanced Antibacterial Treatment of Oral Ulcers.</w:t>
             </w:r>
           </w:hyperlink>
         </w:t>
@@ -11551,7 +12631,7 @@
         <w:t xml:space="preserve">
           <w:hyperlink r:id="rId133" w:tgtFrame="_blank">
             <w:r>
-              <w:t xml:space="preserve">Optimization and interlaboratory validation of the HydroTouch test for fingertip-mediated microbial transmission and antimicrobial efficacy assessment of surfaces.</w:t>
+              <w:t xml:space="preserve">Crosslinked agarose-gelatine beads as a substrate for investigating biofilms of bacterial pathogens.</w:t>
             </w:r>
           </w:hyperlink>
         </w:t>
@@ -11596,7 +12676,7 @@
         <w:t xml:space="preserve">
           <w:hyperlink r:id="rId134" w:tgtFrame="_blank">
             <w:r>
-              <w:t xml:space="preserve">Photothermal self-healing hydrogel based on Bletilla striata polysaccharide/humic acid for promoting wound healing in diabetic infections.</w:t>
+              <w:t xml:space="preserve">Multifunctional Polyphenol-Polymer Nanocomposite Hydrogel Targeting Inflammation, Oxidative Stress, and Infection in Diabetic Wounds.</w:t>
             </w:r>
           </w:hyperlink>
         </w:t>
@@ -11641,7 +12721,7 @@
         <w:t xml:space="preserve">
           <w:hyperlink r:id="rId135" w:tgtFrame="_blank">
             <w:r>
-              <w:t xml:space="preserve">Carboxymethyl chitosan/polyvinyl alcohol/sodium alginate hydrogels incorporating Fe(3+)/curcumin/tannic acid self-assembled nanocomplex with self-healing, antioxidant, and antibacterial properties.</w:t>
+              <w:t xml:space="preserve">Fabrication of Zinc Oxide Nanoparticles Encapsulated Locust Bean Gum for Wound Healing: In Vitro/In Vivo and Molecular Docking Approach.</w:t>
             </w:r>
           </w:hyperlink>
         </w:t>
@@ -11686,7 +12766,7 @@
         <w:t xml:space="preserve">
           <w:hyperlink r:id="rId136" w:tgtFrame="_blank">
             <w:r>
-              <w:t xml:space="preserve">Development of wound dressing using a novel multifunctional self-repairing Schiff-based N, O-carboxymethyl chitosan and oxidized tragacanth gum hydrogel: An in vitro study.</w:t>
+              <w:t xml:space="preserve">Evaluated Wound Healing Property of Aloe vera-Coated Dextrane Sulfate/Chitosan Nanoparticles Encapsulating Eucalyptus in a Rat Model.</w:t>
             </w:r>
           </w:hyperlink>
         </w:t>
@@ -11731,7 +12811,7 @@
         <w:t xml:space="preserve">
           <w:hyperlink r:id="rId137" w:tgtFrame="_blank">
             <w:r>
-              <w:t xml:space="preserve">Multifunctional self-pumping microneedle dressing with pH monitoring for MRSA-infected diabetic wounds.</w:t>
+              <w:t xml:space="preserve">Multifunctional Prussian-Blue-Based Hydrogel for Photothermal Antibacterial and Infected Wound Regeneration.</w:t>
             </w:r>
           </w:hyperlink>
         </w:t>
@@ -11776,7 +12856,7 @@
         <w:t xml:space="preserve">
           <w:hyperlink r:id="rId138" w:tgtFrame="_blank">
             <w:r>
-              <w:t xml:space="preserve">Structural property and bioactivity evaluation of reactive oxygen species hydrogels loaded with different polyphenols.</w:t>
+              <w:t xml:space="preserve">In vitro and in vivo evaluation of a bioactive polysaccharide based self-healing hydrogel film for enhanced wound healing.</w:t>
             </w:r>
           </w:hyperlink>
         </w:t>
@@ -11821,7 +12901,7 @@
         <w:t xml:space="preserve">
           <w:hyperlink r:id="rId139" w:tgtFrame="_blank">
             <w:r>
-              <w:t xml:space="preserve">A caffeic acid-loaded hydrogel attenuates inflammation and accelerates infected wound healing.</w:t>
+              <w:t xml:space="preserve">A methacrylated carboxymethyl chitosan hydrogel loaded with α-mangostin nano-micelle promotes infected diabetic wound healing involving PPAR-γ modulation.</w:t>
             </w:r>
           </w:hyperlink>
         </w:t>
@@ -11866,7 +12946,7 @@
         <w:t xml:space="preserve">
           <w:hyperlink r:id="rId140" w:tgtFrame="_blank">
             <w:r>
-              <w:t xml:space="preserve">Textilinin-1, a Snake Venom-Derived Kunitz-Type Protease Inhibitor, Accelerates Wound Healing Through Anti-Inflammatory, Antibacterial, and Pro-Regenerative Activities.</w:t>
+              <w:t xml:space="preserve">Injectable charge-complementary hyaluronic acid/ε-Poly-L-lysine hydrogel loaded with BMP-2 for potential antibacterial and osteogenic management of peri-implantitis.</w:t>
             </w:r>
           </w:hyperlink>
         </w:t>
@@ -11911,7 +12991,7 @@
         <w:t xml:space="preserve">
           <w:hyperlink r:id="rId141" w:tgtFrame="_blank">
             <w:r>
-              <w:t xml:space="preserve">Amorphous Solid Dispersion Hydrogel Platform for Transdermal Delivery of Cannabidiol with Therapeutic Potential for Dermatitis.</w:t>
+              <w:t xml:space="preserve">Fabrication and characterization of an antioxidant and antibacterial fibrous wound dressing based on PVA/PCL incorporated with catechin hydrate and graphene oxide for chronic wound healing.</w:t>
             </w:r>
           </w:hyperlink>
         </w:t>
@@ -11956,7 +13036,7 @@
         <w:t xml:space="preserve">
           <w:hyperlink r:id="rId142" w:tgtFrame="_blank">
             <w:r>
-              <w:t xml:space="preserve">Frontal Polymerization-Enabled Rapid Fabrication of Gelatin-Containing Hydrogels with Good Mechanical and Biological Properties.</w:t>
+              <w:t xml:space="preserve">Development and preclinical investigation of vancomycin loaded oxidized cellulose dressing for management of wounds.</w:t>
             </w:r>
           </w:hyperlink>
         </w:t>
@@ -12001,7 +13081,7 @@
         <w:t xml:space="preserve">
           <w:hyperlink r:id="rId143" w:tgtFrame="_blank">
             <w:r>
-              <w:t xml:space="preserve">Chlorogenic Acid-Embedded Hydrogel for Visual pH Monitoring and Enhanced Antibacterial Performance.</w:t>
+              <w:t xml:space="preserve">Box-Behnken-Optimized Bacterial Nanocellulose-Silver and Zinc Oxide Nanocomposites: Bactericidal Activity, Antioxidant Capacity, Cytotoxicity, and In vitro Wound Healing Assessment.</w:t>
             </w:r>
           </w:hyperlink>
         </w:t>
@@ -12046,277 +13126,7 @@
         <w:t xml:space="preserve">
           <w:hyperlink r:id="rId144" w:tgtFrame="_blank">
             <w:r>
-              <w:t xml:space="preserve">Structural color-based microneedle patch with NIR-triggered on-demand drug release for intelligent treatment of infected wounds.</w:t>
-            </w:r>
-          </w:hyperlink>
-        </w:t>
-      </w:r>
-    </w:p>
-    <w:p>
-      <w:pPr>
-        <w:spacing w:after="0"/>
-        <w:rPr>
-          <w:color w:val="0F50FF"/>
-          <w:u w:val="single"/>
-        </w:rPr>
-      </w:pPr>
-      <w:r>
-        <w:rPr>
-          <w:color w:val="0F50FF"/>
-          <w:u w:val="single"/>
-        </w:rPr>
-        <w:t xml:space="preserve"/>
-      </w:r>
-    </w:p>
-    <w:p>
-      <w:pPr>
-        <w:pStyle w:val="ListParagraph"/>
-        <w:numPr>
-          <w:ilvl w:val="0"/>
-          <w:numId w:val="24"/>
-        </w:numPr>
-        <w:spacing w:after="0" w:line="240" w:lineRule="auto"/>
-        <w:ind w:left="357" w:hanging="357"/>
-        <w:rPr>
-          <w:color w:val="0F50FF"/>
-          <w:u w:val="single"/>
-        </w:rPr>
-      </w:pPr>
-      <w:proofErr w:type="gramStart"/>
-      <w:r>
-        <w:rPr>
-          <w:color w:val="0F50FF"/>
-          <w:u w:val="single"/>
-        </w:rPr>
-        <w:t xml:space="preserve">
-          <w:hyperlink r:id="rId145" w:tgtFrame="_blank">
-            <w:r>
-              <w:t xml:space="preserve">Synergistic near-infrared photothermal and electrical stimulation of MgMOF/black phosphorus-reinforced conductive organohydrogels for integrated diagnosis-therapy-repair of complex wounds.</w:t>
-            </w:r>
-          </w:hyperlink>
-        </w:t>
-      </w:r>
-    </w:p>
-    <w:p>
-      <w:pPr>
-        <w:spacing w:after="0"/>
-        <w:rPr>
-          <w:color w:val="0F50FF"/>
-          <w:u w:val="single"/>
-        </w:rPr>
-      </w:pPr>
-      <w:r>
-        <w:rPr>
-          <w:color w:val="0F50FF"/>
-          <w:u w:val="single"/>
-        </w:rPr>
-        <w:t xml:space="preserve"/>
-      </w:r>
-    </w:p>
-    <w:p>
-      <w:pPr>
-        <w:pStyle w:val="ListParagraph"/>
-        <w:numPr>
-          <w:ilvl w:val="0"/>
-          <w:numId w:val="24"/>
-        </w:numPr>
-        <w:spacing w:after="0" w:line="240" w:lineRule="auto"/>
-        <w:ind w:left="357" w:hanging="357"/>
-        <w:rPr>
-          <w:color w:val="0F50FF"/>
-          <w:u w:val="single"/>
-        </w:rPr>
-      </w:pPr>
-      <w:proofErr w:type="gramStart"/>
-      <w:r>
-        <w:rPr>
-          <w:color w:val="0F50FF"/>
-          <w:u w:val="single"/>
-        </w:rPr>
-        <w:t xml:space="preserve">
-          <w:hyperlink r:id="rId146" w:tgtFrame="_blank">
-            <w:r>
-              <w:t xml:space="preserve">A LECT2-eluting in situ coaxial electrospun nanofiber dressing orchestrates oxidative stress resolution and immune reprogramming for accelerated wound healing.</w:t>
-            </w:r>
-          </w:hyperlink>
-        </w:t>
-      </w:r>
-    </w:p>
-    <w:p>
-      <w:pPr>
-        <w:spacing w:after="0"/>
-        <w:rPr>
-          <w:color w:val="0F50FF"/>
-          <w:u w:val="single"/>
-        </w:rPr>
-      </w:pPr>
-      <w:r>
-        <w:rPr>
-          <w:color w:val="0F50FF"/>
-          <w:u w:val="single"/>
-        </w:rPr>
-        <w:t xml:space="preserve"/>
-      </w:r>
-    </w:p>
-    <w:p>
-      <w:pPr>
-        <w:pStyle w:val="ListParagraph"/>
-        <w:numPr>
-          <w:ilvl w:val="0"/>
-          <w:numId w:val="24"/>
-        </w:numPr>
-        <w:spacing w:after="0" w:line="240" w:lineRule="auto"/>
-        <w:ind w:left="357" w:hanging="357"/>
-        <w:rPr>
-          <w:color w:val="0F50FF"/>
-          <w:u w:val="single"/>
-        </w:rPr>
-      </w:pPr>
-      <w:proofErr w:type="gramStart"/>
-      <w:r>
-        <w:rPr>
-          <w:color w:val="0F50FF"/>
-          <w:u w:val="single"/>
-        </w:rPr>
-        <w:t xml:space="preserve">
-          <w:hyperlink r:id="rId147" w:tgtFrame="_blank">
-            <w:r>
-              <w:t xml:space="preserve">Calcium-enhanced COF platforms for synergistic photothermal-antibacterial therapy: Unlocking calcium-mediated membrane disruption and ion overload for bacterial and biofilm eradication in wound care and clinical nursing.</w:t>
-            </w:r>
-          </w:hyperlink>
-        </w:t>
-      </w:r>
-    </w:p>
-    <w:p>
-      <w:pPr>
-        <w:spacing w:after="0"/>
-        <w:rPr>
-          <w:color w:val="0F50FF"/>
-          <w:u w:val="single"/>
-        </w:rPr>
-      </w:pPr>
-      <w:r>
-        <w:rPr>
-          <w:color w:val="0F50FF"/>
-          <w:u w:val="single"/>
-        </w:rPr>
-        <w:t xml:space="preserve"/>
-      </w:r>
-    </w:p>
-    <w:p>
-      <w:pPr>
-        <w:pStyle w:val="ListParagraph"/>
-        <w:numPr>
-          <w:ilvl w:val="0"/>
-          <w:numId w:val="24"/>
-        </w:numPr>
-        <w:spacing w:after="0" w:line="240" w:lineRule="auto"/>
-        <w:ind w:left="357" w:hanging="357"/>
-        <w:rPr>
-          <w:color w:val="0F50FF"/>
-          <w:u w:val="single"/>
-        </w:rPr>
-      </w:pPr>
-      <w:proofErr w:type="gramStart"/>
-      <w:r>
-        <w:rPr>
-          <w:color w:val="0F50FF"/>
-          <w:u w:val="single"/>
-        </w:rPr>
-        <w:t xml:space="preserve">
-          <w:hyperlink r:id="rId148" w:tgtFrame="_blank">
-            <w:r>
-              <w:t xml:space="preserve">Fabricating a Cu-MBG-incorporated polyurethane foam with antibacterial properties and bioactivity for diabetic wound healing.</w:t>
-            </w:r>
-          </w:hyperlink>
-        </w:t>
-      </w:r>
-    </w:p>
-    <w:p>
-      <w:pPr>
-        <w:spacing w:after="0"/>
-        <w:rPr>
-          <w:color w:val="0F50FF"/>
-          <w:u w:val="single"/>
-        </w:rPr>
-      </w:pPr>
-      <w:r>
-        <w:rPr>
-          <w:color w:val="0F50FF"/>
-          <w:u w:val="single"/>
-        </w:rPr>
-        <w:t xml:space="preserve"/>
-      </w:r>
-    </w:p>
-    <w:p>
-      <w:pPr>
-        <w:pStyle w:val="ListParagraph"/>
-        <w:numPr>
-          <w:ilvl w:val="0"/>
-          <w:numId w:val="24"/>
-        </w:numPr>
-        <w:spacing w:after="0" w:line="240" w:lineRule="auto"/>
-        <w:ind w:left="357" w:hanging="357"/>
-        <w:rPr>
-          <w:color w:val="0F50FF"/>
-          <w:u w:val="single"/>
-        </w:rPr>
-      </w:pPr>
-      <w:proofErr w:type="gramStart"/>
-      <w:r>
-        <w:rPr>
-          <w:color w:val="0F50FF"/>
-          <w:u w:val="single"/>
-        </w:rPr>
-        <w:t xml:space="preserve">
-          <w:hyperlink r:id="rId149" w:tgtFrame="_blank">
-            <w:r>
-              <w:t xml:space="preserve">Electrospun Nanostructured PLA Mats Reinforced with Ag-Coated TiO(2) Nanoparticles for Antibacterial Activity Performance.</w:t>
-            </w:r>
-          </w:hyperlink>
-        </w:t>
-      </w:r>
-    </w:p>
-    <w:p>
-      <w:pPr>
-        <w:spacing w:after="0"/>
-        <w:rPr>
-          <w:color w:val="0F50FF"/>
-          <w:u w:val="single"/>
-        </w:rPr>
-      </w:pPr>
-      <w:r>
-        <w:rPr>
-          <w:color w:val="0F50FF"/>
-          <w:u w:val="single"/>
-        </w:rPr>
-        <w:t xml:space="preserve"/>
-      </w:r>
-    </w:p>
-    <w:p>
-      <w:pPr>
-        <w:pStyle w:val="ListParagraph"/>
-        <w:numPr>
-          <w:ilvl w:val="0"/>
-          <w:numId w:val="24"/>
-        </w:numPr>
-        <w:spacing w:after="0" w:line="240" w:lineRule="auto"/>
-        <w:ind w:left="357" w:hanging="357"/>
-        <w:rPr>
-          <w:color w:val="0F50FF"/>
-          <w:u w:val="single"/>
-        </w:rPr>
-      </w:pPr>
-      <w:proofErr w:type="gramStart"/>
-      <w:r>
-        <w:rPr>
-          <w:color w:val="0F50FF"/>
-          <w:u w:val="single"/>
-        </w:rPr>
-        <w:t xml:space="preserve">
-          <w:hyperlink r:id="rId150" w:tgtFrame="_blank">
-            <w:r>
-              <w:t xml:space="preserve">Nanocomplex-Integrated Multifunctional Hydrogel for Fast-Tracked Wound Repair Application: A Preclinical Evaluation.</w:t>
+              <w:t xml:space="preserve">A bioinspired mechano-catalytic hydrogel leaf for self-adaptive water purification.</w:t>
             </w:r>
           </w:hyperlink>
         </w:t>
@@ -12386,9 +13196,9 @@
           <w:u w:val="single"/>
         </w:rPr>
         <w:t xml:space="preserve">
-          <w:hyperlink r:id="rId12" w:tgtFrame="_blank">
-            <w:r>
-              <w:t xml:space="preserve">Antimicrobial photodynamic therapy with Ligularia fischeri extract and red light improves the restoration of Staphylococcus aureus-infected wounds in BALB/c mice.</w:t>
+          <w:hyperlink r:id="rId42" w:tgtFrame="_blank">
+            <w:r>
+              <w:t xml:space="preserve">Vacuum Scaling Drainage in the Treatment of Infected Elbow Charcot Neuroarthropathy: A Case Report and Literature Review.</w:t>
             </w:r>
           </w:hyperlink>
         </w:t>
@@ -12431,9 +13241,9 @@
           <w:u w:val="single"/>
         </w:rPr>
         <w:t xml:space="preserve">
-          <w:hyperlink r:id="rId13" w:tgtFrame="_blank">
-            <w:r>
-              <w:t xml:space="preserve">Desquamating dermatological conditions: The burns surgeon's guide to diagnosis and management.</w:t>
+          <w:hyperlink r:id="rId43" w:tgtFrame="_blank">
+            <w:r>
+              <w:t xml:space="preserve">Discovery of Natural Magnolol/Dunnianol Inspired Derivatives as Potent Antibacterials against Methicillin-Resistant Staphylococcus aureus.</w:t>
             </w:r>
           </w:hyperlink>
         </w:t>
@@ -12476,9 +13286,9 @@
           <w:u w:val="single"/>
         </w:rPr>
         <w:t xml:space="preserve">
-          <w:hyperlink r:id="rId14" w:tgtFrame="_blank">
-            <w:r>
-              <w:t xml:space="preserve">Prevalence, risk factors, and antimicrobial resistance of Staphylococcus aureus in equines in Egypt.</w:t>
+          <w:hyperlink r:id="rId44" w:tgtFrame="_blank">
+            <w:r>
+              <w:t xml:space="preserve">[Staphylococcal scalded skin syndrome: a pediatric dermatology emergency].</w:t>
             </w:r>
           </w:hyperlink>
         </w:t>
@@ -12521,9 +13331,9 @@
           <w:u w:val="single"/>
         </w:rPr>
         <w:t xml:space="preserve">
-          <w:hyperlink r:id="rId15" w:tgtFrame="_blank">
-            <w:r>
-              <w:t xml:space="preserve">Mechanisms underlying pyogenic bacterial infections of the skin.</w:t>
+          <w:hyperlink r:id="rId45" w:tgtFrame="_blank">
+            <w:r>
+              <w:t xml:space="preserve">A xanthone derivative MGS-3, confers protection against Staphylococcus aureus infection through SarA-mediated inhibition of alpha-hemolysin expression.</w:t>
             </w:r>
           </w:hyperlink>
         </w:t>
@@ -12566,9 +13376,9 @@
           <w:u w:val="single"/>
         </w:rPr>
         <w:t xml:space="preserve">
-          <w:hyperlink r:id="rId16" w:tgtFrame="_blank">
-            <w:r>
-              <w:t xml:space="preserve">Engineering Nano-Antibiotics for Accelerating Wound Healing in Drug-Resistant Bacterial Infections.</w:t>
+          <w:hyperlink r:id="rId46" w:tgtFrame="_blank">
+            <w:r>
+              <w:t xml:space="preserve">Staphylococcus aureus aggravates psoriasis in human keratinocytes with the assistance of IL-17A and TNF- α, along with a contribution from genes associated with skin cutaneous melanoma.</w:t>
             </w:r>
           </w:hyperlink>
         </w:t>
@@ -12611,9 +13421,9 @@
           <w:u w:val="single"/>
         </w:rPr>
         <w:t xml:space="preserve">
-          <w:hyperlink r:id="rId17" w:tgtFrame="_blank">
-            <w:r>
-              <w:t xml:space="preserve">Getting It Right the Second Time: How Can we Optimize First-Generation Cephalosporin Dosing for Skin and Soft Tissue Infections in the 21st Century?</w:t>
+          <w:hyperlink r:id="rId47" w:tgtFrame="_blank">
+            <w:r>
+              <w:t xml:space="preserve">Delayed Newborn Bathing: Exploring Social Media Trends, Cultural Perspectives, and Dermatologic Implications.</w:t>
             </w:r>
           </w:hyperlink>
         </w:t>
@@ -12656,9 +13466,9 @@
           <w:u w:val="single"/>
         </w:rPr>
         <w:t xml:space="preserve">
-          <w:hyperlink r:id="rId18" w:tgtFrame="_blank">
-            <w:r>
-              <w:t xml:space="preserve">The toxic effects of α-hemolysin and β-hemolysin produced by Staphylococcus aureus.</w:t>
+          <w:hyperlink r:id="rId48" w:tgtFrame="_blank">
+            <w:r>
+              <w:t xml:space="preserve">Antimicrobial resistance and epidemiological determinants of single and polymicrobial staphylococcal infections in canine pyoderma.</w:t>
             </w:r>
           </w:hyperlink>
         </w:t>
@@ -12701,9 +13511,9 @@
           <w:u w:val="single"/>
         </w:rPr>
         <w:t xml:space="preserve">
-          <w:hyperlink r:id="rId19" w:tgtFrame="_blank">
-            <w:r>
-              <w:t xml:space="preserve">Phenotypic and genotypic characterization of Staphylococcus aureus, including MRSA and PVL-positive isolates, in Egyptian fruit bats.</w:t>
+          <w:hyperlink r:id="rId49" w:tgtFrame="_blank">
+            <w:r>
+              <w:t xml:space="preserve">Characterization and Wound-Healing Effects of Fucoidan from Sargassum polycystum Collected in South Sulawesi in a Staphylococcus aureus-Infected Rat Model.</w:t>
             </w:r>
           </w:hyperlink>
         </w:t>
@@ -12746,9 +13556,9 @@
           <w:u w:val="single"/>
         </w:rPr>
         <w:t xml:space="preserve">
-          <w:hyperlink r:id="rId20" w:tgtFrame="_blank">
-            <w:r>
-              <w:t xml:space="preserve">The Acari Hypothesis, VIII: the human apocrine-mammary-microbiota axis and Staphylococcus epidermidis mutualism.</w:t>
+          <w:hyperlink r:id="rId50" w:tgtFrame="_blank">
+            <w:r>
+              <w:t xml:space="preserve">Repression of Virulence in Staphylococcus aureus by 2-Aminothiol-Mediated Quorum Quenching.</w:t>
             </w:r>
           </w:hyperlink>
         </w:t>
@@ -12791,9 +13601,9 @@
           <w:u w:val="single"/>
         </w:rPr>
         <w:t xml:space="preserve">
-          <w:hyperlink r:id="rId21" w:tgtFrame="_blank">
-            <w:r>
-              <w:t xml:space="preserve">Risk stratification and source classification in Staphylococcus aureus bloodstream infections: high mortality linked to mrsa, biomarkers, and treatment efficacy.</w:t>
+          <w:hyperlink r:id="rId51" w:tgtFrame="_blank">
+            <w:r>
+              <w:t xml:space="preserve">High genetic diversity and multidrug resistance in methicillin-resistant Staphylococcus pseudintermedius from companion animals in South Korea between 2021 and 2023.</w:t>
             </w:r>
           </w:hyperlink>
         </w:t>
@@ -12836,9 +13646,9 @@
           <w:u w:val="single"/>
         </w:rPr>
         <w:t xml:space="preserve">
-          <w:hyperlink r:id="rId22" w:tgtFrame="_blank">
-            <w:r>
-              <w:t xml:space="preserve">In Vitro Antibacterial Efficacy of Cetirizine and N-Acetylcysteine Alone and in Combination with Cefalexin on Canine Methicillin-Sensitive and -Resistant Staphylococcus pseudintermedius.</w:t>
+          <w:hyperlink r:id="rId52" w:tgtFrame="_blank">
+            <w:r>
+              <w:t xml:space="preserve">When appearances deceive: a comparative analysis of acute skin failure in pediatric patients.</w:t>
             </w:r>
           </w:hyperlink>
         </w:t>
@@ -12881,9 +13691,9 @@
           <w:u w:val="single"/>
         </w:rPr>
         <w:t xml:space="preserve">
-          <w:hyperlink r:id="rId23" w:tgtFrame="_blank">
-            <w:r>
-              <w:t xml:space="preserve">Case Report: Paradoxical psoriasis under TNF-α blockade may represent generalized abscessing staphyloderma - GASD syndrome by TNF antagonists.</w:t>
+          <w:hyperlink r:id="rId53" w:tgtFrame="_blank">
+            <w:r>
+              <w:t xml:space="preserve">A Translational Preterm Piglet Model For Neonatal Sepsis.</w:t>
             </w:r>
           </w:hyperlink>
         </w:t>
@@ -12926,9 +13736,9 @@
           <w:u w:val="single"/>
         </w:rPr>
         <w:t xml:space="preserve">
-          <w:hyperlink r:id="rId24" w:tgtFrame="_blank">
-            <w:r>
-              <w:t xml:space="preserve">Longitudinal Epidemiology of Coagulase-Positive Staphylococcal Species Recovered from Humans, Pets, and Household Environments.</w:t>
+          <w:hyperlink r:id="rId54" w:tgtFrame="_blank">
+            <w:r>
+              <w:t xml:space="preserve">Phenotypic and Genotypic Diversity of Methicillin-Resistant Staphylococci in Dermatological Pets and Their Owners.</w:t>
             </w:r>
           </w:hyperlink>
         </w:t>
@@ -12971,9 +13781,9 @@
           <w:u w:val="single"/>
         </w:rPr>
         <w:t xml:space="preserve">
-          <w:hyperlink r:id="rId25" w:tgtFrame="_blank">
-            <w:r>
-              <w:t xml:space="preserve">Microbiological and clinical aspects of complicated canine pyoderma: A case report.</w:t>
+          <w:hyperlink r:id="rId55" w:tgtFrame="_blank">
+            <w:r>
+              <w:t xml:space="preserve">Understanding Community Perspectives on Staphylococcus aureus Disease and Prevention in the White Mountain Apache Tribal Community in Arizona.</w:t>
             </w:r>
           </w:hyperlink>
         </w:t>
@@ -13016,9 +13826,9 @@
           <w:u w:val="single"/>
         </w:rPr>
         <w:t xml:space="preserve">
-          <w:hyperlink r:id="rId26" w:tgtFrame="_blank">
-            <w:r>
-              <w:t xml:space="preserve">New gel formulation for treating wounds infected with common bacteria isolated from feline wounds in rats.</w:t>
+          <w:hyperlink r:id="rId56" w:tgtFrame="_blank">
+            <w:r>
+              <w:t xml:space="preserve">Blistering in a neonate: Epidermolysis bullosa or staphylococcus scalded skin syndrome?</w:t>
             </w:r>
           </w:hyperlink>
         </w:t>
@@ -13061,9 +13871,54 @@
           <w:u w:val="single"/>
         </w:rPr>
         <w:t xml:space="preserve">
-          <w:hyperlink r:id="rId27" w:tgtFrame="_blank">
-            <w:r>
-              <w:t xml:space="preserve">A Case Series Demonstrating the Spectrum of Invasive Methicillin-Sensitive Staphylococcus aureus (MSSA) Disease.</w:t>
+          <w:hyperlink r:id="rId57" w:tgtFrame="_blank">
+            <w:r>
+              <w:t xml:space="preserve">Spermine conjugates of non-steroidal anti-inflammatory drugs as potent antibacterials against multidrug-resistant S. aureus and Enterococcus sp.</w:t>
+            </w:r>
+          </w:hyperlink>
+        </w:t>
+      </w:r>
+    </w:p>
+    <w:p>
+      <w:pPr>
+        <w:spacing w:after="0"/>
+        <w:rPr>
+          <w:color w:val="0F50FF"/>
+          <w:u w:val="single"/>
+        </w:rPr>
+      </w:pPr>
+      <w:r>
+        <w:rPr>
+          <w:color w:val="0F50FF"/>
+          <w:u w:val="single"/>
+        </w:rPr>
+        <w:t xml:space="preserve"/>
+      </w:r>
+    </w:p>
+    <w:p>
+      <w:pPr>
+        <w:pStyle w:val="ListParagraph"/>
+        <w:numPr>
+          <w:ilvl w:val="0"/>
+          <w:numId w:val="25"/>
+        </w:numPr>
+        <w:spacing w:after="0" w:line="240" w:lineRule="auto"/>
+        <w:ind w:left="357" w:hanging="357"/>
+        <w:rPr>
+          <w:color w:val="0F50FF"/>
+          <w:u w:val="single"/>
+        </w:rPr>
+      </w:pPr>
+      <w:proofErr w:type="gramStart"/>
+      <w:r>
+        <w:rPr>
+          <w:color w:val="0F50FF"/>
+          <w:u w:val="single"/>
+        </w:rPr>
+        <w:t xml:space="preserve">
+          <w:hyperlink r:id="rId58" w:tgtFrame="_blank">
+            <w:r>
+              <w:t xml:space="preserve">A non-bactericidal antimicrobial peptide provides protective effect against bacterial sepsis via regulation of antimicrobial immunity and vascular endothelial functions.</w:t>
             </w:r>
           </w:hyperlink>
         </w:t>
